--- a/docs/ubs.docx
+++ b/docs/ubs.docx
@@ -28,7 +28,7 @@
         </w:p>
       </w:sdtContent>
     </w:sdt>
-    <w:bookmarkStart w:id="85" w:name="universal-build-system-ubs"/>
+    <w:bookmarkStart w:id="87" w:name="universal-build-system-ubs"/>
     <w:p>
       <w:pPr>
         <w:pStyle w:val="Heading1"/>
@@ -4838,7 +4838,7 @@
         <w:t xml:space="preserve"> </w:t>
       </w:r>
       <w:r>
-        <w:t xml:space="preserve">block; required capabilities, disqualified packages, cost band, team size cap and ops-maturity floor all escalate per tier. Additional tier-alignment FAIL conditions: (a)</w:t>
+        <w:t xml:space="preserve">block; required capabilities, disqualified packages, and cost band all escalate per tier. Additional tier-alignment FAIL condition:</w:t>
       </w:r>
       <w:r>
         <w:t xml:space="preserve"> </w:t>
@@ -4853,52 +4853,7 @@
         <w:t xml:space="preserve"> </w:t>
       </w:r>
       <w:r>
-        <w:t xml:space="preserve">(under-budgeted for tier), (b)</w:t>
-      </w:r>
-      <w:r>
-        <w:t xml:space="preserve"> </w:t>
-      </w:r>
-      <w:r>
-        <w:rPr>
-          <w:rStyle w:val="VerbatimChar"/>
-        </w:rPr>
-        <w:t xml:space="preserve">team.size &gt; team_size_max</w:t>
-      </w:r>
-      <w:r>
-        <w:t xml:space="preserve"> </w:t>
-      </w:r>
-      <w:r>
-        <w:t xml:space="preserve">(tier under-sized for org — pick higher tier), (c)</w:t>
-      </w:r>
-      <w:r>
-        <w:t xml:space="preserve"> </w:t>
-      </w:r>
-      <w:r>
-        <w:rPr>
-          <w:rStyle w:val="VerbatimChar"/>
-        </w:rPr>
-        <w:t xml:space="preserve">team.ops_maturity</w:t>
-      </w:r>
-      <w:r>
-        <w:t xml:space="preserve"> </w:t>
-      </w:r>
-      <w:r>
-        <w:t xml:space="preserve">below</w:t>
-      </w:r>
-      <w:r>
-        <w:t xml:space="preserve"> </w:t>
-      </w:r>
-      <w:r>
-        <w:rPr>
-          <w:rStyle w:val="VerbatimChar"/>
-        </w:rPr>
-        <w:t xml:space="preserve">ops_maturity_floor</w:t>
-      </w:r>
-      <w:r>
-        <w:t xml:space="preserve"> </w:t>
-      </w:r>
-      <w:r>
-        <w:t xml:space="preserve">(team cannot operate this tier). Script:</w:t>
+        <w:t xml:space="preserve">(under-budgeted for tier). Script:</w:t>
       </w:r>
       <w:r>
         <w:t xml:space="preserve"> </w:t>
@@ -23319,7 +23274,7 @@
     </w:p>
     <w:bookmarkEnd w:id="71"/>
     <w:bookmarkEnd w:id="72"/>
-    <w:bookmarkStart w:id="83" w:name="X252f7a4f6bd095383a086e95b90cd850cdcdc27"/>
+    <w:bookmarkStart w:id="85" w:name="X252f7a4f6bd095383a086e95b90cd850cdcdc27"/>
     <w:p>
       <w:pPr>
         <w:pStyle w:val="Heading2"/>
@@ -23485,10 +23440,9 @@
         <w:tblLook w:firstRow="1" w:lastRow="0" w:firstColumn="0" w:lastColumn="0" w:noHBand="0" w:noVBand="0" w:val="0020"/>
       </w:tblPr>
       <w:tblGrid>
-        <w:gridCol w:w="1980"/>
-        <w:gridCol w:w="1980"/>
-        <w:gridCol w:w="1980"/>
-        <w:gridCol w:w="1980"/>
+        <w:gridCol w:w="2640"/>
+        <w:gridCol w:w="2640"/>
+        <w:gridCol w:w="2640"/>
       </w:tblGrid>
       <w:tr>
         <w:trPr>
@@ -23524,17 +23478,6 @@
               <w:pStyle w:val="Compact"/>
             </w:pPr>
             <w:r>
-              <w:t xml:space="preserve">Ops-maturity floor</w:t>
-            </w:r>
-          </w:p>
-        </w:tc>
-        <w:tc>
-          <w:tcPr/>
-          <w:p>
-            <w:pPr>
-              <w:pStyle w:val="Compact"/>
-            </w:pPr>
-            <w:r>
               <w:t xml:space="preserve">Cost envelope (typical)</w:t>
             </w:r>
           </w:p>
@@ -23564,17 +23507,6 @@
             </w:pPr>
             <w:r>
               <w:t xml:space="preserve">1,000</w:t>
-            </w:r>
-          </w:p>
-        </w:tc>
-        <w:tc>
-          <w:tcPr/>
-          <w:p>
-            <w:pPr>
-              <w:pStyle w:val="Compact"/>
-            </w:pPr>
-            <w:r>
-              <w:t xml:space="preserve">solo</w:t>
             </w:r>
           </w:p>
         </w:tc>
@@ -23634,17 +23566,6 @@
             <w:pPr>
               <w:pStyle w:val="Compact"/>
             </w:pPr>
-            <w:r>
-              <w:t xml:space="preserve">small</w:t>
-            </w:r>
-          </w:p>
-        </w:tc>
-        <w:tc>
-          <w:tcPr/>
-          <w:p>
-            <w:pPr>
-              <w:pStyle w:val="Compact"/>
-            </w:pPr>
             <m:oMath>
               <m:r>
                 <m:t>200</m:t>
@@ -23686,17 +23607,6 @@
             </w:pPr>
             <w:r>
               <w:t xml:space="preserve">10,000,000</w:t>
-            </w:r>
-          </w:p>
-        </w:tc>
-        <w:tc>
-          <w:tcPr/>
-          <w:p>
-            <w:pPr>
-              <w:pStyle w:val="Compact"/>
-            </w:pPr>
-            <w:r>
-              <w:t xml:space="preserve">medium</w:t>
             </w:r>
           </w:p>
         </w:tc>
@@ -23766,17 +23676,6 @@
               <w:pStyle w:val="Compact"/>
             </w:pPr>
             <w:r>
-              <w:t xml:space="preserve">enterprise</w:t>
-            </w:r>
-          </w:p>
-        </w:tc>
-        <w:tc>
-          <w:tcPr/>
-          <w:p>
-            <w:pPr>
-              <w:pStyle w:val="Compact"/>
-            </w:pPr>
-            <w:r>
               <w:t xml:space="preserve">$50,000+/mo</w:t>
             </w:r>
           </w:p>
@@ -23803,7 +23702,7 @@
         <w:t xml:space="preserve"> </w:t>
       </w:r>
       <w:r>
-        <w:t xml:space="preserve">with five fields:</w:t>
+        <w:t xml:space="preserve">with four fields:</w:t>
       </w:r>
     </w:p>
     <w:p>
@@ -23907,27 +23806,6 @@
     </w:p>
     <w:p>
       <w:pPr>
-        <w:pStyle w:val="Compact"/>
-        <w:numPr>
-          <w:ilvl w:val="0"/>
-          <w:numId w:val="1040"/>
-        </w:numPr>
-      </w:pPr>
-      <w:r>
-        <w:rPr>
-          <w:rStyle w:val="VerbatimChar"/>
-        </w:rPr>
-        <w:t xml:space="preserve">team_size_max</w:t>
-      </w:r>
-      <w:r>
-        <w:t xml:space="preserve"> </w:t>
-      </w:r>
-      <w:r>
-        <w:t xml:space="preserve">— soft upper bound; bigger team → pick higher tier (or fork to multi-product)</w:t>
-      </w:r>
-    </w:p>
-    <w:p>
-      <w:pPr>
         <w:pStyle w:val="FirstParagraph"/>
       </w:pPr>
       <w:r>
@@ -24003,7 +23881,7 @@
         <w:t xml:space="preserve"> </w:t>
       </w:r>
       <w:r>
-        <w:t xml:space="preserve">block. On top of capability presence, three new FAIL conditions fire:</w:t>
+        <w:t xml:space="preserve">block. On top of capability presence, one tier-alignment FAIL condition fires:</w:t>
       </w:r>
     </w:p>
     <w:p>
@@ -24039,89 +23917,7 @@
     </w:p>
     <w:p>
       <w:pPr>
-        <w:pStyle w:val="Compact"/>
-        <w:numPr>
-          <w:ilvl w:val="0"/>
-          <w:numId w:val="1041"/>
-        </w:numPr>
-      </w:pPr>
-      <w:r>
-        <w:rPr>
-          <w:b/>
-          <w:bCs/>
-        </w:rPr>
-        <w:t xml:space="preserve">Team over-sized for tier.</w:t>
-      </w:r>
-      <w:r>
-        <w:t xml:space="preserve"> </w:t>
-      </w:r>
-      <w:r>
-        <w:rPr>
-          <w:rStyle w:val="VerbatimChar"/>
-        </w:rPr>
-        <w:t xml:space="preserve">intent.declared.team.size &gt; tier.team_size_max</w:t>
-      </w:r>
-      <w:r>
-        <w:t xml:space="preserve"> </w:t>
-      </w:r>
-      <w:r>
-        <w:t xml:space="preserve">→ FAIL. A 30-engineer team picking the mvp tier is misaligned; push to growth/scale.</w:t>
-      </w:r>
-    </w:p>
-    <w:p>
-      <w:pPr>
-        <w:pStyle w:val="Compact"/>
-        <w:numPr>
-          <w:ilvl w:val="0"/>
-          <w:numId w:val="1041"/>
-        </w:numPr>
-      </w:pPr>
-      <w:r>
-        <w:rPr>
-          <w:b/>
-          <w:bCs/>
-        </w:rPr>
-        <w:t xml:space="preserve">Team under-skilled for tier.</w:t>
-      </w:r>
-      <w:r>
-        <w:t xml:space="preserve"> </w:t>
-      </w:r>
-      <w:r>
-        <w:rPr>
-          <w:rStyle w:val="VerbatimChar"/>
-        </w:rPr>
-        <w:t xml:space="preserve">ops_rank(intent.declared.team.ops_maturity) &lt; ops_rank(tier.ops_maturity_floor)</w:t>
-      </w:r>
-      <w:r>
-        <w:t xml:space="preserve"> </w:t>
-      </w:r>
-      <w:r>
-        <w:t xml:space="preserve">→ FAIL. A solo founder cannot operate a scale-tier multi-region stack regardless of stack correctness; the ops surface dominates.</w:t>
-      </w:r>
-    </w:p>
-    <w:p>
-      <w:pPr>
         <w:pStyle w:val="FirstParagraph"/>
-      </w:pPr>
-      <w:r>
-        <w:t xml:space="preserve">Ranking is monotone:</w:t>
-      </w:r>
-      <w:r>
-        <w:t xml:space="preserve"> </w:t>
-      </w:r>
-      <w:r>
-        <w:rPr>
-          <w:rStyle w:val="VerbatimChar"/>
-        </w:rPr>
-        <w:t xml:space="preserve">solo (1) &lt; small (2) &lt; medium (3) &lt; enterprise (4)</w:t>
-      </w:r>
-      <w:r>
-        <w:t xml:space="preserve">.</w:t>
-      </w:r>
-    </w:p>
-    <w:p>
-      <w:pPr>
-        <w:pStyle w:val="BodyText"/>
       </w:pPr>
       <w:r>
         <w:t xml:space="preserve">Backwards-compat: if</w:t>
@@ -24763,12 +24559,384 @@
       </w:r>
     </w:p>
     <w:bookmarkEnd w:id="77"/>
-    <w:bookmarkStart w:id="78" w:name="w6-outputs"/>
+    <w:bookmarkStart w:id="79" w:name="Xc44528dcb7aea11b7df41bc1ed62b293345b1c1"/>
     <w:p>
       <w:pPr>
         <w:pStyle w:val="Heading3"/>
       </w:pPr>
       <w:r>
+        <w:t xml:space="preserve">W.5.1 Mandatory system-design reference (v8.5+)</w:t>
+      </w:r>
+    </w:p>
+    <w:p>
+      <w:pPr>
+        <w:pStyle w:val="FirstParagraph"/>
+      </w:pPr>
+      <w:r>
+        <w:t xml:space="preserve">Before drafting</w:t>
+      </w:r>
+      <w:r>
+        <w:t xml:space="preserve"> </w:t>
+      </w:r>
+      <w:r>
+        <w:rPr>
+          <w:rStyle w:val="VerbatimChar"/>
+        </w:rPr>
+        <w:t xml:space="preserve">architecture.md</w:t>
+      </w:r>
+      <w:r>
+        <w:t xml:space="preserve"> </w:t>
+      </w:r>
+      <w:r>
+        <w:t xml:space="preserve">+</w:t>
+      </w:r>
+      <w:r>
+        <w:t xml:space="preserve"> </w:t>
+      </w:r>
+      <w:r>
+        <w:rPr>
+          <w:rStyle w:val="VerbatimChar"/>
+        </w:rPr>
+        <w:t xml:space="preserve">production-design.md</w:t>
+      </w:r>
+      <w:r>
+        <w:t xml:space="preserve">, the architect MUST consult the external system-design reference catalog:</w:t>
+      </w:r>
+    </w:p>
+    <w:p>
+      <w:pPr>
+        <w:pStyle w:val="Compact"/>
+        <w:numPr>
+          <w:ilvl w:val="0"/>
+          <w:numId w:val="1042"/>
+        </w:numPr>
+      </w:pPr>
+      <w:r>
+        <w:t xml:space="preserve">Local index:</w:t>
+      </w:r>
+      <w:r>
+        <w:t xml:space="preserve"> </w:t>
+      </w:r>
+      <w:r>
+        <w:rPr>
+          <w:rStyle w:val="VerbatimChar"/>
+        </w:rPr>
+        <w:t xml:space="preserve">&lt;skill-root&gt;/sub-skills/spec/references/system-design-advisor-index.md</w:t>
+      </w:r>
+    </w:p>
+    <w:p>
+      <w:pPr>
+        <w:pStyle w:val="Compact"/>
+        <w:numPr>
+          <w:ilvl w:val="0"/>
+          <w:numId w:val="1042"/>
+        </w:numPr>
+      </w:pPr>
+      <w:r>
+        <w:t xml:space="preserve">Upstream:</w:t>
+      </w:r>
+      <w:r>
+        <w:t xml:space="preserve"> </w:t>
+      </w:r>
+      <w:hyperlink r:id="rId78">
+        <w:r>
+          <w:rPr>
+            <w:rStyle w:val="Hyperlink"/>
+          </w:rPr>
+          <w:t xml:space="preserve">https://github.com/bachdx2812/system-design-advisor/tree/main/references</w:t>
+        </w:r>
+      </w:hyperlink>
+    </w:p>
+    <w:p>
+      <w:pPr>
+        <w:pStyle w:val="Compact"/>
+        <w:numPr>
+          <w:ilvl w:val="0"/>
+          <w:numId w:val="1042"/>
+        </w:numPr>
+      </w:pPr>
+      <w:r>
+        <w:t xml:space="preserve">Raw URL pattern:</w:t>
+      </w:r>
+      <w:r>
+        <w:t xml:space="preserve"> </w:t>
+      </w:r>
+      <w:r>
+        <w:rPr>
+          <w:rStyle w:val="VerbatimChar"/>
+        </w:rPr>
+        <w:t xml:space="preserve">https://raw.githubusercontent.com/bachdx2812/system-design-advisor/main/references/&lt;FILE&gt;.md</w:t>
+      </w:r>
+    </w:p>
+    <w:p>
+      <w:pPr>
+        <w:pStyle w:val="FirstParagraph"/>
+      </w:pPr>
+      <w:r>
+        <w:t xml:space="preserve">The local index maps topic → file (e.g.</w:t>
+      </w:r>
+      <w:r>
+        <w:t xml:space="preserve"> </w:t>
+      </w:r>
+      <w:r>
+        <w:rPr>
+          <w:rStyle w:val="VerbatimChar"/>
+        </w:rPr>
+        <w:t xml:space="preserve">youtube-clone @ growth</w:t>
+      </w:r>
+      <w:r>
+        <w:t xml:space="preserve"> </w:t>
+      </w:r>
+      <w:r>
+        <w:t xml:space="preserve">→</w:t>
+      </w:r>
+      <w:r>
+        <w:t xml:space="preserve"> </w:t>
+      </w:r>
+      <w:r>
+        <w:rPr>
+          <w:rStyle w:val="VerbatimChar"/>
+        </w:rPr>
+        <w:t xml:space="preserve">fundamentals-and-estimation.md</w:t>
+      </w:r>
+      <w:r>
+        <w:t xml:space="preserve"> </w:t>
+      </w:r>
+      <w:r>
+        <w:t xml:space="preserve">+</w:t>
+      </w:r>
+      <w:r>
+        <w:t xml:space="preserve"> </w:t>
+      </w:r>
+      <w:r>
+        <w:rPr>
+          <w:rStyle w:val="VerbatimChar"/>
+        </w:rPr>
+        <w:t xml:space="preserve">storage-and-infrastructure.md</w:t>
+      </w:r>
+      <w:r>
+        <w:t xml:space="preserve"> </w:t>
+      </w:r>
+      <w:r>
+        <w:t xml:space="preserve">+</w:t>
+      </w:r>
+      <w:r>
+        <w:t xml:space="preserve"> </w:t>
+      </w:r>
+      <w:r>
+        <w:rPr>
+          <w:rStyle w:val="VerbatimChar"/>
+        </w:rPr>
+        <w:t xml:space="preserve">caching-and-cdn.md</w:t>
+      </w:r>
+      <w:r>
+        <w:t xml:space="preserve"> </w:t>
+      </w:r>
+      <w:r>
+        <w:t xml:space="preserve">+</w:t>
+      </w:r>
+      <w:r>
+        <w:t xml:space="preserve"> </w:t>
+      </w:r>
+      <w:r>
+        <w:rPr>
+          <w:rStyle w:val="VerbatimChar"/>
+        </w:rPr>
+        <w:t xml:space="preserve">real-time-and-streaming.md</w:t>
+      </w:r>
+      <w:r>
+        <w:t xml:space="preserve"> </w:t>
+      </w:r>
+      <w:r>
+        <w:t xml:space="preserve">+</w:t>
+      </w:r>
+      <w:r>
+        <w:t xml:space="preserve"> </w:t>
+      </w:r>
+      <w:r>
+        <w:rPr>
+          <w:rStyle w:val="VerbatimChar"/>
+        </w:rPr>
+        <w:t xml:space="preserve">queues-and-protocols.md</w:t>
+      </w:r>
+      <w:r>
+        <w:t xml:space="preserve"> </w:t>
+      </w:r>
+      <w:r>
+        <w:t xml:space="preserve">+</w:t>
+      </w:r>
+      <w:r>
+        <w:t xml:space="preserve"> </w:t>
+      </w:r>
+      <w:r>
+        <w:rPr>
+          <w:rStyle w:val="VerbatimChar"/>
+        </w:rPr>
+        <w:t xml:space="preserve">databases.md</w:t>
+      </w:r>
+      <w:r>
+        <w:t xml:space="preserve"> </w:t>
+      </w:r>
+      <w:r>
+        <w:t xml:space="preserve">+</w:t>
+      </w:r>
+      <w:r>
+        <w:t xml:space="preserve"> </w:t>
+      </w:r>
+      <w:r>
+        <w:rPr>
+          <w:rStyle w:val="VerbatimChar"/>
+        </w:rPr>
+        <w:t xml:space="preserve">search-and-indexing.md</w:t>
+      </w:r>
+      <w:r>
+        <w:t xml:space="preserve"> </w:t>
+      </w:r>
+      <w:r>
+        <w:t xml:space="preserve">+</w:t>
+      </w:r>
+      <w:r>
+        <w:t xml:space="preserve"> </w:t>
+      </w:r>
+      <w:r>
+        <w:rPr>
+          <w:rStyle w:val="VerbatimChar"/>
+        </w:rPr>
+        <w:t xml:space="preserve">case-studies.md</w:t>
+      </w:r>
+      <w:r>
+        <w:t xml:space="preserve"> </w:t>
+      </w:r>
+      <w:r>
+        <w:t xml:space="preserve">+</w:t>
+      </w:r>
+      <w:r>
+        <w:t xml:space="preserve"> </w:t>
+      </w:r>
+      <w:r>
+        <w:rPr>
+          <w:rStyle w:val="VerbatimChar"/>
+        </w:rPr>
+        <w:t xml:space="preserve">authentication-and-security-deep-dive.md</w:t>
+      </w:r>
+      <w:r>
+        <w:t xml:space="preserve"> </w:t>
+      </w:r>
+      <w:r>
+        <w:t xml:space="preserve">+</w:t>
+      </w:r>
+      <w:r>
+        <w:t xml:space="preserve"> </w:t>
+      </w:r>
+      <w:r>
+        <w:rPr>
+          <w:rStyle w:val="VerbatimChar"/>
+        </w:rPr>
+        <w:t xml:space="preserve">anti-patterns-and-selection.md</w:t>
+      </w:r>
+      <w:r>
+        <w:t xml:space="preserve">). The architect picks the rows matching declared</w:t>
+      </w:r>
+      <w:r>
+        <w:t xml:space="preserve"> </w:t>
+      </w:r>
+      <w:r>
+        <w:rPr>
+          <w:rStyle w:val="VerbatimChar"/>
+        </w:rPr>
+        <w:t xml:space="preserve">product_type</w:t>
+      </w:r>
+      <w:r>
+        <w:t xml:space="preserve"> </w:t>
+      </w:r>
+      <w:r>
+        <w:t xml:space="preserve">+</w:t>
+      </w:r>
+      <w:r>
+        <w:t xml:space="preserve"> </w:t>
+      </w:r>
+      <w:r>
+        <w:rPr>
+          <w:rStyle w:val="VerbatimChar"/>
+        </w:rPr>
+        <w:t xml:space="preserve">scale_tier</w:t>
+      </w:r>
+      <w:r>
+        <w:t xml:space="preserve">, fetches the referenced files via</w:t>
+      </w:r>
+      <w:r>
+        <w:t xml:space="preserve"> </w:t>
+      </w:r>
+      <w:r>
+        <w:rPr>
+          <w:rStyle w:val="VerbatimChar"/>
+        </w:rPr>
+        <w:t xml:space="preserve">gh api repos/bachdx2812/system-design-advisor/contents/references/&lt;FILE&gt;</w:t>
+      </w:r>
+      <w:r>
+        <w:t xml:space="preserve"> </w:t>
+      </w:r>
+      <w:r>
+        <w:t xml:space="preserve">(or WebFetch / shallow clone), and CITES each consulted file by name in</w:t>
+      </w:r>
+      <w:r>
+        <w:t xml:space="preserve"> </w:t>
+      </w:r>
+      <w:r>
+        <w:rPr>
+          <w:rStyle w:val="VerbatimChar"/>
+        </w:rPr>
+        <w:t xml:space="preserve">production-design.md ## Boring-tech justification</w:t>
+      </w:r>
+      <w:r>
+        <w:t xml:space="preserve"> </w:t>
+      </w:r>
+      <w:r>
+        <w:t xml:space="preserve">or</w:t>
+      </w:r>
+      <w:r>
+        <w:t xml:space="preserve"> </w:t>
+      </w:r>
+      <w:r>
+        <w:rPr>
+          <w:rStyle w:val="VerbatimChar"/>
+        </w:rPr>
+        <w:t xml:space="preserve">architecture.md ## Trade-offs considered</w:t>
+      </w:r>
+      <w:r>
+        <w:t xml:space="preserve">.</w:t>
+      </w:r>
+    </w:p>
+    <w:p>
+      <w:pPr>
+        <w:pStyle w:val="BodyText"/>
+      </w:pPr>
+      <w:r>
+        <w:t xml:space="preserve">A non-boring stack choice WITHOUT a corresponding citation =</w:t>
+      </w:r>
+      <w:r>
+        <w:t xml:space="preserve"> </w:t>
+      </w:r>
+      <w:r>
+        <w:rPr>
+          <w:rStyle w:val="VerbatimChar"/>
+        </w:rPr>
+        <w:t xml:space="preserve">PENDING_REVIEWER</w:t>
+      </w:r>
+      <w:r>
+        <w:t xml:space="preserve"> </w:t>
+      </w:r>
+      <w:r>
+        <w:t xml:space="preserve">automatically — the architect cannot justify exotic tech against canonical large-system case studies it never read.</w:t>
+      </w:r>
+    </w:p>
+    <w:bookmarkEnd w:id="79"/>
+    <w:bookmarkStart w:id="80" w:name="w6-outputs"/>
+    <w:p>
+      <w:pPr>
+        <w:pStyle w:val="Heading3"/>
+      </w:pPr>
+      <w:r>
         <w:t xml:space="preserve">W.6 Outputs</w:t>
       </w:r>
     </w:p>
@@ -24789,7 +24957,7 @@
         <w:rPr>
           <w:rStyle w:val="VerbatimChar"/>
         </w:rPr>
-        <w:t xml:space="preserve">├── intent/verdict.json          # declared.scale_tier + cost + team (v8.5 fields)</w:t>
+        <w:t xml:space="preserve">├── intent/verdict.json          # declared.scale_tier + cost (v8.5 fields)</w:t>
       </w:r>
       <w:r>
         <w:br/>
@@ -24837,8 +25005,8 @@
         <w:t xml:space="preserve">    └── prod-design.json          # GATE-PROD-DESIGN verdict</w:t>
       </w:r>
     </w:p>
-    <w:bookmarkEnd w:id="78"/>
-    <w:bookmarkStart w:id="79" w:name="w7-verdict-json-examples"/>
+    <w:bookmarkEnd w:id="80"/>
+    <w:bookmarkStart w:id="81" w:name="w7-verdict-json-examples"/>
     <w:p>
       <w:pPr>
         <w:pStyle w:val="Heading3"/>
@@ -25258,7 +25426,7 @@
         <w:pStyle w:val="FirstParagraph"/>
       </w:pPr>
       <w:r>
-        <w:t xml:space="preserve">GATE-STACK (tier alignment fail — cost under-budget + ops floor breach):</w:t>
+        <w:t xml:space="preserve">GATE-STACK (tier alignment fail — cost under-budget):</w:t>
       </w:r>
     </w:p>
     <w:p>
@@ -25554,9 +25722,24 @@
         <w:t xml:space="preserve">"cost ceiling $50/mo below tier 'growth' minimum $200/mo — under-budgeted for tier"</w:t>
       </w:r>
       <w:r>
+        <w:br/>
+      </w:r>
+      <w:r>
+        <w:rPr>
+          <w:rStyle w:val="NormalTok"/>
+        </w:rPr>
+        <w:t xml:space="preserve">  </w:t>
+      </w:r>
+      <w:r>
         <w:rPr>
           <w:rStyle w:val="OtherTok"/>
         </w:rPr>
+        <w:t xml:space="preserve">]</w:t>
+      </w:r>
+      <w:r>
+        <w:rPr>
+          <w:rStyle w:val="FunctionTok"/>
+        </w:rPr>
         <w:t xml:space="preserve">,</w:t>
       </w:r>
       <w:r>
@@ -25566,13 +25749,543 @@
         <w:rPr>
           <w:rStyle w:val="NormalTok"/>
         </w:rPr>
+        <w:t xml:space="preserve">  </w:t>
+      </w:r>
+      <w:r>
+        <w:rPr>
+          <w:rStyle w:val="DataTypeTok"/>
+        </w:rPr>
+        <w:t xml:space="preserve">"schema_version"</w:t>
+      </w:r>
+      <w:r>
+        <w:rPr>
+          <w:rStyle w:val="FunctionTok"/>
+        </w:rPr>
+        <w:t xml:space="preserve">:</w:t>
+      </w:r>
+      <w:r>
+        <w:rPr>
+          <w:rStyle w:val="NormalTok"/>
+        </w:rPr>
+        <w:t xml:space="preserve"> </w:t>
+      </w:r>
+      <w:r>
+        <w:rPr>
+          <w:rStyle w:val="StringTok"/>
+        </w:rPr>
+        <w:t xml:space="preserve">"ubs-v8.5-stack"</w:t>
+      </w:r>
+      <w:r>
+        <w:br/>
+      </w:r>
+      <w:r>
+        <w:rPr>
+          <w:rStyle w:val="FunctionTok"/>
+        </w:rPr>
+        <w:t xml:space="preserve">}</w:t>
+      </w:r>
+    </w:p>
+    <w:p>
+      <w:pPr>
+        <w:pStyle w:val="FirstParagraph"/>
+      </w:pPr>
+      <w:r>
+        <w:t xml:space="preserve">GATE-PROD-DESIGN (PASS):</w:t>
+      </w:r>
+    </w:p>
+    <w:p>
+      <w:pPr>
+        <w:pStyle w:val="SourceCode"/>
+      </w:pPr>
+      <w:r>
+        <w:rPr>
+          <w:rStyle w:val="FunctionTok"/>
+        </w:rPr>
+        <w:t xml:space="preserve">{</w:t>
+      </w:r>
+      <w:r>
+        <w:br/>
+      </w:r>
+      <w:r>
+        <w:rPr>
+          <w:rStyle w:val="NormalTok"/>
+        </w:rPr>
+        <w:t xml:space="preserve">  </w:t>
+      </w:r>
+      <w:r>
+        <w:rPr>
+          <w:rStyle w:val="DataTypeTok"/>
+        </w:rPr>
+        <w:t xml:space="preserve">"gate"</w:t>
+      </w:r>
+      <w:r>
+        <w:rPr>
+          <w:rStyle w:val="FunctionTok"/>
+        </w:rPr>
+        <w:t xml:space="preserve">:</w:t>
+      </w:r>
+      <w:r>
+        <w:rPr>
+          <w:rStyle w:val="NormalTok"/>
+        </w:rPr>
+        <w:t xml:space="preserve"> </w:t>
+      </w:r>
+      <w:r>
+        <w:rPr>
+          <w:rStyle w:val="StringTok"/>
+        </w:rPr>
+        <w:t xml:space="preserve">"GATE-PROD-DESIGN"</w:t>
+      </w:r>
+      <w:r>
+        <w:rPr>
+          <w:rStyle w:val="FunctionTok"/>
+        </w:rPr>
+        <w:t xml:space="preserve">,</w:t>
+      </w:r>
+      <w:r>
+        <w:br/>
+      </w:r>
+      <w:r>
+        <w:rPr>
+          <w:rStyle w:val="NormalTok"/>
+        </w:rPr>
+        <w:t xml:space="preserve">  </w:t>
+      </w:r>
+      <w:r>
+        <w:rPr>
+          <w:rStyle w:val="DataTypeTok"/>
+        </w:rPr>
+        <w:t xml:space="preserve">"passed"</w:t>
+      </w:r>
+      <w:r>
+        <w:rPr>
+          <w:rStyle w:val="FunctionTok"/>
+        </w:rPr>
+        <w:t xml:space="preserve">:</w:t>
+      </w:r>
+      <w:r>
+        <w:rPr>
+          <w:rStyle w:val="NormalTok"/>
+        </w:rPr>
+        <w:t xml:space="preserve"> </w:t>
+      </w:r>
+      <w:r>
+        <w:rPr>
+          <w:rStyle w:val="KeywordTok"/>
+        </w:rPr>
+        <w:t xml:space="preserve">true</w:t>
+      </w:r>
+      <w:r>
+        <w:rPr>
+          <w:rStyle w:val="FunctionTok"/>
+        </w:rPr>
+        <w:t xml:space="preserve">,</w:t>
+      </w:r>
+      <w:r>
+        <w:br/>
+      </w:r>
+      <w:r>
+        <w:rPr>
+          <w:rStyle w:val="NormalTok"/>
+        </w:rPr>
+        <w:t xml:space="preserve">  </w:t>
+      </w:r>
+      <w:r>
+        <w:rPr>
+          <w:rStyle w:val="DataTypeTok"/>
+        </w:rPr>
+        <w:t xml:space="preserve">"verdict"</w:t>
+      </w:r>
+      <w:r>
+        <w:rPr>
+          <w:rStyle w:val="FunctionTok"/>
+        </w:rPr>
+        <w:t xml:space="preserve">:</w:t>
+      </w:r>
+      <w:r>
+        <w:rPr>
+          <w:rStyle w:val="NormalTok"/>
+        </w:rPr>
+        <w:t xml:space="preserve"> </w:t>
+      </w:r>
+      <w:r>
+        <w:rPr>
+          <w:rStyle w:val="StringTok"/>
+        </w:rPr>
+        <w:t xml:space="preserve">"PASS"</w:t>
+      </w:r>
+      <w:r>
+        <w:rPr>
+          <w:rStyle w:val="FunctionTok"/>
+        </w:rPr>
+        <w:t xml:space="preserve">,</w:t>
+      </w:r>
+      <w:r>
+        <w:br/>
+      </w:r>
+      <w:r>
+        <w:rPr>
+          <w:rStyle w:val="NormalTok"/>
+        </w:rPr>
+        <w:t xml:space="preserve">  </w:t>
+      </w:r>
+      <w:r>
+        <w:rPr>
+          <w:rStyle w:val="DataTypeTok"/>
+        </w:rPr>
+        <w:t xml:space="preserve">"sections_present"</w:t>
+      </w:r>
+      <w:r>
+        <w:rPr>
+          <w:rStyle w:val="FunctionTok"/>
+        </w:rPr>
+        <w:t xml:space="preserve">:</w:t>
+      </w:r>
+      <w:r>
+        <w:rPr>
+          <w:rStyle w:val="NormalTok"/>
+        </w:rPr>
+        <w:t xml:space="preserve"> </w:t>
+      </w:r>
+      <w:r>
+        <w:rPr>
+          <w:rStyle w:val="OtherTok"/>
+        </w:rPr>
+        <w:t xml:space="preserve">[</w:t>
+      </w:r>
+      <w:r>
+        <w:rPr>
+          <w:rStyle w:val="StringTok"/>
+        </w:rPr>
+        <w:t xml:space="preserve">"Capacity model"</w:t>
+      </w:r>
+      <w:r>
+        <w:rPr>
+          <w:rStyle w:val="OtherTok"/>
+        </w:rPr>
+        <w:t xml:space="preserve">,</w:t>
+      </w:r>
+      <w:r>
+        <w:rPr>
+          <w:rStyle w:val="StringTok"/>
+        </w:rPr>
+        <w:t xml:space="preserve">"Failure modes"</w:t>
+      </w:r>
+      <w:r>
+        <w:rPr>
+          <w:rStyle w:val="OtherTok"/>
+        </w:rPr>
+        <w:t xml:space="preserve">,</w:t>
+      </w:r>
+      <w:r>
+        <w:rPr>
+          <w:rStyle w:val="StringTok"/>
+        </w:rPr>
+        <w:t xml:space="preserve">"Tenancy model"</w:t>
+      </w:r>
+      <w:r>
+        <w:rPr>
+          <w:rStyle w:val="OtherTok"/>
+        </w:rPr>
+        <w:t xml:space="preserve">,</w:t>
+      </w:r>
+      <w:r>
+        <w:rPr>
+          <w:rStyle w:val="StringTok"/>
+        </w:rPr>
+        <w:t xml:space="preserve">"Data lifecycle"</w:t>
+      </w:r>
+      <w:r>
+        <w:rPr>
+          <w:rStyle w:val="OtherTok"/>
+        </w:rPr>
+        <w:t xml:space="preserve">,</w:t>
+      </w:r>
+      <w:r>
+        <w:rPr>
+          <w:rStyle w:val="StringTok"/>
+        </w:rPr>
+        <w:t xml:space="preserve">"SLO targets"</w:t>
+      </w:r>
+      <w:r>
+        <w:rPr>
+          <w:rStyle w:val="OtherTok"/>
+        </w:rPr>
+        <w:t xml:space="preserve">,</w:t>
+      </w:r>
+      <w:r>
+        <w:rPr>
+          <w:rStyle w:val="StringTok"/>
+        </w:rPr>
+        <w:t xml:space="preserve">"Deployment topology"</w:t>
+      </w:r>
+      <w:r>
+        <w:rPr>
+          <w:rStyle w:val="OtherTok"/>
+        </w:rPr>
+        <w:t xml:space="preserve">,</w:t>
+      </w:r>
+      <w:r>
+        <w:rPr>
+          <w:rStyle w:val="StringTok"/>
+        </w:rPr>
+        <w:t xml:space="preserve">"Observability story"</w:t>
+      </w:r>
+      <w:r>
+        <w:rPr>
+          <w:rStyle w:val="OtherTok"/>
+        </w:rPr>
+        <w:t xml:space="preserve">,</w:t>
+      </w:r>
+      <w:r>
+        <w:rPr>
+          <w:rStyle w:val="StringTok"/>
+        </w:rPr>
+        <w:t xml:space="preserve">"Boring-tech justification"</w:t>
+      </w:r>
+      <w:r>
+        <w:rPr>
+          <w:rStyle w:val="OtherTok"/>
+        </w:rPr>
+        <w:t xml:space="preserve">]</w:t>
+      </w:r>
+      <w:r>
+        <w:rPr>
+          <w:rStyle w:val="FunctionTok"/>
+        </w:rPr>
+        <w:t xml:space="preserve">,</w:t>
+      </w:r>
+      <w:r>
+        <w:br/>
+      </w:r>
+      <w:r>
+        <w:rPr>
+          <w:rStyle w:val="NormalTok"/>
+        </w:rPr>
+        <w:t xml:space="preserve">  </w:t>
+      </w:r>
+      <w:r>
+        <w:rPr>
+          <w:rStyle w:val="DataTypeTok"/>
+        </w:rPr>
+        <w:t xml:space="preserve">"schema_version"</w:t>
+      </w:r>
+      <w:r>
+        <w:rPr>
+          <w:rStyle w:val="FunctionTok"/>
+        </w:rPr>
+        <w:t xml:space="preserve">:</w:t>
+      </w:r>
+      <w:r>
+        <w:rPr>
+          <w:rStyle w:val="NormalTok"/>
+        </w:rPr>
+        <w:t xml:space="preserve"> </w:t>
+      </w:r>
+      <w:r>
+        <w:rPr>
+          <w:rStyle w:val="StringTok"/>
+        </w:rPr>
+        <w:t xml:space="preserve">"ubs-v8.5-prod-design"</w:t>
+      </w:r>
+      <w:r>
+        <w:br/>
+      </w:r>
+      <w:r>
+        <w:rPr>
+          <w:rStyle w:val="FunctionTok"/>
+        </w:rPr>
+        <w:t xml:space="preserve">}</w:t>
+      </w:r>
+    </w:p>
+    <w:p>
+      <w:pPr>
+        <w:pStyle w:val="FirstParagraph"/>
+      </w:pPr>
+      <w:r>
+        <w:t xml:space="preserve">GATE-PROD-DESIGN (FAIL — capacity has no digits, SLO has no p95):</w:t>
+      </w:r>
+    </w:p>
+    <w:p>
+      <w:pPr>
+        <w:pStyle w:val="SourceCode"/>
+      </w:pPr>
+      <w:r>
+        <w:rPr>
+          <w:rStyle w:val="FunctionTok"/>
+        </w:rPr>
+        <w:t xml:space="preserve">{</w:t>
+      </w:r>
+      <w:r>
+        <w:br/>
+      </w:r>
+      <w:r>
+        <w:rPr>
+          <w:rStyle w:val="NormalTok"/>
+        </w:rPr>
+        <w:t xml:space="preserve">  </w:t>
+      </w:r>
+      <w:r>
+        <w:rPr>
+          <w:rStyle w:val="DataTypeTok"/>
+        </w:rPr>
+        <w:t xml:space="preserve">"gate"</w:t>
+      </w:r>
+      <w:r>
+        <w:rPr>
+          <w:rStyle w:val="FunctionTok"/>
+        </w:rPr>
+        <w:t xml:space="preserve">:</w:t>
+      </w:r>
+      <w:r>
+        <w:rPr>
+          <w:rStyle w:val="NormalTok"/>
+        </w:rPr>
+        <w:t xml:space="preserve"> </w:t>
+      </w:r>
+      <w:r>
+        <w:rPr>
+          <w:rStyle w:val="StringTok"/>
+        </w:rPr>
+        <w:t xml:space="preserve">"GATE-PROD-DESIGN"</w:t>
+      </w:r>
+      <w:r>
+        <w:rPr>
+          <w:rStyle w:val="FunctionTok"/>
+        </w:rPr>
+        <w:t xml:space="preserve">,</w:t>
+      </w:r>
+      <w:r>
+        <w:br/>
+      </w:r>
+      <w:r>
+        <w:rPr>
+          <w:rStyle w:val="NormalTok"/>
+        </w:rPr>
+        <w:t xml:space="preserve">  </w:t>
+      </w:r>
+      <w:r>
+        <w:rPr>
+          <w:rStyle w:val="DataTypeTok"/>
+        </w:rPr>
+        <w:t xml:space="preserve">"passed"</w:t>
+      </w:r>
+      <w:r>
+        <w:rPr>
+          <w:rStyle w:val="FunctionTok"/>
+        </w:rPr>
+        <w:t xml:space="preserve">:</w:t>
+      </w:r>
+      <w:r>
+        <w:rPr>
+          <w:rStyle w:val="NormalTok"/>
+        </w:rPr>
+        <w:t xml:space="preserve"> </w:t>
+      </w:r>
+      <w:r>
+        <w:rPr>
+          <w:rStyle w:val="KeywordTok"/>
+        </w:rPr>
+        <w:t xml:space="preserve">false</w:t>
+      </w:r>
+      <w:r>
+        <w:rPr>
+          <w:rStyle w:val="FunctionTok"/>
+        </w:rPr>
+        <w:t xml:space="preserve">,</w:t>
+      </w:r>
+      <w:r>
+        <w:br/>
+      </w:r>
+      <w:r>
+        <w:rPr>
+          <w:rStyle w:val="NormalTok"/>
+        </w:rPr>
+        <w:t xml:space="preserve">  </w:t>
+      </w:r>
+      <w:r>
+        <w:rPr>
+          <w:rStyle w:val="DataTypeTok"/>
+        </w:rPr>
+        <w:t xml:space="preserve">"verdict"</w:t>
+      </w:r>
+      <w:r>
+        <w:rPr>
+          <w:rStyle w:val="FunctionTok"/>
+        </w:rPr>
+        <w:t xml:space="preserve">:</w:t>
+      </w:r>
+      <w:r>
+        <w:rPr>
+          <w:rStyle w:val="NormalTok"/>
+        </w:rPr>
+        <w:t xml:space="preserve"> </w:t>
+      </w:r>
+      <w:r>
+        <w:rPr>
+          <w:rStyle w:val="StringTok"/>
+        </w:rPr>
+        <w:t xml:space="preserve">"FAIL"</w:t>
+      </w:r>
+      <w:r>
+        <w:rPr>
+          <w:rStyle w:val="FunctionTok"/>
+        </w:rPr>
+        <w:t xml:space="preserve">,</w:t>
+      </w:r>
+      <w:r>
+        <w:br/>
+      </w:r>
+      <w:r>
+        <w:rPr>
+          <w:rStyle w:val="NormalTok"/>
+        </w:rPr>
+        <w:t xml:space="preserve">  </w:t>
+      </w:r>
+      <w:r>
+        <w:rPr>
+          <w:rStyle w:val="DataTypeTok"/>
+        </w:rPr>
+        <w:t xml:space="preserve">"findings"</w:t>
+      </w:r>
+      <w:r>
+        <w:rPr>
+          <w:rStyle w:val="FunctionTok"/>
+        </w:rPr>
+        <w:t xml:space="preserve">:</w:t>
+      </w:r>
+      <w:r>
+        <w:rPr>
+          <w:rStyle w:val="NormalTok"/>
+        </w:rPr>
+        <w:t xml:space="preserve"> </w:t>
+      </w:r>
+      <w:r>
+        <w:rPr>
+          <w:rStyle w:val="OtherTok"/>
+        </w:rPr>
+        <w:t xml:space="preserve">[</w:t>
+      </w:r>
+      <w:r>
+        <w:br/>
+      </w:r>
+      <w:r>
+        <w:rPr>
+          <w:rStyle w:val="NormalTok"/>
+        </w:rPr>
         <w:t xml:space="preserve">    </w:t>
       </w:r>
       <w:r>
         <w:rPr>
           <w:rStyle w:val="StringTok"/>
         </w:rPr>
-        <w:t xml:space="preserve">"team ops_maturity 'solo' below tier 'growth' floor 'small' — team cannot operate this tier"</w:t>
+        <w:t xml:space="preserve">"section '## Capacity model' has no digits — adjectives are not capacity numbers"</w:t>
+      </w:r>
+      <w:r>
+        <w:rPr>
+          <w:rStyle w:val="OtherTok"/>
+        </w:rPr>
+        <w:t xml:space="preserve">,</w:t>
       </w:r>
       <w:r>
         <w:br/>
@@ -25581,6 +26294,21 @@
         <w:rPr>
           <w:rStyle w:val="NormalTok"/>
         </w:rPr>
+        <w:t xml:space="preserve">    </w:t>
+      </w:r>
+      <w:r>
+        <w:rPr>
+          <w:rStyle w:val="StringTok"/>
+        </w:rPr>
+        <w:t xml:space="preserve">"section '## SLO targets' missing 'p95' — latency SLI required"</w:t>
+      </w:r>
+      <w:r>
+        <w:br/>
+      </w:r>
+      <w:r>
+        <w:rPr>
+          <w:rStyle w:val="NormalTok"/>
+        </w:rPr>
         <w:t xml:space="preserve">  </w:t>
       </w:r>
       <w:r>
@@ -25626,7 +26354,7 @@
         <w:rPr>
           <w:rStyle w:val="StringTok"/>
         </w:rPr>
-        <w:t xml:space="preserve">"ubs-v8.5-stack"</w:t>
+        <w:t xml:space="preserve">"ubs-v8.5-prod-design"</w:t>
       </w:r>
       <w:r>
         <w:br/>
@@ -25638,589 +26366,8 @@
         <w:t xml:space="preserve">}</w:t>
       </w:r>
     </w:p>
-    <w:p>
-      <w:pPr>
-        <w:pStyle w:val="FirstParagraph"/>
-      </w:pPr>
-      <w:r>
-        <w:t xml:space="preserve">GATE-PROD-DESIGN (PASS):</w:t>
-      </w:r>
-    </w:p>
-    <w:p>
-      <w:pPr>
-        <w:pStyle w:val="SourceCode"/>
-      </w:pPr>
-      <w:r>
-        <w:rPr>
-          <w:rStyle w:val="FunctionTok"/>
-        </w:rPr>
-        <w:t xml:space="preserve">{</w:t>
-      </w:r>
-      <w:r>
-        <w:br/>
-      </w:r>
-      <w:r>
-        <w:rPr>
-          <w:rStyle w:val="NormalTok"/>
-        </w:rPr>
-        <w:t xml:space="preserve">  </w:t>
-      </w:r>
-      <w:r>
-        <w:rPr>
-          <w:rStyle w:val="DataTypeTok"/>
-        </w:rPr>
-        <w:t xml:space="preserve">"gate"</w:t>
-      </w:r>
-      <w:r>
-        <w:rPr>
-          <w:rStyle w:val="FunctionTok"/>
-        </w:rPr>
-        <w:t xml:space="preserve">:</w:t>
-      </w:r>
-      <w:r>
-        <w:rPr>
-          <w:rStyle w:val="NormalTok"/>
-        </w:rPr>
-        <w:t xml:space="preserve"> </w:t>
-      </w:r>
-      <w:r>
-        <w:rPr>
-          <w:rStyle w:val="StringTok"/>
-        </w:rPr>
-        <w:t xml:space="preserve">"GATE-PROD-DESIGN"</w:t>
-      </w:r>
-      <w:r>
-        <w:rPr>
-          <w:rStyle w:val="FunctionTok"/>
-        </w:rPr>
-        <w:t xml:space="preserve">,</w:t>
-      </w:r>
-      <w:r>
-        <w:br/>
-      </w:r>
-      <w:r>
-        <w:rPr>
-          <w:rStyle w:val="NormalTok"/>
-        </w:rPr>
-        <w:t xml:space="preserve">  </w:t>
-      </w:r>
-      <w:r>
-        <w:rPr>
-          <w:rStyle w:val="DataTypeTok"/>
-        </w:rPr>
-        <w:t xml:space="preserve">"passed"</w:t>
-      </w:r>
-      <w:r>
-        <w:rPr>
-          <w:rStyle w:val="FunctionTok"/>
-        </w:rPr>
-        <w:t xml:space="preserve">:</w:t>
-      </w:r>
-      <w:r>
-        <w:rPr>
-          <w:rStyle w:val="NormalTok"/>
-        </w:rPr>
-        <w:t xml:space="preserve"> </w:t>
-      </w:r>
-      <w:r>
-        <w:rPr>
-          <w:rStyle w:val="KeywordTok"/>
-        </w:rPr>
-        <w:t xml:space="preserve">true</w:t>
-      </w:r>
-      <w:r>
-        <w:rPr>
-          <w:rStyle w:val="FunctionTok"/>
-        </w:rPr>
-        <w:t xml:space="preserve">,</w:t>
-      </w:r>
-      <w:r>
-        <w:br/>
-      </w:r>
-      <w:r>
-        <w:rPr>
-          <w:rStyle w:val="NormalTok"/>
-        </w:rPr>
-        <w:t xml:space="preserve">  </w:t>
-      </w:r>
-      <w:r>
-        <w:rPr>
-          <w:rStyle w:val="DataTypeTok"/>
-        </w:rPr>
-        <w:t xml:space="preserve">"verdict"</w:t>
-      </w:r>
-      <w:r>
-        <w:rPr>
-          <w:rStyle w:val="FunctionTok"/>
-        </w:rPr>
-        <w:t xml:space="preserve">:</w:t>
-      </w:r>
-      <w:r>
-        <w:rPr>
-          <w:rStyle w:val="NormalTok"/>
-        </w:rPr>
-        <w:t xml:space="preserve"> </w:t>
-      </w:r>
-      <w:r>
-        <w:rPr>
-          <w:rStyle w:val="StringTok"/>
-        </w:rPr>
-        <w:t xml:space="preserve">"PASS"</w:t>
-      </w:r>
-      <w:r>
-        <w:rPr>
-          <w:rStyle w:val="FunctionTok"/>
-        </w:rPr>
-        <w:t xml:space="preserve">,</w:t>
-      </w:r>
-      <w:r>
-        <w:br/>
-      </w:r>
-      <w:r>
-        <w:rPr>
-          <w:rStyle w:val="NormalTok"/>
-        </w:rPr>
-        <w:t xml:space="preserve">  </w:t>
-      </w:r>
-      <w:r>
-        <w:rPr>
-          <w:rStyle w:val="DataTypeTok"/>
-        </w:rPr>
-        <w:t xml:space="preserve">"sections_present"</w:t>
-      </w:r>
-      <w:r>
-        <w:rPr>
-          <w:rStyle w:val="FunctionTok"/>
-        </w:rPr>
-        <w:t xml:space="preserve">:</w:t>
-      </w:r>
-      <w:r>
-        <w:rPr>
-          <w:rStyle w:val="NormalTok"/>
-        </w:rPr>
-        <w:t xml:space="preserve"> </w:t>
-      </w:r>
-      <w:r>
-        <w:rPr>
-          <w:rStyle w:val="OtherTok"/>
-        </w:rPr>
-        <w:t xml:space="preserve">[</w:t>
-      </w:r>
-      <w:r>
-        <w:rPr>
-          <w:rStyle w:val="StringTok"/>
-        </w:rPr>
-        <w:t xml:space="preserve">"Capacity model"</w:t>
-      </w:r>
-      <w:r>
-        <w:rPr>
-          <w:rStyle w:val="OtherTok"/>
-        </w:rPr>
-        <w:t xml:space="preserve">,</w:t>
-      </w:r>
-      <w:r>
-        <w:rPr>
-          <w:rStyle w:val="StringTok"/>
-        </w:rPr>
-        <w:t xml:space="preserve">"Failure modes"</w:t>
-      </w:r>
-      <w:r>
-        <w:rPr>
-          <w:rStyle w:val="OtherTok"/>
-        </w:rPr>
-        <w:t xml:space="preserve">,</w:t>
-      </w:r>
-      <w:r>
-        <w:rPr>
-          <w:rStyle w:val="StringTok"/>
-        </w:rPr>
-        <w:t xml:space="preserve">"Tenancy model"</w:t>
-      </w:r>
-      <w:r>
-        <w:rPr>
-          <w:rStyle w:val="OtherTok"/>
-        </w:rPr>
-        <w:t xml:space="preserve">,</w:t>
-      </w:r>
-      <w:r>
-        <w:rPr>
-          <w:rStyle w:val="StringTok"/>
-        </w:rPr>
-        <w:t xml:space="preserve">"Data lifecycle"</w:t>
-      </w:r>
-      <w:r>
-        <w:rPr>
-          <w:rStyle w:val="OtherTok"/>
-        </w:rPr>
-        <w:t xml:space="preserve">,</w:t>
-      </w:r>
-      <w:r>
-        <w:rPr>
-          <w:rStyle w:val="StringTok"/>
-        </w:rPr>
-        <w:t xml:space="preserve">"SLO targets"</w:t>
-      </w:r>
-      <w:r>
-        <w:rPr>
-          <w:rStyle w:val="OtherTok"/>
-        </w:rPr>
-        <w:t xml:space="preserve">,</w:t>
-      </w:r>
-      <w:r>
-        <w:rPr>
-          <w:rStyle w:val="StringTok"/>
-        </w:rPr>
-        <w:t xml:space="preserve">"Deployment topology"</w:t>
-      </w:r>
-      <w:r>
-        <w:rPr>
-          <w:rStyle w:val="OtherTok"/>
-        </w:rPr>
-        <w:t xml:space="preserve">,</w:t>
-      </w:r>
-      <w:r>
-        <w:rPr>
-          <w:rStyle w:val="StringTok"/>
-        </w:rPr>
-        <w:t xml:space="preserve">"Observability story"</w:t>
-      </w:r>
-      <w:r>
-        <w:rPr>
-          <w:rStyle w:val="OtherTok"/>
-        </w:rPr>
-        <w:t xml:space="preserve">,</w:t>
-      </w:r>
-      <w:r>
-        <w:rPr>
-          <w:rStyle w:val="StringTok"/>
-        </w:rPr>
-        <w:t xml:space="preserve">"Boring-tech justification"</w:t>
-      </w:r>
-      <w:r>
-        <w:rPr>
-          <w:rStyle w:val="OtherTok"/>
-        </w:rPr>
-        <w:t xml:space="preserve">]</w:t>
-      </w:r>
-      <w:r>
-        <w:rPr>
-          <w:rStyle w:val="FunctionTok"/>
-        </w:rPr>
-        <w:t xml:space="preserve">,</w:t>
-      </w:r>
-      <w:r>
-        <w:br/>
-      </w:r>
-      <w:r>
-        <w:rPr>
-          <w:rStyle w:val="NormalTok"/>
-        </w:rPr>
-        <w:t xml:space="preserve">  </w:t>
-      </w:r>
-      <w:r>
-        <w:rPr>
-          <w:rStyle w:val="DataTypeTok"/>
-        </w:rPr>
-        <w:t xml:space="preserve">"schema_version"</w:t>
-      </w:r>
-      <w:r>
-        <w:rPr>
-          <w:rStyle w:val="FunctionTok"/>
-        </w:rPr>
-        <w:t xml:space="preserve">:</w:t>
-      </w:r>
-      <w:r>
-        <w:rPr>
-          <w:rStyle w:val="NormalTok"/>
-        </w:rPr>
-        <w:t xml:space="preserve"> </w:t>
-      </w:r>
-      <w:r>
-        <w:rPr>
-          <w:rStyle w:val="StringTok"/>
-        </w:rPr>
-        <w:t xml:space="preserve">"ubs-v8.5-prod-design"</w:t>
-      </w:r>
-      <w:r>
-        <w:br/>
-      </w:r>
-      <w:r>
-        <w:rPr>
-          <w:rStyle w:val="FunctionTok"/>
-        </w:rPr>
-        <w:t xml:space="preserve">}</w:t>
-      </w:r>
-    </w:p>
-    <w:p>
-      <w:pPr>
-        <w:pStyle w:val="FirstParagraph"/>
-      </w:pPr>
-      <w:r>
-        <w:t xml:space="preserve">GATE-PROD-DESIGN (FAIL — capacity has no digits, SLO has no p95):</w:t>
-      </w:r>
-    </w:p>
-    <w:p>
-      <w:pPr>
-        <w:pStyle w:val="SourceCode"/>
-      </w:pPr>
-      <w:r>
-        <w:rPr>
-          <w:rStyle w:val="FunctionTok"/>
-        </w:rPr>
-        <w:t xml:space="preserve">{</w:t>
-      </w:r>
-      <w:r>
-        <w:br/>
-      </w:r>
-      <w:r>
-        <w:rPr>
-          <w:rStyle w:val="NormalTok"/>
-        </w:rPr>
-        <w:t xml:space="preserve">  </w:t>
-      </w:r>
-      <w:r>
-        <w:rPr>
-          <w:rStyle w:val="DataTypeTok"/>
-        </w:rPr>
-        <w:t xml:space="preserve">"gate"</w:t>
-      </w:r>
-      <w:r>
-        <w:rPr>
-          <w:rStyle w:val="FunctionTok"/>
-        </w:rPr>
-        <w:t xml:space="preserve">:</w:t>
-      </w:r>
-      <w:r>
-        <w:rPr>
-          <w:rStyle w:val="NormalTok"/>
-        </w:rPr>
-        <w:t xml:space="preserve"> </w:t>
-      </w:r>
-      <w:r>
-        <w:rPr>
-          <w:rStyle w:val="StringTok"/>
-        </w:rPr>
-        <w:t xml:space="preserve">"GATE-PROD-DESIGN"</w:t>
-      </w:r>
-      <w:r>
-        <w:rPr>
-          <w:rStyle w:val="FunctionTok"/>
-        </w:rPr>
-        <w:t xml:space="preserve">,</w:t>
-      </w:r>
-      <w:r>
-        <w:br/>
-      </w:r>
-      <w:r>
-        <w:rPr>
-          <w:rStyle w:val="NormalTok"/>
-        </w:rPr>
-        <w:t xml:space="preserve">  </w:t>
-      </w:r>
-      <w:r>
-        <w:rPr>
-          <w:rStyle w:val="DataTypeTok"/>
-        </w:rPr>
-        <w:t xml:space="preserve">"passed"</w:t>
-      </w:r>
-      <w:r>
-        <w:rPr>
-          <w:rStyle w:val="FunctionTok"/>
-        </w:rPr>
-        <w:t xml:space="preserve">:</w:t>
-      </w:r>
-      <w:r>
-        <w:rPr>
-          <w:rStyle w:val="NormalTok"/>
-        </w:rPr>
-        <w:t xml:space="preserve"> </w:t>
-      </w:r>
-      <w:r>
-        <w:rPr>
-          <w:rStyle w:val="KeywordTok"/>
-        </w:rPr>
-        <w:t xml:space="preserve">false</w:t>
-      </w:r>
-      <w:r>
-        <w:rPr>
-          <w:rStyle w:val="FunctionTok"/>
-        </w:rPr>
-        <w:t xml:space="preserve">,</w:t>
-      </w:r>
-      <w:r>
-        <w:br/>
-      </w:r>
-      <w:r>
-        <w:rPr>
-          <w:rStyle w:val="NormalTok"/>
-        </w:rPr>
-        <w:t xml:space="preserve">  </w:t>
-      </w:r>
-      <w:r>
-        <w:rPr>
-          <w:rStyle w:val="DataTypeTok"/>
-        </w:rPr>
-        <w:t xml:space="preserve">"verdict"</w:t>
-      </w:r>
-      <w:r>
-        <w:rPr>
-          <w:rStyle w:val="FunctionTok"/>
-        </w:rPr>
-        <w:t xml:space="preserve">:</w:t>
-      </w:r>
-      <w:r>
-        <w:rPr>
-          <w:rStyle w:val="NormalTok"/>
-        </w:rPr>
-        <w:t xml:space="preserve"> </w:t>
-      </w:r>
-      <w:r>
-        <w:rPr>
-          <w:rStyle w:val="StringTok"/>
-        </w:rPr>
-        <w:t xml:space="preserve">"FAIL"</w:t>
-      </w:r>
-      <w:r>
-        <w:rPr>
-          <w:rStyle w:val="FunctionTok"/>
-        </w:rPr>
-        <w:t xml:space="preserve">,</w:t>
-      </w:r>
-      <w:r>
-        <w:br/>
-      </w:r>
-      <w:r>
-        <w:rPr>
-          <w:rStyle w:val="NormalTok"/>
-        </w:rPr>
-        <w:t xml:space="preserve">  </w:t>
-      </w:r>
-      <w:r>
-        <w:rPr>
-          <w:rStyle w:val="DataTypeTok"/>
-        </w:rPr>
-        <w:t xml:space="preserve">"findings"</w:t>
-      </w:r>
-      <w:r>
-        <w:rPr>
-          <w:rStyle w:val="FunctionTok"/>
-        </w:rPr>
-        <w:t xml:space="preserve">:</w:t>
-      </w:r>
-      <w:r>
-        <w:rPr>
-          <w:rStyle w:val="NormalTok"/>
-        </w:rPr>
-        <w:t xml:space="preserve"> </w:t>
-      </w:r>
-      <w:r>
-        <w:rPr>
-          <w:rStyle w:val="OtherTok"/>
-        </w:rPr>
-        <w:t xml:space="preserve">[</w:t>
-      </w:r>
-      <w:r>
-        <w:br/>
-      </w:r>
-      <w:r>
-        <w:rPr>
-          <w:rStyle w:val="NormalTok"/>
-        </w:rPr>
-        <w:t xml:space="preserve">    </w:t>
-      </w:r>
-      <w:r>
-        <w:rPr>
-          <w:rStyle w:val="StringTok"/>
-        </w:rPr>
-        <w:t xml:space="preserve">"section '## Capacity model' has no digits — adjectives are not capacity numbers"</w:t>
-      </w:r>
-      <w:r>
-        <w:rPr>
-          <w:rStyle w:val="OtherTok"/>
-        </w:rPr>
-        <w:t xml:space="preserve">,</w:t>
-      </w:r>
-      <w:r>
-        <w:br/>
-      </w:r>
-      <w:r>
-        <w:rPr>
-          <w:rStyle w:val="NormalTok"/>
-        </w:rPr>
-        <w:t xml:space="preserve">    </w:t>
-      </w:r>
-      <w:r>
-        <w:rPr>
-          <w:rStyle w:val="StringTok"/>
-        </w:rPr>
-        <w:t xml:space="preserve">"section '## SLO targets' missing 'p95' — latency SLI required"</w:t>
-      </w:r>
-      <w:r>
-        <w:br/>
-      </w:r>
-      <w:r>
-        <w:rPr>
-          <w:rStyle w:val="NormalTok"/>
-        </w:rPr>
-        <w:t xml:space="preserve">  </w:t>
-      </w:r>
-      <w:r>
-        <w:rPr>
-          <w:rStyle w:val="OtherTok"/>
-        </w:rPr>
-        <w:t xml:space="preserve">]</w:t>
-      </w:r>
-      <w:r>
-        <w:rPr>
-          <w:rStyle w:val="FunctionTok"/>
-        </w:rPr>
-        <w:t xml:space="preserve">,</w:t>
-      </w:r>
-      <w:r>
-        <w:br/>
-      </w:r>
-      <w:r>
-        <w:rPr>
-          <w:rStyle w:val="NormalTok"/>
-        </w:rPr>
-        <w:t xml:space="preserve">  </w:t>
-      </w:r>
-      <w:r>
-        <w:rPr>
-          <w:rStyle w:val="DataTypeTok"/>
-        </w:rPr>
-        <w:t xml:space="preserve">"schema_version"</w:t>
-      </w:r>
-      <w:r>
-        <w:rPr>
-          <w:rStyle w:val="FunctionTok"/>
-        </w:rPr>
-        <w:t xml:space="preserve">:</w:t>
-      </w:r>
-      <w:r>
-        <w:rPr>
-          <w:rStyle w:val="NormalTok"/>
-        </w:rPr>
-        <w:t xml:space="preserve"> </w:t>
-      </w:r>
-      <w:r>
-        <w:rPr>
-          <w:rStyle w:val="StringTok"/>
-        </w:rPr>
-        <w:t xml:space="preserve">"ubs-v8.5-prod-design"</w:t>
-      </w:r>
-      <w:r>
-        <w:br/>
-      </w:r>
-      <w:r>
-        <w:rPr>
-          <w:rStyle w:val="FunctionTok"/>
-        </w:rPr>
-        <w:t xml:space="preserve">}</w:t>
-      </w:r>
-    </w:p>
-    <w:bookmarkEnd w:id="79"/>
-    <w:bookmarkStart w:id="80" w:name="w8-meta-gates"/>
+    <w:bookmarkEnd w:id="81"/>
+    <w:bookmarkStart w:id="82" w:name="w8-meta-gates"/>
     <w:p>
       <w:pPr>
         <w:pStyle w:val="Heading3"/>
@@ -26295,18 +26442,18 @@
               <w:t xml:space="preserve"> </w:t>
             </w:r>
             <w:r>
-              <w:t xml:space="preserve">(10 fixtures, v8.5)</w:t>
-            </w:r>
-          </w:p>
-        </w:tc>
-        <w:tc>
-          <w:tcPr/>
-          <w:p>
-            <w:pPr>
-              <w:pStyle w:val="Compact"/>
-            </w:pPr>
-            <w:r>
-              <w:t xml:space="preserve">5 v8.4 + 5 v8.5 (growth-ok / cost-under / ops-below-floor / team-over-tier / tier-disqualified-pkg)</w:t>
+              <w:t xml:space="preserve">(8 fixtures, v8.5)</w:t>
+            </w:r>
+          </w:p>
+        </w:tc>
+        <w:tc>
+          <w:tcPr/>
+          <w:p>
+            <w:pPr>
+              <w:pStyle w:val="Compact"/>
+            </w:pPr>
+            <w:r>
+              <w:t xml:space="preserve">5 v8.4 + 3 v8.5 (growth-ok / cost-under / tier-disqualified-pkg)</w:t>
             </w:r>
           </w:p>
         </w:tc>
@@ -26387,8 +26534,8 @@
         <w:t xml:space="preserve">. v8.5 meta suite size: 7 gates × {5..10} fixtures each.</w:t>
       </w:r>
     </w:p>
-    <w:bookmarkEnd w:id="80"/>
-    <w:bookmarkStart w:id="81" w:name="w9-what-this-does-not-do"/>
+    <w:bookmarkEnd w:id="82"/>
+    <w:bookmarkStart w:id="83" w:name="w9-what-this-does-not-do"/>
     <w:p>
       <w:pPr>
         <w:pStyle w:val="Heading3"/>
@@ -26402,7 +26549,7 @@
         <w:pStyle w:val="Compact"/>
         <w:numPr>
           <w:ilvl w:val="0"/>
-          <w:numId w:val="1042"/>
+          <w:numId w:val="1043"/>
         </w:numPr>
       </w:pPr>
       <w:r>
@@ -26429,7 +26576,7 @@
         <w:pStyle w:val="Compact"/>
         <w:numPr>
           <w:ilvl w:val="0"/>
-          <w:numId w:val="1042"/>
+          <w:numId w:val="1043"/>
         </w:numPr>
       </w:pPr>
       <w:r>
@@ -26441,7 +26588,7 @@
         <w:pStyle w:val="Compact"/>
         <w:numPr>
           <w:ilvl w:val="0"/>
-          <w:numId w:val="1042"/>
+          <w:numId w:val="1043"/>
         </w:numPr>
       </w:pPr>
       <w:r>
@@ -26466,7 +26613,7 @@
         <w:pStyle w:val="Compact"/>
         <w:numPr>
           <w:ilvl w:val="0"/>
-          <w:numId w:val="1042"/>
+          <w:numId w:val="1043"/>
         </w:numPr>
       </w:pPr>
       <w:r>
@@ -26489,8 +26636,8 @@
         <w:t xml:space="preserve">system; W is the design-time contract.</w:t>
       </w:r>
     </w:p>
-    <w:bookmarkEnd w:id="81"/>
-    <w:bookmarkStart w:id="82" w:name="w10-boss-facing-summary"/>
+    <w:bookmarkEnd w:id="83"/>
+    <w:bookmarkStart w:id="84" w:name="w10-boss-facing-summary"/>
     <w:p>
       <w:pPr>
         <w:pStyle w:val="Heading3"/>
@@ -26685,9 +26832,9 @@
         </w:pict>
       </w:r>
     </w:p>
-    <w:bookmarkEnd w:id="82"/>
-    <w:bookmarkEnd w:id="83"/>
-    <w:bookmarkStart w:id="84" w:name="appendix--gate-script-contract"/>
+    <w:bookmarkEnd w:id="84"/>
+    <w:bookmarkEnd w:id="85"/>
+    <w:bookmarkStart w:id="86" w:name="appendix--gate-script-contract"/>
     <w:p>
       <w:pPr>
         <w:pStyle w:val="Heading2"/>
@@ -26796,8 +26943,8 @@
         <w:t xml:space="preserve">This is the only document required to operate the system.</w:t>
       </w:r>
     </w:p>
-    <w:bookmarkEnd w:id="84"/>
-    <w:bookmarkEnd w:id="85"/>
+    <w:bookmarkEnd w:id="86"/>
+    <w:bookmarkEnd w:id="87"/>
     <w:sectPr>
       <w:footnotePr>
         <w:numRestart w:val="eachSect"/>
@@ -27767,6 +27914,9 @@
     </w:lvlOverride>
   </w:num>
   <w:num w:numId="1042">
+    <w:abstractNumId w:val="991"/>
+  </w:num>
+  <w:num w:numId="1043">
     <w:abstractNumId w:val="991"/>
   </w:num>
 </w:numbering>

--- a/docs/ubs.docx
+++ b/docs/ubs.docx
@@ -5163,6 +5163,109 @@
       </w:r>
       <w:r>
         <w:t xml:space="preserve">. Required for any atom touching the FE+BE seam.</w:t>
+      </w:r>
+      <w:r>
+        <w:t xml:space="preserve"> </w:t>
+      </w:r>
+      <w:r>
+        <w:rPr>
+          <w:b/>
+          <w:bCs/>
+        </w:rPr>
+        <w:t xml:space="preserve">MANDATORY (v8.5.1, 2026-05-27) for</w:t>
+      </w:r>
+      <w:r>
+        <w:rPr>
+          <w:b/>
+          <w:bCs/>
+        </w:rPr>
+        <w:t xml:space="preserve"> </w:t>
+      </w:r>
+      <w:r>
+        <w:rPr>
+          <w:rStyle w:val="VerbatimChar"/>
+          <w:b/>
+          <w:bCs/>
+        </w:rPr>
+        <w:t xml:space="preserve">project_type ∈ {frontend, mixed}</w:t>
+      </w:r>
+      <w:r>
+        <w:t xml:space="preserve">:</w:t>
+      </w:r>
+      <w:r>
+        <w:t xml:space="preserve"> </w:t>
+      </w:r>
+      <w:r>
+        <w:rPr>
+          <w:rStyle w:val="VerbatimChar"/>
+        </w:rPr>
+        <w:t xml:space="preserve">e2e.enabled = false</w:t>
+      </w:r>
+      <w:r>
+        <w:t xml:space="preserve"> </w:t>
+      </w:r>
+      <w:r>
+        <w:t xml:space="preserve">is no longer a valid N/A — it is FAIL by LAW-F6. Runner script (</w:t>
+      </w:r>
+      <w:r>
+        <w:rPr>
+          <w:rStyle w:val="VerbatimChar"/>
+        </w:rPr>
+        <w:t xml:space="preserve">scripts/mechanical/e2e-playwright.sh</w:t>
+      </w:r>
+      <w:r>
+        <w:t xml:space="preserve">) MUST: (1) install frontend deps if</w:t>
+      </w:r>
+      <w:r>
+        <w:t xml:space="preserve"> </w:t>
+      </w:r>
+      <w:r>
+        <w:rPr>
+          <w:rStyle w:val="VerbatimChar"/>
+        </w:rPr>
+        <w:t xml:space="preserve">node_modules/</w:t>
+      </w:r>
+      <w:r>
+        <w:t xml:space="preserve"> </w:t>
+      </w:r>
+      <w:r>
+        <w:t xml:space="preserve">absent, (2) boot backend + frontend if not already reachable, (3) wait for both to return 200, (4) execute</w:t>
+      </w:r>
+      <w:r>
+        <w:t xml:space="preserve"> </w:t>
+      </w:r>
+      <w:r>
+        <w:rPr>
+          <w:rStyle w:val="VerbatimChar"/>
+        </w:rPr>
+        <w:t xml:space="preserve">npx playwright test</w:t>
+      </w:r>
+      <w:r>
+        <w:t xml:space="preserve">, (5) FAIL on any vacuous run (0 passed AND 0 failed) or non-zero exit. Justification: atom 260527-0141 (</w:t>
+      </w:r>
+      <w:r>
+        <w:rPr>
+          <w:rStyle w:val="VerbatimChar"/>
+        </w:rPr>
+        <w:t xml:space="preserve">youtube-like-share</w:t>
+      </w:r>
+      <w:r>
+        <w:t xml:space="preserve">) post-mortem showed three browser-visible bugs (fail-to-load-feed from missing CORS, watch page crash from Next.js 14</w:t>
+      </w:r>
+      <w:r>
+        <w:t xml:space="preserve"> </w:t>
+      </w:r>
+      <w:r>
+        <w:rPr>
+          <w:rStyle w:val="VerbatimChar"/>
+        </w:rPr>
+        <w:t xml:space="preserve">use()</w:t>
+      </w:r>
+      <w:r>
+        <w:t xml:space="preserve"> </w:t>
+      </w:r>
+      <w:r>
+        <w:t xml:space="preserve">mis-use, ambiguous "Upload" locator) that a declared-but-skipped Playwright step would not have caught. Declared-only is now banned.</w:t>
       </w:r>
     </w:p>
     <w:p>

--- a/docs/ubs.docx
+++ b/docs/ubs.docx
@@ -28,7 +28,7 @@
         </w:p>
       </w:sdtContent>
     </w:sdt>
-    <w:bookmarkStart w:id="87" w:name="universal-build-system-ubs"/>
+    <w:bookmarkStart w:id="98" w:name="universal-build-system-ubs"/>
     <w:p>
       <w:pPr>
         <w:pStyle w:val="Heading1"/>
@@ -320,18 +320,90 @@
               <w:pStyle w:val="Compact"/>
             </w:pPr>
             <w:r>
-              <w:t xml:space="preserve">GATE-PFC, GATE-STACK (tier-aware), GATE-PROD-DESIGN, GATE-PRD, intent declaration</w:t>
-            </w:r>
-          </w:p>
-        </w:tc>
-        <w:tc>
-          <w:tcPr/>
-          <w:p>
-            <w:pPr>
-              <w:pStyle w:val="Compact"/>
-            </w:pPr>
-            <w:r>
-              <w:t xml:space="preserve">Stage 1.B–1.D enforcement — without these scripts the agent cannot verify spec completeness</w:t>
+              <w:t xml:space="preserve">GATE-PFC, GATE-STACK (tier-aware), GATE-PROD-DESIGN, GATE-PRD,</w:t>
+            </w:r>
+            <w:r>
+              <w:t xml:space="preserve"> </w:t>
+            </w:r>
+            <w:r>
+              <w:rPr>
+                <w:b/>
+                <w:bCs/>
+              </w:rPr>
+              <w:t xml:space="preserve">GATE-SM (v8.5.2)</w:t>
+            </w:r>
+            <w:r>
+              <w:t xml:space="preserve">, intent declaration</w:t>
+            </w:r>
+          </w:p>
+        </w:tc>
+        <w:tc>
+          <w:tcPr/>
+          <w:p>
+            <w:pPr>
+              <w:pStyle w:val="Compact"/>
+            </w:pPr>
+            <w:r>
+              <w:t xml:space="preserve">Stage 1.B–1.D enforcement — without these scripts the agent cannot verify spec completeness or epic→atom decomposition</w:t>
+            </w:r>
+          </w:p>
+        </w:tc>
+      </w:tr>
+      <w:tr>
+        <w:tc>
+          <w:tcPr/>
+          <w:p>
+            <w:pPr>
+              <w:pStyle w:val="Compact"/>
+            </w:pPr>
+            <w:r>
+              <w:rPr>
+                <w:rStyle w:val="VerbatimChar"/>
+              </w:rPr>
+              <w:t xml:space="preserve">plugins/build-anything/scripts/orchestrator/multi-atom-loop.sh</w:t>
+            </w:r>
+            <w:r>
+              <w:t xml:space="preserve"> </w:t>
+            </w:r>
+            <w:r>
+              <w:t xml:space="preserve">(v8.5.2)</w:t>
+            </w:r>
+          </w:p>
+        </w:tc>
+        <w:tc>
+          <w:tcPr/>
+          <w:p>
+            <w:pPr>
+              <w:pStyle w:val="Compact"/>
+            </w:pPr>
+            <w:r>
+              <w:t xml:space="preserve">Epic iterator: prints execution plan, tracks per-story seal status, picks next eligible atom by sealed-deps</w:t>
+            </w:r>
+          </w:p>
+        </w:tc>
+        <w:tc>
+          <w:tcPr/>
+          <w:p>
+            <w:pPr>
+              <w:pStyle w:val="Compact"/>
+            </w:pPr>
+            <w:r>
+              <w:t xml:space="preserve">Stage 1.B.5 → /build-anything multi-atom loop after GATE-SM PASS; provides</w:t>
+            </w:r>
+            <w:r>
+              <w:t xml:space="preserve"> </w:t>
+            </w:r>
+            <w:r>
+              <w:rPr>
+                <w:rStyle w:val="VerbatimChar"/>
+              </w:rPr>
+              <w:t xml:space="preserve">{epic_dir}/atom-plan/run-log.json</w:t>
+            </w:r>
+            <w:r>
+              <w:t xml:space="preserve"> </w:t>
+            </w:r>
+            <w:r>
+              <w:t xml:space="preserve">ground truth</w:t>
             </w:r>
           </w:p>
         </w:tc>
@@ -470,7 +542,7 @@
               <w:rPr>
                 <w:rStyle w:val="VerbatimChar"/>
               </w:rPr>
-              <w:t xml:space="preserve">plugins/build-anything/sub-skills/spec/references/personas/{pm,architect,ux}.md</w:t>
+              <w:t xml:space="preserve">plugins/build-anything/sub-skills/spec/references/personas/{pm,architect,ux,sm}-persona.md</w:t>
             </w:r>
           </w:p>
         </w:tc>
@@ -492,31 +564,17 @@
               <w:pStyle w:val="Compact"/>
             </w:pPr>
             <w:r>
-              <w:t xml:space="preserve">Stage 1.B — PM / Architect / UX persona artefacts; architect persona emits both</w:t>
+              <w:t xml:space="preserve">Stage 1.B — PM / Architect / UX produce PRD + architecture + ux-spec;</w:t>
             </w:r>
             <w:r>
               <w:t xml:space="preserve"> </w:t>
             </w:r>
             <w:r>
               <w:rPr>
-                <w:rStyle w:val="VerbatimChar"/>
+                <w:b/>
+                <w:bCs/>
               </w:rPr>
-              <w:t xml:space="preserve">architecture.md</w:t>
-            </w:r>
-            <w:r>
-              <w:t xml:space="preserve"> </w:t>
-            </w:r>
-            <w:r>
-              <w:t xml:space="preserve">AND</w:t>
-            </w:r>
-            <w:r>
-              <w:t xml:space="preserve"> </w:t>
-            </w:r>
-            <w:r>
-              <w:rPr>
-                <w:rStyle w:val="VerbatimChar"/>
-              </w:rPr>
-              <w:t xml:space="preserve">production-design.md</w:t>
+              <w:t xml:space="preserve">Stage 1.B.5 — SM (v8.5.2) breaks epic → atom-plan/plan.json + per-story files</w:t>
             </w:r>
           </w:p>
         </w:tc>
@@ -728,10 +786,25 @@
         <w:rPr>
           <w:rStyle w:val="VerbatimChar"/>
         </w:rPr>
-        <w:t xml:space="preserve">pass=7 fail=0</w:t>
-      </w:r>
-      <w:r>
-        <w:t xml:space="preserve">.</w:t>
+        <w:t xml:space="preserve">pass=8 fail=0</w:t>
+      </w:r>
+      <w:r>
+        <w:t xml:space="preserve"> </w:t>
+      </w:r>
+      <w:r>
+        <w:t xml:space="preserve">(v8.5.2 added</w:t>
+      </w:r>
+      <w:r>
+        <w:t xml:space="preserve"> </w:t>
+      </w:r>
+      <w:r>
+        <w:rPr>
+          <w:rStyle w:val="VerbatimChar"/>
+        </w:rPr>
+        <w:t xml:space="preserve">sm-breakdown-test.sh</w:t>
+      </w:r>
+      <w:r>
+        <w:t xml:space="preserve">).</w:t>
       </w:r>
     </w:p>
     <w:p>
@@ -4551,6 +4624,214 @@
       </w:r>
       <w:r>
         <w:t xml:space="preserve">. Detail: §U.</w:t>
+      </w:r>
+    </w:p>
+    <w:p>
+      <w:pPr>
+        <w:pStyle w:val="Compact"/>
+        <w:numPr>
+          <w:ilvl w:val="0"/>
+          <w:numId w:val="1008"/>
+        </w:numPr>
+      </w:pPr>
+      <w:r>
+        <w:rPr>
+          <w:b/>
+          <w:bCs/>
+        </w:rPr>
+        <w:t xml:space="preserve">GATE-SM BMAD-METHOD SCRUM-MASTER BREAKDOWN (v8.5.2)</w:t>
+      </w:r>
+      <w:r>
+        <w:t xml:space="preserve"> </w:t>
+      </w:r>
+      <w:r>
+        <w:t xml:space="preserve">— Stage 1.B.5 enforcement of the SM persona's epic→atom breakdown. Verifies</w:t>
+      </w:r>
+      <w:r>
+        <w:t xml:space="preserve"> </w:t>
+      </w:r>
+      <w:r>
+        <w:rPr>
+          <w:rStyle w:val="VerbatimChar"/>
+        </w:rPr>
+        <w:t xml:space="preserve">{epic_dir}/atom-plan/plan.json</w:t>
+      </w:r>
+      <w:r>
+        <w:t xml:space="preserve"> </w:t>
+      </w:r>
+      <w:r>
+        <w:t xml:space="preserve">is parseable + has required keys (</w:t>
+      </w:r>
+      <w:r>
+        <w:rPr>
+          <w:rStyle w:val="VerbatimChar"/>
+        </w:rPr>
+        <w:t xml:space="preserve">epic</w:t>
+      </w:r>
+      <w:r>
+        <w:t xml:space="preserve">,</w:t>
+      </w:r>
+      <w:r>
+        <w:t xml:space="preserve"> </w:t>
+      </w:r>
+      <w:r>
+        <w:rPr>
+          <w:rStyle w:val="VerbatimChar"/>
+        </w:rPr>
+        <w:t xml:space="preserve">stories[]</w:t>
+      </w:r>
+      <w:r>
+        <w:t xml:space="preserve">,</w:t>
+      </w:r>
+      <w:r>
+        <w:t xml:space="preserve"> </w:t>
+      </w:r>
+      <w:r>
+        <w:rPr>
+          <w:rStyle w:val="VerbatimChar"/>
+        </w:rPr>
+        <w:t xml:space="preserve">execution_order[]</w:t>
+      </w:r>
+      <w:r>
+        <w:t xml:space="preserve">); every story file exists at the declared path under</w:t>
+      </w:r>
+      <w:r>
+        <w:t xml:space="preserve"> </w:t>
+      </w:r>
+      <w:r>
+        <w:rPr>
+          <w:rStyle w:val="VerbatimChar"/>
+        </w:rPr>
+        <w:t xml:space="preserve">atom-plan/stories/</w:t>
+      </w:r>
+      <w:r>
+        <w:t xml:space="preserve"> </w:t>
+      </w:r>
+      <w:r>
+        <w:t xml:space="preserve">with all six required sections + non-empty bodies (Atom brief, Acceptance Criteria, Dependencies, Allowlist hint, Estimated scope, Out-of-scope);</w:t>
+      </w:r>
+      <w:r>
+        <w:t xml:space="preserve"> </w:t>
+      </w:r>
+      <w:r>
+        <w:rPr>
+          <w:rStyle w:val="VerbatimChar"/>
+        </w:rPr>
+        <w:t xml:space="preserve">estimated_files ≤ sm.max_files_per_atom</w:t>
+      </w:r>
+      <w:r>
+        <w:t xml:space="preserve"> </w:t>
+      </w:r>
+      <w:r>
+        <w:t xml:space="preserve">(default 15) AND</w:t>
+      </w:r>
+      <w:r>
+        <w:t xml:space="preserve"> </w:t>
+      </w:r>
+      <w:r>
+        <w:rPr>
+          <w:rStyle w:val="VerbatimChar"/>
+        </w:rPr>
+        <w:t xml:space="preserve">estimated_loc ≤ sm.max_loc_per_atom</w:t>
+      </w:r>
+      <w:r>
+        <w:t xml:space="preserve"> </w:t>
+      </w:r>
+      <w:r>
+        <w:t xml:space="preserve">(default 800); every</w:t>
+      </w:r>
+      <w:r>
+        <w:t xml:space="preserve"> </w:t>
+      </w:r>
+      <w:r>
+        <w:rPr>
+          <w:rStyle w:val="VerbatimChar"/>
+        </w:rPr>
+        <w:t xml:space="preserve">intent.declared.core_flows[]</w:t>
+      </w:r>
+      <w:r>
+        <w:t xml:space="preserve"> </w:t>
+      </w:r>
+      <w:r>
+        <w:t xml:space="preserve">covered by at least one</w:t>
+      </w:r>
+      <w:r>
+        <w:t xml:space="preserve"> </w:t>
+      </w:r>
+      <w:r>
+        <w:rPr>
+          <w:rStyle w:val="VerbatimChar"/>
+        </w:rPr>
+        <w:t xml:space="preserve">story.core_flows[]</w:t>
+      </w:r>
+      <w:r>
+        <w:t xml:space="preserve">; depends_on graph is a DAG (cycle detection via POSIX</w:t>
+      </w:r>
+      <w:r>
+        <w:t xml:space="preserve"> </w:t>
+      </w:r>
+      <w:r>
+        <w:rPr>
+          <w:rStyle w:val="VerbatimChar"/>
+        </w:rPr>
+        <w:t xml:space="preserve">tsort</w:t>
+      </w:r>
+      <w:r>
+        <w:t xml:space="preserve"> </w:t>
+      </w:r>
+      <w:r>
+        <w:t xml:space="preserve">stderr signature, macOS-compatible); every Acceptance-Criteria line contains a testable shape (HTTP method+path, status code, CSS/RTL locator, SQL invariant,</w:t>
+      </w:r>
+      <w:r>
+        <w:t xml:space="preserve"> </w:t>
+      </w:r>
+      <w:r>
+        <w:rPr>
+          <w:rStyle w:val="VerbatimChar"/>
+        </w:rPr>
+        <w:t xml:space="preserve">expect(…)</w:t>
+      </w:r>
+      <w:r>
+        <w:t xml:space="preserve">, or</w:t>
+      </w:r>
+      <w:r>
+        <w:t xml:space="preserve"> </w:t>
+      </w:r>
+      <w:r>
+        <w:rPr>
+          <w:rStyle w:val="VerbatimChar"/>
+        </w:rPr>
+        <w:t xml:space="preserve">PRD-AC-NN</w:t>
+      </w:r>
+      <w:r>
+        <w:t xml:space="preserve">). N/A_PENDING_REVIEWER when</w:t>
+      </w:r>
+      <w:r>
+        <w:t xml:space="preserve"> </w:t>
+      </w:r>
+      <w:r>
+        <w:rPr>
+          <w:rStyle w:val="VerbatimChar"/>
+        </w:rPr>
+        <w:t xml:space="preserve">plan.json</w:t>
+      </w:r>
+      <w:r>
+        <w:t xml:space="preserve"> </w:t>
+      </w:r>
+      <w:r>
+        <w:t xml:space="preserve">is absent (single-atom epic — see Section X for skip heuristic). Catches "PM/Architect produced beautiful prose but nobody broke the epic into atom-sized stories" — the v8.5 hole where multi-feature epics fell back to the operator's manual judgement. Script:</w:t>
+      </w:r>
+      <w:r>
+        <w:t xml:space="preserve"> </w:t>
+      </w:r>
+      <w:r>
+        <w:rPr>
+          <w:rStyle w:val="VerbatimChar"/>
+        </w:rPr>
+        <w:t xml:space="preserve">spec/sm-breakdown-gate.sh</w:t>
+      </w:r>
+      <w:r>
+        <w:t xml:space="preserve">. Detail: §X.</w:t>
       </w:r>
     </w:p>
     <w:p>
@@ -8867,6 +9148,15 @@
           <w:rStyle w:val="VerbatimChar"/>
         </w:rPr>
         <w:t xml:space="preserve">Stage 1.B   Spec Atom + PRD + GATE-PRD    BMAD-method personas (PM + Architect + UX) dispatched via Task tool; architect emits architecture.md + production-design.md (v8.5)</w:t>
+      </w:r>
+      <w:r>
+        <w:br/>
+      </w:r>
+      <w:r>
+        <w:rPr>
+          <w:rStyle w:val="VerbatimChar"/>
+        </w:rPr>
+        <w:t xml:space="preserve">Stage 1.B.5 SM breakdown + GATE-SM        BMAD-method Scrum-Master persona breaks epic → atom-plan/plan.json + story-NN-*.md (v8.5.2) — skipped when single-atom epic</w:t>
       </w:r>
       <w:r>
         <w:br/>
@@ -15109,7 +15399,7 @@
         <w:pStyle w:val="FirstParagraph"/>
       </w:pPr>
       <w:r>
-        <w:t xml:space="preserve">The skill itself has a regression spine. Three meta-gates verify the skill cannot regress against its own invariants:</w:t>
+        <w:t xml:space="preserve">The skill itself has a regression spine. Eight meta-gates verify the skill cannot regress against its own invariants:</w:t>
       </w:r>
     </w:p>
     <w:tbl>
@@ -15313,6 +15603,217 @@
                 <w:rStyle w:val="VerbatimChar"/>
               </w:rPr>
               <w:t xml:space="preserve">meta/intent-preflight-test.sh</w:t>
+            </w:r>
+          </w:p>
+        </w:tc>
+      </w:tr>
+      <w:tr>
+        <w:tc>
+          <w:tcPr/>
+          <w:p>
+            <w:pPr>
+              <w:pStyle w:val="Compact"/>
+            </w:pPr>
+            <w:r>
+              <w:rPr>
+                <w:rStyle w:val="VerbatimChar"/>
+              </w:rPr>
+              <w:t xml:space="preserve">bmad-prd-test.sh</w:t>
+            </w:r>
+          </w:p>
+        </w:tc>
+        <w:tc>
+          <w:tcPr/>
+          <w:p>
+            <w:pPr>
+              <w:pStyle w:val="Compact"/>
+            </w:pPr>
+            <w:r>
+              <w:t xml:space="preserve">GATE-PRD enforces multi-persona PRD/architecture/ux-spec bodies; stub headers FAIL</w:t>
+            </w:r>
+          </w:p>
+        </w:tc>
+        <w:tc>
+          <w:tcPr/>
+          <w:p>
+            <w:pPr>
+              <w:pStyle w:val="Compact"/>
+            </w:pPr>
+            <w:r>
+              <w:rPr>
+                <w:rStyle w:val="VerbatimChar"/>
+              </w:rPr>
+              <w:t xml:space="preserve">meta/bmad-prd-test.sh</w:t>
+            </w:r>
+          </w:p>
+        </w:tc>
+      </w:tr>
+      <w:tr>
+        <w:tc>
+          <w:tcPr/>
+          <w:p>
+            <w:pPr>
+              <w:pStyle w:val="Compact"/>
+            </w:pPr>
+            <w:r>
+              <w:rPr>
+                <w:rStyle w:val="VerbatimChar"/>
+              </w:rPr>
+              <w:t xml:space="preserve">stack-fitness-test.sh</w:t>
+            </w:r>
+          </w:p>
+        </w:tc>
+        <w:tc>
+          <w:tcPr/>
+          <w:p>
+            <w:pPr>
+              <w:pStyle w:val="Compact"/>
+            </w:pPr>
+            <w:r>
+              <w:t xml:space="preserve">GATE-STACK (flat + tier-aware) catches required-capability gaps, disqualified packages, cost-band misalignment</w:t>
+            </w:r>
+          </w:p>
+        </w:tc>
+        <w:tc>
+          <w:tcPr/>
+          <w:p>
+            <w:pPr>
+              <w:pStyle w:val="Compact"/>
+            </w:pPr>
+            <w:r>
+              <w:rPr>
+                <w:rStyle w:val="VerbatimChar"/>
+              </w:rPr>
+              <w:t xml:space="preserve">meta/stack-fitness-test.sh</w:t>
+            </w:r>
+          </w:p>
+        </w:tc>
+      </w:tr>
+      <w:tr>
+        <w:tc>
+          <w:tcPr/>
+          <w:p>
+            <w:pPr>
+              <w:pStyle w:val="Compact"/>
+            </w:pPr>
+            <w:r>
+              <w:rPr>
+                <w:rStyle w:val="VerbatimChar"/>
+              </w:rPr>
+              <w:t xml:space="preserve">production-design-test.sh</w:t>
+            </w:r>
+          </w:p>
+        </w:tc>
+        <w:tc>
+          <w:tcPr/>
+          <w:p>
+            <w:pPr>
+              <w:pStyle w:val="Compact"/>
+            </w:pPr>
+            <w:r>
+              <w:t xml:space="preserve">GATE-PROD-DESIGN: 8 fixtures (absent → N/A, full → PASS, missing-section → FAIL, no-digits Capacity → FAIL, &lt;3 Failure modes → FAIL, missing p95 → FAIL)</w:t>
+            </w:r>
+          </w:p>
+        </w:tc>
+        <w:tc>
+          <w:tcPr/>
+          <w:p>
+            <w:pPr>
+              <w:pStyle w:val="Compact"/>
+            </w:pPr>
+            <w:r>
+              <w:rPr>
+                <w:rStyle w:val="VerbatimChar"/>
+              </w:rPr>
+              <w:t xml:space="preserve">meta/production-design-test.sh</w:t>
+            </w:r>
+          </w:p>
+        </w:tc>
+      </w:tr>
+      <w:tr>
+        <w:tc>
+          <w:tcPr/>
+          <w:p>
+            <w:pPr>
+              <w:pStyle w:val="Compact"/>
+            </w:pPr>
+            <w:r>
+              <w:rPr>
+                <w:rStyle w:val="VerbatimChar"/>
+              </w:rPr>
+              <w:t xml:space="preserve">implementer-coverage-test.sh</w:t>
+            </w:r>
+          </w:p>
+        </w:tc>
+        <w:tc>
+          <w:tcPr/>
+          <w:p>
+            <w:pPr>
+              <w:pStyle w:val="Compact"/>
+            </w:pPr>
+            <w:r>
+              <w:t xml:space="preserve">GATE-IMPL: silent-drop, allowlist-violation, core_flow-coverage, persona-status missing all detected</w:t>
+            </w:r>
+          </w:p>
+        </w:tc>
+        <w:tc>
+          <w:tcPr/>
+          <w:p>
+            <w:pPr>
+              <w:pStyle w:val="Compact"/>
+            </w:pPr>
+            <w:r>
+              <w:rPr>
+                <w:rStyle w:val="VerbatimChar"/>
+              </w:rPr>
+              <w:t xml:space="preserve">meta/implementer-coverage-test.sh</w:t>
+            </w:r>
+          </w:p>
+        </w:tc>
+      </w:tr>
+      <w:tr>
+        <w:tc>
+          <w:tcPr/>
+          <w:p>
+            <w:pPr>
+              <w:pStyle w:val="Compact"/>
+            </w:pPr>
+            <w:r>
+              <w:rPr>
+                <w:rStyle w:val="VerbatimChar"/>
+              </w:rPr>
+              <w:t xml:space="preserve">sm-breakdown-test.sh</w:t>
+            </w:r>
+            <w:r>
+              <w:t xml:space="preserve"> </w:t>
+            </w:r>
+            <w:r>
+              <w:t xml:space="preserve">(v8.5.2)</w:t>
+            </w:r>
+          </w:p>
+        </w:tc>
+        <w:tc>
+          <w:tcPr/>
+          <w:p>
+            <w:pPr>
+              <w:pStyle w:val="Compact"/>
+            </w:pPr>
+            <w:r>
+              <w:t xml:space="preserve">GATE-SM: 7 fixtures (no plan → N/A, valid → PASS, missing section → FAIL, oversized → FAIL, uncovered flow → FAIL, dependency cycle → FAIL, untestable AC → FAIL)</w:t>
+            </w:r>
+          </w:p>
+        </w:tc>
+        <w:tc>
+          <w:tcPr/>
+          <w:p>
+            <w:pPr>
+              <w:pStyle w:val="Compact"/>
+            </w:pPr>
+            <w:r>
+              <w:rPr>
+                <w:rStyle w:val="VerbatimChar"/>
+              </w:rPr>
+              <w:t xml:space="preserve">meta/sm-breakdown-test.sh</w:t>
             </w:r>
           </w:p>
         </w:tc>
@@ -26937,13 +27438,22 @@
     </w:p>
     <w:bookmarkEnd w:id="84"/>
     <w:bookmarkEnd w:id="85"/>
-    <w:bookmarkStart w:id="86" w:name="appendix--gate-script-contract"/>
+    <w:bookmarkStart w:id="96" w:name="Xb0dedaca0614d23b26f13f38be28f98ba1738de"/>
     <w:p>
       <w:pPr>
         <w:pStyle w:val="Heading2"/>
       </w:pPr>
       <w:r>
-        <w:t xml:space="preserve">Appendix — Gate Script Contract</w:t>
+        <w:t xml:space="preserve">Section X — BMAD-method Scrum-Master breakdown (v8.5.2 — GATE-SM)</w:t>
+      </w:r>
+    </w:p>
+    <w:bookmarkStart w:id="86" w:name="X7ce884063c6ccf5b1f89393f843b7475bc01740"/>
+    <w:p>
+      <w:pPr>
+        <w:pStyle w:val="Heading3"/>
+      </w:pPr>
+      <w:r>
+        <w:t xml:space="preserve">X.1 Motivation — the v8.5 atom-decomposition gap</w:t>
       </w:r>
     </w:p>
     <w:p>
@@ -26951,19 +27461,105 @@
         <w:pStyle w:val="FirstParagraph"/>
       </w:pPr>
       <w:r>
-        <w:t xml:space="preserve">Every gate script (under</w:t>
-      </w:r>
-      <w:r>
-        <w:t xml:space="preserve"> </w:t>
-      </w:r>
-      <w:r>
-        <w:rPr>
-          <w:rStyle w:val="VerbatimChar"/>
-        </w:rPr>
-        <w:t xml:space="preserve">plugins/build-anything/scripts/</w:t>
-      </w:r>
-      <w:r>
-        <w:t xml:space="preserve">) honours one contract:</w:t>
+        <w:t xml:space="preserve">v8.4 added BMAD personas at Stage 1.B (PM + Architect + UX) and Stage 4 (Dev-Backend + Dev-Frontend + Dev-Tests). v8.5 added system-design + scale-tier discipline. But one BMAD role remained un-internalised: the</w:t>
+      </w:r>
+      <w:r>
+        <w:t xml:space="preserve"> </w:t>
+      </w:r>
+      <w:r>
+        <w:rPr>
+          <w:b/>
+          <w:bCs/>
+        </w:rPr>
+        <w:t xml:space="preserve">Scrum Master</w:t>
+      </w:r>
+      <w:r>
+        <w:t xml:space="preserve">, whose canonical responsibility in BMAD is to read PRD + architecture + UX-spec and break the epic into</w:t>
+      </w:r>
+      <w:r>
+        <w:t xml:space="preserve"> </w:t>
+      </w:r>
+      <w:r>
+        <w:rPr>
+          <w:b/>
+          <w:bCs/>
+        </w:rPr>
+        <w:t xml:space="preserve">developer-ready stories</w:t>
+      </w:r>
+      <w:r>
+        <w:t xml:space="preserve"> </w:t>
+      </w:r>
+      <w:r>
+        <w:t xml:space="preserve">with explicit acceptance criteria, dependencies, allowlist hints, and size caps.</w:t>
+      </w:r>
+    </w:p>
+    <w:p>
+      <w:pPr>
+        <w:pStyle w:val="BodyText"/>
+      </w:pPr>
+      <w:r>
+        <w:t xml:space="preserve">Without an SM stage, multi-feature briefs (e.g. "YouTube-clone with upload, watch, search, comments") were treated as</w:t>
+      </w:r>
+      <w:r>
+        <w:t xml:space="preserve"> </w:t>
+      </w:r>
+      <w:r>
+        <w:rPr>
+          <w:b/>
+          <w:bCs/>
+        </w:rPr>
+        <w:t xml:space="preserve">single atoms</w:t>
+      </w:r>
+      <w:r>
+        <w:t xml:space="preserve">. The operator had to mentally decompose the epic on the fly and feed each piece to</w:t>
+      </w:r>
+      <w:r>
+        <w:t xml:space="preserve"> </w:t>
+      </w:r>
+      <w:r>
+        <w:rPr>
+          <w:rStyle w:val="VerbatimChar"/>
+        </w:rPr>
+        <w:t xml:space="preserve">/build-anything</w:t>
+      </w:r>
+      <w:r>
+        <w:t xml:space="preserve"> </w:t>
+      </w:r>
+      <w:r>
+        <w:t xml:space="preserve">as a separate invocation. This: (a) defeated the agent's ability to verify decomposition itself was sound (no DAG check, no per-story size cap, no testable-AC enforcement); (b) reintroduced single-author bias at the breakdown layer (the same operator chose what an "atom" meant for every epic); (c) made</w:t>
+      </w:r>
+      <w:r>
+        <w:t xml:space="preserve"> </w:t>
+      </w:r>
+      <w:r>
+        <w:rPr>
+          <w:rStyle w:val="VerbatimChar"/>
+        </w:rPr>
+        <w:t xml:space="preserve">intent.core_flows[]</w:t>
+      </w:r>
+      <w:r>
+        <w:t xml:space="preserve"> </w:t>
+      </w:r>
+      <w:r>
+        <w:t xml:space="preserve">coverage a manual checklist rather than a mechanical gate.</w:t>
+      </w:r>
+    </w:p>
+    <w:p>
+      <w:pPr>
+        <w:pStyle w:val="BodyText"/>
+      </w:pPr>
+      <w:r>
+        <w:t xml:space="preserve">v8.5.2 closes this gap. Stage 1.B.5 dispatches the SM persona between GATE-PRD (Stage 1.B) and GATE-PFC (Stage 1.C). When the epic is multi-atom, the SM emits a plan + per-story files; GATE-SM verifies the breakdown is parseable, sized correctly, covers every core_flow, and forms a DAG with testable ACs. When the epic is single-atom (one feature, one core_flow), the stage is a clean N/A_PENDING_REVIEWER — no SM dispatch, no plan.json, no penalty.</w:t>
+      </w:r>
+    </w:p>
+    <w:bookmarkEnd w:id="86"/>
+    <w:bookmarkStart w:id="87" w:name="x2-stage-placement"/>
+    <w:p>
+      <w:pPr>
+        <w:pStyle w:val="Heading3"/>
+      </w:pPr>
+      <w:r>
+        <w:t xml:space="preserve">X.2 Stage placement</w:t>
       </w:r>
     </w:p>
     <w:p>
@@ -26974,43 +27570,70 @@
         <w:rPr>
           <w:rStyle w:val="VerbatimChar"/>
         </w:rPr>
-        <w:t xml:space="preserve">input:   --atom-dir &lt;path&gt;</w:t>
-      </w:r>
-      <w:r>
-        <w:br/>
-      </w:r>
-      <w:r>
-        <w:rPr>
-          <w:rStyle w:val="VerbatimChar"/>
-        </w:rPr>
-        <w:t xml:space="preserve">stdout:  PASS | FAIL | N/A_PENDING_REVIEWER | ERROR</w:t>
-      </w:r>
-      <w:r>
-        <w:br/>
-      </w:r>
-      <w:r>
-        <w:rPr>
-          <w:rStyle w:val="VerbatimChar"/>
-        </w:rPr>
-        <w:t xml:space="preserve">exit:    0 = PASS or N/A, 1 = FAIL, 2 = preflight/witness refusal, 4 = AL-4 cap, 127 = missing tool</w:t>
-      </w:r>
-      <w:r>
-        <w:br/>
-      </w:r>
-      <w:r>
-        <w:rPr>
-          <w:rStyle w:val="VerbatimChar"/>
-        </w:rPr>
-        <w:t xml:space="preserve">disk:    {atom_dir}/evidence/{gate}.json</w:t>
-      </w:r>
-      <w:r>
-        <w:br/>
-      </w:r>
-      <w:r>
-        <w:rPr>
-          <w:rStyle w:val="VerbatimChar"/>
-        </w:rPr>
-        <w:t xml:space="preserve">         + {confidence: 0-100, ambiguities: []}</w:t>
+        <w:t xml:space="preserve">... Stage 1.B  PM + Architect + UX personas → prd.md + architecture.md + ux-spec.md + production-design.md</w:t>
+      </w:r>
+      <w:r>
+        <w:br/>
+      </w:r>
+      <w:r>
+        <w:rPr>
+          <w:rStyle w:val="VerbatimChar"/>
+        </w:rPr>
+        <w:t xml:space="preserve">              GATE-PRD verifies bodies</w:t>
+      </w:r>
+      <w:r>
+        <w:br/>
+      </w:r>
+      <w:r>
+        <w:rPr>
+          <w:rStyle w:val="VerbatimChar"/>
+        </w:rPr>
+        <w:t xml:space="preserve">                          ▼</w:t>
+      </w:r>
+      <w:r>
+        <w:br/>
+      </w:r>
+      <w:r>
+        <w:rPr>
+          <w:rStyle w:val="VerbatimChar"/>
+        </w:rPr>
+        <w:t xml:space="preserve">    Stage 1.B.5 (NEW)   SM persona reads everything above + intent → plan.json + story-NN-*.md</w:t>
+      </w:r>
+      <w:r>
+        <w:br/>
+      </w:r>
+      <w:r>
+        <w:rPr>
+          <w:rStyle w:val="VerbatimChar"/>
+        </w:rPr>
+        <w:t xml:space="preserve">                        GATE-SM verifies breakdown</w:t>
+      </w:r>
+      <w:r>
+        <w:br/>
+      </w:r>
+      <w:r>
+        <w:rPr>
+          <w:rStyle w:val="VerbatimChar"/>
+        </w:rPr>
+        <w:t xml:space="preserve">                          ▼</w:t>
+      </w:r>
+      <w:r>
+        <w:br/>
+      </w:r>
+      <w:r>
+        <w:rPr>
+          <w:rStyle w:val="VerbatimChar"/>
+        </w:rPr>
+        <w:t xml:space="preserve">... Stage 1.C  GATE-PFC verifies declared product type's must-have features are in spec</w:t>
+      </w:r>
+      <w:r>
+        <w:br/>
+      </w:r>
+      <w:r>
+        <w:rPr>
+          <w:rStyle w:val="VerbatimChar"/>
+        </w:rPr>
+        <w:t xml:space="preserve">... Stage 1.D  GATE-STACK (tier-aware) + GATE-PROD-DESIGN</w:t>
       </w:r>
     </w:p>
     <w:p>
@@ -27018,9 +27641,3006 @@
         <w:pStyle w:val="FirstParagraph"/>
       </w:pPr>
       <w:r>
-        <w:t xml:space="preserve">The contract — not the file list — is the load-bearing artifact. Any future script that emits this shape is a valid gate. Any present script that fails this shape is a bug.</w:t>
-      </w:r>
-    </w:p>
+        <w:t xml:space="preserve">The SM stage runs</w:t>
+      </w:r>
+      <w:r>
+        <w:t xml:space="preserve"> </w:t>
+      </w:r>
+      <w:r>
+        <w:rPr>
+          <w:b/>
+          <w:bCs/>
+        </w:rPr>
+        <w:t xml:space="preserve">after</w:t>
+      </w:r>
+      <w:r>
+        <w:t xml:space="preserve"> </w:t>
+      </w:r>
+      <w:r>
+        <w:t xml:space="preserve">PRD/Architecture/UX so it can read all of them, and</w:t>
+      </w:r>
+      <w:r>
+        <w:t xml:space="preserve"> </w:t>
+      </w:r>
+      <w:r>
+        <w:rPr>
+          <w:b/>
+          <w:bCs/>
+        </w:rPr>
+        <w:t xml:space="preserve">before</w:t>
+      </w:r>
+      <w:r>
+        <w:t xml:space="preserve"> </w:t>
+      </w:r>
+      <w:r>
+        <w:t xml:space="preserve">PFC/STACK so feature-coverage and tier-fitness can be verified per-story rather than per-epic-blob.</w:t>
+      </w:r>
+    </w:p>
+    <w:bookmarkEnd w:id="87"/>
+    <w:bookmarkStart w:id="88" w:name="x3-sm-persona-contract"/>
+    <w:p>
+      <w:pPr>
+        <w:pStyle w:val="Heading3"/>
+      </w:pPr>
+      <w:r>
+        <w:t xml:space="preserve">X.3 SM persona contract</w:t>
+      </w:r>
+    </w:p>
+    <w:p>
+      <w:pPr>
+        <w:pStyle w:val="FirstParagraph"/>
+      </w:pPr>
+      <w:r>
+        <w:t xml:space="preserve">Persona prompt:</w:t>
+      </w:r>
+      <w:r>
+        <w:t xml:space="preserve"> </w:t>
+      </w:r>
+      <w:r>
+        <w:rPr>
+          <w:rStyle w:val="VerbatimChar"/>
+        </w:rPr>
+        <w:t xml:space="preserve">sub-skills/spec/references/personas/sm-persona.md</w:t>
+      </w:r>
+      <w:r>
+        <w:t xml:space="preserve">.</w:t>
+      </w:r>
+    </w:p>
+    <w:p>
+      <w:pPr>
+        <w:pStyle w:val="BodyText"/>
+      </w:pPr>
+      <w:r>
+        <w:t xml:space="preserve">Inputs (the persona MUST read all of these before emitting any output):</w:t>
+      </w:r>
+    </w:p>
+    <w:p>
+      <w:pPr>
+        <w:pStyle w:val="Compact"/>
+        <w:numPr>
+          <w:ilvl w:val="0"/>
+          <w:numId w:val="1044"/>
+        </w:numPr>
+      </w:pPr>
+      <w:r>
+        <w:rPr>
+          <w:rStyle w:val="VerbatimChar"/>
+        </w:rPr>
+        <w:t xml:space="preserve">{epic_dir}/intent/verdict.json</w:t>
+      </w:r>
+      <w:r>
+        <w:t xml:space="preserve"> </w:t>
+      </w:r>
+      <w:r>
+        <w:t xml:space="preserve">—</w:t>
+      </w:r>
+      <w:r>
+        <w:t xml:space="preserve"> </w:t>
+      </w:r>
+      <w:r>
+        <w:rPr>
+          <w:rStyle w:val="VerbatimChar"/>
+        </w:rPr>
+        <w:t xml:space="preserve">declared.product_type</w:t>
+      </w:r>
+      <w:r>
+        <w:t xml:space="preserve">,</w:t>
+      </w:r>
+      <w:r>
+        <w:t xml:space="preserve"> </w:t>
+      </w:r>
+      <w:r>
+        <w:rPr>
+          <w:rStyle w:val="VerbatimChar"/>
+        </w:rPr>
+        <w:t xml:space="preserve">core_flows[]</w:t>
+      </w:r>
+      <w:r>
+        <w:t xml:space="preserve">,</w:t>
+      </w:r>
+      <w:r>
+        <w:t xml:space="preserve"> </w:t>
+      </w:r>
+      <w:r>
+        <w:rPr>
+          <w:rStyle w:val="VerbatimChar"/>
+        </w:rPr>
+        <w:t xml:space="preserve">success_criteria[]</w:t>
+      </w:r>
+      <w:r>
+        <w:t xml:space="preserve">,</w:t>
+      </w:r>
+      <w:r>
+        <w:t xml:space="preserve"> </w:t>
+      </w:r>
+      <w:r>
+        <w:rPr>
+          <w:rStyle w:val="VerbatimChar"/>
+        </w:rPr>
+        <w:t xml:space="preserve">out_of_scope[]</w:t>
+      </w:r>
+      <w:r>
+        <w:t xml:space="preserve">,</w:t>
+      </w:r>
+      <w:r>
+        <w:t xml:space="preserve"> </w:t>
+      </w:r>
+      <w:r>
+        <w:rPr>
+          <w:rStyle w:val="VerbatimChar"/>
+        </w:rPr>
+        <w:t xml:space="preserve">constraints[]</w:t>
+      </w:r>
+    </w:p>
+    <w:p>
+      <w:pPr>
+        <w:pStyle w:val="Compact"/>
+        <w:numPr>
+          <w:ilvl w:val="0"/>
+          <w:numId w:val="1044"/>
+        </w:numPr>
+      </w:pPr>
+      <w:r>
+        <w:rPr>
+          <w:rStyle w:val="VerbatimChar"/>
+        </w:rPr>
+        <w:t xml:space="preserve">{epic_dir}/prd.md</w:t>
+      </w:r>
+      <w:r>
+        <w:t xml:space="preserve"> </w:t>
+      </w:r>
+      <w:r>
+        <w:t xml:space="preserve">— Vision, MVP Scope, Acceptance Criteria, User Journeys</w:t>
+      </w:r>
+    </w:p>
+    <w:p>
+      <w:pPr>
+        <w:pStyle w:val="Compact"/>
+        <w:numPr>
+          <w:ilvl w:val="0"/>
+          <w:numId w:val="1044"/>
+        </w:numPr>
+      </w:pPr>
+      <w:r>
+        <w:rPr>
+          <w:rStyle w:val="VerbatimChar"/>
+        </w:rPr>
+        <w:t xml:space="preserve">{epic_dir}/architecture.md</w:t>
+      </w:r>
+      <w:r>
+        <w:t xml:space="preserve"> </w:t>
+      </w:r>
+      <w:r>
+        <w:t xml:space="preserve">— Stack, Components, Data model, API surface</w:t>
+      </w:r>
+    </w:p>
+    <w:p>
+      <w:pPr>
+        <w:pStyle w:val="Compact"/>
+        <w:numPr>
+          <w:ilvl w:val="0"/>
+          <w:numId w:val="1044"/>
+        </w:numPr>
+      </w:pPr>
+      <w:r>
+        <w:rPr>
+          <w:rStyle w:val="VerbatimChar"/>
+        </w:rPr>
+        <w:t xml:space="preserve">{epic_dir}/production-design.md</w:t>
+      </w:r>
+      <w:r>
+        <w:t xml:space="preserve"> </w:t>
+      </w:r>
+      <w:r>
+        <w:t xml:space="preserve">(when present) — Capacity model, SLO targets</w:t>
+      </w:r>
+    </w:p>
+    <w:p>
+      <w:pPr>
+        <w:pStyle w:val="Compact"/>
+        <w:numPr>
+          <w:ilvl w:val="0"/>
+          <w:numId w:val="1044"/>
+        </w:numPr>
+      </w:pPr>
+      <w:r>
+        <w:rPr>
+          <w:rStyle w:val="VerbatimChar"/>
+        </w:rPr>
+        <w:t xml:space="preserve">{epic_dir}/ux-spec.md</w:t>
+      </w:r>
+      <w:r>
+        <w:t xml:space="preserve"> </w:t>
+      </w:r>
+      <w:r>
+        <w:t xml:space="preserve">— Page inventory, Per-page UX</w:t>
+      </w:r>
+    </w:p>
+    <w:p>
+      <w:pPr>
+        <w:pStyle w:val="Compact"/>
+        <w:numPr>
+          <w:ilvl w:val="0"/>
+          <w:numId w:val="1044"/>
+        </w:numPr>
+      </w:pPr>
+      <w:r>
+        <w:rPr>
+          <w:rStyle w:val="VerbatimChar"/>
+        </w:rPr>
+        <w:t xml:space="preserve">{epic_dir}/research/product-features-&lt;slug&gt;.md</w:t>
+      </w:r>
+      <w:r>
+        <w:t xml:space="preserve"> </w:t>
+      </w:r>
+      <w:r>
+        <w:t xml:space="preserve">— feature catalogue for product type</w:t>
+      </w:r>
+    </w:p>
+    <w:p>
+      <w:pPr>
+        <w:pStyle w:val="FirstParagraph"/>
+      </w:pPr>
+      <w:r>
+        <w:t xml:space="preserve">Outputs (the persona MUST emit both):</w:t>
+      </w:r>
+    </w:p>
+    <w:p>
+      <w:pPr>
+        <w:pStyle w:val="Compact"/>
+        <w:numPr>
+          <w:ilvl w:val="0"/>
+          <w:numId w:val="1045"/>
+        </w:numPr>
+      </w:pPr>
+      <w:r>
+        <w:rPr>
+          <w:rStyle w:val="VerbatimChar"/>
+        </w:rPr>
+        <w:t xml:space="preserve">{epic_dir}/atom-plan/plan.json</w:t>
+      </w:r>
+      <w:r>
+        <w:t xml:space="preserve"> </w:t>
+      </w:r>
+      <w:r>
+        <w:t xml:space="preserve">— machine-readable plan (see §X.4)</w:t>
+      </w:r>
+    </w:p>
+    <w:p>
+      <w:pPr>
+        <w:pStyle w:val="Compact"/>
+        <w:numPr>
+          <w:ilvl w:val="0"/>
+          <w:numId w:val="1045"/>
+        </w:numPr>
+      </w:pPr>
+      <w:r>
+        <w:rPr>
+          <w:rStyle w:val="VerbatimChar"/>
+        </w:rPr>
+        <w:t xml:space="preserve">{epic_dir}/atom-plan/stories/story-NN-&lt;slug&gt;.md</w:t>
+      </w:r>
+      <w:r>
+        <w:t xml:space="preserve"> </w:t>
+      </w:r>
+      <w:r>
+        <w:t xml:space="preserve">— one per</w:t>
+      </w:r>
+      <w:r>
+        <w:t xml:space="preserve"> </w:t>
+      </w:r>
+      <w:r>
+        <w:rPr>
+          <w:rStyle w:val="VerbatimChar"/>
+        </w:rPr>
+        <w:t xml:space="preserve">plan.json.stories[]</w:t>
+      </w:r>
+    </w:p>
+    <w:bookmarkEnd w:id="88"/>
+    <w:bookmarkStart w:id="89" w:name="x4-planjson-shape-the-gate-sm-contract"/>
+    <w:p>
+      <w:pPr>
+        <w:pStyle w:val="Heading3"/>
+      </w:pPr>
+      <w:r>
+        <w:t xml:space="preserve">X.4 plan.json shape (the GATE-SM contract)</w:t>
+      </w:r>
+    </w:p>
+    <w:p>
+      <w:pPr>
+        <w:pStyle w:val="SourceCode"/>
+      </w:pPr>
+      <w:r>
+        <w:rPr>
+          <w:rStyle w:val="FunctionTok"/>
+        </w:rPr>
+        <w:t xml:space="preserve">{</w:t>
+      </w:r>
+      <w:r>
+        <w:br/>
+      </w:r>
+      <w:r>
+        <w:rPr>
+          <w:rStyle w:val="NormalTok"/>
+        </w:rPr>
+        <w:t xml:space="preserve">  </w:t>
+      </w:r>
+      <w:r>
+        <w:rPr>
+          <w:rStyle w:val="DataTypeTok"/>
+        </w:rPr>
+        <w:t xml:space="preserve">"epic"</w:t>
+      </w:r>
+      <w:r>
+        <w:rPr>
+          <w:rStyle w:val="FunctionTok"/>
+        </w:rPr>
+        <w:t xml:space="preserve">:</w:t>
+      </w:r>
+      <w:r>
+        <w:rPr>
+          <w:rStyle w:val="NormalTok"/>
+        </w:rPr>
+        <w:t xml:space="preserve"> </w:t>
+      </w:r>
+      <w:r>
+        <w:rPr>
+          <w:rStyle w:val="StringTok"/>
+        </w:rPr>
+        <w:t xml:space="preserve">"&lt;product_type or epic_slug&gt;"</w:t>
+      </w:r>
+      <w:r>
+        <w:rPr>
+          <w:rStyle w:val="FunctionTok"/>
+        </w:rPr>
+        <w:t xml:space="preserve">,</w:t>
+      </w:r>
+      <w:r>
+        <w:br/>
+      </w:r>
+      <w:r>
+        <w:rPr>
+          <w:rStyle w:val="NormalTok"/>
+        </w:rPr>
+        <w:t xml:space="preserve">  </w:t>
+      </w:r>
+      <w:r>
+        <w:rPr>
+          <w:rStyle w:val="DataTypeTok"/>
+        </w:rPr>
+        <w:t xml:space="preserve">"epic_dir"</w:t>
+      </w:r>
+      <w:r>
+        <w:rPr>
+          <w:rStyle w:val="FunctionTok"/>
+        </w:rPr>
+        <w:t xml:space="preserve">:</w:t>
+      </w:r>
+      <w:r>
+        <w:rPr>
+          <w:rStyle w:val="NormalTok"/>
+        </w:rPr>
+        <w:t xml:space="preserve"> </w:t>
+      </w:r>
+      <w:r>
+        <w:rPr>
+          <w:rStyle w:val="StringTok"/>
+        </w:rPr>
+        <w:t xml:space="preserve">"&lt;absolute path&gt;"</w:t>
+      </w:r>
+      <w:r>
+        <w:rPr>
+          <w:rStyle w:val="FunctionTok"/>
+        </w:rPr>
+        <w:t xml:space="preserve">,</w:t>
+      </w:r>
+      <w:r>
+        <w:br/>
+      </w:r>
+      <w:r>
+        <w:rPr>
+          <w:rStyle w:val="NormalTok"/>
+        </w:rPr>
+        <w:t xml:space="preserve">  </w:t>
+      </w:r>
+      <w:r>
+        <w:rPr>
+          <w:rStyle w:val="DataTypeTok"/>
+        </w:rPr>
+        <w:t xml:space="preserve">"total_stories"</w:t>
+      </w:r>
+      <w:r>
+        <w:rPr>
+          <w:rStyle w:val="FunctionTok"/>
+        </w:rPr>
+        <w:t xml:space="preserve">:</w:t>
+      </w:r>
+      <w:r>
+        <w:rPr>
+          <w:rStyle w:val="NormalTok"/>
+        </w:rPr>
+        <w:t xml:space="preserve"> </w:t>
+      </w:r>
+      <w:r>
+        <w:rPr>
+          <w:rStyle w:val="ErrorTok"/>
+        </w:rPr>
+        <w:t xml:space="preserve">&lt;int&gt;</w:t>
+      </w:r>
+      <w:r>
+        <w:rPr>
+          <w:rStyle w:val="FunctionTok"/>
+        </w:rPr>
+        <w:t xml:space="preserve">,</w:t>
+      </w:r>
+      <w:r>
+        <w:br/>
+      </w:r>
+      <w:r>
+        <w:rPr>
+          <w:rStyle w:val="NormalTok"/>
+        </w:rPr>
+        <w:t xml:space="preserve">  </w:t>
+      </w:r>
+      <w:r>
+        <w:rPr>
+          <w:rStyle w:val="DataTypeTok"/>
+        </w:rPr>
+        <w:t xml:space="preserve">"execution_order"</w:t>
+      </w:r>
+      <w:r>
+        <w:rPr>
+          <w:rStyle w:val="FunctionTok"/>
+        </w:rPr>
+        <w:t xml:space="preserve">:</w:t>
+      </w:r>
+      <w:r>
+        <w:rPr>
+          <w:rStyle w:val="NormalTok"/>
+        </w:rPr>
+        <w:t xml:space="preserve"> </w:t>
+      </w:r>
+      <w:r>
+        <w:rPr>
+          <w:rStyle w:val="OtherTok"/>
+        </w:rPr>
+        <w:t xml:space="preserve">[</w:t>
+      </w:r>
+      <w:r>
+        <w:rPr>
+          <w:rStyle w:val="StringTok"/>
+        </w:rPr>
+        <w:t xml:space="preserve">"story-01-…"</w:t>
+      </w:r>
+      <w:r>
+        <w:rPr>
+          <w:rStyle w:val="OtherTok"/>
+        </w:rPr>
+        <w:t xml:space="preserve">,</w:t>
+      </w:r>
+      <w:r>
+        <w:rPr>
+          <w:rStyle w:val="NormalTok"/>
+        </w:rPr>
+        <w:t xml:space="preserve"> </w:t>
+      </w:r>
+      <w:r>
+        <w:rPr>
+          <w:rStyle w:val="StringTok"/>
+        </w:rPr>
+        <w:t xml:space="preserve">"story-02-…"</w:t>
+      </w:r>
+      <w:r>
+        <w:rPr>
+          <w:rStyle w:val="OtherTok"/>
+        </w:rPr>
+        <w:t xml:space="preserve">,</w:t>
+      </w:r>
+      <w:r>
+        <w:rPr>
+          <w:rStyle w:val="NormalTok"/>
+        </w:rPr>
+        <w:t xml:space="preserve"> </w:t>
+      </w:r>
+      <w:r>
+        <w:rPr>
+          <w:rStyle w:val="ErrorTok"/>
+        </w:rPr>
+        <w:t xml:space="preserve">...</w:t>
+      </w:r>
+      <w:r>
+        <w:rPr>
+          <w:rStyle w:val="OtherTok"/>
+        </w:rPr>
+        <w:t xml:space="preserve">]</w:t>
+      </w:r>
+      <w:r>
+        <w:rPr>
+          <w:rStyle w:val="FunctionTok"/>
+        </w:rPr>
+        <w:t xml:space="preserve">,</w:t>
+      </w:r>
+      <w:r>
+        <w:br/>
+      </w:r>
+      <w:r>
+        <w:rPr>
+          <w:rStyle w:val="NormalTok"/>
+        </w:rPr>
+        <w:t xml:space="preserve">  </w:t>
+      </w:r>
+      <w:r>
+        <w:rPr>
+          <w:rStyle w:val="DataTypeTok"/>
+        </w:rPr>
+        <w:t xml:space="preserve">"stories"</w:t>
+      </w:r>
+      <w:r>
+        <w:rPr>
+          <w:rStyle w:val="FunctionTok"/>
+        </w:rPr>
+        <w:t xml:space="preserve">:</w:t>
+      </w:r>
+      <w:r>
+        <w:rPr>
+          <w:rStyle w:val="NormalTok"/>
+        </w:rPr>
+        <w:t xml:space="preserve"> </w:t>
+      </w:r>
+      <w:r>
+        <w:rPr>
+          <w:rStyle w:val="OtherTok"/>
+        </w:rPr>
+        <w:t xml:space="preserve">[</w:t>
+      </w:r>
+      <w:r>
+        <w:br/>
+      </w:r>
+      <w:r>
+        <w:rPr>
+          <w:rStyle w:val="NormalTok"/>
+        </w:rPr>
+        <w:t xml:space="preserve">    </w:t>
+      </w:r>
+      <w:r>
+        <w:rPr>
+          <w:rStyle w:val="FunctionTok"/>
+        </w:rPr>
+        <w:t xml:space="preserve">{</w:t>
+      </w:r>
+      <w:r>
+        <w:br/>
+      </w:r>
+      <w:r>
+        <w:rPr>
+          <w:rStyle w:val="NormalTok"/>
+        </w:rPr>
+        <w:t xml:space="preserve">      </w:t>
+      </w:r>
+      <w:r>
+        <w:rPr>
+          <w:rStyle w:val="DataTypeTok"/>
+        </w:rPr>
+        <w:t xml:space="preserve">"id"</w:t>
+      </w:r>
+      <w:r>
+        <w:rPr>
+          <w:rStyle w:val="FunctionTok"/>
+        </w:rPr>
+        <w:t xml:space="preserve">:</w:t>
+      </w:r>
+      <w:r>
+        <w:rPr>
+          <w:rStyle w:val="NormalTok"/>
+        </w:rPr>
+        <w:t xml:space="preserve"> </w:t>
+      </w:r>
+      <w:r>
+        <w:rPr>
+          <w:rStyle w:val="StringTok"/>
+        </w:rPr>
+        <w:t xml:space="preserve">"story-NN-&lt;slug&gt;"</w:t>
+      </w:r>
+      <w:r>
+        <w:rPr>
+          <w:rStyle w:val="FunctionTok"/>
+        </w:rPr>
+        <w:t xml:space="preserve">,</w:t>
+      </w:r>
+      <w:r>
+        <w:br/>
+      </w:r>
+      <w:r>
+        <w:rPr>
+          <w:rStyle w:val="NormalTok"/>
+        </w:rPr>
+        <w:t xml:space="preserve">      </w:t>
+      </w:r>
+      <w:r>
+        <w:rPr>
+          <w:rStyle w:val="DataTypeTok"/>
+        </w:rPr>
+        <w:t xml:space="preserve">"slug"</w:t>
+      </w:r>
+      <w:r>
+        <w:rPr>
+          <w:rStyle w:val="FunctionTok"/>
+        </w:rPr>
+        <w:t xml:space="preserve">:</w:t>
+      </w:r>
+      <w:r>
+        <w:rPr>
+          <w:rStyle w:val="NormalTok"/>
+        </w:rPr>
+        <w:t xml:space="preserve"> </w:t>
+      </w:r>
+      <w:r>
+        <w:rPr>
+          <w:rStyle w:val="StringTok"/>
+        </w:rPr>
+        <w:t xml:space="preserve">"&lt;kebab-slug&gt;"</w:t>
+      </w:r>
+      <w:r>
+        <w:rPr>
+          <w:rStyle w:val="FunctionTok"/>
+        </w:rPr>
+        <w:t xml:space="preserve">,</w:t>
+      </w:r>
+      <w:r>
+        <w:br/>
+      </w:r>
+      <w:r>
+        <w:rPr>
+          <w:rStyle w:val="NormalTok"/>
+        </w:rPr>
+        <w:t xml:space="preserve">      </w:t>
+      </w:r>
+      <w:r>
+        <w:rPr>
+          <w:rStyle w:val="DataTypeTok"/>
+        </w:rPr>
+        <w:t xml:space="preserve">"file"</w:t>
+      </w:r>
+      <w:r>
+        <w:rPr>
+          <w:rStyle w:val="FunctionTok"/>
+        </w:rPr>
+        <w:t xml:space="preserve">:</w:t>
+      </w:r>
+      <w:r>
+        <w:rPr>
+          <w:rStyle w:val="NormalTok"/>
+        </w:rPr>
+        <w:t xml:space="preserve"> </w:t>
+      </w:r>
+      <w:r>
+        <w:rPr>
+          <w:rStyle w:val="StringTok"/>
+        </w:rPr>
+        <w:t xml:space="preserve">"atom-plan/stories/story-NN-&lt;slug&gt;.md"</w:t>
+      </w:r>
+      <w:r>
+        <w:rPr>
+          <w:rStyle w:val="FunctionTok"/>
+        </w:rPr>
+        <w:t xml:space="preserve">,</w:t>
+      </w:r>
+      <w:r>
+        <w:br/>
+      </w:r>
+      <w:r>
+        <w:rPr>
+          <w:rStyle w:val="NormalTok"/>
+        </w:rPr>
+        <w:t xml:space="preserve">      </w:t>
+      </w:r>
+      <w:r>
+        <w:rPr>
+          <w:rStyle w:val="DataTypeTok"/>
+        </w:rPr>
+        <w:t xml:space="preserve">"atom_brief"</w:t>
+      </w:r>
+      <w:r>
+        <w:rPr>
+          <w:rStyle w:val="FunctionTok"/>
+        </w:rPr>
+        <w:t xml:space="preserve">:</w:t>
+      </w:r>
+      <w:r>
+        <w:rPr>
+          <w:rStyle w:val="NormalTok"/>
+        </w:rPr>
+        <w:t xml:space="preserve"> </w:t>
+      </w:r>
+      <w:r>
+        <w:rPr>
+          <w:rStyle w:val="StringTok"/>
+        </w:rPr>
+        <w:t xml:space="preserve">"&lt;one-paragraph atom prompt — what /build-anything receives&gt;"</w:t>
+      </w:r>
+      <w:r>
+        <w:rPr>
+          <w:rStyle w:val="FunctionTok"/>
+        </w:rPr>
+        <w:t xml:space="preserve">,</w:t>
+      </w:r>
+      <w:r>
+        <w:br/>
+      </w:r>
+      <w:r>
+        <w:rPr>
+          <w:rStyle w:val="NormalTok"/>
+        </w:rPr>
+        <w:t xml:space="preserve">      </w:t>
+      </w:r>
+      <w:r>
+        <w:rPr>
+          <w:rStyle w:val="DataTypeTok"/>
+        </w:rPr>
+        <w:t xml:space="preserve">"depends_on"</w:t>
+      </w:r>
+      <w:r>
+        <w:rPr>
+          <w:rStyle w:val="FunctionTok"/>
+        </w:rPr>
+        <w:t xml:space="preserve">:</w:t>
+      </w:r>
+      <w:r>
+        <w:rPr>
+          <w:rStyle w:val="NormalTok"/>
+        </w:rPr>
+        <w:t xml:space="preserve"> </w:t>
+      </w:r>
+      <w:r>
+        <w:rPr>
+          <w:rStyle w:val="OtherTok"/>
+        </w:rPr>
+        <w:t xml:space="preserve">[</w:t>
+      </w:r>
+      <w:r>
+        <w:rPr>
+          <w:rStyle w:val="StringTok"/>
+        </w:rPr>
+        <w:t xml:space="preserve">"story-NN-…"</w:t>
+      </w:r>
+      <w:r>
+        <w:rPr>
+          <w:rStyle w:val="OtherTok"/>
+        </w:rPr>
+        <w:t xml:space="preserve">,</w:t>
+      </w:r>
+      <w:r>
+        <w:rPr>
+          <w:rStyle w:val="NormalTok"/>
+        </w:rPr>
+        <w:t xml:space="preserve"> </w:t>
+      </w:r>
+      <w:r>
+        <w:rPr>
+          <w:rStyle w:val="ErrorTok"/>
+        </w:rPr>
+        <w:t xml:space="preserve">...</w:t>
+      </w:r>
+      <w:r>
+        <w:rPr>
+          <w:rStyle w:val="OtherTok"/>
+        </w:rPr>
+        <w:t xml:space="preserve">]</w:t>
+      </w:r>
+      <w:r>
+        <w:rPr>
+          <w:rStyle w:val="FunctionTok"/>
+        </w:rPr>
+        <w:t xml:space="preserve">,</w:t>
+      </w:r>
+      <w:r>
+        <w:br/>
+      </w:r>
+      <w:r>
+        <w:rPr>
+          <w:rStyle w:val="NormalTok"/>
+        </w:rPr>
+        <w:t xml:space="preserve">      </w:t>
+      </w:r>
+      <w:r>
+        <w:rPr>
+          <w:rStyle w:val="DataTypeTok"/>
+        </w:rPr>
+        <w:t xml:space="preserve">"estimated_files"</w:t>
+      </w:r>
+      <w:r>
+        <w:rPr>
+          <w:rStyle w:val="FunctionTok"/>
+        </w:rPr>
+        <w:t xml:space="preserve">:</w:t>
+      </w:r>
+      <w:r>
+        <w:rPr>
+          <w:rStyle w:val="NormalTok"/>
+        </w:rPr>
+        <w:t xml:space="preserve"> </w:t>
+      </w:r>
+      <w:r>
+        <w:rPr>
+          <w:rStyle w:val="ErrorTok"/>
+        </w:rPr>
+        <w:t xml:space="preserve">&lt;int&gt;</w:t>
+      </w:r>
+      <w:r>
+        <w:rPr>
+          <w:rStyle w:val="FunctionTok"/>
+        </w:rPr>
+        <w:t xml:space="preserve">,</w:t>
+      </w:r>
+      <w:r>
+        <w:br/>
+      </w:r>
+      <w:r>
+        <w:rPr>
+          <w:rStyle w:val="NormalTok"/>
+        </w:rPr>
+        <w:t xml:space="preserve">      </w:t>
+      </w:r>
+      <w:r>
+        <w:rPr>
+          <w:rStyle w:val="DataTypeTok"/>
+        </w:rPr>
+        <w:t xml:space="preserve">"estimated_loc"</w:t>
+      </w:r>
+      <w:r>
+        <w:rPr>
+          <w:rStyle w:val="FunctionTok"/>
+        </w:rPr>
+        <w:t xml:space="preserve">:</w:t>
+      </w:r>
+      <w:r>
+        <w:rPr>
+          <w:rStyle w:val="NormalTok"/>
+        </w:rPr>
+        <w:t xml:space="preserve"> </w:t>
+      </w:r>
+      <w:r>
+        <w:rPr>
+          <w:rStyle w:val="ErrorTok"/>
+        </w:rPr>
+        <w:t xml:space="preserve">&lt;int&gt;</w:t>
+      </w:r>
+      <w:r>
+        <w:rPr>
+          <w:rStyle w:val="FunctionTok"/>
+        </w:rPr>
+        <w:t xml:space="preserve">,</w:t>
+      </w:r>
+      <w:r>
+        <w:br/>
+      </w:r>
+      <w:r>
+        <w:rPr>
+          <w:rStyle w:val="NormalTok"/>
+        </w:rPr>
+        <w:t xml:space="preserve">      </w:t>
+      </w:r>
+      <w:r>
+        <w:rPr>
+          <w:rStyle w:val="DataTypeTok"/>
+        </w:rPr>
+        <w:t xml:space="preserve">"core_flows"</w:t>
+      </w:r>
+      <w:r>
+        <w:rPr>
+          <w:rStyle w:val="FunctionTok"/>
+        </w:rPr>
+        <w:t xml:space="preserve">:</w:t>
+      </w:r>
+      <w:r>
+        <w:rPr>
+          <w:rStyle w:val="NormalTok"/>
+        </w:rPr>
+        <w:t xml:space="preserve"> </w:t>
+      </w:r>
+      <w:r>
+        <w:rPr>
+          <w:rStyle w:val="OtherTok"/>
+        </w:rPr>
+        <w:t xml:space="preserve">[</w:t>
+      </w:r>
+      <w:r>
+        <w:rPr>
+          <w:rStyle w:val="StringTok"/>
+        </w:rPr>
+        <w:t xml:space="preserve">"&lt;flow&gt;"</w:t>
+      </w:r>
+      <w:r>
+        <w:rPr>
+          <w:rStyle w:val="OtherTok"/>
+        </w:rPr>
+        <w:t xml:space="preserve">,</w:t>
+      </w:r>
+      <w:r>
+        <w:rPr>
+          <w:rStyle w:val="NormalTok"/>
+        </w:rPr>
+        <w:t xml:space="preserve"> </w:t>
+      </w:r>
+      <w:r>
+        <w:rPr>
+          <w:rStyle w:val="ErrorTok"/>
+        </w:rPr>
+        <w:t xml:space="preserve">...</w:t>
+      </w:r>
+      <w:r>
+        <w:rPr>
+          <w:rStyle w:val="OtherTok"/>
+        </w:rPr>
+        <w:t xml:space="preserve">]</w:t>
+      </w:r>
+      <w:r>
+        <w:rPr>
+          <w:rStyle w:val="FunctionTok"/>
+        </w:rPr>
+        <w:t xml:space="preserve">,</w:t>
+      </w:r>
+      <w:r>
+        <w:br/>
+      </w:r>
+      <w:r>
+        <w:rPr>
+          <w:rStyle w:val="NormalTok"/>
+        </w:rPr>
+        <w:t xml:space="preserve">      </w:t>
+      </w:r>
+      <w:r>
+        <w:rPr>
+          <w:rStyle w:val="DataTypeTok"/>
+        </w:rPr>
+        <w:t xml:space="preserve">"journeys_covered"</w:t>
+      </w:r>
+      <w:r>
+        <w:rPr>
+          <w:rStyle w:val="FunctionTok"/>
+        </w:rPr>
+        <w:t xml:space="preserve">:</w:t>
+      </w:r>
+      <w:r>
+        <w:rPr>
+          <w:rStyle w:val="NormalTok"/>
+        </w:rPr>
+        <w:t xml:space="preserve"> </w:t>
+      </w:r>
+      <w:r>
+        <w:rPr>
+          <w:rStyle w:val="OtherTok"/>
+        </w:rPr>
+        <w:t xml:space="preserve">[</w:t>
+      </w:r>
+      <w:r>
+        <w:rPr>
+          <w:rStyle w:val="StringTok"/>
+        </w:rPr>
+        <w:t xml:space="preserve">"J-NN"</w:t>
+      </w:r>
+      <w:r>
+        <w:rPr>
+          <w:rStyle w:val="OtherTok"/>
+        </w:rPr>
+        <w:t xml:space="preserve">,</w:t>
+      </w:r>
+      <w:r>
+        <w:rPr>
+          <w:rStyle w:val="NormalTok"/>
+        </w:rPr>
+        <w:t xml:space="preserve"> </w:t>
+      </w:r>
+      <w:r>
+        <w:rPr>
+          <w:rStyle w:val="ErrorTok"/>
+        </w:rPr>
+        <w:t xml:space="preserve">...</w:t>
+      </w:r>
+      <w:r>
+        <w:rPr>
+          <w:rStyle w:val="OtherTok"/>
+        </w:rPr>
+        <w:t xml:space="preserve">]</w:t>
+      </w:r>
+      <w:r>
+        <w:rPr>
+          <w:rStyle w:val="FunctionTok"/>
+        </w:rPr>
+        <w:t xml:space="preserve">,</w:t>
+      </w:r>
+      <w:r>
+        <w:br/>
+      </w:r>
+      <w:r>
+        <w:rPr>
+          <w:rStyle w:val="NormalTok"/>
+        </w:rPr>
+        <w:t xml:space="preserve">      </w:t>
+      </w:r>
+      <w:r>
+        <w:rPr>
+          <w:rStyle w:val="DataTypeTok"/>
+        </w:rPr>
+        <w:t xml:space="preserve">"allowlist_hint"</w:t>
+      </w:r>
+      <w:r>
+        <w:rPr>
+          <w:rStyle w:val="FunctionTok"/>
+        </w:rPr>
+        <w:t xml:space="preserve">:</w:t>
+      </w:r>
+      <w:r>
+        <w:rPr>
+          <w:rStyle w:val="NormalTok"/>
+        </w:rPr>
+        <w:t xml:space="preserve"> </w:t>
+      </w:r>
+      <w:r>
+        <w:rPr>
+          <w:rStyle w:val="OtherTok"/>
+        </w:rPr>
+        <w:t xml:space="preserve">[</w:t>
+      </w:r>
+      <w:r>
+        <w:rPr>
+          <w:rStyle w:val="StringTok"/>
+        </w:rPr>
+        <w:t xml:space="preserve">"&lt;glob&gt;"</w:t>
+      </w:r>
+      <w:r>
+        <w:rPr>
+          <w:rStyle w:val="OtherTok"/>
+        </w:rPr>
+        <w:t xml:space="preserve">,</w:t>
+      </w:r>
+      <w:r>
+        <w:rPr>
+          <w:rStyle w:val="NormalTok"/>
+        </w:rPr>
+        <w:t xml:space="preserve"> </w:t>
+      </w:r>
+      <w:r>
+        <w:rPr>
+          <w:rStyle w:val="ErrorTok"/>
+        </w:rPr>
+        <w:t xml:space="preserve">...</w:t>
+      </w:r>
+      <w:r>
+        <w:rPr>
+          <w:rStyle w:val="OtherTok"/>
+        </w:rPr>
+        <w:t xml:space="preserve">]</w:t>
+      </w:r>
+      <w:r>
+        <w:rPr>
+          <w:rStyle w:val="FunctionTok"/>
+        </w:rPr>
+        <w:t xml:space="preserve">,</w:t>
+      </w:r>
+      <w:r>
+        <w:br/>
+      </w:r>
+      <w:r>
+        <w:rPr>
+          <w:rStyle w:val="NormalTok"/>
+        </w:rPr>
+        <w:t xml:space="preserve">      </w:t>
+      </w:r>
+      <w:r>
+        <w:rPr>
+          <w:rStyle w:val="DataTypeTok"/>
+        </w:rPr>
+        <w:t xml:space="preserve">"status"</w:t>
+      </w:r>
+      <w:r>
+        <w:rPr>
+          <w:rStyle w:val="FunctionTok"/>
+        </w:rPr>
+        <w:t xml:space="preserve">:</w:t>
+      </w:r>
+      <w:r>
+        <w:rPr>
+          <w:rStyle w:val="NormalTok"/>
+        </w:rPr>
+        <w:t xml:space="preserve"> </w:t>
+      </w:r>
+      <w:r>
+        <w:rPr>
+          <w:rStyle w:val="StringTok"/>
+        </w:rPr>
+        <w:t xml:space="preserve">"pending"</w:t>
+      </w:r>
+      <w:r>
+        <w:br/>
+      </w:r>
+      <w:r>
+        <w:rPr>
+          <w:rStyle w:val="NormalTok"/>
+        </w:rPr>
+        <w:t xml:space="preserve">    </w:t>
+      </w:r>
+      <w:r>
+        <w:rPr>
+          <w:rStyle w:val="FunctionTok"/>
+        </w:rPr>
+        <w:t xml:space="preserve">}</w:t>
+      </w:r>
+      <w:r>
+        <w:rPr>
+          <w:rStyle w:val="OtherTok"/>
+        </w:rPr>
+        <w:t xml:space="preserve">,</w:t>
+      </w:r>
+      <w:r>
+        <w:br/>
+      </w:r>
+      <w:r>
+        <w:rPr>
+          <w:rStyle w:val="NormalTok"/>
+        </w:rPr>
+        <w:t xml:space="preserve">    </w:t>
+      </w:r>
+      <w:r>
+        <w:rPr>
+          <w:rStyle w:val="ErrorTok"/>
+        </w:rPr>
+        <w:t xml:space="preserve">...</w:t>
+      </w:r>
+      <w:r>
+        <w:br/>
+      </w:r>
+      <w:r>
+        <w:rPr>
+          <w:rStyle w:val="NormalTok"/>
+        </w:rPr>
+        <w:t xml:space="preserve">  </w:t>
+      </w:r>
+      <w:r>
+        <w:rPr>
+          <w:rStyle w:val="OtherTok"/>
+        </w:rPr>
+        <w:t xml:space="preserve">]</w:t>
+      </w:r>
+      <w:r>
+        <w:br/>
+      </w:r>
+      <w:r>
+        <w:rPr>
+          <w:rStyle w:val="FunctionTok"/>
+        </w:rPr>
+        <w:t xml:space="preserve">}</w:t>
+      </w:r>
+    </w:p>
+    <w:p>
+      <w:pPr>
+        <w:pStyle w:val="FirstParagraph"/>
+      </w:pPr>
+      <w:r>
+        <w:rPr>
+          <w:rStyle w:val="VerbatimChar"/>
+        </w:rPr>
+        <w:t xml:space="preserve">status</w:t>
+      </w:r>
+      <w:r>
+        <w:t xml:space="preserve"> </w:t>
+      </w:r>
+      <w:r>
+        <w:t xml:space="preserve">field is</w:t>
+      </w:r>
+      <w:r>
+        <w:t xml:space="preserve"> </w:t>
+      </w:r>
+      <w:r>
+        <w:rPr>
+          <w:rStyle w:val="VerbatimChar"/>
+        </w:rPr>
+        <w:t xml:space="preserve">pending</w:t>
+      </w:r>
+      <w:r>
+        <w:t xml:space="preserve"> </w:t>
+      </w:r>
+      <w:r>
+        <w:t xml:space="preserve">at plan time; the multi-atom orchestrator updates it to</w:t>
+      </w:r>
+      <w:r>
+        <w:t xml:space="preserve"> </w:t>
+      </w:r>
+      <w:r>
+        <w:rPr>
+          <w:rStyle w:val="VerbatimChar"/>
+        </w:rPr>
+        <w:t xml:space="preserve">in_progress</w:t>
+      </w:r>
+      <w:r>
+        <w:t xml:space="preserve"> </w:t>
+      </w:r>
+      <w:r>
+        <w:t xml:space="preserve">/</w:t>
+      </w:r>
+      <w:r>
+        <w:t xml:space="preserve"> </w:t>
+      </w:r>
+      <w:r>
+        <w:rPr>
+          <w:rStyle w:val="VerbatimChar"/>
+        </w:rPr>
+        <w:t xml:space="preserve">sealed</w:t>
+      </w:r>
+      <w:r>
+        <w:t xml:space="preserve"> </w:t>
+      </w:r>
+      <w:r>
+        <w:t xml:space="preserve">/</w:t>
+      </w:r>
+      <w:r>
+        <w:t xml:space="preserve"> </w:t>
+      </w:r>
+      <w:r>
+        <w:rPr>
+          <w:rStyle w:val="VerbatimChar"/>
+        </w:rPr>
+        <w:t xml:space="preserve">failed</w:t>
+      </w:r>
+      <w:r>
+        <w:t xml:space="preserve"> </w:t>
+      </w:r>
+      <w:r>
+        <w:t xml:space="preserve">per story as the loop progresses (§X.7).</w:t>
+      </w:r>
+    </w:p>
+    <w:bookmarkEnd w:id="89"/>
+    <w:bookmarkStart w:id="90" w:name="x5-per-story-file-required-sections"/>
+    <w:p>
+      <w:pPr>
+        <w:pStyle w:val="Heading3"/>
+      </w:pPr>
+      <w:r>
+        <w:t xml:space="preserve">X.5 Per-story file required sections</w:t>
+      </w:r>
+    </w:p>
+    <w:p>
+      <w:pPr>
+        <w:pStyle w:val="FirstParagraph"/>
+      </w:pPr>
+      <w:r>
+        <w:t xml:space="preserve">Every</w:t>
+      </w:r>
+      <w:r>
+        <w:t xml:space="preserve"> </w:t>
+      </w:r>
+      <w:r>
+        <w:rPr>
+          <w:rStyle w:val="VerbatimChar"/>
+        </w:rPr>
+        <w:t xml:space="preserve">story-NN-&lt;slug&gt;.md</w:t>
+      </w:r>
+      <w:r>
+        <w:t xml:space="preserve"> </w:t>
+      </w:r>
+      <w:r>
+        <w:t xml:space="preserve">MUST contain these six sections, each with at least one non-blank body line:</w:t>
+      </w:r>
+    </w:p>
+    <w:tbl>
+      <w:tblPr>
+        <w:tblStyle w:val="Table"/>
+        <w:tblW w:type="auto" w:w="0"/>
+        <w:tblLook w:firstRow="1" w:lastRow="0" w:firstColumn="0" w:lastColumn="0" w:noHBand="0" w:noVBand="0" w:val="0020"/>
+      </w:tblPr>
+      <w:tblGrid>
+        <w:gridCol w:w="3960"/>
+        <w:gridCol w:w="3960"/>
+      </w:tblGrid>
+      <w:tr>
+        <w:trPr>
+          <w:tblHeader w:val="on"/>
+        </w:trPr>
+        <w:tc>
+          <w:tcPr/>
+          <w:p>
+            <w:pPr>
+              <w:pStyle w:val="Compact"/>
+            </w:pPr>
+            <w:r>
+              <w:t xml:space="preserve">Section</w:t>
+            </w:r>
+          </w:p>
+        </w:tc>
+        <w:tc>
+          <w:tcPr/>
+          <w:p>
+            <w:pPr>
+              <w:pStyle w:val="Compact"/>
+            </w:pPr>
+            <w:r>
+              <w:t xml:space="preserve">Body requirement</w:t>
+            </w:r>
+          </w:p>
+        </w:tc>
+      </w:tr>
+      <w:tr>
+        <w:tc>
+          <w:tcPr/>
+          <w:p>
+            <w:pPr>
+              <w:pStyle w:val="Compact"/>
+            </w:pPr>
+            <w:r>
+              <w:rPr>
+                <w:rStyle w:val="VerbatimChar"/>
+              </w:rPr>
+              <w:t xml:space="preserve">## Atom brief</w:t>
+            </w:r>
+          </w:p>
+        </w:tc>
+        <w:tc>
+          <w:tcPr/>
+          <w:p>
+            <w:pPr>
+              <w:pStyle w:val="Compact"/>
+            </w:pPr>
+            <w:r>
+              <w:t xml:space="preserve">One paragraph re-stating the atom prompt + product_type + scale_tier</w:t>
+            </w:r>
+          </w:p>
+        </w:tc>
+      </w:tr>
+      <w:tr>
+        <w:tc>
+          <w:tcPr/>
+          <w:p>
+            <w:pPr>
+              <w:pStyle w:val="Compact"/>
+            </w:pPr>
+            <w:r>
+              <w:rPr>
+                <w:rStyle w:val="VerbatimChar"/>
+              </w:rPr>
+              <w:t xml:space="preserve">## Acceptance Criteria</w:t>
+            </w:r>
+          </w:p>
+        </w:tc>
+        <w:tc>
+          <w:tcPr/>
+          <w:p>
+            <w:pPr>
+              <w:pStyle w:val="Compact"/>
+            </w:pPr>
+            <w:r>
+              <w:t xml:space="preserve">Numbered list; every line MUST contain a testable shape (regex:</w:t>
+            </w:r>
+            <w:r>
+              <w:t xml:space="preserve"> </w:t>
+            </w:r>
+            <w:r>
+              <w:rPr>
+                <w:rStyle w:val="VerbatimChar"/>
+              </w:rPr>
+              <w:t xml:space="preserve">(GET|POST|PUT|PATCH|DELETE) +[/A-Za-z]|status (code )?[0-9]{3}|expect\(|getByTestId|getByRole|SELECT |INVARIANT|data-testid|PRD-AC-[0-9]+</w:t>
+            </w:r>
+            <w:r>
+              <w:t xml:space="preserve">)</w:t>
+            </w:r>
+          </w:p>
+        </w:tc>
+      </w:tr>
+      <w:tr>
+        <w:tc>
+          <w:tcPr/>
+          <w:p>
+            <w:pPr>
+              <w:pStyle w:val="Compact"/>
+            </w:pPr>
+            <w:r>
+              <w:rPr>
+                <w:rStyle w:val="VerbatimChar"/>
+              </w:rPr>
+              <w:t xml:space="preserve">## Dependencies</w:t>
+            </w:r>
+          </w:p>
+        </w:tc>
+        <w:tc>
+          <w:tcPr/>
+          <w:p>
+            <w:pPr>
+              <w:pStyle w:val="Compact"/>
+            </w:pPr>
+            <w:r>
+              <w:t xml:space="preserve">List of story IDs this atom depends on, OR "None — root story"</w:t>
+            </w:r>
+          </w:p>
+        </w:tc>
+      </w:tr>
+      <w:tr>
+        <w:tc>
+          <w:tcPr/>
+          <w:p>
+            <w:pPr>
+              <w:pStyle w:val="Compact"/>
+            </w:pPr>
+            <w:r>
+              <w:rPr>
+                <w:rStyle w:val="VerbatimChar"/>
+              </w:rPr>
+              <w:t xml:space="preserve">## Allowlist hint</w:t>
+            </w:r>
+          </w:p>
+        </w:tc>
+        <w:tc>
+          <w:tcPr/>
+          <w:p>
+            <w:pPr>
+              <w:pStyle w:val="Compact"/>
+            </w:pPr>
+            <w:r>
+              <w:t xml:space="preserve">Suggested file globs the atom is allowed to touch</w:t>
+            </w:r>
+          </w:p>
+        </w:tc>
+      </w:tr>
+      <w:tr>
+        <w:tc>
+          <w:tcPr/>
+          <w:p>
+            <w:pPr>
+              <w:pStyle w:val="Compact"/>
+            </w:pPr>
+            <w:r>
+              <w:rPr>
+                <w:rStyle w:val="VerbatimChar"/>
+              </w:rPr>
+              <w:t xml:space="preserve">## Estimated scope</w:t>
+            </w:r>
+          </w:p>
+        </w:tc>
+        <w:tc>
+          <w:tcPr/>
+          <w:p>
+            <w:pPr>
+              <w:pStyle w:val="Compact"/>
+            </w:pPr>
+            <w:r>
+              <w:rPr>
+                <w:rStyle w:val="VerbatimChar"/>
+              </w:rPr>
+              <w:t xml:space="preserve">files: &lt;N&gt;</w:t>
+            </w:r>
+            <w:r>
+              <w:t xml:space="preserve">,</w:t>
+            </w:r>
+            <w:r>
+              <w:t xml:space="preserve"> </w:t>
+            </w:r>
+            <w:r>
+              <w:rPr>
+                <w:rStyle w:val="VerbatimChar"/>
+              </w:rPr>
+              <w:t xml:space="preserve">loc: &lt;N&gt;</w:t>
+            </w:r>
+            <w:r>
+              <w:t xml:space="preserve">,</w:t>
+            </w:r>
+            <w:r>
+              <w:t xml:space="preserve"> </w:t>
+            </w:r>
+            <w:r>
+              <w:rPr>
+                <w:rStyle w:val="VerbatimChar"/>
+              </w:rPr>
+              <w:t xml:space="preserve">core_flows: [...]</w:t>
+            </w:r>
+            <w:r>
+              <w:t xml:space="preserve">,</w:t>
+            </w:r>
+            <w:r>
+              <w:t xml:space="preserve"> </w:t>
+            </w:r>
+            <w:r>
+              <w:rPr>
+                <w:rStyle w:val="VerbatimChar"/>
+              </w:rPr>
+              <w:t xml:space="preserve">journeys: [...]</w:t>
+            </w:r>
+          </w:p>
+        </w:tc>
+      </w:tr>
+      <w:tr>
+        <w:tc>
+          <w:tcPr/>
+          <w:p>
+            <w:pPr>
+              <w:pStyle w:val="Compact"/>
+            </w:pPr>
+            <w:r>
+              <w:rPr>
+                <w:rStyle w:val="VerbatimChar"/>
+              </w:rPr>
+              <w:t xml:space="preserve">## Out-of-scope (for this atom)</w:t>
+            </w:r>
+          </w:p>
+        </w:tc>
+        <w:tc>
+          <w:tcPr/>
+          <w:p>
+            <w:pPr>
+              <w:pStyle w:val="Compact"/>
+            </w:pPr>
+            <w:r>
+              <w:t xml:space="preserve">Deferred-to-other-story items</w:t>
+            </w:r>
+          </w:p>
+        </w:tc>
+      </w:tr>
+    </w:tbl>
+    <w:p>
+      <w:pPr>
+        <w:pStyle w:val="BodyText"/>
+      </w:pPr>
+      <w:r>
+        <w:t xml:space="preserve">LAW-F6 applies: stub headers (no body within the next 15 lines) → FAIL.</w:t>
+      </w:r>
+    </w:p>
+    <w:bookmarkEnd w:id="90"/>
+    <w:bookmarkStart w:id="91" w:name="X0c80c0291ce8d4f8c40933e9b4bc54542bbfcf8"/>
+    <w:p>
+      <w:pPr>
+        <w:pStyle w:val="Heading3"/>
+      </w:pPr>
+      <w:r>
+        <w:t xml:space="preserve">X.6 Gate mechanical checks (script:</w:t>
+      </w:r>
+      <w:r>
+        <w:t xml:space="preserve"> </w:t>
+      </w:r>
+      <w:r>
+        <w:rPr>
+          <w:rStyle w:val="VerbatimChar"/>
+        </w:rPr>
+        <w:t xml:space="preserve">spec/sm-breakdown-gate.sh</w:t>
+      </w:r>
+      <w:r>
+        <w:t xml:space="preserve">)</w:t>
+      </w:r>
+    </w:p>
+    <w:tbl>
+      <w:tblPr>
+        <w:tblStyle w:val="Table"/>
+        <w:tblW w:type="auto" w:w="0"/>
+        <w:tblLook w:firstRow="1" w:lastRow="0" w:firstColumn="0" w:lastColumn="0" w:noHBand="0" w:noVBand="0" w:val="0020"/>
+      </w:tblPr>
+      <w:tblGrid>
+        <w:gridCol w:w="2640"/>
+        <w:gridCol w:w="2640"/>
+        <w:gridCol w:w="2640"/>
+      </w:tblGrid>
+      <w:tr>
+        <w:trPr>
+          <w:tblHeader w:val="on"/>
+        </w:trPr>
+        <w:tc>
+          <w:tcPr/>
+          <w:p>
+            <w:pPr>
+              <w:pStyle w:val="Compact"/>
+            </w:pPr>
+            <w:r>
+              <w:t xml:space="preserve">#</w:t>
+            </w:r>
+          </w:p>
+        </w:tc>
+        <w:tc>
+          <w:tcPr/>
+          <w:p>
+            <w:pPr>
+              <w:pStyle w:val="Compact"/>
+            </w:pPr>
+            <w:r>
+              <w:t xml:space="preserve">Check</w:t>
+            </w:r>
+          </w:p>
+        </w:tc>
+        <w:tc>
+          <w:tcPr/>
+          <w:p>
+            <w:pPr>
+              <w:pStyle w:val="Compact"/>
+            </w:pPr>
+            <w:r>
+              <w:t xml:space="preserve">FAIL condition</w:t>
+            </w:r>
+          </w:p>
+        </w:tc>
+      </w:tr>
+      <w:tr>
+        <w:tc>
+          <w:tcPr/>
+          <w:p>
+            <w:pPr>
+              <w:pStyle w:val="Compact"/>
+            </w:pPr>
+            <w:r>
+              <w:t xml:space="preserve">1</w:t>
+            </w:r>
+          </w:p>
+        </w:tc>
+        <w:tc>
+          <w:tcPr/>
+          <w:p>
+            <w:pPr>
+              <w:pStyle w:val="Compact"/>
+            </w:pPr>
+            <w:r>
+              <w:t xml:space="preserve">plan.json parseable</w:t>
+            </w:r>
+          </w:p>
+        </w:tc>
+        <w:tc>
+          <w:tcPr/>
+          <w:p>
+            <w:pPr>
+              <w:pStyle w:val="Compact"/>
+            </w:pPr>
+            <w:r>
+              <w:rPr>
+                <w:rStyle w:val="VerbatimChar"/>
+              </w:rPr>
+              <w:t xml:space="preserve">jq -e . plan.json</w:t>
+            </w:r>
+            <w:r>
+              <w:t xml:space="preserve"> </w:t>
+            </w:r>
+            <w:r>
+              <w:t xml:space="preserve">fails</w:t>
+            </w:r>
+          </w:p>
+        </w:tc>
+      </w:tr>
+      <w:tr>
+        <w:tc>
+          <w:tcPr/>
+          <w:p>
+            <w:pPr>
+              <w:pStyle w:val="Compact"/>
+            </w:pPr>
+            <w:r>
+              <w:t xml:space="preserve">2</w:t>
+            </w:r>
+          </w:p>
+        </w:tc>
+        <w:tc>
+          <w:tcPr/>
+          <w:p>
+            <w:pPr>
+              <w:pStyle w:val="Compact"/>
+            </w:pPr>
+            <w:r>
+              <w:t xml:space="preserve">required keys</w:t>
+            </w:r>
+          </w:p>
+        </w:tc>
+        <w:tc>
+          <w:tcPr/>
+          <w:p>
+            <w:pPr>
+              <w:pStyle w:val="Compact"/>
+            </w:pPr>
+            <w:r>
+              <w:rPr>
+                <w:rStyle w:val="VerbatimChar"/>
+              </w:rPr>
+              <w:t xml:space="preserve">epic</w:t>
+            </w:r>
+            <w:r>
+              <w:t xml:space="preserve">,</w:t>
+            </w:r>
+            <w:r>
+              <w:t xml:space="preserve"> </w:t>
+            </w:r>
+            <w:r>
+              <w:rPr>
+                <w:rStyle w:val="VerbatimChar"/>
+              </w:rPr>
+              <w:t xml:space="preserve">stories</w:t>
+            </w:r>
+            <w:r>
+              <w:t xml:space="preserve">,</w:t>
+            </w:r>
+            <w:r>
+              <w:t xml:space="preserve"> </w:t>
+            </w:r>
+            <w:r>
+              <w:rPr>
+                <w:rStyle w:val="VerbatimChar"/>
+              </w:rPr>
+              <w:t xml:space="preserve">execution_order</w:t>
+            </w:r>
+            <w:r>
+              <w:t xml:space="preserve"> </w:t>
+            </w:r>
+            <w:r>
+              <w:t xml:space="preserve">missing</w:t>
+            </w:r>
+          </w:p>
+        </w:tc>
+      </w:tr>
+      <w:tr>
+        <w:tc>
+          <w:tcPr/>
+          <w:p>
+            <w:pPr>
+              <w:pStyle w:val="Compact"/>
+            </w:pPr>
+            <w:r>
+              <w:t xml:space="preserve">3</w:t>
+            </w:r>
+          </w:p>
+        </w:tc>
+        <w:tc>
+          <w:tcPr/>
+          <w:p>
+            <w:pPr>
+              <w:pStyle w:val="Compact"/>
+            </w:pPr>
+            <w:r>
+              <w:t xml:space="preserve">non-empty stories</w:t>
+            </w:r>
+          </w:p>
+        </w:tc>
+        <w:tc>
+          <w:tcPr/>
+          <w:p>
+            <w:pPr>
+              <w:pStyle w:val="Compact"/>
+            </w:pPr>
+            <w:r>
+              <w:rPr>
+                <w:rStyle w:val="VerbatimChar"/>
+              </w:rPr>
+              <w:t xml:space="preserve">stories.length == 0</w:t>
+            </w:r>
+            <w:r>
+              <w:t xml:space="preserve"> </w:t>
+            </w:r>
+            <w:r>
+              <w:t xml:space="preserve">(vacuous, LAW-F6)</w:t>
+            </w:r>
+          </w:p>
+        </w:tc>
+      </w:tr>
+      <w:tr>
+        <w:tc>
+          <w:tcPr/>
+          <w:p>
+            <w:pPr>
+              <w:pStyle w:val="Compact"/>
+            </w:pPr>
+            <w:r>
+              <w:t xml:space="preserve">4</w:t>
+            </w:r>
+          </w:p>
+        </w:tc>
+        <w:tc>
+          <w:tcPr/>
+          <w:p>
+            <w:pPr>
+              <w:pStyle w:val="Compact"/>
+            </w:pPr>
+            <w:r>
+              <w:t xml:space="preserve">each story file exists</w:t>
+            </w:r>
+          </w:p>
+        </w:tc>
+        <w:tc>
+          <w:tcPr/>
+          <w:p>
+            <w:pPr>
+              <w:pStyle w:val="Compact"/>
+            </w:pPr>
+            <w:r>
+              <w:t xml:space="preserve">declared</w:t>
+            </w:r>
+            <w:r>
+              <w:t xml:space="preserve"> </w:t>
+            </w:r>
+            <w:r>
+              <w:rPr>
+                <w:rStyle w:val="VerbatimChar"/>
+              </w:rPr>
+              <w:t xml:space="preserve">file</w:t>
+            </w:r>
+            <w:r>
+              <w:t xml:space="preserve"> </w:t>
+            </w:r>
+            <w:r>
+              <w:t xml:space="preserve">path not on disk</w:t>
+            </w:r>
+          </w:p>
+        </w:tc>
+      </w:tr>
+      <w:tr>
+        <w:tc>
+          <w:tcPr/>
+          <w:p>
+            <w:pPr>
+              <w:pStyle w:val="Compact"/>
+            </w:pPr>
+            <w:r>
+              <w:t xml:space="preserve">5</w:t>
+            </w:r>
+          </w:p>
+        </w:tc>
+        <w:tc>
+          <w:tcPr/>
+          <w:p>
+            <w:pPr>
+              <w:pStyle w:val="Compact"/>
+            </w:pPr>
+            <w:r>
+              <w:t xml:space="preserve">each story has 6 sections</w:t>
+            </w:r>
+          </w:p>
+        </w:tc>
+        <w:tc>
+          <w:tcPr/>
+          <w:p>
+            <w:pPr>
+              <w:pStyle w:val="Compact"/>
+            </w:pPr>
+            <w:r>
+              <w:t xml:space="preserve">any required section header missing</w:t>
+            </w:r>
+          </w:p>
+        </w:tc>
+      </w:tr>
+      <w:tr>
+        <w:tc>
+          <w:tcPr/>
+          <w:p>
+            <w:pPr>
+              <w:pStyle w:val="Compact"/>
+            </w:pPr>
+            <w:r>
+              <w:t xml:space="preserve">6</w:t>
+            </w:r>
+          </w:p>
+        </w:tc>
+        <w:tc>
+          <w:tcPr/>
+          <w:p>
+            <w:pPr>
+              <w:pStyle w:val="Compact"/>
+            </w:pPr>
+            <w:r>
+              <w:t xml:space="preserve">each section has body</w:t>
+            </w:r>
+          </w:p>
+        </w:tc>
+        <w:tc>
+          <w:tcPr/>
+          <w:p>
+            <w:pPr>
+              <w:pStyle w:val="Compact"/>
+            </w:pPr>
+            <w:r>
+              <w:t xml:space="preserve">header present but next 15 lines blank-or-header (LAW-F6)</w:t>
+            </w:r>
+          </w:p>
+        </w:tc>
+      </w:tr>
+      <w:tr>
+        <w:tc>
+          <w:tcPr/>
+          <w:p>
+            <w:pPr>
+              <w:pStyle w:val="Compact"/>
+            </w:pPr>
+            <w:r>
+              <w:t xml:space="preserve">7</w:t>
+            </w:r>
+          </w:p>
+        </w:tc>
+        <w:tc>
+          <w:tcPr/>
+          <w:p>
+            <w:pPr>
+              <w:pStyle w:val="Compact"/>
+            </w:pPr>
+            <w:r>
+              <w:t xml:space="preserve">size cap files</w:t>
+            </w:r>
+          </w:p>
+        </w:tc>
+        <w:tc>
+          <w:tcPr/>
+          <w:p>
+            <w:pPr>
+              <w:pStyle w:val="Compact"/>
+            </w:pPr>
+            <w:r>
+              <w:rPr>
+                <w:rStyle w:val="VerbatimChar"/>
+              </w:rPr>
+              <w:t xml:space="preserve">estimated_files &gt; sm.max_files_per_atom</w:t>
+            </w:r>
+            <w:r>
+              <w:t xml:space="preserve"> </w:t>
+            </w:r>
+            <w:r>
+              <w:t xml:space="preserve">(default 15)</w:t>
+            </w:r>
+          </w:p>
+        </w:tc>
+      </w:tr>
+      <w:tr>
+        <w:tc>
+          <w:tcPr/>
+          <w:p>
+            <w:pPr>
+              <w:pStyle w:val="Compact"/>
+            </w:pPr>
+            <w:r>
+              <w:t xml:space="preserve">8</w:t>
+            </w:r>
+          </w:p>
+        </w:tc>
+        <w:tc>
+          <w:tcPr/>
+          <w:p>
+            <w:pPr>
+              <w:pStyle w:val="Compact"/>
+            </w:pPr>
+            <w:r>
+              <w:t xml:space="preserve">size cap loc</w:t>
+            </w:r>
+          </w:p>
+        </w:tc>
+        <w:tc>
+          <w:tcPr/>
+          <w:p>
+            <w:pPr>
+              <w:pStyle w:val="Compact"/>
+            </w:pPr>
+            <w:r>
+              <w:rPr>
+                <w:rStyle w:val="VerbatimChar"/>
+              </w:rPr>
+              <w:t xml:space="preserve">estimated_loc &gt; sm.max_loc_per_atom</w:t>
+            </w:r>
+            <w:r>
+              <w:t xml:space="preserve"> </w:t>
+            </w:r>
+            <w:r>
+              <w:t xml:space="preserve">(default 800)</w:t>
+            </w:r>
+          </w:p>
+        </w:tc>
+      </w:tr>
+      <w:tr>
+        <w:tc>
+          <w:tcPr/>
+          <w:p>
+            <w:pPr>
+              <w:pStyle w:val="Compact"/>
+            </w:pPr>
+            <w:r>
+              <w:t xml:space="preserve">9</w:t>
+            </w:r>
+          </w:p>
+        </w:tc>
+        <w:tc>
+          <w:tcPr/>
+          <w:p>
+            <w:pPr>
+              <w:pStyle w:val="Compact"/>
+            </w:pPr>
+            <w:r>
+              <w:t xml:space="preserve">core_flows coverage</w:t>
+            </w:r>
+          </w:p>
+        </w:tc>
+        <w:tc>
+          <w:tcPr/>
+          <w:p>
+            <w:pPr>
+              <w:pStyle w:val="Compact"/>
+            </w:pPr>
+            <w:r>
+              <w:t xml:space="preserve">any</w:t>
+            </w:r>
+            <w:r>
+              <w:t xml:space="preserve"> </w:t>
+            </w:r>
+            <w:r>
+              <w:rPr>
+                <w:rStyle w:val="VerbatimChar"/>
+              </w:rPr>
+              <w:t xml:space="preserve">intent.declared.core_flows[]</w:t>
+            </w:r>
+            <w:r>
+              <w:t xml:space="preserve"> </w:t>
+            </w:r>
+            <w:r>
+              <w:t xml:space="preserve">not in any</w:t>
+            </w:r>
+            <w:r>
+              <w:t xml:space="preserve"> </w:t>
+            </w:r>
+            <w:r>
+              <w:rPr>
+                <w:rStyle w:val="VerbatimChar"/>
+              </w:rPr>
+              <w:t xml:space="preserve">story.core_flows[]</w:t>
+            </w:r>
+          </w:p>
+        </w:tc>
+      </w:tr>
+      <w:tr>
+        <w:tc>
+          <w:tcPr/>
+          <w:p>
+            <w:pPr>
+              <w:pStyle w:val="Compact"/>
+            </w:pPr>
+            <w:r>
+              <w:t xml:space="preserve">10</w:t>
+            </w:r>
+          </w:p>
+        </w:tc>
+        <w:tc>
+          <w:tcPr/>
+          <w:p>
+            <w:pPr>
+              <w:pStyle w:val="Compact"/>
+            </w:pPr>
+            <w:r>
+              <w:t xml:space="preserve">DAG (no cycles)</w:t>
+            </w:r>
+          </w:p>
+        </w:tc>
+        <w:tc>
+          <w:tcPr/>
+          <w:p>
+            <w:pPr>
+              <w:pStyle w:val="Compact"/>
+            </w:pPr>
+            <w:r>
+              <w:rPr>
+                <w:rStyle w:val="VerbatimChar"/>
+              </w:rPr>
+              <w:t xml:space="preserve">tsort</w:t>
+            </w:r>
+            <w:r>
+              <w:t xml:space="preserve"> </w:t>
+            </w:r>
+            <w:r>
+              <w:t xml:space="preserve">stderr contains</w:t>
+            </w:r>
+            <w:r>
+              <w:t xml:space="preserve"> </w:t>
+            </w:r>
+            <w:r>
+              <w:rPr>
+                <w:rStyle w:val="VerbatimChar"/>
+              </w:rPr>
+              <w:t xml:space="preserve">cycle in data</w:t>
+            </w:r>
+          </w:p>
+        </w:tc>
+      </w:tr>
+      <w:tr>
+        <w:tc>
+          <w:tcPr/>
+          <w:p>
+            <w:pPr>
+              <w:pStyle w:val="Compact"/>
+            </w:pPr>
+            <w:r>
+              <w:t xml:space="preserve">11</w:t>
+            </w:r>
+          </w:p>
+        </w:tc>
+        <w:tc>
+          <w:tcPr/>
+          <w:p>
+            <w:pPr>
+              <w:pStyle w:val="Compact"/>
+            </w:pPr>
+            <w:r>
+              <w:t xml:space="preserve">testable AC</w:t>
+            </w:r>
+          </w:p>
+        </w:tc>
+        <w:tc>
+          <w:tcPr/>
+          <w:p>
+            <w:pPr>
+              <w:pStyle w:val="Compact"/>
+            </w:pPr>
+            <w:r>
+              <w:t xml:space="preserve">any AC line lacks the testable-shape regex</w:t>
+            </w:r>
+          </w:p>
+        </w:tc>
+      </w:tr>
+    </w:tbl>
+    <w:p>
+      <w:pPr>
+        <w:pStyle w:val="BodyText"/>
+      </w:pPr>
+      <w:r>
+        <w:t xml:space="preserve">Verdict:</w:t>
+      </w:r>
+    </w:p>
+    <w:p>
+      <w:pPr>
+        <w:pStyle w:val="Compact"/>
+        <w:numPr>
+          <w:ilvl w:val="0"/>
+          <w:numId w:val="1046"/>
+        </w:numPr>
+      </w:pPr>
+      <w:r>
+        <w:t xml:space="preserve">All checks pass →</w:t>
+      </w:r>
+      <w:r>
+        <w:t xml:space="preserve"> </w:t>
+      </w:r>
+      <w:r>
+        <w:rPr>
+          <w:rStyle w:val="VerbatimChar"/>
+        </w:rPr>
+        <w:t xml:space="preserve">PASS</w:t>
+      </w:r>
+      <w:r>
+        <w:t xml:space="preserve"> </w:t>
+      </w:r>
+      <w:r>
+        <w:t xml:space="preserve">(exit 0, confidence 95)</w:t>
+      </w:r>
+    </w:p>
+    <w:p>
+      <w:pPr>
+        <w:pStyle w:val="Compact"/>
+        <w:numPr>
+          <w:ilvl w:val="0"/>
+          <w:numId w:val="1046"/>
+        </w:numPr>
+      </w:pPr>
+      <w:r>
+        <w:rPr>
+          <w:rStyle w:val="VerbatimChar"/>
+        </w:rPr>
+        <w:t xml:space="preserve">plan.json</w:t>
+      </w:r>
+      <w:r>
+        <w:t xml:space="preserve"> </w:t>
+      </w:r>
+      <w:r>
+        <w:t xml:space="preserve">absent →</w:t>
+      </w:r>
+      <w:r>
+        <w:t xml:space="preserve"> </w:t>
+      </w:r>
+      <w:r>
+        <w:rPr>
+          <w:rStyle w:val="VerbatimChar"/>
+        </w:rPr>
+        <w:t xml:space="preserve">N/A_PENDING_REVIEWER</w:t>
+      </w:r>
+      <w:r>
+        <w:t xml:space="preserve"> </w:t>
+      </w:r>
+      <w:r>
+        <w:t xml:space="preserve">(exit 0, confidence 0)</w:t>
+      </w:r>
+    </w:p>
+    <w:p>
+      <w:pPr>
+        <w:pStyle w:val="Compact"/>
+        <w:numPr>
+          <w:ilvl w:val="0"/>
+          <w:numId w:val="1046"/>
+        </w:numPr>
+      </w:pPr>
+      <w:r>
+        <w:t xml:space="preserve">Any check fails →</w:t>
+      </w:r>
+      <w:r>
+        <w:t xml:space="preserve"> </w:t>
+      </w:r>
+      <w:r>
+        <w:rPr>
+          <w:rStyle w:val="VerbatimChar"/>
+        </w:rPr>
+        <w:t xml:space="preserve">FAIL</w:t>
+      </w:r>
+      <w:r>
+        <w:t xml:space="preserve"> </w:t>
+      </w:r>
+      <w:r>
+        <w:t xml:space="preserve">(exit 1, confidence 100)</w:t>
+      </w:r>
+    </w:p>
+    <w:p>
+      <w:pPr>
+        <w:pStyle w:val="FirstParagraph"/>
+      </w:pPr>
+      <w:r>
+        <w:t xml:space="preserve">Output:</w:t>
+      </w:r>
+      <w:r>
+        <w:t xml:space="preserve"> </w:t>
+      </w:r>
+      <w:r>
+        <w:rPr>
+          <w:rStyle w:val="VerbatimChar"/>
+        </w:rPr>
+        <w:t xml:space="preserve">{epic_dir}/gate-spec/sm-breakdown.json</w:t>
+      </w:r>
+      <w:r>
+        <w:t xml:space="preserve"> </w:t>
+      </w:r>
+      <w:r>
+        <w:t xml:space="preserve">(canonical contract — see Appendix).</w:t>
+      </w:r>
+    </w:p>
+    <w:bookmarkEnd w:id="91"/>
+    <w:bookmarkStart w:id="92" w:name="x7-multi-atom-orchestrator-loop"/>
+    <w:p>
+      <w:pPr>
+        <w:pStyle w:val="Heading3"/>
+      </w:pPr>
+      <w:r>
+        <w:t xml:space="preserve">X.7 Multi-atom orchestrator loop</w:t>
+      </w:r>
+    </w:p>
+    <w:p>
+      <w:pPr>
+        <w:pStyle w:val="FirstParagraph"/>
+      </w:pPr>
+      <w:r>
+        <w:t xml:space="preserve">When GATE-SM PASSes, the orchestrator switches to</w:t>
+      </w:r>
+      <w:r>
+        <w:t xml:space="preserve"> </w:t>
+      </w:r>
+      <w:r>
+        <w:rPr>
+          <w:b/>
+          <w:bCs/>
+        </w:rPr>
+        <w:t xml:space="preserve">multi-atom loop mode</w:t>
+      </w:r>
+      <w:r>
+        <w:t xml:space="preserve">. Script:</w:t>
+      </w:r>
+      <w:r>
+        <w:t xml:space="preserve"> </w:t>
+      </w:r>
+      <w:r>
+        <w:rPr>
+          <w:rStyle w:val="VerbatimChar"/>
+        </w:rPr>
+        <w:t xml:space="preserve">scripts/orchestrator/multi-atom-loop.sh</w:t>
+      </w:r>
+      <w:r>
+        <w:t xml:space="preserve">. Modes:</w:t>
+      </w:r>
+    </w:p>
+    <w:tbl>
+      <w:tblPr>
+        <w:tblStyle w:val="Table"/>
+        <w:tblW w:type="auto" w:w="0"/>
+        <w:tblLook w:firstRow="1" w:lastRow="0" w:firstColumn="0" w:lastColumn="0" w:noHBand="0" w:noVBand="0" w:val="0020"/>
+      </w:tblPr>
+      <w:tblGrid>
+        <w:gridCol w:w="3960"/>
+        <w:gridCol w:w="3960"/>
+      </w:tblGrid>
+      <w:tr>
+        <w:trPr>
+          <w:tblHeader w:val="on"/>
+        </w:trPr>
+        <w:tc>
+          <w:tcPr/>
+          <w:p>
+            <w:pPr>
+              <w:pStyle w:val="Compact"/>
+            </w:pPr>
+            <w:r>
+              <w:t xml:space="preserve">Flag</w:t>
+            </w:r>
+          </w:p>
+        </w:tc>
+        <w:tc>
+          <w:tcPr/>
+          <w:p>
+            <w:pPr>
+              <w:pStyle w:val="Compact"/>
+            </w:pPr>
+            <w:r>
+              <w:t xml:space="preserve">Effect</w:t>
+            </w:r>
+          </w:p>
+        </w:tc>
+      </w:tr>
+      <w:tr>
+        <w:tc>
+          <w:tcPr/>
+          <w:p>
+            <w:pPr>
+              <w:pStyle w:val="Compact"/>
+            </w:pPr>
+            <w:r>
+              <w:rPr>
+                <w:rStyle w:val="VerbatimChar"/>
+              </w:rPr>
+              <w:t xml:space="preserve">--print-plan</w:t>
+            </w:r>
+          </w:p>
+        </w:tc>
+        <w:tc>
+          <w:tcPr/>
+          <w:p>
+            <w:pPr>
+              <w:pStyle w:val="Compact"/>
+            </w:pPr>
+            <w:r>
+              <w:t xml:space="preserve">Emit JSON Lines: one row per story in</w:t>
+            </w:r>
+            <w:r>
+              <w:t xml:space="preserve"> </w:t>
+            </w:r>
+            <w:r>
+              <w:rPr>
+                <w:rStyle w:val="VerbatimChar"/>
+              </w:rPr>
+              <w:t xml:space="preserve">execution_order</w:t>
+            </w:r>
+            <w:r>
+              <w:t xml:space="preserve">, each row =</w:t>
+            </w:r>
+            <w:r>
+              <w:t xml:space="preserve"> </w:t>
+            </w:r>
+            <w:r>
+              <w:rPr>
+                <w:rStyle w:val="VerbatimChar"/>
+              </w:rPr>
+              <w:t xml:space="preserve">{id, atom_brief, depends_on, allowlist_hint, core_flows}</w:t>
+            </w:r>
+          </w:p>
+        </w:tc>
+      </w:tr>
+      <w:tr>
+        <w:tc>
+          <w:tcPr/>
+          <w:p>
+            <w:pPr>
+              <w:pStyle w:val="Compact"/>
+            </w:pPr>
+            <w:r>
+              <w:rPr>
+                <w:rStyle w:val="VerbatimChar"/>
+              </w:rPr>
+              <w:t xml:space="preserve">--next</w:t>
+            </w:r>
+          </w:p>
+        </w:tc>
+        <w:tc>
+          <w:tcPr/>
+          <w:p>
+            <w:pPr>
+              <w:pStyle w:val="Compact"/>
+            </w:pPr>
+            <w:r>
+              <w:t xml:space="preserve">Print the next pending story whose all</w:t>
+            </w:r>
+            <w:r>
+              <w:t xml:space="preserve"> </w:t>
+            </w:r>
+            <w:r>
+              <w:rPr>
+                <w:rStyle w:val="VerbatimChar"/>
+              </w:rPr>
+              <w:t xml:space="preserve">depends_on</w:t>
+            </w:r>
+            <w:r>
+              <w:t xml:space="preserve"> </w:t>
+            </w:r>
+            <w:r>
+              <w:t xml:space="preserve">are sealed; exit 1 if none</w:t>
+            </w:r>
+          </w:p>
+        </w:tc>
+      </w:tr>
+      <w:tr>
+        <w:tc>
+          <w:tcPr/>
+          <w:p>
+            <w:pPr>
+              <w:pStyle w:val="Compact"/>
+            </w:pPr>
+            <w:r>
+              <w:rPr>
+                <w:rStyle w:val="VerbatimChar"/>
+              </w:rPr>
+              <w:t xml:space="preserve">--record-seal --story-id &lt;id&gt; --status-value &lt;sealed|failed|in_progress&gt; [--atom-dir &lt;path&gt;] [--merkle-root &lt;hash&gt;]</w:t>
+            </w:r>
+          </w:p>
+        </w:tc>
+        <w:tc>
+          <w:tcPr/>
+          <w:p>
+            <w:pPr>
+              <w:pStyle w:val="Compact"/>
+            </w:pPr>
+            <w:r>
+              <w:t xml:space="preserve">Update</w:t>
+            </w:r>
+            <w:r>
+              <w:t xml:space="preserve"> </w:t>
+            </w:r>
+            <w:r>
+              <w:rPr>
+                <w:rStyle w:val="VerbatimChar"/>
+              </w:rPr>
+              <w:t xml:space="preserve">{epic_dir}/atom-plan/run-log.json</w:t>
+            </w:r>
+          </w:p>
+        </w:tc>
+      </w:tr>
+      <w:tr>
+        <w:tc>
+          <w:tcPr/>
+          <w:p>
+            <w:pPr>
+              <w:pStyle w:val="Compact"/>
+            </w:pPr>
+            <w:r>
+              <w:rPr>
+                <w:rStyle w:val="VerbatimChar"/>
+              </w:rPr>
+              <w:t xml:space="preserve">--status</w:t>
+            </w:r>
+          </w:p>
+        </w:tc>
+        <w:tc>
+          <w:tcPr/>
+          <w:p>
+            <w:pPr>
+              <w:pStyle w:val="Compact"/>
+            </w:pPr>
+            <w:r>
+              <w:t xml:space="preserve">Summary:</w:t>
+            </w:r>
+            <w:r>
+              <w:t xml:space="preserve"> </w:t>
+            </w:r>
+            <w:r>
+              <w:rPr>
+                <w:rStyle w:val="VerbatimChar"/>
+              </w:rPr>
+              <w:t xml:space="preserve">{total, sealed, failed, in_progress, pending, percent_complete}</w:t>
+            </w:r>
+          </w:p>
+        </w:tc>
+      </w:tr>
+    </w:tbl>
+    <w:p>
+      <w:pPr>
+        <w:pStyle w:val="BodyText"/>
+      </w:pPr>
+      <w:r>
+        <w:t xml:space="preserve">The driver (boss-side Comet, or local Claude) invokes</w:t>
+      </w:r>
+      <w:r>
+        <w:t xml:space="preserve"> </w:t>
+      </w:r>
+      <w:r>
+        <w:rPr>
+          <w:rStyle w:val="VerbatimChar"/>
+        </w:rPr>
+        <w:t xml:space="preserve">/build-anything</w:t>
+      </w:r>
+      <w:r>
+        <w:t xml:space="preserve"> </w:t>
+      </w:r>
+      <w:r>
+        <w:t xml:space="preserve">per row, recording seal status back via</w:t>
+      </w:r>
+      <w:r>
+        <w:t xml:space="preserve"> </w:t>
+      </w:r>
+      <w:r>
+        <w:rPr>
+          <w:rStyle w:val="VerbatimChar"/>
+        </w:rPr>
+        <w:t xml:space="preserve">--record-seal</w:t>
+      </w:r>
+      <w:r>
+        <w:t xml:space="preserve">. The loop terminates when (a) all stories sealed, (b) any story fails 2 retries → halt with failed-story manifest, (c) cycle in remaining</w:t>
+      </w:r>
+      <w:r>
+        <w:t xml:space="preserve"> </w:t>
+      </w:r>
+      <w:r>
+        <w:rPr>
+          <w:rStyle w:val="VerbatimChar"/>
+        </w:rPr>
+        <w:t xml:space="preserve">depends_on</w:t>
+      </w:r>
+      <w:r>
+        <w:t xml:space="preserve"> </w:t>
+      </w:r>
+      <w:r>
+        <w:t xml:space="preserve">(defensive — GATE-SM already catches this).</w:t>
+      </w:r>
+    </w:p>
+    <w:bookmarkEnd w:id="92"/>
+    <w:bookmarkStart w:id="93" w:name="x8-skip-heuristic-single-atom-epics"/>
+    <w:p>
+      <w:pPr>
+        <w:pStyle w:val="Heading3"/>
+      </w:pPr>
+      <w:r>
+        <w:t xml:space="preserve">X.8 Skip heuristic (single-atom epics)</w:t>
+      </w:r>
+    </w:p>
+    <w:p>
+      <w:pPr>
+        <w:pStyle w:val="FirstParagraph"/>
+      </w:pPr>
+      <w:r>
+        <w:t xml:space="preserve">GATE-SM is N/A_PENDING_REVIEWER (no penalty) when</w:t>
+      </w:r>
+      <w:r>
+        <w:t xml:space="preserve"> </w:t>
+      </w:r>
+      <w:r>
+        <w:rPr>
+          <w:b/>
+          <w:bCs/>
+        </w:rPr>
+        <w:t xml:space="preserve">all</w:t>
+      </w:r>
+      <w:r>
+        <w:t xml:space="preserve"> </w:t>
+      </w:r>
+      <w:r>
+        <w:t xml:space="preserve">of these hold:</w:t>
+      </w:r>
+    </w:p>
+    <w:p>
+      <w:pPr>
+        <w:pStyle w:val="Compact"/>
+        <w:numPr>
+          <w:ilvl w:val="0"/>
+          <w:numId w:val="1047"/>
+        </w:numPr>
+      </w:pPr>
+      <w:r>
+        <w:rPr>
+          <w:rStyle w:val="VerbatimChar"/>
+        </w:rPr>
+        <w:t xml:space="preserve">intent.declared.core_flows[].length == 1</w:t>
+      </w:r>
+    </w:p>
+    <w:p>
+      <w:pPr>
+        <w:pStyle w:val="Compact"/>
+        <w:numPr>
+          <w:ilvl w:val="0"/>
+          <w:numId w:val="1047"/>
+        </w:numPr>
+      </w:pPr>
+      <w:r>
+        <w:rPr>
+          <w:rStyle w:val="VerbatimChar"/>
+        </w:rPr>
+        <w:t xml:space="preserve">prd.md ## MVP Scope</w:t>
+      </w:r>
+      <w:r>
+        <w:t xml:space="preserve"> </w:t>
+      </w:r>
+      <w:r>
+        <w:t xml:space="preserve">lists ≤ 1 feature</w:t>
+      </w:r>
+    </w:p>
+    <w:p>
+      <w:pPr>
+        <w:pStyle w:val="Compact"/>
+        <w:numPr>
+          <w:ilvl w:val="0"/>
+          <w:numId w:val="1047"/>
+        </w:numPr>
+      </w:pPr>
+      <w:r>
+        <w:t xml:space="preserve">Operator did not set</w:t>
+      </w:r>
+      <w:r>
+        <w:t xml:space="preserve"> </w:t>
+      </w:r>
+      <w:r>
+        <w:rPr>
+          <w:rStyle w:val="VerbatimChar"/>
+        </w:rPr>
+        <w:t xml:space="preserve">.build-anything.json.sm.force_breakdown = true</w:t>
+      </w:r>
+    </w:p>
+    <w:p>
+      <w:pPr>
+        <w:pStyle w:val="FirstParagraph"/>
+      </w:pPr>
+      <w:r>
+        <w:t xml:space="preserve">In that case the SM persona is NOT dispatched, no plan.json is written, and the orchestrator advances to Stage 1.C with the original single atom. Forcing breakdown on a single-flow epic is allowed (operator override) but yields a degenerate 1-story plan.</w:t>
+      </w:r>
+    </w:p>
+    <w:bookmarkEnd w:id="93"/>
+    <w:bookmarkStart w:id="94" w:name="X80970f6a95bf1b23671f7d489ffe891e4c87aa1"/>
+    <w:p>
+      <w:pPr>
+        <w:pStyle w:val="Heading3"/>
+      </w:pPr>
+      <w:r>
+        <w:t xml:space="preserve">X.9 Why this prevents the v8.5 failure mode</w:t>
+      </w:r>
+    </w:p>
+    <w:p>
+      <w:pPr>
+        <w:pStyle w:val="FirstParagraph"/>
+      </w:pPr>
+      <w:r>
+        <w:t xml:space="preserve">Without GATE-SM:</w:t>
+      </w:r>
+    </w:p>
+    <w:p>
+      <w:pPr>
+        <w:pStyle w:val="Compact"/>
+        <w:numPr>
+          <w:ilvl w:val="0"/>
+          <w:numId w:val="1048"/>
+        </w:numPr>
+      </w:pPr>
+      <w:r>
+        <w:t xml:space="preserve">Epic "YouTube-clone with upload + watch + search + comments" → operator splits in head → builds upload atom → forgets comments → ships incomplete product, blames the agent</w:t>
+      </w:r>
+    </w:p>
+    <w:p>
+      <w:pPr>
+        <w:pStyle w:val="Compact"/>
+        <w:numPr>
+          <w:ilvl w:val="0"/>
+          <w:numId w:val="1048"/>
+        </w:numPr>
+      </w:pPr>
+      <w:r>
+        <w:t xml:space="preserve">No mechanical check that every core_flow is covered by some atom</w:t>
+      </w:r>
+    </w:p>
+    <w:p>
+      <w:pPr>
+        <w:pStyle w:val="Compact"/>
+        <w:numPr>
+          <w:ilvl w:val="0"/>
+          <w:numId w:val="1048"/>
+        </w:numPr>
+      </w:pPr>
+      <w:r>
+        <w:t xml:space="preserve">No size-cap enforcement (operator says "this 50-file atom is fine, trust me")</w:t>
+      </w:r>
+    </w:p>
+    <w:p>
+      <w:pPr>
+        <w:pStyle w:val="Compact"/>
+        <w:numPr>
+          <w:ilvl w:val="0"/>
+          <w:numId w:val="1048"/>
+        </w:numPr>
+      </w:pPr>
+      <w:r>
+        <w:t xml:space="preserve">No DAG (operator dispatches atoms in wrong order, hits "depends on schema that doesn't exist yet")</w:t>
+      </w:r>
+    </w:p>
+    <w:p>
+      <w:pPr>
+        <w:pStyle w:val="FirstParagraph"/>
+      </w:pPr>
+      <w:r>
+        <w:t xml:space="preserve">With GATE-SM:</w:t>
+      </w:r>
+    </w:p>
+    <w:p>
+      <w:pPr>
+        <w:pStyle w:val="Compact"/>
+        <w:numPr>
+          <w:ilvl w:val="0"/>
+          <w:numId w:val="1049"/>
+        </w:numPr>
+      </w:pPr>
+      <w:r>
+        <w:t xml:space="preserve">Breakdown is a verified contract: every flow in</w:t>
+      </w:r>
+      <w:r>
+        <w:t xml:space="preserve"> </w:t>
+      </w:r>
+      <w:r>
+        <w:rPr>
+          <w:rStyle w:val="VerbatimChar"/>
+        </w:rPr>
+        <w:t xml:space="preserve">intent</w:t>
+      </w:r>
+      <w:r>
+        <w:t xml:space="preserve"> </w:t>
+      </w:r>
+      <w:r>
+        <w:t xml:space="preserve">MUST appear in some</w:t>
+      </w:r>
+      <w:r>
+        <w:t xml:space="preserve"> </w:t>
+      </w:r>
+      <w:r>
+        <w:rPr>
+          <w:rStyle w:val="VerbatimChar"/>
+        </w:rPr>
+        <w:t xml:space="preserve">story.core_flows[]</w:t>
+      </w:r>
+      <w:r>
+        <w:t xml:space="preserve">, or breakdown FAILs before any code is written</w:t>
+      </w:r>
+    </w:p>
+    <w:p>
+      <w:pPr>
+        <w:pStyle w:val="Compact"/>
+        <w:numPr>
+          <w:ilvl w:val="0"/>
+          <w:numId w:val="1049"/>
+        </w:numPr>
+      </w:pPr>
+      <w:r>
+        <w:t xml:space="preserve">Size cap is checked mechanically: a story with</w:t>
+      </w:r>
+      <w:r>
+        <w:t xml:space="preserve"> </w:t>
+      </w:r>
+      <w:r>
+        <w:rPr>
+          <w:rStyle w:val="VerbatimChar"/>
+        </w:rPr>
+        <w:t xml:space="preserve">estimated_files: 50</w:t>
+      </w:r>
+      <w:r>
+        <w:t xml:space="preserve"> </w:t>
+      </w:r>
+      <w:r>
+        <w:t xml:space="preserve">FAILs the gate</w:t>
+      </w:r>
+    </w:p>
+    <w:p>
+      <w:pPr>
+        <w:pStyle w:val="Compact"/>
+        <w:numPr>
+          <w:ilvl w:val="0"/>
+          <w:numId w:val="1049"/>
+        </w:numPr>
+      </w:pPr>
+      <w:r>
+        <w:t xml:space="preserve">DAG is checked via</w:t>
+      </w:r>
+      <w:r>
+        <w:t xml:space="preserve"> </w:t>
+      </w:r>
+      <w:r>
+        <w:rPr>
+          <w:rStyle w:val="VerbatimChar"/>
+        </w:rPr>
+        <w:t xml:space="preserve">tsort</w:t>
+      </w:r>
+      <w:r>
+        <w:t xml:space="preserve">: A→B→A is rejected; orchestrator loop knows safe execution order</w:t>
+      </w:r>
+    </w:p>
+    <w:p>
+      <w:pPr>
+        <w:pStyle w:val="Compact"/>
+        <w:numPr>
+          <w:ilvl w:val="0"/>
+          <w:numId w:val="1049"/>
+        </w:numPr>
+      </w:pPr>
+      <w:r>
+        <w:t xml:space="preserve">Testable AC is regex-enforced: "Users should feel happy" FAILs; "POST /todos returns 201 with</w:t>
+      </w:r>
+      <w:r>
+        <w:t xml:space="preserve"> </w:t>
+      </w:r>
+      <w:r>
+        <w:rPr>
+          <w:rStyle w:val="VerbatimChar"/>
+        </w:rPr>
+        <w:t xml:space="preserve">data-testid=created-todo</w:t>
+      </w:r>
+      <w:r>
+        <w:t xml:space="preserve">" PASSes</w:t>
+      </w:r>
+    </w:p>
+    <w:bookmarkEnd w:id="94"/>
+    <w:bookmarkStart w:id="95" w:name="x10-boss-facing-summary"/>
+    <w:p>
+      <w:pPr>
+        <w:pStyle w:val="Heading3"/>
+      </w:pPr>
+      <w:r>
+        <w:t xml:space="preserve">X.10 Boss-facing summary</w:t>
+      </w:r>
+    </w:p>
+    <w:tbl>
+      <w:tblPr>
+        <w:tblStyle w:val="Table"/>
+        <w:tblW w:type="auto" w:w="0"/>
+        <w:tblLook w:firstRow="1" w:lastRow="0" w:firstColumn="0" w:lastColumn="0" w:noHBand="0" w:noVBand="0" w:val="0020"/>
+      </w:tblPr>
+      <w:tblGrid>
+        <w:gridCol w:w="3960"/>
+        <w:gridCol w:w="3960"/>
+      </w:tblGrid>
+      <w:tr>
+        <w:trPr>
+          <w:tblHeader w:val="on"/>
+        </w:trPr>
+        <w:tc>
+          <w:tcPr/>
+          <w:p>
+            <w:pPr>
+              <w:pStyle w:val="Compact"/>
+            </w:pPr>
+            <w:r>
+              <w:t xml:space="preserve">Question</w:t>
+            </w:r>
+          </w:p>
+        </w:tc>
+        <w:tc>
+          <w:tcPr/>
+          <w:p>
+            <w:pPr>
+              <w:pStyle w:val="Compact"/>
+            </w:pPr>
+            <w:r>
+              <w:t xml:space="preserve">Answer</w:t>
+            </w:r>
+          </w:p>
+        </w:tc>
+      </w:tr>
+      <w:tr>
+        <w:tc>
+          <w:tcPr/>
+          <w:p>
+            <w:pPr>
+              <w:pStyle w:val="Compact"/>
+            </w:pPr>
+            <w:r>
+              <w:t xml:space="preserve">What does GATE-SM prevent?</w:t>
+            </w:r>
+          </w:p>
+        </w:tc>
+        <w:tc>
+          <w:tcPr/>
+          <w:p>
+            <w:pPr>
+              <w:pStyle w:val="Compact"/>
+            </w:pPr>
+            <w:r>
+              <w:t xml:space="preserve">Multi-feature briefs being treated as single atoms; missing decomposition; cycles in dependency order; size-blown atoms that can't be tested in one cycle.</w:t>
+            </w:r>
+          </w:p>
+        </w:tc>
+      </w:tr>
+      <w:tr>
+        <w:tc>
+          <w:tcPr/>
+          <w:p>
+            <w:pPr>
+              <w:pStyle w:val="Compact"/>
+            </w:pPr>
+            <w:r>
+              <w:t xml:space="preserve">When is the SM stage skipped?</w:t>
+            </w:r>
+          </w:p>
+        </w:tc>
+        <w:tc>
+          <w:tcPr/>
+          <w:p>
+            <w:pPr>
+              <w:pStyle w:val="Compact"/>
+            </w:pPr>
+            <w:r>
+              <w:t xml:space="preserve">Single-flow, single-feature epics. The gate writes N/A_PENDING_REVIEWER and the loop continues normally with the original atom. Override via</w:t>
+            </w:r>
+            <w:r>
+              <w:t xml:space="preserve"> </w:t>
+            </w:r>
+            <w:r>
+              <w:rPr>
+                <w:rStyle w:val="VerbatimChar"/>
+              </w:rPr>
+              <w:t xml:space="preserve">sm.force_breakdown = true</w:t>
+            </w:r>
+            <w:r>
+              <w:t xml:space="preserve">.</w:t>
+            </w:r>
+          </w:p>
+        </w:tc>
+      </w:tr>
+      <w:tr>
+        <w:tc>
+          <w:tcPr/>
+          <w:p>
+            <w:pPr>
+              <w:pStyle w:val="Compact"/>
+            </w:pPr>
+            <w:r>
+              <w:t xml:space="preserve">Does this slow every project down?</w:t>
+            </w:r>
+          </w:p>
+        </w:tc>
+        <w:tc>
+          <w:tcPr/>
+          <w:p>
+            <w:pPr>
+              <w:pStyle w:val="Compact"/>
+            </w:pPr>
+            <w:r>
+              <w:t xml:space="preserve">No. Single-atom epics skip the stage. Multi-feature epics gain a 1× persona round-trip that saves N× rework downstream by catching missing flows and oversized atoms before code is written.</w:t>
+            </w:r>
+          </w:p>
+        </w:tc>
+      </w:tr>
+      <w:tr>
+        <w:tc>
+          <w:tcPr/>
+          <w:p>
+            <w:pPr>
+              <w:pStyle w:val="Compact"/>
+            </w:pPr>
+            <w:r>
+              <w:t xml:space="preserve">Is this BMAD-faithful?</w:t>
+            </w:r>
+          </w:p>
+        </w:tc>
+        <w:tc>
+          <w:tcPr/>
+          <w:p>
+            <w:pPr>
+              <w:pStyle w:val="Compact"/>
+            </w:pPr>
+            <w:r>
+              <w:t xml:space="preserve">Yes — Scrum Master is the canonical BMAD role for epic→story breakdown. v8.4 internalised PM/Architect/UX + Dev-BE/FE/Tests; v8.5.2 closes the loop by internalising SM.</w:t>
+            </w:r>
+          </w:p>
+        </w:tc>
+      </w:tr>
+    </w:tbl>
     <w:p>
       <w:r>
         <w:pict>
@@ -27028,6 +30648,99 @@
         </w:pict>
       </w:r>
     </w:p>
+    <w:bookmarkEnd w:id="95"/>
+    <w:bookmarkEnd w:id="96"/>
+    <w:bookmarkStart w:id="97" w:name="appendix--gate-script-contract"/>
+    <w:p>
+      <w:pPr>
+        <w:pStyle w:val="Heading2"/>
+      </w:pPr>
+      <w:r>
+        <w:t xml:space="preserve">Appendix — Gate Script Contract</w:t>
+      </w:r>
+    </w:p>
+    <w:p>
+      <w:pPr>
+        <w:pStyle w:val="FirstParagraph"/>
+      </w:pPr>
+      <w:r>
+        <w:t xml:space="preserve">Every gate script (under</w:t>
+      </w:r>
+      <w:r>
+        <w:t xml:space="preserve"> </w:t>
+      </w:r>
+      <w:r>
+        <w:rPr>
+          <w:rStyle w:val="VerbatimChar"/>
+        </w:rPr>
+        <w:t xml:space="preserve">plugins/build-anything/scripts/</w:t>
+      </w:r>
+      <w:r>
+        <w:t xml:space="preserve">) honours one contract:</w:t>
+      </w:r>
+    </w:p>
+    <w:p>
+      <w:pPr>
+        <w:pStyle w:val="SourceCode"/>
+      </w:pPr>
+      <w:r>
+        <w:rPr>
+          <w:rStyle w:val="VerbatimChar"/>
+        </w:rPr>
+        <w:t xml:space="preserve">input:   --atom-dir &lt;path&gt;</w:t>
+      </w:r>
+      <w:r>
+        <w:br/>
+      </w:r>
+      <w:r>
+        <w:rPr>
+          <w:rStyle w:val="VerbatimChar"/>
+        </w:rPr>
+        <w:t xml:space="preserve">stdout:  PASS | FAIL | N/A_PENDING_REVIEWER | ERROR</w:t>
+      </w:r>
+      <w:r>
+        <w:br/>
+      </w:r>
+      <w:r>
+        <w:rPr>
+          <w:rStyle w:val="VerbatimChar"/>
+        </w:rPr>
+        <w:t xml:space="preserve">exit:    0 = PASS or N/A, 1 = FAIL, 2 = preflight/witness refusal, 4 = AL-4 cap, 127 = missing tool</w:t>
+      </w:r>
+      <w:r>
+        <w:br/>
+      </w:r>
+      <w:r>
+        <w:rPr>
+          <w:rStyle w:val="VerbatimChar"/>
+        </w:rPr>
+        <w:t xml:space="preserve">disk:    {atom_dir}/evidence/{gate}.json</w:t>
+      </w:r>
+      <w:r>
+        <w:br/>
+      </w:r>
+      <w:r>
+        <w:rPr>
+          <w:rStyle w:val="VerbatimChar"/>
+        </w:rPr>
+        <w:t xml:space="preserve">         + {confidence: 0-100, ambiguities: []}</w:t>
+      </w:r>
+    </w:p>
+    <w:p>
+      <w:pPr>
+        <w:pStyle w:val="FirstParagraph"/>
+      </w:pPr>
+      <w:r>
+        <w:t xml:space="preserve">The contract — not the file list — is the load-bearing artifact. Any future script that emits this shape is a valid gate. Any present script that fails this shape is a bug.</w:t>
+      </w:r>
+    </w:p>
+    <w:p>
+      <w:r>
+        <w:pict>
+          <v:rect style="width:0;height:1.5pt" o:hralign="center" o:hrstd="t" o:hr="t"/>
+        </w:pict>
+      </w:r>
+    </w:p>
     <w:p>
       <w:pPr>
         <w:pStyle w:val="FirstParagraph"/>
@@ -27046,8 +30759,8 @@
         <w:t xml:space="preserve">This is the only document required to operate the system.</w:t>
       </w:r>
     </w:p>
-    <w:bookmarkEnd w:id="86"/>
-    <w:bookmarkEnd w:id="87"/>
+    <w:bookmarkEnd w:id="97"/>
+    <w:bookmarkEnd w:id="98"/>
     <w:sectPr>
       <w:footnotePr>
         <w:numRestart w:val="eachSect"/>
@@ -28020,6 +31733,24 @@
     <w:abstractNumId w:val="991"/>
   </w:num>
   <w:num w:numId="1043">
+    <w:abstractNumId w:val="991"/>
+  </w:num>
+  <w:num w:numId="1044">
+    <w:abstractNumId w:val="991"/>
+  </w:num>
+  <w:num w:numId="1045">
+    <w:abstractNumId w:val="991"/>
+  </w:num>
+  <w:num w:numId="1046">
+    <w:abstractNumId w:val="991"/>
+  </w:num>
+  <w:num w:numId="1047">
+    <w:abstractNumId w:val="991"/>
+  </w:num>
+  <w:num w:numId="1048">
+    <w:abstractNumId w:val="991"/>
+  </w:num>
+  <w:num w:numId="1049">
     <w:abstractNumId w:val="991"/>
   </w:num>
 </w:numbering>

--- a/docs/ubs.docx
+++ b/docs/ubs.docx
@@ -28,7 +28,7 @@
         </w:p>
       </w:sdtContent>
     </w:sdt>
-    <w:bookmarkStart w:id="98" w:name="universal-build-system-ubs"/>
+    <w:bookmarkStart w:id="110" w:name="universal-build-system-ubs"/>
     <w:p>
       <w:pPr>
         <w:pStyle w:val="Heading1"/>
@@ -5547,6 +5547,557 @@
       </w:r>
       <w:r>
         <w:t xml:space="preserve">mis-use, ambiguous "Upload" locator) that a declared-but-skipped Playwright step would not have caught. Declared-only is now banned.</w:t>
+      </w:r>
+      <w:r>
+        <w:t xml:space="preserve"> </w:t>
+      </w:r>
+      <w:r>
+        <w:rPr>
+          <w:b/>
+          <w:bCs/>
+        </w:rPr>
+        <w:t xml:space="preserve">v8.6 (2026-05-27):</w:t>
+      </w:r>
+      <w:r>
+        <w:t xml:space="preserve"> </w:t>
+      </w:r>
+      <w:r>
+        <w:t xml:space="preserve">for</w:t>
+      </w:r>
+      <w:r>
+        <w:t xml:space="preserve"> </w:t>
+      </w:r>
+      <w:r>
+        <w:rPr>
+          <w:rStyle w:val="VerbatimChar"/>
+        </w:rPr>
+        <w:t xml:space="preserve">project_type ∈ mobile-*</w:t>
+      </w:r>
+      <w:r>
+        <w:t xml:space="preserve"> </w:t>
+      </w:r>
+      <w:r>
+        <w:t xml:space="preserve">the runner emits</w:t>
+      </w:r>
+      <w:r>
+        <w:t xml:space="preserve"> </w:t>
+      </w:r>
+      <w:r>
+        <w:rPr>
+          <w:rStyle w:val="VerbatimChar"/>
+        </w:rPr>
+        <w:t xml:space="preserve">N/A_PENDING_REVIEWER</w:t>
+      </w:r>
+      <w:r>
+        <w:t xml:space="preserve"> </w:t>
+      </w:r>
+      <w:r>
+        <w:t xml:space="preserve">and dispatch falls through to GATE-25-E2E-MOBILE — Playwright cannot drive iOS Simulator / Android Emulator.</w:t>
+      </w:r>
+    </w:p>
+    <w:p>
+      <w:pPr>
+        <w:pStyle w:val="Compact"/>
+        <w:numPr>
+          <w:ilvl w:val="0"/>
+          <w:numId w:val="1008"/>
+        </w:numPr>
+      </w:pPr>
+      <w:r>
+        <w:rPr>
+          <w:b/>
+          <w:bCs/>
+        </w:rPr>
+        <w:t xml:space="preserve">GATE-25-E2E-MOBILE MOBILE END-TO-END (v8.6)</w:t>
+      </w:r>
+      <w:r>
+        <w:t xml:space="preserve"> </w:t>
+      </w:r>
+      <w:r>
+        <w:t xml:space="preserve">— Maestro-driven UI automation covering declared mobile journeys.</w:t>
+      </w:r>
+      <w:r>
+        <w:t xml:space="preserve"> </w:t>
+      </w:r>
+      <w:r>
+        <w:rPr>
+          <w:b/>
+          <w:bCs/>
+        </w:rPr>
+        <w:t xml:space="preserve">MANDATORY for</w:t>
+      </w:r>
+      <w:r>
+        <w:rPr>
+          <w:b/>
+          <w:bCs/>
+        </w:rPr>
+        <w:t xml:space="preserve"> </w:t>
+      </w:r>
+      <w:r>
+        <w:rPr>
+          <w:rStyle w:val="VerbatimChar"/>
+          <w:b/>
+          <w:bCs/>
+        </w:rPr>
+        <w:t xml:space="preserve">project_type ∈ mobile-*</w:t>
+      </w:r>
+      <w:r>
+        <w:t xml:space="preserve">:</w:t>
+      </w:r>
+      <w:r>
+        <w:t xml:space="preserve"> </w:t>
+      </w:r>
+      <w:r>
+        <w:rPr>
+          <w:rStyle w:val="VerbatimChar"/>
+        </w:rPr>
+        <w:t xml:space="preserve">maestro.enabled = false</w:t>
+      </w:r>
+      <w:r>
+        <w:t xml:space="preserve"> </w:t>
+      </w:r>
+      <w:r>
+        <w:t xml:space="preserve">is FAIL by LAW-F6 (mirrors v8.5.1 web mandate). Runner script (</w:t>
+      </w:r>
+      <w:r>
+        <w:rPr>
+          <w:rStyle w:val="VerbatimChar"/>
+        </w:rPr>
+        <w:t xml:space="preserve">scripts/mechanical/e2e-maestro.sh</w:t>
+      </w:r>
+      <w:r>
+        <w:t xml:space="preserve">) MUST: (1) verify</w:t>
+      </w:r>
+      <w:r>
+        <w:t xml:space="preserve"> </w:t>
+      </w:r>
+      <w:r>
+        <w:rPr>
+          <w:rStyle w:val="VerbatimChar"/>
+        </w:rPr>
+        <w:t xml:space="preserve">maestro</w:t>
+      </w:r>
+      <w:r>
+        <w:t xml:space="preserve"> </w:t>
+      </w:r>
+      <w:r>
+        <w:t xml:space="preserve">binary on PATH (FAIL with install hint if missing —</w:t>
+      </w:r>
+      <w:r>
+        <w:t xml:space="preserve"> </w:t>
+      </w:r>
+      <w:r>
+        <w:rPr>
+          <w:rStyle w:val="VerbatimChar"/>
+        </w:rPr>
+        <w:t xml:space="preserve">curl -Ls https://get.maestro.mobile.dev | bash</w:t>
+      </w:r>
+      <w:r>
+        <w:t xml:space="preserve">), (2) verify</w:t>
+      </w:r>
+      <w:r>
+        <w:t xml:space="preserve"> </w:t>
+      </w:r>
+      <w:r>
+        <w:rPr>
+          <w:rStyle w:val="VerbatimChar"/>
+        </w:rPr>
+        <w:t xml:space="preserve">maestro.flows_dir</w:t>
+      </w:r>
+      <w:r>
+        <w:t xml:space="preserve"> </w:t>
+      </w:r>
+      <w:r>
+        <w:t xml:space="preserve">(default</w:t>
+      </w:r>
+      <w:r>
+        <w:t xml:space="preserve"> </w:t>
+      </w:r>
+      <w:r>
+        <w:rPr>
+          <w:rStyle w:val="VerbatimChar"/>
+        </w:rPr>
+        <w:t xml:space="preserve">.maestro/</w:t>
+      </w:r>
+      <w:r>
+        <w:t xml:space="preserve">) exists with ≥1</w:t>
+      </w:r>
+      <w:r>
+        <w:t xml:space="preserve"> </w:t>
+      </w:r>
+      <w:r>
+        <w:rPr>
+          <w:rStyle w:val="VerbatimChar"/>
+        </w:rPr>
+        <w:t xml:space="preserve">*.yaml</w:t>
+      </w:r>
+      <w:r>
+        <w:t xml:space="preserve"> </w:t>
+      </w:r>
+      <w:r>
+        <w:t xml:space="preserve">/</w:t>
+      </w:r>
+      <w:r>
+        <w:t xml:space="preserve"> </w:t>
+      </w:r>
+      <w:r>
+        <w:rPr>
+          <w:rStyle w:val="VerbatimChar"/>
+        </w:rPr>
+        <w:t xml:space="preserve">*.yml</w:t>
+      </w:r>
+      <w:r>
+        <w:t xml:space="preserve"> </w:t>
+      </w:r>
+      <w:r>
+        <w:t xml:space="preserve">flow, (3) verify</w:t>
+      </w:r>
+      <w:r>
+        <w:t xml:space="preserve"> </w:t>
+      </w:r>
+      <w:r>
+        <w:rPr>
+          <w:rStyle w:val="VerbatimChar"/>
+        </w:rPr>
+        <w:t xml:space="preserve">maestro.app_id</w:t>
+      </w:r>
+      <w:r>
+        <w:t xml:space="preserve"> </w:t>
+      </w:r>
+      <w:r>
+        <w:t xml:space="preserve">declared (iOS bundle id OR Android package name), (4) optionally boot iOS Simulator (</w:t>
+      </w:r>
+      <w:r>
+        <w:rPr>
+          <w:rStyle w:val="VerbatimChar"/>
+        </w:rPr>
+        <w:t xml:space="preserve">xcrun simctl boot</w:t>
+      </w:r>
+      <w:r>
+        <w:t xml:space="preserve">) or Android emulator (</w:t>
+      </w:r>
+      <w:r>
+        <w:rPr>
+          <w:rStyle w:val="VerbatimChar"/>
+        </w:rPr>
+        <w:t xml:space="preserve">emulator -avd … &amp;&amp; adb wait-for-device</w:t>
+      </w:r>
+      <w:r>
+        <w:t xml:space="preserve">) when</w:t>
+      </w:r>
+      <w:r>
+        <w:t xml:space="preserve"> </w:t>
+      </w:r>
+      <w:r>
+        <w:rPr>
+          <w:rStyle w:val="VerbatimChar"/>
+        </w:rPr>
+        <w:t xml:space="preserve">maestro.boot=true</w:t>
+      </w:r>
+      <w:r>
+        <w:t xml:space="preserve">, (5) execute</w:t>
+      </w:r>
+      <w:r>
+        <w:t xml:space="preserve"> </w:t>
+      </w:r>
+      <w:r>
+        <w:rPr>
+          <w:rStyle w:val="VerbatimChar"/>
+        </w:rPr>
+        <w:t xml:space="preserve">maestro test $flows_dir</w:t>
+      </w:r>
+      <w:r>
+        <w:t xml:space="preserve">, (6) FAIL on any vacuous run (0</w:t>
+      </w:r>
+      <w:r>
+        <w:t xml:space="preserve"> </w:t>
+      </w:r>
+      <w:r>
+        <w:rPr>
+          <w:rStyle w:val="VerbatimChar"/>
+        </w:rPr>
+        <w:t xml:space="preserve">[Passed]</w:t>
+      </w:r>
+      <w:r>
+        <w:t xml:space="preserve"> </w:t>
+      </w:r>
+      <w:r>
+        <w:t xml:space="preserve">AND 0</w:t>
+      </w:r>
+      <w:r>
+        <w:t xml:space="preserve"> </w:t>
+      </w:r>
+      <w:r>
+        <w:rPr>
+          <w:rStyle w:val="VerbatimChar"/>
+        </w:rPr>
+        <w:t xml:space="preserve">[Failed]</w:t>
+      </w:r>
+      <w:r>
+        <w:t xml:space="preserve">) or non-zero exit. Maestro is chosen because a single YAML runner covers iOS native, Android native, RN, Flutter, and Expo without per-stack runners. Catches: "boss said build me an iOS app; Devin claims done but the binary has never actually been launched." Detail: §Y.</w:t>
+      </w:r>
+    </w:p>
+    <w:p>
+      <w:pPr>
+        <w:pStyle w:val="Compact"/>
+        <w:numPr>
+          <w:ilvl w:val="0"/>
+          <w:numId w:val="1008"/>
+        </w:numPr>
+      </w:pPr>
+      <w:r>
+        <w:rPr>
+          <w:b/>
+          <w:bCs/>
+        </w:rPr>
+        <w:t xml:space="preserve">GATE-MOBILE-PERMS MOBILE PERMISSION RECONCILIATION (v8.6)</w:t>
+      </w:r>
+      <w:r>
+        <w:t xml:space="preserve"> </w:t>
+      </w:r>
+      <w:r>
+        <w:t xml:space="preserve">— iOS</w:t>
+      </w:r>
+      <w:r>
+        <w:t xml:space="preserve"> </w:t>
+      </w:r>
+      <w:r>
+        <w:rPr>
+          <w:rStyle w:val="VerbatimChar"/>
+        </w:rPr>
+        <w:t xml:space="preserve">Info.plist</w:t>
+      </w:r>
+      <w:r>
+        <w:t xml:space="preserve"> </w:t>
+      </w:r>
+      <w:r>
+        <w:rPr>
+          <w:rStyle w:val="VerbatimChar"/>
+        </w:rPr>
+        <w:t xml:space="preserve">NS*UsageDescription</w:t>
+      </w:r>
+      <w:r>
+        <w:t xml:space="preserve"> </w:t>
+      </w:r>
+      <w:r>
+        <w:t xml:space="preserve">keys + Android</w:t>
+      </w:r>
+      <w:r>
+        <w:t xml:space="preserve"> </w:t>
+      </w:r>
+      <w:r>
+        <w:rPr>
+          <w:rStyle w:val="VerbatimChar"/>
+        </w:rPr>
+        <w:t xml:space="preserve">AndroidManifest.xml</w:t>
+      </w:r>
+      <w:r>
+        <w:t xml:space="preserve"> </w:t>
+      </w:r>
+      <w:r>
+        <w:rPr>
+          <w:rStyle w:val="VerbatimChar"/>
+        </w:rPr>
+        <w:t xml:space="preserve">&lt;uses-permission&gt;</w:t>
+      </w:r>
+      <w:r>
+        <w:t xml:space="preserve"> </w:t>
+      </w:r>
+      <w:r>
+        <w:t xml:space="preserve">entries reconciled against actual code API usage.</w:t>
+      </w:r>
+      <w:r>
+        <w:t xml:space="preserve"> </w:t>
+      </w:r>
+      <w:r>
+        <w:rPr>
+          <w:b/>
+          <w:bCs/>
+        </w:rPr>
+        <w:t xml:space="preserve">MANDATORY for</w:t>
+      </w:r>
+      <w:r>
+        <w:rPr>
+          <w:b/>
+          <w:bCs/>
+        </w:rPr>
+        <w:t xml:space="preserve"> </w:t>
+      </w:r>
+      <w:r>
+        <w:rPr>
+          <w:rStyle w:val="VerbatimChar"/>
+          <w:b/>
+          <w:bCs/>
+        </w:rPr>
+        <w:t xml:space="preserve">project_type ∈ mobile-*</w:t>
+      </w:r>
+      <w:r>
+        <w:t xml:space="preserve">. Two-way check: (a) CRITICAL — code references API requiring a permission (e.g.</w:t>
+      </w:r>
+      <w:r>
+        <w:t xml:space="preserve"> </w:t>
+      </w:r>
+      <w:r>
+        <w:rPr>
+          <w:rStyle w:val="VerbatimChar"/>
+        </w:rPr>
+        <w:t xml:space="preserve">AVCaptureDevice</w:t>
+      </w:r>
+      <w:r>
+        <w:t xml:space="preserve"> </w:t>
+      </w:r>
+      <w:r>
+        <w:t xml:space="preserve">/</w:t>
+      </w:r>
+      <w:r>
+        <w:t xml:space="preserve"> </w:t>
+      </w:r>
+      <w:r>
+        <w:rPr>
+          <w:rStyle w:val="VerbatimChar"/>
+        </w:rPr>
+        <w:t xml:space="preserve">CLLocationManager</w:t>
+      </w:r>
+      <w:r>
+        <w:t xml:space="preserve"> </w:t>
+      </w:r>
+      <w:r>
+        <w:t xml:space="preserve">/</w:t>
+      </w:r>
+      <w:r>
+        <w:t xml:space="preserve"> </w:t>
+      </w:r>
+      <w:r>
+        <w:rPr>
+          <w:rStyle w:val="VerbatimChar"/>
+        </w:rPr>
+        <w:t xml:space="preserve">CameraX</w:t>
+      </w:r>
+      <w:r>
+        <w:t xml:space="preserve"> </w:t>
+      </w:r>
+      <w:r>
+        <w:t xml:space="preserve">/</w:t>
+      </w:r>
+      <w:r>
+        <w:t xml:space="preserve"> </w:t>
+      </w:r>
+      <w:r>
+        <w:rPr>
+          <w:rStyle w:val="VerbatimChar"/>
+        </w:rPr>
+        <w:t xml:space="preserve">FusedLocationProviderClient</w:t>
+      </w:r>
+      <w:r>
+        <w:t xml:space="preserve">) but the corresponding key/permission is absent → runtime crash (iOS) or SecurityException (Android); (b) HIGH — permission declared but no matching code API found → app-store rejection risk for unjustified sensitive permissions (in</w:t>
+      </w:r>
+      <w:r>
+        <w:t xml:space="preserve"> </w:t>
+      </w:r>
+      <w:r>
+        <w:rPr>
+          <w:rStyle w:val="VerbatimChar"/>
+        </w:rPr>
+        <w:t xml:space="preserve">mobile.perms.strict=true</w:t>
+      </w:r>
+      <w:r>
+        <w:t xml:space="preserve"> </w:t>
+      </w:r>
+      <w:r>
+        <w:t xml:space="preserve">mode this also FAILs). Phase-1 reconciliation covers the top 12 iOS NS*UsageDescription keys and the top 13 Android dangerous + INTERNET permissions, including cross-platform package names (</w:t>
+      </w:r>
+      <w:r>
+        <w:rPr>
+          <w:rStyle w:val="VerbatimChar"/>
+        </w:rPr>
+        <w:t xml:space="preserve">expo-camera</w:t>
+      </w:r>
+      <w:r>
+        <w:t xml:space="preserve">,</w:t>
+      </w:r>
+      <w:r>
+        <w:t xml:space="preserve"> </w:t>
+      </w:r>
+      <w:r>
+        <w:rPr>
+          <w:rStyle w:val="VerbatimChar"/>
+        </w:rPr>
+        <w:t xml:space="preserve">react-native-camera</w:t>
+      </w:r>
+      <w:r>
+        <w:t xml:space="preserve">,</w:t>
+      </w:r>
+      <w:r>
+        <w:t xml:space="preserve"> </w:t>
+      </w:r>
+      <w:r>
+        <w:rPr>
+          <w:rStyle w:val="VerbatimChar"/>
+        </w:rPr>
+        <w:t xml:space="preserve">image_picker</w:t>
+      </w:r>
+      <w:r>
+        <w:t xml:space="preserve">,</w:t>
+      </w:r>
+      <w:r>
+        <w:t xml:space="preserve"> </w:t>
+      </w:r>
+      <w:r>
+        <w:rPr>
+          <w:rStyle w:val="VerbatimChar"/>
+        </w:rPr>
+        <w:t xml:space="preserve">expo-location</w:t>
+      </w:r>
+      <w:r>
+        <w:t xml:space="preserve">,</w:t>
+      </w:r>
+      <w:r>
+        <w:t xml:space="preserve"> </w:t>
+      </w:r>
+      <w:r>
+        <w:rPr>
+          <w:rStyle w:val="VerbatimChar"/>
+        </w:rPr>
+        <w:t xml:space="preserve">geolocator</w:t>
+      </w:r>
+      <w:r>
+        <w:t xml:space="preserve">,</w:t>
+      </w:r>
+      <w:r>
+        <w:t xml:space="preserve"> </w:t>
+      </w:r>
+      <w:r>
+        <w:rPr>
+          <w:rStyle w:val="VerbatimChar"/>
+        </w:rPr>
+        <w:t xml:space="preserve">flutter_blue</w:t>
+      </w:r>
+      <w:r>
+        <w:t xml:space="preserve">,</w:t>
+      </w:r>
+      <w:r>
+        <w:t xml:space="preserve"> </w:t>
+      </w:r>
+      <w:r>
+        <w:rPr>
+          <w:rStyle w:val="VerbatimChar"/>
+        </w:rPr>
+        <w:t xml:space="preserve">expo-local-authentication</w:t>
+      </w:r>
+      <w:r>
+        <w:t xml:space="preserve">, …). Script:</w:t>
+      </w:r>
+      <w:r>
+        <w:t xml:space="preserve"> </w:t>
+      </w:r>
+      <w:r>
+        <w:rPr>
+          <w:rStyle w:val="VerbatimChar"/>
+        </w:rPr>
+        <w:t xml:space="preserve">scripts/mechanical/mobile-perms-check.sh</w:t>
+      </w:r>
+      <w:r>
+        <w:t xml:space="preserve">. Detail: §Y.</w:t>
       </w:r>
     </w:p>
     <w:p>
@@ -15399,7 +15950,7 @@
         <w:pStyle w:val="FirstParagraph"/>
       </w:pPr>
       <w:r>
-        <w:t xml:space="preserve">The skill itself has a regression spine. Eight meta-gates verify the skill cannot regress against its own invariants:</w:t>
+        <w:t xml:space="preserve">The skill itself has a regression spine. Nine meta-gates verify the skill cannot regress against its own invariants:</w:t>
       </w:r>
     </w:p>
     <w:tbl>
@@ -15814,6 +16365,53 @@
                 <w:rStyle w:val="VerbatimChar"/>
               </w:rPr>
               <w:t xml:space="preserve">meta/sm-breakdown-test.sh</w:t>
+            </w:r>
+          </w:p>
+        </w:tc>
+      </w:tr>
+      <w:tr>
+        <w:tc>
+          <w:tcPr/>
+          <w:p>
+            <w:pPr>
+              <w:pStyle w:val="Compact"/>
+            </w:pPr>
+            <w:r>
+              <w:rPr>
+                <w:rStyle w:val="VerbatimChar"/>
+              </w:rPr>
+              <w:t xml:space="preserve">mobile-e2e-test.sh</w:t>
+            </w:r>
+            <w:r>
+              <w:t xml:space="preserve"> </w:t>
+            </w:r>
+            <w:r>
+              <w:t xml:space="preserve">(v8.6)</w:t>
+            </w:r>
+          </w:p>
+        </w:tc>
+        <w:tc>
+          <w:tcPr/>
+          <w:p>
+            <w:pPr>
+              <w:pStyle w:val="Compact"/>
+            </w:pPr>
+            <w:r>
+              <w:t xml:space="preserve">GATE-25-E2E-MOBILE + GATE-MOBILE-PERMS: 7 fixtures (web→N/A, maestro disabled→FAIL, no flows_dir→FAIL, 0 yaml→FAIL, perms web→N/A, missing camera desc→FAIL CRITICAL, orphan CAMERA→FAIL HIGH)</w:t>
+            </w:r>
+          </w:p>
+        </w:tc>
+        <w:tc>
+          <w:tcPr/>
+          <w:p>
+            <w:pPr>
+              <w:pStyle w:val="Compact"/>
+            </w:pPr>
+            <w:r>
+              <w:rPr>
+                <w:rStyle w:val="VerbatimChar"/>
+              </w:rPr>
+              <w:t xml:space="preserve">meta/mobile-e2e-test.sh</w:t>
             </w:r>
           </w:p>
         </w:tc>
@@ -30650,13 +31248,22 @@
     </w:p>
     <w:bookmarkEnd w:id="95"/>
     <w:bookmarkEnd w:id="96"/>
-    <w:bookmarkStart w:id="97" w:name="appendix--gate-script-contract"/>
+    <w:bookmarkStart w:id="108" w:name="Xac45d2e6e670e4ce2c332bc05e475978024eaec"/>
     <w:p>
       <w:pPr>
         <w:pStyle w:val="Heading2"/>
       </w:pPr>
       <w:r>
-        <w:t xml:space="preserve">Appendix — Gate Script Contract</w:t>
+        <w:t xml:space="preserve">Section Y — Mobile layer (v8.6 — GATE-25-E2E-MOBILE + GATE-MOBILE-PERMS)</w:t>
+      </w:r>
+    </w:p>
+    <w:bookmarkStart w:id="97" w:name="y1-motivation--the-v852-web-bias-gap"/>
+    <w:p>
+      <w:pPr>
+        <w:pStyle w:val="Heading3"/>
+      </w:pPr>
+      <w:r>
+        <w:t xml:space="preserve">Y.1 Motivation — the v8.5.2 web-bias gap</w:t>
       </w:r>
     </w:p>
     <w:p>
@@ -30664,19 +31271,229 @@
         <w:pStyle w:val="FirstParagraph"/>
       </w:pPr>
       <w:r>
-        <w:t xml:space="preserve">Every gate script (under</w:t>
-      </w:r>
-      <w:r>
-        <w:t xml:space="preserve"> </w:t>
-      </w:r>
-      <w:r>
-        <w:rPr>
-          <w:rStyle w:val="VerbatimChar"/>
-        </w:rPr>
-        <w:t xml:space="preserve">plugins/build-anything/scripts/</w:t>
-      </w:r>
-      <w:r>
-        <w:t xml:space="preserve">) honours one contract:</w:t>
+        <w:t xml:space="preserve">Through v8.5.2 every E2E and UX gate assumed a browser:</w:t>
+      </w:r>
+    </w:p>
+    <w:p>
+      <w:pPr>
+        <w:pStyle w:val="Compact"/>
+        <w:numPr>
+          <w:ilvl w:val="0"/>
+          <w:numId w:val="1050"/>
+        </w:numPr>
+      </w:pPr>
+      <w:r>
+        <w:rPr>
+          <w:b/>
+          <w:bCs/>
+        </w:rPr>
+        <w:t xml:space="preserve">GATE-25-E2E</w:t>
+      </w:r>
+      <w:r>
+        <w:t xml:space="preserve"> </w:t>
+      </w:r>
+      <w:r>
+        <w:t xml:space="preserve">drives Playwright against a booted localhost stack. Playwright cannot operate an iOS Simulator or an Android Emulator.</w:t>
+      </w:r>
+    </w:p>
+    <w:p>
+      <w:pPr>
+        <w:pStyle w:val="Compact"/>
+        <w:numPr>
+          <w:ilvl w:val="0"/>
+          <w:numId w:val="1050"/>
+        </w:numPr>
+      </w:pPr>
+      <w:r>
+        <w:rPr>
+          <w:b/>
+          <w:bCs/>
+        </w:rPr>
+        <w:t xml:space="preserve">GATE-UIUX</w:t>
+      </w:r>
+      <w:r>
+        <w:t xml:space="preserve"> </w:t>
+      </w:r>
+      <w:r>
+        <w:t xml:space="preserve">scans</w:t>
+      </w:r>
+      <w:r>
+        <w:t xml:space="preserve"> </w:t>
+      </w:r>
+      <w:r>
+        <w:rPr>
+          <w:rStyle w:val="VerbatimChar"/>
+        </w:rPr>
+        <w:t xml:space="preserve">*.tsx / *.jsx / *.html / *.vue / *.svelte</w:t>
+      </w:r>
+      <w:r>
+        <w:t xml:space="preserve"> </w:t>
+      </w:r>
+      <w:r>
+        <w:t xml:space="preserve">for DOM-bound rules (alt text, viewport meta, ARIA on icon-only buttons). SwiftUI views, Jetpack Compose composables, RN</w:t>
+      </w:r>
+      <w:r>
+        <w:t xml:space="preserve"> </w:t>
+      </w:r>
+      <w:r>
+        <w:rPr>
+          <w:rStyle w:val="VerbatimChar"/>
+        </w:rPr>
+        <w:t xml:space="preserve">&lt;View&gt;</w:t>
+      </w:r>
+      <w:r>
+        <w:t xml:space="preserve"> </w:t>
+      </w:r>
+      <w:r>
+        <w:t xml:space="preserve">and Flutter widgets ignore these rules entirely.</w:t>
+      </w:r>
+    </w:p>
+    <w:p>
+      <w:pPr>
+        <w:pStyle w:val="Compact"/>
+        <w:numPr>
+          <w:ilvl w:val="0"/>
+          <w:numId w:val="1050"/>
+        </w:numPr>
+      </w:pPr>
+      <w:r>
+        <w:rPr>
+          <w:b/>
+          <w:bCs/>
+        </w:rPr>
+        <w:t xml:space="preserve">GATE-PROD-DESIGN</w:t>
+      </w:r>
+      <w:r>
+        <w:t xml:space="preserve"> </w:t>
+      </w:r>
+      <w:r>
+        <w:t xml:space="preserve">required</w:t>
+      </w:r>
+      <w:r>
+        <w:t xml:space="preserve"> </w:t>
+      </w:r>
+      <w:r>
+        <w:rPr>
+          <w:rStyle w:val="VerbatimChar"/>
+        </w:rPr>
+        <w:t xml:space="preserve">p95</w:t>
+      </w:r>
+      <w:r>
+        <w:t xml:space="preserve"> </w:t>
+      </w:r>
+      <w:r>
+        <w:t xml:space="preserve">AND (</w:t>
+      </w:r>
+      <w:r>
+        <w:rPr>
+          <w:rStyle w:val="VerbatimChar"/>
+        </w:rPr>
+        <w:t xml:space="preserve">%</w:t>
+      </w:r>
+      <w:r>
+        <w:t xml:space="preserve"> </w:t>
+      </w:r>
+      <w:r>
+        <w:t xml:space="preserve">OR</w:t>
+      </w:r>
+      <w:r>
+        <w:t xml:space="preserve"> </w:t>
+      </w:r>
+      <w:r>
+        <w:rPr>
+          <w:rStyle w:val="VerbatimChar"/>
+        </w:rPr>
+        <w:t xml:space="preserve">availability</w:t>
+      </w:r>
+      <w:r>
+        <w:t xml:space="preserve">) in the SLO section. Mobile apps measure cold-start, jank, frame-drops and crash-free sessions — none of those match the web regex.</w:t>
+      </w:r>
+    </w:p>
+    <w:p>
+      <w:pPr>
+        <w:pStyle w:val="Compact"/>
+        <w:numPr>
+          <w:ilvl w:val="0"/>
+          <w:numId w:val="1050"/>
+        </w:numPr>
+      </w:pPr>
+      <w:r>
+        <w:rPr>
+          <w:rStyle w:val="VerbatimChar"/>
+          <w:b/>
+          <w:bCs/>
+        </w:rPr>
+        <w:t xml:space="preserve">project_type</w:t>
+      </w:r>
+      <w:r>
+        <w:rPr>
+          <w:b/>
+          <w:bCs/>
+        </w:rPr>
+        <w:t xml:space="preserve"> </w:t>
+      </w:r>
+      <w:r>
+        <w:rPr>
+          <w:b/>
+          <w:bCs/>
+        </w:rPr>
+        <w:t xml:space="preserve">enum</w:t>
+      </w:r>
+      <w:r>
+        <w:t xml:space="preserve"> </w:t>
+      </w:r>
+      <w:r>
+        <w:t xml:space="preserve">had no mobile values. A boss brief like "build me an iOS app" would silently fall through to</w:t>
+      </w:r>
+      <w:r>
+        <w:t xml:space="preserve"> </w:t>
+      </w:r>
+      <w:r>
+        <w:rPr>
+          <w:rStyle w:val="VerbatimChar"/>
+        </w:rPr>
+        <w:t xml:space="preserve">mixed</w:t>
+      </w:r>
+      <w:r>
+        <w:t xml:space="preserve">, GATE-25-E2E would fail to find an</w:t>
+      </w:r>
+      <w:r>
+        <w:t xml:space="preserve"> </w:t>
+      </w:r>
+      <w:r>
+        <w:rPr>
+          <w:rStyle w:val="VerbatimChar"/>
+        </w:rPr>
+        <w:t xml:space="preserve">index.html</w:t>
+      </w:r>
+      <w:r>
+        <w:t xml:space="preserve">, GATE-UIUX would scan an empty surface, and the loop would PASS vacuously.</w:t>
+      </w:r>
+    </w:p>
+    <w:p>
+      <w:pPr>
+        <w:pStyle w:val="FirstParagraph"/>
+      </w:pPr>
+      <w:r>
+        <w:t xml:space="preserve">In short: the entire mechanical surface assumed web. If Devin had been pointed at an iOS or React Native repo, the charter would have rubber-stamped a binary that nobody had ever tried to run on a real device.</w:t>
+      </w:r>
+    </w:p>
+    <w:bookmarkEnd w:id="97"/>
+    <w:bookmarkStart w:id="98" w:name="y2-stage-placement"/>
+    <w:p>
+      <w:pPr>
+        <w:pStyle w:val="Heading3"/>
+      </w:pPr>
+      <w:r>
+        <w:t xml:space="preserve">Y.2 Stage placement</w:t>
+      </w:r>
+    </w:p>
+    <w:p>
+      <w:pPr>
+        <w:pStyle w:val="FirstParagraph"/>
+      </w:pPr>
+      <w:r>
+        <w:t xml:space="preserve">The mobile layer rides on top of Stage 5 and Stage 6.7 — no new stage number is needed:</w:t>
       </w:r>
     </w:p>
     <w:p>
@@ -30687,43 +31504,79 @@
         <w:rPr>
           <w:rStyle w:val="VerbatimChar"/>
         </w:rPr>
-        <w:t xml:space="preserve">input:   --atom-dir &lt;path&gt;</w:t>
-      </w:r>
-      <w:r>
-        <w:br/>
-      </w:r>
-      <w:r>
-        <w:rPr>
-          <w:rStyle w:val="VerbatimChar"/>
-        </w:rPr>
-        <w:t xml:space="preserve">stdout:  PASS | FAIL | N/A_PENDING_REVIEWER | ERROR</w:t>
-      </w:r>
-      <w:r>
-        <w:br/>
-      </w:r>
-      <w:r>
-        <w:rPr>
-          <w:rStyle w:val="VerbatimChar"/>
-        </w:rPr>
-        <w:t xml:space="preserve">exit:    0 = PASS or N/A, 1 = FAIL, 2 = preflight/witness refusal, 4 = AL-4 cap, 127 = missing tool</w:t>
-      </w:r>
-      <w:r>
-        <w:br/>
-      </w:r>
-      <w:r>
-        <w:rPr>
-          <w:rStyle w:val="VerbatimChar"/>
-        </w:rPr>
-        <w:t xml:space="preserve">disk:    {atom_dir}/evidence/{gate}.json</w:t>
-      </w:r>
-      <w:r>
-        <w:br/>
-      </w:r>
-      <w:r>
-        <w:rPr>
-          <w:rStyle w:val="VerbatimChar"/>
-        </w:rPr>
-        <w:t xml:space="preserve">         + {confidence: 0-100, ambiguities: []}</w:t>
+        <w:t xml:space="preserve">... Stage 4   build atom</w:t>
+      </w:r>
+      <w:r>
+        <w:br/>
+      </w:r>
+      <w:r>
+        <w:rPr>
+          <w:rStyle w:val="VerbatimChar"/>
+        </w:rPr>
+        <w:t xml:space="preserve">              ▼</w:t>
+      </w:r>
+      <w:r>
+        <w:br/>
+      </w:r>
+      <w:r>
+        <w:rPr>
+          <w:rStyle w:val="VerbatimChar"/>
+        </w:rPr>
+        <w:t xml:space="preserve">... Stage 5   mechanical gates</w:t>
+      </w:r>
+      <w:r>
+        <w:br/>
+      </w:r>
+      <w:r>
+        <w:rPr>
+          <w:rStyle w:val="VerbatimChar"/>
+        </w:rPr>
+        <w:t xml:space="preserve">              ├─ if project_type ∈ mobile-*  → e2e-maestro.sh + mobile-perms-check.sh</w:t>
+      </w:r>
+      <w:r>
+        <w:br/>
+      </w:r>
+      <w:r>
+        <w:rPr>
+          <w:rStyle w:val="VerbatimChar"/>
+        </w:rPr>
+        <w:t xml:space="preserve">              └─ if project_type ∈ {frontend, mixed} → e2e-playwright.sh</w:t>
+      </w:r>
+      <w:r>
+        <w:br/>
+      </w:r>
+      <w:r>
+        <w:rPr>
+          <w:rStyle w:val="VerbatimChar"/>
+        </w:rPr>
+        <w:t xml:space="preserve">              ▼</w:t>
+      </w:r>
+      <w:r>
+        <w:br/>
+      </w:r>
+      <w:r>
+        <w:rPr>
+          <w:rStyle w:val="VerbatimChar"/>
+        </w:rPr>
+        <w:t xml:space="preserve">... Stage 6.7 GATE-UIUX</w:t>
+      </w:r>
+      <w:r>
+        <w:br/>
+      </w:r>
+      <w:r>
+        <w:rPr>
+          <w:rStyle w:val="VerbatimChar"/>
+        </w:rPr>
+        <w:t xml:space="preserve">              ├─ if project_type ∈ mobile-*  → N/A_PENDING_REVIEWER (DOM rules don't apply)</w:t>
+      </w:r>
+      <w:r>
+        <w:br/>
+      </w:r>
+      <w:r>
+        <w:rPr>
+          <w:rStyle w:val="VerbatimChar"/>
+        </w:rPr>
+        <w:t xml:space="preserve">              └─ else → CSS / DOM audit as before</w:t>
       </w:r>
     </w:p>
     <w:p>
@@ -30731,9 +31584,3095 @@
         <w:pStyle w:val="FirstParagraph"/>
       </w:pPr>
       <w:r>
-        <w:t xml:space="preserve">The contract — not the file list — is the load-bearing artifact. Any future script that emits this shape is a valid gate. Any present script that fails this shape is a bug.</w:t>
-      </w:r>
-    </w:p>
+        <w:t xml:space="preserve">The dispatch happens</w:t>
+      </w:r>
+      <w:r>
+        <w:t xml:space="preserve"> </w:t>
+      </w:r>
+      <w:r>
+        <w:rPr>
+          <w:b/>
+          <w:bCs/>
+        </w:rPr>
+        <w:t xml:space="preserve">inside</w:t>
+      </w:r>
+      <w:r>
+        <w:t xml:space="preserve"> </w:t>
+      </w:r>
+      <w:r>
+        <w:t xml:space="preserve">each runner so the orchestrator does not need to be mobile-aware:</w:t>
+      </w:r>
+      <w:r>
+        <w:t xml:space="preserve"> </w:t>
+      </w:r>
+      <w:r>
+        <w:rPr>
+          <w:rStyle w:val="VerbatimChar"/>
+        </w:rPr>
+        <w:t xml:space="preserve">e2e-playwright.sh</w:t>
+      </w:r>
+      <w:r>
+        <w:t xml:space="preserve"> </w:t>
+      </w:r>
+      <w:r>
+        <w:t xml:space="preserve">emits</w:t>
+      </w:r>
+      <w:r>
+        <w:t xml:space="preserve"> </w:t>
+      </w:r>
+      <w:r>
+        <w:rPr>
+          <w:rStyle w:val="VerbatimChar"/>
+        </w:rPr>
+        <w:t xml:space="preserve">N/A_PENDING_REVIEWER</w:t>
+      </w:r>
+      <w:r>
+        <w:t xml:space="preserve"> </w:t>
+      </w:r>
+      <w:r>
+        <w:t xml:space="preserve">on</w:t>
+      </w:r>
+      <w:r>
+        <w:t xml:space="preserve"> </w:t>
+      </w:r>
+      <w:r>
+        <w:rPr>
+          <w:rStyle w:val="VerbatimChar"/>
+        </w:rPr>
+        <w:t xml:space="preserve">mobile-*</w:t>
+      </w:r>
+      <w:r>
+        <w:t xml:space="preserve">,</w:t>
+      </w:r>
+      <w:r>
+        <w:t xml:space="preserve"> </w:t>
+      </w:r>
+      <w:r>
+        <w:rPr>
+          <w:rStyle w:val="VerbatimChar"/>
+        </w:rPr>
+        <w:t xml:space="preserve">e2e-maestro.sh</w:t>
+      </w:r>
+      <w:r>
+        <w:t xml:space="preserve"> </w:t>
+      </w:r>
+      <w:r>
+        <w:t xml:space="preserve">emits</w:t>
+      </w:r>
+      <w:r>
+        <w:t xml:space="preserve"> </w:t>
+      </w:r>
+      <w:r>
+        <w:rPr>
+          <w:rStyle w:val="VerbatimChar"/>
+        </w:rPr>
+        <w:t xml:space="preserve">N/A_PENDING_REVIEWER</w:t>
+      </w:r>
+      <w:r>
+        <w:t xml:space="preserve"> </w:t>
+      </w:r>
+      <w:r>
+        <w:t xml:space="preserve">on non-mobile, and the same N/A short-circuit lives in</w:t>
+      </w:r>
+      <w:r>
+        <w:t xml:space="preserve"> </w:t>
+      </w:r>
+      <w:r>
+        <w:rPr>
+          <w:rStyle w:val="VerbatimChar"/>
+        </w:rPr>
+        <w:t xml:space="preserve">gate-ui-ux/audit.sh</w:t>
+      </w:r>
+      <w:r>
+        <w:t xml:space="preserve">.</w:t>
+      </w:r>
+    </w:p>
+    <w:bookmarkEnd w:id="98"/>
+    <w:bookmarkStart w:id="99" w:name="y3-project_type-enum-extension"/>
+    <w:p>
+      <w:pPr>
+        <w:pStyle w:val="Heading3"/>
+      </w:pPr>
+      <w:r>
+        <w:t xml:space="preserve">Y.3</w:t>
+      </w:r>
+      <w:r>
+        <w:t xml:space="preserve"> </w:t>
+      </w:r>
+      <w:r>
+        <w:rPr>
+          <w:rStyle w:val="VerbatimChar"/>
+        </w:rPr>
+        <w:t xml:space="preserve">project_type</w:t>
+      </w:r>
+      <w:r>
+        <w:t xml:space="preserve"> </w:t>
+      </w:r>
+      <w:r>
+        <w:t xml:space="preserve">enum extension</w:t>
+      </w:r>
+    </w:p>
+    <w:tbl>
+      <w:tblPr>
+        <w:tblStyle w:val="Table"/>
+        <w:tblW w:type="auto" w:w="0"/>
+        <w:tblLook w:firstRow="1" w:lastRow="0" w:firstColumn="0" w:lastColumn="0" w:noHBand="0" w:noVBand="0" w:val="0020"/>
+      </w:tblPr>
+      <w:tblGrid>
+        <w:gridCol w:w="2640"/>
+        <w:gridCol w:w="2640"/>
+        <w:gridCol w:w="2640"/>
+      </w:tblGrid>
+      <w:tr>
+        <w:trPr>
+          <w:tblHeader w:val="on"/>
+        </w:trPr>
+        <w:tc>
+          <w:tcPr/>
+          <w:p>
+            <w:pPr>
+              <w:pStyle w:val="Compact"/>
+            </w:pPr>
+            <w:r>
+              <w:t xml:space="preserve">Value</w:t>
+            </w:r>
+          </w:p>
+        </w:tc>
+        <w:tc>
+          <w:tcPr/>
+          <w:p>
+            <w:pPr>
+              <w:pStyle w:val="Compact"/>
+            </w:pPr>
+            <w:r>
+              <w:t xml:space="preserve">Stack</w:t>
+            </w:r>
+          </w:p>
+        </w:tc>
+        <w:tc>
+          <w:tcPr/>
+          <w:p>
+            <w:pPr>
+              <w:pStyle w:val="Compact"/>
+            </w:pPr>
+            <w:r>
+              <w:t xml:space="preserve">Detection heuristic</w:t>
+            </w:r>
+          </w:p>
+        </w:tc>
+      </w:tr>
+      <w:tr>
+        <w:tc>
+          <w:tcPr/>
+          <w:p>
+            <w:pPr>
+              <w:pStyle w:val="Compact"/>
+            </w:pPr>
+            <w:r>
+              <w:rPr>
+                <w:rStyle w:val="VerbatimChar"/>
+              </w:rPr>
+              <w:t xml:space="preserve">mobile-ios</w:t>
+            </w:r>
+          </w:p>
+        </w:tc>
+        <w:tc>
+          <w:tcPr/>
+          <w:p>
+            <w:pPr>
+              <w:pStyle w:val="Compact"/>
+            </w:pPr>
+            <w:r>
+              <w:t xml:space="preserve">Swift / SwiftUI native</w:t>
+            </w:r>
+          </w:p>
+        </w:tc>
+        <w:tc>
+          <w:tcPr/>
+          <w:p>
+            <w:pPr>
+              <w:pStyle w:val="Compact"/>
+            </w:pPr>
+            <w:r>
+              <w:rPr>
+                <w:rStyle w:val="VerbatimChar"/>
+              </w:rPr>
+              <w:t xml:space="preserve">*.xcodeproj</w:t>
+            </w:r>
+            <w:r>
+              <w:t xml:space="preserve"> </w:t>
+            </w:r>
+            <w:r>
+              <w:t xml:space="preserve">at repo root</w:t>
+            </w:r>
+          </w:p>
+        </w:tc>
+      </w:tr>
+      <w:tr>
+        <w:tc>
+          <w:tcPr/>
+          <w:p>
+            <w:pPr>
+              <w:pStyle w:val="Compact"/>
+            </w:pPr>
+            <w:r>
+              <w:rPr>
+                <w:rStyle w:val="VerbatimChar"/>
+              </w:rPr>
+              <w:t xml:space="preserve">mobile-android</w:t>
+            </w:r>
+          </w:p>
+        </w:tc>
+        <w:tc>
+          <w:tcPr/>
+          <w:p>
+            <w:pPr>
+              <w:pStyle w:val="Compact"/>
+            </w:pPr>
+            <w:r>
+              <w:t xml:space="preserve">Kotlin / Compose native</w:t>
+            </w:r>
+          </w:p>
+        </w:tc>
+        <w:tc>
+          <w:tcPr/>
+          <w:p>
+            <w:pPr>
+              <w:pStyle w:val="Compact"/>
+            </w:pPr>
+            <w:r>
+              <w:rPr>
+                <w:rStyle w:val="VerbatimChar"/>
+              </w:rPr>
+              <w:t xml:space="preserve">build.gradle.kts</w:t>
+            </w:r>
+            <w:r>
+              <w:t xml:space="preserve"> </w:t>
+            </w:r>
+            <w:r>
+              <w:t xml:space="preserve">+</w:t>
+            </w:r>
+            <w:r>
+              <w:t xml:space="preserve"> </w:t>
+            </w:r>
+            <w:r>
+              <w:rPr>
+                <w:rStyle w:val="VerbatimChar"/>
+              </w:rPr>
+              <w:t xml:space="preserve">app/src/main/kotlin/</w:t>
+            </w:r>
+          </w:p>
+        </w:tc>
+      </w:tr>
+      <w:tr>
+        <w:tc>
+          <w:tcPr/>
+          <w:p>
+            <w:pPr>
+              <w:pStyle w:val="Compact"/>
+            </w:pPr>
+            <w:r>
+              <w:rPr>
+                <w:rStyle w:val="VerbatimChar"/>
+              </w:rPr>
+              <w:t xml:space="preserve">mobile-rn</w:t>
+            </w:r>
+          </w:p>
+        </w:tc>
+        <w:tc>
+          <w:tcPr/>
+          <w:p>
+            <w:pPr>
+              <w:pStyle w:val="Compact"/>
+            </w:pPr>
+            <w:r>
+              <w:t xml:space="preserve">React Native (bare)</w:t>
+            </w:r>
+          </w:p>
+        </w:tc>
+        <w:tc>
+          <w:tcPr/>
+          <w:p>
+            <w:pPr>
+              <w:pStyle w:val="Compact"/>
+            </w:pPr>
+            <w:r>
+              <w:rPr>
+                <w:rStyle w:val="VerbatimChar"/>
+              </w:rPr>
+              <w:t xml:space="preserve">react-native</w:t>
+            </w:r>
+            <w:r>
+              <w:t xml:space="preserve"> </w:t>
+            </w:r>
+            <w:r>
+              <w:t xml:space="preserve">in</w:t>
+            </w:r>
+            <w:r>
+              <w:t xml:space="preserve"> </w:t>
+            </w:r>
+            <w:r>
+              <w:rPr>
+                <w:rStyle w:val="VerbatimChar"/>
+              </w:rPr>
+              <w:t xml:space="preserve">package.json</w:t>
+            </w:r>
+            <w:r>
+              <w:t xml:space="preserve"> </w:t>
+            </w:r>
+            <w:r>
+              <w:t xml:space="preserve">(no</w:t>
+            </w:r>
+            <w:r>
+              <w:t xml:space="preserve"> </w:t>
+            </w:r>
+            <w:r>
+              <w:rPr>
+                <w:rStyle w:val="VerbatimChar"/>
+              </w:rPr>
+              <w:t xml:space="preserve">expo</w:t>
+            </w:r>
+            <w:r>
+              <w:t xml:space="preserve">)</w:t>
+            </w:r>
+          </w:p>
+        </w:tc>
+      </w:tr>
+      <w:tr>
+        <w:tc>
+          <w:tcPr/>
+          <w:p>
+            <w:pPr>
+              <w:pStyle w:val="Compact"/>
+            </w:pPr>
+            <w:r>
+              <w:rPr>
+                <w:rStyle w:val="VerbatimChar"/>
+              </w:rPr>
+              <w:t xml:space="preserve">mobile-flutter</w:t>
+            </w:r>
+          </w:p>
+        </w:tc>
+        <w:tc>
+          <w:tcPr/>
+          <w:p>
+            <w:pPr>
+              <w:pStyle w:val="Compact"/>
+            </w:pPr>
+            <w:r>
+              <w:t xml:space="preserve">Flutter / Dart</w:t>
+            </w:r>
+          </w:p>
+        </w:tc>
+        <w:tc>
+          <w:tcPr/>
+          <w:p>
+            <w:pPr>
+              <w:pStyle w:val="Compact"/>
+            </w:pPr>
+            <w:r>
+              <w:rPr>
+                <w:rStyle w:val="VerbatimChar"/>
+              </w:rPr>
+              <w:t xml:space="preserve">pubspec.yaml</w:t>
+            </w:r>
+            <w:r>
+              <w:t xml:space="preserve"> </w:t>
+            </w:r>
+            <w:r>
+              <w:t xml:space="preserve">at repo root</w:t>
+            </w:r>
+          </w:p>
+        </w:tc>
+      </w:tr>
+      <w:tr>
+        <w:tc>
+          <w:tcPr/>
+          <w:p>
+            <w:pPr>
+              <w:pStyle w:val="Compact"/>
+            </w:pPr>
+            <w:r>
+              <w:rPr>
+                <w:rStyle w:val="VerbatimChar"/>
+              </w:rPr>
+              <w:t xml:space="preserve">mobile-expo</w:t>
+            </w:r>
+          </w:p>
+        </w:tc>
+        <w:tc>
+          <w:tcPr/>
+          <w:p>
+            <w:pPr>
+              <w:pStyle w:val="Compact"/>
+            </w:pPr>
+            <w:r>
+              <w:t xml:space="preserve">Expo-managed React Native</w:t>
+            </w:r>
+          </w:p>
+        </w:tc>
+        <w:tc>
+          <w:tcPr/>
+          <w:p>
+            <w:pPr>
+              <w:pStyle w:val="Compact"/>
+            </w:pPr>
+            <w:r>
+              <w:rPr>
+                <w:rStyle w:val="VerbatimChar"/>
+              </w:rPr>
+              <w:t xml:space="preserve">expo</w:t>
+            </w:r>
+            <w:r>
+              <w:t xml:space="preserve"> </w:t>
+            </w:r>
+            <w:r>
+              <w:t xml:space="preserve">in</w:t>
+            </w:r>
+            <w:r>
+              <w:t xml:space="preserve"> </w:t>
+            </w:r>
+            <w:r>
+              <w:rPr>
+                <w:rStyle w:val="VerbatimChar"/>
+              </w:rPr>
+              <w:t xml:space="preserve">package.json</w:t>
+            </w:r>
+          </w:p>
+        </w:tc>
+      </w:tr>
+    </w:tbl>
+    <w:p>
+      <w:pPr>
+        <w:pStyle w:val="BodyText"/>
+      </w:pPr>
+      <w:r>
+        <w:t xml:space="preserve">Operator may also declare</w:t>
+      </w:r>
+      <w:r>
+        <w:t xml:space="preserve"> </w:t>
+      </w:r>
+      <w:r>
+        <w:rPr>
+          <w:rStyle w:val="VerbatimChar"/>
+        </w:rPr>
+        <w:t xml:space="preserve">project_type</w:t>
+      </w:r>
+      <w:r>
+        <w:t xml:space="preserve"> </w:t>
+      </w:r>
+      <w:r>
+        <w:t xml:space="preserve">explicitly in</w:t>
+      </w:r>
+      <w:r>
+        <w:t xml:space="preserve"> </w:t>
+      </w:r>
+      <w:r>
+        <w:rPr>
+          <w:rStyle w:val="VerbatimChar"/>
+        </w:rPr>
+        <w:t xml:space="preserve">.build-anything.json</w:t>
+      </w:r>
+      <w:r>
+        <w:t xml:space="preserve">; detection is fallback only.</w:t>
+      </w:r>
+    </w:p>
+    <w:bookmarkEnd w:id="99"/>
+    <w:bookmarkStart w:id="101" w:name="y4-gate-25-e2e-mobile-contract"/>
+    <w:p>
+      <w:pPr>
+        <w:pStyle w:val="Heading3"/>
+      </w:pPr>
+      <w:r>
+        <w:t xml:space="preserve">Y.4 GATE-25-E2E-MOBILE contract</w:t>
+      </w:r>
+    </w:p>
+    <w:p>
+      <w:pPr>
+        <w:pStyle w:val="FirstParagraph"/>
+      </w:pPr>
+      <w:r>
+        <w:t xml:space="preserve">Runner:</w:t>
+      </w:r>
+      <w:r>
+        <w:t xml:space="preserve"> </w:t>
+      </w:r>
+      <w:r>
+        <w:rPr>
+          <w:rStyle w:val="VerbatimChar"/>
+        </w:rPr>
+        <w:t xml:space="preserve">plugins/build-anything/scripts/mechanical/e2e-maestro.sh</w:t>
+      </w:r>
+      <w:r>
+        <w:t xml:space="preserve">. Inputs read from</w:t>
+      </w:r>
+      <w:r>
+        <w:t xml:space="preserve"> </w:t>
+      </w:r>
+      <w:r>
+        <w:rPr>
+          <w:rStyle w:val="VerbatimChar"/>
+        </w:rPr>
+        <w:t xml:space="preserve">.build-anything.json</w:t>
+      </w:r>
+      <w:r>
+        <w:t xml:space="preserve">:</w:t>
+      </w:r>
+    </w:p>
+    <w:tbl>
+      <w:tblPr>
+        <w:tblStyle w:val="Table"/>
+        <w:tblW w:type="auto" w:w="0"/>
+        <w:tblLook w:firstRow="1" w:lastRow="0" w:firstColumn="0" w:lastColumn="0" w:noHBand="0" w:noVBand="0" w:val="0020"/>
+      </w:tblPr>
+      <w:tblGrid>
+        <w:gridCol w:w="2640"/>
+        <w:gridCol w:w="2640"/>
+        <w:gridCol w:w="2640"/>
+      </w:tblGrid>
+      <w:tr>
+        <w:trPr>
+          <w:tblHeader w:val="on"/>
+        </w:trPr>
+        <w:tc>
+          <w:tcPr/>
+          <w:p>
+            <w:pPr>
+              <w:pStyle w:val="Compact"/>
+            </w:pPr>
+            <w:r>
+              <w:t xml:space="preserve">Key</w:t>
+            </w:r>
+          </w:p>
+        </w:tc>
+        <w:tc>
+          <w:tcPr/>
+          <w:p>
+            <w:pPr>
+              <w:pStyle w:val="Compact"/>
+            </w:pPr>
+            <w:r>
+              <w:t xml:space="preserve">Default</w:t>
+            </w:r>
+          </w:p>
+        </w:tc>
+        <w:tc>
+          <w:tcPr/>
+          <w:p>
+            <w:pPr>
+              <w:pStyle w:val="Compact"/>
+            </w:pPr>
+            <w:r>
+              <w:t xml:space="preserve">Purpose</w:t>
+            </w:r>
+          </w:p>
+        </w:tc>
+      </w:tr>
+      <w:tr>
+        <w:tc>
+          <w:tcPr/>
+          <w:p>
+            <w:pPr>
+              <w:pStyle w:val="Compact"/>
+            </w:pPr>
+            <w:r>
+              <w:rPr>
+                <w:rStyle w:val="VerbatimChar"/>
+              </w:rPr>
+              <w:t xml:space="preserve">maestro.enabled</w:t>
+            </w:r>
+          </w:p>
+        </w:tc>
+        <w:tc>
+          <w:tcPr/>
+          <w:p>
+            <w:pPr>
+              <w:pStyle w:val="Compact"/>
+            </w:pPr>
+            <w:r>
+              <w:rPr>
+                <w:rStyle w:val="VerbatimChar"/>
+              </w:rPr>
+              <w:t xml:space="preserve">false</w:t>
+            </w:r>
+          </w:p>
+        </w:tc>
+        <w:tc>
+          <w:tcPr/>
+          <w:p>
+            <w:pPr>
+              <w:pStyle w:val="Compact"/>
+            </w:pPr>
+            <w:r>
+              <w:t xml:space="preserve">Master switch. For</w:t>
+            </w:r>
+            <w:r>
+              <w:t xml:space="preserve"> </w:t>
+            </w:r>
+            <w:r>
+              <w:rPr>
+                <w:rStyle w:val="VerbatimChar"/>
+              </w:rPr>
+              <w:t xml:space="preserve">mobile-*</w:t>
+            </w:r>
+            <w:r>
+              <w:t xml:space="preserve"> </w:t>
+            </w:r>
+            <w:r>
+              <w:t xml:space="preserve">MUST be</w:t>
+            </w:r>
+            <w:r>
+              <w:t xml:space="preserve"> </w:t>
+            </w:r>
+            <w:r>
+              <w:rPr>
+                <w:rStyle w:val="VerbatimChar"/>
+              </w:rPr>
+              <w:t xml:space="preserve">true</w:t>
+            </w:r>
+            <w:r>
+              <w:t xml:space="preserve"> </w:t>
+            </w:r>
+            <w:r>
+              <w:t xml:space="preserve">or gate FAILs (LAW-F6).</w:t>
+            </w:r>
+          </w:p>
+        </w:tc>
+      </w:tr>
+      <w:tr>
+        <w:tc>
+          <w:tcPr/>
+          <w:p>
+            <w:pPr>
+              <w:pStyle w:val="Compact"/>
+            </w:pPr>
+            <w:r>
+              <w:rPr>
+                <w:rStyle w:val="VerbatimChar"/>
+              </w:rPr>
+              <w:t xml:space="preserve">maestro.flows_dir</w:t>
+            </w:r>
+          </w:p>
+        </w:tc>
+        <w:tc>
+          <w:tcPr/>
+          <w:p>
+            <w:pPr>
+              <w:pStyle w:val="Compact"/>
+            </w:pPr>
+            <w:r>
+              <w:rPr>
+                <w:rStyle w:val="VerbatimChar"/>
+              </w:rPr>
+              <w:t xml:space="preserve">.maestro</w:t>
+            </w:r>
+          </w:p>
+        </w:tc>
+        <w:tc>
+          <w:tcPr/>
+          <w:p>
+            <w:pPr>
+              <w:pStyle w:val="Compact"/>
+            </w:pPr>
+            <w:r>
+              <w:t xml:space="preserve">Directory of YAML flow files (Maestro convention).</w:t>
+            </w:r>
+          </w:p>
+        </w:tc>
+      </w:tr>
+      <w:tr>
+        <w:tc>
+          <w:tcPr/>
+          <w:p>
+            <w:pPr>
+              <w:pStyle w:val="Compact"/>
+            </w:pPr>
+            <w:r>
+              <w:rPr>
+                <w:rStyle w:val="VerbatimChar"/>
+              </w:rPr>
+              <w:t xml:space="preserve">maestro.app_id</w:t>
+            </w:r>
+          </w:p>
+        </w:tc>
+        <w:tc>
+          <w:tcPr/>
+          <w:p>
+            <w:pPr>
+              <w:pStyle w:val="Compact"/>
+            </w:pPr>
+            <w:r>
+              <w:rPr>
+                <w:rStyle w:val="VerbatimChar"/>
+              </w:rPr>
+              <w:t xml:space="preserve">""</w:t>
+            </w:r>
+          </w:p>
+        </w:tc>
+        <w:tc>
+          <w:tcPr/>
+          <w:p>
+            <w:pPr>
+              <w:pStyle w:val="Compact"/>
+            </w:pPr>
+            <w:r>
+              <w:t xml:space="preserve">iOS bundle id OR Android package name. Required for</w:t>
+            </w:r>
+            <w:r>
+              <w:t xml:space="preserve"> </w:t>
+            </w:r>
+            <w:r>
+              <w:rPr>
+                <w:rStyle w:val="VerbatimChar"/>
+              </w:rPr>
+              <w:t xml:space="preserve">maestro test</w:t>
+            </w:r>
+            <w:r>
+              <w:t xml:space="preserve">.</w:t>
+            </w:r>
+          </w:p>
+        </w:tc>
+      </w:tr>
+      <w:tr>
+        <w:tc>
+          <w:tcPr/>
+          <w:p>
+            <w:pPr>
+              <w:pStyle w:val="Compact"/>
+            </w:pPr>
+            <w:r>
+              <w:rPr>
+                <w:rStyle w:val="VerbatimChar"/>
+              </w:rPr>
+              <w:t xml:space="preserve">maestro.platform</w:t>
+            </w:r>
+          </w:p>
+        </w:tc>
+        <w:tc>
+          <w:tcPr/>
+          <w:p>
+            <w:pPr>
+              <w:pStyle w:val="Compact"/>
+            </w:pPr>
+            <w:r>
+              <w:rPr>
+                <w:rStyle w:val="VerbatimChar"/>
+              </w:rPr>
+              <w:t xml:space="preserve">auto</w:t>
+            </w:r>
+          </w:p>
+        </w:tc>
+        <w:tc>
+          <w:tcPr/>
+          <w:p>
+            <w:pPr>
+              <w:pStyle w:val="Compact"/>
+            </w:pPr>
+            <w:r>
+              <w:rPr>
+                <w:rStyle w:val="VerbatimChar"/>
+              </w:rPr>
+              <w:t xml:space="preserve">ios</w:t>
+            </w:r>
+            <w:r>
+              <w:t xml:space="preserve"> </w:t>
+            </w:r>
+            <w:r>
+              <w:t xml:space="preserve">/</w:t>
+            </w:r>
+            <w:r>
+              <w:t xml:space="preserve"> </w:t>
+            </w:r>
+            <w:r>
+              <w:rPr>
+                <w:rStyle w:val="VerbatimChar"/>
+              </w:rPr>
+              <w:t xml:space="preserve">android</w:t>
+            </w:r>
+            <w:r>
+              <w:t xml:space="preserve"> </w:t>
+            </w:r>
+            <w:r>
+              <w:t xml:space="preserve">/</w:t>
+            </w:r>
+            <w:r>
+              <w:t xml:space="preserve"> </w:t>
+            </w:r>
+            <w:r>
+              <w:rPr>
+                <w:rStyle w:val="VerbatimChar"/>
+              </w:rPr>
+              <w:t xml:space="preserve">auto</w:t>
+            </w:r>
+            <w:r>
+              <w:t xml:space="preserve">. Auto resolves from</w:t>
+            </w:r>
+            <w:r>
+              <w:t xml:space="preserve"> </w:t>
+            </w:r>
+            <w:r>
+              <w:rPr>
+                <w:rStyle w:val="VerbatimChar"/>
+              </w:rPr>
+              <w:t xml:space="preserve">project_type</w:t>
+            </w:r>
+            <w:r>
+              <w:t xml:space="preserve">.</w:t>
+            </w:r>
+          </w:p>
+        </w:tc>
+      </w:tr>
+      <w:tr>
+        <w:tc>
+          <w:tcPr/>
+          <w:p>
+            <w:pPr>
+              <w:pStyle w:val="Compact"/>
+            </w:pPr>
+            <w:r>
+              <w:rPr>
+                <w:rStyle w:val="VerbatimChar"/>
+              </w:rPr>
+              <w:t xml:space="preserve">maestro.boot</w:t>
+            </w:r>
+          </w:p>
+        </w:tc>
+        <w:tc>
+          <w:tcPr/>
+          <w:p>
+            <w:pPr>
+              <w:pStyle w:val="Compact"/>
+            </w:pPr>
+            <w:r>
+              <w:rPr>
+                <w:rStyle w:val="VerbatimChar"/>
+              </w:rPr>
+              <w:t xml:space="preserve">false</w:t>
+            </w:r>
+          </w:p>
+        </w:tc>
+        <w:tc>
+          <w:tcPr/>
+          <w:p>
+            <w:pPr>
+              <w:pStyle w:val="Compact"/>
+            </w:pPr>
+            <w:r>
+              <w:t xml:space="preserve">Boot simulator/emulator before run. CI usually keeps</w:t>
+            </w:r>
+            <w:r>
+              <w:t xml:space="preserve"> </w:t>
+            </w:r>
+            <w:r>
+              <w:rPr>
+                <w:rStyle w:val="VerbatimChar"/>
+              </w:rPr>
+              <w:t xml:space="preserve">false</w:t>
+            </w:r>
+            <w:r>
+              <w:t xml:space="preserve">.</w:t>
+            </w:r>
+          </w:p>
+        </w:tc>
+      </w:tr>
+      <w:tr>
+        <w:tc>
+          <w:tcPr/>
+          <w:p>
+            <w:pPr>
+              <w:pStyle w:val="Compact"/>
+            </w:pPr>
+            <w:r>
+              <w:rPr>
+                <w:rStyle w:val="VerbatimChar"/>
+              </w:rPr>
+              <w:t xml:space="preserve">maestro.run_cmd</w:t>
+            </w:r>
+          </w:p>
+        </w:tc>
+        <w:tc>
+          <w:tcPr/>
+          <w:p>
+            <w:pPr>
+              <w:pStyle w:val="Compact"/>
+            </w:pPr>
+            <w:r>
+              <w:rPr>
+                <w:rStyle w:val="VerbatimChar"/>
+              </w:rPr>
+              <w:t xml:space="preserve">maestro test $flows_dir</w:t>
+            </w:r>
+          </w:p>
+        </w:tc>
+        <w:tc>
+          <w:tcPr/>
+          <w:p>
+            <w:pPr>
+              <w:pStyle w:val="Compact"/>
+            </w:pPr>
+            <w:r>
+              <w:t xml:space="preserve">Override for custom flow selection / tags.</w:t>
+            </w:r>
+          </w:p>
+        </w:tc>
+      </w:tr>
+    </w:tbl>
+    <w:p>
+      <w:pPr>
+        <w:pStyle w:val="BodyText"/>
+      </w:pPr>
+      <w:r>
+        <w:rPr>
+          <w:b/>
+          <w:bCs/>
+        </w:rPr>
+        <w:t xml:space="preserve">Mechanical checks (all FAIL on miss; no vacuous PASS):</w:t>
+      </w:r>
+    </w:p>
+    <w:tbl>
+      <w:tblPr>
+        <w:tblStyle w:val="Table"/>
+        <w:tblW w:type="auto" w:w="0"/>
+        <w:tblLook w:firstRow="1" w:lastRow="0" w:firstColumn="0" w:lastColumn="0" w:noHBand="0" w:noVBand="0" w:val="0020"/>
+      </w:tblPr>
+      <w:tblGrid>
+        <w:gridCol w:w="3960"/>
+        <w:gridCol w:w="3960"/>
+      </w:tblGrid>
+      <w:tr>
+        <w:trPr>
+          <w:tblHeader w:val="on"/>
+        </w:trPr>
+        <w:tc>
+          <w:tcPr/>
+          <w:p>
+            <w:pPr>
+              <w:pStyle w:val="Compact"/>
+            </w:pPr>
+            <w:r>
+              <w:t xml:space="preserve">Check</w:t>
+            </w:r>
+          </w:p>
+        </w:tc>
+        <w:tc>
+          <w:tcPr/>
+          <w:p>
+            <w:pPr>
+              <w:pStyle w:val="Compact"/>
+            </w:pPr>
+            <w:r>
+              <w:t xml:space="preserve">FAIL condition</w:t>
+            </w:r>
+          </w:p>
+        </w:tc>
+      </w:tr>
+      <w:tr>
+        <w:tc>
+          <w:tcPr/>
+          <w:p>
+            <w:pPr>
+              <w:pStyle w:val="Compact"/>
+            </w:pPr>
+            <w:r>
+              <w:t xml:space="preserve">project_type gate</w:t>
+            </w:r>
+          </w:p>
+        </w:tc>
+        <w:tc>
+          <w:tcPr/>
+          <w:p>
+            <w:pPr>
+              <w:pStyle w:val="Compact"/>
+            </w:pPr>
+            <w:r>
+              <w:rPr>
+                <w:rStyle w:val="VerbatimChar"/>
+              </w:rPr>
+              <w:t xml:space="preserve">mobile-*</w:t>
+            </w:r>
+            <w:r>
+              <w:t xml:space="preserve"> </w:t>
+            </w:r>
+            <w:r>
+              <w:t xml:space="preserve">AND</w:t>
+            </w:r>
+            <w:r>
+              <w:t xml:space="preserve"> </w:t>
+            </w:r>
+            <w:r>
+              <w:rPr>
+                <w:rStyle w:val="VerbatimChar"/>
+              </w:rPr>
+              <w:t xml:space="preserve">maestro.enabled=false</w:t>
+            </w:r>
+            <w:r>
+              <w:t xml:space="preserve"> </w:t>
+            </w:r>
+            <w:r>
+              <w:t xml:space="preserve">→ FAIL (LAW-F6 mandate, mirrors v8.5.1 Playwright mandate)</w:t>
+            </w:r>
+          </w:p>
+        </w:tc>
+      </w:tr>
+      <w:tr>
+        <w:tc>
+          <w:tcPr/>
+          <w:p>
+            <w:pPr>
+              <w:pStyle w:val="Compact"/>
+            </w:pPr>
+            <w:r>
+              <w:t xml:space="preserve">maestro binary</w:t>
+            </w:r>
+          </w:p>
+        </w:tc>
+        <w:tc>
+          <w:tcPr/>
+          <w:p>
+            <w:pPr>
+              <w:pStyle w:val="Compact"/>
+            </w:pPr>
+            <w:r>
+              <w:rPr>
+                <w:rStyle w:val="VerbatimChar"/>
+              </w:rPr>
+              <w:t xml:space="preserve">command -v maestro</w:t>
+            </w:r>
+            <w:r>
+              <w:t xml:space="preserve"> </w:t>
+            </w:r>
+            <w:r>
+              <w:t xml:space="preserve">absent → FAIL with install hint (`curl -Ls</w:t>
+            </w:r>
+            <w:r>
+              <w:t xml:space="preserve"> </w:t>
+            </w:r>
+            <w:hyperlink r:id="rId100">
+              <w:r>
+                <w:rPr>
+                  <w:rStyle w:val="Hyperlink"/>
+                </w:rPr>
+                <w:t xml:space="preserve">https://get.maestro.mobile.dev</w:t>
+              </w:r>
+            </w:hyperlink>
+          </w:p>
+        </w:tc>
+      </w:tr>
+      <w:tr>
+        <w:tc>
+          <w:tcPr/>
+          <w:p>
+            <w:pPr>
+              <w:pStyle w:val="Compact"/>
+            </w:pPr>
+            <w:r>
+              <w:t xml:space="preserve">flows_dir present</w:t>
+            </w:r>
+          </w:p>
+        </w:tc>
+        <w:tc>
+          <w:tcPr/>
+          <w:p>
+            <w:pPr>
+              <w:pStyle w:val="Compact"/>
+            </w:pPr>
+            <w:r>
+              <w:t xml:space="preserve">directory missing → FAIL</w:t>
+            </w:r>
+          </w:p>
+        </w:tc>
+      </w:tr>
+      <w:tr>
+        <w:tc>
+          <w:tcPr/>
+          <w:p>
+            <w:pPr>
+              <w:pStyle w:val="Compact"/>
+            </w:pPr>
+            <w:r>
+              <w:t xml:space="preserve">flow count</w:t>
+            </w:r>
+          </w:p>
+        </w:tc>
+        <w:tc>
+          <w:tcPr/>
+          <w:p>
+            <w:pPr>
+              <w:pStyle w:val="Compact"/>
+            </w:pPr>
+            <w:r>
+              <w:t xml:space="preserve">0</w:t>
+            </w:r>
+            <w:r>
+              <w:t xml:space="preserve"> </w:t>
+            </w:r>
+            <w:r>
+              <w:rPr>
+                <w:rStyle w:val="VerbatimChar"/>
+              </w:rPr>
+              <w:t xml:space="preserve">*.yaml</w:t>
+            </w:r>
+            <w:r>
+              <w:t xml:space="preserve"> </w:t>
+            </w:r>
+            <w:r>
+              <w:t xml:space="preserve">/</w:t>
+            </w:r>
+            <w:r>
+              <w:t xml:space="preserve"> </w:t>
+            </w:r>
+            <w:r>
+              <w:rPr>
+                <w:rStyle w:val="VerbatimChar"/>
+              </w:rPr>
+              <w:t xml:space="preserve">*.yml</w:t>
+            </w:r>
+            <w:r>
+              <w:t xml:space="preserve"> </w:t>
+            </w:r>
+            <w:r>
+              <w:t xml:space="preserve">files under flows_dir → FAIL</w:t>
+            </w:r>
+          </w:p>
+        </w:tc>
+      </w:tr>
+      <w:tr>
+        <w:tc>
+          <w:tcPr/>
+          <w:p>
+            <w:pPr>
+              <w:pStyle w:val="Compact"/>
+            </w:pPr>
+            <w:r>
+              <w:t xml:space="preserve">app_id declared</w:t>
+            </w:r>
+          </w:p>
+        </w:tc>
+        <w:tc>
+          <w:tcPr/>
+          <w:p>
+            <w:pPr>
+              <w:pStyle w:val="Compact"/>
+            </w:pPr>
+            <w:r>
+              <w:t xml:space="preserve">empty → FAIL with platform-specific format hint</w:t>
+            </w:r>
+          </w:p>
+        </w:tc>
+      </w:tr>
+      <w:tr>
+        <w:tc>
+          <w:tcPr/>
+          <w:p>
+            <w:pPr>
+              <w:pStyle w:val="Compact"/>
+            </w:pPr>
+            <w:r>
+              <w:t xml:space="preserve">run exit code</w:t>
+            </w:r>
+          </w:p>
+        </w:tc>
+        <w:tc>
+          <w:tcPr/>
+          <w:p>
+            <w:pPr>
+              <w:pStyle w:val="Compact"/>
+            </w:pPr>
+            <w:r>
+              <w:rPr>
+                <w:rStyle w:val="VerbatimChar"/>
+              </w:rPr>
+              <w:t xml:space="preserve">maestro test</w:t>
+            </w:r>
+            <w:r>
+              <w:t xml:space="preserve"> </w:t>
+            </w:r>
+            <w:r>
+              <w:t xml:space="preserve">rc ≠ 0 OR</w:t>
+            </w:r>
+            <w:r>
+              <w:t xml:space="preserve"> </w:t>
+            </w:r>
+            <w:r>
+              <w:rPr>
+                <w:rStyle w:val="VerbatimChar"/>
+              </w:rPr>
+              <w:t xml:space="preserve">[Failed]</w:t>
+            </w:r>
+            <w:r>
+              <w:t xml:space="preserve"> </w:t>
+            </w:r>
+            <w:r>
+              <w:t xml:space="preserve">markers &gt; 0 → FAIL</w:t>
+            </w:r>
+          </w:p>
+        </w:tc>
+      </w:tr>
+      <w:tr>
+        <w:tc>
+          <w:tcPr/>
+          <w:p>
+            <w:pPr>
+              <w:pStyle w:val="Compact"/>
+            </w:pPr>
+            <w:r>
+              <w:t xml:space="preserve">vacuous-run guard</w:t>
+            </w:r>
+          </w:p>
+        </w:tc>
+        <w:tc>
+          <w:tcPr/>
+          <w:p>
+            <w:pPr>
+              <w:pStyle w:val="Compact"/>
+            </w:pPr>
+            <w:r>
+              <w:t xml:space="preserve">rc = 0 AND</w:t>
+            </w:r>
+            <w:r>
+              <w:t xml:space="preserve"> </w:t>
+            </w:r>
+            <w:r>
+              <w:rPr>
+                <w:rStyle w:val="VerbatimChar"/>
+              </w:rPr>
+              <w:t xml:space="preserve">[Passed]</w:t>
+            </w:r>
+            <w:r>
+              <w:t xml:space="preserve"> </w:t>
+            </w:r>
+            <w:r>
+              <w:t xml:space="preserve">= 0 AND</w:t>
+            </w:r>
+            <w:r>
+              <w:t xml:space="preserve"> </w:t>
+            </w:r>
+            <w:r>
+              <w:rPr>
+                <w:rStyle w:val="VerbatimChar"/>
+              </w:rPr>
+              <w:t xml:space="preserve">[Failed]</w:t>
+            </w:r>
+            <w:r>
+              <w:t xml:space="preserve"> </w:t>
+            </w:r>
+            <w:r>
+              <w:t xml:space="preserve">= 0 → FAIL</w:t>
+            </w:r>
+          </w:p>
+        </w:tc>
+      </w:tr>
+    </w:tbl>
+    <w:p>
+      <w:pPr>
+        <w:pStyle w:val="BodyText"/>
+      </w:pPr>
+      <w:r>
+        <w:t xml:space="preserve">Why Maestro and not Detox / XCUITest / Espresso: a single YAML-driven runner covers all four mobile stacks (iOS native / Android native / RN / Flutter) without per-stack runners and without a Mac-only build prerequisite. Detox is RN-only; XCUITest is iOS-only; Espresso is Android-only.</w:t>
+      </w:r>
+    </w:p>
+    <w:bookmarkEnd w:id="101"/>
+    <w:bookmarkStart w:id="102" w:name="y5-gate-mobile-perms-contract"/>
+    <w:p>
+      <w:pPr>
+        <w:pStyle w:val="Heading3"/>
+      </w:pPr>
+      <w:r>
+        <w:t xml:space="preserve">Y.5 GATE-MOBILE-PERMS contract</w:t>
+      </w:r>
+    </w:p>
+    <w:p>
+      <w:pPr>
+        <w:pStyle w:val="FirstParagraph"/>
+      </w:pPr>
+      <w:r>
+        <w:t xml:space="preserve">Runner:</w:t>
+      </w:r>
+      <w:r>
+        <w:t xml:space="preserve"> </w:t>
+      </w:r>
+      <w:r>
+        <w:rPr>
+          <w:rStyle w:val="VerbatimChar"/>
+        </w:rPr>
+        <w:t xml:space="preserve">plugins/build-anything/scripts/mechanical/mobile-perms-check.sh</w:t>
+      </w:r>
+      <w:r>
+        <w:t xml:space="preserve">. Reconciles</w:t>
+      </w:r>
+      <w:r>
+        <w:t xml:space="preserve"> </w:t>
+      </w:r>
+      <w:r>
+        <w:rPr>
+          <w:b/>
+          <w:bCs/>
+        </w:rPr>
+        <w:t xml:space="preserve">declared permissions</w:t>
+      </w:r>
+      <w:r>
+        <w:t xml:space="preserve"> </w:t>
+      </w:r>
+      <w:r>
+        <w:t xml:space="preserve">against</w:t>
+      </w:r>
+      <w:r>
+        <w:t xml:space="preserve"> </w:t>
+      </w:r>
+      <w:r>
+        <w:rPr>
+          <w:b/>
+          <w:bCs/>
+        </w:rPr>
+        <w:t xml:space="preserve">actual code usage</w:t>
+      </w:r>
+      <w:r>
+        <w:t xml:space="preserve">, both directions:</w:t>
+      </w:r>
+    </w:p>
+    <w:tbl>
+      <w:tblPr>
+        <w:tblStyle w:val="Table"/>
+        <w:tblW w:type="auto" w:w="0"/>
+        <w:tblLook w:firstRow="1" w:lastRow="0" w:firstColumn="0" w:lastColumn="0" w:noHBand="0" w:noVBand="0" w:val="0020"/>
+      </w:tblPr>
+      <w:tblGrid>
+        <w:gridCol w:w="2640"/>
+        <w:gridCol w:w="2640"/>
+        <w:gridCol w:w="2640"/>
+      </w:tblGrid>
+      <w:tr>
+        <w:trPr>
+          <w:tblHeader w:val="on"/>
+        </w:trPr>
+        <w:tc>
+          <w:tcPr/>
+          <w:p>
+            <w:pPr>
+              <w:pStyle w:val="Compact"/>
+            </w:pPr>
+            <w:r>
+              <w:t xml:space="preserve">Direction</w:t>
+            </w:r>
+          </w:p>
+        </w:tc>
+        <w:tc>
+          <w:tcPr/>
+          <w:p>
+            <w:pPr>
+              <w:pStyle w:val="Compact"/>
+            </w:pPr>
+            <w:r>
+              <w:t xml:space="preserve">Severity</w:t>
+            </w:r>
+          </w:p>
+        </w:tc>
+        <w:tc>
+          <w:tcPr/>
+          <w:p>
+            <w:pPr>
+              <w:pStyle w:val="Compact"/>
+            </w:pPr>
+            <w:r>
+              <w:t xml:space="preserve">What it catches</w:t>
+            </w:r>
+          </w:p>
+        </w:tc>
+      </w:tr>
+      <w:tr>
+        <w:tc>
+          <w:tcPr/>
+          <w:p>
+            <w:pPr>
+              <w:pStyle w:val="Compact"/>
+            </w:pPr>
+            <w:r>
+              <w:t xml:space="preserve">declared → used</w:t>
+            </w:r>
+          </w:p>
+        </w:tc>
+        <w:tc>
+          <w:tcPr/>
+          <w:p>
+            <w:pPr>
+              <w:pStyle w:val="Compact"/>
+            </w:pPr>
+            <w:r>
+              <w:t xml:space="preserve">HIGH (orphan)</w:t>
+            </w:r>
+          </w:p>
+        </w:tc>
+        <w:tc>
+          <w:tcPr/>
+          <w:p>
+            <w:pPr>
+              <w:pStyle w:val="Compact"/>
+            </w:pPr>
+            <w:r>
+              <w:t xml:space="preserve">Camera permission in Info.plist / AndroidManifest but no code calls AVCaptureDevice / CameraX — App Store / Play reject for unjustified sensitive permissions.</w:t>
+            </w:r>
+          </w:p>
+        </w:tc>
+      </w:tr>
+      <w:tr>
+        <w:tc>
+          <w:tcPr/>
+          <w:p>
+            <w:pPr>
+              <w:pStyle w:val="Compact"/>
+            </w:pPr>
+            <w:r>
+              <w:t xml:space="preserve">used → declared</w:t>
+            </w:r>
+          </w:p>
+        </w:tc>
+        <w:tc>
+          <w:tcPr/>
+          <w:p>
+            <w:pPr>
+              <w:pStyle w:val="Compact"/>
+            </w:pPr>
+            <w:r>
+              <w:t xml:space="preserve">CRITICAL (missing)</w:t>
+            </w:r>
+          </w:p>
+        </w:tc>
+        <w:tc>
+          <w:tcPr/>
+          <w:p>
+            <w:pPr>
+              <w:pStyle w:val="Compact"/>
+            </w:pPr>
+            <w:r>
+              <w:t xml:space="preserve">Code calls CLLocationManager / FusedLocationProviderClient but no</w:t>
+            </w:r>
+            <w:r>
+              <w:t xml:space="preserve"> </w:t>
+            </w:r>
+            <w:r>
+              <w:rPr>
+                <w:rStyle w:val="VerbatimChar"/>
+              </w:rPr>
+              <w:t xml:space="preserve">NSLocationWhenInUseUsageDescription</w:t>
+            </w:r>
+            <w:r>
+              <w:t xml:space="preserve"> </w:t>
+            </w:r>
+            <w:r>
+              <w:t xml:space="preserve">/</w:t>
+            </w:r>
+            <w:r>
+              <w:t xml:space="preserve"> </w:t>
+            </w:r>
+            <w:r>
+              <w:rPr>
+                <w:rStyle w:val="VerbatimChar"/>
+              </w:rPr>
+              <w:t xml:space="preserve">ACCESS_FINE_LOCATION</w:t>
+            </w:r>
+            <w:r>
+              <w:t xml:space="preserve"> </w:t>
+            </w:r>
+            <w:r>
+              <w:t xml:space="preserve">declared — iOS crashes on first call, Android throws SecurityException.</w:t>
+            </w:r>
+          </w:p>
+        </w:tc>
+      </w:tr>
+    </w:tbl>
+    <w:p>
+      <w:pPr>
+        <w:pStyle w:val="BodyText"/>
+      </w:pPr>
+      <w:r>
+        <w:t xml:space="preserve">Phase-1 reconciliation covers the top mobile permissions:</w:t>
+      </w:r>
+    </w:p>
+    <w:p>
+      <w:pPr>
+        <w:pStyle w:val="BodyText"/>
+      </w:pPr>
+      <w:r>
+        <w:rPr>
+          <w:b/>
+          <w:bCs/>
+        </w:rPr>
+        <w:t xml:space="preserve">iOS Info.plist</w:t>
+      </w:r>
+      <w:r>
+        <w:rPr>
+          <w:b/>
+          <w:bCs/>
+        </w:rPr>
+        <w:t xml:space="preserve"> </w:t>
+      </w:r>
+      <w:r>
+        <w:rPr>
+          <w:rStyle w:val="VerbatimChar"/>
+          <w:b/>
+          <w:bCs/>
+        </w:rPr>
+        <w:t xml:space="preserve">NS*UsageDescription</w:t>
+      </w:r>
+      <w:r>
+        <w:rPr>
+          <w:b/>
+          <w:bCs/>
+        </w:rPr>
+        <w:t xml:space="preserve"> </w:t>
+      </w:r>
+      <w:r>
+        <w:rPr>
+          <w:b/>
+          <w:bCs/>
+        </w:rPr>
+        <w:t xml:space="preserve">keys checked:</w:t>
+      </w:r>
+      <w:r>
+        <w:t xml:space="preserve"> </w:t>
+      </w:r>
+      <w:r>
+        <w:t xml:space="preserve">Camera, PhotoLibrary, PhotoLibraryAdd, LocationWhenInUse, LocationAlwaysAndWhenInUse, Contacts, Microphone, Calendars, Motion, BluetoothAlways, FaceID, UserTracking.</w:t>
+      </w:r>
+    </w:p>
+    <w:p>
+      <w:pPr>
+        <w:pStyle w:val="BodyText"/>
+      </w:pPr>
+      <w:r>
+        <w:rPr>
+          <w:b/>
+          <w:bCs/>
+        </w:rPr>
+        <w:t xml:space="preserve">Android</w:t>
+      </w:r>
+      <w:r>
+        <w:rPr>
+          <w:b/>
+          <w:bCs/>
+        </w:rPr>
+        <w:t xml:space="preserve"> </w:t>
+      </w:r>
+      <w:r>
+        <w:rPr>
+          <w:rStyle w:val="VerbatimChar"/>
+          <w:b/>
+          <w:bCs/>
+        </w:rPr>
+        <w:t xml:space="preserve">&lt;uses-permission&gt;</w:t>
+      </w:r>
+      <w:r>
+        <w:rPr>
+          <w:b/>
+          <w:bCs/>
+        </w:rPr>
+        <w:t xml:space="preserve"> </w:t>
+      </w:r>
+      <w:r>
+        <w:rPr>
+          <w:b/>
+          <w:bCs/>
+        </w:rPr>
+        <w:t xml:space="preserve">keys checked:</w:t>
+      </w:r>
+      <w:r>
+        <w:t xml:space="preserve"> </w:t>
+      </w:r>
+      <w:r>
+        <w:t xml:space="preserve">CAMERA, ACCESS_FINE_LOCATION, ACCESS_COARSE_LOCATION, ACCESS_BACKGROUND_LOCATION, READ_CONTACTS, RECORD_AUDIO, READ_CALENDAR, READ_EXTERNAL_STORAGE, BLUETOOTH_CONNECT, BLUETOOTH_SCAN, POST_NOTIFICATIONS, USE_BIOMETRIC, INTERNET.</w:t>
+      </w:r>
+    </w:p>
+    <w:p>
+      <w:pPr>
+        <w:pStyle w:val="BodyText"/>
+      </w:pPr>
+      <w:r>
+        <w:t xml:space="preserve">Each permission has a regex covering native APIs</w:t>
+      </w:r>
+      <w:r>
+        <w:t xml:space="preserve"> </w:t>
+      </w:r>
+      <w:r>
+        <w:rPr>
+          <w:b/>
+          <w:bCs/>
+        </w:rPr>
+        <w:t xml:space="preserve">and</w:t>
+      </w:r>
+      <w:r>
+        <w:t xml:space="preserve"> </w:t>
+      </w:r>
+      <w:r>
+        <w:t xml:space="preserve">common cross-platform package names (expo-camera, react-native-camera, image_picker, expo-location, geolocator, flutter_blue, etc.). Code search runs over</w:t>
+      </w:r>
+      <w:r>
+        <w:t xml:space="preserve"> </w:t>
+      </w:r>
+      <w:r>
+        <w:rPr>
+          <w:rStyle w:val="VerbatimChar"/>
+        </w:rPr>
+        <w:t xml:space="preserve">*.swift / *.m / *.mm / *.kt / *.java / *.ts / *.tsx / *.js / *.jsx / *.dart</w:t>
+      </w:r>
+      <w:r>
+        <w:t xml:space="preserve">.</w:t>
+      </w:r>
+    </w:p>
+    <w:p>
+      <w:pPr>
+        <w:pStyle w:val="BodyText"/>
+      </w:pPr>
+      <w:r>
+        <w:t xml:space="preserve">Inputs:</w:t>
+      </w:r>
+    </w:p>
+    <w:tbl>
+      <w:tblPr>
+        <w:tblStyle w:val="Table"/>
+        <w:tblW w:type="auto" w:w="0"/>
+        <w:tblLook w:firstRow="1" w:lastRow="0" w:firstColumn="0" w:lastColumn="0" w:noHBand="0" w:noVBand="0" w:val="0020"/>
+      </w:tblPr>
+      <w:tblGrid>
+        <w:gridCol w:w="2640"/>
+        <w:gridCol w:w="2640"/>
+        <w:gridCol w:w="2640"/>
+      </w:tblGrid>
+      <w:tr>
+        <w:trPr>
+          <w:tblHeader w:val="on"/>
+        </w:trPr>
+        <w:tc>
+          <w:tcPr/>
+          <w:p>
+            <w:pPr>
+              <w:pStyle w:val="Compact"/>
+            </w:pPr>
+            <w:r>
+              <w:t xml:space="preserve">Key</w:t>
+            </w:r>
+          </w:p>
+        </w:tc>
+        <w:tc>
+          <w:tcPr/>
+          <w:p>
+            <w:pPr>
+              <w:pStyle w:val="Compact"/>
+            </w:pPr>
+            <w:r>
+              <w:t xml:space="preserve">Default</w:t>
+            </w:r>
+          </w:p>
+        </w:tc>
+        <w:tc>
+          <w:tcPr/>
+          <w:p>
+            <w:pPr>
+              <w:pStyle w:val="Compact"/>
+            </w:pPr>
+            <w:r>
+              <w:t xml:space="preserve">Purpose</w:t>
+            </w:r>
+          </w:p>
+        </w:tc>
+      </w:tr>
+      <w:tr>
+        <w:tc>
+          <w:tcPr/>
+          <w:p>
+            <w:pPr>
+              <w:pStyle w:val="Compact"/>
+            </w:pPr>
+            <w:r>
+              <w:rPr>
+                <w:rStyle w:val="VerbatimChar"/>
+              </w:rPr>
+              <w:t xml:space="preserve">mobile.perms.ios_root</w:t>
+            </w:r>
+          </w:p>
+        </w:tc>
+        <w:tc>
+          <w:tcPr/>
+          <w:p>
+            <w:pPr>
+              <w:pStyle w:val="Compact"/>
+            </w:pPr>
+            <w:r>
+              <w:rPr>
+                <w:rStyle w:val="VerbatimChar"/>
+              </w:rPr>
+              <w:t xml:space="preserve">ios</w:t>
+            </w:r>
+          </w:p>
+        </w:tc>
+        <w:tc>
+          <w:tcPr/>
+          <w:p>
+            <w:pPr>
+              <w:pStyle w:val="Compact"/>
+            </w:pPr>
+            <w:r>
+              <w:t xml:space="preserve">Where to find Info.plist. Skipping</w:t>
+            </w:r>
+            <w:r>
+              <w:t xml:space="preserve"> </w:t>
+            </w:r>
+            <w:r>
+              <w:rPr>
+                <w:rStyle w:val="VerbatimChar"/>
+              </w:rPr>
+              <w:t xml:space="preserve">Pods/</w:t>
+            </w:r>
+            <w:r>
+              <w:t xml:space="preserve"> </w:t>
+            </w:r>
+            <w:r>
+              <w:t xml:space="preserve">and</w:t>
+            </w:r>
+            <w:r>
+              <w:t xml:space="preserve"> </w:t>
+            </w:r>
+            <w:r>
+              <w:rPr>
+                <w:rStyle w:val="VerbatimChar"/>
+              </w:rPr>
+              <w:t xml:space="preserve">build/</w:t>
+            </w:r>
+            <w:r>
+              <w:t xml:space="preserve"> </w:t>
+            </w:r>
+            <w:r>
+              <w:t xml:space="preserve">automatically.</w:t>
+            </w:r>
+          </w:p>
+        </w:tc>
+      </w:tr>
+      <w:tr>
+        <w:tc>
+          <w:tcPr/>
+          <w:p>
+            <w:pPr>
+              <w:pStyle w:val="Compact"/>
+            </w:pPr>
+            <w:r>
+              <w:rPr>
+                <w:rStyle w:val="VerbatimChar"/>
+              </w:rPr>
+              <w:t xml:space="preserve">mobile.perms.android_root</w:t>
+            </w:r>
+          </w:p>
+        </w:tc>
+        <w:tc>
+          <w:tcPr/>
+          <w:p>
+            <w:pPr>
+              <w:pStyle w:val="Compact"/>
+            </w:pPr>
+            <w:r>
+              <w:rPr>
+                <w:rStyle w:val="VerbatimChar"/>
+              </w:rPr>
+              <w:t xml:space="preserve">android</w:t>
+            </w:r>
+          </w:p>
+        </w:tc>
+        <w:tc>
+          <w:tcPr/>
+          <w:p>
+            <w:pPr>
+              <w:pStyle w:val="Compact"/>
+            </w:pPr>
+            <w:r>
+              <w:t xml:space="preserve">Where to find AndroidManifest.xml. Skipping</w:t>
+            </w:r>
+            <w:r>
+              <w:t xml:space="preserve"> </w:t>
+            </w:r>
+            <w:r>
+              <w:rPr>
+                <w:rStyle w:val="VerbatimChar"/>
+              </w:rPr>
+              <w:t xml:space="preserve">build/</w:t>
+            </w:r>
+            <w:r>
+              <w:t xml:space="preserve"> </w:t>
+            </w:r>
+            <w:r>
+              <w:t xml:space="preserve">automatically.</w:t>
+            </w:r>
+          </w:p>
+        </w:tc>
+      </w:tr>
+      <w:tr>
+        <w:tc>
+          <w:tcPr/>
+          <w:p>
+            <w:pPr>
+              <w:pStyle w:val="Compact"/>
+            </w:pPr>
+            <w:r>
+              <w:rPr>
+                <w:rStyle w:val="VerbatimChar"/>
+              </w:rPr>
+              <w:t xml:space="preserve">mobile.perms.strict</w:t>
+            </w:r>
+          </w:p>
+        </w:tc>
+        <w:tc>
+          <w:tcPr/>
+          <w:p>
+            <w:pPr>
+              <w:pStyle w:val="Compact"/>
+            </w:pPr>
+            <w:r>
+              <w:rPr>
+                <w:rStyle w:val="VerbatimChar"/>
+              </w:rPr>
+              <w:t xml:space="preserve">true</w:t>
+            </w:r>
+          </w:p>
+        </w:tc>
+        <w:tc>
+          <w:tcPr/>
+          <w:p>
+            <w:pPr>
+              <w:pStyle w:val="Compact"/>
+            </w:pPr>
+            <w:r>
+              <w:t xml:space="preserve">When true, orphan permissions (HIGH) are FAIL. When false, orphans are warnings only.</w:t>
+            </w:r>
+          </w:p>
+        </w:tc>
+      </w:tr>
+    </w:tbl>
+    <w:p>
+      <w:pPr>
+        <w:pStyle w:val="BodyText"/>
+      </w:pPr>
+      <w:r>
+        <w:t xml:space="preserve">CRITICAL findings (missing usage description) always FAIL — non-negotiable, because the resulting app crashes / throws on first sensitive-API call.</w:t>
+      </w:r>
+    </w:p>
+    <w:bookmarkEnd w:id="102"/>
+    <w:bookmarkStart w:id="103" w:name="y6-gate-uiux-dispatch-on-mobile"/>
+    <w:p>
+      <w:pPr>
+        <w:pStyle w:val="Heading3"/>
+      </w:pPr>
+      <w:r>
+        <w:t xml:space="preserve">Y.6 GATE-UIUX dispatch on mobile</w:t>
+      </w:r>
+    </w:p>
+    <w:p>
+      <w:pPr>
+        <w:pStyle w:val="FirstParagraph"/>
+      </w:pPr>
+      <w:r>
+        <w:rPr>
+          <w:rStyle w:val="VerbatimChar"/>
+        </w:rPr>
+        <w:t xml:space="preserve">scripts/gate-ui-ux/audit.sh</w:t>
+      </w:r>
+      <w:r>
+        <w:t xml:space="preserve"> </w:t>
+      </w:r>
+      <w:r>
+        <w:t xml:space="preserve">short-circuits at the top:</w:t>
+      </w:r>
+    </w:p>
+    <w:p>
+      <w:pPr>
+        <w:pStyle w:val="SourceCode"/>
+      </w:pPr>
+      <w:r>
+        <w:rPr>
+          <w:rStyle w:val="VerbatimChar"/>
+        </w:rPr>
+        <w:t xml:space="preserve">case "$PROJECT_TYPE" in</w:t>
+      </w:r>
+      <w:r>
+        <w:br/>
+      </w:r>
+      <w:r>
+        <w:rPr>
+          <w:rStyle w:val="VerbatimChar"/>
+        </w:rPr>
+        <w:t xml:space="preserve">  mobile-*)</w:t>
+      </w:r>
+      <w:r>
+        <w:br/>
+      </w:r>
+      <w:r>
+        <w:rPr>
+          <w:rStyle w:val="VerbatimChar"/>
+        </w:rPr>
+        <w:t xml:space="preserve">    emit_ui_na "project_type=$PROJECT_TYPE — native UI audit deferred to v8.7 (DOM rules don't apply)"</w:t>
+      </w:r>
+      <w:r>
+        <w:br/>
+      </w:r>
+      <w:r>
+        <w:rPr>
+          <w:rStyle w:val="VerbatimChar"/>
+        </w:rPr>
+        <w:t xml:space="preserve">    ;;</w:t>
+      </w:r>
+      <w:r>
+        <w:br/>
+      </w:r>
+      <w:r>
+        <w:rPr>
+          <w:rStyle w:val="VerbatimChar"/>
+        </w:rPr>
+        <w:t xml:space="preserve">esac</w:t>
+      </w:r>
+    </w:p>
+    <w:p>
+      <w:pPr>
+        <w:pStyle w:val="FirstParagraph"/>
+      </w:pPr>
+      <w:r>
+        <w:t xml:space="preserve">The native UX persona (iOS HIG + Material 3 audit) is deferred to v8.7. Until then, mobile UI quality is enforced by Maestro flows (PASS/FAIL on user-visible behaviour) and by the perms gate (no missing usage descriptions). Cosmetic / accessibility audit is left to human review with</w:t>
+      </w:r>
+      <w:r>
+        <w:t xml:space="preserve"> </w:t>
+      </w:r>
+      <w:r>
+        <w:rPr>
+          <w:rStyle w:val="VerbatimChar"/>
+        </w:rPr>
+        <w:t xml:space="preserve">N/A_PENDING_REVIEWER</w:t>
+      </w:r>
+      <w:r>
+        <w:t xml:space="preserve">.</w:t>
+      </w:r>
+    </w:p>
+    <w:bookmarkEnd w:id="103"/>
+    <w:bookmarkStart w:id="104" w:name="y7-gate-prod-design-mobile-slo-dialect"/>
+    <w:p>
+      <w:pPr>
+        <w:pStyle w:val="Heading3"/>
+      </w:pPr>
+      <w:r>
+        <w:t xml:space="preserve">Y.7 GATE-PROD-DESIGN mobile SLO dialect</w:t>
+      </w:r>
+    </w:p>
+    <w:p>
+      <w:pPr>
+        <w:pStyle w:val="FirstParagraph"/>
+      </w:pPr>
+      <w:r>
+        <w:rPr>
+          <w:rStyle w:val="VerbatimChar"/>
+        </w:rPr>
+        <w:t xml:space="preserve">scripts/spec/production-design-gate.sh</w:t>
+      </w:r>
+      <w:r>
+        <w:t xml:space="preserve"> </w:t>
+      </w:r>
+      <w:r>
+        <w:t xml:space="preserve">now reads</w:t>
+      </w:r>
+      <w:r>
+        <w:t xml:space="preserve"> </w:t>
+      </w:r>
+      <w:r>
+        <w:rPr>
+          <w:rStyle w:val="VerbatimChar"/>
+        </w:rPr>
+        <w:t xml:space="preserve">project_type</w:t>
+      </w:r>
+      <w:r>
+        <w:t xml:space="preserve"> </w:t>
+      </w:r>
+      <w:r>
+        <w:t xml:space="preserve">from</w:t>
+      </w:r>
+      <w:r>
+        <w:t xml:space="preserve"> </w:t>
+      </w:r>
+      <w:r>
+        <w:rPr>
+          <w:rStyle w:val="VerbatimChar"/>
+        </w:rPr>
+        <w:t xml:space="preserve">.build-anything.json</w:t>
+      </w:r>
+      <w:r>
+        <w:t xml:space="preserve"> </w:t>
+      </w:r>
+      <w:r>
+        <w:t xml:space="preserve">and switches the SLO regex per project class:</w:t>
+      </w:r>
+    </w:p>
+    <w:tbl>
+      <w:tblPr>
+        <w:tblStyle w:val="Table"/>
+        <w:tblW w:type="auto" w:w="0"/>
+        <w:tblLook w:firstRow="1" w:lastRow="0" w:firstColumn="0" w:lastColumn="0" w:noHBand="0" w:noVBand="0" w:val="0020"/>
+      </w:tblPr>
+      <w:tblGrid>
+        <w:gridCol w:w="3960"/>
+        <w:gridCol w:w="3960"/>
+      </w:tblGrid>
+      <w:tr>
+        <w:trPr>
+          <w:tblHeader w:val="on"/>
+        </w:trPr>
+        <w:tc>
+          <w:tcPr/>
+          <w:p>
+            <w:pPr>
+              <w:pStyle w:val="Compact"/>
+            </w:pPr>
+            <w:r>
+              <w:t xml:space="preserve">project_type</w:t>
+            </w:r>
+          </w:p>
+        </w:tc>
+        <w:tc>
+          <w:tcPr/>
+          <w:p>
+            <w:pPr>
+              <w:pStyle w:val="Compact"/>
+            </w:pPr>
+            <w:r>
+              <w:t xml:space="preserve">SLO required tokens</w:t>
+            </w:r>
+          </w:p>
+        </w:tc>
+      </w:tr>
+      <w:tr>
+        <w:tc>
+          <w:tcPr/>
+          <w:p>
+            <w:pPr>
+              <w:pStyle w:val="Compact"/>
+            </w:pPr>
+            <w:r>
+              <w:t xml:space="preserve">not mobile-* (web/backend)</w:t>
+            </w:r>
+          </w:p>
+        </w:tc>
+        <w:tc>
+          <w:tcPr/>
+          <w:p>
+            <w:pPr>
+              <w:pStyle w:val="Compact"/>
+            </w:pPr>
+            <w:r>
+              <w:rPr>
+                <w:rStyle w:val="VerbatimChar"/>
+              </w:rPr>
+              <w:t xml:space="preserve">p95</w:t>
+            </w:r>
+            <w:r>
+              <w:t xml:space="preserve"> </w:t>
+            </w:r>
+            <w:r>
+              <w:t xml:space="preserve">AND (</w:t>
+            </w:r>
+            <w:r>
+              <w:rPr>
+                <w:rStyle w:val="VerbatimChar"/>
+              </w:rPr>
+              <w:t xml:space="preserve">%</w:t>
+            </w:r>
+            <w:r>
+              <w:t xml:space="preserve"> </w:t>
+            </w:r>
+            <w:r>
+              <w:t xml:space="preserve">OR</w:t>
+            </w:r>
+            <w:r>
+              <w:t xml:space="preserve"> </w:t>
+            </w:r>
+            <w:r>
+              <w:rPr>
+                <w:rStyle w:val="VerbatimChar"/>
+              </w:rPr>
+              <w:t xml:space="preserve">availability</w:t>
+            </w:r>
+            <w:r>
+              <w:t xml:space="preserve">)</w:t>
+            </w:r>
+          </w:p>
+        </w:tc>
+      </w:tr>
+      <w:tr>
+        <w:tc>
+          <w:tcPr/>
+          <w:p>
+            <w:pPr>
+              <w:pStyle w:val="Compact"/>
+            </w:pPr>
+            <w:r>
+              <w:t xml:space="preserve">mobile-*</w:t>
+            </w:r>
+          </w:p>
+        </w:tc>
+        <w:tc>
+          <w:tcPr/>
+          <w:p>
+            <w:pPr>
+              <w:pStyle w:val="Compact"/>
+            </w:pPr>
+            <w:r>
+              <w:t xml:space="preserve">(latency:</w:t>
+            </w:r>
+            <w:r>
+              <w:t xml:space="preserve"> </w:t>
+            </w:r>
+            <w:r>
+              <w:rPr>
+                <w:rStyle w:val="VerbatimChar"/>
+              </w:rPr>
+              <w:t xml:space="preserve">p95</w:t>
+            </w:r>
+            <w:r>
+              <w:t xml:space="preserve"> </w:t>
+            </w:r>
+            <w:r>
+              <w:t xml:space="preserve">/</w:t>
+            </w:r>
+            <w:r>
+              <w:t xml:space="preserve"> </w:t>
+            </w:r>
+            <w:r>
+              <w:rPr>
+                <w:rStyle w:val="VerbatimChar"/>
+              </w:rPr>
+              <w:t xml:space="preserve">p99</w:t>
+            </w:r>
+            <w:r>
+              <w:t xml:space="preserve"> </w:t>
+            </w:r>
+            <w:r>
+              <w:t xml:space="preserve">/</w:t>
+            </w:r>
+            <w:r>
+              <w:t xml:space="preserve"> </w:t>
+            </w:r>
+            <w:r>
+              <w:rPr>
+                <w:rStyle w:val="VerbatimChar"/>
+              </w:rPr>
+              <w:t xml:space="preserve">cold-start</w:t>
+            </w:r>
+            <w:r>
+              <w:t xml:space="preserve"> </w:t>
+            </w:r>
+            <w:r>
+              <w:t xml:space="preserve">/</w:t>
+            </w:r>
+            <w:r>
+              <w:t xml:space="preserve"> </w:t>
+            </w:r>
+            <w:r>
+              <w:rPr>
+                <w:rStyle w:val="VerbatimChar"/>
+              </w:rPr>
+              <w:t xml:space="preserve">jank</w:t>
+            </w:r>
+            <w:r>
+              <w:t xml:space="preserve"> </w:t>
+            </w:r>
+            <w:r>
+              <w:t xml:space="preserve">/</w:t>
+            </w:r>
+            <w:r>
+              <w:t xml:space="preserve"> </w:t>
+            </w:r>
+            <w:r>
+              <w:rPr>
+                <w:rStyle w:val="VerbatimChar"/>
+              </w:rPr>
+              <w:t xml:space="preserve">frame-drop</w:t>
+            </w:r>
+            <w:r>
+              <w:t xml:space="preserve"> </w:t>
+            </w:r>
+            <w:r>
+              <w:t xml:space="preserve">/</w:t>
+            </w:r>
+            <w:r>
+              <w:t xml:space="preserve"> </w:t>
+            </w:r>
+            <w:r>
+              <w:rPr>
+                <w:rStyle w:val="VerbatimChar"/>
+              </w:rPr>
+              <w:t xml:space="preserve">launch-time</w:t>
+            </w:r>
+            <w:r>
+              <w:t xml:space="preserve">) AND (stability:</w:t>
+            </w:r>
+            <w:r>
+              <w:t xml:space="preserve"> </w:t>
+            </w:r>
+            <w:r>
+              <w:rPr>
+                <w:rStyle w:val="VerbatimChar"/>
+              </w:rPr>
+              <w:t xml:space="preserve">%</w:t>
+            </w:r>
+            <w:r>
+              <w:t xml:space="preserve"> </w:t>
+            </w:r>
+            <w:r>
+              <w:t xml:space="preserve">/</w:t>
+            </w:r>
+            <w:r>
+              <w:t xml:space="preserve"> </w:t>
+            </w:r>
+            <w:r>
+              <w:rPr>
+                <w:rStyle w:val="VerbatimChar"/>
+              </w:rPr>
+              <w:t xml:space="preserve">availability</w:t>
+            </w:r>
+            <w:r>
+              <w:t xml:space="preserve"> </w:t>
+            </w:r>
+            <w:r>
+              <w:t xml:space="preserve">/</w:t>
+            </w:r>
+            <w:r>
+              <w:t xml:space="preserve"> </w:t>
+            </w:r>
+            <w:r>
+              <w:rPr>
+                <w:rStyle w:val="VerbatimChar"/>
+              </w:rPr>
+              <w:t xml:space="preserve">crash-free</w:t>
+            </w:r>
+            <w:r>
+              <w:t xml:space="preserve"> </w:t>
+            </w:r>
+            <w:r>
+              <w:t xml:space="preserve">/</w:t>
+            </w:r>
+            <w:r>
+              <w:t xml:space="preserve"> </w:t>
+            </w:r>
+            <w:r>
+              <w:rPr>
+                <w:rStyle w:val="VerbatimChar"/>
+              </w:rPr>
+              <w:t xml:space="preserve">ANR-rate</w:t>
+            </w:r>
+            <w:r>
+              <w:t xml:space="preserve">)</w:t>
+            </w:r>
+          </w:p>
+        </w:tc>
+      </w:tr>
+    </w:tbl>
+    <w:p>
+      <w:pPr>
+        <w:pStyle w:val="BodyText"/>
+      </w:pPr>
+      <w:r>
+        <w:t xml:space="preserve">Boss-facing intent: mobile production-design.md may state SLOs as "cold-start p95 &lt; 2s on Pixel 6a baseline; crash-free sessions ≥ 99.5%" and the gate accepts it. The Capacity model digit rule and Failure modes ≥3 row rule are unchanged.</w:t>
+      </w:r>
+    </w:p>
+    <w:bookmarkEnd w:id="104"/>
+    <w:bookmarkStart w:id="105" w:name="y8-feature-catalog-mobile-rows"/>
+    <w:p>
+      <w:pPr>
+        <w:pStyle w:val="Heading3"/>
+      </w:pPr>
+      <w:r>
+        <w:t xml:space="preserve">Y.8 Feature catalog mobile rows</w:t>
+      </w:r>
+    </w:p>
+    <w:p>
+      <w:pPr>
+        <w:pStyle w:val="FirstParagraph"/>
+      </w:pPr>
+      <w:r>
+        <w:rPr>
+          <w:rStyle w:val="VerbatimChar"/>
+        </w:rPr>
+        <w:t xml:space="preserve">scripts/spec/feature-catalog.json</w:t>
+      </w:r>
+      <w:r>
+        <w:t xml:space="preserve"> </w:t>
+      </w:r>
+      <w:r>
+        <w:t xml:space="preserve">gains three product types and six new capabilities:</w:t>
+      </w:r>
+    </w:p>
+    <w:tbl>
+      <w:tblPr>
+        <w:tblStyle w:val="Table"/>
+        <w:tblW w:type="auto" w:w="0"/>
+        <w:tblLook w:firstRow="1" w:lastRow="0" w:firstColumn="0" w:lastColumn="0" w:noHBand="0" w:noVBand="0" w:val="0020"/>
+      </w:tblPr>
+      <w:tblGrid>
+        <w:gridCol w:w="3960"/>
+        <w:gridCol w:w="3960"/>
+      </w:tblGrid>
+      <w:tr>
+        <w:trPr>
+          <w:tblHeader w:val="on"/>
+        </w:trPr>
+        <w:tc>
+          <w:tcPr/>
+          <w:p>
+            <w:pPr>
+              <w:pStyle w:val="Compact"/>
+            </w:pPr>
+            <w:r>
+              <w:t xml:space="preserve">Product type</w:t>
+            </w:r>
+          </w:p>
+        </w:tc>
+        <w:tc>
+          <w:tcPr/>
+          <w:p>
+            <w:pPr>
+              <w:pStyle w:val="Compact"/>
+            </w:pPr>
+            <w:r>
+              <w:t xml:space="preserve">Must-have features (Stage 1.C)</w:t>
+            </w:r>
+          </w:p>
+        </w:tc>
+      </w:tr>
+      <w:tr>
+        <w:tc>
+          <w:tcPr/>
+          <w:p>
+            <w:pPr>
+              <w:pStyle w:val="Compact"/>
+            </w:pPr>
+            <w:r>
+              <w:rPr>
+                <w:rStyle w:val="VerbatimChar"/>
+              </w:rPr>
+              <w:t xml:space="preserve">mobile-app-generic</w:t>
+            </w:r>
+          </w:p>
+        </w:tc>
+        <w:tc>
+          <w:tcPr/>
+          <w:p>
+            <w:pPr>
+              <w:pStyle w:val="Compact"/>
+            </w:pPr>
+            <w:r>
+              <w:t xml:space="preserve">onboarding · login · profile · push notifications · offline support</w:t>
+            </w:r>
+          </w:p>
+        </w:tc>
+      </w:tr>
+      <w:tr>
+        <w:tc>
+          <w:tcPr/>
+          <w:p>
+            <w:pPr>
+              <w:pStyle w:val="Compact"/>
+            </w:pPr>
+            <w:r>
+              <w:rPr>
+                <w:rStyle w:val="VerbatimChar"/>
+              </w:rPr>
+              <w:t xml:space="preserve">mobile-fitness</w:t>
+            </w:r>
+          </w:p>
+        </w:tc>
+        <w:tc>
+          <w:tcPr/>
+          <w:p>
+            <w:pPr>
+              <w:pStyle w:val="Compact"/>
+            </w:pPr>
+            <w:r>
+              <w:t xml:space="preserve">activity tracking · location tracking · history view · push notifications · biometric login · health integration</w:t>
+            </w:r>
+          </w:p>
+        </w:tc>
+      </w:tr>
+      <w:tr>
+        <w:tc>
+          <w:tcPr/>
+          <w:p>
+            <w:pPr>
+              <w:pStyle w:val="Compact"/>
+            </w:pPr>
+            <w:r>
+              <w:rPr>
+                <w:rStyle w:val="VerbatimChar"/>
+              </w:rPr>
+              <w:t xml:space="preserve">mobile-rideshare</w:t>
+            </w:r>
+          </w:p>
+        </w:tc>
+        <w:tc>
+          <w:tcPr/>
+          <w:p>
+            <w:pPr>
+              <w:pStyle w:val="Compact"/>
+            </w:pPr>
+            <w:r>
+              <w:t xml:space="preserve">request ride · real-time location · map view · payment · push notifications · trip history</w:t>
+            </w:r>
+          </w:p>
+        </w:tc>
+      </w:tr>
+    </w:tbl>
+    <w:p/>
+    <w:tbl>
+      <w:tblPr>
+        <w:tblStyle w:val="Table"/>
+        <w:tblW w:type="auto" w:w="0"/>
+        <w:tblLook w:firstRow="1" w:lastRow="0" w:firstColumn="0" w:lastColumn="0" w:noHBand="0" w:noVBand="0" w:val="0020"/>
+      </w:tblPr>
+      <w:tblGrid>
+        <w:gridCol w:w="2640"/>
+        <w:gridCol w:w="2640"/>
+        <w:gridCol w:w="2640"/>
+      </w:tblGrid>
+      <w:tr>
+        <w:trPr>
+          <w:tblHeader w:val="on"/>
+        </w:trPr>
+        <w:tc>
+          <w:tcPr/>
+          <w:p>
+            <w:pPr>
+              <w:pStyle w:val="Compact"/>
+            </w:pPr>
+            <w:r>
+              <w:t xml:space="preserve">New capability</w:t>
+            </w:r>
+          </w:p>
+        </w:tc>
+        <w:tc>
+          <w:tcPr/>
+          <w:p>
+            <w:pPr>
+              <w:pStyle w:val="Compact"/>
+            </w:pPr>
+            <w:r>
+              <w:t xml:space="preserve">Accept values (sample)</w:t>
+            </w:r>
+          </w:p>
+        </w:tc>
+        <w:tc>
+          <w:tcPr/>
+          <w:p>
+            <w:pPr>
+              <w:pStyle w:val="Compact"/>
+            </w:pPr>
+            <w:r>
+              <w:t xml:space="preserve">Rationale</w:t>
+            </w:r>
+          </w:p>
+        </w:tc>
+      </w:tr>
+      <w:tr>
+        <w:tc>
+          <w:tcPr/>
+          <w:p>
+            <w:pPr>
+              <w:pStyle w:val="Compact"/>
+            </w:pPr>
+            <w:r>
+              <w:rPr>
+                <w:rStyle w:val="VerbatimChar"/>
+              </w:rPr>
+              <w:t xml:space="preserve">push_notifications</w:t>
+            </w:r>
+          </w:p>
+        </w:tc>
+        <w:tc>
+          <w:tcPr/>
+          <w:p>
+            <w:pPr>
+              <w:pStyle w:val="Compact"/>
+            </w:pPr>
+            <w:r>
+              <w:t xml:space="preserve">apns / fcm / expo-notifications / onesignal</w:t>
+            </w:r>
+          </w:p>
+        </w:tc>
+        <w:tc>
+          <w:tcPr/>
+          <w:p>
+            <w:pPr>
+              <w:pStyle w:val="Compact"/>
+            </w:pPr>
+            <w:r>
+              <w:t xml:space="preserve">Mobile retention is push-driven; polling-only kills battery.</w:t>
+            </w:r>
+          </w:p>
+        </w:tc>
+      </w:tr>
+      <w:tr>
+        <w:tc>
+          <w:tcPr/>
+          <w:p>
+            <w:pPr>
+              <w:pStyle w:val="Compact"/>
+            </w:pPr>
+            <w:r>
+              <w:rPr>
+                <w:rStyle w:val="VerbatimChar"/>
+              </w:rPr>
+              <w:t xml:space="preserve">biometric_auth</w:t>
+            </w:r>
+          </w:p>
+        </w:tc>
+        <w:tc>
+          <w:tcPr/>
+          <w:p>
+            <w:pPr>
+              <w:pStyle w:val="Compact"/>
+            </w:pPr>
+            <w:r>
+              <w:t xml:space="preserve">faceid / touchid / biometric-prompt / expo-local-authentication</w:t>
+            </w:r>
+          </w:p>
+        </w:tc>
+        <w:tc>
+          <w:tcPr/>
+          <w:p>
+            <w:pPr>
+              <w:pStyle w:val="Compact"/>
+            </w:pPr>
+            <w:r>
+              <w:t xml:space="preserve">Forces friction-free re-auth — drops session resumption ~40%.</w:t>
+            </w:r>
+          </w:p>
+        </w:tc>
+      </w:tr>
+      <w:tr>
+        <w:tc>
+          <w:tcPr/>
+          <w:p>
+            <w:pPr>
+              <w:pStyle w:val="Compact"/>
+            </w:pPr>
+            <w:r>
+              <w:rPr>
+                <w:rStyle w:val="VerbatimChar"/>
+              </w:rPr>
+              <w:t xml:space="preserve">offline_cache</w:t>
+            </w:r>
+          </w:p>
+        </w:tc>
+        <w:tc>
+          <w:tcPr/>
+          <w:p>
+            <w:pPr>
+              <w:pStyle w:val="Compact"/>
+            </w:pPr>
+            <w:r>
+              <w:t xml:space="preserve">sqlite / core-data / room / realm / watermelondb / sqflite / drift / mmkv</w:t>
+            </w:r>
+          </w:p>
+        </w:tc>
+        <w:tc>
+          <w:tcPr/>
+          <w:p>
+            <w:pPr>
+              <w:pStyle w:val="Compact"/>
+            </w:pPr>
+            <w:r>
+              <w:t xml:space="preserve">Mobile network is flaky by definition.</w:t>
+            </w:r>
+          </w:p>
+        </w:tc>
+      </w:tr>
+      <w:tr>
+        <w:tc>
+          <w:tcPr/>
+          <w:p>
+            <w:pPr>
+              <w:pStyle w:val="Compact"/>
+            </w:pPr>
+            <w:r>
+              <w:rPr>
+                <w:rStyle w:val="VerbatimChar"/>
+              </w:rPr>
+              <w:t xml:space="preserve">deep_links</w:t>
+            </w:r>
+          </w:p>
+        </w:tc>
+        <w:tc>
+          <w:tcPr/>
+          <w:p>
+            <w:pPr>
+              <w:pStyle w:val="Compact"/>
+            </w:pPr>
+            <w:r>
+              <w:t xml:space="preserve">universal-links / app-links / branch / appsflyer / firebase-dynamic-links</w:t>
+            </w:r>
+          </w:p>
+        </w:tc>
+        <w:tc>
+          <w:tcPr/>
+          <w:p>
+            <w:pPr>
+              <w:pStyle w:val="Compact"/>
+            </w:pPr>
+            <w:r>
+              <w:t xml:space="preserve">Custom URL scheme alone is hijackable + invisible to search.</w:t>
+            </w:r>
+          </w:p>
+        </w:tc>
+      </w:tr>
+      <w:tr>
+        <w:tc>
+          <w:tcPr/>
+          <w:p>
+            <w:pPr>
+              <w:pStyle w:val="Compact"/>
+            </w:pPr>
+            <w:r>
+              <w:rPr>
+                <w:rStyle w:val="VerbatimChar"/>
+              </w:rPr>
+              <w:t xml:space="preserve">location_services</w:t>
+            </w:r>
+          </w:p>
+        </w:tc>
+        <w:tc>
+          <w:tcPr/>
+          <w:p>
+            <w:pPr>
+              <w:pStyle w:val="Compact"/>
+            </w:pPr>
+            <w:r>
+              <w:t xml:space="preserve">core-location / fused-location-provider / expo-location / geolocator</w:t>
+            </w:r>
+          </w:p>
+        </w:tc>
+        <w:tc>
+          <w:tcPr/>
+          <w:p>
+            <w:pPr>
+              <w:pStyle w:val="Compact"/>
+            </w:pPr>
+            <w:r>
+              <w:t xml:space="preserve">IP-geo is country-level — anything ride/fitness/social needs GPS.</w:t>
+            </w:r>
+          </w:p>
+        </w:tc>
+      </w:tr>
+      <w:tr>
+        <w:tc>
+          <w:tcPr/>
+          <w:p>
+            <w:pPr>
+              <w:pStyle w:val="Compact"/>
+            </w:pPr>
+            <w:r>
+              <w:rPr>
+                <w:rStyle w:val="VerbatimChar"/>
+              </w:rPr>
+              <w:t xml:space="preserve">crash_reporter</w:t>
+            </w:r>
+          </w:p>
+        </w:tc>
+        <w:tc>
+          <w:tcPr/>
+          <w:p>
+            <w:pPr>
+              <w:pStyle w:val="Compact"/>
+            </w:pPr>
+            <w:r>
+              <w:t xml:space="preserve">sentry / crashlytics / bugsnag / instabug / datadog-rum-mobile</w:t>
+            </w:r>
+          </w:p>
+        </w:tc>
+        <w:tc>
+          <w:tcPr/>
+          <w:p>
+            <w:pPr>
+              <w:pStyle w:val="Compact"/>
+            </w:pPr>
+            <w:r>
+              <w:t xml:space="preserve">You can't ssh into user devices — remote crash report is the only signal.</w:t>
+            </w:r>
+          </w:p>
+        </w:tc>
+      </w:tr>
+    </w:tbl>
+    <w:p>
+      <w:pPr>
+        <w:pStyle w:val="BodyText"/>
+      </w:pPr>
+      <w:r>
+        <w:t xml:space="preserve">GATE-STACK (tier-aware) consumes these the same way as web capabilities: required vs recommended vs disqualified per</w:t>
+      </w:r>
+      <w:r>
+        <w:t xml:space="preserve"> </w:t>
+      </w:r>
+      <w:r>
+        <w:rPr>
+          <w:rStyle w:val="VerbatimChar"/>
+        </w:rPr>
+        <w:t xml:space="preserve">scale_tiers.{mvp,growth,scale}</w:t>
+      </w:r>
+      <w:r>
+        <w:t xml:space="preserve"> </w:t>
+      </w:r>
+      <w:r>
+        <w:t xml:space="preserve">block.</w:t>
+      </w:r>
+    </w:p>
+    <w:bookmarkEnd w:id="105"/>
+    <w:bookmarkStart w:id="106" w:name="y9-whats-deferred-to-v87"/>
+    <w:p>
+      <w:pPr>
+        <w:pStyle w:val="Heading3"/>
+      </w:pPr>
+      <w:r>
+        <w:t xml:space="preserve">Y.9 What's deferred to v8.7</w:t>
+      </w:r>
+    </w:p>
+    <w:tbl>
+      <w:tblPr>
+        <w:tblStyle w:val="Table"/>
+        <w:tblW w:type="auto" w:w="0"/>
+        <w:tblLook w:firstRow="1" w:lastRow="0" w:firstColumn="0" w:lastColumn="0" w:noHBand="0" w:noVBand="0" w:val="0020"/>
+      </w:tblPr>
+      <w:tblGrid>
+        <w:gridCol w:w="3960"/>
+        <w:gridCol w:w="3960"/>
+      </w:tblGrid>
+      <w:tr>
+        <w:trPr>
+          <w:tblHeader w:val="on"/>
+        </w:trPr>
+        <w:tc>
+          <w:tcPr/>
+          <w:p>
+            <w:pPr>
+              <w:pStyle w:val="Compact"/>
+            </w:pPr>
+            <w:r>
+              <w:t xml:space="preserve">Deferred gate</w:t>
+            </w:r>
+          </w:p>
+        </w:tc>
+        <w:tc>
+          <w:tcPr/>
+          <w:p>
+            <w:pPr>
+              <w:pStyle w:val="Compact"/>
+            </w:pPr>
+            <w:r>
+              <w:t xml:space="preserve">Why not v8.6</w:t>
+            </w:r>
+          </w:p>
+        </w:tc>
+      </w:tr>
+      <w:tr>
+        <w:tc>
+          <w:tcPr/>
+          <w:p>
+            <w:pPr>
+              <w:pStyle w:val="Compact"/>
+            </w:pPr>
+            <w:r>
+              <w:t xml:space="preserve">GATE-MOBILE-BUILD</w:t>
+            </w:r>
+          </w:p>
+        </w:tc>
+        <w:tc>
+          <w:tcPr/>
+          <w:p>
+            <w:pPr>
+              <w:pStyle w:val="Compact"/>
+            </w:pPr>
+            <w:r>
+              <w:rPr>
+                <w:rStyle w:val="VerbatimChar"/>
+              </w:rPr>
+              <w:t xml:space="preserve">.ipa</w:t>
+            </w:r>
+            <w:r>
+              <w:t xml:space="preserve"> </w:t>
+            </w:r>
+            <w:r>
+              <w:t xml:space="preserve">/</w:t>
+            </w:r>
+            <w:r>
+              <w:t xml:space="preserve"> </w:t>
+            </w:r>
+            <w:r>
+              <w:rPr>
+                <w:rStyle w:val="VerbatimChar"/>
+              </w:rPr>
+              <w:t xml:space="preserve">.apk</w:t>
+            </w:r>
+            <w:r>
+              <w:t xml:space="preserve"> </w:t>
+            </w:r>
+            <w:r>
+              <w:t xml:space="preserve">/</w:t>
+            </w:r>
+            <w:r>
+              <w:t xml:space="preserve"> </w:t>
+            </w:r>
+            <w:r>
+              <w:rPr>
+                <w:rStyle w:val="VerbatimChar"/>
+              </w:rPr>
+              <w:t xml:space="preserve">.aab</w:t>
+            </w:r>
+            <w:r>
+              <w:t xml:space="preserve"> </w:t>
+            </w:r>
+            <w:r>
+              <w:t xml:space="preserve">artefact + signing reconciled with Apple Developer cert / Android keystore. Big surface (debug vs release, free vs paid Apple Dev, fastlane integration).</w:t>
+            </w:r>
+          </w:p>
+        </w:tc>
+      </w:tr>
+      <w:tr>
+        <w:tc>
+          <w:tcPr/>
+          <w:p>
+            <w:pPr>
+              <w:pStyle w:val="Compact"/>
+            </w:pPr>
+            <w:r>
+              <w:t xml:space="preserve">GATE-MOBILE-STORE-RULES</w:t>
+            </w:r>
+          </w:p>
+        </w:tc>
+        <w:tc>
+          <w:tcPr/>
+          <w:p>
+            <w:pPr>
+              <w:pStyle w:val="Compact"/>
+            </w:pPr>
+            <w:r>
+              <w:t xml:space="preserve">App Store Review Guidelines + Play Console policy checklist (private-data declarations, content ratings, IDFA usage).</w:t>
+            </w:r>
+          </w:p>
+        </w:tc>
+      </w:tr>
+      <w:tr>
+        <w:tc>
+          <w:tcPr/>
+          <w:p>
+            <w:pPr>
+              <w:pStyle w:val="Compact"/>
+            </w:pPr>
+            <w:r>
+              <w:t xml:space="preserve">Native UX persona</w:t>
+            </w:r>
+          </w:p>
+        </w:tc>
+        <w:tc>
+          <w:tcPr/>
+          <w:p>
+            <w:pPr>
+              <w:pStyle w:val="Compact"/>
+            </w:pPr>
+            <w:r>
+              <w:t xml:space="preserve">iOS HIG + Material 3 audit. Requires extending ui-ux-pro-max with native widget rules.</w:t>
+            </w:r>
+          </w:p>
+        </w:tc>
+      </w:tr>
+      <w:tr>
+        <w:tc>
+          <w:tcPr/>
+          <w:p>
+            <w:pPr>
+              <w:pStyle w:val="Compact"/>
+            </w:pPr>
+            <w:r>
+              <w:t xml:space="preserve">Per-platform perf gates</w:t>
+            </w:r>
+          </w:p>
+        </w:tc>
+        <w:tc>
+          <w:tcPr/>
+          <w:p>
+            <w:pPr>
+              <w:pStyle w:val="Compact"/>
+            </w:pPr>
+            <w:r>
+              <w:t xml:space="preserve">XCUITest performance metrics / Android benchmark.</w:t>
+            </w:r>
+          </w:p>
+        </w:tc>
+      </w:tr>
+      <w:tr>
+        <w:tc>
+          <w:tcPr/>
+          <w:p>
+            <w:pPr>
+              <w:pStyle w:val="Compact"/>
+            </w:pPr>
+            <w:r>
+              <w:t xml:space="preserve">Flutter / RN bridge audit</w:t>
+            </w:r>
+          </w:p>
+        </w:tc>
+        <w:tc>
+          <w:tcPr/>
+          <w:p>
+            <w:pPr>
+              <w:pStyle w:val="Compact"/>
+            </w:pPr>
+            <w:r>
+              <w:t xml:space="preserve">JS thread vs UI thread FPS.</w:t>
+            </w:r>
+          </w:p>
+        </w:tc>
+      </w:tr>
+    </w:tbl>
+    <w:bookmarkEnd w:id="106"/>
+    <w:bookmarkStart w:id="107" w:name="y10-boss-facing-summary"/>
+    <w:p>
+      <w:pPr>
+        <w:pStyle w:val="Heading3"/>
+      </w:pPr>
+      <w:r>
+        <w:t xml:space="preserve">Y.10 Boss-facing summary</w:t>
+      </w:r>
+    </w:p>
+    <w:tbl>
+      <w:tblPr>
+        <w:tblStyle w:val="Table"/>
+        <w:tblW w:type="auto" w:w="0"/>
+        <w:tblLook w:firstRow="1" w:lastRow="0" w:firstColumn="0" w:lastColumn="0" w:noHBand="0" w:noVBand="0" w:val="0020"/>
+      </w:tblPr>
+      <w:tblGrid>
+        <w:gridCol w:w="3960"/>
+        <w:gridCol w:w="3960"/>
+      </w:tblGrid>
+      <w:tr>
+        <w:trPr>
+          <w:tblHeader w:val="on"/>
+        </w:trPr>
+        <w:tc>
+          <w:tcPr/>
+          <w:p>
+            <w:pPr>
+              <w:pStyle w:val="Compact"/>
+            </w:pPr>
+            <w:r>
+              <w:t xml:space="preserve">Question</w:t>
+            </w:r>
+          </w:p>
+        </w:tc>
+        <w:tc>
+          <w:tcPr/>
+          <w:p>
+            <w:pPr>
+              <w:pStyle w:val="Compact"/>
+            </w:pPr>
+            <w:r>
+              <w:t xml:space="preserve">Answer</w:t>
+            </w:r>
+          </w:p>
+        </w:tc>
+      </w:tr>
+      <w:tr>
+        <w:tc>
+          <w:tcPr/>
+          <w:p>
+            <w:pPr>
+              <w:pStyle w:val="Compact"/>
+            </w:pPr>
+            <w:r>
+              <w:t xml:space="preserve">What does v8.6 prevent?</w:t>
+            </w:r>
+          </w:p>
+        </w:tc>
+        <w:tc>
+          <w:tcPr/>
+          <w:p>
+            <w:pPr>
+              <w:pStyle w:val="Compact"/>
+            </w:pPr>
+            <w:r>
+              <w:t xml:space="preserve">Devin claiming "iOS app done" with no app launch, no permission descriptions, no working flows. Same LAW-F6 principle as v8.5.1 web, applied to mobile.</w:t>
+            </w:r>
+          </w:p>
+        </w:tc>
+      </w:tr>
+      <w:tr>
+        <w:tc>
+          <w:tcPr/>
+          <w:p>
+            <w:pPr>
+              <w:pStyle w:val="Compact"/>
+            </w:pPr>
+            <w:r>
+              <w:t xml:space="preserve">Why Maestro and not Detox / XCUITest?</w:t>
+            </w:r>
+          </w:p>
+        </w:tc>
+        <w:tc>
+          <w:tcPr/>
+          <w:p>
+            <w:pPr>
+              <w:pStyle w:val="Compact"/>
+            </w:pPr>
+            <w:r>
+              <w:t xml:space="preserve">One YAML runner covers iOS native + Android native + React Native + Flutter + Expo. No Mac-only build dependency.</w:t>
+            </w:r>
+          </w:p>
+        </w:tc>
+      </w:tr>
+      <w:tr>
+        <w:tc>
+          <w:tcPr/>
+          <w:p>
+            <w:pPr>
+              <w:pStyle w:val="Compact"/>
+            </w:pPr>
+            <w:r>
+              <w:t xml:space="preserve">Will this break web projects?</w:t>
+            </w:r>
+          </w:p>
+        </w:tc>
+        <w:tc>
+          <w:tcPr/>
+          <w:p>
+            <w:pPr>
+              <w:pStyle w:val="Compact"/>
+            </w:pPr>
+            <w:r>
+              <w:t xml:space="preserve">No. Every mobile gate short-circuits with N/A_PENDING_REVIEWER on non-mobile project_type. Web behaviour unchanged.</w:t>
+            </w:r>
+          </w:p>
+        </w:tc>
+      </w:tr>
+      <w:tr>
+        <w:tc>
+          <w:tcPr/>
+          <w:p>
+            <w:pPr>
+              <w:pStyle w:val="Compact"/>
+            </w:pPr>
+            <w:r>
+              <w:t xml:space="preserve">What's still manual on mobile?</w:t>
+            </w:r>
+          </w:p>
+        </w:tc>
+        <w:tc>
+          <w:tcPr/>
+          <w:p>
+            <w:pPr>
+              <w:pStyle w:val="Compact"/>
+            </w:pPr>
+            <w:r>
+              <w:t xml:space="preserve">Build signing (.ipa / .apk verification) and store-rules checklist — deferred to v8.7. v8.6 covers runtime + permissions + SLO dialect + product fitness.</w:t>
+            </w:r>
+          </w:p>
+        </w:tc>
+      </w:tr>
+    </w:tbl>
     <w:p>
       <w:r>
         <w:pict>
@@ -30741,6 +34680,99 @@
         </w:pict>
       </w:r>
     </w:p>
+    <w:bookmarkEnd w:id="107"/>
+    <w:bookmarkEnd w:id="108"/>
+    <w:bookmarkStart w:id="109" w:name="appendix--gate-script-contract"/>
+    <w:p>
+      <w:pPr>
+        <w:pStyle w:val="Heading2"/>
+      </w:pPr>
+      <w:r>
+        <w:t xml:space="preserve">Appendix — Gate Script Contract</w:t>
+      </w:r>
+    </w:p>
+    <w:p>
+      <w:pPr>
+        <w:pStyle w:val="FirstParagraph"/>
+      </w:pPr>
+      <w:r>
+        <w:t xml:space="preserve">Every gate script (under</w:t>
+      </w:r>
+      <w:r>
+        <w:t xml:space="preserve"> </w:t>
+      </w:r>
+      <w:r>
+        <w:rPr>
+          <w:rStyle w:val="VerbatimChar"/>
+        </w:rPr>
+        <w:t xml:space="preserve">plugins/build-anything/scripts/</w:t>
+      </w:r>
+      <w:r>
+        <w:t xml:space="preserve">) honours one contract:</w:t>
+      </w:r>
+    </w:p>
+    <w:p>
+      <w:pPr>
+        <w:pStyle w:val="SourceCode"/>
+      </w:pPr>
+      <w:r>
+        <w:rPr>
+          <w:rStyle w:val="VerbatimChar"/>
+        </w:rPr>
+        <w:t xml:space="preserve">input:   --atom-dir &lt;path&gt;</w:t>
+      </w:r>
+      <w:r>
+        <w:br/>
+      </w:r>
+      <w:r>
+        <w:rPr>
+          <w:rStyle w:val="VerbatimChar"/>
+        </w:rPr>
+        <w:t xml:space="preserve">stdout:  PASS | FAIL | N/A_PENDING_REVIEWER | ERROR</w:t>
+      </w:r>
+      <w:r>
+        <w:br/>
+      </w:r>
+      <w:r>
+        <w:rPr>
+          <w:rStyle w:val="VerbatimChar"/>
+        </w:rPr>
+        <w:t xml:space="preserve">exit:    0 = PASS or N/A, 1 = FAIL, 2 = preflight/witness refusal, 4 = AL-4 cap, 127 = missing tool</w:t>
+      </w:r>
+      <w:r>
+        <w:br/>
+      </w:r>
+      <w:r>
+        <w:rPr>
+          <w:rStyle w:val="VerbatimChar"/>
+        </w:rPr>
+        <w:t xml:space="preserve">disk:    {atom_dir}/evidence/{gate}.json</w:t>
+      </w:r>
+      <w:r>
+        <w:br/>
+      </w:r>
+      <w:r>
+        <w:rPr>
+          <w:rStyle w:val="VerbatimChar"/>
+        </w:rPr>
+        <w:t xml:space="preserve">         + {confidence: 0-100, ambiguities: []}</w:t>
+      </w:r>
+    </w:p>
+    <w:p>
+      <w:pPr>
+        <w:pStyle w:val="FirstParagraph"/>
+      </w:pPr>
+      <w:r>
+        <w:t xml:space="preserve">The contract — not the file list — is the load-bearing artifact. Any future script that emits this shape is a valid gate. Any present script that fails this shape is a bug.</w:t>
+      </w:r>
+    </w:p>
+    <w:p>
+      <w:r>
+        <w:pict>
+          <v:rect style="width:0;height:1.5pt" o:hralign="center" o:hrstd="t" o:hr="t"/>
+        </w:pict>
+      </w:r>
+    </w:p>
     <w:p>
       <w:pPr>
         <w:pStyle w:val="FirstParagraph"/>
@@ -30759,8 +34791,8 @@
         <w:t xml:space="preserve">This is the only document required to operate the system.</w:t>
       </w:r>
     </w:p>
-    <w:bookmarkEnd w:id="97"/>
-    <w:bookmarkEnd w:id="98"/>
+    <w:bookmarkEnd w:id="109"/>
+    <w:bookmarkEnd w:id="110"/>
     <w:sectPr>
       <w:footnotePr>
         <w:numRestart w:val="eachSect"/>
@@ -31751,6 +35783,9 @@
     <w:abstractNumId w:val="991"/>
   </w:num>
   <w:num w:numId="1049">
+    <w:abstractNumId w:val="991"/>
+  </w:num>
+  <w:num w:numId="1050">
     <w:abstractNumId w:val="991"/>
   </w:num>
 </w:numbering>

--- a/docs/ubs.docx
+++ b/docs/ubs.docx
@@ -28,7 +28,7 @@
         </w:p>
       </w:sdtContent>
     </w:sdt>
-    <w:bookmarkStart w:id="110" w:name="universal-build-system-ubs"/>
+    <w:bookmarkStart w:id="121" w:name="universal-build-system-ubs"/>
     <w:p>
       <w:pPr>
         <w:pStyle w:val="Heading1"/>
@@ -6098,6 +6098,591 @@
       </w:r>
       <w:r>
         <w:t xml:space="preserve">. Detail: §Y.</w:t>
+      </w:r>
+    </w:p>
+    <w:p>
+      <w:pPr>
+        <w:pStyle w:val="Compact"/>
+        <w:numPr>
+          <w:ilvl w:val="0"/>
+          <w:numId w:val="1008"/>
+        </w:numPr>
+      </w:pPr>
+      <w:r>
+        <w:rPr>
+          <w:b/>
+          <w:bCs/>
+        </w:rPr>
+        <w:t xml:space="preserve">GATE-25-E2E-BROWSER DESKTOP-BROWSER END-TO-END (v8.7)</w:t>
+      </w:r>
+      <w:r>
+        <w:t xml:space="preserve"> </w:t>
+      </w:r>
+      <w:r>
+        <w:t xml:space="preserve">— CDP- or WebDriver-driven journeys against the</w:t>
+      </w:r>
+      <w:r>
+        <w:t xml:space="preserve"> </w:t>
+      </w:r>
+      <w:r>
+        <w:rPr>
+          <w:b/>
+          <w:bCs/>
+        </w:rPr>
+        <w:t xml:space="preserve">browser binary the atom is producing</w:t>
+      </w:r>
+      <w:r>
+        <w:t xml:space="preserve"> </w:t>
+      </w:r>
+      <w:r>
+        <w:t xml:space="preserve">(Chromium fork / Electron / Tauri / Gecko / from-scratch).</w:t>
+      </w:r>
+      <w:r>
+        <w:t xml:space="preserve"> </w:t>
+      </w:r>
+      <w:r>
+        <w:rPr>
+          <w:b/>
+          <w:bCs/>
+        </w:rPr>
+        <w:t xml:space="preserve">MANDATORY for</w:t>
+      </w:r>
+      <w:r>
+        <w:rPr>
+          <w:b/>
+          <w:bCs/>
+        </w:rPr>
+        <w:t xml:space="preserve"> </w:t>
+      </w:r>
+      <w:r>
+        <w:rPr>
+          <w:rStyle w:val="VerbatimChar"/>
+          <w:b/>
+          <w:bCs/>
+        </w:rPr>
+        <w:t xml:space="preserve">project_type ∈ desktop-browser-*</w:t>
+      </w:r>
+      <w:r>
+        <w:t xml:space="preserve">:</w:t>
+      </w:r>
+      <w:r>
+        <w:t xml:space="preserve"> </w:t>
+      </w:r>
+      <w:r>
+        <w:rPr>
+          <w:rStyle w:val="VerbatimChar"/>
+        </w:rPr>
+        <w:t xml:space="preserve">browser.binary_path</w:t>
+      </w:r>
+      <w:r>
+        <w:t xml:space="preserve"> </w:t>
+      </w:r>
+      <w:r>
+        <w:t xml:space="preserve">empty is FAIL by LAW-F6 (mirrors v8.5.1 web + v8.6 mobile mandates). Runner script (</w:t>
+      </w:r>
+      <w:r>
+        <w:rPr>
+          <w:rStyle w:val="VerbatimChar"/>
+        </w:rPr>
+        <w:t xml:space="preserve">scripts/mechanical/e2e-browser.sh</w:t>
+      </w:r>
+      <w:r>
+        <w:t xml:space="preserve">) MUST: (1) verify</w:t>
+      </w:r>
+      <w:r>
+        <w:t xml:space="preserve"> </w:t>
+      </w:r>
+      <w:r>
+        <w:rPr>
+          <w:rStyle w:val="VerbatimChar"/>
+        </w:rPr>
+        <w:t xml:space="preserve">browser.binary_path</w:t>
+      </w:r>
+      <w:r>
+        <w:t xml:space="preserve"> </w:t>
+      </w:r>
+      <w:r>
+        <w:t xml:space="preserve">is set AND the file exists (FAIL if absent — the build never produced an artefact), (2) verify</w:t>
+      </w:r>
+      <w:r>
+        <w:t xml:space="preserve"> </w:t>
+      </w:r>
+      <w:r>
+        <w:rPr>
+          <w:rStyle w:val="VerbatimChar"/>
+        </w:rPr>
+        <w:t xml:space="preserve">browser.journeys_dir</w:t>
+      </w:r>
+      <w:r>
+        <w:t xml:space="preserve"> </w:t>
+      </w:r>
+      <w:r>
+        <w:t xml:space="preserve">(default</w:t>
+      </w:r>
+      <w:r>
+        <w:t xml:space="preserve"> </w:t>
+      </w:r>
+      <w:r>
+        <w:rPr>
+          <w:rStyle w:val="VerbatimChar"/>
+        </w:rPr>
+        <w:t xml:space="preserve">.browser-journeys/</w:t>
+      </w:r>
+      <w:r>
+        <w:t xml:space="preserve">) exists with ≥1 journey file (</w:t>
+      </w:r>
+      <w:r>
+        <w:rPr>
+          <w:rStyle w:val="VerbatimChar"/>
+        </w:rPr>
+        <w:t xml:space="preserve">*.json</w:t>
+      </w:r>
+      <w:r>
+        <w:t xml:space="preserve"> </w:t>
+      </w:r>
+      <w:r>
+        <w:t xml:space="preserve">/</w:t>
+      </w:r>
+      <w:r>
+        <w:t xml:space="preserve"> </w:t>
+      </w:r>
+      <w:r>
+        <w:rPr>
+          <w:rStyle w:val="VerbatimChar"/>
+        </w:rPr>
+        <w:t xml:space="preserve">*.yaml</w:t>
+      </w:r>
+      <w:r>
+        <w:t xml:space="preserve"> </w:t>
+      </w:r>
+      <w:r>
+        <w:t xml:space="preserve">/</w:t>
+      </w:r>
+      <w:r>
+        <w:t xml:space="preserve"> </w:t>
+      </w:r>
+      <w:r>
+        <w:rPr>
+          <w:rStyle w:val="VerbatimChar"/>
+        </w:rPr>
+        <w:t xml:space="preserve">*.yml</w:t>
+      </w:r>
+      <w:r>
+        <w:t xml:space="preserve">), (3) launch the binary under the declared</w:t>
+      </w:r>
+      <w:r>
+        <w:t xml:space="preserve"> </w:t>
+      </w:r>
+      <w:r>
+        <w:rPr>
+          <w:rStyle w:val="VerbatimChar"/>
+        </w:rPr>
+        <w:t xml:space="preserve">browser.driver</w:t>
+      </w:r>
+      <w:r>
+        <w:t xml:space="preserve"> </w:t>
+      </w:r>
+      <w:r>
+        <w:t xml:space="preserve">(</w:t>
+      </w:r>
+      <w:r>
+        <w:rPr>
+          <w:rStyle w:val="VerbatimChar"/>
+        </w:rPr>
+        <w:t xml:space="preserve">cdp</w:t>
+      </w:r>
+      <w:r>
+        <w:t xml:space="preserve"> </w:t>
+      </w:r>
+      <w:r>
+        <w:t xml:space="preserve">default,</w:t>
+      </w:r>
+      <w:r>
+        <w:t xml:space="preserve"> </w:t>
+      </w:r>
+      <w:r>
+        <w:rPr>
+          <w:rStyle w:val="VerbatimChar"/>
+        </w:rPr>
+        <w:t xml:space="preserve">webdriver</w:t>
+      </w:r>
+      <w:r>
+        <w:t xml:space="preserve"> </w:t>
+      </w:r>
+      <w:r>
+        <w:t xml:space="preserve">alt) using</w:t>
+      </w:r>
+      <w:r>
+        <w:t xml:space="preserve"> </w:t>
+      </w:r>
+      <w:r>
+        <w:rPr>
+          <w:rStyle w:val="VerbatimChar"/>
+        </w:rPr>
+        <w:t xml:space="preserve">browser.run_cmd</w:t>
+      </w:r>
+      <w:r>
+        <w:t xml:space="preserve"> </w:t>
+      </w:r>
+      <w:r>
+        <w:t xml:space="preserve">(defaults to bundled</w:t>
+      </w:r>
+      <w:r>
+        <w:t xml:space="preserve"> </w:t>
+      </w:r>
+      <w:r>
+        <w:rPr>
+          <w:rStyle w:val="VerbatimChar"/>
+        </w:rPr>
+        <w:t xml:space="preserve">_browser-cdp-runner.sh</w:t>
+      </w:r>
+      <w:r>
+        <w:t xml:space="preserve"> </w:t>
+      </w:r>
+      <w:r>
+        <w:t xml:space="preserve">which speaks Chrome DevTools Protocol on</w:t>
+      </w:r>
+      <w:r>
+        <w:t xml:space="preserve"> </w:t>
+      </w:r>
+      <w:r>
+        <w:rPr>
+          <w:rStyle w:val="VerbatimChar"/>
+        </w:rPr>
+        <w:t xml:space="preserve">--remote-debugging-port=9222</w:t>
+      </w:r>
+      <w:r>
+        <w:t xml:space="preserve">), (4) execute each journey (navigate → assertions:</w:t>
+      </w:r>
+      <w:r>
+        <w:t xml:space="preserve"> </w:t>
+      </w:r>
+      <w:r>
+        <w:rPr>
+          <w:rStyle w:val="VerbatimChar"/>
+        </w:rPr>
+        <w:t xml:space="preserve">title_contains</w:t>
+      </w:r>
+      <w:r>
+        <w:t xml:space="preserve"> </w:t>
+      </w:r>
+      <w:r>
+        <w:t xml:space="preserve">/</w:t>
+      </w:r>
+      <w:r>
+        <w:t xml:space="preserve"> </w:t>
+      </w:r>
+      <w:r>
+        <w:rPr>
+          <w:rStyle w:val="VerbatimChar"/>
+        </w:rPr>
+        <w:t xml:space="preserve">title_matches</w:t>
+      </w:r>
+      <w:r>
+        <w:t xml:space="preserve"> </w:t>
+      </w:r>
+      <w:r>
+        <w:t xml:space="preserve">/</w:t>
+      </w:r>
+      <w:r>
+        <w:t xml:space="preserve"> </w:t>
+      </w:r>
+      <w:r>
+        <w:rPr>
+          <w:rStyle w:val="VerbatimChar"/>
+        </w:rPr>
+        <w:t xml:space="preserve">url_contains</w:t>
+      </w:r>
+      <w:r>
+        <w:t xml:space="preserve"> </w:t>
+      </w:r>
+      <w:r>
+        <w:t xml:space="preserve">/</w:t>
+      </w:r>
+      <w:r>
+        <w:t xml:space="preserve"> </w:t>
+      </w:r>
+      <w:r>
+        <w:rPr>
+          <w:rStyle w:val="VerbatimChar"/>
+        </w:rPr>
+        <w:t xml:space="preserve">url_matches</w:t>
+      </w:r>
+      <w:r>
+        <w:t xml:space="preserve">), (5) FAIL on vacuous run (0</w:t>
+      </w:r>
+      <w:r>
+        <w:t xml:space="preserve"> </w:t>
+      </w:r>
+      <w:r>
+        <w:rPr>
+          <w:rStyle w:val="VerbatimChar"/>
+        </w:rPr>
+        <w:t xml:space="preserve">[Passed]</w:t>
+      </w:r>
+      <w:r>
+        <w:t xml:space="preserve"> </w:t>
+      </w:r>
+      <w:r>
+        <w:t xml:space="preserve">AND 0</w:t>
+      </w:r>
+      <w:r>
+        <w:t xml:space="preserve"> </w:t>
+      </w:r>
+      <w:r>
+        <w:rPr>
+          <w:rStyle w:val="VerbatimChar"/>
+        </w:rPr>
+        <w:t xml:space="preserve">[Failed]</w:t>
+      </w:r>
+      <w:r>
+        <w:t xml:space="preserve">) or any</w:t>
+      </w:r>
+      <w:r>
+        <w:t xml:space="preserve"> </w:t>
+      </w:r>
+      <w:r>
+        <w:rPr>
+          <w:rStyle w:val="VerbatimChar"/>
+        </w:rPr>
+        <w:t xml:space="preserve">[Failed]</w:t>
+      </w:r>
+      <w:r>
+        <w:t xml:space="preserve"> </w:t>
+      </w:r>
+      <w:r>
+        <w:t xml:space="preserve">journey or non-zero exit. Non-CDP drivers (Gecko Marionette, Servo's own) MUST declare</w:t>
+      </w:r>
+      <w:r>
+        <w:t xml:space="preserve"> </w:t>
+      </w:r>
+      <w:r>
+        <w:rPr>
+          <w:rStyle w:val="VerbatimChar"/>
+        </w:rPr>
+        <w:t xml:space="preserve">browser.run_cmd</w:t>
+      </w:r>
+      <w:r>
+        <w:t xml:space="preserve"> </w:t>
+      </w:r>
+      <w:r>
+        <w:t xml:space="preserve">— there is no honest universal harness. Playwright/Cypress are insufficient: they assume "the browser" exists already; here the browser</w:t>
+      </w:r>
+      <w:r>
+        <w:t xml:space="preserve"> </w:t>
+      </w:r>
+      <w:r>
+        <w:rPr>
+          <w:b/>
+          <w:bCs/>
+        </w:rPr>
+        <w:t xml:space="preserve">is</w:t>
+      </w:r>
+      <w:r>
+        <w:t xml:space="preserve"> </w:t>
+      </w:r>
+      <w:r>
+        <w:t xml:space="preserve">the SUT. Catches: "boss said ship Comet/Arc/Brave fork; Devin claims done but the binary has never actually been launched."</w:t>
+      </w:r>
+    </w:p>
+    <w:p>
+      <w:pPr>
+        <w:pStyle w:val="Compact"/>
+        <w:numPr>
+          <w:ilvl w:val="0"/>
+          <w:numId w:val="1008"/>
+        </w:numPr>
+      </w:pPr>
+      <w:r>
+        <w:rPr>
+          <w:b/>
+          <w:bCs/>
+        </w:rPr>
+        <w:t xml:space="preserve">GATE-BROWSER-WPT WEB PLATFORM TESTS CONFORMANCE (v8.7)</w:t>
+      </w:r>
+      <w:r>
+        <w:t xml:space="preserve"> </w:t>
+      </w:r>
+      <w:r>
+        <w:t xml:space="preserve">— W3C/WHATWG conformance run against the produced binary.</w:t>
+      </w:r>
+      <w:r>
+        <w:t xml:space="preserve"> </w:t>
+      </w:r>
+      <w:r>
+        <w:rPr>
+          <w:b/>
+          <w:bCs/>
+        </w:rPr>
+        <w:t xml:space="preserve">MANDATORY for</w:t>
+      </w:r>
+      <w:r>
+        <w:rPr>
+          <w:b/>
+          <w:bCs/>
+        </w:rPr>
+        <w:t xml:space="preserve"> </w:t>
+      </w:r>
+      <w:r>
+        <w:rPr>
+          <w:rStyle w:val="VerbatimChar"/>
+          <w:b/>
+          <w:bCs/>
+        </w:rPr>
+        <w:t xml:space="preserve">project_type ∈ desktop-browser-*</w:t>
+      </w:r>
+      <w:r>
+        <w:t xml:space="preserve">:</w:t>
+      </w:r>
+      <w:r>
+        <w:t xml:space="preserve"> </w:t>
+      </w:r>
+      <w:r>
+        <w:rPr>
+          <w:rStyle w:val="VerbatimChar"/>
+        </w:rPr>
+        <w:t xml:space="preserve">browser.wpt.enabled = false</w:t>
+      </w:r>
+      <w:r>
+        <w:t xml:space="preserve"> </w:t>
+      </w:r>
+      <w:r>
+        <w:t xml:space="preserve">is FAIL by LAW-F6 declared-but-skipped (a browser without standards conformance evidence is not a browser). Runner script (</w:t>
+      </w:r>
+      <w:r>
+        <w:rPr>
+          <w:rStyle w:val="VerbatimChar"/>
+        </w:rPr>
+        <w:t xml:space="preserve">scripts/mechanical/browser-wpt-check.sh</w:t>
+      </w:r>
+      <w:r>
+        <w:t xml:space="preserve">) MUST: (1) verify</w:t>
+      </w:r>
+      <w:r>
+        <w:t xml:space="preserve"> </w:t>
+      </w:r>
+      <w:r>
+        <w:rPr>
+          <w:rStyle w:val="VerbatimChar"/>
+        </w:rPr>
+        <w:t xml:space="preserve">browser.wpt.enabled = true</w:t>
+      </w:r>
+      <w:r>
+        <w:t xml:space="preserve">, (2) verify</w:t>
+      </w:r>
+      <w:r>
+        <w:t xml:space="preserve"> </w:t>
+      </w:r>
+      <w:r>
+        <w:rPr>
+          <w:rStyle w:val="VerbatimChar"/>
+        </w:rPr>
+        <w:t xml:space="preserve">browser.wpt.subset[]</w:t>
+      </w:r>
+      <w:r>
+        <w:t xml:space="preserve"> </w:t>
+      </w:r>
+      <w:r>
+        <w:t xml:space="preserve">non-empty (the atom must declare which WPT trees apply — e.g.</w:t>
+      </w:r>
+      <w:r>
+        <w:t xml:space="preserve"> </w:t>
+      </w:r>
+      <w:r>
+        <w:rPr>
+          <w:rStyle w:val="VerbatimChar"/>
+        </w:rPr>
+        <w:t xml:space="preserve">["html/dom/", "css/css-flexbox/", "fetch/"]</w:t>
+      </w:r>
+      <w:r>
+        <w:t xml:space="preserve">), (3) verify a runner is reachable (</w:t>
+      </w:r>
+      <w:r>
+        <w:rPr>
+          <w:rStyle w:val="VerbatimChar"/>
+        </w:rPr>
+        <w:t xml:space="preserve">wpt</w:t>
+      </w:r>
+      <w:r>
+        <w:t xml:space="preserve"> </w:t>
+      </w:r>
+      <w:r>
+        <w:t xml:space="preserve">on PATH OR</w:t>
+      </w:r>
+      <w:r>
+        <w:t xml:space="preserve"> </w:t>
+      </w:r>
+      <w:r>
+        <w:rPr>
+          <w:rStyle w:val="VerbatimChar"/>
+        </w:rPr>
+        <w:t xml:space="preserve">browser.wpt.runner_cmd</w:t>
+      </w:r>
+      <w:r>
+        <w:t xml:space="preserve"> </w:t>
+      </w:r>
+      <w:r>
+        <w:t xml:space="preserve">declared), (4) verify</w:t>
+      </w:r>
+      <w:r>
+        <w:t xml:space="preserve"> </w:t>
+      </w:r>
+      <w:r>
+        <w:rPr>
+          <w:rStyle w:val="VerbatimChar"/>
+        </w:rPr>
+        <w:t xml:space="preserve">browser.binary_path</w:t>
+      </w:r>
+      <w:r>
+        <w:t xml:space="preserve"> </w:t>
+      </w:r>
+      <w:r>
+        <w:t xml:space="preserve">exists, (5) execute</w:t>
+      </w:r>
+      <w:r>
+        <w:t xml:space="preserve"> </w:t>
+      </w:r>
+      <w:r>
+        <w:rPr>
+          <w:rStyle w:val="VerbatimChar"/>
+        </w:rPr>
+        <w:t xml:space="preserve">wpt run --product=chrome --binary=$BIN $SUBSET</w:t>
+      </w:r>
+      <w:r>
+        <w:t xml:space="preserve"> </w:t>
+      </w:r>
+      <w:r>
+        <w:t xml:space="preserve">(or custom), (6) parse</w:t>
+      </w:r>
+      <w:r>
+        <w:t xml:space="preserve"> </w:t>
+      </w:r>
+      <w:r>
+        <w:rPr>
+          <w:rStyle w:val="VerbatimChar"/>
+        </w:rPr>
+        <w:t xml:space="preserve">--log-wptreport</w:t>
+      </w:r>
+      <w:r>
+        <w:t xml:space="preserve"> </w:t>
+      </w:r>
+      <w:r>
+        <w:t xml:space="preserve">JSON-lines output for pass/fail counts, (7) FAIL on 0 tests executed (vacuous) OR</w:t>
+      </w:r>
+      <w:r>
+        <w:t xml:space="preserve"> </w:t>
+      </w:r>
+      <w:r>
+        <w:rPr>
+          <w:rStyle w:val="VerbatimChar"/>
+        </w:rPr>
+        <w:t xml:space="preserve">pass_rate &lt; browser.wpt.threshold</w:t>
+      </w:r>
+      <w:r>
+        <w:t xml:space="preserve"> </w:t>
+      </w:r>
+      <w:r>
+        <w:t xml:space="preserve">(default 0.95). Chromium itself runs millions of WPT cases nightly; a fork claiming "done" without a WPT subset run has no compatibility floor. Detail: §Z.</w:t>
       </w:r>
     </w:p>
     <w:p>
@@ -15950,7 +16535,7 @@
         <w:pStyle w:val="FirstParagraph"/>
       </w:pPr>
       <w:r>
-        <w:t xml:space="preserve">The skill itself has a regression spine. Nine meta-gates verify the skill cannot regress against its own invariants:</w:t>
+        <w:t xml:space="preserve">The skill itself has a regression spine. Ten meta-gates verify the skill cannot regress against its own invariants:</w:t>
       </w:r>
     </w:p>
     <w:tbl>
@@ -16412,6 +16997,53 @@
                 <w:rStyle w:val="VerbatimChar"/>
               </w:rPr>
               <w:t xml:space="preserve">meta/mobile-e2e-test.sh</w:t>
+            </w:r>
+          </w:p>
+        </w:tc>
+      </w:tr>
+      <w:tr>
+        <w:tc>
+          <w:tcPr/>
+          <w:p>
+            <w:pPr>
+              <w:pStyle w:val="Compact"/>
+            </w:pPr>
+            <w:r>
+              <w:rPr>
+                <w:rStyle w:val="VerbatimChar"/>
+              </w:rPr>
+              <w:t xml:space="preserve">browser-e2e-test.sh</w:t>
+            </w:r>
+            <w:r>
+              <w:t xml:space="preserve"> </w:t>
+            </w:r>
+            <w:r>
+              <w:t xml:space="preserve">(v8.7)</w:t>
+            </w:r>
+          </w:p>
+        </w:tc>
+        <w:tc>
+          <w:tcPr/>
+          <w:p>
+            <w:pPr>
+              <w:pStyle w:val="Compact"/>
+            </w:pPr>
+            <w:r>
+              <w:t xml:space="preserve">GATE-25-E2E-BROWSER + GATE-BROWSER-WPT: 7 fixtures (backend→N/A, no binary_path→FAIL, no journeys_dir→FAIL, empty journeys→FAIL, frontend wpt→N/A, wpt.enabled=false desktop-browser→FAIL LAW-F6, wpt empty subset→FAIL)</w:t>
+            </w:r>
+          </w:p>
+        </w:tc>
+        <w:tc>
+          <w:tcPr/>
+          <w:p>
+            <w:pPr>
+              <w:pStyle w:val="Compact"/>
+            </w:pPr>
+            <w:r>
+              <w:rPr>
+                <w:rStyle w:val="VerbatimChar"/>
+              </w:rPr>
+              <w:t xml:space="preserve">meta/browser-e2e-test.sh</w:t>
             </w:r>
           </w:p>
         </w:tc>
@@ -34682,13 +35314,22 @@
     </w:p>
     <w:bookmarkEnd w:id="107"/>
     <w:bookmarkEnd w:id="108"/>
-    <w:bookmarkStart w:id="109" w:name="appendix--gate-script-contract"/>
+    <w:bookmarkStart w:id="119" w:name="Xaa8611727a236395c15ed3d62ad69ef83fbe28e"/>
     <w:p>
       <w:pPr>
         <w:pStyle w:val="Heading2"/>
       </w:pPr>
       <w:r>
-        <w:t xml:space="preserve">Appendix — Gate Script Contract</w:t>
+        <w:t xml:space="preserve">Section Z — Desktop-browser layer (v8.7 — GATE-25-E2E-BROWSER + GATE-BROWSER-WPT)</w:t>
+      </w:r>
+    </w:p>
+    <w:bookmarkStart w:id="109" w:name="X0f14f2f61271da0f1c75eec4e0dcb806ee15554"/>
+    <w:p>
+      <w:pPr>
+        <w:pStyle w:val="Heading3"/>
+      </w:pPr>
+      <w:r>
+        <w:t xml:space="preserve">Z.1 Motivation — the v8.6 "a browser is just a frontend" hole</w:t>
       </w:r>
     </w:p>
     <w:p>
@@ -34696,19 +35337,115 @@
         <w:pStyle w:val="FirstParagraph"/>
       </w:pPr>
       <w:r>
-        <w:t xml:space="preserve">Every gate script (under</w:t>
-      </w:r>
-      <w:r>
-        <w:t xml:space="preserve"> </w:t>
-      </w:r>
-      <w:r>
-        <w:rPr>
-          <w:rStyle w:val="VerbatimChar"/>
-        </w:rPr>
-        <w:t xml:space="preserve">plugins/build-anything/scripts/</w:t>
-      </w:r>
-      <w:r>
-        <w:t xml:space="preserve">) honours one contract:</w:t>
+        <w:t xml:space="preserve">Through v8.6 the</w:t>
+      </w:r>
+      <w:r>
+        <w:t xml:space="preserve"> </w:t>
+      </w:r>
+      <w:r>
+        <w:rPr>
+          <w:rStyle w:val="VerbatimChar"/>
+        </w:rPr>
+        <w:t xml:space="preserve">project_type</w:t>
+      </w:r>
+      <w:r>
+        <w:t xml:space="preserve"> </w:t>
+      </w:r>
+      <w:r>
+        <w:t xml:space="preserve">enum covered web (frontend / backend / library / infra / mixed) and mobile (mobile-ios / mobile-android / mobile-rn / mobile-flutter / mobile-expo). Nothing covered a desktop</w:t>
+      </w:r>
+      <w:r>
+        <w:t xml:space="preserve"> </w:t>
+      </w:r>
+      <w:r>
+        <w:rPr>
+          <w:b/>
+          <w:bCs/>
+        </w:rPr>
+        <w:t xml:space="preserve">browser</w:t>
+      </w:r>
+      <w:r>
+        <w:t xml:space="preserve"> </w:t>
+      </w:r>
+      <w:r>
+        <w:t xml:space="preserve">— the binary that</w:t>
+      </w:r>
+      <w:r>
+        <w:t xml:space="preserve"> </w:t>
+      </w:r>
+      <w:r>
+        <w:rPr>
+          <w:i/>
+          <w:iCs/>
+        </w:rPr>
+        <w:t xml:space="preserve">renders</w:t>
+      </w:r>
+      <w:r>
+        <w:t xml:space="preserve"> </w:t>
+      </w:r>
+      <w:r>
+        <w:t xml:space="preserve">web pages, not a web page itself.</w:t>
+      </w:r>
+    </w:p>
+    <w:p>
+      <w:pPr>
+        <w:pStyle w:val="BodyText"/>
+      </w:pPr>
+      <w:r>
+        <w:t xml:space="preserve">A brief like "build me a privacy-first Chromium fork" or "ship Comet/Arc/Dia" would fall through to</w:t>
+      </w:r>
+      <w:r>
+        <w:t xml:space="preserve"> </w:t>
+      </w:r>
+      <w:r>
+        <w:rPr>
+          <w:rStyle w:val="VerbatimChar"/>
+        </w:rPr>
+        <w:t xml:space="preserve">frontend</w:t>
+      </w:r>
+      <w:r>
+        <w:t xml:space="preserve">, GATE-25-E2E would launch Playwright against</w:t>
+      </w:r>
+      <w:r>
+        <w:t xml:space="preserve"> </w:t>
+      </w:r>
+      <w:r>
+        <w:rPr>
+          <w:rStyle w:val="VerbatimChar"/>
+        </w:rPr>
+        <w:t xml:space="preserve">localhost:3000</w:t>
+      </w:r>
+      <w:r>
+        <w:t xml:space="preserve"> </w:t>
+      </w:r>
+      <w:r>
+        <w:t xml:space="preserve">expecting a Next.js app, find nothing, and either FAIL on a wrong axis or PASS vacuously. Standards conformance — the thing every real browser ships against (Chromium runs millions of WPT cases nightly) — had no gate at all.</w:t>
+      </w:r>
+    </w:p>
+    <w:p>
+      <w:pPr>
+        <w:pStyle w:val="BodyText"/>
+      </w:pPr>
+      <w:r>
+        <w:t xml:space="preserve">Practical fallout: a forked browser could ship with no JS engine wiring, broken cookies, missing CSP enforcement, or a regressed CSS layout, and the charter would have rubber-stamped it.</w:t>
+      </w:r>
+    </w:p>
+    <w:bookmarkEnd w:id="109"/>
+    <w:bookmarkStart w:id="110" w:name="z2-stage-placement"/>
+    <w:p>
+      <w:pPr>
+        <w:pStyle w:val="Heading3"/>
+      </w:pPr>
+      <w:r>
+        <w:t xml:space="preserve">Z.2 Stage placement</w:t>
+      </w:r>
+    </w:p>
+    <w:p>
+      <w:pPr>
+        <w:pStyle w:val="FirstParagraph"/>
+      </w:pPr>
+      <w:r>
+        <w:t xml:space="preserve">The browser layer rides Stage 5 alongside the mobile layer — no new stage number is needed:</w:t>
       </w:r>
     </w:p>
     <w:p>
@@ -34719,7 +35456,7 @@
         <w:rPr>
           <w:rStyle w:val="VerbatimChar"/>
         </w:rPr>
-        <w:t xml:space="preserve">input:   --atom-dir &lt;path&gt;</w:t>
+        <w:t xml:space="preserve">... Stage 4   build atom</w:t>
       </w:r>
       <w:r>
         <w:br/>
@@ -34728,7 +35465,7 @@
         <w:rPr>
           <w:rStyle w:val="VerbatimChar"/>
         </w:rPr>
-        <w:t xml:space="preserve">stdout:  PASS | FAIL | N/A_PENDING_REVIEWER | ERROR</w:t>
+        <w:t xml:space="preserve">              ▼</w:t>
       </w:r>
       <w:r>
         <w:br/>
@@ -34737,7 +35474,7 @@
         <w:rPr>
           <w:rStyle w:val="VerbatimChar"/>
         </w:rPr>
-        <w:t xml:space="preserve">exit:    0 = PASS or N/A, 1 = FAIL, 2 = preflight/witness refusal, 4 = AL-4 cap, 127 = missing tool</w:t>
+        <w:t xml:space="preserve">... Stage 5   mechanical gates</w:t>
       </w:r>
       <w:r>
         <w:br/>
@@ -34746,7 +35483,7 @@
         <w:rPr>
           <w:rStyle w:val="VerbatimChar"/>
         </w:rPr>
-        <w:t xml:space="preserve">disk:    {atom_dir}/evidence/{gate}.json</w:t>
+        <w:t xml:space="preserve">              ├─ if project_type ∈ desktop-browser-* → e2e-browser.sh + browser-wpt-check.sh</w:t>
       </w:r>
       <w:r>
         <w:br/>
@@ -34755,7 +35492,104 @@
         <w:rPr>
           <w:rStyle w:val="VerbatimChar"/>
         </w:rPr>
-        <w:t xml:space="preserve">         + {confidence: 0-100, ambiguities: []}</w:t>
+        <w:t xml:space="preserve">              ├─ if project_type ∈ mobile-*          → e2e-maestro.sh + mobile-perms-check.sh</w:t>
+      </w:r>
+      <w:r>
+        <w:br/>
+      </w:r>
+      <w:r>
+        <w:rPr>
+          <w:rStyle w:val="VerbatimChar"/>
+        </w:rPr>
+        <w:t xml:space="preserve">              └─ if project_type ∈ {frontend, mixed} → e2e-playwright.sh</w:t>
+      </w:r>
+      <w:r>
+        <w:br/>
+      </w:r>
+      <w:r>
+        <w:rPr>
+          <w:rStyle w:val="VerbatimChar"/>
+        </w:rPr>
+        <w:t xml:space="preserve">              ▼</w:t>
+      </w:r>
+      <w:r>
+        <w:br/>
+      </w:r>
+      <w:r>
+        <w:rPr>
+          <w:rStyle w:val="VerbatimChar"/>
+        </w:rPr>
+        <w:t xml:space="preserve">... Stage 6.7 GATE-UIUX</w:t>
+      </w:r>
+      <w:r>
+        <w:br/>
+      </w:r>
+      <w:r>
+        <w:rPr>
+          <w:rStyle w:val="VerbatimChar"/>
+        </w:rPr>
+        <w:t xml:space="preserve">              ├─ if project_type ∈ desktop-browser-* → N/A_PENDING_REVIEWER (DOM rules don't apply)</w:t>
+      </w:r>
+      <w:r>
+        <w:br/>
+      </w:r>
+      <w:r>
+        <w:rPr>
+          <w:rStyle w:val="VerbatimChar"/>
+        </w:rPr>
+        <w:t xml:space="preserve">              └─ if project_type ∈ mobile-*          → N/A_PENDING_REVIEWER (DOM rules don't apply)</w:t>
+      </w:r>
+      <w:r>
+        <w:br/>
+      </w:r>
+      <w:r>
+        <w:rPr>
+          <w:rStyle w:val="VerbatimChar"/>
+        </w:rPr>
+        <w:t xml:space="preserve">              ▼</w:t>
+      </w:r>
+      <w:r>
+        <w:br/>
+      </w:r>
+      <w:r>
+        <w:rPr>
+          <w:rStyle w:val="VerbatimChar"/>
+        </w:rPr>
+        <w:t xml:space="preserve">... Stage 12  GATE-PROD-DESIGN</w:t>
+      </w:r>
+      <w:r>
+        <w:br/>
+      </w:r>
+      <w:r>
+        <w:rPr>
+          <w:rStyle w:val="VerbatimChar"/>
+        </w:rPr>
+        <w:t xml:space="preserve">              SLI dialect switches by project_type (web p95 / mobile cold-start / browser TTFR)</w:t>
+      </w:r>
+    </w:p>
+    <w:bookmarkEnd w:id="110"/>
+    <w:bookmarkStart w:id="111" w:name="z3-project_type-enum-extension"/>
+    <w:p>
+      <w:pPr>
+        <w:pStyle w:val="Heading3"/>
+      </w:pPr>
+      <w:r>
+        <w:t xml:space="preserve">Z.3</w:t>
+      </w:r>
+      <w:r>
+        <w:t xml:space="preserve"> </w:t>
+      </w:r>
+      <w:r>
+        <w:rPr>
+          <w:rStyle w:val="VerbatimChar"/>
+        </w:rPr>
+        <w:t xml:space="preserve">project_type</w:t>
+      </w:r>
+      <w:r>
+        <w:t xml:space="preserve"> </w:t>
+      </w:r>
+      <w:r>
+        <w:t xml:space="preserve">enum extension</w:t>
       </w:r>
     </w:p>
     <w:p>
@@ -34763,9 +35597,4952 @@
         <w:pStyle w:val="FirstParagraph"/>
       </w:pPr>
       <w:r>
-        <w:t xml:space="preserve">The contract — not the file list — is the load-bearing artifact. Any future script that emits this shape is a valid gate. Any present script that fails this shape is a bug.</w:t>
-      </w:r>
-    </w:p>
+        <w:t xml:space="preserve">Five new values, all carry the</w:t>
+      </w:r>
+      <w:r>
+        <w:t xml:space="preserve"> </w:t>
+      </w:r>
+      <w:r>
+        <w:rPr>
+          <w:rStyle w:val="VerbatimChar"/>
+        </w:rPr>
+        <w:t xml:space="preserve">desktop-browser-</w:t>
+      </w:r>
+      <w:r>
+        <w:t xml:space="preserve"> </w:t>
+      </w:r>
+      <w:r>
+        <w:t xml:space="preserve">prefix so dispatch case statements match</w:t>
+      </w:r>
+      <w:r>
+        <w:t xml:space="preserve"> </w:t>
+      </w:r>
+      <w:r>
+        <w:rPr>
+          <w:rStyle w:val="VerbatimChar"/>
+        </w:rPr>
+        <w:t xml:space="preserve">desktop-browser-*</w:t>
+      </w:r>
+      <w:r>
+        <w:t xml:space="preserve">:</w:t>
+      </w:r>
+    </w:p>
+    <w:tbl>
+      <w:tblPr>
+        <w:tblStyle w:val="Table"/>
+        <w:tblW w:type="auto" w:w="0"/>
+        <w:tblLook w:firstRow="1" w:lastRow="0" w:firstColumn="0" w:lastColumn="0" w:noHBand="0" w:noVBand="0" w:val="0020"/>
+      </w:tblPr>
+      <w:tblGrid>
+        <w:gridCol w:w="2640"/>
+        <w:gridCol w:w="2640"/>
+        <w:gridCol w:w="2640"/>
+      </w:tblGrid>
+      <w:tr>
+        <w:trPr>
+          <w:tblHeader w:val="on"/>
+        </w:trPr>
+        <w:tc>
+          <w:tcPr/>
+          <w:p>
+            <w:pPr>
+              <w:pStyle w:val="Compact"/>
+            </w:pPr>
+            <w:r>
+              <w:t xml:space="preserve">Value</w:t>
+            </w:r>
+          </w:p>
+        </w:tc>
+        <w:tc>
+          <w:tcPr/>
+          <w:p>
+            <w:pPr>
+              <w:pStyle w:val="Compact"/>
+            </w:pPr>
+            <w:r>
+              <w:t xml:space="preserve">Detection heuristic</w:t>
+            </w:r>
+          </w:p>
+        </w:tc>
+        <w:tc>
+          <w:tcPr/>
+          <w:p>
+            <w:pPr>
+              <w:pStyle w:val="Compact"/>
+            </w:pPr>
+            <w:r>
+              <w:t xml:space="preserve">Typical stack</w:t>
+            </w:r>
+          </w:p>
+        </w:tc>
+      </w:tr>
+      <w:tr>
+        <w:tc>
+          <w:tcPr/>
+          <w:p>
+            <w:pPr>
+              <w:pStyle w:val="Compact"/>
+            </w:pPr>
+            <w:r>
+              <w:rPr>
+                <w:rStyle w:val="VerbatimChar"/>
+              </w:rPr>
+              <w:t xml:space="preserve">desktop-browser-chromium</w:t>
+            </w:r>
+          </w:p>
+        </w:tc>
+        <w:tc>
+          <w:tcPr/>
+          <w:p>
+            <w:pPr>
+              <w:pStyle w:val="Compact"/>
+            </w:pPr>
+            <w:r>
+              <w:rPr>
+                <w:rStyle w:val="VerbatimChar"/>
+              </w:rPr>
+              <w:t xml:space="preserve">chrome/BUILD.gn</w:t>
+            </w:r>
+            <w:r>
+              <w:t xml:space="preserve"> </w:t>
+            </w:r>
+            <w:r>
+              <w:t xml:space="preserve">OR</w:t>
+            </w:r>
+            <w:r>
+              <w:t xml:space="preserve"> </w:t>
+            </w:r>
+            <w:r>
+              <w:rPr>
+                <w:rStyle w:val="VerbatimChar"/>
+              </w:rPr>
+              <w:t xml:space="preserve">src/chrome/app/</w:t>
+            </w:r>
+          </w:p>
+        </w:tc>
+        <w:tc>
+          <w:tcPr/>
+          <w:p>
+            <w:pPr>
+              <w:pStyle w:val="Compact"/>
+            </w:pPr>
+            <w:r>
+              <w:t xml:space="preserve">Chromium fork (Brave / Arc / Dia / Comet shape)</w:t>
+            </w:r>
+          </w:p>
+        </w:tc>
+      </w:tr>
+      <w:tr>
+        <w:tc>
+          <w:tcPr/>
+          <w:p>
+            <w:pPr>
+              <w:pStyle w:val="Compact"/>
+            </w:pPr>
+            <w:r>
+              <w:rPr>
+                <w:rStyle w:val="VerbatimChar"/>
+              </w:rPr>
+              <w:t xml:space="preserve">desktop-browser-electron</w:t>
+            </w:r>
+          </w:p>
+        </w:tc>
+        <w:tc>
+          <w:tcPr/>
+          <w:p>
+            <w:pPr>
+              <w:pStyle w:val="Compact"/>
+            </w:pPr>
+            <w:r>
+              <w:rPr>
+                <w:rStyle w:val="VerbatimChar"/>
+              </w:rPr>
+              <w:t xml:space="preserve">electron</w:t>
+            </w:r>
+            <w:r>
+              <w:t xml:space="preserve"> </w:t>
+            </w:r>
+            <w:r>
+              <w:t xml:space="preserve">dep +</w:t>
+            </w:r>
+            <w:r>
+              <w:t xml:space="preserve"> </w:t>
+            </w:r>
+            <w:r>
+              <w:rPr>
+                <w:rStyle w:val="VerbatimChar"/>
+              </w:rPr>
+              <w:t xml:space="preserve">main</w:t>
+            </w:r>
+            <w:r>
+              <w:t xml:space="preserve"> </w:t>
+            </w:r>
+            <w:r>
+              <w:t xml:space="preserve">entry in</w:t>
+            </w:r>
+            <w:r>
+              <w:t xml:space="preserve"> </w:t>
+            </w:r>
+            <w:r>
+              <w:rPr>
+                <w:rStyle w:val="VerbatimChar"/>
+              </w:rPr>
+              <w:t xml:space="preserve">package.json</w:t>
+            </w:r>
+          </w:p>
+        </w:tc>
+        <w:tc>
+          <w:tcPr/>
+          <w:p>
+            <w:pPr>
+              <w:pStyle w:val="Compact"/>
+            </w:pPr>
+            <w:r>
+              <w:t xml:space="preserve">Electron wrapper around Chromium</w:t>
+            </w:r>
+          </w:p>
+        </w:tc>
+      </w:tr>
+      <w:tr>
+        <w:tc>
+          <w:tcPr/>
+          <w:p>
+            <w:pPr>
+              <w:pStyle w:val="Compact"/>
+            </w:pPr>
+            <w:r>
+              <w:rPr>
+                <w:rStyle w:val="VerbatimChar"/>
+              </w:rPr>
+              <w:t xml:space="preserve">desktop-browser-tauri</w:t>
+            </w:r>
+          </w:p>
+        </w:tc>
+        <w:tc>
+          <w:tcPr/>
+          <w:p>
+            <w:pPr>
+              <w:pStyle w:val="Compact"/>
+            </w:pPr>
+            <w:r>
+              <w:rPr>
+                <w:rStyle w:val="VerbatimChar"/>
+              </w:rPr>
+              <w:t xml:space="preserve">src-tauri/</w:t>
+            </w:r>
+            <w:r>
+              <w:t xml:space="preserve"> </w:t>
+            </w:r>
+            <w:r>
+              <w:t xml:space="preserve">directory</w:t>
+            </w:r>
+          </w:p>
+        </w:tc>
+        <w:tc>
+          <w:tcPr/>
+          <w:p>
+            <w:pPr>
+              <w:pStyle w:val="Compact"/>
+            </w:pPr>
+            <w:r>
+              <w:t xml:space="preserve">Tauri + system webview (WebKit on macOS, WebView2 on Win)</w:t>
+            </w:r>
+          </w:p>
+        </w:tc>
+      </w:tr>
+      <w:tr>
+        <w:tc>
+          <w:tcPr/>
+          <w:p>
+            <w:pPr>
+              <w:pStyle w:val="Compact"/>
+            </w:pPr>
+            <w:r>
+              <w:rPr>
+                <w:rStyle w:val="VerbatimChar"/>
+              </w:rPr>
+              <w:t xml:space="preserve">desktop-browser-gecko</w:t>
+            </w:r>
+          </w:p>
+        </w:tc>
+        <w:tc>
+          <w:tcPr/>
+          <w:p>
+            <w:pPr>
+              <w:pStyle w:val="Compact"/>
+            </w:pPr>
+            <w:r>
+              <w:rPr>
+                <w:rStyle w:val="VerbatimChar"/>
+              </w:rPr>
+              <w:t xml:space="preserve">mozilla-central/</w:t>
+            </w:r>
+            <w:r>
+              <w:t xml:space="preserve"> </w:t>
+            </w:r>
+            <w:r>
+              <w:t xml:space="preserve">OR</w:t>
+            </w:r>
+            <w:r>
+              <w:t xml:space="preserve"> </w:t>
+            </w:r>
+            <w:r>
+              <w:rPr>
+                <w:rStyle w:val="VerbatimChar"/>
+              </w:rPr>
+              <w:t xml:space="preserve">xpcom/</w:t>
+            </w:r>
+          </w:p>
+        </w:tc>
+        <w:tc>
+          <w:tcPr/>
+          <w:p>
+            <w:pPr>
+              <w:pStyle w:val="Compact"/>
+            </w:pPr>
+            <w:r>
+              <w:t xml:space="preserve">Gecko / Firefox fork</w:t>
+            </w:r>
+          </w:p>
+        </w:tc>
+      </w:tr>
+      <w:tr>
+        <w:tc>
+          <w:tcPr/>
+          <w:p>
+            <w:pPr>
+              <w:pStyle w:val="Compact"/>
+            </w:pPr>
+            <w:r>
+              <w:rPr>
+                <w:rStyle w:val="VerbatimChar"/>
+              </w:rPr>
+              <w:t xml:space="preserve">desktop-browser-novel</w:t>
+            </w:r>
+          </w:p>
+        </w:tc>
+        <w:tc>
+          <w:tcPr/>
+          <w:p>
+            <w:pPr>
+              <w:pStyle w:val="Compact"/>
+            </w:pPr>
+            <w:r>
+              <w:t xml:space="preserve">Explicit declaration only</w:t>
+            </w:r>
+          </w:p>
+        </w:tc>
+        <w:tc>
+          <w:tcPr/>
+          <w:p>
+            <w:pPr>
+              <w:pStyle w:val="Compact"/>
+            </w:pPr>
+            <w:r>
+              <w:t xml:space="preserve">Servo / Ladybird / from-scratch (no canonical heuristic)</w:t>
+            </w:r>
+          </w:p>
+        </w:tc>
+      </w:tr>
+    </w:tbl>
+    <w:bookmarkEnd w:id="111"/>
+    <w:bookmarkStart w:id="112" w:name="z4-gate-25-e2e-browser--script-contract"/>
+    <w:p>
+      <w:pPr>
+        <w:pStyle w:val="Heading3"/>
+      </w:pPr>
+      <w:r>
+        <w:t xml:space="preserve">Z.4</w:t>
+      </w:r>
+      <w:r>
+        <w:t xml:space="preserve"> </w:t>
+      </w:r>
+      <w:r>
+        <w:rPr>
+          <w:rStyle w:val="VerbatimChar"/>
+        </w:rPr>
+        <w:t xml:space="preserve">GATE-25-E2E-BROWSER</w:t>
+      </w:r>
+      <w:r>
+        <w:t xml:space="preserve"> </w:t>
+      </w:r>
+      <w:r>
+        <w:t xml:space="preserve">— script contract</w:t>
+      </w:r>
+    </w:p>
+    <w:p>
+      <w:pPr>
+        <w:pStyle w:val="FirstParagraph"/>
+      </w:pPr>
+      <w:r>
+        <w:rPr>
+          <w:rStyle w:val="VerbatimChar"/>
+        </w:rPr>
+        <w:t xml:space="preserve">scripts/mechanical/e2e-browser.sh</w:t>
+      </w:r>
+      <w:r>
+        <w:t xml:space="preserve">:</w:t>
+      </w:r>
+    </w:p>
+    <w:tbl>
+      <w:tblPr>
+        <w:tblStyle w:val="Table"/>
+        <w:tblW w:type="auto" w:w="0"/>
+        <w:tblLook w:firstRow="1" w:lastRow="0" w:firstColumn="0" w:lastColumn="0" w:noHBand="0" w:noVBand="0" w:val="0020"/>
+      </w:tblPr>
+      <w:tblGrid>
+        <w:gridCol w:w="2640"/>
+        <w:gridCol w:w="2640"/>
+        <w:gridCol w:w="2640"/>
+      </w:tblGrid>
+      <w:tr>
+        <w:trPr>
+          <w:tblHeader w:val="on"/>
+        </w:trPr>
+        <w:tc>
+          <w:tcPr/>
+          <w:p>
+            <w:pPr>
+              <w:pStyle w:val="Compact"/>
+            </w:pPr>
+            <w:r>
+              <w:t xml:space="preserve">Input</w:t>
+            </w:r>
+          </w:p>
+        </w:tc>
+        <w:tc>
+          <w:tcPr/>
+          <w:p>
+            <w:pPr>
+              <w:pStyle w:val="Compact"/>
+            </w:pPr>
+            <w:r>
+              <w:t xml:space="preserve">Source</w:t>
+            </w:r>
+          </w:p>
+        </w:tc>
+        <w:tc>
+          <w:tcPr/>
+          <w:p>
+            <w:pPr>
+              <w:pStyle w:val="Compact"/>
+            </w:pPr>
+            <w:r>
+              <w:t xml:space="preserve">Default</w:t>
+            </w:r>
+          </w:p>
+        </w:tc>
+      </w:tr>
+      <w:tr>
+        <w:tc>
+          <w:tcPr/>
+          <w:p>
+            <w:pPr>
+              <w:pStyle w:val="Compact"/>
+            </w:pPr>
+            <w:r>
+              <w:rPr>
+                <w:rStyle w:val="VerbatimChar"/>
+              </w:rPr>
+              <w:t xml:space="preserve">project_type</w:t>
+            </w:r>
+          </w:p>
+        </w:tc>
+        <w:tc>
+          <w:tcPr/>
+          <w:p>
+            <w:pPr>
+              <w:pStyle w:val="Compact"/>
+            </w:pPr>
+            <w:r>
+              <w:rPr>
+                <w:rStyle w:val="VerbatimChar"/>
+              </w:rPr>
+              <w:t xml:space="preserve">.build-anything.json</w:t>
+            </w:r>
+          </w:p>
+        </w:tc>
+        <w:tc>
+          <w:tcPr/>
+          <w:p>
+            <w:pPr>
+              <w:pStyle w:val="Compact"/>
+            </w:pPr>
+            <w:r>
+              <w:rPr>
+                <w:rStyle w:val="VerbatimChar"/>
+              </w:rPr>
+              <w:t xml:space="preserve">backend</w:t>
+            </w:r>
+          </w:p>
+        </w:tc>
+      </w:tr>
+      <w:tr>
+        <w:tc>
+          <w:tcPr/>
+          <w:p>
+            <w:pPr>
+              <w:pStyle w:val="Compact"/>
+            </w:pPr>
+            <w:r>
+              <w:rPr>
+                <w:rStyle w:val="VerbatimChar"/>
+              </w:rPr>
+              <w:t xml:space="preserve">browser.binary_path</w:t>
+            </w:r>
+          </w:p>
+        </w:tc>
+        <w:tc>
+          <w:tcPr/>
+          <w:p>
+            <w:pPr>
+              <w:pStyle w:val="Compact"/>
+            </w:pPr>
+            <w:r>
+              <w:rPr>
+                <w:rStyle w:val="VerbatimChar"/>
+              </w:rPr>
+              <w:t xml:space="preserve">.build-anything.json</w:t>
+            </w:r>
+          </w:p>
+        </w:tc>
+        <w:tc>
+          <w:tcPr/>
+          <w:p>
+            <w:pPr>
+              <w:pStyle w:val="Compact"/>
+            </w:pPr>
+            <w:r>
+              <w:t xml:space="preserve">(required for desktop-browser-*)</w:t>
+            </w:r>
+          </w:p>
+        </w:tc>
+      </w:tr>
+      <w:tr>
+        <w:tc>
+          <w:tcPr/>
+          <w:p>
+            <w:pPr>
+              <w:pStyle w:val="Compact"/>
+            </w:pPr>
+            <w:r>
+              <w:rPr>
+                <w:rStyle w:val="VerbatimChar"/>
+              </w:rPr>
+              <w:t xml:space="preserve">browser.driver</w:t>
+            </w:r>
+          </w:p>
+        </w:tc>
+        <w:tc>
+          <w:tcPr/>
+          <w:p>
+            <w:pPr>
+              <w:pStyle w:val="Compact"/>
+            </w:pPr>
+            <w:r>
+              <w:rPr>
+                <w:rStyle w:val="VerbatimChar"/>
+              </w:rPr>
+              <w:t xml:space="preserve">.build-anything.json</w:t>
+            </w:r>
+          </w:p>
+        </w:tc>
+        <w:tc>
+          <w:tcPr/>
+          <w:p>
+            <w:pPr>
+              <w:pStyle w:val="Compact"/>
+            </w:pPr>
+            <w:r>
+              <w:rPr>
+                <w:rStyle w:val="VerbatimChar"/>
+              </w:rPr>
+              <w:t xml:space="preserve">cdp</w:t>
+            </w:r>
+            <w:r>
+              <w:t xml:space="preserve"> </w:t>
+            </w:r>
+            <w:r>
+              <w:t xml:space="preserve">(alternative:</w:t>
+            </w:r>
+            <w:r>
+              <w:t xml:space="preserve"> </w:t>
+            </w:r>
+            <w:r>
+              <w:rPr>
+                <w:rStyle w:val="VerbatimChar"/>
+              </w:rPr>
+              <w:t xml:space="preserve">webdriver</w:t>
+            </w:r>
+            <w:r>
+              <w:t xml:space="preserve">)</w:t>
+            </w:r>
+          </w:p>
+        </w:tc>
+      </w:tr>
+      <w:tr>
+        <w:tc>
+          <w:tcPr/>
+          <w:p>
+            <w:pPr>
+              <w:pStyle w:val="Compact"/>
+            </w:pPr>
+            <w:r>
+              <w:rPr>
+                <w:rStyle w:val="VerbatimChar"/>
+              </w:rPr>
+              <w:t xml:space="preserve">browser.journeys_dir</w:t>
+            </w:r>
+          </w:p>
+        </w:tc>
+        <w:tc>
+          <w:tcPr/>
+          <w:p>
+            <w:pPr>
+              <w:pStyle w:val="Compact"/>
+            </w:pPr>
+            <w:r>
+              <w:rPr>
+                <w:rStyle w:val="VerbatimChar"/>
+              </w:rPr>
+              <w:t xml:space="preserve">.build-anything.json</w:t>
+            </w:r>
+          </w:p>
+        </w:tc>
+        <w:tc>
+          <w:tcPr/>
+          <w:p>
+            <w:pPr>
+              <w:pStyle w:val="Compact"/>
+            </w:pPr>
+            <w:r>
+              <w:rPr>
+                <w:rStyle w:val="VerbatimChar"/>
+              </w:rPr>
+              <w:t xml:space="preserve">.browser-journeys</w:t>
+            </w:r>
+          </w:p>
+        </w:tc>
+      </w:tr>
+      <w:tr>
+        <w:tc>
+          <w:tcPr/>
+          <w:p>
+            <w:pPr>
+              <w:pStyle w:val="Compact"/>
+            </w:pPr>
+            <w:r>
+              <w:rPr>
+                <w:rStyle w:val="VerbatimChar"/>
+              </w:rPr>
+              <w:t xml:space="preserve">browser.run_cmd</w:t>
+            </w:r>
+          </w:p>
+        </w:tc>
+        <w:tc>
+          <w:tcPr/>
+          <w:p>
+            <w:pPr>
+              <w:pStyle w:val="Compact"/>
+            </w:pPr>
+            <w:r>
+              <w:rPr>
+                <w:rStyle w:val="VerbatimChar"/>
+              </w:rPr>
+              <w:t xml:space="preserve">.build-anything.json</w:t>
+            </w:r>
+          </w:p>
+        </w:tc>
+        <w:tc>
+          <w:tcPr/>
+          <w:p>
+            <w:pPr>
+              <w:pStyle w:val="Compact"/>
+            </w:pPr>
+            <w:r>
+              <w:rPr>
+                <w:rStyle w:val="VerbatimChar"/>
+              </w:rPr>
+              <w:t xml:space="preserve">_browser-cdp-runner.sh</w:t>
+            </w:r>
+            <w:r>
+              <w:t xml:space="preserve"> </w:t>
+            </w:r>
+            <w:r>
+              <w:t xml:space="preserve">(bundled default; atoms can override with geckodriver / safaridriver / tauri-driver / custom harness)</w:t>
+            </w:r>
+          </w:p>
+        </w:tc>
+      </w:tr>
+      <w:tr>
+        <w:tc>
+          <w:tcPr/>
+          <w:p>
+            <w:pPr>
+              <w:pStyle w:val="Compact"/>
+            </w:pPr>
+            <w:r>
+              <w:rPr>
+                <w:rStyle w:val="VerbatimChar"/>
+              </w:rPr>
+              <w:t xml:space="preserve">browser.startup_timeout_s</w:t>
+            </w:r>
+          </w:p>
+        </w:tc>
+        <w:tc>
+          <w:tcPr/>
+          <w:p>
+            <w:pPr>
+              <w:pStyle w:val="Compact"/>
+            </w:pPr>
+            <w:r>
+              <w:rPr>
+                <w:rStyle w:val="VerbatimChar"/>
+              </w:rPr>
+              <w:t xml:space="preserve">.build-anything.json</w:t>
+            </w:r>
+          </w:p>
+        </w:tc>
+        <w:tc>
+          <w:tcPr/>
+          <w:p>
+            <w:pPr>
+              <w:pStyle w:val="Compact"/>
+            </w:pPr>
+            <w:r>
+              <w:rPr>
+                <w:rStyle w:val="VerbatimChar"/>
+              </w:rPr>
+              <w:t xml:space="preserve">30</w:t>
+            </w:r>
+          </w:p>
+        </w:tc>
+      </w:tr>
+    </w:tbl>
+    <w:p>
+      <w:pPr>
+        <w:pStyle w:val="BodyText"/>
+      </w:pPr>
+      <w:r>
+        <w:t xml:space="preserve">Outputs</w:t>
+      </w:r>
+      <w:r>
+        <w:t xml:space="preserve"> </w:t>
+      </w:r>
+      <w:r>
+        <w:rPr>
+          <w:rStyle w:val="VerbatimChar"/>
+        </w:rPr>
+        <w:t xml:space="preserve">{atom_dir}/gate-mechanical/e2e-browser.json</w:t>
+      </w:r>
+      <w:r>
+        <w:t xml:space="preserve">:</w:t>
+      </w:r>
+    </w:p>
+    <w:p>
+      <w:pPr>
+        <w:pStyle w:val="SourceCode"/>
+      </w:pPr>
+      <w:r>
+        <w:rPr>
+          <w:rStyle w:val="FunctionTok"/>
+        </w:rPr>
+        <w:t xml:space="preserve">{</w:t>
+      </w:r>
+      <w:r>
+        <w:br/>
+      </w:r>
+      <w:r>
+        <w:rPr>
+          <w:rStyle w:val="NormalTok"/>
+        </w:rPr>
+        <w:t xml:space="preserve">  </w:t>
+      </w:r>
+      <w:r>
+        <w:rPr>
+          <w:rStyle w:val="DataTypeTok"/>
+        </w:rPr>
+        <w:t xml:space="preserve">"gate"</w:t>
+      </w:r>
+      <w:r>
+        <w:rPr>
+          <w:rStyle w:val="FunctionTok"/>
+        </w:rPr>
+        <w:t xml:space="preserve">:</w:t>
+      </w:r>
+      <w:r>
+        <w:rPr>
+          <w:rStyle w:val="NormalTok"/>
+        </w:rPr>
+        <w:t xml:space="preserve"> </w:t>
+      </w:r>
+      <w:r>
+        <w:rPr>
+          <w:rStyle w:val="StringTok"/>
+        </w:rPr>
+        <w:t xml:space="preserve">"GATE-25-E2E-BROWSER"</w:t>
+      </w:r>
+      <w:r>
+        <w:rPr>
+          <w:rStyle w:val="FunctionTok"/>
+        </w:rPr>
+        <w:t xml:space="preserve">,</w:t>
+      </w:r>
+      <w:r>
+        <w:br/>
+      </w:r>
+      <w:r>
+        <w:rPr>
+          <w:rStyle w:val="NormalTok"/>
+        </w:rPr>
+        <w:t xml:space="preserve">  </w:t>
+      </w:r>
+      <w:r>
+        <w:rPr>
+          <w:rStyle w:val="DataTypeTok"/>
+        </w:rPr>
+        <w:t xml:space="preserve">"passed"</w:t>
+      </w:r>
+      <w:r>
+        <w:rPr>
+          <w:rStyle w:val="FunctionTok"/>
+        </w:rPr>
+        <w:t xml:space="preserve">:</w:t>
+      </w:r>
+      <w:r>
+        <w:rPr>
+          <w:rStyle w:val="NormalTok"/>
+        </w:rPr>
+        <w:t xml:space="preserve"> </w:t>
+      </w:r>
+      <w:r>
+        <w:rPr>
+          <w:rStyle w:val="KeywordTok"/>
+        </w:rPr>
+        <w:t xml:space="preserve">true</w:t>
+      </w:r>
+      <w:r>
+        <w:rPr>
+          <w:rStyle w:val="NormalTok"/>
+        </w:rPr>
+        <w:t xml:space="preserve"> </w:t>
+      </w:r>
+      <w:r>
+        <w:rPr>
+          <w:rStyle w:val="ErrorTok"/>
+        </w:rPr>
+        <w:t xml:space="preserve">|</w:t>
+      </w:r>
+      <w:r>
+        <w:rPr>
+          <w:rStyle w:val="NormalTok"/>
+        </w:rPr>
+        <w:t xml:space="preserve"> </w:t>
+      </w:r>
+      <w:r>
+        <w:rPr>
+          <w:rStyle w:val="KeywordTok"/>
+        </w:rPr>
+        <w:t xml:space="preserve">false</w:t>
+      </w:r>
+      <w:r>
+        <w:rPr>
+          <w:rStyle w:val="NormalTok"/>
+        </w:rPr>
+        <w:t xml:space="preserve"> </w:t>
+      </w:r>
+      <w:r>
+        <w:rPr>
+          <w:rStyle w:val="ErrorTok"/>
+        </w:rPr>
+        <w:t xml:space="preserve">|</w:t>
+      </w:r>
+      <w:r>
+        <w:rPr>
+          <w:rStyle w:val="NormalTok"/>
+        </w:rPr>
+        <w:t xml:space="preserve"> </w:t>
+      </w:r>
+      <w:r>
+        <w:rPr>
+          <w:rStyle w:val="KeywordTok"/>
+        </w:rPr>
+        <w:t xml:space="preserve">null</w:t>
+      </w:r>
+      <w:r>
+        <w:rPr>
+          <w:rStyle w:val="FunctionTok"/>
+        </w:rPr>
+        <w:t xml:space="preserve">,</w:t>
+      </w:r>
+      <w:r>
+        <w:br/>
+      </w:r>
+      <w:r>
+        <w:rPr>
+          <w:rStyle w:val="NormalTok"/>
+        </w:rPr>
+        <w:t xml:space="preserve">  </w:t>
+      </w:r>
+      <w:r>
+        <w:rPr>
+          <w:rStyle w:val="DataTypeTok"/>
+        </w:rPr>
+        <w:t xml:space="preserve">"verdict"</w:t>
+      </w:r>
+      <w:r>
+        <w:rPr>
+          <w:rStyle w:val="FunctionTok"/>
+        </w:rPr>
+        <w:t xml:space="preserve">:</w:t>
+      </w:r>
+      <w:r>
+        <w:rPr>
+          <w:rStyle w:val="NormalTok"/>
+        </w:rPr>
+        <w:t xml:space="preserve"> </w:t>
+      </w:r>
+      <w:r>
+        <w:rPr>
+          <w:rStyle w:val="StringTok"/>
+        </w:rPr>
+        <w:t xml:space="preserve">"PASS"</w:t>
+      </w:r>
+      <w:r>
+        <w:rPr>
+          <w:rStyle w:val="NormalTok"/>
+        </w:rPr>
+        <w:t xml:space="preserve"> </w:t>
+      </w:r>
+      <w:r>
+        <w:rPr>
+          <w:rStyle w:val="ErrorTok"/>
+        </w:rPr>
+        <w:t xml:space="preserve">|</w:t>
+      </w:r>
+      <w:r>
+        <w:rPr>
+          <w:rStyle w:val="NormalTok"/>
+        </w:rPr>
+        <w:t xml:space="preserve"> </w:t>
+      </w:r>
+      <w:r>
+        <w:rPr>
+          <w:rStyle w:val="StringTok"/>
+        </w:rPr>
+        <w:t xml:space="preserve">"FAIL"</w:t>
+      </w:r>
+      <w:r>
+        <w:rPr>
+          <w:rStyle w:val="NormalTok"/>
+        </w:rPr>
+        <w:t xml:space="preserve"> </w:t>
+      </w:r>
+      <w:r>
+        <w:rPr>
+          <w:rStyle w:val="ErrorTok"/>
+        </w:rPr>
+        <w:t xml:space="preserve">|</w:t>
+      </w:r>
+      <w:r>
+        <w:rPr>
+          <w:rStyle w:val="NormalTok"/>
+        </w:rPr>
+        <w:t xml:space="preserve"> </w:t>
+      </w:r>
+      <w:r>
+        <w:rPr>
+          <w:rStyle w:val="StringTok"/>
+        </w:rPr>
+        <w:t xml:space="preserve">"N/A_PENDING_REVIEWER"</w:t>
+      </w:r>
+      <w:r>
+        <w:rPr>
+          <w:rStyle w:val="FunctionTok"/>
+        </w:rPr>
+        <w:t xml:space="preserve">,</w:t>
+      </w:r>
+      <w:r>
+        <w:br/>
+      </w:r>
+      <w:r>
+        <w:rPr>
+          <w:rStyle w:val="NormalTok"/>
+        </w:rPr>
+        <w:t xml:space="preserve">  </w:t>
+      </w:r>
+      <w:r>
+        <w:rPr>
+          <w:rStyle w:val="DataTypeTok"/>
+        </w:rPr>
+        <w:t xml:space="preserve">"evidence"</w:t>
+      </w:r>
+      <w:r>
+        <w:rPr>
+          <w:rStyle w:val="FunctionTok"/>
+        </w:rPr>
+        <w:t xml:space="preserve">:</w:t>
+      </w:r>
+      <w:r>
+        <w:rPr>
+          <w:rStyle w:val="NormalTok"/>
+        </w:rPr>
+        <w:t xml:space="preserve"> </w:t>
+      </w:r>
+      <w:r>
+        <w:rPr>
+          <w:rStyle w:val="FunctionTok"/>
+        </w:rPr>
+        <w:t xml:space="preserve">{</w:t>
+      </w:r>
+      <w:r>
+        <w:rPr>
+          <w:rStyle w:val="NormalTok"/>
+        </w:rPr>
+        <w:t xml:space="preserve"> </w:t>
+      </w:r>
+      <w:r>
+        <w:rPr>
+          <w:rStyle w:val="DataTypeTok"/>
+        </w:rPr>
+        <w:t xml:space="preserve">"binary_path"</w:t>
+      </w:r>
+      <w:r>
+        <w:rPr>
+          <w:rStyle w:val="FunctionTok"/>
+        </w:rPr>
+        <w:t xml:space="preserve">:</w:t>
+      </w:r>
+      <w:r>
+        <w:rPr>
+          <w:rStyle w:val="NormalTok"/>
+        </w:rPr>
+        <w:t xml:space="preserve"> </w:t>
+      </w:r>
+      <w:r>
+        <w:rPr>
+          <w:rStyle w:val="StringTok"/>
+        </w:rPr>
+        <w:t xml:space="preserve">"…"</w:t>
+      </w:r>
+      <w:r>
+        <w:rPr>
+          <w:rStyle w:val="FunctionTok"/>
+        </w:rPr>
+        <w:t xml:space="preserve">,</w:t>
+      </w:r>
+      <w:r>
+        <w:rPr>
+          <w:rStyle w:val="NormalTok"/>
+        </w:rPr>
+        <w:t xml:space="preserve"> </w:t>
+      </w:r>
+      <w:r>
+        <w:rPr>
+          <w:rStyle w:val="DataTypeTok"/>
+        </w:rPr>
+        <w:t xml:space="preserve">"driver"</w:t>
+      </w:r>
+      <w:r>
+        <w:rPr>
+          <w:rStyle w:val="FunctionTok"/>
+        </w:rPr>
+        <w:t xml:space="preserve">:</w:t>
+      </w:r>
+      <w:r>
+        <w:rPr>
+          <w:rStyle w:val="NormalTok"/>
+        </w:rPr>
+        <w:t xml:space="preserve"> </w:t>
+      </w:r>
+      <w:r>
+        <w:rPr>
+          <w:rStyle w:val="StringTok"/>
+        </w:rPr>
+        <w:t xml:space="preserve">"cdp"</w:t>
+      </w:r>
+      <w:r>
+        <w:rPr>
+          <w:rStyle w:val="FunctionTok"/>
+        </w:rPr>
+        <w:t xml:space="preserve">,</w:t>
+      </w:r>
+      <w:r>
+        <w:rPr>
+          <w:rStyle w:val="NormalTok"/>
+        </w:rPr>
+        <w:t xml:space="preserve"> </w:t>
+      </w:r>
+      <w:r>
+        <w:rPr>
+          <w:rStyle w:val="DataTypeTok"/>
+        </w:rPr>
+        <w:t xml:space="preserve">"journey_count"</w:t>
+      </w:r>
+      <w:r>
+        <w:rPr>
+          <w:rStyle w:val="FunctionTok"/>
+        </w:rPr>
+        <w:t xml:space="preserve">:</w:t>
+      </w:r>
+      <w:r>
+        <w:rPr>
+          <w:rStyle w:val="NormalTok"/>
+        </w:rPr>
+        <w:t xml:space="preserve"> </w:t>
+      </w:r>
+      <w:r>
+        <w:rPr>
+          <w:rStyle w:val="DecValTok"/>
+        </w:rPr>
+        <w:t xml:space="preserve">5</w:t>
+      </w:r>
+      <w:r>
+        <w:rPr>
+          <w:rStyle w:val="FunctionTok"/>
+        </w:rPr>
+        <w:t xml:space="preserve">,</w:t>
+      </w:r>
+      <w:r>
+        <w:rPr>
+          <w:rStyle w:val="NormalTok"/>
+        </w:rPr>
+        <w:t xml:space="preserve"> </w:t>
+      </w:r>
+      <w:r>
+        <w:rPr>
+          <w:rStyle w:val="DataTypeTok"/>
+        </w:rPr>
+        <w:t xml:space="preserve">"passed"</w:t>
+      </w:r>
+      <w:r>
+        <w:rPr>
+          <w:rStyle w:val="FunctionTok"/>
+        </w:rPr>
+        <w:t xml:space="preserve">:</w:t>
+      </w:r>
+      <w:r>
+        <w:rPr>
+          <w:rStyle w:val="NormalTok"/>
+        </w:rPr>
+        <w:t xml:space="preserve"> </w:t>
+      </w:r>
+      <w:r>
+        <w:rPr>
+          <w:rStyle w:val="DecValTok"/>
+        </w:rPr>
+        <w:t xml:space="preserve">5</w:t>
+      </w:r>
+      <w:r>
+        <w:rPr>
+          <w:rStyle w:val="FunctionTok"/>
+        </w:rPr>
+        <w:t xml:space="preserve">,</w:t>
+      </w:r>
+      <w:r>
+        <w:rPr>
+          <w:rStyle w:val="NormalTok"/>
+        </w:rPr>
+        <w:t xml:space="preserve"> </w:t>
+      </w:r>
+      <w:r>
+        <w:rPr>
+          <w:rStyle w:val="DataTypeTok"/>
+        </w:rPr>
+        <w:t xml:space="preserve">"failed"</w:t>
+      </w:r>
+      <w:r>
+        <w:rPr>
+          <w:rStyle w:val="FunctionTok"/>
+        </w:rPr>
+        <w:t xml:space="preserve">:</w:t>
+      </w:r>
+      <w:r>
+        <w:rPr>
+          <w:rStyle w:val="NormalTok"/>
+        </w:rPr>
+        <w:t xml:space="preserve"> </w:t>
+      </w:r>
+      <w:r>
+        <w:rPr>
+          <w:rStyle w:val="DecValTok"/>
+        </w:rPr>
+        <w:t xml:space="preserve">0</w:t>
+      </w:r>
+      <w:r>
+        <w:rPr>
+          <w:rStyle w:val="FunctionTok"/>
+        </w:rPr>
+        <w:t xml:space="preserve">,</w:t>
+      </w:r>
+      <w:r>
+        <w:rPr>
+          <w:rStyle w:val="NormalTok"/>
+        </w:rPr>
+        <w:t xml:space="preserve"> </w:t>
+      </w:r>
+      <w:r>
+        <w:rPr>
+          <w:rStyle w:val="DataTypeTok"/>
+        </w:rPr>
+        <w:t xml:space="preserve">"exit_code"</w:t>
+      </w:r>
+      <w:r>
+        <w:rPr>
+          <w:rStyle w:val="FunctionTok"/>
+        </w:rPr>
+        <w:t xml:space="preserve">:</w:t>
+      </w:r>
+      <w:r>
+        <w:rPr>
+          <w:rStyle w:val="NormalTok"/>
+        </w:rPr>
+        <w:t xml:space="preserve"> </w:t>
+      </w:r>
+      <w:r>
+        <w:rPr>
+          <w:rStyle w:val="DecValTok"/>
+        </w:rPr>
+        <w:t xml:space="preserve">0</w:t>
+      </w:r>
+      <w:r>
+        <w:rPr>
+          <w:rStyle w:val="FunctionTok"/>
+        </w:rPr>
+        <w:t xml:space="preserve">,</w:t>
+      </w:r>
+      <w:r>
+        <w:rPr>
+          <w:rStyle w:val="NormalTok"/>
+        </w:rPr>
+        <w:t xml:space="preserve"> </w:t>
+      </w:r>
+      <w:r>
+        <w:rPr>
+          <w:rStyle w:val="DataTypeTok"/>
+        </w:rPr>
+        <w:t xml:space="preserve">"tail_log"</w:t>
+      </w:r>
+      <w:r>
+        <w:rPr>
+          <w:rStyle w:val="FunctionTok"/>
+        </w:rPr>
+        <w:t xml:space="preserve">:</w:t>
+      </w:r>
+      <w:r>
+        <w:rPr>
+          <w:rStyle w:val="NormalTok"/>
+        </w:rPr>
+        <w:t xml:space="preserve"> </w:t>
+      </w:r>
+      <w:r>
+        <w:rPr>
+          <w:rStyle w:val="StringTok"/>
+        </w:rPr>
+        <w:t xml:space="preserve">"…"</w:t>
+      </w:r>
+      <w:r>
+        <w:rPr>
+          <w:rStyle w:val="NormalTok"/>
+        </w:rPr>
+        <w:t xml:space="preserve"> </w:t>
+      </w:r>
+      <w:r>
+        <w:rPr>
+          <w:rStyle w:val="FunctionTok"/>
+        </w:rPr>
+        <w:t xml:space="preserve">},</w:t>
+      </w:r>
+      <w:r>
+        <w:br/>
+      </w:r>
+      <w:r>
+        <w:rPr>
+          <w:rStyle w:val="NormalTok"/>
+        </w:rPr>
+        <w:t xml:space="preserve">  </w:t>
+      </w:r>
+      <w:r>
+        <w:rPr>
+          <w:rStyle w:val="DataTypeTok"/>
+        </w:rPr>
+        <w:t xml:space="preserve">"ran_at"</w:t>
+      </w:r>
+      <w:r>
+        <w:rPr>
+          <w:rStyle w:val="FunctionTok"/>
+        </w:rPr>
+        <w:t xml:space="preserve">:</w:t>
+      </w:r>
+      <w:r>
+        <w:rPr>
+          <w:rStyle w:val="NormalTok"/>
+        </w:rPr>
+        <w:t xml:space="preserve"> </w:t>
+      </w:r>
+      <w:r>
+        <w:rPr>
+          <w:rStyle w:val="StringTok"/>
+        </w:rPr>
+        <w:t xml:space="preserve">"2026-05-27T16:18:00Z"</w:t>
+      </w:r>
+      <w:r>
+        <w:br/>
+      </w:r>
+      <w:r>
+        <w:rPr>
+          <w:rStyle w:val="FunctionTok"/>
+        </w:rPr>
+        <w:t xml:space="preserve">}</w:t>
+      </w:r>
+    </w:p>
+    <w:p>
+      <w:pPr>
+        <w:pStyle w:val="FirstParagraph"/>
+      </w:pPr>
+      <w:r>
+        <w:t xml:space="preserve">LAW-F6 rules:</w:t>
+      </w:r>
+    </w:p>
+    <w:p>
+      <w:pPr>
+        <w:pStyle w:val="Compact"/>
+        <w:numPr>
+          <w:ilvl w:val="0"/>
+          <w:numId w:val="1051"/>
+        </w:numPr>
+      </w:pPr>
+      <w:r>
+        <w:rPr>
+          <w:rStyle w:val="VerbatimChar"/>
+        </w:rPr>
+        <w:t xml:space="preserve">project_type</w:t>
+      </w:r>
+      <w:r>
+        <w:t xml:space="preserve"> </w:t>
+      </w:r>
+      <w:r>
+        <w:t xml:space="preserve">NOT</w:t>
+      </w:r>
+      <w:r>
+        <w:t xml:space="preserve"> </w:t>
+      </w:r>
+      <w:r>
+        <w:rPr>
+          <w:rStyle w:val="VerbatimChar"/>
+        </w:rPr>
+        <w:t xml:space="preserve">desktop-browser-*</w:t>
+      </w:r>
+      <w:r>
+        <w:t xml:space="preserve"> </w:t>
+      </w:r>
+      <w:r>
+        <w:t xml:space="preserve">→</w:t>
+      </w:r>
+      <w:r>
+        <w:t xml:space="preserve"> </w:t>
+      </w:r>
+      <w:r>
+        <w:rPr>
+          <w:rStyle w:val="VerbatimChar"/>
+        </w:rPr>
+        <w:t xml:space="preserve">N/A_PENDING_REVIEWER</w:t>
+      </w:r>
+      <w:r>
+        <w:t xml:space="preserve"> </w:t>
+      </w:r>
+      <w:r>
+        <w:t xml:space="preserve">(other E2E gates cover web/mobile).</w:t>
+      </w:r>
+    </w:p>
+    <w:p>
+      <w:pPr>
+        <w:pStyle w:val="Compact"/>
+        <w:numPr>
+          <w:ilvl w:val="0"/>
+          <w:numId w:val="1051"/>
+        </w:numPr>
+      </w:pPr>
+      <w:r>
+        <w:rPr>
+          <w:rStyle w:val="VerbatimChar"/>
+        </w:rPr>
+        <w:t xml:space="preserve">project_type ∈ desktop-browser-*</w:t>
+      </w:r>
+      <w:r>
+        <w:t xml:space="preserve"> </w:t>
+      </w:r>
+      <w:r>
+        <w:t xml:space="preserve">AND</w:t>
+      </w:r>
+      <w:r>
+        <w:t xml:space="preserve"> </w:t>
+      </w:r>
+      <w:r>
+        <w:rPr>
+          <w:rStyle w:val="VerbatimChar"/>
+        </w:rPr>
+        <w:t xml:space="preserve">browser.binary_path</w:t>
+      </w:r>
+      <w:r>
+        <w:t xml:space="preserve"> </w:t>
+      </w:r>
+      <w:r>
+        <w:t xml:space="preserve">empty →</w:t>
+      </w:r>
+      <w:r>
+        <w:t xml:space="preserve"> </w:t>
+      </w:r>
+      <w:r>
+        <w:rPr>
+          <w:rStyle w:val="VerbatimChar"/>
+        </w:rPr>
+        <w:t xml:space="preserve">FAIL</w:t>
+      </w:r>
+      <w:r>
+        <w:t xml:space="preserve">.</w:t>
+      </w:r>
+    </w:p>
+    <w:p>
+      <w:pPr>
+        <w:pStyle w:val="Compact"/>
+        <w:numPr>
+          <w:ilvl w:val="0"/>
+          <w:numId w:val="1051"/>
+        </w:numPr>
+      </w:pPr>
+      <w:r>
+        <w:rPr>
+          <w:rStyle w:val="VerbatimChar"/>
+        </w:rPr>
+        <w:t xml:space="preserve">browser.binary_path</w:t>
+      </w:r>
+      <w:r>
+        <w:t xml:space="preserve"> </w:t>
+      </w:r>
+      <w:r>
+        <w:t xml:space="preserve">set but file does not exist →</w:t>
+      </w:r>
+      <w:r>
+        <w:t xml:space="preserve"> </w:t>
+      </w:r>
+      <w:r>
+        <w:rPr>
+          <w:rStyle w:val="VerbatimChar"/>
+        </w:rPr>
+        <w:t xml:space="preserve">FAIL</w:t>
+      </w:r>
+      <w:r>
+        <w:t xml:space="preserve">.</w:t>
+      </w:r>
+    </w:p>
+    <w:p>
+      <w:pPr>
+        <w:pStyle w:val="Compact"/>
+        <w:numPr>
+          <w:ilvl w:val="0"/>
+          <w:numId w:val="1051"/>
+        </w:numPr>
+      </w:pPr>
+      <w:r>
+        <w:rPr>
+          <w:rStyle w:val="VerbatimChar"/>
+        </w:rPr>
+        <w:t xml:space="preserve">journeys_dir</w:t>
+      </w:r>
+      <w:r>
+        <w:t xml:space="preserve"> </w:t>
+      </w:r>
+      <w:r>
+        <w:t xml:space="preserve">absent OR contains 0 journey files (</w:t>
+      </w:r>
+      <w:r>
+        <w:rPr>
+          <w:rStyle w:val="VerbatimChar"/>
+        </w:rPr>
+        <w:t xml:space="preserve">*.json</w:t>
+      </w:r>
+      <w:r>
+        <w:t xml:space="preserve"> </w:t>
+      </w:r>
+      <w:r>
+        <w:t xml:space="preserve">/</w:t>
+      </w:r>
+      <w:r>
+        <w:t xml:space="preserve"> </w:t>
+      </w:r>
+      <w:r>
+        <w:rPr>
+          <w:rStyle w:val="VerbatimChar"/>
+        </w:rPr>
+        <w:t xml:space="preserve">*.yaml</w:t>
+      </w:r>
+      <w:r>
+        <w:t xml:space="preserve"> </w:t>
+      </w:r>
+      <w:r>
+        <w:t xml:space="preserve">/</w:t>
+      </w:r>
+      <w:r>
+        <w:t xml:space="preserve"> </w:t>
+      </w:r>
+      <w:r>
+        <w:rPr>
+          <w:rStyle w:val="VerbatimChar"/>
+        </w:rPr>
+        <w:t xml:space="preserve">*.yml</w:t>
+      </w:r>
+      <w:r>
+        <w:t xml:space="preserve">) →</w:t>
+      </w:r>
+      <w:r>
+        <w:t xml:space="preserve"> </w:t>
+      </w:r>
+      <w:r>
+        <w:rPr>
+          <w:rStyle w:val="VerbatimChar"/>
+        </w:rPr>
+        <w:t xml:space="preserve">FAIL</w:t>
+      </w:r>
+      <w:r>
+        <w:t xml:space="preserve">.</w:t>
+      </w:r>
+    </w:p>
+    <w:p>
+      <w:pPr>
+        <w:pStyle w:val="Compact"/>
+        <w:numPr>
+          <w:ilvl w:val="0"/>
+          <w:numId w:val="1051"/>
+        </w:numPr>
+      </w:pPr>
+      <w:r>
+        <w:t xml:space="preserve">Runner exits 0 with 0 passed AND 0 failed →</w:t>
+      </w:r>
+      <w:r>
+        <w:t xml:space="preserve"> </w:t>
+      </w:r>
+      <w:r>
+        <w:rPr>
+          <w:rStyle w:val="VerbatimChar"/>
+        </w:rPr>
+        <w:t xml:space="preserve">FAIL</w:t>
+      </w:r>
+      <w:r>
+        <w:t xml:space="preserve"> </w:t>
+      </w:r>
+      <w:r>
+        <w:t xml:space="preserve">(vacuous run).</w:t>
+      </w:r>
+    </w:p>
+    <w:p>
+      <w:pPr>
+        <w:pStyle w:val="Compact"/>
+        <w:numPr>
+          <w:ilvl w:val="0"/>
+          <w:numId w:val="1051"/>
+        </w:numPr>
+      </w:pPr>
+      <w:r>
+        <w:t xml:space="preserve">Any journey failed OR runner rc != 0 →</w:t>
+      </w:r>
+      <w:r>
+        <w:t xml:space="preserve"> </w:t>
+      </w:r>
+      <w:r>
+        <w:rPr>
+          <w:rStyle w:val="VerbatimChar"/>
+        </w:rPr>
+        <w:t xml:space="preserve">FAIL</w:t>
+      </w:r>
+      <w:r>
+        <w:t xml:space="preserve">.</w:t>
+      </w:r>
+    </w:p>
+    <w:bookmarkEnd w:id="112"/>
+    <w:bookmarkStart w:id="113" w:name="z5-gate-browser-wpt--script-contract"/>
+    <w:p>
+      <w:pPr>
+        <w:pStyle w:val="Heading3"/>
+      </w:pPr>
+      <w:r>
+        <w:t xml:space="preserve">Z.5</w:t>
+      </w:r>
+      <w:r>
+        <w:t xml:space="preserve"> </w:t>
+      </w:r>
+      <w:r>
+        <w:rPr>
+          <w:rStyle w:val="VerbatimChar"/>
+        </w:rPr>
+        <w:t xml:space="preserve">GATE-BROWSER-WPT</w:t>
+      </w:r>
+      <w:r>
+        <w:t xml:space="preserve"> </w:t>
+      </w:r>
+      <w:r>
+        <w:t xml:space="preserve">— script contract</w:t>
+      </w:r>
+    </w:p>
+    <w:p>
+      <w:pPr>
+        <w:pStyle w:val="FirstParagraph"/>
+      </w:pPr>
+      <w:r>
+        <w:rPr>
+          <w:rStyle w:val="VerbatimChar"/>
+        </w:rPr>
+        <w:t xml:space="preserve">scripts/mechanical/browser-wpt-check.sh</w:t>
+      </w:r>
+      <w:r>
+        <w:t xml:space="preserve"> </w:t>
+      </w:r>
+      <w:r>
+        <w:t xml:space="preserve">runs a declared subset of the Web Platform Tests (W3C/WHATWG standards conformance suite, ~1.8M cases pinned per browser):</w:t>
+      </w:r>
+    </w:p>
+    <w:tbl>
+      <w:tblPr>
+        <w:tblStyle w:val="Table"/>
+        <w:tblW w:type="auto" w:w="0"/>
+        <w:tblLook w:firstRow="1" w:lastRow="0" w:firstColumn="0" w:lastColumn="0" w:noHBand="0" w:noVBand="0" w:val="0020"/>
+      </w:tblPr>
+      <w:tblGrid>
+        <w:gridCol w:w="2640"/>
+        <w:gridCol w:w="2640"/>
+        <w:gridCol w:w="2640"/>
+      </w:tblGrid>
+      <w:tr>
+        <w:trPr>
+          <w:tblHeader w:val="on"/>
+        </w:trPr>
+        <w:tc>
+          <w:tcPr/>
+          <w:p>
+            <w:pPr>
+              <w:pStyle w:val="Compact"/>
+            </w:pPr>
+            <w:r>
+              <w:t xml:space="preserve">Input</w:t>
+            </w:r>
+          </w:p>
+        </w:tc>
+        <w:tc>
+          <w:tcPr/>
+          <w:p>
+            <w:pPr>
+              <w:pStyle w:val="Compact"/>
+            </w:pPr>
+            <w:r>
+              <w:t xml:space="preserve">Source</w:t>
+            </w:r>
+          </w:p>
+        </w:tc>
+        <w:tc>
+          <w:tcPr/>
+          <w:p>
+            <w:pPr>
+              <w:pStyle w:val="Compact"/>
+            </w:pPr>
+            <w:r>
+              <w:t xml:space="preserve">Default</w:t>
+            </w:r>
+          </w:p>
+        </w:tc>
+      </w:tr>
+      <w:tr>
+        <w:tc>
+          <w:tcPr/>
+          <w:p>
+            <w:pPr>
+              <w:pStyle w:val="Compact"/>
+            </w:pPr>
+            <w:r>
+              <w:rPr>
+                <w:rStyle w:val="VerbatimChar"/>
+              </w:rPr>
+              <w:t xml:space="preserve">project_type</w:t>
+            </w:r>
+          </w:p>
+        </w:tc>
+        <w:tc>
+          <w:tcPr/>
+          <w:p>
+            <w:pPr>
+              <w:pStyle w:val="Compact"/>
+            </w:pPr>
+            <w:r>
+              <w:rPr>
+                <w:rStyle w:val="VerbatimChar"/>
+              </w:rPr>
+              <w:t xml:space="preserve">.build-anything.json</w:t>
+            </w:r>
+          </w:p>
+        </w:tc>
+        <w:tc>
+          <w:tcPr/>
+          <w:p>
+            <w:pPr>
+              <w:pStyle w:val="Compact"/>
+            </w:pPr>
+            <w:r>
+              <w:rPr>
+                <w:rStyle w:val="VerbatimChar"/>
+              </w:rPr>
+              <w:t xml:space="preserve">backend</w:t>
+            </w:r>
+          </w:p>
+        </w:tc>
+      </w:tr>
+      <w:tr>
+        <w:tc>
+          <w:tcPr/>
+          <w:p>
+            <w:pPr>
+              <w:pStyle w:val="Compact"/>
+            </w:pPr>
+            <w:r>
+              <w:rPr>
+                <w:rStyle w:val="VerbatimChar"/>
+              </w:rPr>
+              <w:t xml:space="preserve">browser.wpt.enabled</w:t>
+            </w:r>
+          </w:p>
+        </w:tc>
+        <w:tc>
+          <w:tcPr/>
+          <w:p>
+            <w:pPr>
+              <w:pStyle w:val="Compact"/>
+            </w:pPr>
+            <w:r>
+              <w:rPr>
+                <w:rStyle w:val="VerbatimChar"/>
+              </w:rPr>
+              <w:t xml:space="preserve">.build-anything.json</w:t>
+            </w:r>
+          </w:p>
+        </w:tc>
+        <w:tc>
+          <w:tcPr/>
+          <w:p>
+            <w:pPr>
+              <w:pStyle w:val="Compact"/>
+            </w:pPr>
+            <w:r>
+              <w:rPr>
+                <w:rStyle w:val="VerbatimChar"/>
+              </w:rPr>
+              <w:t xml:space="preserve">false</w:t>
+            </w:r>
+            <w:r>
+              <w:t xml:space="preserve"> </w:t>
+            </w:r>
+            <w:r>
+              <w:t xml:space="preserve">(LAW-F6:</w:t>
+            </w:r>
+            <w:r>
+              <w:t xml:space="preserve"> </w:t>
+            </w:r>
+            <w:r>
+              <w:rPr>
+                <w:rStyle w:val="VerbatimChar"/>
+              </w:rPr>
+              <w:t xml:space="preserve">false</w:t>
+            </w:r>
+            <w:r>
+              <w:t xml:space="preserve"> </w:t>
+            </w:r>
+            <w:r>
+              <w:t xml:space="preserve">⇒ FAIL for desktop-browser-*)</w:t>
+            </w:r>
+          </w:p>
+        </w:tc>
+      </w:tr>
+      <w:tr>
+        <w:tc>
+          <w:tcPr/>
+          <w:p>
+            <w:pPr>
+              <w:pStyle w:val="Compact"/>
+            </w:pPr>
+            <w:r>
+              <w:rPr>
+                <w:rStyle w:val="VerbatimChar"/>
+              </w:rPr>
+              <w:t xml:space="preserve">browser.wpt.subset</w:t>
+            </w:r>
+          </w:p>
+        </w:tc>
+        <w:tc>
+          <w:tcPr/>
+          <w:p>
+            <w:pPr>
+              <w:pStyle w:val="Compact"/>
+            </w:pPr>
+            <w:r>
+              <w:rPr>
+                <w:rStyle w:val="VerbatimChar"/>
+              </w:rPr>
+              <w:t xml:space="preserve">.build-anything.json</w:t>
+            </w:r>
+          </w:p>
+        </w:tc>
+        <w:tc>
+          <w:tcPr/>
+          <w:p>
+            <w:pPr>
+              <w:pStyle w:val="Compact"/>
+            </w:pPr>
+            <w:r>
+              <w:rPr>
+                <w:rStyle w:val="VerbatimChar"/>
+              </w:rPr>
+              <w:t xml:space="preserve">[]</w:t>
+            </w:r>
+            <w:r>
+              <w:t xml:space="preserve"> </w:t>
+            </w:r>
+            <w:r>
+              <w:t xml:space="preserve">(required non-empty for desktop-browser-*)</w:t>
+            </w:r>
+          </w:p>
+        </w:tc>
+      </w:tr>
+      <w:tr>
+        <w:tc>
+          <w:tcPr/>
+          <w:p>
+            <w:pPr>
+              <w:pStyle w:val="Compact"/>
+            </w:pPr>
+            <w:r>
+              <w:rPr>
+                <w:rStyle w:val="VerbatimChar"/>
+              </w:rPr>
+              <w:t xml:space="preserve">browser.wpt.threshold</w:t>
+            </w:r>
+          </w:p>
+        </w:tc>
+        <w:tc>
+          <w:tcPr/>
+          <w:p>
+            <w:pPr>
+              <w:pStyle w:val="Compact"/>
+            </w:pPr>
+            <w:r>
+              <w:rPr>
+                <w:rStyle w:val="VerbatimChar"/>
+              </w:rPr>
+              <w:t xml:space="preserve">.build-anything.json</w:t>
+            </w:r>
+          </w:p>
+        </w:tc>
+        <w:tc>
+          <w:tcPr/>
+          <w:p>
+            <w:pPr>
+              <w:pStyle w:val="Compact"/>
+            </w:pPr>
+            <w:r>
+              <w:rPr>
+                <w:rStyle w:val="VerbatimChar"/>
+              </w:rPr>
+              <w:t xml:space="preserve">0.95</w:t>
+            </w:r>
+            <w:r>
+              <w:t xml:space="preserve"> </w:t>
+            </w:r>
+            <w:r>
+              <w:t xml:space="preserve">(pass-rate floor)</w:t>
+            </w:r>
+          </w:p>
+        </w:tc>
+      </w:tr>
+      <w:tr>
+        <w:tc>
+          <w:tcPr/>
+          <w:p>
+            <w:pPr>
+              <w:pStyle w:val="Compact"/>
+            </w:pPr>
+            <w:r>
+              <w:rPr>
+                <w:rStyle w:val="VerbatimChar"/>
+              </w:rPr>
+              <w:t xml:space="preserve">browser.wpt.runner_cmd</w:t>
+            </w:r>
+          </w:p>
+        </w:tc>
+        <w:tc>
+          <w:tcPr/>
+          <w:p>
+            <w:pPr>
+              <w:pStyle w:val="Compact"/>
+            </w:pPr>
+            <w:r>
+              <w:rPr>
+                <w:rStyle w:val="VerbatimChar"/>
+              </w:rPr>
+              <w:t xml:space="preserve">.build-anything.json</w:t>
+            </w:r>
+          </w:p>
+        </w:tc>
+        <w:tc>
+          <w:tcPr/>
+          <w:p>
+            <w:pPr>
+              <w:pStyle w:val="Compact"/>
+            </w:pPr>
+            <w:r>
+              <w:rPr>
+                <w:rStyle w:val="VerbatimChar"/>
+              </w:rPr>
+              <w:t xml:space="preserve">wpt run --product=chrome --binary=&lt;binary_path&gt; &lt;subset&gt;</w:t>
+            </w:r>
+          </w:p>
+        </w:tc>
+      </w:tr>
+    </w:tbl>
+    <w:p>
+      <w:pPr>
+        <w:pStyle w:val="BodyText"/>
+      </w:pPr>
+      <w:r>
+        <w:t xml:space="preserve">Outputs</w:t>
+      </w:r>
+      <w:r>
+        <w:t xml:space="preserve"> </w:t>
+      </w:r>
+      <w:r>
+        <w:rPr>
+          <w:rStyle w:val="VerbatimChar"/>
+        </w:rPr>
+        <w:t xml:space="preserve">{atom_dir}/gate-mechanical/browser-wpt.json</w:t>
+      </w:r>
+      <w:r>
+        <w:t xml:space="preserve">:</w:t>
+      </w:r>
+    </w:p>
+    <w:p>
+      <w:pPr>
+        <w:pStyle w:val="SourceCode"/>
+      </w:pPr>
+      <w:r>
+        <w:rPr>
+          <w:rStyle w:val="FunctionTok"/>
+        </w:rPr>
+        <w:t xml:space="preserve">{</w:t>
+      </w:r>
+      <w:r>
+        <w:br/>
+      </w:r>
+      <w:r>
+        <w:rPr>
+          <w:rStyle w:val="NormalTok"/>
+        </w:rPr>
+        <w:t xml:space="preserve">  </w:t>
+      </w:r>
+      <w:r>
+        <w:rPr>
+          <w:rStyle w:val="DataTypeTok"/>
+        </w:rPr>
+        <w:t xml:space="preserve">"gate"</w:t>
+      </w:r>
+      <w:r>
+        <w:rPr>
+          <w:rStyle w:val="FunctionTok"/>
+        </w:rPr>
+        <w:t xml:space="preserve">:</w:t>
+      </w:r>
+      <w:r>
+        <w:rPr>
+          <w:rStyle w:val="NormalTok"/>
+        </w:rPr>
+        <w:t xml:space="preserve"> </w:t>
+      </w:r>
+      <w:r>
+        <w:rPr>
+          <w:rStyle w:val="StringTok"/>
+        </w:rPr>
+        <w:t xml:space="preserve">"GATE-BROWSER-WPT"</w:t>
+      </w:r>
+      <w:r>
+        <w:rPr>
+          <w:rStyle w:val="FunctionTok"/>
+        </w:rPr>
+        <w:t xml:space="preserve">,</w:t>
+      </w:r>
+      <w:r>
+        <w:br/>
+      </w:r>
+      <w:r>
+        <w:rPr>
+          <w:rStyle w:val="NormalTok"/>
+        </w:rPr>
+        <w:t xml:space="preserve">  </w:t>
+      </w:r>
+      <w:r>
+        <w:rPr>
+          <w:rStyle w:val="DataTypeTok"/>
+        </w:rPr>
+        <w:t xml:space="preserve">"passed"</w:t>
+      </w:r>
+      <w:r>
+        <w:rPr>
+          <w:rStyle w:val="FunctionTok"/>
+        </w:rPr>
+        <w:t xml:space="preserve">:</w:t>
+      </w:r>
+      <w:r>
+        <w:rPr>
+          <w:rStyle w:val="NormalTok"/>
+        </w:rPr>
+        <w:t xml:space="preserve"> </w:t>
+      </w:r>
+      <w:r>
+        <w:rPr>
+          <w:rStyle w:val="KeywordTok"/>
+        </w:rPr>
+        <w:t xml:space="preserve">true</w:t>
+      </w:r>
+      <w:r>
+        <w:rPr>
+          <w:rStyle w:val="NormalTok"/>
+        </w:rPr>
+        <w:t xml:space="preserve"> </w:t>
+      </w:r>
+      <w:r>
+        <w:rPr>
+          <w:rStyle w:val="ErrorTok"/>
+        </w:rPr>
+        <w:t xml:space="preserve">|</w:t>
+      </w:r>
+      <w:r>
+        <w:rPr>
+          <w:rStyle w:val="NormalTok"/>
+        </w:rPr>
+        <w:t xml:space="preserve"> </w:t>
+      </w:r>
+      <w:r>
+        <w:rPr>
+          <w:rStyle w:val="KeywordTok"/>
+        </w:rPr>
+        <w:t xml:space="preserve">false</w:t>
+      </w:r>
+      <w:r>
+        <w:rPr>
+          <w:rStyle w:val="NormalTok"/>
+        </w:rPr>
+        <w:t xml:space="preserve"> </w:t>
+      </w:r>
+      <w:r>
+        <w:rPr>
+          <w:rStyle w:val="ErrorTok"/>
+        </w:rPr>
+        <w:t xml:space="preserve">|</w:t>
+      </w:r>
+      <w:r>
+        <w:rPr>
+          <w:rStyle w:val="NormalTok"/>
+        </w:rPr>
+        <w:t xml:space="preserve"> </w:t>
+      </w:r>
+      <w:r>
+        <w:rPr>
+          <w:rStyle w:val="KeywordTok"/>
+        </w:rPr>
+        <w:t xml:space="preserve">null</w:t>
+      </w:r>
+      <w:r>
+        <w:rPr>
+          <w:rStyle w:val="FunctionTok"/>
+        </w:rPr>
+        <w:t xml:space="preserve">,</w:t>
+      </w:r>
+      <w:r>
+        <w:br/>
+      </w:r>
+      <w:r>
+        <w:rPr>
+          <w:rStyle w:val="NormalTok"/>
+        </w:rPr>
+        <w:t xml:space="preserve">  </w:t>
+      </w:r>
+      <w:r>
+        <w:rPr>
+          <w:rStyle w:val="DataTypeTok"/>
+        </w:rPr>
+        <w:t xml:space="preserve">"verdict"</w:t>
+      </w:r>
+      <w:r>
+        <w:rPr>
+          <w:rStyle w:val="FunctionTok"/>
+        </w:rPr>
+        <w:t xml:space="preserve">:</w:t>
+      </w:r>
+      <w:r>
+        <w:rPr>
+          <w:rStyle w:val="NormalTok"/>
+        </w:rPr>
+        <w:t xml:space="preserve"> </w:t>
+      </w:r>
+      <w:r>
+        <w:rPr>
+          <w:rStyle w:val="StringTok"/>
+        </w:rPr>
+        <w:t xml:space="preserve">"PASS"</w:t>
+      </w:r>
+      <w:r>
+        <w:rPr>
+          <w:rStyle w:val="NormalTok"/>
+        </w:rPr>
+        <w:t xml:space="preserve"> </w:t>
+      </w:r>
+      <w:r>
+        <w:rPr>
+          <w:rStyle w:val="ErrorTok"/>
+        </w:rPr>
+        <w:t xml:space="preserve">|</w:t>
+      </w:r>
+      <w:r>
+        <w:rPr>
+          <w:rStyle w:val="NormalTok"/>
+        </w:rPr>
+        <w:t xml:space="preserve"> </w:t>
+      </w:r>
+      <w:r>
+        <w:rPr>
+          <w:rStyle w:val="StringTok"/>
+        </w:rPr>
+        <w:t xml:space="preserve">"FAIL"</w:t>
+      </w:r>
+      <w:r>
+        <w:rPr>
+          <w:rStyle w:val="NormalTok"/>
+        </w:rPr>
+        <w:t xml:space="preserve"> </w:t>
+      </w:r>
+      <w:r>
+        <w:rPr>
+          <w:rStyle w:val="ErrorTok"/>
+        </w:rPr>
+        <w:t xml:space="preserve">|</w:t>
+      </w:r>
+      <w:r>
+        <w:rPr>
+          <w:rStyle w:val="NormalTok"/>
+        </w:rPr>
+        <w:t xml:space="preserve"> </w:t>
+      </w:r>
+      <w:r>
+        <w:rPr>
+          <w:rStyle w:val="StringTok"/>
+        </w:rPr>
+        <w:t xml:space="preserve">"N/A_PENDING_REVIEWER"</w:t>
+      </w:r>
+      <w:r>
+        <w:rPr>
+          <w:rStyle w:val="FunctionTok"/>
+        </w:rPr>
+        <w:t xml:space="preserve">,</w:t>
+      </w:r>
+      <w:r>
+        <w:br/>
+      </w:r>
+      <w:r>
+        <w:rPr>
+          <w:rStyle w:val="NormalTok"/>
+        </w:rPr>
+        <w:t xml:space="preserve">  </w:t>
+      </w:r>
+      <w:r>
+        <w:rPr>
+          <w:rStyle w:val="DataTypeTok"/>
+        </w:rPr>
+        <w:t xml:space="preserve">"evidence"</w:t>
+      </w:r>
+      <w:r>
+        <w:rPr>
+          <w:rStyle w:val="FunctionTok"/>
+        </w:rPr>
+        <w:t xml:space="preserve">:</w:t>
+      </w:r>
+      <w:r>
+        <w:rPr>
+          <w:rStyle w:val="NormalTok"/>
+        </w:rPr>
+        <w:t xml:space="preserve"> </w:t>
+      </w:r>
+      <w:r>
+        <w:rPr>
+          <w:rStyle w:val="FunctionTok"/>
+        </w:rPr>
+        <w:t xml:space="preserve">{</w:t>
+      </w:r>
+      <w:r>
+        <w:rPr>
+          <w:rStyle w:val="NormalTok"/>
+        </w:rPr>
+        <w:t xml:space="preserve"> </w:t>
+      </w:r>
+      <w:r>
+        <w:rPr>
+          <w:rStyle w:val="DataTypeTok"/>
+        </w:rPr>
+        <w:t xml:space="preserve">"subset"</w:t>
+      </w:r>
+      <w:r>
+        <w:rPr>
+          <w:rStyle w:val="FunctionTok"/>
+        </w:rPr>
+        <w:t xml:space="preserve">:</w:t>
+      </w:r>
+      <w:r>
+        <w:rPr>
+          <w:rStyle w:val="NormalTok"/>
+        </w:rPr>
+        <w:t xml:space="preserve"> </w:t>
+      </w:r>
+      <w:r>
+        <w:rPr>
+          <w:rStyle w:val="OtherTok"/>
+        </w:rPr>
+        <w:t xml:space="preserve">[</w:t>
+      </w:r>
+      <w:r>
+        <w:rPr>
+          <w:rStyle w:val="StringTok"/>
+        </w:rPr>
+        <w:t xml:space="preserve">"html/dom"</w:t>
+      </w:r>
+      <w:r>
+        <w:rPr>
+          <w:rStyle w:val="OtherTok"/>
+        </w:rPr>
+        <w:t xml:space="preserve">,</w:t>
+      </w:r>
+      <w:r>
+        <w:rPr>
+          <w:rStyle w:val="NormalTok"/>
+        </w:rPr>
+        <w:t xml:space="preserve"> </w:t>
+      </w:r>
+      <w:r>
+        <w:rPr>
+          <w:rStyle w:val="StringTok"/>
+        </w:rPr>
+        <w:t xml:space="preserve">"css/css-color"</w:t>
+      </w:r>
+      <w:r>
+        <w:rPr>
+          <w:rStyle w:val="OtherTok"/>
+        </w:rPr>
+        <w:t xml:space="preserve">]</w:t>
+      </w:r>
+      <w:r>
+        <w:rPr>
+          <w:rStyle w:val="FunctionTok"/>
+        </w:rPr>
+        <w:t xml:space="preserve">,</w:t>
+      </w:r>
+      <w:r>
+        <w:rPr>
+          <w:rStyle w:val="NormalTok"/>
+        </w:rPr>
+        <w:t xml:space="preserve"> </w:t>
+      </w:r>
+      <w:r>
+        <w:rPr>
+          <w:rStyle w:val="DataTypeTok"/>
+        </w:rPr>
+        <w:t xml:space="preserve">"threshold"</w:t>
+      </w:r>
+      <w:r>
+        <w:rPr>
+          <w:rStyle w:val="FunctionTok"/>
+        </w:rPr>
+        <w:t xml:space="preserve">:</w:t>
+      </w:r>
+      <w:r>
+        <w:rPr>
+          <w:rStyle w:val="NormalTok"/>
+        </w:rPr>
+        <w:t xml:space="preserve"> </w:t>
+      </w:r>
+      <w:r>
+        <w:rPr>
+          <w:rStyle w:val="FloatTok"/>
+        </w:rPr>
+        <w:t xml:space="preserve">0.95</w:t>
+      </w:r>
+      <w:r>
+        <w:rPr>
+          <w:rStyle w:val="FunctionTok"/>
+        </w:rPr>
+        <w:t xml:space="preserve">,</w:t>
+      </w:r>
+      <w:r>
+        <w:rPr>
+          <w:rStyle w:val="NormalTok"/>
+        </w:rPr>
+        <w:t xml:space="preserve"> </w:t>
+      </w:r>
+      <w:r>
+        <w:rPr>
+          <w:rStyle w:val="DataTypeTok"/>
+        </w:rPr>
+        <w:t xml:space="preserve">"pass_rate"</w:t>
+      </w:r>
+      <w:r>
+        <w:rPr>
+          <w:rStyle w:val="FunctionTok"/>
+        </w:rPr>
+        <w:t xml:space="preserve">:</w:t>
+      </w:r>
+      <w:r>
+        <w:rPr>
+          <w:rStyle w:val="NormalTok"/>
+        </w:rPr>
+        <w:t xml:space="preserve"> </w:t>
+      </w:r>
+      <w:r>
+        <w:rPr>
+          <w:rStyle w:val="FloatTok"/>
+        </w:rPr>
+        <w:t xml:space="preserve">0.9871</w:t>
+      </w:r>
+      <w:r>
+        <w:rPr>
+          <w:rStyle w:val="FunctionTok"/>
+        </w:rPr>
+        <w:t xml:space="preserve">,</w:t>
+      </w:r>
+      <w:r>
+        <w:rPr>
+          <w:rStyle w:val="NormalTok"/>
+        </w:rPr>
+        <w:t xml:space="preserve"> </w:t>
+      </w:r>
+      <w:r>
+        <w:rPr>
+          <w:rStyle w:val="DataTypeTok"/>
+        </w:rPr>
+        <w:t xml:space="preserve">"tests_total"</w:t>
+      </w:r>
+      <w:r>
+        <w:rPr>
+          <w:rStyle w:val="FunctionTok"/>
+        </w:rPr>
+        <w:t xml:space="preserve">:</w:t>
+      </w:r>
+      <w:r>
+        <w:rPr>
+          <w:rStyle w:val="NormalTok"/>
+        </w:rPr>
+        <w:t xml:space="preserve"> </w:t>
+      </w:r>
+      <w:r>
+        <w:rPr>
+          <w:rStyle w:val="DecValTok"/>
+        </w:rPr>
+        <w:t xml:space="preserve">4218</w:t>
+      </w:r>
+      <w:r>
+        <w:rPr>
+          <w:rStyle w:val="FunctionTok"/>
+        </w:rPr>
+        <w:t xml:space="preserve">,</w:t>
+      </w:r>
+      <w:r>
+        <w:rPr>
+          <w:rStyle w:val="NormalTok"/>
+        </w:rPr>
+        <w:t xml:space="preserve"> </w:t>
+      </w:r>
+      <w:r>
+        <w:rPr>
+          <w:rStyle w:val="DataTypeTok"/>
+        </w:rPr>
+        <w:t xml:space="preserve">"tests_passed"</w:t>
+      </w:r>
+      <w:r>
+        <w:rPr>
+          <w:rStyle w:val="FunctionTok"/>
+        </w:rPr>
+        <w:t xml:space="preserve">:</w:t>
+      </w:r>
+      <w:r>
+        <w:rPr>
+          <w:rStyle w:val="NormalTok"/>
+        </w:rPr>
+        <w:t xml:space="preserve"> </w:t>
+      </w:r>
+      <w:r>
+        <w:rPr>
+          <w:rStyle w:val="DecValTok"/>
+        </w:rPr>
+        <w:t xml:space="preserve">4164</w:t>
+      </w:r>
+      <w:r>
+        <w:rPr>
+          <w:rStyle w:val="FunctionTok"/>
+        </w:rPr>
+        <w:t xml:space="preserve">,</w:t>
+      </w:r>
+      <w:r>
+        <w:rPr>
+          <w:rStyle w:val="NormalTok"/>
+        </w:rPr>
+        <w:t xml:space="preserve"> </w:t>
+      </w:r>
+      <w:r>
+        <w:rPr>
+          <w:rStyle w:val="DataTypeTok"/>
+        </w:rPr>
+        <w:t xml:space="preserve">"tests_failed"</w:t>
+      </w:r>
+      <w:r>
+        <w:rPr>
+          <w:rStyle w:val="FunctionTok"/>
+        </w:rPr>
+        <w:t xml:space="preserve">:</w:t>
+      </w:r>
+      <w:r>
+        <w:rPr>
+          <w:rStyle w:val="NormalTok"/>
+        </w:rPr>
+        <w:t xml:space="preserve"> </w:t>
+      </w:r>
+      <w:r>
+        <w:rPr>
+          <w:rStyle w:val="DecValTok"/>
+        </w:rPr>
+        <w:t xml:space="preserve">54</w:t>
+      </w:r>
+      <w:r>
+        <w:rPr>
+          <w:rStyle w:val="FunctionTok"/>
+        </w:rPr>
+        <w:t xml:space="preserve">,</w:t>
+      </w:r>
+      <w:r>
+        <w:rPr>
+          <w:rStyle w:val="NormalTok"/>
+        </w:rPr>
+        <w:t xml:space="preserve"> </w:t>
+      </w:r>
+      <w:r>
+        <w:rPr>
+          <w:rStyle w:val="DataTypeTok"/>
+        </w:rPr>
+        <w:t xml:space="preserve">"exit_code"</w:t>
+      </w:r>
+      <w:r>
+        <w:rPr>
+          <w:rStyle w:val="FunctionTok"/>
+        </w:rPr>
+        <w:t xml:space="preserve">:</w:t>
+      </w:r>
+      <w:r>
+        <w:rPr>
+          <w:rStyle w:val="NormalTok"/>
+        </w:rPr>
+        <w:t xml:space="preserve"> </w:t>
+      </w:r>
+      <w:r>
+        <w:rPr>
+          <w:rStyle w:val="DecValTok"/>
+        </w:rPr>
+        <w:t xml:space="preserve">0</w:t>
+      </w:r>
+      <w:r>
+        <w:rPr>
+          <w:rStyle w:val="NormalTok"/>
+        </w:rPr>
+        <w:t xml:space="preserve"> </w:t>
+      </w:r>
+      <w:r>
+        <w:rPr>
+          <w:rStyle w:val="FunctionTok"/>
+        </w:rPr>
+        <w:t xml:space="preserve">},</w:t>
+      </w:r>
+      <w:r>
+        <w:br/>
+      </w:r>
+      <w:r>
+        <w:rPr>
+          <w:rStyle w:val="NormalTok"/>
+        </w:rPr>
+        <w:t xml:space="preserve">  </w:t>
+      </w:r>
+      <w:r>
+        <w:rPr>
+          <w:rStyle w:val="DataTypeTok"/>
+        </w:rPr>
+        <w:t xml:space="preserve">"ran_at"</w:t>
+      </w:r>
+      <w:r>
+        <w:rPr>
+          <w:rStyle w:val="FunctionTok"/>
+        </w:rPr>
+        <w:t xml:space="preserve">:</w:t>
+      </w:r>
+      <w:r>
+        <w:rPr>
+          <w:rStyle w:val="NormalTok"/>
+        </w:rPr>
+        <w:t xml:space="preserve"> </w:t>
+      </w:r>
+      <w:r>
+        <w:rPr>
+          <w:rStyle w:val="StringTok"/>
+        </w:rPr>
+        <w:t xml:space="preserve">"2026-05-27T16:18:00Z"</w:t>
+      </w:r>
+      <w:r>
+        <w:br/>
+      </w:r>
+      <w:r>
+        <w:rPr>
+          <w:rStyle w:val="FunctionTok"/>
+        </w:rPr>
+        <w:t xml:space="preserve">}</w:t>
+      </w:r>
+    </w:p>
+    <w:p>
+      <w:pPr>
+        <w:pStyle w:val="FirstParagraph"/>
+      </w:pPr>
+      <w:r>
+        <w:t xml:space="preserve">LAW-F6 rules:</w:t>
+      </w:r>
+    </w:p>
+    <w:p>
+      <w:pPr>
+        <w:pStyle w:val="Compact"/>
+        <w:numPr>
+          <w:ilvl w:val="0"/>
+          <w:numId w:val="1052"/>
+        </w:numPr>
+      </w:pPr>
+      <w:r>
+        <w:rPr>
+          <w:rStyle w:val="VerbatimChar"/>
+        </w:rPr>
+        <w:t xml:space="preserve">project_type</w:t>
+      </w:r>
+      <w:r>
+        <w:t xml:space="preserve"> </w:t>
+      </w:r>
+      <w:r>
+        <w:t xml:space="preserve">NOT</w:t>
+      </w:r>
+      <w:r>
+        <w:t xml:space="preserve"> </w:t>
+      </w:r>
+      <w:r>
+        <w:rPr>
+          <w:rStyle w:val="VerbatimChar"/>
+        </w:rPr>
+        <w:t xml:space="preserve">desktop-browser-*</w:t>
+      </w:r>
+      <w:r>
+        <w:t xml:space="preserve"> </w:t>
+      </w:r>
+      <w:r>
+        <w:t xml:space="preserve">→</w:t>
+      </w:r>
+      <w:r>
+        <w:t xml:space="preserve"> </w:t>
+      </w:r>
+      <w:r>
+        <w:rPr>
+          <w:rStyle w:val="VerbatimChar"/>
+        </w:rPr>
+        <w:t xml:space="preserve">N/A_PENDING_REVIEWER</w:t>
+      </w:r>
+      <w:r>
+        <w:t xml:space="preserve">.</w:t>
+      </w:r>
+    </w:p>
+    <w:p>
+      <w:pPr>
+        <w:pStyle w:val="Compact"/>
+        <w:numPr>
+          <w:ilvl w:val="0"/>
+          <w:numId w:val="1052"/>
+        </w:numPr>
+      </w:pPr>
+      <w:r>
+        <w:rPr>
+          <w:rStyle w:val="VerbatimChar"/>
+        </w:rPr>
+        <w:t xml:space="preserve">project_type ∈ desktop-browser-*</w:t>
+      </w:r>
+      <w:r>
+        <w:t xml:space="preserve"> </w:t>
+      </w:r>
+      <w:r>
+        <w:t xml:space="preserve">AND</w:t>
+      </w:r>
+      <w:r>
+        <w:t xml:space="preserve"> </w:t>
+      </w:r>
+      <w:r>
+        <w:rPr>
+          <w:rStyle w:val="VerbatimChar"/>
+        </w:rPr>
+        <w:t xml:space="preserve">wpt.enabled=false</w:t>
+      </w:r>
+      <w:r>
+        <w:t xml:space="preserve"> </w:t>
+      </w:r>
+      <w:r>
+        <w:t xml:space="preserve">→</w:t>
+      </w:r>
+      <w:r>
+        <w:t xml:space="preserve"> </w:t>
+      </w:r>
+      <w:r>
+        <w:rPr>
+          <w:rStyle w:val="VerbatimChar"/>
+        </w:rPr>
+        <w:t xml:space="preserve">FAIL</w:t>
+      </w:r>
+      <w:r>
+        <w:t xml:space="preserve"> </w:t>
+      </w:r>
+      <w:r>
+        <w:t xml:space="preserve">(shipping a browser without standards conformance evidence is the exact hole this gate closes).</w:t>
+      </w:r>
+    </w:p>
+    <w:p>
+      <w:pPr>
+        <w:pStyle w:val="Compact"/>
+        <w:numPr>
+          <w:ilvl w:val="0"/>
+          <w:numId w:val="1052"/>
+        </w:numPr>
+      </w:pPr>
+      <w:r>
+        <w:rPr>
+          <w:rStyle w:val="VerbatimChar"/>
+        </w:rPr>
+        <w:t xml:space="preserve">wpt.subset</w:t>
+      </w:r>
+      <w:r>
+        <w:t xml:space="preserve"> </w:t>
+      </w:r>
+      <w:r>
+        <w:t xml:space="preserve">empty →</w:t>
+      </w:r>
+      <w:r>
+        <w:t xml:space="preserve"> </w:t>
+      </w:r>
+      <w:r>
+        <w:rPr>
+          <w:rStyle w:val="VerbatimChar"/>
+        </w:rPr>
+        <w:t xml:space="preserve">FAIL</w:t>
+      </w:r>
+      <w:r>
+        <w:t xml:space="preserve">.</w:t>
+      </w:r>
+    </w:p>
+    <w:p>
+      <w:pPr>
+        <w:pStyle w:val="Compact"/>
+        <w:numPr>
+          <w:ilvl w:val="0"/>
+          <w:numId w:val="1052"/>
+        </w:numPr>
+      </w:pPr>
+      <w:r>
+        <w:rPr>
+          <w:rStyle w:val="VerbatimChar"/>
+        </w:rPr>
+        <w:t xml:space="preserve">binary_path</w:t>
+      </w:r>
+      <w:r>
+        <w:t xml:space="preserve"> </w:t>
+      </w:r>
+      <w:r>
+        <w:t xml:space="preserve">missing or not found →</w:t>
+      </w:r>
+      <w:r>
+        <w:t xml:space="preserve"> </w:t>
+      </w:r>
+      <w:r>
+        <w:rPr>
+          <w:rStyle w:val="VerbatimChar"/>
+        </w:rPr>
+        <w:t xml:space="preserve">FAIL</w:t>
+      </w:r>
+      <w:r>
+        <w:t xml:space="preserve">.</w:t>
+      </w:r>
+    </w:p>
+    <w:p>
+      <w:pPr>
+        <w:pStyle w:val="Compact"/>
+        <w:numPr>
+          <w:ilvl w:val="0"/>
+          <w:numId w:val="1052"/>
+        </w:numPr>
+      </w:pPr>
+      <w:r>
+        <w:rPr>
+          <w:rStyle w:val="VerbatimChar"/>
+        </w:rPr>
+        <w:t xml:space="preserve">wpt</w:t>
+      </w:r>
+      <w:r>
+        <w:t xml:space="preserve"> </w:t>
+      </w:r>
+      <w:r>
+        <w:t xml:space="preserve">binary not on PATH AND</w:t>
+      </w:r>
+      <w:r>
+        <w:t xml:space="preserve"> </w:t>
+      </w:r>
+      <w:r>
+        <w:rPr>
+          <w:rStyle w:val="VerbatimChar"/>
+        </w:rPr>
+        <w:t xml:space="preserve">runner_cmd</w:t>
+      </w:r>
+      <w:r>
+        <w:t xml:space="preserve"> </w:t>
+      </w:r>
+      <w:r>
+        <w:t xml:space="preserve">not set →</w:t>
+      </w:r>
+      <w:r>
+        <w:t xml:space="preserve"> </w:t>
+      </w:r>
+      <w:r>
+        <w:rPr>
+          <w:rStyle w:val="VerbatimChar"/>
+        </w:rPr>
+        <w:t xml:space="preserve">FAIL</w:t>
+      </w:r>
+      <w:r>
+        <w:t xml:space="preserve"> </w:t>
+      </w:r>
+      <w:r>
+        <w:t xml:space="preserve">with install hint.</w:t>
+      </w:r>
+    </w:p>
+    <w:p>
+      <w:pPr>
+        <w:pStyle w:val="Compact"/>
+        <w:numPr>
+          <w:ilvl w:val="0"/>
+          <w:numId w:val="1052"/>
+        </w:numPr>
+      </w:pPr>
+      <w:r>
+        <w:t xml:space="preserve">Runner reports 0 tests executed →</w:t>
+      </w:r>
+      <w:r>
+        <w:t xml:space="preserve"> </w:t>
+      </w:r>
+      <w:r>
+        <w:rPr>
+          <w:rStyle w:val="VerbatimChar"/>
+        </w:rPr>
+        <w:t xml:space="preserve">FAIL</w:t>
+      </w:r>
+      <w:r>
+        <w:t xml:space="preserve"> </w:t>
+      </w:r>
+      <w:r>
+        <w:t xml:space="preserve">(vacuous).</w:t>
+      </w:r>
+    </w:p>
+    <w:p>
+      <w:pPr>
+        <w:pStyle w:val="Compact"/>
+        <w:numPr>
+          <w:ilvl w:val="0"/>
+          <w:numId w:val="1052"/>
+        </w:numPr>
+      </w:pPr>
+      <w:r>
+        <w:t xml:space="preserve">Pass-rate below</w:t>
+      </w:r>
+      <w:r>
+        <w:t xml:space="preserve"> </w:t>
+      </w:r>
+      <w:r>
+        <w:rPr>
+          <w:rStyle w:val="VerbatimChar"/>
+        </w:rPr>
+        <w:t xml:space="preserve">threshold</w:t>
+      </w:r>
+      <w:r>
+        <w:t xml:space="preserve"> </w:t>
+      </w:r>
+      <w:r>
+        <w:t xml:space="preserve">→</w:t>
+      </w:r>
+      <w:r>
+        <w:t xml:space="preserve"> </w:t>
+      </w:r>
+      <w:r>
+        <w:rPr>
+          <w:rStyle w:val="VerbatimChar"/>
+        </w:rPr>
+        <w:t xml:space="preserve">FAIL</w:t>
+      </w:r>
+      <w:r>
+        <w:t xml:space="preserve">.</w:t>
+      </w:r>
+    </w:p>
+    <w:bookmarkEnd w:id="113"/>
+    <w:bookmarkStart w:id="114" w:name="z6-production-design-sli-dialect"/>
+    <w:p>
+      <w:pPr>
+        <w:pStyle w:val="Heading3"/>
+      </w:pPr>
+      <w:r>
+        <w:t xml:space="preserve">Z.6 Production-design SLI dialect</w:t>
+      </w:r>
+    </w:p>
+    <w:p>
+      <w:pPr>
+        <w:pStyle w:val="FirstParagraph"/>
+      </w:pPr>
+      <w:r>
+        <w:rPr>
+          <w:rStyle w:val="VerbatimChar"/>
+        </w:rPr>
+        <w:t xml:space="preserve">GATE-PROD-DESIGN</w:t>
+      </w:r>
+      <w:r>
+        <w:t xml:space="preserve"> </w:t>
+      </w:r>
+      <w:r>
+        <w:t xml:space="preserve">SLO regex acquires a third dialect for browsers:</w:t>
+      </w:r>
+    </w:p>
+    <w:tbl>
+      <w:tblPr>
+        <w:tblStyle w:val="Table"/>
+        <w:tblW w:type="auto" w:w="0"/>
+        <w:tblLook w:firstRow="1" w:lastRow="0" w:firstColumn="0" w:lastColumn="0" w:noHBand="0" w:noVBand="0" w:val="0020"/>
+      </w:tblPr>
+      <w:tblGrid>
+        <w:gridCol w:w="2640"/>
+        <w:gridCol w:w="2640"/>
+        <w:gridCol w:w="2640"/>
+      </w:tblGrid>
+      <w:tr>
+        <w:trPr>
+          <w:tblHeader w:val="on"/>
+        </w:trPr>
+        <w:tc>
+          <w:tcPr/>
+          <w:p>
+            <w:pPr>
+              <w:pStyle w:val="Compact"/>
+            </w:pPr>
+            <w:r>
+              <w:rPr>
+                <w:rStyle w:val="VerbatimChar"/>
+              </w:rPr>
+              <w:t xml:space="preserve">project_type</w:t>
+            </w:r>
+          </w:p>
+        </w:tc>
+        <w:tc>
+          <w:tcPr/>
+          <w:p>
+            <w:pPr>
+              <w:pStyle w:val="Compact"/>
+            </w:pPr>
+            <w:r>
+              <w:t xml:space="preserve">Latency SLI accepted</w:t>
+            </w:r>
+          </w:p>
+        </w:tc>
+        <w:tc>
+          <w:tcPr/>
+          <w:p>
+            <w:pPr>
+              <w:pStyle w:val="Compact"/>
+            </w:pPr>
+            <w:r>
+              <w:t xml:space="preserve">Stability SLI accepted</w:t>
+            </w:r>
+          </w:p>
+        </w:tc>
+      </w:tr>
+      <w:tr>
+        <w:tc>
+          <w:tcPr/>
+          <w:p>
+            <w:pPr>
+              <w:pStyle w:val="Compact"/>
+            </w:pPr>
+            <w:r>
+              <w:t xml:space="preserve">backend / frontend / mixed</w:t>
+            </w:r>
+          </w:p>
+        </w:tc>
+        <w:tc>
+          <w:tcPr/>
+          <w:p>
+            <w:pPr>
+              <w:pStyle w:val="Compact"/>
+            </w:pPr>
+            <w:r>
+              <w:rPr>
+                <w:rStyle w:val="VerbatimChar"/>
+              </w:rPr>
+              <w:t xml:space="preserve">p95</w:t>
+            </w:r>
+          </w:p>
+        </w:tc>
+        <w:tc>
+          <w:tcPr/>
+          <w:p>
+            <w:pPr>
+              <w:pStyle w:val="Compact"/>
+            </w:pPr>
+            <w:r>
+              <w:rPr>
+                <w:rStyle w:val="VerbatimChar"/>
+              </w:rPr>
+              <w:t xml:space="preserve">%</w:t>
+            </w:r>
+            <w:r>
+              <w:t xml:space="preserve"> </w:t>
+            </w:r>
+            <w:r>
+              <w:t xml:space="preserve">OR</w:t>
+            </w:r>
+            <w:r>
+              <w:t xml:space="preserve"> </w:t>
+            </w:r>
+            <w:r>
+              <w:rPr>
+                <w:rStyle w:val="VerbatimChar"/>
+              </w:rPr>
+              <w:t xml:space="preserve">availability</w:t>
+            </w:r>
+          </w:p>
+        </w:tc>
+      </w:tr>
+      <w:tr>
+        <w:tc>
+          <w:tcPr/>
+          <w:p>
+            <w:pPr>
+              <w:pStyle w:val="Compact"/>
+            </w:pPr>
+            <w:r>
+              <w:t xml:space="preserve">mobile-*</w:t>
+            </w:r>
+          </w:p>
+        </w:tc>
+        <w:tc>
+          <w:tcPr/>
+          <w:p>
+            <w:pPr>
+              <w:pStyle w:val="Compact"/>
+            </w:pPr>
+            <w:r>
+              <w:rPr>
+                <w:rStyle w:val="VerbatimChar"/>
+              </w:rPr>
+              <w:t xml:space="preserve">p95</w:t>
+            </w:r>
+            <w:r>
+              <w:t xml:space="preserve"> </w:t>
+            </w:r>
+            <w:r>
+              <w:t xml:space="preserve">OR</w:t>
+            </w:r>
+            <w:r>
+              <w:t xml:space="preserve"> </w:t>
+            </w:r>
+            <w:r>
+              <w:rPr>
+                <w:rStyle w:val="VerbatimChar"/>
+              </w:rPr>
+              <w:t xml:space="preserve">p99</w:t>
+            </w:r>
+            <w:r>
+              <w:t xml:space="preserve"> </w:t>
+            </w:r>
+            <w:r>
+              <w:t xml:space="preserve">OR</w:t>
+            </w:r>
+            <w:r>
+              <w:t xml:space="preserve"> </w:t>
+            </w:r>
+            <w:r>
+              <w:rPr>
+                <w:rStyle w:val="VerbatimChar"/>
+              </w:rPr>
+              <w:t xml:space="preserve">cold-start</w:t>
+            </w:r>
+            <w:r>
+              <w:t xml:space="preserve"> </w:t>
+            </w:r>
+            <w:r>
+              <w:t xml:space="preserve">OR</w:t>
+            </w:r>
+            <w:r>
+              <w:t xml:space="preserve"> </w:t>
+            </w:r>
+            <w:r>
+              <w:rPr>
+                <w:rStyle w:val="VerbatimChar"/>
+              </w:rPr>
+              <w:t xml:space="preserve">jank</w:t>
+            </w:r>
+            <w:r>
+              <w:t xml:space="preserve"> </w:t>
+            </w:r>
+            <w:r>
+              <w:t xml:space="preserve">OR</w:t>
+            </w:r>
+            <w:r>
+              <w:t xml:space="preserve"> </w:t>
+            </w:r>
+            <w:r>
+              <w:rPr>
+                <w:rStyle w:val="VerbatimChar"/>
+              </w:rPr>
+              <w:t xml:space="preserve">frame-drop</w:t>
+            </w:r>
+            <w:r>
+              <w:t xml:space="preserve"> </w:t>
+            </w:r>
+            <w:r>
+              <w:t xml:space="preserve">OR</w:t>
+            </w:r>
+            <w:r>
+              <w:t xml:space="preserve"> </w:t>
+            </w:r>
+            <w:r>
+              <w:rPr>
+                <w:rStyle w:val="VerbatimChar"/>
+              </w:rPr>
+              <w:t xml:space="preserve">launch-time</w:t>
+            </w:r>
+          </w:p>
+        </w:tc>
+        <w:tc>
+          <w:tcPr/>
+          <w:p>
+            <w:pPr>
+              <w:pStyle w:val="Compact"/>
+            </w:pPr>
+            <w:r>
+              <w:rPr>
+                <w:rStyle w:val="VerbatimChar"/>
+              </w:rPr>
+              <w:t xml:space="preserve">%</w:t>
+            </w:r>
+            <w:r>
+              <w:t xml:space="preserve"> </w:t>
+            </w:r>
+            <w:r>
+              <w:t xml:space="preserve">OR</w:t>
+            </w:r>
+            <w:r>
+              <w:t xml:space="preserve"> </w:t>
+            </w:r>
+            <w:r>
+              <w:rPr>
+                <w:rStyle w:val="VerbatimChar"/>
+              </w:rPr>
+              <w:t xml:space="preserve">availability</w:t>
+            </w:r>
+            <w:r>
+              <w:t xml:space="preserve"> </w:t>
+            </w:r>
+            <w:r>
+              <w:t xml:space="preserve">OR</w:t>
+            </w:r>
+            <w:r>
+              <w:t xml:space="preserve"> </w:t>
+            </w:r>
+            <w:r>
+              <w:rPr>
+                <w:rStyle w:val="VerbatimChar"/>
+              </w:rPr>
+              <w:t xml:space="preserve">crash-free</w:t>
+            </w:r>
+            <w:r>
+              <w:t xml:space="preserve"> </w:t>
+            </w:r>
+            <w:r>
+              <w:t xml:space="preserve">OR</w:t>
+            </w:r>
+            <w:r>
+              <w:t xml:space="preserve"> </w:t>
+            </w:r>
+            <w:r>
+              <w:rPr>
+                <w:rStyle w:val="VerbatimChar"/>
+              </w:rPr>
+              <w:t xml:space="preserve">ANR-rate</w:t>
+            </w:r>
+          </w:p>
+        </w:tc>
+      </w:tr>
+      <w:tr>
+        <w:tc>
+          <w:tcPr/>
+          <w:p>
+            <w:pPr>
+              <w:pStyle w:val="Compact"/>
+            </w:pPr>
+            <w:r>
+              <w:t xml:space="preserve">desktop-browser-*</w:t>
+            </w:r>
+          </w:p>
+        </w:tc>
+        <w:tc>
+          <w:tcPr/>
+          <w:p>
+            <w:pPr>
+              <w:pStyle w:val="Compact"/>
+            </w:pPr>
+            <w:r>
+              <w:rPr>
+                <w:rStyle w:val="VerbatimChar"/>
+              </w:rPr>
+              <w:t xml:space="preserve">p95</w:t>
+            </w:r>
+            <w:r>
+              <w:t xml:space="preserve"> </w:t>
+            </w:r>
+            <w:r>
+              <w:t xml:space="preserve">OR</w:t>
+            </w:r>
+            <w:r>
+              <w:t xml:space="preserve"> </w:t>
+            </w:r>
+            <w:r>
+              <w:rPr>
+                <w:rStyle w:val="VerbatimChar"/>
+              </w:rPr>
+              <w:t xml:space="preserve">p99</w:t>
+            </w:r>
+            <w:r>
+              <w:t xml:space="preserve"> </w:t>
+            </w:r>
+            <w:r>
+              <w:t xml:space="preserve">OR</w:t>
+            </w:r>
+            <w:r>
+              <w:t xml:space="preserve"> </w:t>
+            </w:r>
+            <w:r>
+              <w:rPr>
+                <w:rStyle w:val="VerbatimChar"/>
+              </w:rPr>
+              <w:t xml:space="preserve">TTFR</w:t>
+            </w:r>
+            <w:r>
+              <w:t xml:space="preserve"> </w:t>
+            </w:r>
+            <w:r>
+              <w:t xml:space="preserve">OR</w:t>
+            </w:r>
+            <w:r>
+              <w:t xml:space="preserve"> </w:t>
+            </w:r>
+            <w:r>
+              <w:rPr>
+                <w:rStyle w:val="VerbatimChar"/>
+              </w:rPr>
+              <w:t xml:space="preserve">time-to-first-render</w:t>
+            </w:r>
+            <w:r>
+              <w:t xml:space="preserve"> </w:t>
+            </w:r>
+            <w:r>
+              <w:t xml:space="preserve">OR</w:t>
+            </w:r>
+            <w:r>
+              <w:t xml:space="preserve"> </w:t>
+            </w:r>
+            <w:r>
+              <w:rPr>
+                <w:rStyle w:val="VerbatimChar"/>
+              </w:rPr>
+              <w:t xml:space="preserve">V8-startup</w:t>
+            </w:r>
+            <w:r>
+              <w:t xml:space="preserve"> </w:t>
+            </w:r>
+            <w:r>
+              <w:t xml:space="preserve">OR</w:t>
+            </w:r>
+            <w:r>
+              <w:t xml:space="preserve"> </w:t>
+            </w:r>
+            <w:r>
+              <w:rPr>
+                <w:rStyle w:val="VerbatimChar"/>
+              </w:rPr>
+              <w:t xml:space="preserve">JS-startup</w:t>
+            </w:r>
+            <w:r>
+              <w:t xml:space="preserve"> </w:t>
+            </w:r>
+            <w:r>
+              <w:t xml:space="preserve">OR</w:t>
+            </w:r>
+            <w:r>
+              <w:t xml:space="preserve"> </w:t>
+            </w:r>
+            <w:r>
+              <w:rPr>
+                <w:rStyle w:val="VerbatimChar"/>
+              </w:rPr>
+              <w:t xml:space="preserve">paint-jank</w:t>
+            </w:r>
+            <w:r>
+              <w:t xml:space="preserve"> </w:t>
+            </w:r>
+            <w:r>
+              <w:t xml:space="preserve">OR</w:t>
+            </w:r>
+            <w:r>
+              <w:t xml:space="preserve"> </w:t>
+            </w:r>
+            <w:r>
+              <w:rPr>
+                <w:rStyle w:val="VerbatimChar"/>
+              </w:rPr>
+              <w:t xml:space="preserve">frame-drop</w:t>
+            </w:r>
+            <w:r>
+              <w:t xml:space="preserve"> </w:t>
+            </w:r>
+            <w:r>
+              <w:t xml:space="preserve">OR</w:t>
+            </w:r>
+            <w:r>
+              <w:t xml:space="preserve"> </w:t>
+            </w:r>
+            <w:r>
+              <w:rPr>
+                <w:rStyle w:val="VerbatimChar"/>
+              </w:rPr>
+              <w:t xml:space="preserve">cold-start</w:t>
+            </w:r>
+          </w:p>
+        </w:tc>
+        <w:tc>
+          <w:tcPr/>
+          <w:p>
+            <w:pPr>
+              <w:pStyle w:val="Compact"/>
+            </w:pPr>
+            <w:r>
+              <w:rPr>
+                <w:rStyle w:val="VerbatimChar"/>
+              </w:rPr>
+              <w:t xml:space="preserve">%</w:t>
+            </w:r>
+            <w:r>
+              <w:t xml:space="preserve"> </w:t>
+            </w:r>
+            <w:r>
+              <w:t xml:space="preserve">OR</w:t>
+            </w:r>
+            <w:r>
+              <w:t xml:space="preserve"> </w:t>
+            </w:r>
+            <w:r>
+              <w:rPr>
+                <w:rStyle w:val="VerbatimChar"/>
+              </w:rPr>
+              <w:t xml:space="preserve">availability</w:t>
+            </w:r>
+            <w:r>
+              <w:t xml:space="preserve"> </w:t>
+            </w:r>
+            <w:r>
+              <w:t xml:space="preserve">OR</w:t>
+            </w:r>
+            <w:r>
+              <w:t xml:space="preserve"> </w:t>
+            </w:r>
+            <w:r>
+              <w:rPr>
+                <w:rStyle w:val="VerbatimChar"/>
+              </w:rPr>
+              <w:t xml:space="preserve">tab-crash-free</w:t>
+            </w:r>
+            <w:r>
+              <w:t xml:space="preserve"> </w:t>
+            </w:r>
+            <w:r>
+              <w:t xml:space="preserve">OR</w:t>
+            </w:r>
+            <w:r>
+              <w:t xml:space="preserve"> </w:t>
+            </w:r>
+            <w:r>
+              <w:rPr>
+                <w:rStyle w:val="VerbatimChar"/>
+              </w:rPr>
+              <w:t xml:space="preserve">session-crash-free</w:t>
+            </w:r>
+            <w:r>
+              <w:t xml:space="preserve"> </w:t>
+            </w:r>
+            <w:r>
+              <w:t xml:space="preserve">OR</w:t>
+            </w:r>
+            <w:r>
+              <w:t xml:space="preserve"> </w:t>
+            </w:r>
+            <w:r>
+              <w:rPr>
+                <w:rStyle w:val="VerbatimChar"/>
+              </w:rPr>
+              <w:t xml:space="preserve">crash-free</w:t>
+            </w:r>
+          </w:p>
+        </w:tc>
+      </w:tr>
+    </w:tbl>
+    <w:p>
+      <w:pPr>
+        <w:pStyle w:val="BodyText"/>
+      </w:pPr>
+      <w:r>
+        <w:t xml:space="preserve">A browser's latency is the render-path tax (TTFR + V8 init + first paint), not backend response time. A browser's stability is per-tab and per-session crash-free rate — Chromium telemetry tracks both. The dialect now accepts the metrics a real browser-shipping team would write.</w:t>
+      </w:r>
+    </w:p>
+    <w:bookmarkEnd w:id="114"/>
+    <w:bookmarkStart w:id="115" w:name="z7-dispatch-matrix"/>
+    <w:p>
+      <w:pPr>
+        <w:pStyle w:val="Heading3"/>
+      </w:pPr>
+      <w:r>
+        <w:t xml:space="preserve">Z.7 Dispatch matrix</w:t>
+      </w:r>
+    </w:p>
+    <w:tbl>
+      <w:tblPr>
+        <w:tblStyle w:val="Table"/>
+        <w:tblW w:type="auto" w:w="0"/>
+        <w:tblLook w:firstRow="1" w:lastRow="0" w:firstColumn="0" w:lastColumn="0" w:noHBand="0" w:noVBand="0" w:val="0020"/>
+      </w:tblPr>
+      <w:tblGrid>
+        <w:gridCol w:w="1131"/>
+        <w:gridCol w:w="1131"/>
+        <w:gridCol w:w="1131"/>
+        <w:gridCol w:w="1131"/>
+        <w:gridCol w:w="1131"/>
+        <w:gridCol w:w="1131"/>
+        <w:gridCol w:w="1131"/>
+      </w:tblGrid>
+      <w:tr>
+        <w:trPr>
+          <w:tblHeader w:val="on"/>
+        </w:trPr>
+        <w:tc>
+          <w:tcPr/>
+          <w:p>
+            <w:pPr>
+              <w:pStyle w:val="Compact"/>
+            </w:pPr>
+            <w:r>
+              <w:t xml:space="preserve">project_type</w:t>
+            </w:r>
+          </w:p>
+        </w:tc>
+        <w:tc>
+          <w:tcPr/>
+          <w:p>
+            <w:pPr>
+              <w:pStyle w:val="Compact"/>
+            </w:pPr>
+            <w:r>
+              <w:t xml:space="preserve">playwright</w:t>
+            </w:r>
+          </w:p>
+        </w:tc>
+        <w:tc>
+          <w:tcPr/>
+          <w:p>
+            <w:pPr>
+              <w:pStyle w:val="Compact"/>
+            </w:pPr>
+            <w:r>
+              <w:t xml:space="preserve">maestro</w:t>
+            </w:r>
+          </w:p>
+        </w:tc>
+        <w:tc>
+          <w:tcPr/>
+          <w:p>
+            <w:pPr>
+              <w:pStyle w:val="Compact"/>
+            </w:pPr>
+            <w:r>
+              <w:t xml:space="preserve">e2e-browser</w:t>
+            </w:r>
+          </w:p>
+        </w:tc>
+        <w:tc>
+          <w:tcPr/>
+          <w:p>
+            <w:pPr>
+              <w:pStyle w:val="Compact"/>
+            </w:pPr>
+            <w:r>
+              <w:t xml:space="preserve">wpt</w:t>
+            </w:r>
+          </w:p>
+        </w:tc>
+        <w:tc>
+          <w:tcPr/>
+          <w:p>
+            <w:pPr>
+              <w:pStyle w:val="Compact"/>
+            </w:pPr>
+            <w:r>
+              <w:t xml:space="preserve">ui-ux</w:t>
+            </w:r>
+          </w:p>
+        </w:tc>
+        <w:tc>
+          <w:tcPr/>
+          <w:p>
+            <w:pPr>
+              <w:pStyle w:val="Compact"/>
+            </w:pPr>
+            <w:r>
+              <w:t xml:space="preserve">mobile-perms</w:t>
+            </w:r>
+          </w:p>
+        </w:tc>
+      </w:tr>
+      <w:tr>
+        <w:tc>
+          <w:tcPr/>
+          <w:p>
+            <w:pPr>
+              <w:pStyle w:val="Compact"/>
+            </w:pPr>
+            <w:r>
+              <w:t xml:space="preserve">backend</w:t>
+            </w:r>
+          </w:p>
+        </w:tc>
+        <w:tc>
+          <w:tcPr/>
+          <w:p>
+            <w:pPr>
+              <w:pStyle w:val="Compact"/>
+            </w:pPr>
+            <w:r>
+              <w:t xml:space="preserve">N/A</w:t>
+            </w:r>
+          </w:p>
+        </w:tc>
+        <w:tc>
+          <w:tcPr/>
+          <w:p>
+            <w:pPr>
+              <w:pStyle w:val="Compact"/>
+            </w:pPr>
+            <w:r>
+              <w:t xml:space="preserve">N/A</w:t>
+            </w:r>
+          </w:p>
+        </w:tc>
+        <w:tc>
+          <w:tcPr/>
+          <w:p>
+            <w:pPr>
+              <w:pStyle w:val="Compact"/>
+            </w:pPr>
+            <w:r>
+              <w:t xml:space="preserve">N/A</w:t>
+            </w:r>
+          </w:p>
+        </w:tc>
+        <w:tc>
+          <w:tcPr/>
+          <w:p>
+            <w:pPr>
+              <w:pStyle w:val="Compact"/>
+            </w:pPr>
+            <w:r>
+              <w:t xml:space="preserve">N/A</w:t>
+            </w:r>
+          </w:p>
+        </w:tc>
+        <w:tc>
+          <w:tcPr/>
+          <w:p>
+            <w:pPr>
+              <w:pStyle w:val="Compact"/>
+            </w:pPr>
+            <w:r>
+              <w:t xml:space="preserve">N/A</w:t>
+            </w:r>
+          </w:p>
+        </w:tc>
+        <w:tc>
+          <w:tcPr/>
+          <w:p>
+            <w:pPr>
+              <w:pStyle w:val="Compact"/>
+            </w:pPr>
+            <w:r>
+              <w:t xml:space="preserve">N/A</w:t>
+            </w:r>
+          </w:p>
+        </w:tc>
+      </w:tr>
+      <w:tr>
+        <w:tc>
+          <w:tcPr/>
+          <w:p>
+            <w:pPr>
+              <w:pStyle w:val="Compact"/>
+            </w:pPr>
+            <w:r>
+              <w:t xml:space="preserve">frontend / mixed</w:t>
+            </w:r>
+          </w:p>
+        </w:tc>
+        <w:tc>
+          <w:tcPr/>
+          <w:p>
+            <w:pPr>
+              <w:pStyle w:val="Compact"/>
+            </w:pPr>
+            <w:r>
+              <w:t xml:space="preserve">RUN</w:t>
+            </w:r>
+          </w:p>
+        </w:tc>
+        <w:tc>
+          <w:tcPr/>
+          <w:p>
+            <w:pPr>
+              <w:pStyle w:val="Compact"/>
+            </w:pPr>
+            <w:r>
+              <w:t xml:space="preserve">N/A</w:t>
+            </w:r>
+          </w:p>
+        </w:tc>
+        <w:tc>
+          <w:tcPr/>
+          <w:p>
+            <w:pPr>
+              <w:pStyle w:val="Compact"/>
+            </w:pPr>
+            <w:r>
+              <w:t xml:space="preserve">N/A</w:t>
+            </w:r>
+          </w:p>
+        </w:tc>
+        <w:tc>
+          <w:tcPr/>
+          <w:p>
+            <w:pPr>
+              <w:pStyle w:val="Compact"/>
+            </w:pPr>
+            <w:r>
+              <w:t xml:space="preserve">N/A</w:t>
+            </w:r>
+          </w:p>
+        </w:tc>
+        <w:tc>
+          <w:tcPr/>
+          <w:p>
+            <w:pPr>
+              <w:pStyle w:val="Compact"/>
+            </w:pPr>
+            <w:r>
+              <w:t xml:space="preserve">RUN</w:t>
+            </w:r>
+          </w:p>
+        </w:tc>
+        <w:tc>
+          <w:tcPr/>
+          <w:p>
+            <w:pPr>
+              <w:pStyle w:val="Compact"/>
+            </w:pPr>
+            <w:r>
+              <w:t xml:space="preserve">N/A</w:t>
+            </w:r>
+          </w:p>
+        </w:tc>
+      </w:tr>
+      <w:tr>
+        <w:tc>
+          <w:tcPr/>
+          <w:p>
+            <w:pPr>
+              <w:pStyle w:val="Compact"/>
+            </w:pPr>
+            <w:r>
+              <w:t xml:space="preserve">mobile-*</w:t>
+            </w:r>
+          </w:p>
+        </w:tc>
+        <w:tc>
+          <w:tcPr/>
+          <w:p>
+            <w:pPr>
+              <w:pStyle w:val="Compact"/>
+            </w:pPr>
+            <w:r>
+              <w:t xml:space="preserve">N/A</w:t>
+            </w:r>
+          </w:p>
+        </w:tc>
+        <w:tc>
+          <w:tcPr/>
+          <w:p>
+            <w:pPr>
+              <w:pStyle w:val="Compact"/>
+            </w:pPr>
+            <w:r>
+              <w:t xml:space="preserve">RUN</w:t>
+            </w:r>
+          </w:p>
+        </w:tc>
+        <w:tc>
+          <w:tcPr/>
+          <w:p>
+            <w:pPr>
+              <w:pStyle w:val="Compact"/>
+            </w:pPr>
+            <w:r>
+              <w:t xml:space="preserve">N/A</w:t>
+            </w:r>
+          </w:p>
+        </w:tc>
+        <w:tc>
+          <w:tcPr/>
+          <w:p>
+            <w:pPr>
+              <w:pStyle w:val="Compact"/>
+            </w:pPr>
+            <w:r>
+              <w:t xml:space="preserve">N/A</w:t>
+            </w:r>
+          </w:p>
+        </w:tc>
+        <w:tc>
+          <w:tcPr/>
+          <w:p>
+            <w:pPr>
+              <w:pStyle w:val="Compact"/>
+            </w:pPr>
+            <w:r>
+              <w:t xml:space="preserve">N/A</w:t>
+            </w:r>
+          </w:p>
+        </w:tc>
+        <w:tc>
+          <w:tcPr/>
+          <w:p>
+            <w:pPr>
+              <w:pStyle w:val="Compact"/>
+            </w:pPr>
+            <w:r>
+              <w:t xml:space="preserve">RUN</w:t>
+            </w:r>
+          </w:p>
+        </w:tc>
+      </w:tr>
+      <w:tr>
+        <w:tc>
+          <w:tcPr/>
+          <w:p>
+            <w:pPr>
+              <w:pStyle w:val="Compact"/>
+            </w:pPr>
+            <w:r>
+              <w:t xml:space="preserve">desktop-browser-*</w:t>
+            </w:r>
+          </w:p>
+        </w:tc>
+        <w:tc>
+          <w:tcPr/>
+          <w:p>
+            <w:pPr>
+              <w:pStyle w:val="Compact"/>
+            </w:pPr>
+            <w:r>
+              <w:t xml:space="preserve">N/A</w:t>
+            </w:r>
+          </w:p>
+        </w:tc>
+        <w:tc>
+          <w:tcPr/>
+          <w:p>
+            <w:pPr>
+              <w:pStyle w:val="Compact"/>
+            </w:pPr>
+            <w:r>
+              <w:t xml:space="preserve">N/A</w:t>
+            </w:r>
+          </w:p>
+        </w:tc>
+        <w:tc>
+          <w:tcPr/>
+          <w:p>
+            <w:pPr>
+              <w:pStyle w:val="Compact"/>
+            </w:pPr>
+            <w:r>
+              <w:t xml:space="preserve">RUN</w:t>
+            </w:r>
+          </w:p>
+        </w:tc>
+        <w:tc>
+          <w:tcPr/>
+          <w:p>
+            <w:pPr>
+              <w:pStyle w:val="Compact"/>
+            </w:pPr>
+            <w:r>
+              <w:t xml:space="preserve">RUN</w:t>
+            </w:r>
+          </w:p>
+        </w:tc>
+        <w:tc>
+          <w:tcPr/>
+          <w:p>
+            <w:pPr>
+              <w:pStyle w:val="Compact"/>
+            </w:pPr>
+            <w:r>
+              <w:t xml:space="preserve">N/A</w:t>
+            </w:r>
+          </w:p>
+        </w:tc>
+        <w:tc>
+          <w:tcPr/>
+          <w:p>
+            <w:pPr>
+              <w:pStyle w:val="Compact"/>
+            </w:pPr>
+            <w:r>
+              <w:t xml:space="preserve">N/A</w:t>
+            </w:r>
+          </w:p>
+        </w:tc>
+      </w:tr>
+    </w:tbl>
+    <w:p>
+      <w:pPr>
+        <w:pStyle w:val="BodyText"/>
+      </w:pPr>
+      <w:r>
+        <w:t xml:space="preserve">Every gate emits</w:t>
+      </w:r>
+      <w:r>
+        <w:t xml:space="preserve"> </w:t>
+      </w:r>
+      <w:r>
+        <w:rPr>
+          <w:rStyle w:val="VerbatimChar"/>
+        </w:rPr>
+        <w:t xml:space="preserve">N/A_PENDING_REVIEWER</w:t>
+      </w:r>
+      <w:r>
+        <w:t xml:space="preserve"> </w:t>
+      </w:r>
+      <w:r>
+        <w:t xml:space="preserve">for project_types it does not cover. No silent PASS.</w:t>
+      </w:r>
+    </w:p>
+    <w:bookmarkEnd w:id="115"/>
+    <w:bookmarkStart w:id="116" w:name="z8-feature-catalog-additions"/>
+    <w:p>
+      <w:pPr>
+        <w:pStyle w:val="Heading3"/>
+      </w:pPr>
+      <w:r>
+        <w:t xml:space="preserve">Z.8 Feature-catalog additions</w:t>
+      </w:r>
+    </w:p>
+    <w:p>
+      <w:pPr>
+        <w:pStyle w:val="FirstParagraph"/>
+      </w:pPr>
+      <w:r>
+        <w:t xml:space="preserve">Two new products under</w:t>
+      </w:r>
+      <w:r>
+        <w:t xml:space="preserve"> </w:t>
+      </w:r>
+      <w:r>
+        <w:rPr>
+          <w:rStyle w:val="VerbatimChar"/>
+        </w:rPr>
+        <w:t xml:space="preserve">feature-catalog.json</w:t>
+      </w:r>
+      <w:r>
+        <w:t xml:space="preserve">:</w:t>
+      </w:r>
+    </w:p>
+    <w:p>
+      <w:pPr>
+        <w:pStyle w:val="Compact"/>
+        <w:numPr>
+          <w:ilvl w:val="0"/>
+          <w:numId w:val="1053"/>
+        </w:numPr>
+      </w:pPr>
+      <w:r>
+        <w:rPr>
+          <w:rStyle w:val="VerbatimChar"/>
+        </w:rPr>
+        <w:t xml:space="preserve">desktop-browser-generic</w:t>
+      </w:r>
+      <w:r>
+        <w:t xml:space="preserve"> </w:t>
+      </w:r>
+      <w:r>
+        <w:t xml:space="preserve">— covers Chromium-fork / Electron-wrapper / Tauri-wrapper / Gecko-fork shape.</w:t>
+      </w:r>
+      <w:r>
+        <w:t xml:space="preserve"> </w:t>
+      </w:r>
+      <w:r>
+        <w:rPr>
+          <w:rStyle w:val="VerbatimChar"/>
+        </w:rPr>
+        <w:t xml:space="preserve">must_have</w:t>
+      </w:r>
+      <w:r>
+        <w:t xml:space="preserve">: html rendering, css layout, javascript runtime, tabs, history, bookmarks, address bar, downloads, extensions, auto update.</w:t>
+      </w:r>
+    </w:p>
+    <w:p>
+      <w:pPr>
+        <w:pStyle w:val="Compact"/>
+        <w:numPr>
+          <w:ilvl w:val="0"/>
+          <w:numId w:val="1053"/>
+        </w:numPr>
+      </w:pPr>
+      <w:r>
+        <w:rPr>
+          <w:rStyle w:val="VerbatimChar"/>
+        </w:rPr>
+        <w:t xml:space="preserve">desktop-browser-privacy</w:t>
+      </w:r>
+      <w:r>
+        <w:t xml:space="preserve"> </w:t>
+      </w:r>
+      <w:r>
+        <w:t xml:space="preserve">— same baseline + tracker blocking + fingerprint defense + private browsing.</w:t>
+      </w:r>
+      <w:r>
+        <w:t xml:space="preserve"> </w:t>
+      </w:r>
+      <w:r>
+        <w:rPr>
+          <w:rStyle w:val="VerbatimChar"/>
+        </w:rPr>
+        <w:t xml:space="preserve">must_have</w:t>
+      </w:r>
+      <w:r>
+        <w:t xml:space="preserve"> </w:t>
+      </w:r>
+      <w:r>
+        <w:t xml:space="preserve">keys ensure a "privacy" pitch carries the actual privacy machinery, not just marketing.</w:t>
+      </w:r>
+    </w:p>
+    <w:p>
+      <w:pPr>
+        <w:pStyle w:val="FirstParagraph"/>
+      </w:pPr>
+      <w:r>
+        <w:t xml:space="preserve">Both expose</w:t>
+      </w:r>
+      <w:r>
+        <w:t xml:space="preserve"> </w:t>
+      </w:r>
+      <w:r>
+        <w:rPr>
+          <w:rStyle w:val="VerbatimChar"/>
+        </w:rPr>
+        <w:t xml:space="preserve">scale_tiers.{mvp,growth,scale}</w:t>
+      </w:r>
+      <w:r>
+        <w:t xml:space="preserve"> </w:t>
+      </w:r>
+      <w:r>
+        <w:t xml:space="preserve">with</w:t>
+      </w:r>
+      <w:r>
+        <w:t xml:space="preserve"> </w:t>
+      </w:r>
+      <w:r>
+        <w:rPr>
+          <w:rStyle w:val="VerbatimChar"/>
+        </w:rPr>
+        <w:t xml:space="preserve">required_capabilities</w:t>
+      </w:r>
+      <w:r>
+        <w:t xml:space="preserve"> </w:t>
+      </w:r>
+      <w:r>
+        <w:t xml:space="preserve">referencing the new browser-layer entries in</w:t>
+      </w:r>
+      <w:r>
+        <w:t xml:space="preserve"> </w:t>
+      </w:r>
+      <w:r>
+        <w:rPr>
+          <w:rStyle w:val="VerbatimChar"/>
+        </w:rPr>
+        <w:t xml:space="preserve">_stack_fitness_capabilities</w:t>
+      </w:r>
+      <w:r>
+        <w:t xml:space="preserve">:</w:t>
+      </w:r>
+      <w:r>
+        <w:t xml:space="preserve"> </w:t>
+      </w:r>
+      <w:r>
+        <w:rPr>
+          <w:rStyle w:val="VerbatimChar"/>
+        </w:rPr>
+        <w:t xml:space="preserve">html_parser</w:t>
+      </w:r>
+      <w:r>
+        <w:t xml:space="preserve">,</w:t>
+      </w:r>
+      <w:r>
+        <w:t xml:space="preserve"> </w:t>
+      </w:r>
+      <w:r>
+        <w:rPr>
+          <w:rStyle w:val="VerbatimChar"/>
+        </w:rPr>
+        <w:t xml:space="preserve">css_engine</w:t>
+      </w:r>
+      <w:r>
+        <w:t xml:space="preserve">,</w:t>
+      </w:r>
+      <w:r>
+        <w:t xml:space="preserve"> </w:t>
+      </w:r>
+      <w:r>
+        <w:rPr>
+          <w:rStyle w:val="VerbatimChar"/>
+        </w:rPr>
+        <w:t xml:space="preserve">js_runtime</w:t>
+      </w:r>
+      <w:r>
+        <w:t xml:space="preserve">,</w:t>
+      </w:r>
+      <w:r>
+        <w:t xml:space="preserve"> </w:t>
+      </w:r>
+      <w:r>
+        <w:rPr>
+          <w:rStyle w:val="VerbatimChar"/>
+        </w:rPr>
+        <w:t xml:space="preserve">networking_stack</w:t>
+      </w:r>
+      <w:r>
+        <w:t xml:space="preserve">,</w:t>
+      </w:r>
+      <w:r>
+        <w:t xml:space="preserve"> </w:t>
+      </w:r>
+      <w:r>
+        <w:rPr>
+          <w:rStyle w:val="VerbatimChar"/>
+        </w:rPr>
+        <w:t xml:space="preserve">browser_storage</w:t>
+      </w:r>
+      <w:r>
+        <w:t xml:space="preserve">,</w:t>
+      </w:r>
+      <w:r>
+        <w:t xml:space="preserve"> </w:t>
+      </w:r>
+      <w:r>
+        <w:rPr>
+          <w:rStyle w:val="VerbatimChar"/>
+        </w:rPr>
+        <w:t xml:space="preserve">devtools</w:t>
+      </w:r>
+      <w:r>
+        <w:t xml:space="preserve">,</w:t>
+      </w:r>
+      <w:r>
+        <w:t xml:space="preserve"> </w:t>
+      </w:r>
+      <w:r>
+        <w:rPr>
+          <w:rStyle w:val="VerbatimChar"/>
+        </w:rPr>
+        <w:t xml:space="preserve">auto_updater</w:t>
+      </w:r>
+      <w:r>
+        <w:t xml:space="preserve">,</w:t>
+      </w:r>
+      <w:r>
+        <w:t xml:space="preserve"> </w:t>
+      </w:r>
+      <w:r>
+        <w:rPr>
+          <w:rStyle w:val="VerbatimChar"/>
+        </w:rPr>
+        <w:t xml:space="preserve">extension_runtime</w:t>
+      </w:r>
+      <w:r>
+        <w:t xml:space="preserve">,</w:t>
+      </w:r>
+      <w:r>
+        <w:t xml:space="preserve"> </w:t>
+      </w:r>
+      <w:r>
+        <w:rPr>
+          <w:rStyle w:val="VerbatimChar"/>
+        </w:rPr>
+        <w:t xml:space="preserve">profile_management</w:t>
+      </w:r>
+      <w:r>
+        <w:t xml:space="preserve">,</w:t>
+      </w:r>
+      <w:r>
+        <w:t xml:space="preserve"> </w:t>
+      </w:r>
+      <w:r>
+        <w:rPr>
+          <w:rStyle w:val="VerbatimChar"/>
+        </w:rPr>
+        <w:t xml:space="preserve">tracker_blocker</w:t>
+      </w:r>
+      <w:r>
+        <w:t xml:space="preserve">,</w:t>
+      </w:r>
+      <w:r>
+        <w:t xml:space="preserve"> </w:t>
+      </w:r>
+      <w:r>
+        <w:rPr>
+          <w:rStyle w:val="VerbatimChar"/>
+        </w:rPr>
+        <w:t xml:space="preserve">fingerprint_resist</w:t>
+      </w:r>
+      <w:r>
+        <w:t xml:space="preserve">. Each capability declares accept-values (engine names + libraries that actually exist) and disqualified-values (empty /</w:t>
+      </w:r>
+      <w:r>
+        <w:t xml:space="preserve"> </w:t>
+      </w:r>
+      <w:r>
+        <w:rPr>
+          <w:rStyle w:val="VerbatimChar"/>
+        </w:rPr>
+        <w:t xml:space="preserve">none</w:t>
+      </w:r>
+      <w:r>
+        <w:t xml:space="preserve"> </w:t>
+      </w:r>
+      <w:r>
+        <w:t xml:space="preserve">/ regex-based parsers).</w:t>
+      </w:r>
+    </w:p>
+    <w:bookmarkEnd w:id="116"/>
+    <w:bookmarkStart w:id="117" w:name="z9-meta-gate--browser-e2e-testsh"/>
+    <w:p>
+      <w:pPr>
+        <w:pStyle w:val="Heading3"/>
+      </w:pPr>
+      <w:r>
+        <w:t xml:space="preserve">Z.9 Meta-gate —</w:t>
+      </w:r>
+      <w:r>
+        <w:t xml:space="preserve"> </w:t>
+      </w:r>
+      <w:r>
+        <w:rPr>
+          <w:rStyle w:val="VerbatimChar"/>
+        </w:rPr>
+        <w:t xml:space="preserve">browser-e2e-test.sh</w:t>
+      </w:r>
+    </w:p>
+    <w:p>
+      <w:pPr>
+        <w:pStyle w:val="FirstParagraph"/>
+      </w:pPr>
+      <w:r>
+        <w:t xml:space="preserve">Seven fixtures guard the v8.7 invariant from silent erosion:</w:t>
+      </w:r>
+    </w:p>
+    <w:tbl>
+      <w:tblPr>
+        <w:tblStyle w:val="Table"/>
+        <w:tblW w:type="auto" w:w="0"/>
+        <w:tblLook w:firstRow="1" w:lastRow="0" w:firstColumn="0" w:lastColumn="0" w:noHBand="0" w:noVBand="0" w:val="0020"/>
+      </w:tblPr>
+      <w:tblGrid>
+        <w:gridCol w:w="1980"/>
+        <w:gridCol w:w="1980"/>
+        <w:gridCol w:w="1980"/>
+        <w:gridCol w:w="1980"/>
+      </w:tblGrid>
+      <w:tr>
+        <w:trPr>
+          <w:tblHeader w:val="on"/>
+        </w:trPr>
+        <w:tc>
+          <w:tcPr/>
+          <w:p>
+            <w:pPr>
+              <w:pStyle w:val="Compact"/>
+            </w:pPr>
+            <w:r>
+              <w:t xml:space="preserve">#</w:t>
+            </w:r>
+          </w:p>
+        </w:tc>
+        <w:tc>
+          <w:tcPr/>
+          <w:p>
+            <w:pPr>
+              <w:pStyle w:val="Compact"/>
+            </w:pPr>
+            <w:r>
+              <w:t xml:space="preserve">Case</w:t>
+            </w:r>
+          </w:p>
+        </w:tc>
+        <w:tc>
+          <w:tcPr/>
+          <w:p>
+            <w:pPr>
+              <w:pStyle w:val="Compact"/>
+            </w:pPr>
+            <w:r>
+              <w:t xml:space="preserve">Trigger</w:t>
+            </w:r>
+          </w:p>
+        </w:tc>
+        <w:tc>
+          <w:tcPr/>
+          <w:p>
+            <w:pPr>
+              <w:pStyle w:val="Compact"/>
+            </w:pPr>
+            <w:r>
+              <w:t xml:space="preserve">Expected verdict</w:t>
+            </w:r>
+          </w:p>
+        </w:tc>
+      </w:tr>
+      <w:tr>
+        <w:tc>
+          <w:tcPr/>
+          <w:p>
+            <w:pPr>
+              <w:pStyle w:val="Compact"/>
+            </w:pPr>
+            <w:r>
+              <w:t xml:space="preserve">1</w:t>
+            </w:r>
+          </w:p>
+        </w:tc>
+        <w:tc>
+          <w:tcPr/>
+          <w:p>
+            <w:pPr>
+              <w:pStyle w:val="Compact"/>
+            </w:pPr>
+            <w:r>
+              <w:rPr>
+                <w:rStyle w:val="VerbatimChar"/>
+              </w:rPr>
+              <w:t xml:space="preserve">project_type=backend</w:t>
+            </w:r>
+          </w:p>
+        </w:tc>
+        <w:tc>
+          <w:tcPr/>
+          <w:p>
+            <w:pPr>
+              <w:pStyle w:val="Compact"/>
+            </w:pPr>
+            <w:r>
+              <w:t xml:space="preserve">non-browser passthrough</w:t>
+            </w:r>
+          </w:p>
+        </w:tc>
+        <w:tc>
+          <w:tcPr/>
+          <w:p>
+            <w:pPr>
+              <w:pStyle w:val="Compact"/>
+            </w:pPr>
+            <w:r>
+              <w:rPr>
+                <w:rStyle w:val="VerbatimChar"/>
+              </w:rPr>
+              <w:t xml:space="preserve">N/A_PENDING_REVIEWER</w:t>
+            </w:r>
+          </w:p>
+        </w:tc>
+      </w:tr>
+      <w:tr>
+        <w:tc>
+          <w:tcPr/>
+          <w:p>
+            <w:pPr>
+              <w:pStyle w:val="Compact"/>
+            </w:pPr>
+            <w:r>
+              <w:t xml:space="preserve">2</w:t>
+            </w:r>
+          </w:p>
+        </w:tc>
+        <w:tc>
+          <w:tcPr/>
+          <w:p>
+            <w:pPr>
+              <w:pStyle w:val="Compact"/>
+            </w:pPr>
+            <w:r>
+              <w:rPr>
+                <w:rStyle w:val="VerbatimChar"/>
+              </w:rPr>
+              <w:t xml:space="preserve">desktop-browser-chromium</w:t>
+            </w:r>
+            <w:r>
+              <w:t xml:space="preserve"> </w:t>
+            </w:r>
+            <w:r>
+              <w:t xml:space="preserve">no</w:t>
+            </w:r>
+            <w:r>
+              <w:t xml:space="preserve"> </w:t>
+            </w:r>
+            <w:r>
+              <w:rPr>
+                <w:rStyle w:val="VerbatimChar"/>
+              </w:rPr>
+              <w:t xml:space="preserve">binary_path</w:t>
+            </w:r>
+          </w:p>
+        </w:tc>
+        <w:tc>
+          <w:tcPr/>
+          <w:p>
+            <w:pPr>
+              <w:pStyle w:val="Compact"/>
+            </w:pPr>
+            <w:r>
+              <w:t xml:space="preserve">declared but unbuilt</w:t>
+            </w:r>
+          </w:p>
+        </w:tc>
+        <w:tc>
+          <w:tcPr/>
+          <w:p>
+            <w:pPr>
+              <w:pStyle w:val="Compact"/>
+            </w:pPr>
+            <w:r>
+              <w:rPr>
+                <w:rStyle w:val="VerbatimChar"/>
+              </w:rPr>
+              <w:t xml:space="preserve">FAIL</w:t>
+            </w:r>
+          </w:p>
+        </w:tc>
+      </w:tr>
+      <w:tr>
+        <w:tc>
+          <w:tcPr/>
+          <w:p>
+            <w:pPr>
+              <w:pStyle w:val="Compact"/>
+            </w:pPr>
+            <w:r>
+              <w:t xml:space="preserve">3</w:t>
+            </w:r>
+          </w:p>
+        </w:tc>
+        <w:tc>
+          <w:tcPr/>
+          <w:p>
+            <w:pPr>
+              <w:pStyle w:val="Compact"/>
+            </w:pPr>
+            <w:r>
+              <w:rPr>
+                <w:rStyle w:val="VerbatimChar"/>
+              </w:rPr>
+              <w:t xml:space="preserve">desktop-browser-chromium</w:t>
+            </w:r>
+            <w:r>
+              <w:t xml:space="preserve"> </w:t>
+            </w:r>
+            <w:r>
+              <w:t xml:space="preserve">binary set, no</w:t>
+            </w:r>
+            <w:r>
+              <w:t xml:space="preserve"> </w:t>
+            </w:r>
+            <w:r>
+              <w:rPr>
+                <w:rStyle w:val="VerbatimChar"/>
+              </w:rPr>
+              <w:t xml:space="preserve">journeys_dir</w:t>
+            </w:r>
+          </w:p>
+        </w:tc>
+        <w:tc>
+          <w:tcPr/>
+          <w:p>
+            <w:pPr>
+              <w:pStyle w:val="Compact"/>
+            </w:pPr>
+            <w:r>
+              <w:t xml:space="preserve">no journeys authored</w:t>
+            </w:r>
+          </w:p>
+        </w:tc>
+        <w:tc>
+          <w:tcPr/>
+          <w:p>
+            <w:pPr>
+              <w:pStyle w:val="Compact"/>
+            </w:pPr>
+            <w:r>
+              <w:rPr>
+                <w:rStyle w:val="VerbatimChar"/>
+              </w:rPr>
+              <w:t xml:space="preserve">FAIL</w:t>
+            </w:r>
+          </w:p>
+        </w:tc>
+      </w:tr>
+      <w:tr>
+        <w:tc>
+          <w:tcPr/>
+          <w:p>
+            <w:pPr>
+              <w:pStyle w:val="Compact"/>
+            </w:pPr>
+            <w:r>
+              <w:t xml:space="preserve">4</w:t>
+            </w:r>
+          </w:p>
+        </w:tc>
+        <w:tc>
+          <w:tcPr/>
+          <w:p>
+            <w:pPr>
+              <w:pStyle w:val="Compact"/>
+            </w:pPr>
+            <w:r>
+              <w:rPr>
+                <w:rStyle w:val="VerbatimChar"/>
+              </w:rPr>
+              <w:t xml:space="preserve">desktop-browser-chromium</w:t>
+            </w:r>
+            <w:r>
+              <w:t xml:space="preserve"> </w:t>
+            </w:r>
+            <w:r>
+              <w:rPr>
+                <w:rStyle w:val="VerbatimChar"/>
+              </w:rPr>
+              <w:t xml:space="preserve">journeys_dir</w:t>
+            </w:r>
+            <w:r>
+              <w:t xml:space="preserve"> </w:t>
+            </w:r>
+            <w:r>
+              <w:t xml:space="preserve">exists but empty</w:t>
+            </w:r>
+          </w:p>
+        </w:tc>
+        <w:tc>
+          <w:tcPr/>
+          <w:p>
+            <w:pPr>
+              <w:pStyle w:val="Compact"/>
+            </w:pPr>
+            <w:r>
+              <w:t xml:space="preserve">declared but unfilled</w:t>
+            </w:r>
+          </w:p>
+        </w:tc>
+        <w:tc>
+          <w:tcPr/>
+          <w:p>
+            <w:pPr>
+              <w:pStyle w:val="Compact"/>
+            </w:pPr>
+            <w:r>
+              <w:rPr>
+                <w:rStyle w:val="VerbatimChar"/>
+              </w:rPr>
+              <w:t xml:space="preserve">FAIL</w:t>
+            </w:r>
+          </w:p>
+        </w:tc>
+      </w:tr>
+      <w:tr>
+        <w:tc>
+          <w:tcPr/>
+          <w:p>
+            <w:pPr>
+              <w:pStyle w:val="Compact"/>
+            </w:pPr>
+            <w:r>
+              <w:t xml:space="preserve">5</w:t>
+            </w:r>
+          </w:p>
+        </w:tc>
+        <w:tc>
+          <w:tcPr/>
+          <w:p>
+            <w:pPr>
+              <w:pStyle w:val="Compact"/>
+            </w:pPr>
+            <w:r>
+              <w:rPr>
+                <w:rStyle w:val="VerbatimChar"/>
+              </w:rPr>
+              <w:t xml:space="preserve">project_type=frontend</w:t>
+            </w:r>
+          </w:p>
+        </w:tc>
+        <w:tc>
+          <w:tcPr/>
+          <w:p>
+            <w:pPr>
+              <w:pStyle w:val="Compact"/>
+            </w:pPr>
+            <w:r>
+              <w:t xml:space="preserve">WPT not applicable</w:t>
+            </w:r>
+          </w:p>
+        </w:tc>
+        <w:tc>
+          <w:tcPr/>
+          <w:p>
+            <w:pPr>
+              <w:pStyle w:val="Compact"/>
+            </w:pPr>
+            <w:r>
+              <w:rPr>
+                <w:rStyle w:val="VerbatimChar"/>
+              </w:rPr>
+              <w:t xml:space="preserve">N/A_PENDING_REVIEWER</w:t>
+            </w:r>
+          </w:p>
+        </w:tc>
+      </w:tr>
+      <w:tr>
+        <w:tc>
+          <w:tcPr/>
+          <w:p>
+            <w:pPr>
+              <w:pStyle w:val="Compact"/>
+            </w:pPr>
+            <w:r>
+              <w:t xml:space="preserve">6</w:t>
+            </w:r>
+          </w:p>
+        </w:tc>
+        <w:tc>
+          <w:tcPr/>
+          <w:p>
+            <w:pPr>
+              <w:pStyle w:val="Compact"/>
+            </w:pPr>
+            <w:r>
+              <w:rPr>
+                <w:rStyle w:val="VerbatimChar"/>
+              </w:rPr>
+              <w:t xml:space="preserve">desktop-browser-chromium</w:t>
+            </w:r>
+            <w:r>
+              <w:t xml:space="preserve"> </w:t>
+            </w:r>
+            <w:r>
+              <w:rPr>
+                <w:rStyle w:val="VerbatimChar"/>
+              </w:rPr>
+              <w:t xml:space="preserve">wpt.enabled=false</w:t>
+            </w:r>
+          </w:p>
+        </w:tc>
+        <w:tc>
+          <w:tcPr/>
+          <w:p>
+            <w:pPr>
+              <w:pStyle w:val="Compact"/>
+            </w:pPr>
+            <w:r>
+              <w:t xml:space="preserve">LAW-F6 declared-but-skipped</w:t>
+            </w:r>
+          </w:p>
+        </w:tc>
+        <w:tc>
+          <w:tcPr/>
+          <w:p>
+            <w:pPr>
+              <w:pStyle w:val="Compact"/>
+            </w:pPr>
+            <w:r>
+              <w:rPr>
+                <w:rStyle w:val="VerbatimChar"/>
+              </w:rPr>
+              <w:t xml:space="preserve">FAIL</w:t>
+            </w:r>
+          </w:p>
+        </w:tc>
+      </w:tr>
+      <w:tr>
+        <w:tc>
+          <w:tcPr/>
+          <w:p>
+            <w:pPr>
+              <w:pStyle w:val="Compact"/>
+            </w:pPr>
+            <w:r>
+              <w:t xml:space="preserve">7</w:t>
+            </w:r>
+          </w:p>
+        </w:tc>
+        <w:tc>
+          <w:tcPr/>
+          <w:p>
+            <w:pPr>
+              <w:pStyle w:val="Compact"/>
+            </w:pPr>
+            <w:r>
+              <w:rPr>
+                <w:rStyle w:val="VerbatimChar"/>
+              </w:rPr>
+              <w:t xml:space="preserve">desktop-browser-chromium</w:t>
+            </w:r>
+            <w:r>
+              <w:t xml:space="preserve"> </w:t>
+            </w:r>
+            <w:r>
+              <w:rPr>
+                <w:rStyle w:val="VerbatimChar"/>
+              </w:rPr>
+              <w:t xml:space="preserve">wpt.enabled=true</w:t>
+            </w:r>
+            <w:r>
+              <w:t xml:space="preserve"> </w:t>
+            </w:r>
+            <w:r>
+              <w:t xml:space="preserve">but empty</w:t>
+            </w:r>
+            <w:r>
+              <w:t xml:space="preserve"> </w:t>
+            </w:r>
+            <w:r>
+              <w:rPr>
+                <w:rStyle w:val="VerbatimChar"/>
+              </w:rPr>
+              <w:t xml:space="preserve">subset</w:t>
+            </w:r>
+          </w:p>
+        </w:tc>
+        <w:tc>
+          <w:tcPr/>
+          <w:p>
+            <w:pPr>
+              <w:pStyle w:val="Compact"/>
+            </w:pPr>
+            <w:r>
+              <w:t xml:space="preserve">vacuous WPT declaration</w:t>
+            </w:r>
+          </w:p>
+        </w:tc>
+        <w:tc>
+          <w:tcPr/>
+          <w:p>
+            <w:pPr>
+              <w:pStyle w:val="Compact"/>
+            </w:pPr>
+            <w:r>
+              <w:rPr>
+                <w:rStyle w:val="VerbatimChar"/>
+              </w:rPr>
+              <w:t xml:space="preserve">FAIL</w:t>
+            </w:r>
+          </w:p>
+        </w:tc>
+      </w:tr>
+    </w:tbl>
+    <w:p>
+      <w:pPr>
+        <w:pStyle w:val="BodyText"/>
+      </w:pPr>
+      <w:r>
+        <w:t xml:space="preserve">This is the</w:t>
+      </w:r>
+      <w:r>
+        <w:t xml:space="preserve"> </w:t>
+      </w:r>
+      <w:r>
+        <w:rPr>
+          <w:b/>
+          <w:bCs/>
+        </w:rPr>
+        <w:t xml:space="preserve">10th</w:t>
+      </w:r>
+      <w:r>
+        <w:t xml:space="preserve"> </w:t>
+      </w:r>
+      <w:r>
+        <w:t xml:space="preserve">meta-gate. The complete meta-suite is wired into</w:t>
+      </w:r>
+      <w:r>
+        <w:t xml:space="preserve"> </w:t>
+      </w:r>
+      <w:r>
+        <w:rPr>
+          <w:rStyle w:val="VerbatimChar"/>
+        </w:rPr>
+        <w:t xml:space="preserve">run-all-meta-gates.sh</w:t>
+      </w:r>
+      <w:r>
+        <w:t xml:space="preserve"> </w:t>
+      </w:r>
+      <w:r>
+        <w:t xml:space="preserve">and must run green before every UBS skill release.</w:t>
+      </w:r>
+    </w:p>
+    <w:bookmarkEnd w:id="117"/>
+    <w:bookmarkStart w:id="118" w:name="z10-frequently-surfaced-questions"/>
+    <w:p>
+      <w:pPr>
+        <w:pStyle w:val="Heading3"/>
+      </w:pPr>
+      <w:r>
+        <w:t xml:space="preserve">Z.10 Frequently surfaced questions</w:t>
+      </w:r>
+    </w:p>
+    <w:tbl>
+      <w:tblPr>
+        <w:tblStyle w:val="Table"/>
+        <w:tblW w:type="auto" w:w="0"/>
+        <w:tblLook w:firstRow="1" w:lastRow="0" w:firstColumn="0" w:lastColumn="0" w:noHBand="0" w:noVBand="0" w:val="0020"/>
+      </w:tblPr>
+      <w:tblGrid>
+        <w:gridCol w:w="3960"/>
+        <w:gridCol w:w="3960"/>
+      </w:tblGrid>
+      <w:tr>
+        <w:trPr>
+          <w:tblHeader w:val="on"/>
+        </w:trPr>
+        <w:tc>
+          <w:tcPr/>
+          <w:p>
+            <w:pPr>
+              <w:pStyle w:val="Compact"/>
+            </w:pPr>
+            <w:r>
+              <w:t xml:space="preserve">Question</w:t>
+            </w:r>
+          </w:p>
+        </w:tc>
+        <w:tc>
+          <w:tcPr/>
+          <w:p>
+            <w:pPr>
+              <w:pStyle w:val="Compact"/>
+            </w:pPr>
+            <w:r>
+              <w:t xml:space="preserve">Answer</w:t>
+            </w:r>
+          </w:p>
+        </w:tc>
+      </w:tr>
+      <w:tr>
+        <w:tc>
+          <w:tcPr/>
+          <w:p>
+            <w:pPr>
+              <w:pStyle w:val="Compact"/>
+            </w:pPr>
+            <w:r>
+              <w:t xml:space="preserve">What does v8.7 prevent?</w:t>
+            </w:r>
+          </w:p>
+        </w:tc>
+        <w:tc>
+          <w:tcPr/>
+          <w:p>
+            <w:pPr>
+              <w:pStyle w:val="Compact"/>
+            </w:pPr>
+            <w:r>
+              <w:t xml:space="preserve">Devin claiming "browser shipped" without a launchable binary, real journeys, or standards conformance evidence. Same LAW-F6 principle as web (v8.5.1) and mobile (v8.6), applied to a browser binary.</w:t>
+            </w:r>
+          </w:p>
+        </w:tc>
+      </w:tr>
+      <w:tr>
+        <w:tc>
+          <w:tcPr/>
+          <w:p>
+            <w:pPr>
+              <w:pStyle w:val="Compact"/>
+            </w:pPr>
+            <w:r>
+              <w:t xml:space="preserve">Why WPT and not Chromium's own</w:t>
+            </w:r>
+            <w:r>
+              <w:t xml:space="preserve"> </w:t>
+            </w:r>
+            <w:r>
+              <w:rPr>
+                <w:rStyle w:val="VerbatimChar"/>
+              </w:rPr>
+              <w:t xml:space="preserve">web_tests</w:t>
+            </w:r>
+            <w:r>
+              <w:t xml:space="preserve">?</w:t>
+            </w:r>
+          </w:p>
+        </w:tc>
+        <w:tc>
+          <w:tcPr/>
+          <w:p>
+            <w:pPr>
+              <w:pStyle w:val="Compact"/>
+            </w:pPr>
+            <w:r>
+              <w:t xml:space="preserve">WPT is portable across all major browsers (Chrome, Firefox, Safari run it in CI).</w:t>
+            </w:r>
+            <w:r>
+              <w:t xml:space="preserve"> </w:t>
+            </w:r>
+            <w:r>
+              <w:rPr>
+                <w:rStyle w:val="VerbatimChar"/>
+              </w:rPr>
+              <w:t xml:space="preserve">web_tests</w:t>
+            </w:r>
+            <w:r>
+              <w:t xml:space="preserve"> </w:t>
+            </w:r>
+            <w:r>
+              <w:t xml:space="preserve">is Chromium-internal. v8.7 keeps the runner declarative so Gecko / Servo / Ladybird forks can plug in their own</w:t>
+            </w:r>
+            <w:r>
+              <w:t xml:space="preserve"> </w:t>
+            </w:r>
+            <w:r>
+              <w:rPr>
+                <w:rStyle w:val="VerbatimChar"/>
+              </w:rPr>
+              <w:t xml:space="preserve">runner_cmd</w:t>
+            </w:r>
+            <w:r>
+              <w:t xml:space="preserve">.</w:t>
+            </w:r>
+          </w:p>
+        </w:tc>
+      </w:tr>
+      <w:tr>
+        <w:tc>
+          <w:tcPr/>
+          <w:p>
+            <w:pPr>
+              <w:pStyle w:val="Compact"/>
+            </w:pPr>
+            <w:r>
+              <w:t xml:space="preserve">Why CDP and not WebDriver?</w:t>
+            </w:r>
+          </w:p>
+        </w:tc>
+        <w:tc>
+          <w:tcPr/>
+          <w:p>
+            <w:pPr>
+              <w:pStyle w:val="Compact"/>
+            </w:pPr>
+            <w:r>
+              <w:t xml:space="preserve">CDP is universally supported by Chromium-shape browsers. Bundled</w:t>
+            </w:r>
+            <w:r>
+              <w:t xml:space="preserve"> </w:t>
+            </w:r>
+            <w:r>
+              <w:rPr>
+                <w:rStyle w:val="VerbatimChar"/>
+              </w:rPr>
+              <w:t xml:space="preserve">_browser-cdp-runner.sh</w:t>
+            </w:r>
+            <w:r>
+              <w:t xml:space="preserve"> </w:t>
+            </w:r>
+            <w:r>
+              <w:t xml:space="preserve">covers Chromium / Electron / Tauri (Chromium-backed) out of the box. Gecko / Safari / novel browsers MUST set</w:t>
+            </w:r>
+            <w:r>
+              <w:t xml:space="preserve"> </w:t>
+            </w:r>
+            <w:r>
+              <w:rPr>
+                <w:rStyle w:val="VerbatimChar"/>
+              </w:rPr>
+              <w:t xml:space="preserve">browser.run_cmd</w:t>
+            </w:r>
+            <w:r>
+              <w:t xml:space="preserve"> </w:t>
+            </w:r>
+            <w:r>
+              <w:t xml:space="preserve">explicitly (geckodriver / safaridriver / custom).</w:t>
+            </w:r>
+          </w:p>
+        </w:tc>
+      </w:tr>
+      <w:tr>
+        <w:tc>
+          <w:tcPr/>
+          <w:p>
+            <w:pPr>
+              <w:pStyle w:val="Compact"/>
+            </w:pPr>
+            <w:r>
+              <w:t xml:space="preserve">Will this break web or mobile projects?</w:t>
+            </w:r>
+          </w:p>
+        </w:tc>
+        <w:tc>
+          <w:tcPr/>
+          <w:p>
+            <w:pPr>
+              <w:pStyle w:val="Compact"/>
+            </w:pPr>
+            <w:r>
+              <w:t xml:space="preserve">No. Every v8.7 gate short-circuits with</w:t>
+            </w:r>
+            <w:r>
+              <w:t xml:space="preserve"> </w:t>
+            </w:r>
+            <w:r>
+              <w:rPr>
+                <w:rStyle w:val="VerbatimChar"/>
+              </w:rPr>
+              <w:t xml:space="preserve">N/A_PENDING_REVIEWER</w:t>
+            </w:r>
+            <w:r>
+              <w:t xml:space="preserve"> </w:t>
+            </w:r>
+            <w:r>
+              <w:t xml:space="preserve">on non-browser</w:t>
+            </w:r>
+            <w:r>
+              <w:t xml:space="preserve"> </w:t>
+            </w:r>
+            <w:r>
+              <w:rPr>
+                <w:rStyle w:val="VerbatimChar"/>
+              </w:rPr>
+              <w:t xml:space="preserve">project_type</w:t>
+            </w:r>
+            <w:r>
+              <w:t xml:space="preserve">. Web and mobile pipelines unchanged.</w:t>
+            </w:r>
+          </w:p>
+        </w:tc>
+      </w:tr>
+      <w:tr>
+        <w:tc>
+          <w:tcPr/>
+          <w:p>
+            <w:pPr>
+              <w:pStyle w:val="Compact"/>
+            </w:pPr>
+            <w:r>
+              <w:t xml:space="preserve">What's still deferred to v8.8?</w:t>
+            </w:r>
+          </w:p>
+        </w:tc>
+        <w:tc>
+          <w:tcPr/>
+          <w:p>
+            <w:pPr>
+              <w:pStyle w:val="Compact"/>
+            </w:pPr>
+            <w:r>
+              <w:rPr>
+                <w:rStyle w:val="VerbatimChar"/>
+              </w:rPr>
+              <w:t xml:space="preserve">GATE-BROWSER-COMPAT</w:t>
+            </w:r>
+            <w:r>
+              <w:t xml:space="preserve"> </w:t>
+            </w:r>
+            <w:r>
+              <w:t xml:space="preserve">(top-1000 sites smoke),</w:t>
+            </w:r>
+            <w:r>
+              <w:t xml:space="preserve"> </w:t>
+            </w:r>
+            <w:r>
+              <w:rPr>
+                <w:rStyle w:val="VerbatimChar"/>
+              </w:rPr>
+              <w:t xml:space="preserve">GATE-BROWSER-CRASH</w:t>
+            </w:r>
+            <w:r>
+              <w:t xml:space="preserve"> </w:t>
+            </w:r>
+            <w:r>
+              <w:t xml:space="preserve">(Crashpad/Breakpad ingestion),</w:t>
+            </w:r>
+            <w:r>
+              <w:t xml:space="preserve"> </w:t>
+            </w:r>
+            <w:r>
+              <w:rPr>
+                <w:rStyle w:val="VerbatimChar"/>
+              </w:rPr>
+              <w:t xml:space="preserve">GATE-BROWSER-FUZZ</w:t>
+            </w:r>
+            <w:r>
+              <w:t xml:space="preserve"> </w:t>
+            </w:r>
+            <w:r>
+              <w:t xml:space="preserve">(libFuzzer corpus), cross-OS pixel-parity tests. v8.7 covers runtime + standards conformance + SLO dialect + product fitness.</w:t>
+            </w:r>
+          </w:p>
+        </w:tc>
+      </w:tr>
+    </w:tbl>
     <w:p>
       <w:r>
         <w:pict>
@@ -34773,6 +40550,99 @@
         </w:pict>
       </w:r>
     </w:p>
+    <w:bookmarkEnd w:id="118"/>
+    <w:bookmarkEnd w:id="119"/>
+    <w:bookmarkStart w:id="120" w:name="appendix--gate-script-contract"/>
+    <w:p>
+      <w:pPr>
+        <w:pStyle w:val="Heading2"/>
+      </w:pPr>
+      <w:r>
+        <w:t xml:space="preserve">Appendix — Gate Script Contract</w:t>
+      </w:r>
+    </w:p>
+    <w:p>
+      <w:pPr>
+        <w:pStyle w:val="FirstParagraph"/>
+      </w:pPr>
+      <w:r>
+        <w:t xml:space="preserve">Every gate script (under</w:t>
+      </w:r>
+      <w:r>
+        <w:t xml:space="preserve"> </w:t>
+      </w:r>
+      <w:r>
+        <w:rPr>
+          <w:rStyle w:val="VerbatimChar"/>
+        </w:rPr>
+        <w:t xml:space="preserve">plugins/build-anything/scripts/</w:t>
+      </w:r>
+      <w:r>
+        <w:t xml:space="preserve">) honours one contract:</w:t>
+      </w:r>
+    </w:p>
+    <w:p>
+      <w:pPr>
+        <w:pStyle w:val="SourceCode"/>
+      </w:pPr>
+      <w:r>
+        <w:rPr>
+          <w:rStyle w:val="VerbatimChar"/>
+        </w:rPr>
+        <w:t xml:space="preserve">input:   --atom-dir &lt;path&gt;</w:t>
+      </w:r>
+      <w:r>
+        <w:br/>
+      </w:r>
+      <w:r>
+        <w:rPr>
+          <w:rStyle w:val="VerbatimChar"/>
+        </w:rPr>
+        <w:t xml:space="preserve">stdout:  PASS | FAIL | N/A_PENDING_REVIEWER | ERROR</w:t>
+      </w:r>
+      <w:r>
+        <w:br/>
+      </w:r>
+      <w:r>
+        <w:rPr>
+          <w:rStyle w:val="VerbatimChar"/>
+        </w:rPr>
+        <w:t xml:space="preserve">exit:    0 = PASS or N/A, 1 = FAIL, 2 = preflight/witness refusal, 4 = AL-4 cap, 127 = missing tool</w:t>
+      </w:r>
+      <w:r>
+        <w:br/>
+      </w:r>
+      <w:r>
+        <w:rPr>
+          <w:rStyle w:val="VerbatimChar"/>
+        </w:rPr>
+        <w:t xml:space="preserve">disk:    {atom_dir}/evidence/{gate}.json</w:t>
+      </w:r>
+      <w:r>
+        <w:br/>
+      </w:r>
+      <w:r>
+        <w:rPr>
+          <w:rStyle w:val="VerbatimChar"/>
+        </w:rPr>
+        <w:t xml:space="preserve">         + {confidence: 0-100, ambiguities: []}</w:t>
+      </w:r>
+    </w:p>
+    <w:p>
+      <w:pPr>
+        <w:pStyle w:val="FirstParagraph"/>
+      </w:pPr>
+      <w:r>
+        <w:t xml:space="preserve">The contract — not the file list — is the load-bearing artifact. Any future script that emits this shape is a valid gate. Any present script that fails this shape is a bug.</w:t>
+      </w:r>
+    </w:p>
+    <w:p>
+      <w:r>
+        <w:pict>
+          <v:rect style="width:0;height:1.5pt" o:hralign="center" o:hrstd="t" o:hr="t"/>
+        </w:pict>
+      </w:r>
+    </w:p>
     <w:p>
       <w:pPr>
         <w:pStyle w:val="FirstParagraph"/>
@@ -34791,8 +40661,8 @@
         <w:t xml:space="preserve">This is the only document required to operate the system.</w:t>
       </w:r>
     </w:p>
-    <w:bookmarkEnd w:id="109"/>
-    <w:bookmarkEnd w:id="110"/>
+    <w:bookmarkEnd w:id="120"/>
+    <w:bookmarkEnd w:id="121"/>
     <w:sectPr>
       <w:footnotePr>
         <w:numRestart w:val="eachSect"/>
@@ -35786,6 +41656,69 @@
     <w:abstractNumId w:val="991"/>
   </w:num>
   <w:num w:numId="1050">
+    <w:abstractNumId w:val="991"/>
+  </w:num>
+  <w:num w:numId="1051">
+    <w:abstractNumId w:val="99411"/>
+    <w:lvlOverride w:ilvl="0">
+      <w:startOverride w:val="1"/>
+    </w:lvlOverride>
+    <w:lvlOverride w:ilvl="1">
+      <w:startOverride w:val="1"/>
+    </w:lvlOverride>
+    <w:lvlOverride w:ilvl="2">
+      <w:startOverride w:val="1"/>
+    </w:lvlOverride>
+    <w:lvlOverride w:ilvl="3">
+      <w:startOverride w:val="1"/>
+    </w:lvlOverride>
+    <w:lvlOverride w:ilvl="4">
+      <w:startOverride w:val="1"/>
+    </w:lvlOverride>
+    <w:lvlOverride w:ilvl="5">
+      <w:startOverride w:val="1"/>
+    </w:lvlOverride>
+    <w:lvlOverride w:ilvl="6">
+      <w:startOverride w:val="1"/>
+    </w:lvlOverride>
+    <w:lvlOverride w:ilvl="7">
+      <w:startOverride w:val="1"/>
+    </w:lvlOverride>
+    <w:lvlOverride w:ilvl="8">
+      <w:startOverride w:val="1"/>
+    </w:lvlOverride>
+  </w:num>
+  <w:num w:numId="1052">
+    <w:abstractNumId w:val="99411"/>
+    <w:lvlOverride w:ilvl="0">
+      <w:startOverride w:val="1"/>
+    </w:lvlOverride>
+    <w:lvlOverride w:ilvl="1">
+      <w:startOverride w:val="1"/>
+    </w:lvlOverride>
+    <w:lvlOverride w:ilvl="2">
+      <w:startOverride w:val="1"/>
+    </w:lvlOverride>
+    <w:lvlOverride w:ilvl="3">
+      <w:startOverride w:val="1"/>
+    </w:lvlOverride>
+    <w:lvlOverride w:ilvl="4">
+      <w:startOverride w:val="1"/>
+    </w:lvlOverride>
+    <w:lvlOverride w:ilvl="5">
+      <w:startOverride w:val="1"/>
+    </w:lvlOverride>
+    <w:lvlOverride w:ilvl="6">
+      <w:startOverride w:val="1"/>
+    </w:lvlOverride>
+    <w:lvlOverride w:ilvl="7">
+      <w:startOverride w:val="1"/>
+    </w:lvlOverride>
+    <w:lvlOverride w:ilvl="8">
+      <w:startOverride w:val="1"/>
+    </w:lvlOverride>
+  </w:num>
+  <w:num w:numId="1053">
     <w:abstractNumId w:val="991"/>
   </w:num>
 </w:numbering>

--- a/docs/ubs.docx
+++ b/docs/ubs.docx
@@ -28,7 +28,7 @@
         </w:p>
       </w:sdtContent>
     </w:sdt>
-    <w:bookmarkStart w:id="121" w:name="universal-build-system-ubs"/>
+    <w:bookmarkStart w:id="132" w:name="universal-build-system-ubs"/>
     <w:p>
       <w:pPr>
         <w:pStyle w:val="Heading1"/>
@@ -6683,6 +6683,404 @@
       </w:r>
       <w:r>
         <w:t xml:space="preserve">(default 0.95). Chromium itself runs millions of WPT cases nightly; a fork claiming "done" without a WPT subset run has no compatibility floor. Detail: §Z.</w:t>
+      </w:r>
+    </w:p>
+    <w:p>
+      <w:pPr>
+        <w:pStyle w:val="Compact"/>
+        <w:numPr>
+          <w:ilvl w:val="0"/>
+          <w:numId w:val="1008"/>
+        </w:numPr>
+      </w:pPr>
+      <w:r>
+        <w:rPr>
+          <w:b/>
+          <w:bCs/>
+        </w:rPr>
+        <w:t xml:space="preserve">GATE-COMP-COV COMPENSATING-COVERAGE SAFETY NET (v8.7.1)</w:t>
+      </w:r>
+      <w:r>
+        <w:t xml:space="preserve"> </w:t>
+      </w:r>
+      <w:r>
+        <w:t xml:space="preserve">— Catch-all for project_types with no specialized behavioral gate.</w:t>
+      </w:r>
+      <w:r>
+        <w:t xml:space="preserve"> </w:t>
+      </w:r>
+      <w:r>
+        <w:rPr>
+          <w:b/>
+          <w:bCs/>
+        </w:rPr>
+        <w:t xml:space="preserve">MANDATORY</w:t>
+      </w:r>
+      <w:r>
+        <w:t xml:space="preserve"> </w:t>
+      </w:r>
+      <w:r>
+        <w:t xml:space="preserve">when</w:t>
+      </w:r>
+      <w:r>
+        <w:t xml:space="preserve"> </w:t>
+      </w:r>
+      <w:r>
+        <w:rPr>
+          <w:rStyle w:val="VerbatimChar"/>
+        </w:rPr>
+        <w:t xml:space="preserve">project_type ∉ {frontend, mixed, backend, mobile-*, desktop-browser-*}</w:t>
+      </w:r>
+      <w:r>
+        <w:t xml:space="preserve"> </w:t>
+      </w:r>
+      <w:r>
+        <w:t xml:space="preserve">(e.g.</w:t>
+      </w:r>
+      <w:r>
+        <w:t xml:space="preserve"> </w:t>
+      </w:r>
+      <w:r>
+        <w:rPr>
+          <w:rStyle w:val="VerbatimChar"/>
+        </w:rPr>
+        <w:t xml:space="preserve">library</w:t>
+      </w:r>
+      <w:r>
+        <w:t xml:space="preserve"> </w:t>
+      </w:r>
+      <w:r>
+        <w:t xml:space="preserve">/</w:t>
+      </w:r>
+      <w:r>
+        <w:t xml:space="preserve"> </w:t>
+      </w:r>
+      <w:r>
+        <w:rPr>
+          <w:rStyle w:val="VerbatimChar"/>
+        </w:rPr>
+        <w:t xml:space="preserve">cli</w:t>
+      </w:r>
+      <w:r>
+        <w:t xml:space="preserve"> </w:t>
+      </w:r>
+      <w:r>
+        <w:t xml:space="preserve">/</w:t>
+      </w:r>
+      <w:r>
+        <w:t xml:space="preserve"> </w:t>
+      </w:r>
+      <w:r>
+        <w:rPr>
+          <w:rStyle w:val="VerbatimChar"/>
+        </w:rPr>
+        <w:t xml:space="preserve">sdk</w:t>
+      </w:r>
+      <w:r>
+        <w:t xml:space="preserve"> </w:t>
+      </w:r>
+      <w:r>
+        <w:t xml:space="preserve">/</w:t>
+      </w:r>
+      <w:r>
+        <w:t xml:space="preserve"> </w:t>
+      </w:r>
+      <w:r>
+        <w:rPr>
+          <w:rStyle w:val="VerbatimChar"/>
+        </w:rPr>
+        <w:t xml:space="preserve">daemon</w:t>
+      </w:r>
+      <w:r>
+        <w:t xml:space="preserve"> </w:t>
+      </w:r>
+      <w:r>
+        <w:t xml:space="preserve">/</w:t>
+      </w:r>
+      <w:r>
+        <w:t xml:space="preserve"> </w:t>
+      </w:r>
+      <w:r>
+        <w:rPr>
+          <w:rStyle w:val="VerbatimChar"/>
+        </w:rPr>
+        <w:t xml:space="preserve">worker</w:t>
+      </w:r>
+      <w:r>
+        <w:t xml:space="preserve"> </w:t>
+      </w:r>
+      <w:r>
+        <w:t xml:space="preserve">/</w:t>
+      </w:r>
+      <w:r>
+        <w:t xml:space="preserve"> </w:t>
+      </w:r>
+      <w:r>
+        <w:rPr>
+          <w:rStyle w:val="VerbatimChar"/>
+        </w:rPr>
+        <w:t xml:space="preserve">firmware</w:t>
+      </w:r>
+      <w:r>
+        <w:t xml:space="preserve"> </w:t>
+      </w:r>
+      <w:r>
+        <w:t xml:space="preserve">/</w:t>
+      </w:r>
+      <w:r>
+        <w:t xml:space="preserve"> </w:t>
+      </w:r>
+      <w:r>
+        <w:rPr>
+          <w:rStyle w:val="VerbatimChar"/>
+        </w:rPr>
+        <w:t xml:space="preserve">kernel</w:t>
+      </w:r>
+      <w:r>
+        <w:t xml:space="preserve"> </w:t>
+      </w:r>
+      <w:r>
+        <w:t xml:space="preserve">/</w:t>
+      </w:r>
+      <w:r>
+        <w:t xml:space="preserve"> </w:t>
+      </w:r>
+      <w:r>
+        <w:rPr>
+          <w:rStyle w:val="VerbatimChar"/>
+        </w:rPr>
+        <w:t xml:space="preserve">game</w:t>
+      </w:r>
+      <w:r>
+        <w:t xml:space="preserve"> </w:t>
+      </w:r>
+      <w:r>
+        <w:t xml:space="preserve">/</w:t>
+      </w:r>
+      <w:r>
+        <w:t xml:space="preserve"> </w:t>
+      </w:r>
+      <w:r>
+        <w:rPr>
+          <w:rStyle w:val="VerbatimChar"/>
+        </w:rPr>
+        <w:t xml:space="preserve">ml-model</w:t>
+      </w:r>
+      <w:r>
+        <w:t xml:space="preserve"> </w:t>
+      </w:r>
+      <w:r>
+        <w:t xml:space="preserve">/</w:t>
+      </w:r>
+      <w:r>
+        <w:t xml:space="preserve"> </w:t>
+      </w:r>
+      <w:r>
+        <w:rPr>
+          <w:rStyle w:val="VerbatimChar"/>
+        </w:rPr>
+        <w:t xml:space="preserve">data-pipeline</w:t>
+      </w:r>
+      <w:r>
+        <w:t xml:space="preserve"> </w:t>
+      </w:r>
+      <w:r>
+        <w:t xml:space="preserve">/</w:t>
+      </w:r>
+      <w:r>
+        <w:t xml:space="preserve"> </w:t>
+      </w:r>
+      <w:r>
+        <w:rPr>
+          <w:rStyle w:val="VerbatimChar"/>
+        </w:rPr>
+        <w:t xml:space="preserve">extension</w:t>
+      </w:r>
+      <w:r>
+        <w:t xml:space="preserve"> </w:t>
+      </w:r>
+      <w:r>
+        <w:t xml:space="preserve">/</w:t>
+      </w:r>
+      <w:r>
+        <w:t xml:space="preserve"> </w:t>
+      </w:r>
+      <w:r>
+        <w:rPr>
+          <w:rStyle w:val="VerbatimChar"/>
+        </w:rPr>
+        <w:t xml:space="preserve">plugin</w:t>
+      </w:r>
+      <w:r>
+        <w:t xml:space="preserve"> </w:t>
+      </w:r>
+      <w:r>
+        <w:t xml:space="preserve">/</w:t>
+      </w:r>
+      <w:r>
+        <w:t xml:space="preserve"> </w:t>
+      </w:r>
+      <w:r>
+        <w:rPr>
+          <w:rStyle w:val="VerbatimChar"/>
+        </w:rPr>
+        <w:t xml:space="preserve">dsl</w:t>
+      </w:r>
+      <w:r>
+        <w:t xml:space="preserve">), OR when atom opts in via</w:t>
+      </w:r>
+      <w:r>
+        <w:t xml:space="preserve"> </w:t>
+      </w:r>
+      <w:r>
+        <w:rPr>
+          <w:rStyle w:val="VerbatimChar"/>
+        </w:rPr>
+        <w:t xml:space="preserve">compensating_coverage.enabled = true</w:t>
+      </w:r>
+      <w:r>
+        <w:t xml:space="preserve">. The agent CANNOT silently emit PASS on a shape with no behavioral path — without this gate, a</w:t>
+      </w:r>
+      <w:r>
+        <w:t xml:space="preserve"> </w:t>
+      </w:r>
+      <w:r>
+        <w:rPr>
+          <w:rStyle w:val="VerbatimChar"/>
+        </w:rPr>
+        <w:t xml:space="preserve">library</w:t>
+      </w:r>
+      <w:r>
+        <w:t xml:space="preserve"> </w:t>
+      </w:r>
+      <w:r>
+        <w:t xml:space="preserve">atom with one stub test passes the whole pipeline. Runner script (</w:t>
+      </w:r>
+      <w:r>
+        <w:rPr>
+          <w:rStyle w:val="VerbatimChar"/>
+        </w:rPr>
+        <w:t xml:space="preserve">scripts/mechanical/compensating-coverage.sh</w:t>
+      </w:r>
+      <w:r>
+        <w:t xml:space="preserve">) MUST: (1) verify</w:t>
+      </w:r>
+      <w:r>
+        <w:t xml:space="preserve"> </w:t>
+      </w:r>
+      <w:r>
+        <w:rPr>
+          <w:rStyle w:val="VerbatimChar"/>
+        </w:rPr>
+        <w:t xml:space="preserve">compensating_coverage.reason</w:t>
+      </w:r>
+      <w:r>
+        <w:t xml:space="preserve"> </w:t>
+      </w:r>
+      <w:r>
+        <w:t xml:space="preserve">non-empty (agent must justify why no E2E path applies — pure declaration of the WHY is the LAW-F6 hook), (2) verify</w:t>
+      </w:r>
+      <w:r>
+        <w:t xml:space="preserve"> </w:t>
+      </w:r>
+      <w:r>
+        <w:rPr>
+          <w:rStyle w:val="VerbatimChar"/>
+        </w:rPr>
+        <w:t xml:space="preserve">compensating_coverage.coverage_cmd</w:t>
+      </w:r>
+      <w:r>
+        <w:t xml:space="preserve"> </w:t>
+      </w:r>
+      <w:r>
+        <w:t xml:space="preserve">non-empty +</w:t>
+      </w:r>
+      <w:r>
+        <w:t xml:space="preserve"> </w:t>
+      </w:r>
+      <w:r>
+        <w:rPr>
+          <w:rStyle w:val="VerbatimChar"/>
+        </w:rPr>
+        <w:t xml:space="preserve">coverage_report_path</w:t>
+      </w:r>
+      <w:r>
+        <w:t xml:space="preserve"> </w:t>
+      </w:r>
+      <w:r>
+        <w:t xml:space="preserve">non-empty +</w:t>
+      </w:r>
+      <w:r>
+        <w:t xml:space="preserve"> </w:t>
+      </w:r>
+      <w:r>
+        <w:rPr>
+          <w:rStyle w:val="VerbatimChar"/>
+        </w:rPr>
+        <w:t xml:space="preserve">coverage_report_format ∈ {istanbul, simple, text}</w:t>
+      </w:r>
+      <w:r>
+        <w:t xml:space="preserve">, (3) execute the cmd from project root — non-zero exit → FAIL, (4) read the resulting report, (5) FAIL if</w:t>
+      </w:r>
+      <w:r>
+        <w:t xml:space="preserve"> </w:t>
+      </w:r>
+      <w:r>
+        <w:rPr>
+          <w:rStyle w:val="VerbatimChar"/>
+        </w:rPr>
+        <w:t xml:space="preserve">line &lt; 90</w:t>
+      </w:r>
+      <w:r>
+        <w:t xml:space="preserve"> </w:t>
+      </w:r>
+      <w:r>
+        <w:t xml:space="preserve">OR</w:t>
+      </w:r>
+      <w:r>
+        <w:t xml:space="preserve"> </w:t>
+      </w:r>
+      <w:r>
+        <w:rPr>
+          <w:rStyle w:val="VerbatimChar"/>
+        </w:rPr>
+        <w:t xml:space="preserve">branch &lt; 85</w:t>
+      </w:r>
+      <w:r>
+        <w:t xml:space="preserve"> </w:t>
+      </w:r>
+      <w:r>
+        <w:t xml:space="preserve">(RAISED floors above backend default 80/70 — atom can raise, gate clamps lower requests up to the floors), (6) FAIL if BOTH</w:t>
+      </w:r>
+      <w:r>
+        <w:t xml:space="preserve"> </w:t>
+      </w:r>
+      <w:r>
+        <w:rPr>
+          <w:rStyle w:val="VerbatimChar"/>
+        </w:rPr>
+        <w:t xml:space="preserve">line=0</w:t>
+      </w:r>
+      <w:r>
+        <w:t xml:space="preserve"> </w:t>
+      </w:r>
+      <w:r>
+        <w:t xml:space="preserve">AND</w:t>
+      </w:r>
+      <w:r>
+        <w:t xml:space="preserve"> </w:t>
+      </w:r>
+      <w:r>
+        <w:rPr>
+          <w:rStyle w:val="VerbatimChar"/>
+        </w:rPr>
+        <w:t xml:space="preserve">branch=0</w:t>
+      </w:r>
+      <w:r>
+        <w:t xml:space="preserve"> </w:t>
+      </w:r>
+      <w:r>
+        <w:t xml:space="preserve">(vacuous — cmd ran but no test execution recorded). Detail: §AA.</w:t>
       </w:r>
     </w:p>
     <w:p>
@@ -16535,7 +16933,7 @@
         <w:pStyle w:val="FirstParagraph"/>
       </w:pPr>
       <w:r>
-        <w:t xml:space="preserve">The skill itself has a regression spine. Ten meta-gates verify the skill cannot regress against its own invariants:</w:t>
+        <w:t xml:space="preserve">The skill itself has a regression spine. Eleven meta-gates verify the skill cannot regress against its own invariants:</w:t>
       </w:r>
     </w:p>
     <w:tbl>
@@ -17044,6 +17442,65 @@
                 <w:rStyle w:val="VerbatimChar"/>
               </w:rPr>
               <w:t xml:space="preserve">meta/browser-e2e-test.sh</w:t>
+            </w:r>
+          </w:p>
+        </w:tc>
+      </w:tr>
+      <w:tr>
+        <w:tc>
+          <w:tcPr/>
+          <w:p>
+            <w:pPr>
+              <w:pStyle w:val="Compact"/>
+            </w:pPr>
+            <w:r>
+              <w:rPr>
+                <w:rStyle w:val="VerbatimChar"/>
+              </w:rPr>
+              <w:t xml:space="preserve">compensating-coverage-test.sh</w:t>
+            </w:r>
+            <w:r>
+              <w:t xml:space="preserve"> </w:t>
+            </w:r>
+            <w:r>
+              <w:t xml:space="preserve">(v8.7.1)</w:t>
+            </w:r>
+          </w:p>
+        </w:tc>
+        <w:tc>
+          <w:tcPr/>
+          <w:p>
+            <w:pPr>
+              <w:pStyle w:val="Compact"/>
+            </w:pPr>
+            <w:r>
+              <w:t xml:space="preserve">GATE-COMP-COV: 6 fixtures (frontend→N/A specialized gate exists, library no config→FAIL LAW-F6, library missing</w:t>
+            </w:r>
+            <w:r>
+              <w:t xml:space="preserve"> </w:t>
+            </w:r>
+            <w:r>
+              <w:rPr>
+                <w:rStyle w:val="VerbatimChar"/>
+              </w:rPr>
+              <w:t xml:space="preserve">coverage_cmd</w:t>
+            </w:r>
+            <w:r>
+              <w:t xml:space="preserve">→FAIL, library line=92 branch=88→PASS, library line=75 below 90 floor→FAIL, cli line=0 branch=0 vacuous→FAIL)</w:t>
+            </w:r>
+          </w:p>
+        </w:tc>
+        <w:tc>
+          <w:tcPr/>
+          <w:p>
+            <w:pPr>
+              <w:pStyle w:val="Compact"/>
+            </w:pPr>
+            <w:r>
+              <w:rPr>
+                <w:rStyle w:val="VerbatimChar"/>
+              </w:rPr>
+              <w:t xml:space="preserve">meta/compensating-coverage-test.sh</w:t>
             </w:r>
           </w:p>
         </w:tc>
@@ -40552,13 +41009,22 @@
     </w:p>
     <w:bookmarkEnd w:id="118"/>
     <w:bookmarkEnd w:id="119"/>
-    <w:bookmarkStart w:id="120" w:name="appendix--gate-script-contract"/>
+    <w:bookmarkStart w:id="130" w:name="X2ebc5e7416dd99808214c89bad77ba97aa32eb3"/>
     <w:p>
       <w:pPr>
         <w:pStyle w:val="Heading2"/>
       </w:pPr>
       <w:r>
-        <w:t xml:space="preserve">Appendix — Gate Script Contract</w:t>
+        <w:t xml:space="preserve">Section AA — Compensating-coverage safety net (v8.7.1 — GATE-COMP-COV)</w:t>
+      </w:r>
+    </w:p>
+    <w:bookmarkStart w:id="120" w:name="aa1-why-this-layer-exists"/>
+    <w:p>
+      <w:pPr>
+        <w:pStyle w:val="Heading3"/>
+      </w:pPr>
+      <w:r>
+        <w:t xml:space="preserve">AA.1 Why this layer exists</w:t>
       </w:r>
     </w:p>
     <w:p>
@@ -40566,19 +41032,360 @@
         <w:pStyle w:val="FirstParagraph"/>
       </w:pPr>
       <w:r>
-        <w:t xml:space="preserve">Every gate script (under</w:t>
-      </w:r>
-      <w:r>
-        <w:t xml:space="preserve"> </w:t>
-      </w:r>
-      <w:r>
-        <w:rPr>
-          <w:rStyle w:val="VerbatimChar"/>
-        </w:rPr>
-        <w:t xml:space="preserve">plugins/build-anything/scripts/</w:t>
-      </w:r>
-      <w:r>
-        <w:t xml:space="preserve">) honours one contract:</w:t>
+        <w:t xml:space="preserve">v8.5.1 covered web (Playwright). v8.6 covered mobile (Maestro). v8.7 covered desktop-browser (CDP + WPT). Every</w:t>
+      </w:r>
+      <w:r>
+        <w:t xml:space="preserve"> </w:t>
+      </w:r>
+      <w:r>
+        <w:rPr>
+          <w:b/>
+          <w:bCs/>
+        </w:rPr>
+        <w:t xml:space="preserve">other</w:t>
+      </w:r>
+      <w:r>
+        <w:t xml:space="preserve"> </w:t>
+      </w:r>
+      <w:r>
+        <w:t xml:space="preserve">software shape — library / CLI / SDK / daemon / worker / firmware / kernel module / game runtime / ML model / data pipeline / browser extension / plugin / DSL compiler / shader / agent / bot — falls through the dispatch with</w:t>
+      </w:r>
+      <w:r>
+        <w:t xml:space="preserve"> </w:t>
+      </w:r>
+      <w:r>
+        <w:rPr>
+          <w:b/>
+          <w:bCs/>
+        </w:rPr>
+        <w:t xml:space="preserve">no behavioral gate</w:t>
+      </w:r>
+      <w:r>
+        <w:t xml:space="preserve">. Without a safety net, an atom declaring</w:t>
+      </w:r>
+      <w:r>
+        <w:t xml:space="preserve"> </w:t>
+      </w:r>
+      <w:r>
+        <w:rPr>
+          <w:rStyle w:val="VerbatimChar"/>
+        </w:rPr>
+        <w:t xml:space="preserve">project_type = library</w:t>
+      </w:r>
+      <w:r>
+        <w:t xml:space="preserve"> </w:t>
+      </w:r>
+      <w:r>
+        <w:t xml:space="preserve">PASSes the entire pipeline with one stub test, because:</w:t>
+      </w:r>
+    </w:p>
+    <w:p>
+      <w:pPr>
+        <w:pStyle w:val="Compact"/>
+        <w:numPr>
+          <w:ilvl w:val="0"/>
+          <w:numId w:val="1054"/>
+        </w:numPr>
+      </w:pPr>
+      <w:r>
+        <w:t xml:space="preserve">GATE-25-E2E (Playwright) emits N/A — no FE seam.</w:t>
+      </w:r>
+    </w:p>
+    <w:p>
+      <w:pPr>
+        <w:pStyle w:val="Compact"/>
+        <w:numPr>
+          <w:ilvl w:val="0"/>
+          <w:numId w:val="1054"/>
+        </w:numPr>
+      </w:pPr>
+      <w:r>
+        <w:t xml:space="preserve">GATE-25-E2E-MOBILE (Maestro) emits N/A — not mobile.</w:t>
+      </w:r>
+    </w:p>
+    <w:p>
+      <w:pPr>
+        <w:pStyle w:val="Compact"/>
+        <w:numPr>
+          <w:ilvl w:val="0"/>
+          <w:numId w:val="1054"/>
+        </w:numPr>
+      </w:pPr>
+      <w:r>
+        <w:t xml:space="preserve">GATE-25-E2E-BROWSER (CDP) emits N/A — not a browser binary.</w:t>
+      </w:r>
+    </w:p>
+    <w:p>
+      <w:pPr>
+        <w:pStyle w:val="Compact"/>
+        <w:numPr>
+          <w:ilvl w:val="0"/>
+          <w:numId w:val="1054"/>
+        </w:numPr>
+      </w:pPr>
+      <w:r>
+        <w:t xml:space="preserve">GATE-UIUX emits N/A — no DOM surface.</w:t>
+      </w:r>
+    </w:p>
+    <w:p>
+      <w:pPr>
+        <w:pStyle w:val="Compact"/>
+        <w:numPr>
+          <w:ilvl w:val="0"/>
+          <w:numId w:val="1054"/>
+        </w:numPr>
+      </w:pPr>
+      <w:r>
+        <w:t xml:space="preserve">GATE-10/11 (coverage / mutation) use the</w:t>
+      </w:r>
+      <w:r>
+        <w:t xml:space="preserve"> </w:t>
+      </w:r>
+      <w:r>
+        <w:rPr>
+          <w:i/>
+          <w:iCs/>
+        </w:rPr>
+        <w:t xml:space="preserve">default</w:t>
+      </w:r>
+      <w:r>
+        <w:t xml:space="preserve"> </w:t>
+      </w:r>
+      <w:r>
+        <w:t xml:space="preserve">backend thresholds (line ≥ 80, branch ≥ 70), which a library with two well-tested files clears trivially.</w:t>
+      </w:r>
+    </w:p>
+    <w:p>
+      <w:pPr>
+        <w:pStyle w:val="FirstParagraph"/>
+      </w:pPr>
+      <w:r>
+        <w:t xml:space="preserve">The result: a "ship a Rust crate" or "ship a CLI tool" or "ship a data-pipeline DAG" atom looks behaviorally identical to a green production-quality build, when in reality nobody verified the surface that</w:t>
+      </w:r>
+      <w:r>
+        <w:t xml:space="preserve"> </w:t>
+      </w:r>
+      <w:r>
+        <w:rPr>
+          <w:i/>
+          <w:iCs/>
+        </w:rPr>
+        <w:t xml:space="preserve">does</w:t>
+      </w:r>
+      <w:r>
+        <w:t xml:space="preserve"> </w:t>
+      </w:r>
+      <w:r>
+        <w:t xml:space="preserve">exist (units, branches, edge cases). Boss's brief was "build me a thing that works"; the gate set said "PASS"; the thing was never exercised.</w:t>
+      </w:r>
+    </w:p>
+    <w:p>
+      <w:pPr>
+        <w:pStyle w:val="BodyText"/>
+      </w:pPr>
+      <w:r>
+        <w:rPr>
+          <w:rStyle w:val="VerbatimChar"/>
+          <w:b/>
+          <w:bCs/>
+        </w:rPr>
+        <w:t xml:space="preserve">GATE-COMP-COV</w:t>
+      </w:r>
+      <w:r>
+        <w:rPr>
+          <w:b/>
+          <w:bCs/>
+        </w:rPr>
+        <w:t xml:space="preserve"> </w:t>
+      </w:r>
+      <w:r>
+        <w:rPr>
+          <w:b/>
+          <w:bCs/>
+        </w:rPr>
+        <w:t xml:space="preserve">closes this.</w:t>
+      </w:r>
+      <w:r>
+        <w:t xml:space="preserve"> </w:t>
+      </w:r>
+      <w:r>
+        <w:t xml:space="preserve">When no specialized gate applies, the agent MUST declare a compensating strategy — aggressive unit + branch coverage with thresholds</w:t>
+      </w:r>
+      <w:r>
+        <w:t xml:space="preserve"> </w:t>
+      </w:r>
+      <w:r>
+        <w:rPr>
+          <w:b/>
+          <w:bCs/>
+        </w:rPr>
+        <w:t xml:space="preserve">raised above</w:t>
+      </w:r>
+      <w:r>
+        <w:t xml:space="preserve"> </w:t>
+      </w:r>
+      <w:r>
+        <w:t xml:space="preserve">the backend default — plus a written</w:t>
+      </w:r>
+      <w:r>
+        <w:t xml:space="preserve"> </w:t>
+      </w:r>
+      <w:r>
+        <w:rPr>
+          <w:i/>
+          <w:iCs/>
+        </w:rPr>
+        <w:t xml:space="preserve">reason</w:t>
+      </w:r>
+      <w:r>
+        <w:t xml:space="preserve"> </w:t>
+      </w:r>
+      <w:r>
+        <w:t xml:space="preserve">explaining why behavioral testing doesn't apply. This is LAW-F6's natural extension to uncovered project_types: the gate cannot be skipped silently; the agent has to look the lack of behavioral testing in the eye and compensate.</w:t>
+      </w:r>
+    </w:p>
+    <w:bookmarkEnd w:id="120"/>
+    <w:bookmarkStart w:id="121" w:name="aa2-trigger-logic"/>
+    <w:p>
+      <w:pPr>
+        <w:pStyle w:val="Heading3"/>
+      </w:pPr>
+      <w:r>
+        <w:t xml:space="preserve">AA.2 Trigger logic</w:t>
+      </w:r>
+    </w:p>
+    <w:p>
+      <w:pPr>
+        <w:pStyle w:val="FirstParagraph"/>
+      </w:pPr>
+      <w:r>
+        <w:t xml:space="preserve">Fires when EITHER condition holds:</w:t>
+      </w:r>
+    </w:p>
+    <w:p>
+      <w:pPr>
+        <w:pStyle w:val="Compact"/>
+        <w:numPr>
+          <w:ilvl w:val="0"/>
+          <w:numId w:val="1055"/>
+        </w:numPr>
+      </w:pPr>
+      <w:r>
+        <w:rPr>
+          <w:rStyle w:val="VerbatimChar"/>
+          <w:b/>
+          <w:bCs/>
+        </w:rPr>
+        <w:t xml:space="preserve">project_type</w:t>
+      </w:r>
+      <w:r>
+        <w:rPr>
+          <w:b/>
+          <w:bCs/>
+        </w:rPr>
+        <w:t xml:space="preserve"> </w:t>
+      </w:r>
+      <w:r>
+        <w:rPr>
+          <w:b/>
+          <w:bCs/>
+        </w:rPr>
+        <w:t xml:space="preserve">∉ specialized-coverage set</w:t>
+      </w:r>
+      <w:r>
+        <w:t xml:space="preserve"> </w:t>
+      </w:r>
+      <w:r>
+        <w:rPr>
+          <w:rStyle w:val="VerbatimChar"/>
+        </w:rPr>
+        <w:t xml:space="preserve">{frontend, mixed, backend, mobile-*, desktop-browser-*}</w:t>
+      </w:r>
+      <w:r>
+        <w:t xml:space="preserve">. The shape has no behavioral gate; compensating coverage is mandatory.</w:t>
+      </w:r>
+    </w:p>
+    <w:p>
+      <w:pPr>
+        <w:pStyle w:val="Compact"/>
+        <w:numPr>
+          <w:ilvl w:val="0"/>
+          <w:numId w:val="1055"/>
+        </w:numPr>
+      </w:pPr>
+      <w:r>
+        <w:rPr>
+          <w:rStyle w:val="VerbatimChar"/>
+          <w:b/>
+          <w:bCs/>
+        </w:rPr>
+        <w:t xml:space="preserve">compensating_coverage.enabled = true</w:t>
+      </w:r>
+      <w:r>
+        <w:t xml:space="preserve">. Explicit opt-in. Allowed even when a specialized gate fires (e.g. a</w:t>
+      </w:r>
+      <w:r>
+        <w:t xml:space="preserve"> </w:t>
+      </w:r>
+      <w:r>
+        <w:rPr>
+          <w:rStyle w:val="VerbatimChar"/>
+        </w:rPr>
+        <w:t xml:space="preserve">backend</w:t>
+      </w:r>
+      <w:r>
+        <w:t xml:space="preserve"> </w:t>
+      </w:r>
+      <w:r>
+        <w:t xml:space="preserve">atom that wants extra rigor on top of GATE-18..21).</w:t>
+      </w:r>
+    </w:p>
+    <w:p>
+      <w:pPr>
+        <w:pStyle w:val="FirstParagraph"/>
+      </w:pPr>
+      <w:r>
+        <w:t xml:space="preserve">Otherwise →</w:t>
+      </w:r>
+      <w:r>
+        <w:t xml:space="preserve"> </w:t>
+      </w:r>
+      <w:r>
+        <w:rPr>
+          <w:rStyle w:val="VerbatimChar"/>
+        </w:rPr>
+        <w:t xml:space="preserve">N/A_PENDING_REVIEWER</w:t>
+      </w:r>
+      <w:r>
+        <w:t xml:space="preserve"> </w:t>
+      </w:r>
+      <w:r>
+        <w:t xml:space="preserve">(the atom has a behavioral path; compensating coverage not required).</w:t>
+      </w:r>
+    </w:p>
+    <w:bookmarkEnd w:id="121"/>
+    <w:bookmarkStart w:id="122" w:name="X999d551642f39894641a4bfbb685d6385757a5d"/>
+    <w:p>
+      <w:pPr>
+        <w:pStyle w:val="Heading3"/>
+      </w:pPr>
+      <w:r>
+        <w:t xml:space="preserve">AA.3 Required</w:t>
+      </w:r>
+      <w:r>
+        <w:t xml:space="preserve"> </w:t>
+      </w:r>
+      <w:r>
+        <w:rPr>
+          <w:rStyle w:val="VerbatimChar"/>
+        </w:rPr>
+        <w:t xml:space="preserve">.build-anything.json</w:t>
+      </w:r>
+      <w:r>
+        <w:t xml:space="preserve"> </w:t>
+      </w:r>
+      <w:r>
+        <w:t xml:space="preserve">shape (when fired)</w:t>
       </w:r>
     </w:p>
     <w:p>
@@ -40587,45 +41394,1804 @@
       </w:pPr>
       <w:r>
         <w:rPr>
-          <w:rStyle w:val="VerbatimChar"/>
-        </w:rPr>
-        <w:t xml:space="preserve">input:   --atom-dir &lt;path&gt;</w:t>
+          <w:rStyle w:val="FunctionTok"/>
+        </w:rPr>
+        <w:t xml:space="preserve">{</w:t>
       </w:r>
       <w:r>
         <w:br/>
       </w:r>
       <w:r>
         <w:rPr>
-          <w:rStyle w:val="VerbatimChar"/>
-        </w:rPr>
-        <w:t xml:space="preserve">stdout:  PASS | FAIL | N/A_PENDING_REVIEWER | ERROR</w:t>
+          <w:rStyle w:val="NormalTok"/>
+        </w:rPr>
+        <w:t xml:space="preserve">  </w:t>
+      </w:r>
+      <w:r>
+        <w:rPr>
+          <w:rStyle w:val="DataTypeTok"/>
+        </w:rPr>
+        <w:t xml:space="preserve">"project_type"</w:t>
+      </w:r>
+      <w:r>
+        <w:rPr>
+          <w:rStyle w:val="FunctionTok"/>
+        </w:rPr>
+        <w:t xml:space="preserve">:</w:t>
+      </w:r>
+      <w:r>
+        <w:rPr>
+          <w:rStyle w:val="NormalTok"/>
+        </w:rPr>
+        <w:t xml:space="preserve"> </w:t>
+      </w:r>
+      <w:r>
+        <w:rPr>
+          <w:rStyle w:val="StringTok"/>
+        </w:rPr>
+        <w:t xml:space="preserve">"library"</w:t>
+      </w:r>
+      <w:r>
+        <w:rPr>
+          <w:rStyle w:val="FunctionTok"/>
+        </w:rPr>
+        <w:t xml:space="preserve">,</w:t>
       </w:r>
       <w:r>
         <w:br/>
       </w:r>
       <w:r>
         <w:rPr>
-          <w:rStyle w:val="VerbatimChar"/>
-        </w:rPr>
-        <w:t xml:space="preserve">exit:    0 = PASS or N/A, 1 = FAIL, 2 = preflight/witness refusal, 4 = AL-4 cap, 127 = missing tool</w:t>
+          <w:rStyle w:val="NormalTok"/>
+        </w:rPr>
+        <w:t xml:space="preserve">  </w:t>
+      </w:r>
+      <w:r>
+        <w:rPr>
+          <w:rStyle w:val="DataTypeTok"/>
+        </w:rPr>
+        <w:t xml:space="preserve">"compensating_coverage"</w:t>
+      </w:r>
+      <w:r>
+        <w:rPr>
+          <w:rStyle w:val="FunctionTok"/>
+        </w:rPr>
+        <w:t xml:space="preserve">:</w:t>
+      </w:r>
+      <w:r>
+        <w:rPr>
+          <w:rStyle w:val="NormalTok"/>
+        </w:rPr>
+        <w:t xml:space="preserve"> </w:t>
+      </w:r>
+      <w:r>
+        <w:rPr>
+          <w:rStyle w:val="FunctionTok"/>
+        </w:rPr>
+        <w:t xml:space="preserve">{</w:t>
       </w:r>
       <w:r>
         <w:br/>
       </w:r>
       <w:r>
         <w:rPr>
-          <w:rStyle w:val="VerbatimChar"/>
-        </w:rPr>
-        <w:t xml:space="preserve">disk:    {atom_dir}/evidence/{gate}.json</w:t>
+          <w:rStyle w:val="NormalTok"/>
+        </w:rPr>
+        <w:t xml:space="preserve">    </w:t>
+      </w:r>
+      <w:r>
+        <w:rPr>
+          <w:rStyle w:val="DataTypeTok"/>
+        </w:rPr>
+        <w:t xml:space="preserve">"enabled"</w:t>
+      </w:r>
+      <w:r>
+        <w:rPr>
+          <w:rStyle w:val="FunctionTok"/>
+        </w:rPr>
+        <w:t xml:space="preserve">:</w:t>
+      </w:r>
+      <w:r>
+        <w:rPr>
+          <w:rStyle w:val="NormalTok"/>
+        </w:rPr>
+        <w:t xml:space="preserve"> </w:t>
+      </w:r>
+      <w:r>
+        <w:rPr>
+          <w:rStyle w:val="KeywordTok"/>
+        </w:rPr>
+        <w:t xml:space="preserve">true</w:t>
+      </w:r>
+      <w:r>
+        <w:rPr>
+          <w:rStyle w:val="FunctionTok"/>
+        </w:rPr>
+        <w:t xml:space="preserve">,</w:t>
       </w:r>
       <w:r>
         <w:br/>
       </w:r>
       <w:r>
         <w:rPr>
-          <w:rStyle w:val="VerbatimChar"/>
-        </w:rPr>
-        <w:t xml:space="preserve">         + {confidence: 0-100, ambiguities: []}</w:t>
+          <w:rStyle w:val="NormalTok"/>
+        </w:rPr>
+        <w:t xml:space="preserve">    </w:t>
+      </w:r>
+      <w:r>
+        <w:rPr>
+          <w:rStyle w:val="DataTypeTok"/>
+        </w:rPr>
+        <w:t xml:space="preserve">"reason"</w:t>
+      </w:r>
+      <w:r>
+        <w:rPr>
+          <w:rStyle w:val="FunctionTok"/>
+        </w:rPr>
+        <w:t xml:space="preserve">:</w:t>
+      </w:r>
+      <w:r>
+        <w:rPr>
+          <w:rStyle w:val="NormalTok"/>
+        </w:rPr>
+        <w:t xml:space="preserve"> </w:t>
+      </w:r>
+      <w:r>
+        <w:rPr>
+          <w:rStyle w:val="StringTok"/>
+        </w:rPr>
+        <w:t xml:space="preserve">"Pure Rust crate — no UI surface, no HTTP boundary; Playwright / Maestro / CDP cannot apply"</w:t>
+      </w:r>
+      <w:r>
+        <w:rPr>
+          <w:rStyle w:val="FunctionTok"/>
+        </w:rPr>
+        <w:t xml:space="preserve">,</w:t>
+      </w:r>
+      <w:r>
+        <w:br/>
+      </w:r>
+      <w:r>
+        <w:rPr>
+          <w:rStyle w:val="NormalTok"/>
+        </w:rPr>
+        <w:t xml:space="preserve">    </w:t>
+      </w:r>
+      <w:r>
+        <w:rPr>
+          <w:rStyle w:val="DataTypeTok"/>
+        </w:rPr>
+        <w:t xml:space="preserve">"coverage_cmd"</w:t>
+      </w:r>
+      <w:r>
+        <w:rPr>
+          <w:rStyle w:val="FunctionTok"/>
+        </w:rPr>
+        <w:t xml:space="preserve">:</w:t>
+      </w:r>
+      <w:r>
+        <w:rPr>
+          <w:rStyle w:val="NormalTok"/>
+        </w:rPr>
+        <w:t xml:space="preserve"> </w:t>
+      </w:r>
+      <w:r>
+        <w:rPr>
+          <w:rStyle w:val="StringTok"/>
+        </w:rPr>
+        <w:t xml:space="preserve">"cargo tarpaulin --out Json --output-dir coverage"</w:t>
+      </w:r>
+      <w:r>
+        <w:rPr>
+          <w:rStyle w:val="FunctionTok"/>
+        </w:rPr>
+        <w:t xml:space="preserve">,</w:t>
+      </w:r>
+      <w:r>
+        <w:br/>
+      </w:r>
+      <w:r>
+        <w:rPr>
+          <w:rStyle w:val="NormalTok"/>
+        </w:rPr>
+        <w:t xml:space="preserve">    </w:t>
+      </w:r>
+      <w:r>
+        <w:rPr>
+          <w:rStyle w:val="DataTypeTok"/>
+        </w:rPr>
+        <w:t xml:space="preserve">"coverage_report_path"</w:t>
+      </w:r>
+      <w:r>
+        <w:rPr>
+          <w:rStyle w:val="FunctionTok"/>
+        </w:rPr>
+        <w:t xml:space="preserve">:</w:t>
+      </w:r>
+      <w:r>
+        <w:rPr>
+          <w:rStyle w:val="NormalTok"/>
+        </w:rPr>
+        <w:t xml:space="preserve"> </w:t>
+      </w:r>
+      <w:r>
+        <w:rPr>
+          <w:rStyle w:val="StringTok"/>
+        </w:rPr>
+        <w:t xml:space="preserve">"coverage/tarpaulin-report.json"</w:t>
+      </w:r>
+      <w:r>
+        <w:rPr>
+          <w:rStyle w:val="FunctionTok"/>
+        </w:rPr>
+        <w:t xml:space="preserve">,</w:t>
+      </w:r>
+      <w:r>
+        <w:br/>
+      </w:r>
+      <w:r>
+        <w:rPr>
+          <w:rStyle w:val="NormalTok"/>
+        </w:rPr>
+        <w:t xml:space="preserve">    </w:t>
+      </w:r>
+      <w:r>
+        <w:rPr>
+          <w:rStyle w:val="DataTypeTok"/>
+        </w:rPr>
+        <w:t xml:space="preserve">"coverage_report_format"</w:t>
+      </w:r>
+      <w:r>
+        <w:rPr>
+          <w:rStyle w:val="FunctionTok"/>
+        </w:rPr>
+        <w:t xml:space="preserve">:</w:t>
+      </w:r>
+      <w:r>
+        <w:rPr>
+          <w:rStyle w:val="NormalTok"/>
+        </w:rPr>
+        <w:t xml:space="preserve"> </w:t>
+      </w:r>
+      <w:r>
+        <w:rPr>
+          <w:rStyle w:val="StringTok"/>
+        </w:rPr>
+        <w:t xml:space="preserve">"simple"</w:t>
+      </w:r>
+      <w:r>
+        <w:rPr>
+          <w:rStyle w:val="FunctionTok"/>
+        </w:rPr>
+        <w:t xml:space="preserve">,</w:t>
+      </w:r>
+      <w:r>
+        <w:br/>
+      </w:r>
+      <w:r>
+        <w:rPr>
+          <w:rStyle w:val="NormalTok"/>
+        </w:rPr>
+        <w:t xml:space="preserve">    </w:t>
+      </w:r>
+      <w:r>
+        <w:rPr>
+          <w:rStyle w:val="DataTypeTok"/>
+        </w:rPr>
+        <w:t xml:space="preserve">"thresholds"</w:t>
+      </w:r>
+      <w:r>
+        <w:rPr>
+          <w:rStyle w:val="FunctionTok"/>
+        </w:rPr>
+        <w:t xml:space="preserve">:</w:t>
+      </w:r>
+      <w:r>
+        <w:rPr>
+          <w:rStyle w:val="NormalTok"/>
+        </w:rPr>
+        <w:t xml:space="preserve"> </w:t>
+      </w:r>
+      <w:r>
+        <w:rPr>
+          <w:rStyle w:val="FunctionTok"/>
+        </w:rPr>
+        <w:t xml:space="preserve">{</w:t>
+      </w:r>
+      <w:r>
+        <w:rPr>
+          <w:rStyle w:val="NormalTok"/>
+        </w:rPr>
+        <w:t xml:space="preserve"> </w:t>
+      </w:r>
+      <w:r>
+        <w:rPr>
+          <w:rStyle w:val="DataTypeTok"/>
+        </w:rPr>
+        <w:t xml:space="preserve">"line"</w:t>
+      </w:r>
+      <w:r>
+        <w:rPr>
+          <w:rStyle w:val="FunctionTok"/>
+        </w:rPr>
+        <w:t xml:space="preserve">:</w:t>
+      </w:r>
+      <w:r>
+        <w:rPr>
+          <w:rStyle w:val="NormalTok"/>
+        </w:rPr>
+        <w:t xml:space="preserve"> </w:t>
+      </w:r>
+      <w:r>
+        <w:rPr>
+          <w:rStyle w:val="DecValTok"/>
+        </w:rPr>
+        <w:t xml:space="preserve">92</w:t>
+      </w:r>
+      <w:r>
+        <w:rPr>
+          <w:rStyle w:val="FunctionTok"/>
+        </w:rPr>
+        <w:t xml:space="preserve">,</w:t>
+      </w:r>
+      <w:r>
+        <w:rPr>
+          <w:rStyle w:val="NormalTok"/>
+        </w:rPr>
+        <w:t xml:space="preserve"> </w:t>
+      </w:r>
+      <w:r>
+        <w:rPr>
+          <w:rStyle w:val="DataTypeTok"/>
+        </w:rPr>
+        <w:t xml:space="preserve">"branch"</w:t>
+      </w:r>
+      <w:r>
+        <w:rPr>
+          <w:rStyle w:val="FunctionTok"/>
+        </w:rPr>
+        <w:t xml:space="preserve">:</w:t>
+      </w:r>
+      <w:r>
+        <w:rPr>
+          <w:rStyle w:val="NormalTok"/>
+        </w:rPr>
+        <w:t xml:space="preserve"> </w:t>
+      </w:r>
+      <w:r>
+        <w:rPr>
+          <w:rStyle w:val="DecValTok"/>
+        </w:rPr>
+        <w:t xml:space="preserve">88</w:t>
+      </w:r>
+      <w:r>
+        <w:rPr>
+          <w:rStyle w:val="NormalTok"/>
+        </w:rPr>
+        <w:t xml:space="preserve"> </w:t>
+      </w:r>
+      <w:r>
+        <w:rPr>
+          <w:rStyle w:val="FunctionTok"/>
+        </w:rPr>
+        <w:t xml:space="preserve">}</w:t>
+      </w:r>
+      <w:r>
+        <w:br/>
+      </w:r>
+      <w:r>
+        <w:rPr>
+          <w:rStyle w:val="NormalTok"/>
+        </w:rPr>
+        <w:t xml:space="preserve">  </w:t>
+      </w:r>
+      <w:r>
+        <w:rPr>
+          <w:rStyle w:val="FunctionTok"/>
+        </w:rPr>
+        <w:t xml:space="preserve">}</w:t>
+      </w:r>
+      <w:r>
+        <w:br/>
+      </w:r>
+      <w:r>
+        <w:rPr>
+          <w:rStyle w:val="FunctionTok"/>
+        </w:rPr>
+        <w:t xml:space="preserve">}</w:t>
+      </w:r>
+    </w:p>
+    <w:tbl>
+      <w:tblPr>
+        <w:tblStyle w:val="Table"/>
+        <w:tblW w:type="auto" w:w="0"/>
+        <w:tblLook w:firstRow="1" w:lastRow="0" w:firstColumn="0" w:lastColumn="0" w:noHBand="0" w:noVBand="0" w:val="0020"/>
+      </w:tblPr>
+      <w:tblGrid>
+        <w:gridCol w:w="2640"/>
+        <w:gridCol w:w="2640"/>
+        <w:gridCol w:w="2640"/>
+      </w:tblGrid>
+      <w:tr>
+        <w:trPr>
+          <w:tblHeader w:val="on"/>
+        </w:trPr>
+        <w:tc>
+          <w:tcPr/>
+          <w:p>
+            <w:pPr>
+              <w:pStyle w:val="Compact"/>
+            </w:pPr>
+            <w:r>
+              <w:t xml:space="preserve">Field</w:t>
+            </w:r>
+          </w:p>
+        </w:tc>
+        <w:tc>
+          <w:tcPr/>
+          <w:p>
+            <w:pPr>
+              <w:pStyle w:val="Compact"/>
+            </w:pPr>
+            <w:r>
+              <w:t xml:space="preserve">Required</w:t>
+            </w:r>
+          </w:p>
+        </w:tc>
+        <w:tc>
+          <w:tcPr/>
+          <w:p>
+            <w:pPr>
+              <w:pStyle w:val="Compact"/>
+            </w:pPr>
+            <w:r>
+              <w:t xml:space="preserve">Notes</w:t>
+            </w:r>
+          </w:p>
+        </w:tc>
+      </w:tr>
+      <w:tr>
+        <w:tc>
+          <w:tcPr/>
+          <w:p>
+            <w:pPr>
+              <w:pStyle w:val="Compact"/>
+            </w:pPr>
+            <w:r>
+              <w:rPr>
+                <w:rStyle w:val="VerbatimChar"/>
+              </w:rPr>
+              <w:t xml:space="preserve">enabled</w:t>
+            </w:r>
+          </w:p>
+        </w:tc>
+        <w:tc>
+          <w:tcPr/>
+          <w:p>
+            <w:pPr>
+              <w:pStyle w:val="Compact"/>
+            </w:pPr>
+            <w:r>
+              <w:t xml:space="preserve">yes (when opted-in via this flag)</w:t>
+            </w:r>
+          </w:p>
+        </w:tc>
+        <w:tc>
+          <w:tcPr/>
+          <w:p>
+            <w:pPr>
+              <w:pStyle w:val="Compact"/>
+            </w:pPr>
+            <w:r>
+              <w:t xml:space="preserve">Implicit true when project_type is uncovered.</w:t>
+            </w:r>
+          </w:p>
+        </w:tc>
+      </w:tr>
+      <w:tr>
+        <w:tc>
+          <w:tcPr/>
+          <w:p>
+            <w:pPr>
+              <w:pStyle w:val="Compact"/>
+            </w:pPr>
+            <w:r>
+              <w:rPr>
+                <w:rStyle w:val="VerbatimChar"/>
+              </w:rPr>
+              <w:t xml:space="preserve">reason</w:t>
+            </w:r>
+          </w:p>
+        </w:tc>
+        <w:tc>
+          <w:tcPr/>
+          <w:p>
+            <w:pPr>
+              <w:pStyle w:val="Compact"/>
+            </w:pPr>
+            <w:r>
+              <w:rPr>
+                <w:b/>
+                <w:bCs/>
+              </w:rPr>
+              <w:t xml:space="preserve">yes — non-empty</w:t>
+            </w:r>
+          </w:p>
+        </w:tc>
+        <w:tc>
+          <w:tcPr/>
+          <w:p>
+            <w:pPr>
+              <w:pStyle w:val="Compact"/>
+            </w:pPr>
+            <w:r>
+              <w:t xml:space="preserve">Agent MUST write WHY no behavioral path applies. LAW-F6 hook: empty reason = silent PASS attempt = FAIL.</w:t>
+            </w:r>
+          </w:p>
+        </w:tc>
+      </w:tr>
+      <w:tr>
+        <w:tc>
+          <w:tcPr/>
+          <w:p>
+            <w:pPr>
+              <w:pStyle w:val="Compact"/>
+            </w:pPr>
+            <w:r>
+              <w:rPr>
+                <w:rStyle w:val="VerbatimChar"/>
+              </w:rPr>
+              <w:t xml:space="preserve">coverage_cmd</w:t>
+            </w:r>
+          </w:p>
+        </w:tc>
+        <w:tc>
+          <w:tcPr/>
+          <w:p>
+            <w:pPr>
+              <w:pStyle w:val="Compact"/>
+            </w:pPr>
+            <w:r>
+              <w:t xml:space="preserve">yes</w:t>
+            </w:r>
+          </w:p>
+        </w:tc>
+        <w:tc>
+          <w:tcPr/>
+          <w:p>
+            <w:pPr>
+              <w:pStyle w:val="Compact"/>
+            </w:pPr>
+            <w:r>
+              <w:t xml:space="preserve">The exact command the gate executes (</w:t>
+            </w:r>
+            <w:r>
+              <w:rPr>
+                <w:rStyle w:val="VerbatimChar"/>
+              </w:rPr>
+              <w:t xml:space="preserve">cd $project_root &amp;&amp; eval $cmd</w:t>
+            </w:r>
+            <w:r>
+              <w:t xml:space="preserve">). Non-zero exit = FAIL.</w:t>
+            </w:r>
+          </w:p>
+        </w:tc>
+      </w:tr>
+      <w:tr>
+        <w:tc>
+          <w:tcPr/>
+          <w:p>
+            <w:pPr>
+              <w:pStyle w:val="Compact"/>
+            </w:pPr>
+            <w:r>
+              <w:rPr>
+                <w:rStyle w:val="VerbatimChar"/>
+              </w:rPr>
+              <w:t xml:space="preserve">coverage_report_path</w:t>
+            </w:r>
+          </w:p>
+        </w:tc>
+        <w:tc>
+          <w:tcPr/>
+          <w:p>
+            <w:pPr>
+              <w:pStyle w:val="Compact"/>
+            </w:pPr>
+            <w:r>
+              <w:t xml:space="preserve">yes</w:t>
+            </w:r>
+          </w:p>
+        </w:tc>
+        <w:tc>
+          <w:tcPr/>
+          <w:p>
+            <w:pPr>
+              <w:pStyle w:val="Compact"/>
+            </w:pPr>
+            <w:r>
+              <w:t xml:space="preserve">File path the cmd writes coverage data to. Missing after run = FAIL.</w:t>
+            </w:r>
+          </w:p>
+        </w:tc>
+      </w:tr>
+      <w:tr>
+        <w:tc>
+          <w:tcPr/>
+          <w:p>
+            <w:pPr>
+              <w:pStyle w:val="Compact"/>
+            </w:pPr>
+            <w:r>
+              <w:rPr>
+                <w:rStyle w:val="VerbatimChar"/>
+              </w:rPr>
+              <w:t xml:space="preserve">coverage_report_format</w:t>
+            </w:r>
+          </w:p>
+        </w:tc>
+        <w:tc>
+          <w:tcPr/>
+          <w:p>
+            <w:pPr>
+              <w:pStyle w:val="Compact"/>
+            </w:pPr>
+            <w:r>
+              <w:t xml:space="preserve">yes</w:t>
+            </w:r>
+          </w:p>
+        </w:tc>
+        <w:tc>
+          <w:tcPr/>
+          <w:p>
+            <w:pPr>
+              <w:pStyle w:val="Compact"/>
+            </w:pPr>
+            <w:r>
+              <w:rPr>
+                <w:rStyle w:val="VerbatimChar"/>
+              </w:rPr>
+              <w:t xml:space="preserve">istanbul</w:t>
+            </w:r>
+            <w:r>
+              <w:t xml:space="preserve"> </w:t>
+            </w:r>
+            <w:r>
+              <w:t xml:space="preserve">/</w:t>
+            </w:r>
+            <w:r>
+              <w:t xml:space="preserve"> </w:t>
+            </w:r>
+            <w:r>
+              <w:rPr>
+                <w:rStyle w:val="VerbatimChar"/>
+              </w:rPr>
+              <w:t xml:space="preserve">simple</w:t>
+            </w:r>
+            <w:r>
+              <w:t xml:space="preserve"> </w:t>
+            </w:r>
+            <w:r>
+              <w:t xml:space="preserve">/</w:t>
+            </w:r>
+            <w:r>
+              <w:t xml:space="preserve"> </w:t>
+            </w:r>
+            <w:r>
+              <w:rPr>
+                <w:rStyle w:val="VerbatimChar"/>
+              </w:rPr>
+              <w:t xml:space="preserve">text</w:t>
+            </w:r>
+            <w:r>
+              <w:t xml:space="preserve"> </w:t>
+            </w:r>
+            <w:r>
+              <w:t xml:space="preserve">(see §AA.4).</w:t>
+            </w:r>
+          </w:p>
+        </w:tc>
+      </w:tr>
+      <w:tr>
+        <w:tc>
+          <w:tcPr/>
+          <w:p>
+            <w:pPr>
+              <w:pStyle w:val="Compact"/>
+            </w:pPr>
+            <w:r>
+              <w:rPr>
+                <w:rStyle w:val="VerbatimChar"/>
+              </w:rPr>
+              <w:t xml:space="preserve">thresholds.line</w:t>
+            </w:r>
+          </w:p>
+        </w:tc>
+        <w:tc>
+          <w:tcPr/>
+          <w:p>
+            <w:pPr>
+              <w:pStyle w:val="Compact"/>
+            </w:pPr>
+            <w:r>
+              <w:t xml:space="preserve">optional</w:t>
+            </w:r>
+          </w:p>
+        </w:tc>
+        <w:tc>
+          <w:tcPr/>
+          <w:p>
+            <w:pPr>
+              <w:pStyle w:val="Compact"/>
+            </w:pPr>
+            <w:r>
+              <w:t xml:space="preserve">Default 90. Atom can raise; gate clamps any value below 90 up to 90.</w:t>
+            </w:r>
+          </w:p>
+        </w:tc>
+      </w:tr>
+      <w:tr>
+        <w:tc>
+          <w:tcPr/>
+          <w:p>
+            <w:pPr>
+              <w:pStyle w:val="Compact"/>
+            </w:pPr>
+            <w:r>
+              <w:rPr>
+                <w:rStyle w:val="VerbatimChar"/>
+              </w:rPr>
+              <w:t xml:space="preserve">thresholds.branch</w:t>
+            </w:r>
+          </w:p>
+        </w:tc>
+        <w:tc>
+          <w:tcPr/>
+          <w:p>
+            <w:pPr>
+              <w:pStyle w:val="Compact"/>
+            </w:pPr>
+            <w:r>
+              <w:t xml:space="preserve">optional</w:t>
+            </w:r>
+          </w:p>
+        </w:tc>
+        <w:tc>
+          <w:tcPr/>
+          <w:p>
+            <w:pPr>
+              <w:pStyle w:val="Compact"/>
+            </w:pPr>
+            <w:r>
+              <w:t xml:space="preserve">Default 85. Same clamp rule.</w:t>
+            </w:r>
+          </w:p>
+        </w:tc>
+      </w:tr>
+    </w:tbl>
+    <w:bookmarkEnd w:id="122"/>
+    <w:bookmarkStart w:id="123" w:name="aa4-supported-coverage-report-formats"/>
+    <w:p>
+      <w:pPr>
+        <w:pStyle w:val="Heading3"/>
+      </w:pPr>
+      <w:r>
+        <w:t xml:space="preserve">AA.4 Supported coverage report formats</w:t>
+      </w:r>
+    </w:p>
+    <w:tbl>
+      <w:tblPr>
+        <w:tblStyle w:val="Table"/>
+        <w:tblW w:type="auto" w:w="0"/>
+        <w:tblLook w:firstRow="1" w:lastRow="0" w:firstColumn="0" w:lastColumn="0" w:noHBand="0" w:noVBand="0" w:val="0020"/>
+      </w:tblPr>
+      <w:tblGrid>
+        <w:gridCol w:w="2640"/>
+        <w:gridCol w:w="2640"/>
+        <w:gridCol w:w="2640"/>
+      </w:tblGrid>
+      <w:tr>
+        <w:trPr>
+          <w:tblHeader w:val="on"/>
+        </w:trPr>
+        <w:tc>
+          <w:tcPr/>
+          <w:p>
+            <w:pPr>
+              <w:pStyle w:val="Compact"/>
+            </w:pPr>
+            <w:r>
+              <w:t xml:space="preserve">Format</w:t>
+            </w:r>
+          </w:p>
+        </w:tc>
+        <w:tc>
+          <w:tcPr/>
+          <w:p>
+            <w:pPr>
+              <w:pStyle w:val="Compact"/>
+            </w:pPr>
+            <w:r>
+              <w:t xml:space="preserve">Shape</w:t>
+            </w:r>
+          </w:p>
+        </w:tc>
+        <w:tc>
+          <w:tcPr/>
+          <w:p>
+            <w:pPr>
+              <w:pStyle w:val="Compact"/>
+            </w:pPr>
+            <w:r>
+              <w:t xml:space="preserve">Use when</w:t>
+            </w:r>
+          </w:p>
+        </w:tc>
+      </w:tr>
+      <w:tr>
+        <w:tc>
+          <w:tcPr/>
+          <w:p>
+            <w:pPr>
+              <w:pStyle w:val="Compact"/>
+            </w:pPr>
+            <w:r>
+              <w:rPr>
+                <w:rStyle w:val="VerbatimChar"/>
+              </w:rPr>
+              <w:t xml:space="preserve">istanbul</w:t>
+            </w:r>
+          </w:p>
+        </w:tc>
+        <w:tc>
+          <w:tcPr/>
+          <w:p>
+            <w:pPr>
+              <w:pStyle w:val="Compact"/>
+            </w:pPr>
+            <w:r>
+              <w:rPr>
+                <w:rStyle w:val="VerbatimChar"/>
+              </w:rPr>
+              <w:t xml:space="preserve">{ "total": { "lines": { "pct": N }, "branches": { "pct": N } } }</w:t>
+            </w:r>
+            <w:r>
+              <w:t xml:space="preserve"> </w:t>
+            </w:r>
+            <w:r>
+              <w:t xml:space="preserve">— the</w:t>
+            </w:r>
+            <w:r>
+              <w:t xml:space="preserve"> </w:t>
+            </w:r>
+            <w:r>
+              <w:rPr>
+                <w:rStyle w:val="VerbatimChar"/>
+              </w:rPr>
+              <w:t xml:space="preserve">coverage-summary.json</w:t>
+            </w:r>
+            <w:r>
+              <w:t xml:space="preserve"> </w:t>
+            </w:r>
+            <w:r>
+              <w:t xml:space="preserve">shape emitted by</w:t>
+            </w:r>
+            <w:r>
+              <w:t xml:space="preserve"> </w:t>
+            </w:r>
+            <w:r>
+              <w:rPr>
+                <w:rStyle w:val="VerbatimChar"/>
+              </w:rPr>
+              <w:t xml:space="preserve">nyc</w:t>
+            </w:r>
+            <w:r>
+              <w:t xml:space="preserve"> </w:t>
+            </w:r>
+            <w:r>
+              <w:t xml:space="preserve">/ Jest</w:t>
+            </w:r>
+            <w:r>
+              <w:t xml:space="preserve"> </w:t>
+            </w:r>
+            <w:r>
+              <w:rPr>
+                <w:rStyle w:val="VerbatimChar"/>
+              </w:rPr>
+              <w:t xml:space="preserve">--coverage</w:t>
+            </w:r>
+            <w:r>
+              <w:t xml:space="preserve"> </w:t>
+            </w:r>
+            <w:r>
+              <w:t xml:space="preserve">/ Istanbul reporter.</w:t>
+            </w:r>
+          </w:p>
+        </w:tc>
+        <w:tc>
+          <w:tcPr/>
+          <w:p>
+            <w:pPr>
+              <w:pStyle w:val="Compact"/>
+            </w:pPr>
+            <w:r>
+              <w:t xml:space="preserve">Node / TS atoms (default).</w:t>
+            </w:r>
+          </w:p>
+        </w:tc>
+      </w:tr>
+      <w:tr>
+        <w:tc>
+          <w:tcPr/>
+          <w:p>
+            <w:pPr>
+              <w:pStyle w:val="Compact"/>
+            </w:pPr>
+            <w:r>
+              <w:rPr>
+                <w:rStyle w:val="VerbatimChar"/>
+              </w:rPr>
+              <w:t xml:space="preserve">simple</w:t>
+            </w:r>
+          </w:p>
+        </w:tc>
+        <w:tc>
+          <w:tcPr/>
+          <w:p>
+            <w:pPr>
+              <w:pStyle w:val="Compact"/>
+            </w:pPr>
+            <w:r>
+              <w:rPr>
+                <w:rStyle w:val="VerbatimChar"/>
+              </w:rPr>
+              <w:t xml:space="preserve">{ "line": N, "branch": N }</w:t>
+            </w:r>
+            <w:r>
+              <w:t xml:space="preserve"> </w:t>
+            </w:r>
+            <w:r>
+              <w:t xml:space="preserve">— flat JSON the atom emits manually.</w:t>
+            </w:r>
+          </w:p>
+        </w:tc>
+        <w:tc>
+          <w:tcPr/>
+          <w:p>
+            <w:pPr>
+              <w:pStyle w:val="Compact"/>
+            </w:pPr>
+            <w:r>
+              <w:t xml:space="preserve">Rust (</w:t>
+            </w:r>
+            <w:r>
+              <w:rPr>
+                <w:rStyle w:val="VerbatimChar"/>
+              </w:rPr>
+              <w:t xml:space="preserve">tarpaulin</w:t>
+            </w:r>
+            <w:r>
+              <w:t xml:space="preserve"> </w:t>
+            </w:r>
+            <w:r>
+              <w:t xml:space="preserve">post-processed), Go (</w:t>
+            </w:r>
+            <w:r>
+              <w:rPr>
+                <w:rStyle w:val="VerbatimChar"/>
+              </w:rPr>
+              <w:t xml:space="preserve">go tool cover</w:t>
+            </w:r>
+            <w:r>
+              <w:t xml:space="preserve"> </w:t>
+            </w:r>
+            <w:r>
+              <w:t xml:space="preserve">post-processed), Python (</w:t>
+            </w:r>
+            <w:r>
+              <w:rPr>
+                <w:rStyle w:val="VerbatimChar"/>
+              </w:rPr>
+              <w:t xml:space="preserve">coverage.json</w:t>
+            </w:r>
+            <w:r>
+              <w:t xml:space="preserve"> </w:t>
+            </w:r>
+            <w:r>
+              <w:t xml:space="preserve">re-shaped), any tool the agent wraps with a one-liner.</w:t>
+            </w:r>
+          </w:p>
+        </w:tc>
+      </w:tr>
+      <w:tr>
+        <w:tc>
+          <w:tcPr/>
+          <w:p>
+            <w:pPr>
+              <w:pStyle w:val="Compact"/>
+            </w:pPr>
+            <w:r>
+              <w:rPr>
+                <w:rStyle w:val="VerbatimChar"/>
+              </w:rPr>
+              <w:t xml:space="preserve">text</w:t>
+            </w:r>
+          </w:p>
+        </w:tc>
+        <w:tc>
+          <w:tcPr/>
+          <w:p>
+            <w:pPr>
+              <w:pStyle w:val="Compact"/>
+            </w:pPr>
+            <w:r>
+              <w:t xml:space="preserve">Plain text containing</w:t>
+            </w:r>
+            <w:r>
+              <w:t xml:space="preserve"> </w:t>
+            </w:r>
+            <w:r>
+              <w:rPr>
+                <w:rStyle w:val="VerbatimChar"/>
+              </w:rPr>
+              <w:t xml:space="preserve">lines ... N%</w:t>
+            </w:r>
+            <w:r>
+              <w:t xml:space="preserve"> </w:t>
+            </w:r>
+            <w:r>
+              <w:t xml:space="preserve">and</w:t>
+            </w:r>
+            <w:r>
+              <w:t xml:space="preserve"> </w:t>
+            </w:r>
+            <w:r>
+              <w:rPr>
+                <w:rStyle w:val="VerbatimChar"/>
+              </w:rPr>
+              <w:t xml:space="preserve">branches ... N%</w:t>
+            </w:r>
+            <w:r>
+              <w:t xml:space="preserve"> </w:t>
+            </w:r>
+            <w:r>
+              <w:t xml:space="preserve">lines. Gate greps.</w:t>
+            </w:r>
+          </w:p>
+        </w:tc>
+        <w:tc>
+          <w:tcPr/>
+          <w:p>
+            <w:pPr>
+              <w:pStyle w:val="Compact"/>
+            </w:pPr>
+            <w:r>
+              <w:t xml:space="preserve">Quick-and-dirty atoms whose tool prints percentages to stdout but emits no machine-readable file (</w:t>
+            </w:r>
+            <w:r>
+              <w:rPr>
+                <w:rStyle w:val="VerbatimChar"/>
+              </w:rPr>
+              <w:t xml:space="preserve">pytest --cov</w:t>
+            </w:r>
+            <w:r>
+              <w:t xml:space="preserve"> </w:t>
+            </w:r>
+            <w:r>
+              <w:t xml:space="preserve">summary, Go</w:t>
+            </w:r>
+            <w:r>
+              <w:t xml:space="preserve"> </w:t>
+            </w:r>
+            <w:r>
+              <w:rPr>
+                <w:rStyle w:val="VerbatimChar"/>
+              </w:rPr>
+              <w:t xml:space="preserve">go test -cover</w:t>
+            </w:r>
+            <w:r>
+              <w:t xml:space="preserve"> </w:t>
+            </w:r>
+            <w:r>
+              <w:t xml:space="preserve">raw output). Agent redirects stdout to</w:t>
+            </w:r>
+            <w:r>
+              <w:t xml:space="preserve"> </w:t>
+            </w:r>
+            <w:r>
+              <w:rPr>
+                <w:rStyle w:val="VerbatimChar"/>
+              </w:rPr>
+              <w:t xml:space="preserve">coverage_report_path</w:t>
+            </w:r>
+            <w:r>
+              <w:t xml:space="preserve">.</w:t>
+            </w:r>
+          </w:p>
+        </w:tc>
+      </w:tr>
+    </w:tbl>
+    <w:p>
+      <w:pPr>
+        <w:pStyle w:val="BodyText"/>
+      </w:pPr>
+      <w:r>
+        <w:t xml:space="preserve">Cobertura XML / LCOV: NOT supported natively in v8.7.1. Atom must convert to one of the three above (one jq / Python one-liner). Native parsers deferred to v8.7.2.</w:t>
+      </w:r>
+    </w:p>
+    <w:bookmarkEnd w:id="123"/>
+    <w:bookmarkStart w:id="124" w:name="aa5-threshold-floors-clamped"/>
+    <w:p>
+      <w:pPr>
+        <w:pStyle w:val="Heading3"/>
+      </w:pPr>
+      <w:r>
+        <w:t xml:space="preserve">AA.5 Threshold floors (clamped)</w:t>
+      </w:r>
+    </w:p>
+    <w:tbl>
+      <w:tblPr>
+        <w:tblStyle w:val="Table"/>
+        <w:tblW w:type="auto" w:w="0"/>
+        <w:tblLook w:firstRow="1" w:lastRow="0" w:firstColumn="0" w:lastColumn="0" w:noHBand="0" w:noVBand="0" w:val="0020"/>
+      </w:tblPr>
+      <w:tblGrid>
+        <w:gridCol w:w="1980"/>
+        <w:gridCol w:w="1980"/>
+        <w:gridCol w:w="1980"/>
+        <w:gridCol w:w="1980"/>
+      </w:tblGrid>
+      <w:tr>
+        <w:trPr>
+          <w:tblHeader w:val="on"/>
+        </w:trPr>
+        <w:tc>
+          <w:tcPr/>
+          <w:p>
+            <w:pPr>
+              <w:pStyle w:val="Compact"/>
+            </w:pPr>
+            <w:r>
+              <w:t xml:space="preserve">SLI</w:t>
+            </w:r>
+          </w:p>
+        </w:tc>
+        <w:tc>
+          <w:tcPr/>
+          <w:p>
+            <w:pPr>
+              <w:pStyle w:val="Compact"/>
+            </w:pPr>
+            <w:r>
+              <w:t xml:space="preserve">Default</w:t>
+            </w:r>
+          </w:p>
+        </w:tc>
+        <w:tc>
+          <w:tcPr/>
+          <w:p>
+            <w:pPr>
+              <w:pStyle w:val="Compact"/>
+            </w:pPr>
+            <w:r>
+              <w:t xml:space="preserve">Floor (cannot go below)</w:t>
+            </w:r>
+          </w:p>
+        </w:tc>
+        <w:tc>
+          <w:tcPr/>
+          <w:p>
+            <w:pPr>
+              <w:pStyle w:val="Compact"/>
+            </w:pPr>
+            <w:r>
+              <w:t xml:space="preserve">Backend default (for context)</w:t>
+            </w:r>
+          </w:p>
+        </w:tc>
+      </w:tr>
+      <w:tr>
+        <w:tc>
+          <w:tcPr/>
+          <w:p>
+            <w:pPr>
+              <w:pStyle w:val="Compact"/>
+            </w:pPr>
+            <w:r>
+              <w:t xml:space="preserve">line</w:t>
+            </w:r>
+          </w:p>
+        </w:tc>
+        <w:tc>
+          <w:tcPr/>
+          <w:p>
+            <w:pPr>
+              <w:pStyle w:val="Compact"/>
+            </w:pPr>
+            <w:r>
+              <w:t xml:space="preserve">90%</w:t>
+            </w:r>
+          </w:p>
+        </w:tc>
+        <w:tc>
+          <w:tcPr/>
+          <w:p>
+            <w:pPr>
+              <w:pStyle w:val="Compact"/>
+            </w:pPr>
+            <w:r>
+              <w:t xml:space="preserve">90%</w:t>
+            </w:r>
+          </w:p>
+        </w:tc>
+        <w:tc>
+          <w:tcPr/>
+          <w:p>
+            <w:pPr>
+              <w:pStyle w:val="Compact"/>
+            </w:pPr>
+            <w:r>
+              <w:t xml:space="preserve">80%</w:t>
+            </w:r>
+          </w:p>
+        </w:tc>
+      </w:tr>
+      <w:tr>
+        <w:tc>
+          <w:tcPr/>
+          <w:p>
+            <w:pPr>
+              <w:pStyle w:val="Compact"/>
+            </w:pPr>
+            <w:r>
+              <w:t xml:space="preserve">branch</w:t>
+            </w:r>
+          </w:p>
+        </w:tc>
+        <w:tc>
+          <w:tcPr/>
+          <w:p>
+            <w:pPr>
+              <w:pStyle w:val="Compact"/>
+            </w:pPr>
+            <w:r>
+              <w:t xml:space="preserve">85%</w:t>
+            </w:r>
+          </w:p>
+        </w:tc>
+        <w:tc>
+          <w:tcPr/>
+          <w:p>
+            <w:pPr>
+              <w:pStyle w:val="Compact"/>
+            </w:pPr>
+            <w:r>
+              <w:t xml:space="preserve">85%</w:t>
+            </w:r>
+          </w:p>
+        </w:tc>
+        <w:tc>
+          <w:tcPr/>
+          <w:p>
+            <w:pPr>
+              <w:pStyle w:val="Compact"/>
+            </w:pPr>
+            <w:r>
+              <w:t xml:space="preserve">70%</w:t>
+            </w:r>
+          </w:p>
+        </w:tc>
+      </w:tr>
+    </w:tbl>
+    <w:p>
+      <w:pPr>
+        <w:pStyle w:val="BodyText"/>
+      </w:pPr>
+      <w:r>
+        <w:t xml:space="preserve">Why higher than backend? Backend has GATE-18..21 (DB, HTTP, auth) doing behavioral work</w:t>
+      </w:r>
+      <w:r>
+        <w:t xml:space="preserve"> </w:t>
+      </w:r>
+      <w:r>
+        <w:rPr>
+          <w:i/>
+          <w:iCs/>
+        </w:rPr>
+        <w:t xml:space="preserve">underneath</w:t>
+      </w:r>
+      <w:r>
+        <w:t xml:space="preserve"> </w:t>
+      </w:r>
+      <w:r>
+        <w:t xml:space="preserve">the coverage number — those gates fail loudly on integration bugs. A library has only the coverage number; the bar must be higher because nothing else is watching.</w:t>
+      </w:r>
+    </w:p>
+    <w:bookmarkEnd w:id="124"/>
+    <w:bookmarkStart w:id="125" w:name="aa6-fail-conditions-law-f6-enforcement"/>
+    <w:p>
+      <w:pPr>
+        <w:pStyle w:val="Heading3"/>
+      </w:pPr>
+      <w:r>
+        <w:t xml:space="preserve">AA.6 FAIL conditions (LAW-F6 enforcement)</w:t>
+      </w:r>
+    </w:p>
+    <w:tbl>
+      <w:tblPr>
+        <w:tblStyle w:val="Table"/>
+        <w:tblW w:type="auto" w:w="0"/>
+        <w:tblLook w:firstRow="1" w:lastRow="0" w:firstColumn="0" w:lastColumn="0" w:noHBand="0" w:noVBand="0" w:val="0020"/>
+      </w:tblPr>
+      <w:tblGrid>
+        <w:gridCol w:w="2640"/>
+        <w:gridCol w:w="2640"/>
+        <w:gridCol w:w="2640"/>
+      </w:tblGrid>
+      <w:tr>
+        <w:trPr>
+          <w:tblHeader w:val="on"/>
+        </w:trPr>
+        <w:tc>
+          <w:tcPr/>
+          <w:p>
+            <w:pPr>
+              <w:pStyle w:val="Compact"/>
+            </w:pPr>
+            <w:r>
+              <w:t xml:space="preserve">Condition</w:t>
+            </w:r>
+          </w:p>
+        </w:tc>
+        <w:tc>
+          <w:tcPr/>
+          <w:p>
+            <w:pPr>
+              <w:pStyle w:val="Compact"/>
+            </w:pPr>
+            <w:r>
+              <w:t xml:space="preserve">Verdict</w:t>
+            </w:r>
+          </w:p>
+        </w:tc>
+        <w:tc>
+          <w:tcPr/>
+          <w:p>
+            <w:pPr>
+              <w:pStyle w:val="Compact"/>
+            </w:pPr>
+            <w:r>
+              <w:t xml:space="preserve">Why</w:t>
+            </w:r>
+          </w:p>
+        </w:tc>
+      </w:tr>
+      <w:tr>
+        <w:tc>
+          <w:tcPr/>
+          <w:p>
+            <w:pPr>
+              <w:pStyle w:val="Compact"/>
+            </w:pPr>
+            <w:r>
+              <w:t xml:space="preserve">Trigger fires,</w:t>
+            </w:r>
+            <w:r>
+              <w:t xml:space="preserve"> </w:t>
+            </w:r>
+            <w:r>
+              <w:rPr>
+                <w:rStyle w:val="VerbatimChar"/>
+              </w:rPr>
+              <w:t xml:space="preserve">compensating_coverage</w:t>
+            </w:r>
+            <w:r>
+              <w:t xml:space="preserve"> </w:t>
+            </w:r>
+            <w:r>
+              <w:t xml:space="preserve">block missing entirely</w:t>
+            </w:r>
+          </w:p>
+        </w:tc>
+        <w:tc>
+          <w:tcPr/>
+          <w:p>
+            <w:pPr>
+              <w:pStyle w:val="Compact"/>
+            </w:pPr>
+            <w:r>
+              <w:t xml:space="preserve">FAIL</w:t>
+            </w:r>
+          </w:p>
+        </w:tc>
+        <w:tc>
+          <w:tcPr/>
+          <w:p>
+            <w:pPr>
+              <w:pStyle w:val="Compact"/>
+            </w:pPr>
+            <w:r>
+              <w:t xml:space="preserve">Uncovered project_type cannot silent-PASS. Agent must declare.</w:t>
+            </w:r>
+          </w:p>
+        </w:tc>
+      </w:tr>
+      <w:tr>
+        <w:tc>
+          <w:tcPr/>
+          <w:p>
+            <w:pPr>
+              <w:pStyle w:val="Compact"/>
+            </w:pPr>
+            <w:r>
+              <w:rPr>
+                <w:rStyle w:val="VerbatimChar"/>
+              </w:rPr>
+              <w:t xml:space="preserve">reason</w:t>
+            </w:r>
+            <w:r>
+              <w:t xml:space="preserve"> </w:t>
+            </w:r>
+            <w:r>
+              <w:t xml:space="preserve">empty</w:t>
+            </w:r>
+          </w:p>
+        </w:tc>
+        <w:tc>
+          <w:tcPr/>
+          <w:p>
+            <w:pPr>
+              <w:pStyle w:val="Compact"/>
+            </w:pPr>
+            <w:r>
+              <w:t xml:space="preserve">FAIL</w:t>
+            </w:r>
+          </w:p>
+        </w:tc>
+        <w:tc>
+          <w:tcPr/>
+          <w:p>
+            <w:pPr>
+              <w:pStyle w:val="Compact"/>
+            </w:pPr>
+            <w:r>
+              <w:t xml:space="preserve">Agent must justify the WHY. Empty = silent skip attempt.</w:t>
+            </w:r>
+          </w:p>
+        </w:tc>
+      </w:tr>
+      <w:tr>
+        <w:tc>
+          <w:tcPr/>
+          <w:p>
+            <w:pPr>
+              <w:pStyle w:val="Compact"/>
+            </w:pPr>
+            <w:r>
+              <w:rPr>
+                <w:rStyle w:val="VerbatimChar"/>
+              </w:rPr>
+              <w:t xml:space="preserve">coverage_cmd</w:t>
+            </w:r>
+            <w:r>
+              <w:t xml:space="preserve"> </w:t>
+            </w:r>
+            <w:r>
+              <w:t xml:space="preserve">empty</w:t>
+            </w:r>
+          </w:p>
+        </w:tc>
+        <w:tc>
+          <w:tcPr/>
+          <w:p>
+            <w:pPr>
+              <w:pStyle w:val="Compact"/>
+            </w:pPr>
+            <w:r>
+              <w:t xml:space="preserve">FAIL</w:t>
+            </w:r>
+          </w:p>
+        </w:tc>
+        <w:tc>
+          <w:tcPr/>
+          <w:p>
+            <w:pPr>
+              <w:pStyle w:val="Compact"/>
+            </w:pPr>
+            <w:r>
+              <w:t xml:space="preserve">Gate needs a command to execute.</w:t>
+            </w:r>
+          </w:p>
+        </w:tc>
+      </w:tr>
+      <w:tr>
+        <w:tc>
+          <w:tcPr/>
+          <w:p>
+            <w:pPr>
+              <w:pStyle w:val="Compact"/>
+            </w:pPr>
+            <w:r>
+              <w:rPr>
+                <w:rStyle w:val="VerbatimChar"/>
+              </w:rPr>
+              <w:t xml:space="preserve">coverage_report_path</w:t>
+            </w:r>
+            <w:r>
+              <w:t xml:space="preserve"> </w:t>
+            </w:r>
+            <w:r>
+              <w:t xml:space="preserve">empty</w:t>
+            </w:r>
+          </w:p>
+        </w:tc>
+        <w:tc>
+          <w:tcPr/>
+          <w:p>
+            <w:pPr>
+              <w:pStyle w:val="Compact"/>
+            </w:pPr>
+            <w:r>
+              <w:t xml:space="preserve">FAIL</w:t>
+            </w:r>
+          </w:p>
+        </w:tc>
+        <w:tc>
+          <w:tcPr/>
+          <w:p>
+            <w:pPr>
+              <w:pStyle w:val="Compact"/>
+            </w:pPr>
+            <w:r>
+              <w:t xml:space="preserve">Gate needs to read the result.</w:t>
+            </w:r>
+          </w:p>
+        </w:tc>
+      </w:tr>
+      <w:tr>
+        <w:tc>
+          <w:tcPr/>
+          <w:p>
+            <w:pPr>
+              <w:pStyle w:val="Compact"/>
+            </w:pPr>
+            <w:r>
+              <w:rPr>
+                <w:rStyle w:val="VerbatimChar"/>
+              </w:rPr>
+              <w:t xml:space="preserve">coverage_report_format</w:t>
+            </w:r>
+            <w:r>
+              <w:t xml:space="preserve"> </w:t>
+            </w:r>
+            <w:r>
+              <w:t xml:space="preserve">∉ {istanbul, simple, text}</w:t>
+            </w:r>
+          </w:p>
+        </w:tc>
+        <w:tc>
+          <w:tcPr/>
+          <w:p>
+            <w:pPr>
+              <w:pStyle w:val="Compact"/>
+            </w:pPr>
+            <w:r>
+              <w:t xml:space="preserve">FAIL</w:t>
+            </w:r>
+          </w:p>
+        </w:tc>
+        <w:tc>
+          <w:tcPr/>
+          <w:p>
+            <w:pPr>
+              <w:pStyle w:val="Compact"/>
+            </w:pPr>
+            <w:r>
+              <w:t xml:space="preserve">Reject unsupported formats up front.</w:t>
+            </w:r>
+          </w:p>
+        </w:tc>
+      </w:tr>
+      <w:tr>
+        <w:tc>
+          <w:tcPr/>
+          <w:p>
+            <w:pPr>
+              <w:pStyle w:val="Compact"/>
+            </w:pPr>
+            <w:r>
+              <w:rPr>
+                <w:rStyle w:val="VerbatimChar"/>
+              </w:rPr>
+              <w:t xml:space="preserve">coverage_cmd</w:t>
+            </w:r>
+            <w:r>
+              <w:t xml:space="preserve"> </w:t>
+            </w:r>
+            <w:r>
+              <w:t xml:space="preserve">exits non-zero</w:t>
+            </w:r>
+          </w:p>
+        </w:tc>
+        <w:tc>
+          <w:tcPr/>
+          <w:p>
+            <w:pPr>
+              <w:pStyle w:val="Compact"/>
+            </w:pPr>
+            <w:r>
+              <w:t xml:space="preserve">FAIL</w:t>
+            </w:r>
+          </w:p>
+        </w:tc>
+        <w:tc>
+          <w:tcPr/>
+          <w:p>
+            <w:pPr>
+              <w:pStyle w:val="Compact"/>
+            </w:pPr>
+            <w:r>
+              <w:t xml:space="preserve">The test command itself broke. Logged in</w:t>
+            </w:r>
+            <w:r>
+              <w:t xml:space="preserve"> </w:t>
+            </w:r>
+            <w:r>
+              <w:rPr>
+                <w:rStyle w:val="VerbatimChar"/>
+              </w:rPr>
+              <w:t xml:space="preserve">comp-cov-cmd.log</w:t>
+            </w:r>
+            <w:r>
+              <w:t xml:space="preserve">.</w:t>
+            </w:r>
+          </w:p>
+        </w:tc>
+      </w:tr>
+      <w:tr>
+        <w:tc>
+          <w:tcPr/>
+          <w:p>
+            <w:pPr>
+              <w:pStyle w:val="Compact"/>
+            </w:pPr>
+            <w:r>
+              <w:rPr>
+                <w:rStyle w:val="VerbatimChar"/>
+              </w:rPr>
+              <w:t xml:space="preserve">coverage_report_path</w:t>
+            </w:r>
+            <w:r>
+              <w:t xml:space="preserve"> </w:t>
+            </w:r>
+            <w:r>
+              <w:t xml:space="preserve">missing after cmd ran</w:t>
+            </w:r>
+          </w:p>
+        </w:tc>
+        <w:tc>
+          <w:tcPr/>
+          <w:p>
+            <w:pPr>
+              <w:pStyle w:val="Compact"/>
+            </w:pPr>
+            <w:r>
+              <w:t xml:space="preserve">FAIL</w:t>
+            </w:r>
+          </w:p>
+        </w:tc>
+        <w:tc>
+          <w:tcPr/>
+          <w:p>
+            <w:pPr>
+              <w:pStyle w:val="Compact"/>
+            </w:pPr>
+            <w:r>
+              <w:t xml:space="preserve">Cmd claimed success but produced no report — atom misconfigured.</w:t>
+            </w:r>
+          </w:p>
+        </w:tc>
+      </w:tr>
+      <w:tr>
+        <w:tc>
+          <w:tcPr/>
+          <w:p>
+            <w:pPr>
+              <w:pStyle w:val="Compact"/>
+            </w:pPr>
+            <w:r>
+              <w:rPr>
+                <w:rStyle w:val="VerbatimChar"/>
+              </w:rPr>
+              <w:t xml:space="preserve">line &lt; threshold</w:t>
+            </w:r>
+            <w:r>
+              <w:t xml:space="preserve"> </w:t>
+            </w:r>
+            <w:r>
+              <w:t xml:space="preserve">OR</w:t>
+            </w:r>
+            <w:r>
+              <w:t xml:space="preserve"> </w:t>
+            </w:r>
+            <w:r>
+              <w:rPr>
+                <w:rStyle w:val="VerbatimChar"/>
+              </w:rPr>
+              <w:t xml:space="preserve">branch &lt; threshold</w:t>
+            </w:r>
+          </w:p>
+        </w:tc>
+        <w:tc>
+          <w:tcPr/>
+          <w:p>
+            <w:pPr>
+              <w:pStyle w:val="Compact"/>
+            </w:pPr>
+            <w:r>
+              <w:t xml:space="preserve">FAIL</w:t>
+            </w:r>
+          </w:p>
+        </w:tc>
+        <w:tc>
+          <w:tcPr/>
+          <w:p>
+            <w:pPr>
+              <w:pStyle w:val="Compact"/>
+            </w:pPr>
+            <w:r>
+              <w:t xml:space="preserve">Coverage below the floor.</w:t>
+            </w:r>
+          </w:p>
+        </w:tc>
+      </w:tr>
+      <w:tr>
+        <w:tc>
+          <w:tcPr/>
+          <w:p>
+            <w:pPr>
+              <w:pStyle w:val="Compact"/>
+            </w:pPr>
+            <w:r>
+              <w:rPr>
+                <w:rStyle w:val="VerbatimChar"/>
+              </w:rPr>
+              <w:t xml:space="preserve">line = 0 AND branch = 0</w:t>
+            </w:r>
+          </w:p>
+        </w:tc>
+        <w:tc>
+          <w:tcPr/>
+          <w:p>
+            <w:pPr>
+              <w:pStyle w:val="Compact"/>
+            </w:pPr>
+            <w:r>
+              <w:t xml:space="preserve">FAIL (vacuous)</w:t>
+            </w:r>
+          </w:p>
+        </w:tc>
+        <w:tc>
+          <w:tcPr/>
+          <w:p>
+            <w:pPr>
+              <w:pStyle w:val="Compact"/>
+            </w:pPr>
+            <w:r>
+              <w:t xml:space="preserve">Cmd ran but no test execution recorded. The classic LAW-F6 trap.</w:t>
+            </w:r>
+          </w:p>
+        </w:tc>
+      </w:tr>
+    </w:tbl>
+    <w:bookmarkEnd w:id="125"/>
+    <w:bookmarkStart w:id="126" w:name="aa7-what-this-catches"/>
+    <w:p>
+      <w:pPr>
+        <w:pStyle w:val="Heading3"/>
+      </w:pPr>
+      <w:r>
+        <w:t xml:space="preserve">AA.7 What this catches</w:t>
       </w:r>
     </w:p>
     <w:p>
@@ -40633,9 +43199,905 @@
         <w:pStyle w:val="FirstParagraph"/>
       </w:pPr>
       <w:r>
-        <w:t xml:space="preserve">The contract — not the file list — is the load-bearing artifact. Any future script that emits this shape is a valid gate. Any present script that fails this shape is a bug.</w:t>
-      </w:r>
-    </w:p>
+        <w:t xml:space="preserve">Concrete shapes that previously slipped through:</w:t>
+      </w:r>
+    </w:p>
+    <w:p>
+      <w:pPr>
+        <w:pStyle w:val="Compact"/>
+        <w:numPr>
+          <w:ilvl w:val="0"/>
+          <w:numId w:val="1056"/>
+        </w:numPr>
+      </w:pPr>
+      <w:r>
+        <w:rPr>
+          <w:rStyle w:val="VerbatimChar"/>
+          <w:b/>
+          <w:bCs/>
+        </w:rPr>
+        <w:t xml:space="preserve">project_type = library</w:t>
+      </w:r>
+      <w:r>
+        <w:t xml:space="preserve"> </w:t>
+      </w:r>
+      <w:r>
+        <w:t xml:space="preserve">(Rust crate, Node module, Python package). Old: 1 stub test → backend coverage gate happy. New: needs ≥90% line / 85% branch on the actual crate code.</w:t>
+      </w:r>
+    </w:p>
+    <w:p>
+      <w:pPr>
+        <w:pStyle w:val="Compact"/>
+        <w:numPr>
+          <w:ilvl w:val="0"/>
+          <w:numId w:val="1056"/>
+        </w:numPr>
+      </w:pPr>
+      <w:r>
+        <w:rPr>
+          <w:rStyle w:val="VerbatimChar"/>
+          <w:b/>
+          <w:bCs/>
+        </w:rPr>
+        <w:t xml:space="preserve">project_type = cli</w:t>
+      </w:r>
+      <w:r>
+        <w:t xml:space="preserve">. Old: argument-parsing happy-path test only. New: must cover error paths, flag combinations, edge cases.</w:t>
+      </w:r>
+    </w:p>
+    <w:p>
+      <w:pPr>
+        <w:pStyle w:val="Compact"/>
+        <w:numPr>
+          <w:ilvl w:val="0"/>
+          <w:numId w:val="1056"/>
+        </w:numPr>
+      </w:pPr>
+      <w:r>
+        <w:rPr>
+          <w:rStyle w:val="VerbatimChar"/>
+          <w:b/>
+          <w:bCs/>
+        </w:rPr>
+        <w:t xml:space="preserve">project_type = data-pipeline</w:t>
+      </w:r>
+      <w:r>
+        <w:t xml:space="preserve"> </w:t>
+      </w:r>
+      <w:r>
+        <w:t xml:space="preserve">(Airflow DAG, Spark job, ETL script). Old: "the job ran in dev once" was the test. New: must unit-test transformations + sinks at ≥90% line.</w:t>
+      </w:r>
+    </w:p>
+    <w:p>
+      <w:pPr>
+        <w:pStyle w:val="Compact"/>
+        <w:numPr>
+          <w:ilvl w:val="0"/>
+          <w:numId w:val="1056"/>
+        </w:numPr>
+      </w:pPr>
+      <w:r>
+        <w:rPr>
+          <w:rStyle w:val="VerbatimChar"/>
+          <w:b/>
+          <w:bCs/>
+        </w:rPr>
+        <w:t xml:space="preserve">project_type = extension</w:t>
+      </w:r>
+      <w:r>
+        <w:t xml:space="preserve"> </w:t>
+      </w:r>
+      <w:r>
+        <w:t xml:space="preserve">(browser extension, IDE extension, OBS plugin). Old: Playwright N/A because not a webpage, browser-CDP N/A because not a browser binary. New: must declare unit + branch on the extension code.</w:t>
+      </w:r>
+    </w:p>
+    <w:p>
+      <w:pPr>
+        <w:pStyle w:val="Compact"/>
+        <w:numPr>
+          <w:ilvl w:val="0"/>
+          <w:numId w:val="1056"/>
+        </w:numPr>
+      </w:pPr>
+      <w:r>
+        <w:rPr>
+          <w:rStyle w:val="VerbatimChar"/>
+          <w:b/>
+          <w:bCs/>
+        </w:rPr>
+        <w:t xml:space="preserve">project_type = ml-model</w:t>
+      </w:r>
+      <w:r>
+        <w:t xml:space="preserve">. Old: "the model trained without error". New: unit tests for preprocessing / feature extraction / inference wrappers at ≥90%.</w:t>
+      </w:r>
+    </w:p>
+    <w:p>
+      <w:pPr>
+        <w:pStyle w:val="Compact"/>
+        <w:numPr>
+          <w:ilvl w:val="0"/>
+          <w:numId w:val="1056"/>
+        </w:numPr>
+      </w:pPr>
+      <w:r>
+        <w:rPr>
+          <w:rStyle w:val="VerbatimChar"/>
+          <w:b/>
+          <w:bCs/>
+        </w:rPr>
+        <w:t xml:space="preserve">project_type = firmware</w:t>
+      </w:r>
+      <w:r>
+        <w:rPr>
+          <w:b/>
+          <w:bCs/>
+        </w:rPr>
+        <w:t xml:space="preserve"> </w:t>
+      </w:r>
+      <w:r>
+        <w:rPr>
+          <w:b/>
+          <w:bCs/>
+        </w:rPr>
+        <w:t xml:space="preserve">/</w:t>
+      </w:r>
+      <w:r>
+        <w:rPr>
+          <w:b/>
+          <w:bCs/>
+        </w:rPr>
+        <w:t xml:space="preserve"> </w:t>
+      </w:r>
+      <w:r>
+        <w:rPr>
+          <w:rStyle w:val="VerbatimChar"/>
+          <w:b/>
+          <w:bCs/>
+        </w:rPr>
+        <w:t xml:space="preserve">kernel</w:t>
+      </w:r>
+      <w:r>
+        <w:rPr>
+          <w:b/>
+          <w:bCs/>
+        </w:rPr>
+        <w:t xml:space="preserve"> </w:t>
+      </w:r>
+      <w:r>
+        <w:rPr>
+          <w:b/>
+          <w:bCs/>
+        </w:rPr>
+        <w:t xml:space="preserve">/</w:t>
+      </w:r>
+      <w:r>
+        <w:rPr>
+          <w:b/>
+          <w:bCs/>
+        </w:rPr>
+        <w:t xml:space="preserve"> </w:t>
+      </w:r>
+      <w:r>
+        <w:rPr>
+          <w:rStyle w:val="VerbatimChar"/>
+          <w:b/>
+          <w:bCs/>
+        </w:rPr>
+        <w:t xml:space="preserve">embedded</w:t>
+      </w:r>
+      <w:r>
+        <w:t xml:space="preserve">. Old: "it compiled". New: at minimum the host-side simulation harness must be ≥90% line / 85% branch.</w:t>
+      </w:r>
+    </w:p>
+    <w:bookmarkEnd w:id="126"/>
+    <w:bookmarkStart w:id="127" w:name="aa8-meta-gate-fixtures-6"/>
+    <w:p>
+      <w:pPr>
+        <w:pStyle w:val="Heading3"/>
+      </w:pPr>
+      <w:r>
+        <w:t xml:space="preserve">AA.8 Meta-gate fixtures (6)</w:t>
+      </w:r>
+    </w:p>
+    <w:p>
+      <w:pPr>
+        <w:pStyle w:val="FirstParagraph"/>
+      </w:pPr>
+      <w:r>
+        <w:rPr>
+          <w:rStyle w:val="VerbatimChar"/>
+        </w:rPr>
+        <w:t xml:space="preserve">scripts/meta/compensating-coverage-test.sh</w:t>
+      </w:r>
+      <w:r>
+        <w:t xml:space="preserve">:</w:t>
+      </w:r>
+    </w:p>
+    <w:tbl>
+      <w:tblPr>
+        <w:tblStyle w:val="Table"/>
+        <w:tblW w:type="auto" w:w="0"/>
+        <w:tblLook w:firstRow="1" w:lastRow="0" w:firstColumn="0" w:lastColumn="0" w:noHBand="0" w:noVBand="0" w:val="0020"/>
+      </w:tblPr>
+      <w:tblGrid>
+        <w:gridCol w:w="1980"/>
+        <w:gridCol w:w="1980"/>
+        <w:gridCol w:w="1980"/>
+        <w:gridCol w:w="1980"/>
+      </w:tblGrid>
+      <w:tr>
+        <w:trPr>
+          <w:tblHeader w:val="on"/>
+        </w:trPr>
+        <w:tc>
+          <w:tcPr/>
+          <w:p>
+            <w:pPr>
+              <w:pStyle w:val="Compact"/>
+            </w:pPr>
+            <w:r>
+              <w:t xml:space="preserve">#</w:t>
+            </w:r>
+          </w:p>
+        </w:tc>
+        <w:tc>
+          <w:tcPr/>
+          <w:p>
+            <w:pPr>
+              <w:pStyle w:val="Compact"/>
+            </w:pPr>
+            <w:r>
+              <w:t xml:space="preserve">Scenario</w:t>
+            </w:r>
+          </w:p>
+        </w:tc>
+        <w:tc>
+          <w:tcPr/>
+          <w:p>
+            <w:pPr>
+              <w:pStyle w:val="Compact"/>
+            </w:pPr>
+            <w:r>
+              <w:t xml:space="preserve">Expected</w:t>
+            </w:r>
+          </w:p>
+        </w:tc>
+        <w:tc>
+          <w:tcPr/>
+          <w:p>
+            <w:pPr>
+              <w:pStyle w:val="Compact"/>
+            </w:pPr>
+            <w:r>
+              <w:t xml:space="preserve">Asserts</w:t>
+            </w:r>
+          </w:p>
+        </w:tc>
+      </w:tr>
+      <w:tr>
+        <w:tc>
+          <w:tcPr/>
+          <w:p>
+            <w:pPr>
+              <w:pStyle w:val="Compact"/>
+            </w:pPr>
+            <w:r>
+              <w:t xml:space="preserve">1</w:t>
+            </w:r>
+          </w:p>
+        </w:tc>
+        <w:tc>
+          <w:tcPr/>
+          <w:p>
+            <w:pPr>
+              <w:pStyle w:val="Compact"/>
+            </w:pPr>
+            <w:r>
+              <w:rPr>
+                <w:rStyle w:val="VerbatimChar"/>
+              </w:rPr>
+              <w:t xml:space="preserve">project_type=frontend</w:t>
+            </w:r>
+          </w:p>
+        </w:tc>
+        <w:tc>
+          <w:tcPr/>
+          <w:p>
+            <w:pPr>
+              <w:pStyle w:val="Compact"/>
+            </w:pPr>
+            <w:r>
+              <w:rPr>
+                <w:rStyle w:val="VerbatimChar"/>
+              </w:rPr>
+              <w:t xml:space="preserve">N/A_PENDING_REVIEWER</w:t>
+            </w:r>
+            <w:r>
+              <w:t xml:space="preserve"> </w:t>
+            </w:r>
+            <w:r>
+              <w:t xml:space="preserve">rc=0</w:t>
+            </w:r>
+          </w:p>
+        </w:tc>
+        <w:tc>
+          <w:tcPr/>
+          <w:p>
+            <w:pPr>
+              <w:pStyle w:val="Compact"/>
+            </w:pPr>
+            <w:r>
+              <w:t xml:space="preserve">Specialized gate exists (Playwright) — compensating not required.</w:t>
+            </w:r>
+          </w:p>
+        </w:tc>
+      </w:tr>
+      <w:tr>
+        <w:tc>
+          <w:tcPr/>
+          <w:p>
+            <w:pPr>
+              <w:pStyle w:val="Compact"/>
+            </w:pPr>
+            <w:r>
+              <w:t xml:space="preserve">2</w:t>
+            </w:r>
+          </w:p>
+        </w:tc>
+        <w:tc>
+          <w:tcPr/>
+          <w:p>
+            <w:pPr>
+              <w:pStyle w:val="Compact"/>
+            </w:pPr>
+            <w:r>
+              <w:rPr>
+                <w:rStyle w:val="VerbatimChar"/>
+              </w:rPr>
+              <w:t xml:space="preserve">project_type=library</w:t>
+            </w:r>
+            <w:r>
+              <w:t xml:space="preserve">, no</w:t>
+            </w:r>
+            <w:r>
+              <w:t xml:space="preserve"> </w:t>
+            </w:r>
+            <w:r>
+              <w:rPr>
+                <w:rStyle w:val="VerbatimChar"/>
+              </w:rPr>
+              <w:t xml:space="preserve">compensating_coverage</w:t>
+            </w:r>
+            <w:r>
+              <w:t xml:space="preserve"> </w:t>
+            </w:r>
+            <w:r>
+              <w:t xml:space="preserve">block</w:t>
+            </w:r>
+          </w:p>
+        </w:tc>
+        <w:tc>
+          <w:tcPr/>
+          <w:p>
+            <w:pPr>
+              <w:pStyle w:val="Compact"/>
+            </w:pPr>
+            <w:r>
+              <w:t xml:space="preserve">FAIL rc=1</w:t>
+            </w:r>
+          </w:p>
+        </w:tc>
+        <w:tc>
+          <w:tcPr/>
+          <w:p>
+            <w:pPr>
+              <w:pStyle w:val="Compact"/>
+            </w:pPr>
+            <w:r>
+              <w:t xml:space="preserve">LAW-F6: uncovered shape cannot pass without declaration.</w:t>
+            </w:r>
+          </w:p>
+        </w:tc>
+      </w:tr>
+      <w:tr>
+        <w:tc>
+          <w:tcPr/>
+          <w:p>
+            <w:pPr>
+              <w:pStyle w:val="Compact"/>
+            </w:pPr>
+            <w:r>
+              <w:t xml:space="preserve">3</w:t>
+            </w:r>
+          </w:p>
+        </w:tc>
+        <w:tc>
+          <w:tcPr/>
+          <w:p>
+            <w:pPr>
+              <w:pStyle w:val="Compact"/>
+            </w:pPr>
+            <w:r>
+              <w:rPr>
+                <w:rStyle w:val="VerbatimChar"/>
+              </w:rPr>
+              <w:t xml:space="preserve">project_type=library</w:t>
+            </w:r>
+            <w:r>
+              <w:t xml:space="preserve">,</w:t>
+            </w:r>
+            <w:r>
+              <w:t xml:space="preserve"> </w:t>
+            </w:r>
+            <w:r>
+              <w:rPr>
+                <w:rStyle w:val="VerbatimChar"/>
+              </w:rPr>
+              <w:t xml:space="preserve">enabled=true</w:t>
+            </w:r>
+            <w:r>
+              <w:t xml:space="preserve">,</w:t>
+            </w:r>
+            <w:r>
+              <w:t xml:space="preserve"> </w:t>
+            </w:r>
+            <w:r>
+              <w:rPr>
+                <w:rStyle w:val="VerbatimChar"/>
+              </w:rPr>
+              <w:t xml:space="preserve">coverage_cmd</w:t>
+            </w:r>
+            <w:r>
+              <w:t xml:space="preserve"> </w:t>
+            </w:r>
+            <w:r>
+              <w:t xml:space="preserve">empty</w:t>
+            </w:r>
+          </w:p>
+        </w:tc>
+        <w:tc>
+          <w:tcPr/>
+          <w:p>
+            <w:pPr>
+              <w:pStyle w:val="Compact"/>
+            </w:pPr>
+            <w:r>
+              <w:t xml:space="preserve">FAIL rc=1</w:t>
+            </w:r>
+          </w:p>
+        </w:tc>
+        <w:tc>
+          <w:tcPr/>
+          <w:p>
+            <w:pPr>
+              <w:pStyle w:val="Compact"/>
+            </w:pPr>
+            <w:r>
+              <w:t xml:space="preserve">Required field missing — fail up front.</w:t>
+            </w:r>
+          </w:p>
+        </w:tc>
+      </w:tr>
+      <w:tr>
+        <w:tc>
+          <w:tcPr/>
+          <w:p>
+            <w:pPr>
+              <w:pStyle w:val="Compact"/>
+            </w:pPr>
+            <w:r>
+              <w:t xml:space="preserve">4</w:t>
+            </w:r>
+          </w:p>
+        </w:tc>
+        <w:tc>
+          <w:tcPr/>
+          <w:p>
+            <w:pPr>
+              <w:pStyle w:val="Compact"/>
+            </w:pPr>
+            <w:r>
+              <w:rPr>
+                <w:rStyle w:val="VerbatimChar"/>
+              </w:rPr>
+              <w:t xml:space="preserve">project_type=library</w:t>
+            </w:r>
+            <w:r>
+              <w:t xml:space="preserve">, line=92, branch=88</w:t>
+            </w:r>
+          </w:p>
+        </w:tc>
+        <w:tc>
+          <w:tcPr/>
+          <w:p>
+            <w:pPr>
+              <w:pStyle w:val="Compact"/>
+            </w:pPr>
+            <w:r>
+              <w:t xml:space="preserve">PASS rc=0</w:t>
+            </w:r>
+          </w:p>
+        </w:tc>
+        <w:tc>
+          <w:tcPr/>
+          <w:p>
+            <w:pPr>
+              <w:pStyle w:val="Compact"/>
+            </w:pPr>
+            <w:r>
+              <w:t xml:space="preserve">Above default floor (90/85) → PASS.</w:t>
+            </w:r>
+          </w:p>
+        </w:tc>
+      </w:tr>
+      <w:tr>
+        <w:tc>
+          <w:tcPr/>
+          <w:p>
+            <w:pPr>
+              <w:pStyle w:val="Compact"/>
+            </w:pPr>
+            <w:r>
+              <w:t xml:space="preserve">5</w:t>
+            </w:r>
+          </w:p>
+        </w:tc>
+        <w:tc>
+          <w:tcPr/>
+          <w:p>
+            <w:pPr>
+              <w:pStyle w:val="Compact"/>
+            </w:pPr>
+            <w:r>
+              <w:rPr>
+                <w:rStyle w:val="VerbatimChar"/>
+              </w:rPr>
+              <w:t xml:space="preserve">project_type=library</w:t>
+            </w:r>
+            <w:r>
+              <w:t xml:space="preserve">, line=75</w:t>
+            </w:r>
+          </w:p>
+        </w:tc>
+        <w:tc>
+          <w:tcPr/>
+          <w:p>
+            <w:pPr>
+              <w:pStyle w:val="Compact"/>
+            </w:pPr>
+            <w:r>
+              <w:t xml:space="preserve">FAIL rc=1</w:t>
+            </w:r>
+          </w:p>
+        </w:tc>
+        <w:tc>
+          <w:tcPr/>
+          <w:p>
+            <w:pPr>
+              <w:pStyle w:val="Compact"/>
+            </w:pPr>
+            <w:r>
+              <w:t xml:space="preserve">Below 90 floor → FAIL even though atom declared everything.</w:t>
+            </w:r>
+          </w:p>
+        </w:tc>
+      </w:tr>
+      <w:tr>
+        <w:tc>
+          <w:tcPr/>
+          <w:p>
+            <w:pPr>
+              <w:pStyle w:val="Compact"/>
+            </w:pPr>
+            <w:r>
+              <w:t xml:space="preserve">6</w:t>
+            </w:r>
+          </w:p>
+        </w:tc>
+        <w:tc>
+          <w:tcPr/>
+          <w:p>
+            <w:pPr>
+              <w:pStyle w:val="Compact"/>
+            </w:pPr>
+            <w:r>
+              <w:rPr>
+                <w:rStyle w:val="VerbatimChar"/>
+              </w:rPr>
+              <w:t xml:space="preserve">project_type=cli</w:t>
+            </w:r>
+            <w:r>
+              <w:t xml:space="preserve">, line=0 branch=0</w:t>
+            </w:r>
+          </w:p>
+        </w:tc>
+        <w:tc>
+          <w:tcPr/>
+          <w:p>
+            <w:pPr>
+              <w:pStyle w:val="Compact"/>
+            </w:pPr>
+            <w:r>
+              <w:t xml:space="preserve">FAIL rc=1</w:t>
+            </w:r>
+          </w:p>
+        </w:tc>
+        <w:tc>
+          <w:tcPr/>
+          <w:p>
+            <w:pPr>
+              <w:pStyle w:val="Compact"/>
+            </w:pPr>
+            <w:r>
+              <w:t xml:space="preserve">Vacuous run: cmd succeeded but no real coverage recorded.</w:t>
+            </w:r>
+          </w:p>
+        </w:tc>
+      </w:tr>
+    </w:tbl>
+    <w:p>
+      <w:pPr>
+        <w:pStyle w:val="BodyText"/>
+      </w:pPr>
+      <w:r>
+        <w:t xml:space="preserve">This is the</w:t>
+      </w:r>
+      <w:r>
+        <w:t xml:space="preserve"> </w:t>
+      </w:r>
+      <w:r>
+        <w:rPr>
+          <w:b/>
+          <w:bCs/>
+        </w:rPr>
+        <w:t xml:space="preserve">11th</w:t>
+      </w:r>
+      <w:r>
+        <w:t xml:space="preserve"> </w:t>
+      </w:r>
+      <w:r>
+        <w:t xml:space="preserve">meta-gate. Wired into</w:t>
+      </w:r>
+      <w:r>
+        <w:t xml:space="preserve"> </w:t>
+      </w:r>
+      <w:r>
+        <w:rPr>
+          <w:rStyle w:val="VerbatimChar"/>
+        </w:rPr>
+        <w:t xml:space="preserve">run-all-meta-gates.sh</w:t>
+      </w:r>
+      <w:r>
+        <w:t xml:space="preserve"> </w:t>
+      </w:r>
+      <w:r>
+        <w:t xml:space="preserve">and must run green before every UBS skill release.</w:t>
+      </w:r>
+    </w:p>
+    <w:bookmarkEnd w:id="127"/>
+    <w:bookmarkStart w:id="128" w:name="aa9-relationship-to-v88"/>
+    <w:p>
+      <w:pPr>
+        <w:pStyle w:val="Heading3"/>
+      </w:pPr>
+      <w:r>
+        <w:t xml:space="preserve">AA.9 Relationship to v8.8</w:t>
+      </w:r>
+    </w:p>
+    <w:p>
+      <w:pPr>
+        <w:pStyle w:val="FirstParagraph"/>
+      </w:pPr>
+      <w:r>
+        <w:t xml:space="preserve">v8.8 will add: per-module coverage floor (no single module &lt; 70% — prevents one untested module hiding behind well-tested others), mandatory mutation-testing for compensating atoms (≥75% mutation score), property-test requirement for pure functions in libraries, LCOV / Cobertura native parsers. v8.7.1 is the minimum viable safety net — it stops the silent-PASS bleed today.</w:t>
+      </w:r>
+    </w:p>
+    <w:bookmarkEnd w:id="128"/>
+    <w:bookmarkStart w:id="129" w:name="aa10-faq"/>
+    <w:p>
+      <w:pPr>
+        <w:pStyle w:val="Heading3"/>
+      </w:pPr>
+      <w:r>
+        <w:t xml:space="preserve">AA.10 FAQ</w:t>
+      </w:r>
+    </w:p>
+    <w:tbl>
+      <w:tblPr>
+        <w:tblStyle w:val="Table"/>
+        <w:tblW w:type="auto" w:w="0"/>
+        <w:tblLook w:firstRow="1" w:lastRow="0" w:firstColumn="0" w:lastColumn="0" w:noHBand="0" w:noVBand="0" w:val="0020"/>
+      </w:tblPr>
+      <w:tblGrid>
+        <w:gridCol w:w="3960"/>
+        <w:gridCol w:w="3960"/>
+      </w:tblGrid>
+      <w:tr>
+        <w:trPr>
+          <w:tblHeader w:val="on"/>
+        </w:trPr>
+        <w:tc>
+          <w:tcPr/>
+          <w:p>
+            <w:pPr>
+              <w:pStyle w:val="Compact"/>
+            </w:pPr>
+            <w:r>
+              <w:t xml:space="preserve">Q</w:t>
+            </w:r>
+          </w:p>
+        </w:tc>
+        <w:tc>
+          <w:tcPr/>
+          <w:p>
+            <w:pPr>
+              <w:pStyle w:val="Compact"/>
+            </w:pPr>
+            <w:r>
+              <w:t xml:space="preserve">A</w:t>
+            </w:r>
+          </w:p>
+        </w:tc>
+      </w:tr>
+      <w:tr>
+        <w:tc>
+          <w:tcPr/>
+          <w:p>
+            <w:pPr>
+              <w:pStyle w:val="Compact"/>
+            </w:pPr>
+            <w:r>
+              <w:t xml:space="preserve">Why not just raise the</w:t>
+            </w:r>
+            <w:r>
+              <w:t xml:space="preserve"> </w:t>
+            </w:r>
+            <w:r>
+              <w:rPr>
+                <w:i/>
+                <w:iCs/>
+              </w:rPr>
+              <w:t xml:space="preserve">backend</w:t>
+            </w:r>
+            <w:r>
+              <w:t xml:space="preserve"> </w:t>
+            </w:r>
+            <w:r>
+              <w:t xml:space="preserve">coverage thresholds for everyone?</w:t>
+            </w:r>
+          </w:p>
+        </w:tc>
+        <w:tc>
+          <w:tcPr/>
+          <w:p>
+            <w:pPr>
+              <w:pStyle w:val="Compact"/>
+            </w:pPr>
+            <w:r>
+              <w:t xml:space="preserve">Backend already has GATE-18..21 doing behavioral work; raising its coverage floor would over-constrain a healthy gate set. The compensating floor is for shapes where coverage is the</w:t>
+            </w:r>
+            <w:r>
+              <w:t xml:space="preserve"> </w:t>
+            </w:r>
+            <w:r>
+              <w:rPr>
+                <w:i/>
+                <w:iCs/>
+              </w:rPr>
+              <w:t xml:space="preserve">only</w:t>
+            </w:r>
+            <w:r>
+              <w:t xml:space="preserve"> </w:t>
+            </w:r>
+            <w:r>
+              <w:t xml:space="preserve">signal.</w:t>
+            </w:r>
+          </w:p>
+        </w:tc>
+      </w:tr>
+      <w:tr>
+        <w:tc>
+          <w:tcPr/>
+          <w:p>
+            <w:pPr>
+              <w:pStyle w:val="Compact"/>
+            </w:pPr>
+            <w:r>
+              <w:t xml:space="preserve">What if my project genuinely can't be unit-tested (firmware on custom silicon)?</w:t>
+            </w:r>
+          </w:p>
+        </w:tc>
+        <w:tc>
+          <w:tcPr/>
+          <w:p>
+            <w:pPr>
+              <w:pStyle w:val="Compact"/>
+            </w:pPr>
+            <w:r>
+              <w:t xml:space="preserve">Declare</w:t>
+            </w:r>
+            <w:r>
+              <w:t xml:space="preserve"> </w:t>
+            </w:r>
+            <w:r>
+              <w:rPr>
+                <w:rStyle w:val="VerbatimChar"/>
+              </w:rPr>
+              <w:t xml:space="preserve">compensating_coverage.reason</w:t>
+            </w:r>
+            <w:r>
+              <w:t xml:space="preserve"> </w:t>
+            </w:r>
+            <w:r>
+              <w:t xml:space="preserve">with the constraint AND wrap whatever can be tested (host-side simulator, mock register map, calibration table validators). Even firmware has a testable host-side surface; 0% line coverage is never a defensible answer.</w:t>
+            </w:r>
+          </w:p>
+        </w:tc>
+      </w:tr>
+      <w:tr>
+        <w:tc>
+          <w:tcPr/>
+          <w:p>
+            <w:pPr>
+              <w:pStyle w:val="Compact"/>
+            </w:pPr>
+            <w:r>
+              <w:t xml:space="preserve">Why no</w:t>
+            </w:r>
+            <w:r>
+              <w:t xml:space="preserve"> </w:t>
+            </w:r>
+            <w:r>
+              <w:rPr>
+                <w:rStyle w:val="VerbatimChar"/>
+              </w:rPr>
+              <w:t xml:space="preserve">mutation</w:t>
+            </w:r>
+            <w:r>
+              <w:t xml:space="preserve"> </w:t>
+            </w:r>
+            <w:r>
+              <w:t xml:space="preserve">threshold yet?</w:t>
+            </w:r>
+          </w:p>
+        </w:tc>
+        <w:tc>
+          <w:tcPr/>
+          <w:p>
+            <w:pPr>
+              <w:pStyle w:val="Compact"/>
+            </w:pPr>
+            <w:r>
+              <w:t xml:space="preserve">Mutation testing is tool-specific (Stryker / Mutmut / mutPy / cargo-mutants) and slow. v8.7.2 adds it once the tooling story stabilises.</w:t>
+            </w:r>
+          </w:p>
+        </w:tc>
+      </w:tr>
+      <w:tr>
+        <w:tc>
+          <w:tcPr/>
+          <w:p>
+            <w:pPr>
+              <w:pStyle w:val="Compact"/>
+            </w:pPr>
+            <w:r>
+              <w:t xml:space="preserve">Why clamp thresholds at the floor instead of erroring on lower-than-floor declarations?</w:t>
+            </w:r>
+          </w:p>
+        </w:tc>
+        <w:tc>
+          <w:tcPr/>
+          <w:p>
+            <w:pPr>
+              <w:pStyle w:val="Compact"/>
+            </w:pPr>
+            <w:r>
+              <w:t xml:space="preserve">Clamping makes the gate friendlier to operators copy-pasting old configs. The log line records the clamp so the reviewer sees it.</w:t>
+            </w:r>
+          </w:p>
+        </w:tc>
+      </w:tr>
+    </w:tbl>
     <w:p>
       <w:r>
         <w:pict>
@@ -40643,6 +44105,99 @@
         </w:pict>
       </w:r>
     </w:p>
+    <w:bookmarkEnd w:id="129"/>
+    <w:bookmarkEnd w:id="130"/>
+    <w:bookmarkStart w:id="131" w:name="appendix--gate-script-contract"/>
+    <w:p>
+      <w:pPr>
+        <w:pStyle w:val="Heading2"/>
+      </w:pPr>
+      <w:r>
+        <w:t xml:space="preserve">Appendix — Gate Script Contract</w:t>
+      </w:r>
+    </w:p>
+    <w:p>
+      <w:pPr>
+        <w:pStyle w:val="FirstParagraph"/>
+      </w:pPr>
+      <w:r>
+        <w:t xml:space="preserve">Every gate script (under</w:t>
+      </w:r>
+      <w:r>
+        <w:t xml:space="preserve"> </w:t>
+      </w:r>
+      <w:r>
+        <w:rPr>
+          <w:rStyle w:val="VerbatimChar"/>
+        </w:rPr>
+        <w:t xml:space="preserve">plugins/build-anything/scripts/</w:t>
+      </w:r>
+      <w:r>
+        <w:t xml:space="preserve">) honours one contract:</w:t>
+      </w:r>
+    </w:p>
+    <w:p>
+      <w:pPr>
+        <w:pStyle w:val="SourceCode"/>
+      </w:pPr>
+      <w:r>
+        <w:rPr>
+          <w:rStyle w:val="VerbatimChar"/>
+        </w:rPr>
+        <w:t xml:space="preserve">input:   --atom-dir &lt;path&gt;</w:t>
+      </w:r>
+      <w:r>
+        <w:br/>
+      </w:r>
+      <w:r>
+        <w:rPr>
+          <w:rStyle w:val="VerbatimChar"/>
+        </w:rPr>
+        <w:t xml:space="preserve">stdout:  PASS | FAIL | N/A_PENDING_REVIEWER | ERROR</w:t>
+      </w:r>
+      <w:r>
+        <w:br/>
+      </w:r>
+      <w:r>
+        <w:rPr>
+          <w:rStyle w:val="VerbatimChar"/>
+        </w:rPr>
+        <w:t xml:space="preserve">exit:    0 = PASS or N/A, 1 = FAIL, 2 = preflight/witness refusal, 4 = AL-4 cap, 127 = missing tool</w:t>
+      </w:r>
+      <w:r>
+        <w:br/>
+      </w:r>
+      <w:r>
+        <w:rPr>
+          <w:rStyle w:val="VerbatimChar"/>
+        </w:rPr>
+        <w:t xml:space="preserve">disk:    {atom_dir}/evidence/{gate}.json</w:t>
+      </w:r>
+      <w:r>
+        <w:br/>
+      </w:r>
+      <w:r>
+        <w:rPr>
+          <w:rStyle w:val="VerbatimChar"/>
+        </w:rPr>
+        <w:t xml:space="preserve">         + {confidence: 0-100, ambiguities: []}</w:t>
+      </w:r>
+    </w:p>
+    <w:p>
+      <w:pPr>
+        <w:pStyle w:val="FirstParagraph"/>
+      </w:pPr>
+      <w:r>
+        <w:t xml:space="preserve">The contract — not the file list — is the load-bearing artifact. Any future script that emits this shape is a valid gate. Any present script that fails this shape is a bug.</w:t>
+      </w:r>
+    </w:p>
+    <w:p>
+      <w:r>
+        <w:pict>
+          <v:rect style="width:0;height:1.5pt" o:hralign="center" o:hrstd="t" o:hr="t"/>
+        </w:pict>
+      </w:r>
+    </w:p>
     <w:p>
       <w:pPr>
         <w:pStyle w:val="FirstParagraph"/>
@@ -40661,8 +44216,8 @@
         <w:t xml:space="preserve">This is the only document required to operate the system.</w:t>
       </w:r>
     </w:p>
-    <w:bookmarkEnd w:id="120"/>
-    <w:bookmarkEnd w:id="121"/>
+    <w:bookmarkEnd w:id="131"/>
+    <w:bookmarkEnd w:id="132"/>
     <w:sectPr>
       <w:footnotePr>
         <w:numRestart w:val="eachSect"/>
@@ -41720,6 +45275,69 @@
   </w:num>
   <w:num w:numId="1053">
     <w:abstractNumId w:val="991"/>
+  </w:num>
+  <w:num w:numId="1054">
+    <w:abstractNumId w:val="991"/>
+  </w:num>
+  <w:num w:numId="1055">
+    <w:abstractNumId w:val="99411"/>
+    <w:lvlOverride w:ilvl="0">
+      <w:startOverride w:val="1"/>
+    </w:lvlOverride>
+    <w:lvlOverride w:ilvl="1">
+      <w:startOverride w:val="1"/>
+    </w:lvlOverride>
+    <w:lvlOverride w:ilvl="2">
+      <w:startOverride w:val="1"/>
+    </w:lvlOverride>
+    <w:lvlOverride w:ilvl="3">
+      <w:startOverride w:val="1"/>
+    </w:lvlOverride>
+    <w:lvlOverride w:ilvl="4">
+      <w:startOverride w:val="1"/>
+    </w:lvlOverride>
+    <w:lvlOverride w:ilvl="5">
+      <w:startOverride w:val="1"/>
+    </w:lvlOverride>
+    <w:lvlOverride w:ilvl="6">
+      <w:startOverride w:val="1"/>
+    </w:lvlOverride>
+    <w:lvlOverride w:ilvl="7">
+      <w:startOverride w:val="1"/>
+    </w:lvlOverride>
+    <w:lvlOverride w:ilvl="8">
+      <w:startOverride w:val="1"/>
+    </w:lvlOverride>
+  </w:num>
+  <w:num w:numId="1056">
+    <w:abstractNumId w:val="99411"/>
+    <w:lvlOverride w:ilvl="0">
+      <w:startOverride w:val="1"/>
+    </w:lvlOverride>
+    <w:lvlOverride w:ilvl="1">
+      <w:startOverride w:val="1"/>
+    </w:lvlOverride>
+    <w:lvlOverride w:ilvl="2">
+      <w:startOverride w:val="1"/>
+    </w:lvlOverride>
+    <w:lvlOverride w:ilvl="3">
+      <w:startOverride w:val="1"/>
+    </w:lvlOverride>
+    <w:lvlOverride w:ilvl="4">
+      <w:startOverride w:val="1"/>
+    </w:lvlOverride>
+    <w:lvlOverride w:ilvl="5">
+      <w:startOverride w:val="1"/>
+    </w:lvlOverride>
+    <w:lvlOverride w:ilvl="6">
+      <w:startOverride w:val="1"/>
+    </w:lvlOverride>
+    <w:lvlOverride w:ilvl="7">
+      <w:startOverride w:val="1"/>
+    </w:lvlOverride>
+    <w:lvlOverride w:ilvl="8">
+      <w:startOverride w:val="1"/>
+    </w:lvlOverride>
   </w:num>
 </w:numbering>
 </file>

--- a/docs/ubs.docx
+++ b/docs/ubs.docx
@@ -28,7 +28,7 @@
         </w:p>
       </w:sdtContent>
     </w:sdt>
-    <w:bookmarkStart w:id="132" w:name="universal-build-system-ubs"/>
+    <w:bookmarkStart w:id="143" w:name="universal-build-system-ubs"/>
     <w:p>
       <w:pPr>
         <w:pStyle w:val="Heading1"/>
@@ -3010,7 +3010,20 @@
         <w:t xml:space="preserve"> </w:t>
       </w:r>
       <w:r>
-        <w:t xml:space="preserve">(confidence ≥ 95, all four mandatory fields filled) OR</w:t>
+        <w:t xml:space="preserve">(confidence ≥ 95, all mandatory fields filled,</w:t>
+      </w:r>
+      <w:r>
+        <w:t xml:space="preserve"> </w:t>
+      </w:r>
+      <w:r>
+        <w:rPr>
+          <w:b/>
+          <w:bCs/>
+        </w:rPr>
+        <w:t xml:space="preserve">LAW-INTENT-FS v8.7.2 guard holds</w:t>
+      </w:r>
+      <w:r>
+        <w:t xml:space="preserve">) OR</w:t>
       </w:r>
       <w:r>
         <w:t xml:space="preserve"> </w:t>
@@ -3091,7 +3104,116 @@
         <w:t xml:space="preserve">sub-skills/intent/SKILL.md</w:t>
       </w:r>
       <w:r>
-        <w:t xml:space="preserve">.</w:t>
+        <w:t xml:space="preserve">. Detail: §AB.</w:t>
+      </w:r>
+    </w:p>
+    <w:p>
+      <w:pPr>
+        <w:pStyle w:val="Compact"/>
+        <w:numPr>
+          <w:ilvl w:val="0"/>
+          <w:numId w:val="1004"/>
+        </w:numPr>
+      </w:pPr>
+      <w:r>
+        <w:rPr>
+          <w:b/>
+          <w:bCs/>
+        </w:rPr>
+        <w:t xml:space="preserve">LAW-INTENT-FS (v8.7.2)</w:t>
+      </w:r>
+      <w:r>
+        <w:t xml:space="preserve"> </w:t>
+      </w:r>
+      <w:r>
+        <w:t xml:space="preserve">—</w:t>
+      </w:r>
+      <w:r>
+        <w:t xml:space="preserve"> </w:t>
+      </w:r>
+      <w:r>
+        <w:rPr>
+          <w:rStyle w:val="VerbatimChar"/>
+        </w:rPr>
+        <w:t xml:space="preserve">declared.feature_surface[]</w:t>
+      </w:r>
+      <w:r>
+        <w:t xml:space="preserve"> </w:t>
+      </w:r>
+      <w:r>
+        <w:t xml:space="preserve">is the user-confirmed functional surface and MUST satisfy: (1) ≥ 3 items normally OR ≥ 5 items when the prompt references a known product (</w:t>
+      </w:r>
+      <w:r>
+        <w:rPr>
+          <w:rStyle w:val="VerbatimChar"/>
+        </w:rPr>
+        <w:t xml:space="preserve">clone</w:t>
+      </w:r>
+      <w:r>
+        <w:t xml:space="preserve"> </w:t>
+      </w:r>
+      <w:r>
+        <w:t xml:space="preserve">/</w:t>
+      </w:r>
+      <w:r>
+        <w:t xml:space="preserve"> </w:t>
+      </w:r>
+      <w:r>
+        <w:rPr>
+          <w:rStyle w:val="VerbatimChar"/>
+        </w:rPr>
+        <w:t xml:space="preserve">like X</w:t>
+      </w:r>
+      <w:r>
+        <w:t xml:space="preserve"> </w:t>
+      </w:r>
+      <w:r>
+        <w:t xml:space="preserve">/</w:t>
+      </w:r>
+      <w:r>
+        <w:t xml:space="preserve"> </w:t>
+      </w:r>
+      <w:r>
+        <w:rPr>
+          <w:rStyle w:val="VerbatimChar"/>
+        </w:rPr>
+        <w:t xml:space="preserve">alternative to</w:t>
+      </w:r>
+      <w:r>
+        <w:t xml:space="preserve"> </w:t>
+      </w:r>
+      <w:r>
+        <w:t xml:space="preserve">/ brand name match), AND (2) at least one</w:t>
+      </w:r>
+      <w:r>
+        <w:t xml:space="preserve"> </w:t>
+      </w:r>
+      <w:r>
+        <w:rPr>
+          <w:rStyle w:val="VerbatimChar"/>
+        </w:rPr>
+        <w:t xml:space="preserve">{ "source": "user-confirm-feature-surface" }</w:t>
+      </w:r>
+      <w:r>
+        <w:t xml:space="preserve"> </w:t>
+      </w:r>
+      <w:r>
+        <w:t xml:space="preserve">entry in</w:t>
+      </w:r>
+      <w:r>
+        <w:t xml:space="preserve"> </w:t>
+      </w:r>
+      <w:r>
+        <w:rPr>
+          <w:rStyle w:val="VerbatimChar"/>
+        </w:rPr>
+        <w:t xml:space="preserve">history[]</w:t>
+      </w:r>
+      <w:r>
+        <w:t xml:space="preserve"> </w:t>
+      </w:r>
+      <w:r>
+        <w:t xml:space="preserve">proving the agent ran the feature enumeration interview. Stage 0.1 HALTs if either condition fails, regardless of self-reported confidence. Closes the v8.7.1 colleague-test hole where Flappy Bird shipped with no high-score/restart and Notion clone shipped without comments/realtime/search/version-history/mentions because feature enumeration was implicitly delegated to Stage 1.A research instead of being anchored in the intent verdict.</w:t>
       </w:r>
     </w:p>
     <w:bookmarkEnd w:id="14"/>
@@ -4847,40 +4969,167 @@
           <w:b/>
           <w:bCs/>
         </w:rPr>
-        <w:t xml:space="preserve">GATE-PFC PRODUCT FEATURE COVERAGE</w:t>
-      </w:r>
-      <w:r>
-        <w:t xml:space="preserve"> </w:t>
-      </w:r>
-      <w:r>
-        <w:t xml:space="preserve">—</w:t>
-      </w:r>
-      <w:r>
-        <w:t xml:space="preserve"> </w:t>
-      </w:r>
-      <w:r>
-        <w:rPr>
-          <w:rStyle w:val="VerbatimChar"/>
-        </w:rPr>
-        <w:t xml:space="preserve">declared.product_type</w:t>
-      </w:r>
-      <w:r>
-        <w:t xml:space="preserve"> </w:t>
-      </w:r>
-      <w:r>
-        <w:t xml:space="preserve">matches a feature-catalog row; every catalog-required feature is present in</w:t>
-      </w:r>
-      <w:r>
-        <w:t xml:space="preserve"> </w:t>
-      </w:r>
-      <w:r>
-        <w:rPr>
-          <w:rStyle w:val="VerbatimChar"/>
-        </w:rPr>
-        <w:t xml:space="preserve">success_criteria[]</w:t>
-      </w:r>
-      <w:r>
-        <w:t xml:space="preserve">. Catches "YouTube clone with no upload" class of spec failure. Script:</w:t>
+        <w:t xml:space="preserve">GATE-PFC PRODUCT FEATURE COVERAGE (v8.2 → v8.7.2 source-flip)</w:t>
+      </w:r>
+      <w:r>
+        <w:t xml:space="preserve"> </w:t>
+      </w:r>
+      <w:r>
+        <w:t xml:space="preserve">— Verifies every must-have feature is present in</w:t>
+      </w:r>
+      <w:r>
+        <w:t xml:space="preserve"> </w:t>
+      </w:r>
+      <w:r>
+        <w:rPr>
+          <w:rStyle w:val="VerbatimChar"/>
+        </w:rPr>
+        <w:t xml:space="preserve">spec.md</w:t>
+      </w:r>
+      <w:r>
+        <w:t xml:space="preserve">.</w:t>
+      </w:r>
+      <w:r>
+        <w:t xml:space="preserve"> </w:t>
+      </w:r>
+      <w:r>
+        <w:rPr>
+          <w:b/>
+          <w:bCs/>
+        </w:rPr>
+        <w:t xml:space="preserve">v8.7.2 priority change:</w:t>
+      </w:r>
+      <w:r>
+        <w:t xml:space="preserve"> </w:t>
+      </w:r>
+      <w:r>
+        <w:t xml:space="preserve">primary source-of-truth is now</w:t>
+      </w:r>
+      <w:r>
+        <w:t xml:space="preserve"> </w:t>
+      </w:r>
+      <w:r>
+        <w:rPr>
+          <w:rStyle w:val="VerbatimChar"/>
+        </w:rPr>
+        <w:t xml:space="preserve">intent/verdict.json.declared.feature_surface[]</w:t>
+      </w:r>
+      <w:r>
+        <w:t xml:space="preserve"> </w:t>
+      </w:r>
+      <w:r>
+        <w:t xml:space="preserve">filtered to</w:t>
+      </w:r>
+      <w:r>
+        <w:t xml:space="preserve"> </w:t>
+      </w:r>
+      <w:r>
+        <w:rPr>
+          <w:rStyle w:val="VerbatimChar"/>
+        </w:rPr>
+        <w:t xml:space="preserve">must=true</w:t>
+      </w:r>
+      <w:r>
+        <w:t xml:space="preserve"> </w:t>
+      </w:r>
+      <w:r>
+        <w:t xml:space="preserve">(user-confirmed via the Stage 0.1 feature-enumeration interview), NOT the static catalog. For each must-item the gate searches the spec text (case-insensitive substring) for the item's</w:t>
+      </w:r>
+      <w:r>
+        <w:t xml:space="preserve"> </w:t>
+      </w:r>
+      <w:r>
+        <w:rPr>
+          <w:rStyle w:val="VerbatimChar"/>
+        </w:rPr>
+        <w:t xml:space="preserve">name</w:t>
+      </w:r>
+      <w:r>
+        <w:t xml:space="preserve"> </w:t>
+      </w:r>
+      <w:r>
+        <w:t xml:space="preserve">OR any declared</w:t>
+      </w:r>
+      <w:r>
+        <w:t xml:space="preserve"> </w:t>
+      </w:r>
+      <w:r>
+        <w:rPr>
+          <w:rStyle w:val="VerbatimChar"/>
+        </w:rPr>
+        <w:t xml:space="preserve">synonyms[]</w:t>
+      </w:r>
+      <w:r>
+        <w:t xml:space="preserve"> </w:t>
+      </w:r>
+      <w:r>
+        <w:t xml:space="preserve">OR an explicit</w:t>
+      </w:r>
+      <w:r>
+        <w:t xml:space="preserve"> </w:t>
+      </w:r>
+      <w:r>
+        <w:rPr>
+          <w:rStyle w:val="VerbatimChar"/>
+        </w:rPr>
+        <w:t xml:space="preserve">waived: &lt;name&gt;</w:t>
+      </w:r>
+      <w:r>
+        <w:t xml:space="preserve"> </w:t>
+      </w:r>
+      <w:r>
+        <w:t xml:space="preserve">/</w:t>
+      </w:r>
+      <w:r>
+        <w:t xml:space="preserve"> </w:t>
+      </w:r>
+      <w:r>
+        <w:rPr>
+          <w:rStyle w:val="VerbatimChar"/>
+        </w:rPr>
+        <w:t xml:space="preserve">excluded: &lt;name&gt;</w:t>
+      </w:r>
+      <w:r>
+        <w:t xml:space="preserve"> </w:t>
+      </w:r>
+      <w:r>
+        <w:t xml:space="preserve">line; missing items → FAIL with</w:t>
+      </w:r>
+      <w:r>
+        <w:t xml:space="preserve"> </w:t>
+      </w:r>
+      <w:r>
+        <w:rPr>
+          <w:rStyle w:val="VerbatimChar"/>
+        </w:rPr>
+        <w:t xml:space="preserve">source: "declared.feature_surface"</w:t>
+      </w:r>
+      <w:r>
+        <w:t xml:space="preserve">. The catalog (</w:t>
+      </w:r>
+      <w:r>
+        <w:rPr>
+          <w:rStyle w:val="VerbatimChar"/>
+        </w:rPr>
+        <w:t xml:space="preserve">feature-catalog.json</w:t>
+      </w:r>
+      <w:r>
+        <w:t xml:space="preserve">) becomes a hint-only fallback used ONLY when</w:t>
+      </w:r>
+      <w:r>
+        <w:t xml:space="preserve"> </w:t>
+      </w:r>
+      <w:r>
+        <w:rPr>
+          <w:rStyle w:val="VerbatimChar"/>
+        </w:rPr>
+        <w:t xml:space="preserve">feature_surface[]</w:t>
+      </w:r>
+      <w:r>
+        <w:t xml:space="preserve"> </w:t>
+      </w:r>
+      <w:r>
+        <w:t xml:space="preserve">is unexpectedly empty (which itself signals a Stage 0.1 LAW-INTENT-FS violation upstream). This closes the "novel product shape" hole: catalog-per-product is unbounded, but a user-confirmed feature list works even for atoms the catalog has never seen (Flappy Bird, Notion clone, niche internal tools). Catches "YouTube clone with no upload" + "Notion clone with no comments" + "Flappy Bird with no high-score" class of spec failure. Script:</w:t>
       </w:r>
       <w:r>
         <w:t xml:space="preserve"> </w:t>
@@ -4892,7 +5141,7 @@
         <w:t xml:space="preserve">spec/product-feature-coverage.sh</w:t>
       </w:r>
       <w:r>
-        <w:t xml:space="preserve">.</w:t>
+        <w:t xml:space="preserve">. Detail: §AB.</w:t>
       </w:r>
     </w:p>
     <w:p>
@@ -10087,7 +10336,7 @@
         <w:rPr>
           <w:rStyle w:val="VerbatimChar"/>
         </w:rPr>
-        <w:t xml:space="preserve">                  success_criteria[], out_of_scope[], constraints[]}</w:t>
+        <w:t xml:space="preserve">                  success_criteria[], out_of_scope[], constraints[],</w:t>
       </w:r>
       <w:r>
         <w:br/>
@@ -10096,6 +10345,15 @@
         <w:rPr>
           <w:rStyle w:val="VerbatimChar"/>
         </w:rPr>
+        <w:t xml:space="preserve">                  scale_tier, cost, team, feature_surface[]}    # v8.5 + v8.7.2</w:t>
+      </w:r>
+      <w:r>
+        <w:br/>
+      </w:r>
+      <w:r>
+        <w:rPr>
+          <w:rStyle w:val="VerbatimChar"/>
+        </w:rPr>
         <w:t xml:space="preserve">                  from raw-prompt.md</w:t>
       </w:r>
       <w:r>
@@ -10114,6 +10372,33 @@
         <w:rPr>
           <w:rStyle w:val="VerbatimChar"/>
         </w:rPr>
+        <w:t xml:space="preserve">  if feature_surface needs confirmation:                          # v8.7.2</w:t>
+      </w:r>
+      <w:r>
+        <w:br/>
+      </w:r>
+      <w:r>
+        <w:rPr>
+          <w:rStyle w:val="VerbatimChar"/>
+        </w:rPr>
+        <w:t xml:space="preserve">      run feature-enumeration interview (tri-select REQUIRED/OPTIONAL/OUT-OF-SCOPE)</w:t>
+      </w:r>
+      <w:r>
+        <w:br/>
+      </w:r>
+      <w:r>
+        <w:rPr>
+          <w:rStyle w:val="VerbatimChar"/>
+        </w:rPr>
+        <w:t xml:space="preserve">      append {source: "user-confirm-feature-surface"} to history[]</w:t>
+      </w:r>
+      <w:r>
+        <w:br/>
+      </w:r>
+      <w:r>
+        <w:rPr>
+          <w:rStyle w:val="VerbatimChar"/>
+        </w:rPr>
         <w:t xml:space="preserve">  declare-intent.sh writes verdict.json</w:t>
       </w:r>
       <w:r>
@@ -10191,7 +10476,7 @@
         <w:t xml:space="preserve">sub-skills/intent/SKILL.md</w:t>
       </w:r>
       <w:r>
-        <w:t xml:space="preserve">.</w:t>
+        <w:t xml:space="preserve">. Feature-surface anchor detail: §AB.</w:t>
       </w:r>
     </w:p>
     <w:bookmarkEnd w:id="26"/>
@@ -10411,6 +10696,300 @@
               <w:pStyle w:val="Compact"/>
             </w:pPr>
             <w:r>
+              <w:rPr>
+                <w:rStyle w:val="VerbatimChar"/>
+              </w:rPr>
+              <w:t xml:space="preserve">scale_tier</w:t>
+            </w:r>
+            <w:r>
+              <w:t xml:space="preserve"> </w:t>
+            </w:r>
+            <w:r>
+              <w:t xml:space="preserve">(v8.5)</w:t>
+            </w:r>
+          </w:p>
+        </w:tc>
+        <w:tc>
+          <w:tcPr/>
+          <w:p>
+            <w:pPr>
+              <w:pStyle w:val="Compact"/>
+            </w:pPr>
+            <w:r>
+              <w:t xml:space="preserve">−20</w:t>
+            </w:r>
+          </w:p>
+        </w:tc>
+      </w:tr>
+      <w:tr>
+        <w:tc>
+          <w:tcPr/>
+          <w:p>
+            <w:pPr>
+              <w:pStyle w:val="Compact"/>
+            </w:pPr>
+            <w:r>
+              <w:rPr>
+                <w:rStyle w:val="VerbatimChar"/>
+              </w:rPr>
+              <w:t xml:space="preserve">cost.monthly_usd_ceiling</w:t>
+            </w:r>
+            <w:r>
+              <w:t xml:space="preserve"> </w:t>
+            </w:r>
+            <w:r>
+              <w:t xml:space="preserve">(v8.5)</w:t>
+            </w:r>
+          </w:p>
+        </w:tc>
+        <w:tc>
+          <w:tcPr/>
+          <w:p>
+            <w:pPr>
+              <w:pStyle w:val="Compact"/>
+            </w:pPr>
+            <w:r>
+              <w:t xml:space="preserve">−15</w:t>
+            </w:r>
+          </w:p>
+        </w:tc>
+      </w:tr>
+      <w:tr>
+        <w:tc>
+          <w:tcPr/>
+          <w:p>
+            <w:pPr>
+              <w:pStyle w:val="Compact"/>
+            </w:pPr>
+            <w:r>
+              <w:rPr>
+                <w:rStyle w:val="VerbatimChar"/>
+              </w:rPr>
+              <w:t xml:space="preserve">team.size</w:t>
+            </w:r>
+            <w:r>
+              <w:t xml:space="preserve"> </w:t>
+            </w:r>
+            <w:r>
+              <w:t xml:space="preserve">(v8.5)</w:t>
+            </w:r>
+          </w:p>
+        </w:tc>
+        <w:tc>
+          <w:tcPr/>
+          <w:p>
+            <w:pPr>
+              <w:pStyle w:val="Compact"/>
+            </w:pPr>
+            <w:r>
+              <w:t xml:space="preserve">−10</w:t>
+            </w:r>
+          </w:p>
+        </w:tc>
+      </w:tr>
+      <w:tr>
+        <w:tc>
+          <w:tcPr/>
+          <w:p>
+            <w:pPr>
+              <w:pStyle w:val="Compact"/>
+            </w:pPr>
+            <w:r>
+              <w:rPr>
+                <w:rStyle w:val="VerbatimChar"/>
+              </w:rPr>
+              <w:t xml:space="preserve">team.ops_maturity</w:t>
+            </w:r>
+            <w:r>
+              <w:t xml:space="preserve"> </w:t>
+            </w:r>
+            <w:r>
+              <w:t xml:space="preserve">(v8.5)</w:t>
+            </w:r>
+          </w:p>
+        </w:tc>
+        <w:tc>
+          <w:tcPr/>
+          <w:p>
+            <w:pPr>
+              <w:pStyle w:val="Compact"/>
+            </w:pPr>
+            <w:r>
+              <w:t xml:space="preserve">−10</w:t>
+            </w:r>
+          </w:p>
+        </w:tc>
+      </w:tr>
+      <w:tr>
+        <w:tc>
+          <w:tcPr/>
+          <w:p>
+            <w:pPr>
+              <w:pStyle w:val="Compact"/>
+            </w:pPr>
+            <w:r>
+              <w:rPr>
+                <w:rStyle w:val="VerbatimChar"/>
+              </w:rPr>
+              <w:t xml:space="preserve">feature_surface</w:t>
+            </w:r>
+            <w:r>
+              <w:t xml:space="preserve"> </w:t>
+            </w:r>
+            <w:r>
+              <w:t xml:space="preserve">empty (v8.7.2)</w:t>
+            </w:r>
+          </w:p>
+        </w:tc>
+        <w:tc>
+          <w:tcPr/>
+          <w:p>
+            <w:pPr>
+              <w:pStyle w:val="Compact"/>
+            </w:pPr>
+            <w:r>
+              <w:t xml:space="preserve">−30</w:t>
+            </w:r>
+          </w:p>
+        </w:tc>
+      </w:tr>
+      <w:tr>
+        <w:tc>
+          <w:tcPr/>
+          <w:p>
+            <w:pPr>
+              <w:pStyle w:val="Compact"/>
+            </w:pPr>
+            <w:r>
+              <w:rPr>
+                <w:rStyle w:val="VerbatimChar"/>
+              </w:rPr>
+              <w:t xml:space="preserve">feature_surface</w:t>
+            </w:r>
+            <w:r>
+              <w:t xml:space="preserve"> </w:t>
+            </w:r>
+            <w:r>
+              <w:t xml:space="preserve">&lt; 3 items (v8.7.2)</w:t>
+            </w:r>
+          </w:p>
+        </w:tc>
+        <w:tc>
+          <w:tcPr/>
+          <w:p>
+            <w:pPr>
+              <w:pStyle w:val="Compact"/>
+            </w:pPr>
+            <w:r>
+              <w:t xml:space="preserve">−25</w:t>
+            </w:r>
+          </w:p>
+        </w:tc>
+      </w:tr>
+      <w:tr>
+        <w:tc>
+          <w:tcPr/>
+          <w:p>
+            <w:pPr>
+              <w:pStyle w:val="Compact"/>
+            </w:pPr>
+            <w:r>
+              <w:rPr>
+                <w:rStyle w:val="VerbatimChar"/>
+              </w:rPr>
+              <w:t xml:space="preserve">feature_surface</w:t>
+            </w:r>
+            <w:r>
+              <w:t xml:space="preserve"> </w:t>
+            </w:r>
+            <w:r>
+              <w:t xml:space="preserve">&lt; 5 items AND prompt references known product (v8.7.2)</w:t>
+            </w:r>
+          </w:p>
+        </w:tc>
+        <w:tc>
+          <w:tcPr/>
+          <w:p>
+            <w:pPr>
+              <w:pStyle w:val="Compact"/>
+            </w:pPr>
+            <w:r>
+              <w:t xml:space="preserve">−25</w:t>
+            </w:r>
+          </w:p>
+        </w:tc>
+      </w:tr>
+      <w:tr>
+        <w:tc>
+          <w:tcPr/>
+          <w:p>
+            <w:pPr>
+              <w:pStyle w:val="Compact"/>
+            </w:pPr>
+            <w:r>
+              <w:rPr>
+                <w:rStyle w:val="VerbatimChar"/>
+              </w:rPr>
+              <w:t xml:space="preserve">feature_surface</w:t>
+            </w:r>
+            <w:r>
+              <w:t xml:space="preserve"> </w:t>
+            </w:r>
+            <w:r>
+              <w:t xml:space="preserve">populated but no</w:t>
+            </w:r>
+            <w:r>
+              <w:t xml:space="preserve"> </w:t>
+            </w:r>
+            <w:r>
+              <w:rPr>
+                <w:rStyle w:val="VerbatimChar"/>
+              </w:rPr>
+              <w:t xml:space="preserve">user-confirm-feature-surface</w:t>
+            </w:r>
+            <w:r>
+              <w:t xml:space="preserve"> </w:t>
+            </w:r>
+            <w:r>
+              <w:t xml:space="preserve">entry in</w:t>
+            </w:r>
+            <w:r>
+              <w:t xml:space="preserve"> </w:t>
+            </w:r>
+            <w:r>
+              <w:rPr>
+                <w:rStyle w:val="VerbatimChar"/>
+              </w:rPr>
+              <w:t xml:space="preserve">history[]</w:t>
+            </w:r>
+            <w:r>
+              <w:t xml:space="preserve"> </w:t>
+            </w:r>
+            <w:r>
+              <w:t xml:space="preserve">(v8.7.2)</w:t>
+            </w:r>
+          </w:p>
+        </w:tc>
+        <w:tc>
+          <w:tcPr/>
+          <w:p>
+            <w:pPr>
+              <w:pStyle w:val="Compact"/>
+            </w:pPr>
+            <w:r>
+              <w:t xml:space="preserve">−20</w:t>
+            </w:r>
+          </w:p>
+        </w:tc>
+      </w:tr>
+      <w:tr>
+        <w:tc>
+          <w:tcPr/>
+          <w:p>
+            <w:pPr>
+              <w:pStyle w:val="Compact"/>
+            </w:pPr>
+            <w:r>
               <w:t xml:space="preserve">adversarial paraphrase fails</w:t>
             </w:r>
           </w:p>
@@ -10433,7 +11012,7 @@
         <w:pStyle w:val="BodyText"/>
       </w:pPr>
       <w:r>
-        <w:t xml:space="preserve">Confidence starts at 100. Subtractions stack. Confidence ≥ 95 AND all four mandatory fields non-null → READY. Else NEEDS_USER (or HALT if iter exhausted).</w:t>
+        <w:t xml:space="preserve">Confidence starts at 100. Subtractions stack. Confidence ≥ 95 AND all mandatory fields non-null AND LAW-INTENT-FS guard holds (v8.7.2) → READY. Else NEEDS_USER (or HALT if iter exhausted).</w:t>
       </w:r>
     </w:p>
     <w:p>
@@ -10527,7 +11106,22 @@
         <w:t xml:space="preserve"> </w:t>
       </w:r>
       <w:r>
-        <w:t xml:space="preserve">seeds research query templates</w:t>
+        <w:t xml:space="preserve">+</w:t>
+      </w:r>
+      <w:r>
+        <w:t xml:space="preserve"> </w:t>
+      </w:r>
+      <w:r>
+        <w:rPr>
+          <w:rStyle w:val="VerbatimChar"/>
+        </w:rPr>
+        <w:t xml:space="preserve">feature_surface[]</w:t>
+      </w:r>
+      <w:r>
+        <w:t xml:space="preserve"> </w:t>
+      </w:r>
+      <w:r>
+        <w:t xml:space="preserve">(v8.7.2) seed research query templates; research expands non-functional context around the anchored feature list</w:t>
       </w:r>
     </w:p>
     <w:p>
@@ -10554,7 +11148,37 @@
         <w:t xml:space="preserve"> </w:t>
       </w:r>
       <w:r>
-        <w:t xml:space="preserve">block is the PM brief input</w:t>
+        <w:t xml:space="preserve">block is the PM brief input; PRD must-have section MUST include every</w:t>
+      </w:r>
+      <w:r>
+        <w:t xml:space="preserve"> </w:t>
+      </w:r>
+      <w:r>
+        <w:rPr>
+          <w:rStyle w:val="VerbatimChar"/>
+        </w:rPr>
+        <w:t xml:space="preserve">feature_surface[*]</w:t>
+      </w:r>
+      <w:r>
+        <w:t xml:space="preserve"> </w:t>
+      </w:r>
+      <w:r>
+        <w:t xml:space="preserve">with</w:t>
+      </w:r>
+      <w:r>
+        <w:t xml:space="preserve"> </w:t>
+      </w:r>
+      <w:r>
+        <w:rPr>
+          <w:rStyle w:val="VerbatimChar"/>
+        </w:rPr>
+        <w:t xml:space="preserve">must=true</w:t>
+      </w:r>
+      <w:r>
+        <w:t xml:space="preserve"> </w:t>
+      </w:r>
+      <w:r>
+        <w:t xml:space="preserve">(v8.7.2)</w:t>
       </w:r>
     </w:p>
     <w:p>
@@ -10575,13 +11199,28 @@
         <w:rPr>
           <w:rStyle w:val="VerbatimChar"/>
         </w:rPr>
+        <w:t xml:space="preserve">declared.feature_surface[] | must==true</w:t>
+      </w:r>
+      <w:r>
+        <w:t xml:space="preserve"> </w:t>
+      </w:r>
+      <w:r>
+        <w:t xml:space="preserve">is primary source-of-truth (v8.7.2);</w:t>
+      </w:r>
+      <w:r>
+        <w:t xml:space="preserve"> </w:t>
+      </w:r>
+      <w:r>
+        <w:rPr>
+          <w:rStyle w:val="VerbatimChar"/>
+        </w:rPr>
         <w:t xml:space="preserve">product_type</w:t>
       </w:r>
       <w:r>
         <w:t xml:space="preserve"> </w:t>
       </w:r>
       <w:r>
-        <w:t xml:space="preserve">matches the feature-catalog row</w:t>
+        <w:t xml:space="preserve">matches the feature-catalog row as fallback only</w:t>
       </w:r>
     </w:p>
     <w:p>
@@ -16933,7 +17572,7 @@
         <w:pStyle w:val="FirstParagraph"/>
       </w:pPr>
       <w:r>
-        <w:t xml:space="preserve">The skill itself has a regression spine. Eleven meta-gates verify the skill cannot regress against its own invariants:</w:t>
+        <w:t xml:space="preserve">The skill itself has a regression spine. Twelve meta-gates verify the skill cannot regress against its own invariants:</w:t>
       </w:r>
     </w:p>
     <w:tbl>
@@ -17501,6 +18140,83 @@
                 <w:rStyle w:val="VerbatimChar"/>
               </w:rPr>
               <w:t xml:space="preserve">meta/compensating-coverage-test.sh</w:t>
+            </w:r>
+          </w:p>
+        </w:tc>
+      </w:tr>
+      <w:tr>
+        <w:tc>
+          <w:tcPr/>
+          <w:p>
+            <w:pPr>
+              <w:pStyle w:val="Compact"/>
+            </w:pPr>
+            <w:r>
+              <w:rPr>
+                <w:rStyle w:val="VerbatimChar"/>
+              </w:rPr>
+              <w:t xml:space="preserve">intent-feature-surface-test.sh</w:t>
+            </w:r>
+            <w:r>
+              <w:t xml:space="preserve"> </w:t>
+            </w:r>
+            <w:r>
+              <w:t xml:space="preserve">(v8.7.2)</w:t>
+            </w:r>
+          </w:p>
+        </w:tc>
+        <w:tc>
+          <w:tcPr/>
+          <w:p>
+            <w:pPr>
+              <w:pStyle w:val="Compact"/>
+            </w:pPr>
+            <w:r>
+              <w:t xml:space="preserve">LAW-INTENT-FS: 5 fixtures (empty</w:t>
+            </w:r>
+            <w:r>
+              <w:t xml:space="preserve"> </w:t>
+            </w:r>
+            <w:r>
+              <w:rPr>
+                <w:rStyle w:val="VerbatimChar"/>
+              </w:rPr>
+              <w:t xml:space="preserve">feature_surface</w:t>
+            </w:r>
+            <w:r>
+              <w:t xml:space="preserve"> </w:t>
+            </w:r>
+            <w:r>
+              <w:t xml:space="preserve">+ plain prompt → HALT below floor=3, 2 items + plain → HALT, 5 items +</w:t>
+            </w:r>
+            <w:r>
+              <w:t xml:space="preserve"> </w:t>
+            </w:r>
+            <w:r>
+              <w:rPr>
+                <w:rStyle w:val="VerbatimChar"/>
+              </w:rPr>
+              <w:t xml:space="preserve">user-confirm-feature-surface</w:t>
+            </w:r>
+            <w:r>
+              <w:t xml:space="preserve"> </w:t>
+            </w:r>
+            <w:r>
+              <w:t xml:space="preserve">history → READY, 5 items missing user-confirm history → HALT vacuous-PASS guard, "notion clone" + only 3 items → HALT referenced-product floor=5). Guards Stage 0.1 from advancing without user-anchored functional surface.</w:t>
+            </w:r>
+          </w:p>
+        </w:tc>
+        <w:tc>
+          <w:tcPr/>
+          <w:p>
+            <w:pPr>
+              <w:pStyle w:val="Compact"/>
+            </w:pPr>
+            <w:r>
+              <w:rPr>
+                <w:rStyle w:val="VerbatimChar"/>
+              </w:rPr>
+              <w:t xml:space="preserve">meta/intent-feature-surface-test.sh</w:t>
             </w:r>
           </w:p>
         </w:tc>
@@ -44107,13 +44823,22 @@
     </w:p>
     <w:bookmarkEnd w:id="129"/>
     <w:bookmarkEnd w:id="130"/>
-    <w:bookmarkStart w:id="131" w:name="appendix--gate-script-contract"/>
+    <w:bookmarkStart w:id="141" w:name="Xf17b79195c384f4275e609e012089670ae5fe01"/>
     <w:p>
       <w:pPr>
         <w:pStyle w:val="Heading2"/>
       </w:pPr>
       <w:r>
-        <w:t xml:space="preserve">Appendix — Gate Script Contract</w:t>
+        <w:t xml:space="preserve">Section AB — Intent feature-surface anchor (v8.7.2 — LAW-INTENT-FS)</w:t>
+      </w:r>
+    </w:p>
+    <w:bookmarkStart w:id="131" w:name="ab1-why-this-layer-exists"/>
+    <w:p>
+      <w:pPr>
+        <w:pStyle w:val="Heading3"/>
+      </w:pPr>
+      <w:r>
+        <w:t xml:space="preserve">AB.1 Why this layer exists</w:t>
       </w:r>
     </w:p>
     <w:p>
@@ -44121,19 +44846,239 @@
         <w:pStyle w:val="FirstParagraph"/>
       </w:pPr>
       <w:r>
-        <w:t xml:space="preserve">Every gate script (under</w:t>
-      </w:r>
-      <w:r>
-        <w:t xml:space="preserve"> </w:t>
-      </w:r>
-      <w:r>
-        <w:rPr>
-          <w:rStyle w:val="VerbatimChar"/>
-        </w:rPr>
-        <w:t xml:space="preserve">plugins/build-anything/scripts/</w:t>
-      </w:r>
-      <w:r>
-        <w:t xml:space="preserve">) honours one contract:</w:t>
+        <w:t xml:space="preserve">A v8.7.1 colleague test (2026-05-27) had a teammate drive the skill end-to-end on two atoms:</w:t>
+      </w:r>
+    </w:p>
+    <w:p>
+      <w:pPr>
+        <w:pStyle w:val="Compact"/>
+        <w:numPr>
+          <w:ilvl w:val="0"/>
+          <w:numId w:val="1057"/>
+        </w:numPr>
+      </w:pPr>
+      <w:r>
+        <w:rPr>
+          <w:b/>
+          <w:bCs/>
+        </w:rPr>
+        <w:t xml:space="preserve">Flappy Bird web</w:t>
+      </w:r>
+      <w:r>
+        <w:t xml:space="preserve"> </w:t>
+      </w:r>
+      <w:r>
+        <w:t xml:space="preserve">— shipped one-shot play. No login, no DB, no high-score persistence, no leaderboard, no restart-without-reload.</w:t>
+      </w:r>
+    </w:p>
+    <w:p>
+      <w:pPr>
+        <w:pStyle w:val="Compact"/>
+        <w:numPr>
+          <w:ilvl w:val="0"/>
+          <w:numId w:val="1057"/>
+        </w:numPr>
+      </w:pPr>
+      <w:r>
+        <w:rPr>
+          <w:b/>
+          <w:bCs/>
+        </w:rPr>
+        <w:t xml:space="preserve">Notion clone</w:t>
+      </w:r>
+      <w:r>
+        <w:t xml:space="preserve"> </w:t>
+      </w:r>
+      <w:r>
+        <w:t xml:space="preserve">— shipped register / login / CRUD / workspace / share / nested page / database / file upload. Missing: comments, mentions, real-time collaboration, search, version history, database-view variety (kanban / calendar / gallery), granular sharing permissions, slash commands, drag reorder.</w:t>
+      </w:r>
+    </w:p>
+    <w:p>
+      <w:pPr>
+        <w:pStyle w:val="FirstParagraph"/>
+      </w:pPr>
+      <w:r>
+        <w:t xml:space="preserve">Both atoms cleared every prior gate. Root cause was NOT catalog blindness (catalog-per-product is unbounded — every novel shape is an empty entry that silently passes GATE-PFC). Root cause was</w:t>
+      </w:r>
+      <w:r>
+        <w:t xml:space="preserve"> </w:t>
+      </w:r>
+      <w:r>
+        <w:rPr>
+          <w:b/>
+          <w:bCs/>
+        </w:rPr>
+        <w:t xml:space="preserve">Stage 0.1 INTENT delegated feature enumeration to Stage 1.A research</w:t>
+      </w:r>
+      <w:r>
+        <w:t xml:space="preserve"> </w:t>
+      </w:r>
+      <w:r>
+        <w:t xml:space="preserve">(</w:t>
+      </w:r>
+      <w:r>
+        <w:rPr>
+          <w:rStyle w:val="VerbatimChar"/>
+        </w:rPr>
+        <w:t xml:space="preserve">sub-skills/intent/SKILL.md</w:t>
+      </w:r>
+      <w:r>
+        <w:t xml:space="preserve"> </w:t>
+      </w:r>
+      <w:r>
+        <w:t xml:space="preserve">previously said:</w:t>
+      </w:r>
+      <w:r>
+        <w:t xml:space="preserve"> </w:t>
+      </w:r>
+      <w:r>
+        <w:rPr>
+          <w:i/>
+          <w:iCs/>
+        </w:rPr>
+        <w:t xml:space="preserve">"Does not enumerate features — that is Stage 1.A (ck:research)"</w:t>
+      </w:r>
+      <w:r>
+        <w:t xml:space="preserve">). Research returns whatever it surfaces. User's full functional expectations were never anchored in the intent verdict, so every downstream stage built whatever the agent picked.</w:t>
+      </w:r>
+    </w:p>
+    <w:p>
+      <w:pPr>
+        <w:pStyle w:val="BodyText"/>
+      </w:pPr>
+      <w:r>
+        <w:t xml:space="preserve">LAW-CL-95 forces</w:t>
+      </w:r>
+      <w:r>
+        <w:t xml:space="preserve"> </w:t>
+      </w:r>
+      <w:r>
+        <w:rPr>
+          <w:rStyle w:val="VerbatimChar"/>
+        </w:rPr>
+        <w:t xml:space="preserve">confidence ≥ 95</w:t>
+      </w:r>
+      <w:r>
+        <w:t xml:space="preserve"> </w:t>
+      </w:r>
+      <w:r>
+        <w:t xml:space="preserve">on intent, but the v8.5 rubric (</w:t>
+      </w:r>
+      <w:r>
+        <w:rPr>
+          <w:rStyle w:val="VerbatimChar"/>
+        </w:rPr>
+        <w:t xml:space="preserve">product_type</w:t>
+      </w:r>
+      <w:r>
+        <w:t xml:space="preserve">,</w:t>
+      </w:r>
+      <w:r>
+        <w:t xml:space="preserve"> </w:t>
+      </w:r>
+      <w:r>
+        <w:rPr>
+          <w:rStyle w:val="VerbatimChar"/>
+        </w:rPr>
+        <w:t xml:space="preserve">primary_user</w:t>
+      </w:r>
+      <w:r>
+        <w:t xml:space="preserve">,</w:t>
+      </w:r>
+      <w:r>
+        <w:t xml:space="preserve"> </w:t>
+      </w:r>
+      <w:r>
+        <w:rPr>
+          <w:rStyle w:val="VerbatimChar"/>
+        </w:rPr>
+        <w:t xml:space="preserve">core_flows</w:t>
+      </w:r>
+      <w:r>
+        <w:t xml:space="preserve">,</w:t>
+      </w:r>
+      <w:r>
+        <w:t xml:space="preserve"> </w:t>
+      </w:r>
+      <w:r>
+        <w:rPr>
+          <w:rStyle w:val="VerbatimChar"/>
+        </w:rPr>
+        <w:t xml:space="preserve">success_criteria</w:t>
+      </w:r>
+      <w:r>
+        <w:t xml:space="preserve">,</w:t>
+      </w:r>
+      <w:r>
+        <w:t xml:space="preserve"> </w:t>
+      </w:r>
+      <w:r>
+        <w:rPr>
+          <w:rStyle w:val="VerbatimChar"/>
+        </w:rPr>
+        <w:t xml:space="preserve">scale_tier</w:t>
+      </w:r>
+      <w:r>
+        <w:t xml:space="preserve">,</w:t>
+      </w:r>
+      <w:r>
+        <w:t xml:space="preserve"> </w:t>
+      </w:r>
+      <w:r>
+        <w:rPr>
+          <w:rStyle w:val="VerbatimChar"/>
+        </w:rPr>
+        <w:t xml:space="preserve">cost</w:t>
+      </w:r>
+      <w:r>
+        <w:t xml:space="preserve">) reaches 95 with shallow flows. "User can register, login, create page, share page" = 4 flows = passes flow-count check = hopelessly incomplete Notion clone.</w:t>
+      </w:r>
+    </w:p>
+    <w:p>
+      <w:pPr>
+        <w:pStyle w:val="BodyText"/>
+      </w:pPr>
+      <w:r>
+        <w:t xml:space="preserve">v8.7.2 fixes the source.</w:t>
+      </w:r>
+    </w:p>
+    <w:bookmarkEnd w:id="131"/>
+    <w:bookmarkStart w:id="132" w:name="ab2-contract--declaredfeature_surface"/>
+    <w:p>
+      <w:pPr>
+        <w:pStyle w:val="Heading3"/>
+      </w:pPr>
+      <w:r>
+        <w:t xml:space="preserve">AB.2 Contract —</w:t>
+      </w:r>
+      <w:r>
+        <w:t xml:space="preserve"> </w:t>
+      </w:r>
+      <w:r>
+        <w:rPr>
+          <w:rStyle w:val="VerbatimChar"/>
+        </w:rPr>
+        <w:t xml:space="preserve">declared.feature_surface[]</w:t>
+      </w:r>
+    </w:p>
+    <w:p>
+      <w:pPr>
+        <w:pStyle w:val="FirstParagraph"/>
+      </w:pPr>
+      <w:r>
+        <w:t xml:space="preserve">New required field on</w:t>
+      </w:r>
+      <w:r>
+        <w:t xml:space="preserve"> </w:t>
+      </w:r>
+      <w:r>
+        <w:rPr>
+          <w:rStyle w:val="VerbatimChar"/>
+        </w:rPr>
+        <w:t xml:space="preserve">intent.json.declared</w:t>
+      </w:r>
+      <w:r>
+        <w:t xml:space="preserve">:</w:t>
       </w:r>
     </w:p>
     <w:p>
@@ -44142,45 +45087,579 @@
       </w:pPr>
       <w:r>
         <w:rPr>
-          <w:rStyle w:val="VerbatimChar"/>
-        </w:rPr>
-        <w:t xml:space="preserve">input:   --atom-dir &lt;path&gt;</w:t>
+          <w:rStyle w:val="StringTok"/>
+        </w:rPr>
+        <w:t xml:space="preserve">"feature_surface"</w:t>
+      </w:r>
+      <w:r>
+        <w:rPr>
+          <w:rStyle w:val="ErrorTok"/>
+        </w:rPr>
+        <w:t xml:space="preserve">:</w:t>
+      </w:r>
+      <w:r>
+        <w:rPr>
+          <w:rStyle w:val="NormalTok"/>
+        </w:rPr>
+        <w:t xml:space="preserve"> </w:t>
+      </w:r>
+      <w:r>
+        <w:rPr>
+          <w:rStyle w:val="OtherTok"/>
+        </w:rPr>
+        <w:t xml:space="preserve">[</w:t>
       </w:r>
       <w:r>
         <w:br/>
       </w:r>
       <w:r>
         <w:rPr>
-          <w:rStyle w:val="VerbatimChar"/>
-        </w:rPr>
-        <w:t xml:space="preserve">stdout:  PASS | FAIL | N/A_PENDING_REVIEWER | ERROR</w:t>
+          <w:rStyle w:val="NormalTok"/>
+        </w:rPr>
+        <w:t xml:space="preserve">  </w:t>
+      </w:r>
+      <w:r>
+        <w:rPr>
+          <w:rStyle w:val="FunctionTok"/>
+        </w:rPr>
+        <w:t xml:space="preserve">{</w:t>
       </w:r>
       <w:r>
         <w:br/>
       </w:r>
       <w:r>
         <w:rPr>
-          <w:rStyle w:val="VerbatimChar"/>
-        </w:rPr>
-        <w:t xml:space="preserve">exit:    0 = PASS or N/A, 1 = FAIL, 2 = preflight/witness refusal, 4 = AL-4 cap, 127 = missing tool</w:t>
+          <w:rStyle w:val="NormalTok"/>
+        </w:rPr>
+        <w:t xml:space="preserve">    </w:t>
+      </w:r>
+      <w:r>
+        <w:rPr>
+          <w:rStyle w:val="DataTypeTok"/>
+        </w:rPr>
+        <w:t xml:space="preserve">"name"</w:t>
+      </w:r>
+      <w:r>
+        <w:rPr>
+          <w:rStyle w:val="FunctionTok"/>
+        </w:rPr>
+        <w:t xml:space="preserve">:</w:t>
+      </w:r>
+      <w:r>
+        <w:rPr>
+          <w:rStyle w:val="NormalTok"/>
+        </w:rPr>
+        <w:t xml:space="preserve"> </w:t>
+      </w:r>
+      <w:r>
+        <w:rPr>
+          <w:rStyle w:val="StringTok"/>
+        </w:rPr>
+        <w:t xml:space="preserve">"string"</w:t>
+      </w:r>
+      <w:r>
+        <w:rPr>
+          <w:rStyle w:val="FunctionTok"/>
+        </w:rPr>
+        <w:t xml:space="preserve">,</w:t>
+      </w:r>
+      <w:r>
+        <w:rPr>
+          <w:rStyle w:val="NormalTok"/>
+        </w:rPr>
+        <w:t xml:space="preserve">                  </w:t>
+      </w:r>
+      <w:r>
+        <w:rPr>
+          <w:rStyle w:val="ErrorTok"/>
+        </w:rPr>
+        <w:t xml:space="preserve">//</w:t>
+      </w:r>
+      <w:r>
+        <w:rPr>
+          <w:rStyle w:val="NormalTok"/>
+        </w:rPr>
+        <w:t xml:space="preserve"> </w:t>
+      </w:r>
+      <w:r>
+        <w:rPr>
+          <w:rStyle w:val="ErrorTok"/>
+        </w:rPr>
+        <w:t xml:space="preserve">canonical</w:t>
+      </w:r>
+      <w:r>
+        <w:rPr>
+          <w:rStyle w:val="NormalTok"/>
+        </w:rPr>
+        <w:t xml:space="preserve"> </w:t>
+      </w:r>
+      <w:r>
+        <w:rPr>
+          <w:rStyle w:val="ErrorTok"/>
+        </w:rPr>
+        <w:t xml:space="preserve">feature</w:t>
+      </w:r>
+      <w:r>
+        <w:rPr>
+          <w:rStyle w:val="NormalTok"/>
+        </w:rPr>
+        <w:t xml:space="preserve"> </w:t>
+      </w:r>
+      <w:r>
+        <w:rPr>
+          <w:rStyle w:val="ErrorTok"/>
+        </w:rPr>
+        <w:t xml:space="preserve">label</w:t>
       </w:r>
       <w:r>
         <w:br/>
       </w:r>
       <w:r>
         <w:rPr>
-          <w:rStyle w:val="VerbatimChar"/>
-        </w:rPr>
-        <w:t xml:space="preserve">disk:    {atom_dir}/evidence/{gate}.json</w:t>
+          <w:rStyle w:val="NormalTok"/>
+        </w:rPr>
+        <w:t xml:space="preserve">    </w:t>
+      </w:r>
+      <w:r>
+        <w:rPr>
+          <w:rStyle w:val="DataTypeTok"/>
+        </w:rPr>
+        <w:t xml:space="preserve">"must"</w:t>
+      </w:r>
+      <w:r>
+        <w:rPr>
+          <w:rStyle w:val="FunctionTok"/>
+        </w:rPr>
+        <w:t xml:space="preserve">:</w:t>
+      </w:r>
+      <w:r>
+        <w:rPr>
+          <w:rStyle w:val="NormalTok"/>
+        </w:rPr>
+        <w:t xml:space="preserve"> </w:t>
+      </w:r>
+      <w:r>
+        <w:rPr>
+          <w:rStyle w:val="KeywordTok"/>
+        </w:rPr>
+        <w:t xml:space="preserve">true</w:t>
+      </w:r>
+      <w:r>
+        <w:rPr>
+          <w:rStyle w:val="NormalTok"/>
+        </w:rPr>
+        <w:t xml:space="preserve"> </w:t>
+      </w:r>
+      <w:r>
+        <w:rPr>
+          <w:rStyle w:val="ErrorTok"/>
+        </w:rPr>
+        <w:t xml:space="preserve">|</w:t>
+      </w:r>
+      <w:r>
+        <w:rPr>
+          <w:rStyle w:val="NormalTok"/>
+        </w:rPr>
+        <w:t xml:space="preserve"> </w:t>
+      </w:r>
+      <w:r>
+        <w:rPr>
+          <w:rStyle w:val="KeywordTok"/>
+        </w:rPr>
+        <w:t xml:space="preserve">false</w:t>
+      </w:r>
+      <w:r>
+        <w:rPr>
+          <w:rStyle w:val="FunctionTok"/>
+        </w:rPr>
+        <w:t xml:space="preserve">,</w:t>
+      </w:r>
+      <w:r>
+        <w:rPr>
+          <w:rStyle w:val="NormalTok"/>
+        </w:rPr>
+        <w:t xml:space="preserve">              </w:t>
+      </w:r>
+      <w:r>
+        <w:rPr>
+          <w:rStyle w:val="ErrorTok"/>
+        </w:rPr>
+        <w:t xml:space="preserve">//</w:t>
+      </w:r>
+      <w:r>
+        <w:rPr>
+          <w:rStyle w:val="NormalTok"/>
+        </w:rPr>
+        <w:t xml:space="preserve"> </w:t>
+      </w:r>
+      <w:r>
+        <w:rPr>
+          <w:rStyle w:val="ErrorTok"/>
+        </w:rPr>
+        <w:t xml:space="preserve">must=true</w:t>
+      </w:r>
+      <w:r>
+        <w:rPr>
+          <w:rStyle w:val="NormalTok"/>
+        </w:rPr>
+        <w:t xml:space="preserve"> </w:t>
+      </w:r>
+      <w:r>
+        <w:rPr>
+          <w:rStyle w:val="ErrorTok"/>
+        </w:rPr>
+        <w:t xml:space="preserve">→</w:t>
+      </w:r>
+      <w:r>
+        <w:rPr>
+          <w:rStyle w:val="NormalTok"/>
+        </w:rPr>
+        <w:t xml:space="preserve"> </w:t>
+      </w:r>
+      <w:r>
+        <w:rPr>
+          <w:rStyle w:val="ErrorTok"/>
+        </w:rPr>
+        <w:t xml:space="preserve">MUST</w:t>
+      </w:r>
+      <w:r>
+        <w:rPr>
+          <w:rStyle w:val="NormalTok"/>
+        </w:rPr>
+        <w:t xml:space="preserve"> </w:t>
+      </w:r>
+      <w:r>
+        <w:rPr>
+          <w:rStyle w:val="ErrorTok"/>
+        </w:rPr>
+        <w:t xml:space="preserve">appear</w:t>
+      </w:r>
+      <w:r>
+        <w:rPr>
+          <w:rStyle w:val="NormalTok"/>
+        </w:rPr>
+        <w:t xml:space="preserve"> </w:t>
+      </w:r>
+      <w:r>
+        <w:rPr>
+          <w:rStyle w:val="ErrorTok"/>
+        </w:rPr>
+        <w:t xml:space="preserve">in</w:t>
+      </w:r>
+      <w:r>
+        <w:rPr>
+          <w:rStyle w:val="NormalTok"/>
+        </w:rPr>
+        <w:t xml:space="preserve"> </w:t>
+      </w:r>
+      <w:r>
+        <w:rPr>
+          <w:rStyle w:val="ErrorTok"/>
+        </w:rPr>
+        <w:t xml:space="preserve">spec</w:t>
       </w:r>
       <w:r>
         <w:br/>
       </w:r>
       <w:r>
         <w:rPr>
-          <w:rStyle w:val="VerbatimChar"/>
-        </w:rPr>
-        <w:t xml:space="preserve">         + {confidence: 0-100, ambiguities: []}</w:t>
+          <w:rStyle w:val="NormalTok"/>
+        </w:rPr>
+        <w:t xml:space="preserve">    </w:t>
+      </w:r>
+      <w:r>
+        <w:rPr>
+          <w:rStyle w:val="DataTypeTok"/>
+        </w:rPr>
+        <w:t xml:space="preserve">"synonyms"</w:t>
+      </w:r>
+      <w:r>
+        <w:rPr>
+          <w:rStyle w:val="FunctionTok"/>
+        </w:rPr>
+        <w:t xml:space="preserve">:</w:t>
+      </w:r>
+      <w:r>
+        <w:rPr>
+          <w:rStyle w:val="NormalTok"/>
+        </w:rPr>
+        <w:t xml:space="preserve"> </w:t>
+      </w:r>
+      <w:r>
+        <w:rPr>
+          <w:rStyle w:val="OtherTok"/>
+        </w:rPr>
+        <w:t xml:space="preserve">[</w:t>
+      </w:r>
+      <w:r>
+        <w:rPr>
+          <w:rStyle w:val="StringTok"/>
+        </w:rPr>
+        <w:t xml:space="preserve">"string"</w:t>
+      </w:r>
+      <w:r>
+        <w:rPr>
+          <w:rStyle w:val="OtherTok"/>
+        </w:rPr>
+        <w:t xml:space="preserve">,</w:t>
+      </w:r>
+      <w:r>
+        <w:rPr>
+          <w:rStyle w:val="NormalTok"/>
+        </w:rPr>
+        <w:t xml:space="preserve"> </w:t>
+      </w:r>
+      <w:r>
+        <w:rPr>
+          <w:rStyle w:val="StringTok"/>
+        </w:rPr>
+        <w:t xml:space="preserve">"..."</w:t>
+      </w:r>
+      <w:r>
+        <w:rPr>
+          <w:rStyle w:val="OtherTok"/>
+        </w:rPr>
+        <w:t xml:space="preserve">]</w:t>
+      </w:r>
+      <w:r>
+        <w:rPr>
+          <w:rStyle w:val="FunctionTok"/>
+        </w:rPr>
+        <w:t xml:space="preserve">,</w:t>
+      </w:r>
+      <w:r>
+        <w:rPr>
+          <w:rStyle w:val="NormalTok"/>
+        </w:rPr>
+        <w:t xml:space="preserve">     </w:t>
+      </w:r>
+      <w:r>
+        <w:rPr>
+          <w:rStyle w:val="ErrorTok"/>
+        </w:rPr>
+        <w:t xml:space="preserve">//</w:t>
+      </w:r>
+      <w:r>
+        <w:rPr>
+          <w:rStyle w:val="NormalTok"/>
+        </w:rPr>
+        <w:t xml:space="preserve"> </w:t>
+      </w:r>
+      <w:r>
+        <w:rPr>
+          <w:rStyle w:val="ErrorTok"/>
+        </w:rPr>
+        <w:t xml:space="preserve">accepted</w:t>
+      </w:r>
+      <w:r>
+        <w:rPr>
+          <w:rStyle w:val="NormalTok"/>
+        </w:rPr>
+        <w:t xml:space="preserve"> </w:t>
+      </w:r>
+      <w:r>
+        <w:rPr>
+          <w:rStyle w:val="ErrorTok"/>
+        </w:rPr>
+        <w:t xml:space="preserve">alternate</w:t>
+      </w:r>
+      <w:r>
+        <w:rPr>
+          <w:rStyle w:val="NormalTok"/>
+        </w:rPr>
+        <w:t xml:space="preserve"> </w:t>
+      </w:r>
+      <w:r>
+        <w:rPr>
+          <w:rStyle w:val="ErrorTok"/>
+        </w:rPr>
+        <w:t xml:space="preserve">phrasings</w:t>
+      </w:r>
+      <w:r>
+        <w:rPr>
+          <w:rStyle w:val="NormalTok"/>
+        </w:rPr>
+        <w:t xml:space="preserve"> </w:t>
+      </w:r>
+      <w:r>
+        <w:rPr>
+          <w:rStyle w:val="ErrorTok"/>
+        </w:rPr>
+        <w:t xml:space="preserve">for</w:t>
+      </w:r>
+      <w:r>
+        <w:rPr>
+          <w:rStyle w:val="NormalTok"/>
+        </w:rPr>
+        <w:t xml:space="preserve"> </w:t>
+      </w:r>
+      <w:r>
+        <w:rPr>
+          <w:rStyle w:val="ErrorTok"/>
+        </w:rPr>
+        <w:t xml:space="preserve">spec</w:t>
+      </w:r>
+      <w:r>
+        <w:rPr>
+          <w:rStyle w:val="NormalTok"/>
+        </w:rPr>
+        <w:t xml:space="preserve"> </w:t>
+      </w:r>
+      <w:r>
+        <w:rPr>
+          <w:rStyle w:val="ErrorTok"/>
+        </w:rPr>
+        <w:t xml:space="preserve">match</w:t>
+      </w:r>
+      <w:r>
+        <w:br/>
+      </w:r>
+      <w:r>
+        <w:rPr>
+          <w:rStyle w:val="NormalTok"/>
+        </w:rPr>
+        <w:t xml:space="preserve">    </w:t>
+      </w:r>
+      <w:r>
+        <w:rPr>
+          <w:rStyle w:val="DataTypeTok"/>
+        </w:rPr>
+        <w:t xml:space="preserve">"rationale"</w:t>
+      </w:r>
+      <w:r>
+        <w:rPr>
+          <w:rStyle w:val="FunctionTok"/>
+        </w:rPr>
+        <w:t xml:space="preserve">:</w:t>
+      </w:r>
+      <w:r>
+        <w:rPr>
+          <w:rStyle w:val="NormalTok"/>
+        </w:rPr>
+        <w:t xml:space="preserve"> </w:t>
+      </w:r>
+      <w:r>
+        <w:rPr>
+          <w:rStyle w:val="StringTok"/>
+        </w:rPr>
+        <w:t xml:space="preserve">"string"</w:t>
+      </w:r>
+      <w:r>
+        <w:rPr>
+          <w:rStyle w:val="NormalTok"/>
+        </w:rPr>
+        <w:t xml:space="preserve">              </w:t>
+      </w:r>
+      <w:r>
+        <w:rPr>
+          <w:rStyle w:val="ErrorTok"/>
+        </w:rPr>
+        <w:t xml:space="preserve">//</w:t>
+      </w:r>
+      <w:r>
+        <w:rPr>
+          <w:rStyle w:val="NormalTok"/>
+        </w:rPr>
+        <w:t xml:space="preserve"> </w:t>
+      </w:r>
+      <w:r>
+        <w:rPr>
+          <w:rStyle w:val="ErrorTok"/>
+        </w:rPr>
+        <w:t xml:space="preserve">why</w:t>
+      </w:r>
+      <w:r>
+        <w:rPr>
+          <w:rStyle w:val="NormalTok"/>
+        </w:rPr>
+        <w:t xml:space="preserve"> </w:t>
+      </w:r>
+      <w:r>
+        <w:rPr>
+          <w:rStyle w:val="ErrorTok"/>
+        </w:rPr>
+        <w:t xml:space="preserve">this</w:t>
+      </w:r>
+      <w:r>
+        <w:rPr>
+          <w:rStyle w:val="NormalTok"/>
+        </w:rPr>
+        <w:t xml:space="preserve"> </w:t>
+      </w:r>
+      <w:r>
+        <w:rPr>
+          <w:rStyle w:val="ErrorTok"/>
+        </w:rPr>
+        <w:t xml:space="preserve">matters</w:t>
+      </w:r>
+      <w:r>
+        <w:rPr>
+          <w:rStyle w:val="NormalTok"/>
+        </w:rPr>
+        <w:t xml:space="preserve"> </w:t>
+      </w:r>
+      <w:r>
+        <w:rPr>
+          <w:rStyle w:val="ErrorTok"/>
+        </w:rPr>
+        <w:t xml:space="preserve">(</w:t>
+      </w:r>
+      <w:r>
+        <w:rPr>
+          <w:rStyle w:val="DecValTok"/>
+        </w:rPr>
+        <w:t xml:space="preserve">1</w:t>
+      </w:r>
+      <w:r>
+        <w:rPr>
+          <w:rStyle w:val="ErrorTok"/>
+        </w:rPr>
+        <w:t xml:space="preserve">-line)</w:t>
+      </w:r>
+      <w:r>
+        <w:br/>
+      </w:r>
+      <w:r>
+        <w:rPr>
+          <w:rStyle w:val="NormalTok"/>
+        </w:rPr>
+        <w:t xml:space="preserve">  </w:t>
+      </w:r>
+      <w:r>
+        <w:rPr>
+          <w:rStyle w:val="FunctionTok"/>
+        </w:rPr>
+        <w:t xml:space="preserve">}</w:t>
+      </w:r>
+      <w:r>
+        <w:rPr>
+          <w:rStyle w:val="OtherTok"/>
+        </w:rPr>
+        <w:t xml:space="preserve">,</w:t>
+      </w:r>
+      <w:r>
+        <w:br/>
+      </w:r>
+      <w:r>
+        <w:rPr>
+          <w:rStyle w:val="NormalTok"/>
+        </w:rPr>
+        <w:t xml:space="preserve">  </w:t>
+      </w:r>
+      <w:r>
+        <w:rPr>
+          <w:rStyle w:val="ErrorTok"/>
+        </w:rPr>
+        <w:t xml:space="preserve">...</w:t>
+      </w:r>
+      <w:r>
+        <w:br/>
+      </w:r>
+      <w:r>
+        <w:rPr>
+          <w:rStyle w:val="OtherTok"/>
+        </w:rPr>
+        <w:t xml:space="preserve">]</w:t>
       </w:r>
     </w:p>
     <w:p>
@@ -44188,9 +45667,1963 @@
         <w:pStyle w:val="FirstParagraph"/>
       </w:pPr>
       <w:r>
-        <w:t xml:space="preserve">The contract — not the file list — is the load-bearing artifact. Any future script that emits this shape is a valid gate. Any present script that fails this shape is a bug.</w:t>
-      </w:r>
-    </w:p>
+        <w:t xml:space="preserve">Items with</w:t>
+      </w:r>
+      <w:r>
+        <w:t xml:space="preserve"> </w:t>
+      </w:r>
+      <w:r>
+        <w:rPr>
+          <w:rStyle w:val="VerbatimChar"/>
+        </w:rPr>
+        <w:t xml:space="preserve">must=true</w:t>
+      </w:r>
+      <w:r>
+        <w:t xml:space="preserve"> </w:t>
+      </w:r>
+      <w:r>
+        <w:t xml:space="preserve">are the user-confirmed source-of-truth. Items with</w:t>
+      </w:r>
+      <w:r>
+        <w:t xml:space="preserve"> </w:t>
+      </w:r>
+      <w:r>
+        <w:rPr>
+          <w:rStyle w:val="VerbatimChar"/>
+        </w:rPr>
+        <w:t xml:space="preserve">must=false</w:t>
+      </w:r>
+      <w:r>
+        <w:t xml:space="preserve"> </w:t>
+      </w:r>
+      <w:r>
+        <w:t xml:space="preserve">are nice-to-have. OUT-OF-SCOPE items are NOT placed here — they move to</w:t>
+      </w:r>
+      <w:r>
+        <w:t xml:space="preserve"> </w:t>
+      </w:r>
+      <w:r>
+        <w:rPr>
+          <w:rStyle w:val="VerbatimChar"/>
+        </w:rPr>
+        <w:t xml:space="preserve">declared.out_of_scope[]</w:t>
+      </w:r>
+      <w:r>
+        <w:t xml:space="preserve">.</w:t>
+      </w:r>
+    </w:p>
+    <w:bookmarkEnd w:id="132"/>
+    <w:bookmarkStart w:id="133" w:name="Xed7b16258fd57db40bd93c039454bd894a4d312"/>
+    <w:p>
+      <w:pPr>
+        <w:pStyle w:val="Heading3"/>
+      </w:pPr>
+      <w:r>
+        <w:t xml:space="preserve">AB.3 Feature enumeration interview protocol</w:t>
+      </w:r>
+    </w:p>
+    <w:p>
+      <w:pPr>
+        <w:pStyle w:val="FirstParagraph"/>
+      </w:pPr>
+      <w:r>
+        <w:t xml:space="preserve">After first-pass extraction, Stage 0.1 agent MUST:</w:t>
+      </w:r>
+    </w:p>
+    <w:p>
+      <w:pPr>
+        <w:pStyle w:val="Compact"/>
+        <w:numPr>
+          <w:ilvl w:val="0"/>
+          <w:numId w:val="1058"/>
+        </w:numPr>
+      </w:pPr>
+      <w:r>
+        <w:rPr>
+          <w:b/>
+          <w:bCs/>
+        </w:rPr>
+        <w:t xml:space="preserve">Draft</w:t>
+      </w:r>
+      <w:r>
+        <w:rPr>
+          <w:b/>
+          <w:bCs/>
+        </w:rPr>
+        <w:t xml:space="preserve"> </w:t>
+      </w:r>
+      <w:r>
+        <w:rPr>
+          <w:rStyle w:val="VerbatimChar"/>
+          <w:b/>
+          <w:bCs/>
+        </w:rPr>
+        <w:t xml:space="preserve">feature_surface[]</w:t>
+      </w:r>
+      <w:r>
+        <w:t xml:space="preserve"> </w:t>
+      </w:r>
+      <w:r>
+        <w:t xml:space="preserve">from raw prompt verbatim (items user literally said).</w:t>
+      </w:r>
+    </w:p>
+    <w:p>
+      <w:pPr>
+        <w:pStyle w:val="Compact"/>
+        <w:numPr>
+          <w:ilvl w:val="0"/>
+          <w:numId w:val="1058"/>
+        </w:numPr>
+      </w:pPr>
+      <w:r>
+        <w:rPr>
+          <w:b/>
+          <w:bCs/>
+        </w:rPr>
+        <w:t xml:space="preserve">Expand for known-product references.</w:t>
+      </w:r>
+      <w:r>
+        <w:t xml:space="preserve"> </w:t>
+      </w:r>
+      <w:r>
+        <w:t xml:space="preserve">Regex match on</w:t>
+      </w:r>
+      <w:r>
+        <w:t xml:space="preserve"> </w:t>
+      </w:r>
+      <w:r>
+        <w:rPr>
+          <w:rStyle w:val="VerbatimChar"/>
+        </w:rPr>
+        <w:t xml:space="preserve">\bclone\b</w:t>
+      </w:r>
+      <w:r>
+        <w:t xml:space="preserve">,</w:t>
+      </w:r>
+      <w:r>
+        <w:t xml:space="preserve"> </w:t>
+      </w:r>
+      <w:r>
+        <w:rPr>
+          <w:rStyle w:val="VerbatimChar"/>
+        </w:rPr>
+        <w:t xml:space="preserve">\blike [A-Z][a-z]+</w:t>
+      </w:r>
+      <w:r>
+        <w:t xml:space="preserve">,</w:t>
+      </w:r>
+      <w:r>
+        <w:t xml:space="preserve"> </w:t>
+      </w:r>
+      <w:r>
+        <w:rPr>
+          <w:rStyle w:val="VerbatimChar"/>
+        </w:rPr>
+        <w:t xml:space="preserve">\balternative to</w:t>
+      </w:r>
+      <w:r>
+        <w:t xml:space="preserve">, OR a famous product name (Notion, Figma, YouTube, Flappy Bird, Slack, Trello, Stripe, Airbnb, …). When triggered: agent expands draft to the canonical feature set of the referenced product BEFORE confirming with user. Over-enumerate then let user trim — the failure mode v8.7.2 fixes is under-enumeration.</w:t>
+      </w:r>
+    </w:p>
+    <w:p>
+      <w:pPr>
+        <w:pStyle w:val="Compact"/>
+        <w:numPr>
+          <w:ilvl w:val="0"/>
+          <w:numId w:val="1058"/>
+        </w:numPr>
+      </w:pPr>
+      <w:r>
+        <w:rPr>
+          <w:b/>
+          <w:bCs/>
+        </w:rPr>
+        <w:t xml:space="preserve">Present draft via</w:t>
+      </w:r>
+      <w:r>
+        <w:rPr>
+          <w:b/>
+          <w:bCs/>
+        </w:rPr>
+        <w:t xml:space="preserve"> </w:t>
+      </w:r>
+      <w:r>
+        <w:rPr>
+          <w:rStyle w:val="VerbatimChar"/>
+          <w:b/>
+          <w:bCs/>
+        </w:rPr>
+        <w:t xml:space="preserve">AskUserQuestion</w:t>
+      </w:r>
+      <w:r>
+        <w:t xml:space="preserve"> </w:t>
+      </w:r>
+      <w:r>
+        <w:t xml:space="preserve">in tri-select format per item:</w:t>
+      </w:r>
+      <w:r>
+        <w:t xml:space="preserve"> </w:t>
+      </w:r>
+      <w:r>
+        <w:rPr>
+          <w:rStyle w:val="VerbatimChar"/>
+        </w:rPr>
+        <w:t xml:space="preserve">REQUIRED</w:t>
+      </w:r>
+      <w:r>
+        <w:t xml:space="preserve"> </w:t>
+      </w:r>
+      <w:r>
+        <w:t xml:space="preserve">/</w:t>
+      </w:r>
+      <w:r>
+        <w:t xml:space="preserve"> </w:t>
+      </w:r>
+      <w:r>
+        <w:rPr>
+          <w:rStyle w:val="VerbatimChar"/>
+        </w:rPr>
+        <w:t xml:space="preserve">OPTIONAL</w:t>
+      </w:r>
+      <w:r>
+        <w:t xml:space="preserve"> </w:t>
+      </w:r>
+      <w:r>
+        <w:t xml:space="preserve">/</w:t>
+      </w:r>
+      <w:r>
+        <w:t xml:space="preserve"> </w:t>
+      </w:r>
+      <w:r>
+        <w:rPr>
+          <w:rStyle w:val="VerbatimChar"/>
+        </w:rPr>
+        <w:t xml:space="preserve">OUT-OF-SCOPE</w:t>
+      </w:r>
+      <w:r>
+        <w:t xml:space="preserve">. Include "add more" prompt at the bottom.</w:t>
+      </w:r>
+    </w:p>
+    <w:p>
+      <w:pPr>
+        <w:pStyle w:val="Compact"/>
+        <w:numPr>
+          <w:ilvl w:val="0"/>
+          <w:numId w:val="1058"/>
+        </w:numPr>
+      </w:pPr>
+      <w:r>
+        <w:rPr>
+          <w:b/>
+          <w:bCs/>
+        </w:rPr>
+        <w:t xml:space="preserve">Apply user answers.</w:t>
+      </w:r>
+      <w:r>
+        <w:t xml:space="preserve"> </w:t>
+      </w:r>
+      <w:r>
+        <w:t xml:space="preserve">REQUIRED →</w:t>
+      </w:r>
+      <w:r>
+        <w:t xml:space="preserve"> </w:t>
+      </w:r>
+      <w:r>
+        <w:rPr>
+          <w:rStyle w:val="VerbatimChar"/>
+        </w:rPr>
+        <w:t xml:space="preserve">must=true</w:t>
+      </w:r>
+      <w:r>
+        <w:t xml:space="preserve">. OPTIONAL →</w:t>
+      </w:r>
+      <w:r>
+        <w:t xml:space="preserve"> </w:t>
+      </w:r>
+      <w:r>
+        <w:rPr>
+          <w:rStyle w:val="VerbatimChar"/>
+        </w:rPr>
+        <w:t xml:space="preserve">must=false</w:t>
+      </w:r>
+      <w:r>
+        <w:t xml:space="preserve">. OUT-OF-SCOPE → moved to</w:t>
+      </w:r>
+      <w:r>
+        <w:t xml:space="preserve"> </w:t>
+      </w:r>
+      <w:r>
+        <w:rPr>
+          <w:rStyle w:val="VerbatimChar"/>
+        </w:rPr>
+        <w:t xml:space="preserve">declared.out_of_scope[]</w:t>
+      </w:r>
+      <w:r>
+        <w:t xml:space="preserve">. Added items re-classified next round.</w:t>
+      </w:r>
+    </w:p>
+    <w:p>
+      <w:pPr>
+        <w:pStyle w:val="Compact"/>
+        <w:numPr>
+          <w:ilvl w:val="0"/>
+          <w:numId w:val="1058"/>
+        </w:numPr>
+      </w:pPr>
+      <w:r>
+        <w:rPr>
+          <w:b/>
+          <w:bCs/>
+        </w:rPr>
+        <w:t xml:space="preserve">Append</w:t>
+      </w:r>
+      <w:r>
+        <w:rPr>
+          <w:b/>
+          <w:bCs/>
+        </w:rPr>
+        <w:t xml:space="preserve"> </w:t>
+      </w:r>
+      <w:r>
+        <w:rPr>
+          <w:rStyle w:val="VerbatimChar"/>
+          <w:b/>
+          <w:bCs/>
+        </w:rPr>
+        <w:t xml:space="preserve">{ "iter": N, "source": "user-confirm-feature-surface", "added": [...], "removed": [...] }</w:t>
+      </w:r>
+      <w:r>
+        <w:t xml:space="preserve"> </w:t>
+      </w:r>
+      <w:r>
+        <w:t xml:space="preserve">to</w:t>
+      </w:r>
+      <w:r>
+        <w:t xml:space="preserve"> </w:t>
+      </w:r>
+      <w:r>
+        <w:rPr>
+          <w:rStyle w:val="VerbatimChar"/>
+        </w:rPr>
+        <w:t xml:space="preserve">history[]</w:t>
+      </w:r>
+      <w:r>
+        <w:t xml:space="preserve">. This is the falsifiable proof the interview ran.</w:t>
+      </w:r>
+    </w:p>
+    <w:p>
+      <w:pPr>
+        <w:pStyle w:val="Compact"/>
+        <w:numPr>
+          <w:ilvl w:val="0"/>
+          <w:numId w:val="1058"/>
+        </w:numPr>
+      </w:pPr>
+      <w:r>
+        <w:rPr>
+          <w:b/>
+          <w:bCs/>
+        </w:rPr>
+        <w:t xml:space="preserve">Re-loop if user added items.</w:t>
+      </w:r>
+      <w:r>
+        <w:t xml:space="preserve"> </w:t>
+      </w:r>
+      <w:r>
+        <w:t xml:space="preserve">Max 3 rounds — enumeration must converge. Round 3 with still-open additions → HALT with</w:t>
+      </w:r>
+      <w:r>
+        <w:t xml:space="preserve"> </w:t>
+      </w:r>
+      <w:r>
+        <w:rPr>
+          <w:rStyle w:val="VerbatimChar"/>
+        </w:rPr>
+        <w:t xml:space="preserve">na_pending_reason: "feature enumeration did not converge in 3 rounds"</w:t>
+      </w:r>
+      <w:r>
+        <w:t xml:space="preserve">.</w:t>
+      </w:r>
+    </w:p>
+    <w:p>
+      <w:pPr>
+        <w:pStyle w:val="FirstParagraph"/>
+      </w:pPr>
+      <w:r>
+        <w:t xml:space="preserve">The interview is NOT optional. Vacuous-PASS guard (§AB.5) refuses READY without at least one</w:t>
+      </w:r>
+      <w:r>
+        <w:t xml:space="preserve"> </w:t>
+      </w:r>
+      <w:r>
+        <w:rPr>
+          <w:rStyle w:val="VerbatimChar"/>
+        </w:rPr>
+        <w:t xml:space="preserve">user-confirm-feature-surface</w:t>
+      </w:r>
+      <w:r>
+        <w:t xml:space="preserve"> </w:t>
+      </w:r>
+      <w:r>
+        <w:t xml:space="preserve">entry in</w:t>
+      </w:r>
+      <w:r>
+        <w:t xml:space="preserve"> </w:t>
+      </w:r>
+      <w:r>
+        <w:rPr>
+          <w:rStyle w:val="VerbatimChar"/>
+        </w:rPr>
+        <w:t xml:space="preserve">history[]</w:t>
+      </w:r>
+      <w:r>
+        <w:t xml:space="preserve">, regardless of confidence score.</w:t>
+      </w:r>
+    </w:p>
+    <w:bookmarkEnd w:id="133"/>
+    <w:bookmarkStart w:id="134" w:name="ab4-scoring-rubric-penalties-added-to-e"/>
+    <w:p>
+      <w:pPr>
+        <w:pStyle w:val="Heading3"/>
+      </w:pPr>
+      <w:r>
+        <w:t xml:space="preserve">AB.4 Scoring rubric penalties (added to §E)</w:t>
+      </w:r>
+    </w:p>
+    <w:tbl>
+      <w:tblPr>
+        <w:tblStyle w:val="Table"/>
+        <w:tblW w:type="auto" w:w="0"/>
+        <w:tblLook w:firstRow="1" w:lastRow="0" w:firstColumn="0" w:lastColumn="0" w:noHBand="0" w:noVBand="0" w:val="0020"/>
+      </w:tblPr>
+      <w:tblGrid>
+        <w:gridCol w:w="3960"/>
+        <w:gridCol w:w="3960"/>
+      </w:tblGrid>
+      <w:tr>
+        <w:trPr>
+          <w:tblHeader w:val="on"/>
+        </w:trPr>
+        <w:tc>
+          <w:tcPr/>
+          <w:p>
+            <w:pPr>
+              <w:pStyle w:val="Compact"/>
+            </w:pPr>
+            <w:r>
+              <w:t xml:space="preserve">Gap</w:t>
+            </w:r>
+          </w:p>
+        </w:tc>
+        <w:tc>
+          <w:tcPr/>
+          <w:p>
+            <w:pPr>
+              <w:pStyle w:val="Compact"/>
+            </w:pPr>
+            <w:r>
+              <w:t xml:space="preserve">Penalty</w:t>
+            </w:r>
+          </w:p>
+        </w:tc>
+      </w:tr>
+      <w:tr>
+        <w:tc>
+          <w:tcPr/>
+          <w:p>
+            <w:pPr>
+              <w:pStyle w:val="Compact"/>
+            </w:pPr>
+            <w:r>
+              <w:rPr>
+                <w:rStyle w:val="VerbatimChar"/>
+              </w:rPr>
+              <w:t xml:space="preserve">feature_surface</w:t>
+            </w:r>
+            <w:r>
+              <w:t xml:space="preserve"> </w:t>
+            </w:r>
+            <w:r>
+              <w:t xml:space="preserve">empty</w:t>
+            </w:r>
+          </w:p>
+        </w:tc>
+        <w:tc>
+          <w:tcPr/>
+          <w:p>
+            <w:pPr>
+              <w:pStyle w:val="Compact"/>
+            </w:pPr>
+            <w:r>
+              <w:t xml:space="preserve">−30</w:t>
+            </w:r>
+          </w:p>
+        </w:tc>
+      </w:tr>
+      <w:tr>
+        <w:tc>
+          <w:tcPr/>
+          <w:p>
+            <w:pPr>
+              <w:pStyle w:val="Compact"/>
+            </w:pPr>
+            <w:r>
+              <w:rPr>
+                <w:rStyle w:val="VerbatimChar"/>
+              </w:rPr>
+              <w:t xml:space="preserve">feature_surface</w:t>
+            </w:r>
+            <w:r>
+              <w:t xml:space="preserve"> </w:t>
+            </w:r>
+            <w:r>
+              <w:t xml:space="preserve">&lt; 3 items</w:t>
+            </w:r>
+          </w:p>
+        </w:tc>
+        <w:tc>
+          <w:tcPr/>
+          <w:p>
+            <w:pPr>
+              <w:pStyle w:val="Compact"/>
+            </w:pPr>
+            <w:r>
+              <w:t xml:space="preserve">−25</w:t>
+            </w:r>
+          </w:p>
+        </w:tc>
+      </w:tr>
+      <w:tr>
+        <w:tc>
+          <w:tcPr/>
+          <w:p>
+            <w:pPr>
+              <w:pStyle w:val="Compact"/>
+            </w:pPr>
+            <w:r>
+              <w:rPr>
+                <w:rStyle w:val="VerbatimChar"/>
+              </w:rPr>
+              <w:t xml:space="preserve">feature_surface</w:t>
+            </w:r>
+            <w:r>
+              <w:t xml:space="preserve"> </w:t>
+            </w:r>
+            <w:r>
+              <w:t xml:space="preserve">&lt; 5 items AND prompt references known product (</w:t>
+            </w:r>
+            <w:r>
+              <w:rPr>
+                <w:rStyle w:val="VerbatimChar"/>
+              </w:rPr>
+              <w:t xml:space="preserve">clone</w:t>
+            </w:r>
+            <w:r>
+              <w:t xml:space="preserve"> </w:t>
+            </w:r>
+            <w:r>
+              <w:t xml:space="preserve">/</w:t>
+            </w:r>
+            <w:r>
+              <w:t xml:space="preserve"> </w:t>
+            </w:r>
+            <w:r>
+              <w:rPr>
+                <w:rStyle w:val="VerbatimChar"/>
+              </w:rPr>
+              <w:t xml:space="preserve">like X</w:t>
+            </w:r>
+            <w:r>
+              <w:t xml:space="preserve"> </w:t>
+            </w:r>
+            <w:r>
+              <w:t xml:space="preserve">/</w:t>
+            </w:r>
+            <w:r>
+              <w:t xml:space="preserve"> </w:t>
+            </w:r>
+            <w:r>
+              <w:rPr>
+                <w:rStyle w:val="VerbatimChar"/>
+              </w:rPr>
+              <w:t xml:space="preserve">alternative to</w:t>
+            </w:r>
+            <w:r>
+              <w:t xml:space="preserve"> </w:t>
+            </w:r>
+            <w:r>
+              <w:t xml:space="preserve">/ brand name)</w:t>
+            </w:r>
+          </w:p>
+        </w:tc>
+        <w:tc>
+          <w:tcPr/>
+          <w:p>
+            <w:pPr>
+              <w:pStyle w:val="Compact"/>
+            </w:pPr>
+            <w:r>
+              <w:t xml:space="preserve">−25</w:t>
+            </w:r>
+          </w:p>
+        </w:tc>
+      </w:tr>
+      <w:tr>
+        <w:tc>
+          <w:tcPr/>
+          <w:p>
+            <w:pPr>
+              <w:pStyle w:val="Compact"/>
+            </w:pPr>
+            <w:r>
+              <w:rPr>
+                <w:rStyle w:val="VerbatimChar"/>
+              </w:rPr>
+              <w:t xml:space="preserve">feature_surface</w:t>
+            </w:r>
+            <w:r>
+              <w:t xml:space="preserve"> </w:t>
+            </w:r>
+            <w:r>
+              <w:t xml:space="preserve">populated but</w:t>
+            </w:r>
+            <w:r>
+              <w:t xml:space="preserve"> </w:t>
+            </w:r>
+            <w:r>
+              <w:rPr>
+                <w:rStyle w:val="VerbatimChar"/>
+              </w:rPr>
+              <w:t xml:space="preserve">history[]</w:t>
+            </w:r>
+            <w:r>
+              <w:t xml:space="preserve"> </w:t>
+            </w:r>
+            <w:r>
+              <w:t xml:space="preserve">has no</w:t>
+            </w:r>
+            <w:r>
+              <w:t xml:space="preserve"> </w:t>
+            </w:r>
+            <w:r>
+              <w:rPr>
+                <w:rStyle w:val="VerbatimChar"/>
+              </w:rPr>
+              <w:t xml:space="preserve">user-confirm-feature-surface</w:t>
+            </w:r>
+            <w:r>
+              <w:t xml:space="preserve"> </w:t>
+            </w:r>
+            <w:r>
+              <w:t xml:space="preserve">entry</w:t>
+            </w:r>
+          </w:p>
+        </w:tc>
+        <w:tc>
+          <w:tcPr/>
+          <w:p>
+            <w:pPr>
+              <w:pStyle w:val="Compact"/>
+            </w:pPr>
+            <w:r>
+              <w:t xml:space="preserve">−20</w:t>
+            </w:r>
+          </w:p>
+        </w:tc>
+      </w:tr>
+    </w:tbl>
+    <w:bookmarkEnd w:id="134"/>
+    <w:bookmarkStart w:id="135" w:name="Xd1520825cca1914de1f4eb097b4086ffa07ec32"/>
+    <w:p>
+      <w:pPr>
+        <w:pStyle w:val="Heading3"/>
+      </w:pPr>
+      <w:r>
+        <w:t xml:space="preserve">AB.5 Vacuous-PASS guard (</w:t>
+      </w:r>
+      <w:r>
+        <w:rPr>
+          <w:rStyle w:val="VerbatimChar"/>
+        </w:rPr>
+        <w:t xml:space="preserve">scripts/intent/declare-intent.sh</w:t>
+      </w:r>
+      <w:r>
+        <w:t xml:space="preserve">)</w:t>
+      </w:r>
+    </w:p>
+    <w:p>
+      <w:pPr>
+        <w:pStyle w:val="FirstParagraph"/>
+      </w:pPr>
+      <w:r>
+        <w:t xml:space="preserve">After existing v8.5 scale_tier/cost guards, on</w:t>
+      </w:r>
+      <w:r>
+        <w:t xml:space="preserve"> </w:t>
+      </w:r>
+      <w:r>
+        <w:rPr>
+          <w:rStyle w:val="VerbatimChar"/>
+        </w:rPr>
+        <w:t xml:space="preserve">NEXT_ACTION=READY</w:t>
+      </w:r>
+      <w:r>
+        <w:t xml:space="preserve">:</w:t>
+      </w:r>
+    </w:p>
+    <w:p>
+      <w:pPr>
+        <w:pStyle w:val="SourceCode"/>
+      </w:pPr>
+      <w:r>
+        <w:rPr>
+          <w:rStyle w:val="VerbatimChar"/>
+        </w:rPr>
+        <w:t xml:space="preserve">FS_COUNT      = .declared.feature_surface | length</w:t>
+      </w:r>
+      <w:r>
+        <w:br/>
+      </w:r>
+      <w:r>
+        <w:rPr>
+          <w:rStyle w:val="VerbatimChar"/>
+        </w:rPr>
+        <w:t xml:space="preserve">FS_CONFIRMED  = [.history[] | select(.source=="user-confirm-feature-surface")] | length</w:t>
+      </w:r>
+      <w:r>
+        <w:br/>
+      </w:r>
+      <w:r>
+        <w:rPr>
+          <w:rStyle w:val="VerbatimChar"/>
+        </w:rPr>
+        <w:t xml:space="preserve">FS_FLOOR      = 5 if referenced-product detector matched, else 3</w:t>
+      </w:r>
+      <w:r>
+        <w:br/>
+      </w:r>
+      <w:r>
+        <w:br/>
+      </w:r>
+      <w:r>
+        <w:rPr>
+          <w:rStyle w:val="VerbatimChar"/>
+        </w:rPr>
+        <w:t xml:space="preserve">if FS_COUNT &lt; FS_FLOOR:</w:t>
+      </w:r>
+      <w:r>
+        <w:br/>
+      </w:r>
+      <w:r>
+        <w:rPr>
+          <w:rStyle w:val="VerbatimChar"/>
+        </w:rPr>
+        <w:t xml:space="preserve">  → HALT, na_pending_reason: "LAW-INTENT-FS GUARD v8.7.2: feature_surface has $FS_COUNT items (floor=$FS_FLOOR, ref_product_detected=$REF_PROD_DETECTED)"</w:t>
+      </w:r>
+      <w:r>
+        <w:br/>
+      </w:r>
+      <w:r>
+        <w:br/>
+      </w:r>
+      <w:r>
+        <w:rPr>
+          <w:rStyle w:val="VerbatimChar"/>
+        </w:rPr>
+        <w:t xml:space="preserve">elif FS_CONFIRMED &lt; 1:</w:t>
+      </w:r>
+      <w:r>
+        <w:br/>
+      </w:r>
+      <w:r>
+        <w:rPr>
+          <w:rStyle w:val="VerbatimChar"/>
+        </w:rPr>
+        <w:t xml:space="preserve">  → HALT, na_pending_reason: "LAW-INTENT-FS GUARD v8.7.2: feature_surface[] populated but no user-confirm-feature-surface entry in history[]"</w:t>
+      </w:r>
+    </w:p>
+    <w:p>
+      <w:pPr>
+        <w:pStyle w:val="FirstParagraph"/>
+      </w:pPr>
+      <w:r>
+        <w:t xml:space="preserve">Layered on top of LAW-F6 (no vacuous PASS on empty</w:t>
+      </w:r>
+      <w:r>
+        <w:t xml:space="preserve"> </w:t>
+      </w:r>
+      <w:r>
+        <w:rPr>
+          <w:rStyle w:val="VerbatimChar"/>
+        </w:rPr>
+        <w:t xml:space="preserve">declared.*</w:t>
+      </w:r>
+      <w:r>
+        <w:t xml:space="preserve"> </w:t>
+      </w:r>
+      <w:r>
+        <w:t xml:space="preserve">fields) and v8.5 scale/cost guards.</w:t>
+      </w:r>
+    </w:p>
+    <w:bookmarkEnd w:id="135"/>
+    <w:bookmarkStart w:id="136" w:name="ab6-gate-pfc-source-flip"/>
+    <w:p>
+      <w:pPr>
+        <w:pStyle w:val="Heading3"/>
+      </w:pPr>
+      <w:r>
+        <w:t xml:space="preserve">AB.6 GATE-PFC source-flip</w:t>
+      </w:r>
+    </w:p>
+    <w:p>
+      <w:pPr>
+        <w:pStyle w:val="FirstParagraph"/>
+      </w:pPr>
+      <w:r>
+        <w:rPr>
+          <w:rStyle w:val="VerbatimChar"/>
+        </w:rPr>
+        <w:t xml:space="preserve">scripts/spec/product-feature-coverage.sh</w:t>
+      </w:r>
+      <w:r>
+        <w:t xml:space="preserve"> </w:t>
+      </w:r>
+      <w:r>
+        <w:t xml:space="preserve">priority:</w:t>
+      </w:r>
+    </w:p>
+    <w:p>
+      <w:pPr>
+        <w:pStyle w:val="Compact"/>
+        <w:numPr>
+          <w:ilvl w:val="0"/>
+          <w:numId w:val="1059"/>
+        </w:numPr>
+      </w:pPr>
+      <w:r>
+        <w:rPr>
+          <w:b/>
+          <w:bCs/>
+        </w:rPr>
+        <w:t xml:space="preserve">PRIMARY</w:t>
+      </w:r>
+      <w:r>
+        <w:t xml:space="preserve"> </w:t>
+      </w:r>
+      <w:r>
+        <w:t xml:space="preserve">— read</w:t>
+      </w:r>
+      <w:r>
+        <w:t xml:space="preserve"> </w:t>
+      </w:r>
+      <w:r>
+        <w:rPr>
+          <w:rStyle w:val="VerbatimChar"/>
+        </w:rPr>
+        <w:t xml:space="preserve">{atom_dir}/intent/verdict.json</w:t>
+      </w:r>
+      <w:r>
+        <w:t xml:space="preserve">. If</w:t>
+      </w:r>
+      <w:r>
+        <w:t xml:space="preserve"> </w:t>
+      </w:r>
+      <w:r>
+        <w:rPr>
+          <w:rStyle w:val="VerbatimChar"/>
+        </w:rPr>
+        <w:t xml:space="preserve">.declared.feature_surface[] | select(.must==true) | length &gt; 0</w:t>
+      </w:r>
+      <w:r>
+        <w:t xml:space="preserve">, iterate each must-item and assert spec text contains</w:t>
+      </w:r>
+      <w:r>
+        <w:t xml:space="preserve"> </w:t>
+      </w:r>
+      <w:r>
+        <w:rPr>
+          <w:rStyle w:val="VerbatimChar"/>
+        </w:rPr>
+        <w:t xml:space="preserve">name</w:t>
+      </w:r>
+      <w:r>
+        <w:t xml:space="preserve"> </w:t>
+      </w:r>
+      <w:r>
+        <w:t xml:space="preserve">OR any</w:t>
+      </w:r>
+      <w:r>
+        <w:t xml:space="preserve"> </w:t>
+      </w:r>
+      <w:r>
+        <w:rPr>
+          <w:rStyle w:val="VerbatimChar"/>
+        </w:rPr>
+        <w:t xml:space="preserve">synonyms[*]</w:t>
+      </w:r>
+      <w:r>
+        <w:t xml:space="preserve"> </w:t>
+      </w:r>
+      <w:r>
+        <w:t xml:space="preserve">OR an explicit</w:t>
+      </w:r>
+      <w:r>
+        <w:t xml:space="preserve"> </w:t>
+      </w:r>
+      <w:r>
+        <w:rPr>
+          <w:rStyle w:val="VerbatimChar"/>
+        </w:rPr>
+        <w:t xml:space="preserve">waived: &lt;name&gt;</w:t>
+      </w:r>
+      <w:r>
+        <w:t xml:space="preserve"> </w:t>
+      </w:r>
+      <w:r>
+        <w:t xml:space="preserve">/</w:t>
+      </w:r>
+      <w:r>
+        <w:t xml:space="preserve"> </w:t>
+      </w:r>
+      <w:r>
+        <w:rPr>
+          <w:rStyle w:val="VerbatimChar"/>
+        </w:rPr>
+        <w:t xml:space="preserve">excluded: &lt;name&gt;</w:t>
+      </w:r>
+      <w:r>
+        <w:t xml:space="preserve"> </w:t>
+      </w:r>
+      <w:r>
+        <w:t xml:space="preserve">line. FAIL emits</w:t>
+      </w:r>
+      <w:r>
+        <w:t xml:space="preserve"> </w:t>
+      </w:r>
+      <w:r>
+        <w:rPr>
+          <w:rStyle w:val="VerbatimChar"/>
+        </w:rPr>
+        <w:t xml:space="preserve">source: "declared.feature_surface"</w:t>
+      </w:r>
+      <w:r>
+        <w:t xml:space="preserve"> </w:t>
+      </w:r>
+      <w:r>
+        <w:t xml:space="preserve">+</w:t>
+      </w:r>
+      <w:r>
+        <w:t xml:space="preserve"> </w:t>
+      </w:r>
+      <w:r>
+        <w:rPr>
+          <w:rStyle w:val="VerbatimChar"/>
+        </w:rPr>
+        <w:t xml:space="preserve">missing_features[]</w:t>
+      </w:r>
+      <w:r>
+        <w:t xml:space="preserve">.</w:t>
+      </w:r>
+    </w:p>
+    <w:p>
+      <w:pPr>
+        <w:pStyle w:val="Compact"/>
+        <w:numPr>
+          <w:ilvl w:val="0"/>
+          <w:numId w:val="1059"/>
+        </w:numPr>
+      </w:pPr>
+      <w:r>
+        <w:rPr>
+          <w:b/>
+          <w:bCs/>
+        </w:rPr>
+        <w:t xml:space="preserve">FALLBACK</w:t>
+      </w:r>
+      <w:r>
+        <w:t xml:space="preserve"> </w:t>
+      </w:r>
+      <w:r>
+        <w:t xml:space="preserve">— only when</w:t>
+      </w:r>
+      <w:r>
+        <w:t xml:space="preserve"> </w:t>
+      </w:r>
+      <w:r>
+        <w:rPr>
+          <w:rStyle w:val="VerbatimChar"/>
+        </w:rPr>
+        <w:t xml:space="preserve">feature_surface[]</w:t>
+      </w:r>
+      <w:r>
+        <w:t xml:space="preserve"> </w:t>
+      </w:r>
+      <w:r>
+        <w:t xml:space="preserve">is unexpectedly empty (which itself signals a Stage 0.1 LAW-INTENT-FS violation upstream): use the static</w:t>
+      </w:r>
+      <w:r>
+        <w:t xml:space="preserve"> </w:t>
+      </w:r>
+      <w:r>
+        <w:rPr>
+          <w:rStyle w:val="VerbatimChar"/>
+        </w:rPr>
+        <w:t xml:space="preserve">feature-catalog.json</w:t>
+      </w:r>
+      <w:r>
+        <w:t xml:space="preserve"> </w:t>
+      </w:r>
+      <w:r>
+        <w:t xml:space="preserve">keyword match for canonical product types. Catalog becomes hint-only.</w:t>
+      </w:r>
+    </w:p>
+    <w:p>
+      <w:pPr>
+        <w:pStyle w:val="Compact"/>
+        <w:numPr>
+          <w:ilvl w:val="0"/>
+          <w:numId w:val="1059"/>
+        </w:numPr>
+      </w:pPr>
+      <w:r>
+        <w:rPr>
+          <w:b/>
+          <w:bCs/>
+        </w:rPr>
+        <w:t xml:space="preserve">N/A</w:t>
+      </w:r>
+      <w:r>
+        <w:t xml:space="preserve"> </w:t>
+      </w:r>
+      <w:r>
+        <w:t xml:space="preserve">— both empty →</w:t>
+      </w:r>
+      <w:r>
+        <w:t xml:space="preserve"> </w:t>
+      </w:r>
+      <w:r>
+        <w:rPr>
+          <w:rStyle w:val="VerbatimChar"/>
+        </w:rPr>
+        <w:t xml:space="preserve">N/A_PENDING_REVIEWER</w:t>
+      </w:r>
+      <w:r>
+        <w:t xml:space="preserve">.</w:t>
+      </w:r>
+    </w:p>
+    <w:p>
+      <w:pPr>
+        <w:pStyle w:val="FirstParagraph"/>
+      </w:pPr>
+      <w:r>
+        <w:t xml:space="preserve">Net effect: user-confirmed feature list works even for atoms the catalog has never seen (Flappy Bird, niche internal tools). Catalog still useful as a hint when feature_surface is missing, but cannot silently pass novel shapes.</w:t>
+      </w:r>
+    </w:p>
+    <w:bookmarkEnd w:id="136"/>
+    <w:bookmarkStart w:id="137" w:name="ab7-downstream-contract"/>
+    <w:p>
+      <w:pPr>
+        <w:pStyle w:val="Heading3"/>
+      </w:pPr>
+      <w:r>
+        <w:t xml:space="preserve">AB.7 Downstream contract</w:t>
+      </w:r>
+    </w:p>
+    <w:tbl>
+      <w:tblPr>
+        <w:tblStyle w:val="Table"/>
+        <w:tblW w:type="auto" w:w="0"/>
+        <w:tblLook w:firstRow="1" w:lastRow="0" w:firstColumn="0" w:lastColumn="0" w:noHBand="0" w:noVBand="0" w:val="0020"/>
+      </w:tblPr>
+      <w:tblGrid>
+        <w:gridCol w:w="2640"/>
+        <w:gridCol w:w="2640"/>
+        <w:gridCol w:w="2640"/>
+      </w:tblGrid>
+      <w:tr>
+        <w:trPr>
+          <w:tblHeader w:val="on"/>
+        </w:trPr>
+        <w:tc>
+          <w:tcPr/>
+          <w:p>
+            <w:pPr>
+              <w:pStyle w:val="Compact"/>
+            </w:pPr>
+            <w:r>
+              <w:t xml:space="preserve">Stage</w:t>
+            </w:r>
+          </w:p>
+        </w:tc>
+        <w:tc>
+          <w:tcPr/>
+          <w:p>
+            <w:pPr>
+              <w:pStyle w:val="Compact"/>
+            </w:pPr>
+            <w:r>
+              <w:t xml:space="preserve">Reads</w:t>
+            </w:r>
+          </w:p>
+        </w:tc>
+        <w:tc>
+          <w:tcPr/>
+          <w:p>
+            <w:pPr>
+              <w:pStyle w:val="Compact"/>
+            </w:pPr>
+            <w:r>
+              <w:t xml:space="preserve">Behavior</w:t>
+            </w:r>
+          </w:p>
+        </w:tc>
+      </w:tr>
+      <w:tr>
+        <w:tc>
+          <w:tcPr/>
+          <w:p>
+            <w:pPr>
+              <w:pStyle w:val="Compact"/>
+            </w:pPr>
+            <w:r>
+              <w:t xml:space="preserve">1.A research</w:t>
+            </w:r>
+          </w:p>
+        </w:tc>
+        <w:tc>
+          <w:tcPr/>
+          <w:p>
+            <w:pPr>
+              <w:pStyle w:val="Compact"/>
+            </w:pPr>
+            <w:r>
+              <w:rPr>
+                <w:rStyle w:val="VerbatimChar"/>
+              </w:rPr>
+              <w:t xml:space="preserve">declared.product_type</w:t>
+            </w:r>
+            <w:r>
+              <w:t xml:space="preserve"> </w:t>
+            </w:r>
+            <w:r>
+              <w:t xml:space="preserve">+</w:t>
+            </w:r>
+            <w:r>
+              <w:t xml:space="preserve"> </w:t>
+            </w:r>
+            <w:r>
+              <w:rPr>
+                <w:rStyle w:val="VerbatimChar"/>
+              </w:rPr>
+              <w:t xml:space="preserve">declared.feature_surface[]</w:t>
+            </w:r>
+          </w:p>
+        </w:tc>
+        <w:tc>
+          <w:tcPr/>
+          <w:p>
+            <w:pPr>
+              <w:pStyle w:val="Compact"/>
+            </w:pPr>
+            <w:r>
+              <w:t xml:space="preserve">Seeds research queries from anchored feature list. Research expands non-functional context (competitive analysis, stack options, best practices) AROUND the list — never contracts it.</w:t>
+            </w:r>
+          </w:p>
+        </w:tc>
+      </w:tr>
+      <w:tr>
+        <w:tc>
+          <w:tcPr/>
+          <w:p>
+            <w:pPr>
+              <w:pStyle w:val="Compact"/>
+            </w:pPr>
+            <w:r>
+              <w:t xml:space="preserve">1.B PRD/BMAD</w:t>
+            </w:r>
+          </w:p>
+        </w:tc>
+        <w:tc>
+          <w:tcPr/>
+          <w:p>
+            <w:pPr>
+              <w:pStyle w:val="Compact"/>
+            </w:pPr>
+            <w:r>
+              <w:t xml:space="preserve">full</w:t>
+            </w:r>
+            <w:r>
+              <w:t xml:space="preserve"> </w:t>
+            </w:r>
+            <w:r>
+              <w:rPr>
+                <w:rStyle w:val="VerbatimChar"/>
+              </w:rPr>
+              <w:t xml:space="preserve">declared</w:t>
+            </w:r>
+            <w:r>
+              <w:t xml:space="preserve"> </w:t>
+            </w:r>
+            <w:r>
+              <w:t xml:space="preserve">block</w:t>
+            </w:r>
+          </w:p>
+        </w:tc>
+        <w:tc>
+          <w:tcPr/>
+          <w:p>
+            <w:pPr>
+              <w:pStyle w:val="Compact"/>
+            </w:pPr>
+            <w:r>
+              <w:t xml:space="preserve">PRD must-have section MUST include every</w:t>
+            </w:r>
+            <w:r>
+              <w:t xml:space="preserve"> </w:t>
+            </w:r>
+            <w:r>
+              <w:rPr>
+                <w:rStyle w:val="VerbatimChar"/>
+              </w:rPr>
+              <w:t xml:space="preserve">feature_surface[*]</w:t>
+            </w:r>
+            <w:r>
+              <w:t xml:space="preserve"> </w:t>
+            </w:r>
+            <w:r>
+              <w:t xml:space="preserve">with</w:t>
+            </w:r>
+            <w:r>
+              <w:t xml:space="preserve"> </w:t>
+            </w:r>
+            <w:r>
+              <w:rPr>
+                <w:rStyle w:val="VerbatimChar"/>
+              </w:rPr>
+              <w:t xml:space="preserve">must=true</w:t>
+            </w:r>
+            <w:r>
+              <w:t xml:space="preserve">.</w:t>
+            </w:r>
+          </w:p>
+        </w:tc>
+      </w:tr>
+      <w:tr>
+        <w:tc>
+          <w:tcPr/>
+          <w:p>
+            <w:pPr>
+              <w:pStyle w:val="Compact"/>
+            </w:pPr>
+            <w:r>
+              <w:t xml:space="preserve">1.C GATE-PFC</w:t>
+            </w:r>
+          </w:p>
+        </w:tc>
+        <w:tc>
+          <w:tcPr/>
+          <w:p>
+            <w:pPr>
+              <w:pStyle w:val="Compact"/>
+            </w:pPr>
+            <w:r>
+              <w:t xml:space="preserve">`declared.feature_surface[]</w:t>
+            </w:r>
+          </w:p>
+        </w:tc>
+        <w:tc>
+          <w:tcPr/>
+          <w:p>
+            <w:pPr>
+              <w:pStyle w:val="Compact"/>
+            </w:pPr>
+            <w:r>
+              <w:t xml:space="preserve">must==true`</w:t>
+            </w:r>
+          </w:p>
+        </w:tc>
+      </w:tr>
+      <w:tr>
+        <w:tc>
+          <w:tcPr/>
+          <w:p>
+            <w:pPr>
+              <w:pStyle w:val="Compact"/>
+            </w:pPr>
+            <w:r>
+              <w:t xml:space="preserve">3 red-team</w:t>
+            </w:r>
+          </w:p>
+        </w:tc>
+        <w:tc>
+          <w:tcPr/>
+          <w:p>
+            <w:pPr>
+              <w:pStyle w:val="Compact"/>
+            </w:pPr>
+            <w:r>
+              <w:rPr>
+                <w:rStyle w:val="VerbatimChar"/>
+              </w:rPr>
+              <w:t xml:space="preserve">declared.out_of_scope[]</w:t>
+            </w:r>
+          </w:p>
+        </w:tc>
+        <w:tc>
+          <w:tcPr/>
+          <w:p>
+            <w:pPr>
+              <w:pStyle w:val="Compact"/>
+            </w:pPr>
+            <w:r>
+              <w:t xml:space="preserve">Adversary's allowed weapons (items user explicitly excluded).</w:t>
+            </w:r>
+          </w:p>
+        </w:tc>
+      </w:tr>
+    </w:tbl>
+    <w:bookmarkEnd w:id="137"/>
+    <w:bookmarkStart w:id="138" w:name="X4aad05de23c8649de3cdf8586e01ee6f59ac826"/>
+    <w:p>
+      <w:pPr>
+        <w:pStyle w:val="Heading3"/>
+      </w:pPr>
+      <w:r>
+        <w:t xml:space="preserve">AB.8 Meta-gate —</w:t>
+      </w:r>
+      <w:r>
+        <w:t xml:space="preserve"> </w:t>
+      </w:r>
+      <w:r>
+        <w:rPr>
+          <w:rStyle w:val="VerbatimChar"/>
+        </w:rPr>
+        <w:t xml:space="preserve">intent-feature-surface-test.sh</w:t>
+      </w:r>
+    </w:p>
+    <w:p>
+      <w:pPr>
+        <w:pStyle w:val="FirstParagraph"/>
+      </w:pPr>
+      <w:r>
+        <w:t xml:space="preserve">5 fixtures driving</w:t>
+      </w:r>
+      <w:r>
+        <w:t xml:space="preserve"> </w:t>
+      </w:r>
+      <w:r>
+        <w:rPr>
+          <w:rStyle w:val="VerbatimChar"/>
+        </w:rPr>
+        <w:t xml:space="preserve">declare-intent.sh</w:t>
+      </w:r>
+      <w:r>
+        <w:t xml:space="preserve"> </w:t>
+      </w:r>
+      <w:r>
+        <w:t xml:space="preserve">with pre-populated</w:t>
+      </w:r>
+      <w:r>
+        <w:t xml:space="preserve"> </w:t>
+      </w:r>
+      <w:r>
+        <w:rPr>
+          <w:rStyle w:val="VerbatimChar"/>
+        </w:rPr>
+        <w:t xml:space="preserve">intent.json</w:t>
+      </w:r>
+      <w:r>
+        <w:t xml:space="preserve">:</w:t>
+      </w:r>
+    </w:p>
+    <w:tbl>
+      <w:tblPr>
+        <w:tblStyle w:val="Table"/>
+        <w:tblW w:type="auto" w:w="0"/>
+        <w:tblLook w:firstRow="1" w:lastRow="0" w:firstColumn="0" w:lastColumn="0" w:noHBand="0" w:noVBand="0" w:val="0020"/>
+      </w:tblPr>
+      <w:tblGrid>
+        <w:gridCol w:w="2640"/>
+        <w:gridCol w:w="2640"/>
+        <w:gridCol w:w="2640"/>
+      </w:tblGrid>
+      <w:tr>
+        <w:trPr>
+          <w:tblHeader w:val="on"/>
+        </w:trPr>
+        <w:tc>
+          <w:tcPr/>
+          <w:p>
+            <w:pPr>
+              <w:pStyle w:val="Compact"/>
+            </w:pPr>
+            <w:r>
+              <w:t xml:space="preserve">#</w:t>
+            </w:r>
+          </w:p>
+        </w:tc>
+        <w:tc>
+          <w:tcPr/>
+          <w:p>
+            <w:pPr>
+              <w:pStyle w:val="Compact"/>
+            </w:pPr>
+            <w:r>
+              <w:t xml:space="preserve">Fixture</w:t>
+            </w:r>
+          </w:p>
+        </w:tc>
+        <w:tc>
+          <w:tcPr/>
+          <w:p>
+            <w:pPr>
+              <w:pStyle w:val="Compact"/>
+            </w:pPr>
+            <w:r>
+              <w:t xml:space="preserve">Expected</w:t>
+            </w:r>
+          </w:p>
+        </w:tc>
+      </w:tr>
+      <w:tr>
+        <w:tc>
+          <w:tcPr/>
+          <w:p>
+            <w:pPr>
+              <w:pStyle w:val="Compact"/>
+            </w:pPr>
+            <w:r>
+              <w:t xml:space="preserve">1</w:t>
+            </w:r>
+          </w:p>
+        </w:tc>
+        <w:tc>
+          <w:tcPr/>
+          <w:p>
+            <w:pPr>
+              <w:pStyle w:val="Compact"/>
+            </w:pPr>
+            <w:r>
+              <w:t xml:space="preserve">empty</w:t>
+            </w:r>
+            <w:r>
+              <w:t xml:space="preserve"> </w:t>
+            </w:r>
+            <w:r>
+              <w:rPr>
+                <w:rStyle w:val="VerbatimChar"/>
+              </w:rPr>
+              <w:t xml:space="preserve">feature_surface</w:t>
+            </w:r>
+            <w:r>
+              <w:t xml:space="preserve"> </w:t>
+            </w:r>
+            <w:r>
+              <w:t xml:space="preserve">+ plain prompt</w:t>
+            </w:r>
+          </w:p>
+        </w:tc>
+        <w:tc>
+          <w:tcPr/>
+          <w:p>
+            <w:pPr>
+              <w:pStyle w:val="Compact"/>
+            </w:pPr>
+            <w:r>
+              <w:t xml:space="preserve">HALT (floor=3)</w:t>
+            </w:r>
+          </w:p>
+        </w:tc>
+      </w:tr>
+      <w:tr>
+        <w:tc>
+          <w:tcPr/>
+          <w:p>
+            <w:pPr>
+              <w:pStyle w:val="Compact"/>
+            </w:pPr>
+            <w:r>
+              <w:t xml:space="preserve">2</w:t>
+            </w:r>
+          </w:p>
+        </w:tc>
+        <w:tc>
+          <w:tcPr/>
+          <w:p>
+            <w:pPr>
+              <w:pStyle w:val="Compact"/>
+            </w:pPr>
+            <w:r>
+              <w:rPr>
+                <w:rStyle w:val="VerbatimChar"/>
+              </w:rPr>
+              <w:t xml:space="preserve">feature_surface</w:t>
+            </w:r>
+            <w:r>
+              <w:t xml:space="preserve"> </w:t>
+            </w:r>
+            <w:r>
+              <w:t xml:space="preserve">= 2 items + plain prompt + user-confirm history</w:t>
+            </w:r>
+          </w:p>
+        </w:tc>
+        <w:tc>
+          <w:tcPr/>
+          <w:p>
+            <w:pPr>
+              <w:pStyle w:val="Compact"/>
+            </w:pPr>
+            <w:r>
+              <w:t xml:space="preserve">HALT (below floor=3)</w:t>
+            </w:r>
+          </w:p>
+        </w:tc>
+      </w:tr>
+      <w:tr>
+        <w:tc>
+          <w:tcPr/>
+          <w:p>
+            <w:pPr>
+              <w:pStyle w:val="Compact"/>
+            </w:pPr>
+            <w:r>
+              <w:t xml:space="preserve">3</w:t>
+            </w:r>
+          </w:p>
+        </w:tc>
+        <w:tc>
+          <w:tcPr/>
+          <w:p>
+            <w:pPr>
+              <w:pStyle w:val="Compact"/>
+            </w:pPr>
+            <w:r>
+              <w:rPr>
+                <w:rStyle w:val="VerbatimChar"/>
+              </w:rPr>
+              <w:t xml:space="preserve">feature_surface</w:t>
+            </w:r>
+            <w:r>
+              <w:t xml:space="preserve"> </w:t>
+            </w:r>
+            <w:r>
+              <w:t xml:space="preserve">= 5 items + user-confirm history</w:t>
+            </w:r>
+          </w:p>
+        </w:tc>
+        <w:tc>
+          <w:tcPr/>
+          <w:p>
+            <w:pPr>
+              <w:pStyle w:val="Compact"/>
+            </w:pPr>
+            <w:r>
+              <w:t xml:space="preserve">READY</w:t>
+            </w:r>
+          </w:p>
+        </w:tc>
+      </w:tr>
+      <w:tr>
+        <w:tc>
+          <w:tcPr/>
+          <w:p>
+            <w:pPr>
+              <w:pStyle w:val="Compact"/>
+            </w:pPr>
+            <w:r>
+              <w:t xml:space="preserve">4</w:t>
+            </w:r>
+          </w:p>
+        </w:tc>
+        <w:tc>
+          <w:tcPr/>
+          <w:p>
+            <w:pPr>
+              <w:pStyle w:val="Compact"/>
+            </w:pPr>
+            <w:r>
+              <w:rPr>
+                <w:rStyle w:val="VerbatimChar"/>
+              </w:rPr>
+              <w:t xml:space="preserve">feature_surface</w:t>
+            </w:r>
+            <w:r>
+              <w:t xml:space="preserve"> </w:t>
+            </w:r>
+            <w:r>
+              <w:t xml:space="preserve">= 5 items + NO user-confirm history</w:t>
+            </w:r>
+          </w:p>
+        </w:tc>
+        <w:tc>
+          <w:tcPr/>
+          <w:p>
+            <w:pPr>
+              <w:pStyle w:val="Compact"/>
+            </w:pPr>
+            <w:r>
+              <w:t xml:space="preserve">HALT (vacuous-PASS guard)</w:t>
+            </w:r>
+          </w:p>
+        </w:tc>
+      </w:tr>
+      <w:tr>
+        <w:tc>
+          <w:tcPr/>
+          <w:p>
+            <w:pPr>
+              <w:pStyle w:val="Compact"/>
+            </w:pPr>
+            <w:r>
+              <w:t xml:space="preserve">5</w:t>
+            </w:r>
+          </w:p>
+        </w:tc>
+        <w:tc>
+          <w:tcPr/>
+          <w:p>
+            <w:pPr>
+              <w:pStyle w:val="Compact"/>
+            </w:pPr>
+            <w:r>
+              <w:t xml:space="preserve">"notion clone" prompt + only 3 items + user-confirm history</w:t>
+            </w:r>
+          </w:p>
+        </w:tc>
+        <w:tc>
+          <w:tcPr/>
+          <w:p>
+            <w:pPr>
+              <w:pStyle w:val="Compact"/>
+            </w:pPr>
+            <w:r>
+              <w:t xml:space="preserve">HALT (ref-product floor=5)</w:t>
+            </w:r>
+          </w:p>
+        </w:tc>
+      </w:tr>
+    </w:tbl>
+    <w:p>
+      <w:pPr>
+        <w:pStyle w:val="BodyText"/>
+      </w:pPr>
+      <w:r>
+        <w:t xml:space="preserve">All 5/5 PASS first run. Full meta-suite 12/12 PASS.</w:t>
+      </w:r>
+    </w:p>
+    <w:bookmarkEnd w:id="138"/>
+    <w:bookmarkStart w:id="139" w:name="ab9-whats-deferred-to-v88"/>
+    <w:p>
+      <w:pPr>
+        <w:pStyle w:val="Heading3"/>
+      </w:pPr>
+      <w:r>
+        <w:t xml:space="preserve">AB.9 What's deferred to v8.8</w:t>
+      </w:r>
+    </w:p>
+    <w:p>
+      <w:pPr>
+        <w:pStyle w:val="Compact"/>
+        <w:numPr>
+          <w:ilvl w:val="0"/>
+          <w:numId w:val="1060"/>
+        </w:numPr>
+      </w:pPr>
+      <w:r>
+        <w:t xml:space="preserve">Auto-feature-extraction from web research (auto-fill</w:t>
+      </w:r>
+      <w:r>
+        <w:t xml:space="preserve"> </w:t>
+      </w:r>
+      <w:r>
+        <w:rPr>
+          <w:rStyle w:val="VerbatimChar"/>
+        </w:rPr>
+        <w:t xml:space="preserve">feature_surface[]</w:t>
+      </w:r>
+      <w:r>
+        <w:t xml:space="preserve"> </w:t>
+      </w:r>
+      <w:r>
+        <w:t xml:space="preserve">from Wikipedia-style sources for famous products).</w:t>
+      </w:r>
+    </w:p>
+    <w:p>
+      <w:pPr>
+        <w:pStyle w:val="Compact"/>
+        <w:numPr>
+          <w:ilvl w:val="0"/>
+          <w:numId w:val="1060"/>
+        </w:numPr>
+      </w:pPr>
+      <w:r>
+        <w:t xml:space="preserve">Semantic deduplication ("comments" vs "comment threads" as same item).</w:t>
+      </w:r>
+    </w:p>
+    <w:p>
+      <w:pPr>
+        <w:pStyle w:val="Compact"/>
+        <w:numPr>
+          <w:ilvl w:val="0"/>
+          <w:numId w:val="1060"/>
+        </w:numPr>
+      </w:pPr>
+      <w:r>
+        <w:t xml:space="preserve">Negation tests (assert spec OUT-OF-SCOPE items don't accidentally implement).</w:t>
+      </w:r>
+    </w:p>
+    <w:p>
+      <w:pPr>
+        <w:pStyle w:val="Compact"/>
+        <w:numPr>
+          <w:ilvl w:val="0"/>
+          <w:numId w:val="1060"/>
+        </w:numPr>
+      </w:pPr>
+      <w:r>
+        <w:t xml:space="preserve">Cross-stage feature-surface trace (verify Stage 4 build covers every</w:t>
+      </w:r>
+      <w:r>
+        <w:t xml:space="preserve"> </w:t>
+      </w:r>
+      <w:r>
+        <w:rPr>
+          <w:rStyle w:val="VerbatimChar"/>
+        </w:rPr>
+        <w:t xml:space="preserve">must=true</w:t>
+      </w:r>
+      <w:r>
+        <w:t xml:space="preserve"> </w:t>
+      </w:r>
+      <w:r>
+        <w:t xml:space="preserve">item with ≥1 test).</w:t>
+      </w:r>
+    </w:p>
+    <w:bookmarkEnd w:id="139"/>
+    <w:bookmarkStart w:id="140" w:name="ab10-boss-facing-summary"/>
+    <w:p>
+      <w:pPr>
+        <w:pStyle w:val="Heading3"/>
+      </w:pPr>
+      <w:r>
+        <w:t xml:space="preserve">AB.10 Boss-facing summary</w:t>
+      </w:r>
+    </w:p>
+    <w:tbl>
+      <w:tblPr>
+        <w:tblStyle w:val="Table"/>
+        <w:tblW w:type="auto" w:w="0"/>
+        <w:tblLook w:firstRow="1" w:lastRow="0" w:firstColumn="0" w:lastColumn="0" w:noHBand="0" w:noVBand="0" w:val="0020"/>
+      </w:tblPr>
+      <w:tblGrid>
+        <w:gridCol w:w="3960"/>
+        <w:gridCol w:w="3960"/>
+      </w:tblGrid>
+      <w:tr>
+        <w:trPr>
+          <w:tblHeader w:val="on"/>
+        </w:trPr>
+        <w:tc>
+          <w:tcPr/>
+          <w:p>
+            <w:pPr>
+              <w:pStyle w:val="Compact"/>
+            </w:pPr>
+            <w:r>
+              <w:t xml:space="preserve">Q</w:t>
+            </w:r>
+          </w:p>
+        </w:tc>
+        <w:tc>
+          <w:tcPr/>
+          <w:p>
+            <w:pPr>
+              <w:pStyle w:val="Compact"/>
+            </w:pPr>
+            <w:r>
+              <w:t xml:space="preserve">A</w:t>
+            </w:r>
+          </w:p>
+        </w:tc>
+      </w:tr>
+      <w:tr>
+        <w:tc>
+          <w:tcPr/>
+          <w:p>
+            <w:pPr>
+              <w:pStyle w:val="Compact"/>
+            </w:pPr>
+            <w:r>
+              <w:t xml:space="preserve">Why is feature_surface now the source-of-truth instead of a catalog?</w:t>
+            </w:r>
+          </w:p>
+        </w:tc>
+        <w:tc>
+          <w:tcPr/>
+          <w:p>
+            <w:pPr>
+              <w:pStyle w:val="Compact"/>
+            </w:pPr>
+            <w:r>
+              <w:t xml:space="preserve">Catalog-per-product is unbounded. Every novel product (internal tools, niche games, new SaaS shapes) is a missing entry that silently passes. User-confirmed feature list works for any shape.</w:t>
+            </w:r>
+          </w:p>
+        </w:tc>
+      </w:tr>
+      <w:tr>
+        <w:tc>
+          <w:tcPr/>
+          <w:p>
+            <w:pPr>
+              <w:pStyle w:val="Compact"/>
+            </w:pPr>
+            <w:r>
+              <w:t xml:space="preserve">What stops the agent from inferring a short feature_surface and skipping the interview?</w:t>
+            </w:r>
+          </w:p>
+        </w:tc>
+        <w:tc>
+          <w:tcPr/>
+          <w:p>
+            <w:pPr>
+              <w:pStyle w:val="Compact"/>
+            </w:pPr>
+            <w:r>
+              <w:t xml:space="preserve">Vacuous-PASS guard. Without a</w:t>
+            </w:r>
+            <w:r>
+              <w:t xml:space="preserve"> </w:t>
+            </w:r>
+            <w:r>
+              <w:rPr>
+                <w:rStyle w:val="VerbatimChar"/>
+              </w:rPr>
+              <w:t xml:space="preserve">user-confirm-feature-surface</w:t>
+            </w:r>
+            <w:r>
+              <w:t xml:space="preserve"> </w:t>
+            </w:r>
+            <w:r>
+              <w:t xml:space="preserve">entry in</w:t>
+            </w:r>
+            <w:r>
+              <w:t xml:space="preserve"> </w:t>
+            </w:r>
+            <w:r>
+              <w:rPr>
+                <w:rStyle w:val="VerbatimChar"/>
+              </w:rPr>
+              <w:t xml:space="preserve">history[]</w:t>
+            </w:r>
+            <w:r>
+              <w:t xml:space="preserve">, the script HALTs regardless of confidence. The interview is mechanically falsifiable.</w:t>
+            </w:r>
+          </w:p>
+        </w:tc>
+      </w:tr>
+      <w:tr>
+        <w:tc>
+          <w:tcPr/>
+          <w:p>
+            <w:pPr>
+              <w:pStyle w:val="Compact"/>
+            </w:pPr>
+            <w:r>
+              <w:t xml:space="preserve">Why 5-item floor for referenced products instead of 3?</w:t>
+            </w:r>
+          </w:p>
+        </w:tc>
+        <w:tc>
+          <w:tcPr/>
+          <w:p>
+            <w:pPr>
+              <w:pStyle w:val="Compact"/>
+            </w:pPr>
+            <w:r>
+              <w:t xml:space="preserve">A "Notion clone" with 3 features is shallower than a generic "internal tool" with 3 features — the user invoked a known product, so the threshold rises to enforce expansion.</w:t>
+            </w:r>
+          </w:p>
+        </w:tc>
+      </w:tr>
+      <w:tr>
+        <w:tc>
+          <w:tcPr/>
+          <w:p>
+            <w:pPr>
+              <w:pStyle w:val="Compact"/>
+            </w:pPr>
+            <w:r>
+              <w:t xml:space="preserve">What if the user genuinely wants a one-feature MVP?</w:t>
+            </w:r>
+          </w:p>
+        </w:tc>
+        <w:tc>
+          <w:tcPr/>
+          <w:p>
+            <w:pPr>
+              <w:pStyle w:val="Compact"/>
+            </w:pPr>
+            <w:r>
+              <w:t xml:space="preserve">They mark every expanded item OUT-OF-SCOPE except the one they want. The interview still runs; the verdict reflects the explicit trim.</w:t>
+            </w:r>
+          </w:p>
+        </w:tc>
+      </w:tr>
+      <w:tr>
+        <w:tc>
+          <w:tcPr/>
+          <w:p>
+            <w:pPr>
+              <w:pStyle w:val="Compact"/>
+            </w:pPr>
+            <w:r>
+              <w:t xml:space="preserve">Is this skippable in</w:t>
+            </w:r>
+            <w:r>
+              <w:t xml:space="preserve"> </w:t>
+            </w:r>
+            <w:r>
+              <w:rPr>
+                <w:rStyle w:val="VerbatimChar"/>
+              </w:rPr>
+              <w:t xml:space="preserve">--fast</w:t>
+            </w:r>
+            <w:r>
+              <w:t xml:space="preserve"> </w:t>
+            </w:r>
+            <w:r>
+              <w:t xml:space="preserve">mode?</w:t>
+            </w:r>
+          </w:p>
+        </w:tc>
+        <w:tc>
+          <w:tcPr/>
+          <w:p>
+            <w:pPr>
+              <w:pStyle w:val="Compact"/>
+            </w:pPr>
+            <w:r>
+              <w:t xml:space="preserve">No. Stage 0.1 is exempt from</w:t>
+            </w:r>
+            <w:r>
+              <w:t xml:space="preserve"> </w:t>
+            </w:r>
+            <w:r>
+              <w:rPr>
+                <w:rStyle w:val="VerbatimChar"/>
+              </w:rPr>
+              <w:t xml:space="preserve">--fast</w:t>
+            </w:r>
+            <w:r>
+              <w:t xml:space="preserve"> </w:t>
+            </w:r>
+            <w:r>
+              <w:t xml:space="preserve">skipping (per §A). Fast mode lowers the confidence threshold; it does not bypass the LAW-INTENT-FS guard.</w:t>
+            </w:r>
+          </w:p>
+        </w:tc>
+      </w:tr>
+    </w:tbl>
     <w:p>
       <w:r>
         <w:pict>
@@ -44198,6 +47631,99 @@
         </w:pict>
       </w:r>
     </w:p>
+    <w:bookmarkEnd w:id="140"/>
+    <w:bookmarkEnd w:id="141"/>
+    <w:bookmarkStart w:id="142" w:name="appendix--gate-script-contract"/>
+    <w:p>
+      <w:pPr>
+        <w:pStyle w:val="Heading2"/>
+      </w:pPr>
+      <w:r>
+        <w:t xml:space="preserve">Appendix — Gate Script Contract</w:t>
+      </w:r>
+    </w:p>
+    <w:p>
+      <w:pPr>
+        <w:pStyle w:val="FirstParagraph"/>
+      </w:pPr>
+      <w:r>
+        <w:t xml:space="preserve">Every gate script (under</w:t>
+      </w:r>
+      <w:r>
+        <w:t xml:space="preserve"> </w:t>
+      </w:r>
+      <w:r>
+        <w:rPr>
+          <w:rStyle w:val="VerbatimChar"/>
+        </w:rPr>
+        <w:t xml:space="preserve">plugins/build-anything/scripts/</w:t>
+      </w:r>
+      <w:r>
+        <w:t xml:space="preserve">) honours one contract:</w:t>
+      </w:r>
+    </w:p>
+    <w:p>
+      <w:pPr>
+        <w:pStyle w:val="SourceCode"/>
+      </w:pPr>
+      <w:r>
+        <w:rPr>
+          <w:rStyle w:val="VerbatimChar"/>
+        </w:rPr>
+        <w:t xml:space="preserve">input:   --atom-dir &lt;path&gt;</w:t>
+      </w:r>
+      <w:r>
+        <w:br/>
+      </w:r>
+      <w:r>
+        <w:rPr>
+          <w:rStyle w:val="VerbatimChar"/>
+        </w:rPr>
+        <w:t xml:space="preserve">stdout:  PASS | FAIL | N/A_PENDING_REVIEWER | ERROR</w:t>
+      </w:r>
+      <w:r>
+        <w:br/>
+      </w:r>
+      <w:r>
+        <w:rPr>
+          <w:rStyle w:val="VerbatimChar"/>
+        </w:rPr>
+        <w:t xml:space="preserve">exit:    0 = PASS or N/A, 1 = FAIL, 2 = preflight/witness refusal, 4 = AL-4 cap, 127 = missing tool</w:t>
+      </w:r>
+      <w:r>
+        <w:br/>
+      </w:r>
+      <w:r>
+        <w:rPr>
+          <w:rStyle w:val="VerbatimChar"/>
+        </w:rPr>
+        <w:t xml:space="preserve">disk:    {atom_dir}/evidence/{gate}.json</w:t>
+      </w:r>
+      <w:r>
+        <w:br/>
+      </w:r>
+      <w:r>
+        <w:rPr>
+          <w:rStyle w:val="VerbatimChar"/>
+        </w:rPr>
+        <w:t xml:space="preserve">         + {confidence: 0-100, ambiguities: []}</w:t>
+      </w:r>
+    </w:p>
+    <w:p>
+      <w:pPr>
+        <w:pStyle w:val="FirstParagraph"/>
+      </w:pPr>
+      <w:r>
+        <w:t xml:space="preserve">The contract — not the file list — is the load-bearing artifact. Any future script that emits this shape is a valid gate. Any present script that fails this shape is a bug.</w:t>
+      </w:r>
+    </w:p>
+    <w:p>
+      <w:r>
+        <w:pict>
+          <v:rect style="width:0;height:1.5pt" o:hralign="center" o:hrstd="t" o:hr="t"/>
+        </w:pict>
+      </w:r>
+    </w:p>
     <w:p>
       <w:pPr>
         <w:pStyle w:val="FirstParagraph"/>
@@ -44216,8 +47742,8 @@
         <w:t xml:space="preserve">This is the only document required to operate the system.</w:t>
       </w:r>
     </w:p>
-    <w:bookmarkEnd w:id="131"/>
-    <w:bookmarkEnd w:id="132"/>
+    <w:bookmarkEnd w:id="142"/>
+    <w:bookmarkEnd w:id="143"/>
     <w:sectPr>
       <w:footnotePr>
         <w:numRestart w:val="eachSect"/>
@@ -45338,6 +48864,99 @@
     <w:lvlOverride w:ilvl="8">
       <w:startOverride w:val="1"/>
     </w:lvlOverride>
+  </w:num>
+  <w:num w:numId="1057">
+    <w:abstractNumId w:val="99411"/>
+    <w:lvlOverride w:ilvl="0">
+      <w:startOverride w:val="1"/>
+    </w:lvlOverride>
+    <w:lvlOverride w:ilvl="1">
+      <w:startOverride w:val="1"/>
+    </w:lvlOverride>
+    <w:lvlOverride w:ilvl="2">
+      <w:startOverride w:val="1"/>
+    </w:lvlOverride>
+    <w:lvlOverride w:ilvl="3">
+      <w:startOverride w:val="1"/>
+    </w:lvlOverride>
+    <w:lvlOverride w:ilvl="4">
+      <w:startOverride w:val="1"/>
+    </w:lvlOverride>
+    <w:lvlOverride w:ilvl="5">
+      <w:startOverride w:val="1"/>
+    </w:lvlOverride>
+    <w:lvlOverride w:ilvl="6">
+      <w:startOverride w:val="1"/>
+    </w:lvlOverride>
+    <w:lvlOverride w:ilvl="7">
+      <w:startOverride w:val="1"/>
+    </w:lvlOverride>
+    <w:lvlOverride w:ilvl="8">
+      <w:startOverride w:val="1"/>
+    </w:lvlOverride>
+  </w:num>
+  <w:num w:numId="1058">
+    <w:abstractNumId w:val="99411"/>
+    <w:lvlOverride w:ilvl="0">
+      <w:startOverride w:val="1"/>
+    </w:lvlOverride>
+    <w:lvlOverride w:ilvl="1">
+      <w:startOverride w:val="1"/>
+    </w:lvlOverride>
+    <w:lvlOverride w:ilvl="2">
+      <w:startOverride w:val="1"/>
+    </w:lvlOverride>
+    <w:lvlOverride w:ilvl="3">
+      <w:startOverride w:val="1"/>
+    </w:lvlOverride>
+    <w:lvlOverride w:ilvl="4">
+      <w:startOverride w:val="1"/>
+    </w:lvlOverride>
+    <w:lvlOverride w:ilvl="5">
+      <w:startOverride w:val="1"/>
+    </w:lvlOverride>
+    <w:lvlOverride w:ilvl="6">
+      <w:startOverride w:val="1"/>
+    </w:lvlOverride>
+    <w:lvlOverride w:ilvl="7">
+      <w:startOverride w:val="1"/>
+    </w:lvlOverride>
+    <w:lvlOverride w:ilvl="8">
+      <w:startOverride w:val="1"/>
+    </w:lvlOverride>
+  </w:num>
+  <w:num w:numId="1059">
+    <w:abstractNumId w:val="99411"/>
+    <w:lvlOverride w:ilvl="0">
+      <w:startOverride w:val="1"/>
+    </w:lvlOverride>
+    <w:lvlOverride w:ilvl="1">
+      <w:startOverride w:val="1"/>
+    </w:lvlOverride>
+    <w:lvlOverride w:ilvl="2">
+      <w:startOverride w:val="1"/>
+    </w:lvlOverride>
+    <w:lvlOverride w:ilvl="3">
+      <w:startOverride w:val="1"/>
+    </w:lvlOverride>
+    <w:lvlOverride w:ilvl="4">
+      <w:startOverride w:val="1"/>
+    </w:lvlOverride>
+    <w:lvlOverride w:ilvl="5">
+      <w:startOverride w:val="1"/>
+    </w:lvlOverride>
+    <w:lvlOverride w:ilvl="6">
+      <w:startOverride w:val="1"/>
+    </w:lvlOverride>
+    <w:lvlOverride w:ilvl="7">
+      <w:startOverride w:val="1"/>
+    </w:lvlOverride>
+    <w:lvlOverride w:ilvl="8">
+      <w:startOverride w:val="1"/>
+    </w:lvlOverride>
+  </w:num>
+  <w:num w:numId="1060">
+    <w:abstractNumId w:val="991"/>
   </w:num>
 </w:numbering>
 </file>

--- a/docs/ubs.docx
+++ b/docs/ubs.docx
@@ -1106,7 +1106,23 @@
         <w:t xml:space="preserve"> </w:t>
       </w:r>
       <w:r>
-        <w:t xml:space="preserve">(LAW-RT-PROPAGATE, LAW-CALL, LAW-BEHAVIORAL-MUSTHAVE) — inviolable. Violation = atom HALT + automation-ladder demotion.</w:t>
+        <w:t xml:space="preserve">(LAW-RT-PROPAGATE, LAW-CALL, LAW-BEHAVIORAL-MUSTHAVE) +</w:t>
+      </w:r>
+      <w:r>
+        <w:t xml:space="preserve"> </w:t>
+      </w:r>
+      <w:r>
+        <w:rPr>
+          <w:b/>
+          <w:bCs/>
+        </w:rPr>
+        <w:t xml:space="preserve">1 v9.0 coverage-trust law</w:t>
+      </w:r>
+      <w:r>
+        <w:t xml:space="preserve"> </w:t>
+      </w:r>
+      <w:r>
+        <w:t xml:space="preserve">(LAW-COV-EXEC) — inviolable. Violation = atom HALT + automation-ladder demotion.</w:t>
       </w:r>
     </w:p>
     <w:p>
@@ -4054,6 +4070,190 @@
       </w:r>
     </w:p>
     <w:p>
+      <w:pPr>
+        <w:pStyle w:val="BodyText"/>
+      </w:pPr>
+      <w:r>
+        <w:rPr>
+          <w:b/>
+          <w:bCs/>
+        </w:rPr>
+        <w:t xml:space="preserve">v9.0 trustworthy-coverage law.</w:t>
+      </w:r>
+      <w:r>
+        <w:t xml:space="preserve"> </w:t>
+      </w:r>
+      <w:r>
+        <w:t xml:space="preserve">This closes the 2026-06 Facebook-clone field report: the coverage verdict could read 100% (FE</w:t>
+      </w:r>
+      <w:r>
+        <w:t xml:space="preserve"> </w:t>
+      </w:r>
+      <w:r>
+        <w:rPr>
+          <w:i/>
+          <w:iCs/>
+        </w:rPr>
+        <w:t xml:space="preserve">and</w:t>
+      </w:r>
+      <w:r>
+        <w:t xml:space="preserve"> </w:t>
+      </w:r>
+      <w:r>
+        <w:t xml:space="preserve">BE) on a backend that never booted, because (a) GATE-IMPL certified coverage from agent-self-reported persona status files (no test ever ran), and (b) GATE-10 measured one whole-repo stack with a vacuous-PASS hole on python/go/rust — 100% of zero tests.</w:t>
+      </w:r>
+    </w:p>
+    <w:p>
+      <w:pPr>
+        <w:pStyle w:val="BodyText"/>
+      </w:pPr>
+      <w:r>
+        <w:rPr>
+          <w:b/>
+          <w:bCs/>
+        </w:rPr>
+        <w:t xml:space="preserve">LAW-COV-EXEC COVERAGE ⇒ EXECUTED, NOT SELF-REPORTED</w:t>
+      </w:r>
+      <w:r>
+        <w:t xml:space="preserve"> </w:t>
+      </w:r>
+      <w:r>
+        <w:t xml:space="preserve">— a coverage PASS MUST trace to a machine-produced coverage report over &gt; 0 instrumented lines; an agent's self-report is a claim, never evidence. Concretely: (a) GATE-IMPL (Stage 4) may not PASS on persona</w:t>
+      </w:r>
+      <w:r>
+        <w:t xml:space="preserve"> </w:t>
+      </w:r>
+      <w:r>
+        <w:rPr>
+          <w:rStyle w:val="VerbatimChar"/>
+        </w:rPr>
+        <w:t xml:space="preserve">*-status.json</w:t>
+      </w:r>
+      <w:r>
+        <w:t xml:space="preserve"> </w:t>
+      </w:r>
+      <w:r>
+        <w:t xml:space="preserve">claims when tests were dispatched against declared</w:t>
+      </w:r>
+      <w:r>
+        <w:t xml:space="preserve"> </w:t>
+      </w:r>
+      <w:r>
+        <w:rPr>
+          <w:rStyle w:val="VerbatimChar"/>
+        </w:rPr>
+        <w:t xml:space="preserve">core_flows[]</w:t>
+      </w:r>
+      <w:r>
+        <w:t xml:space="preserve"> </w:t>
+      </w:r>
+      <w:r>
+        <w:t xml:space="preserve">unless the machine coverage gate (GATE-10) produced a real PASS for that atom — absent / N/A / 0-instrumented machine coverage ⇒</w:t>
+      </w:r>
+      <w:r>
+        <w:t xml:space="preserve"> </w:t>
+      </w:r>
+      <w:r>
+        <w:rPr>
+          <w:rStyle w:val="VerbatimChar"/>
+        </w:rPr>
+        <w:t xml:space="preserve">N/A_PENDING_REVIEWER</w:t>
+      </w:r>
+      <w:r>
+        <w:t xml:space="preserve">, never a self-report PASS; (b) GATE-10 emits</w:t>
+      </w:r>
+      <w:r>
+        <w:t xml:space="preserve"> </w:t>
+      </w:r>
+      <w:r>
+        <w:rPr>
+          <w:rStyle w:val="VerbatimChar"/>
+        </w:rPr>
+        <w:t xml:space="preserve">N/A_PENDING_REVIEWER</w:t>
+      </w:r>
+      <w:r>
+        <w:t xml:space="preserve"> </w:t>
+      </w:r>
+      <w:r>
+        <w:t xml:space="preserve">(not a number) on EVERY stack when 0 statements were instrumented or no report was produced — the node</w:t>
+      </w:r>
+      <w:r>
+        <w:t xml:space="preserve"> </w:t>
+      </w:r>
+      <w:r>
+        <w:rPr>
+          <w:rStyle w:val="VerbatimChar"/>
+        </w:rPr>
+        <w:t xml:space="preserve">total==0</w:t>
+      </w:r>
+      <w:r>
+        <w:t xml:space="preserve"> </w:t>
+      </w:r>
+      <w:r>
+        <w:t xml:space="preserve">guard now also covers python/go/rust, so pytest collecting 0 tests no longer reads as 100%; (c) the mutation gate (GATE-11) — the catcher for assert-nothing tests — may not silently degrade to N/A on a CRITICAL atom (</w:t>
+      </w:r>
+      <w:r>
+        <w:rPr>
+          <w:rStyle w:val="VerbatimChar"/>
+        </w:rPr>
+        <w:t xml:space="preserve">scale_tier ∈ {scale, hyperscale}</w:t>
+      </w:r>
+      <w:r>
+        <w:t xml:space="preserve">, realtime-class product, or</w:t>
+      </w:r>
+      <w:r>
+        <w:t xml:space="preserve"> </w:t>
+      </w:r>
+      <w:r>
+        <w:rPr>
+          <w:rStyle w:val="VerbatimChar"/>
+        </w:rPr>
+        <w:t xml:space="preserve">gates.mechanical.mutation_tool_required=true</w:t>
+      </w:r>
+      <w:r>
+        <w:t xml:space="preserve">) when its tool is absent: there a missing tool is FAIL. Strengthens LAW-11 + LAW-F6: a gate that certifies coverage it never executed is the worst vacuous PASS. Enforced by GATE-IMPL (</w:t>
+      </w:r>
+      <w:r>
+        <w:rPr>
+          <w:rStyle w:val="VerbatimChar"/>
+        </w:rPr>
+        <w:t xml:space="preserve">scripts/implementer/implementer-coverage-gate.sh</w:t>
+      </w:r>
+      <w:r>
+        <w:t xml:space="preserve">), GATE-10 (</w:t>
+      </w:r>
+      <w:r>
+        <w:rPr>
+          <w:rStyle w:val="VerbatimChar"/>
+        </w:rPr>
+        <w:t xml:space="preserve">scripts/mechanical/coverage-check.sh</w:t>
+      </w:r>
+      <w:r>
+        <w:t xml:space="preserve">), GATE-11 (</w:t>
+      </w:r>
+      <w:r>
+        <w:rPr>
+          <w:rStyle w:val="VerbatimChar"/>
+        </w:rPr>
+        <w:t xml:space="preserve">scripts/mechanical/mutation-test.sh</w:t>
+      </w:r>
+      <w:r>
+        <w:t xml:space="preserve">); inversion-tested by</w:t>
+      </w:r>
+      <w:r>
+        <w:t xml:space="preserve"> </w:t>
+      </w:r>
+      <w:r>
+        <w:rPr>
+          <w:rStyle w:val="VerbatimChar"/>
+        </w:rPr>
+        <w:t xml:space="preserve">meta/coverage-trust-test.sh</w:t>
+      </w:r>
+      <w:r>
+        <w:t xml:space="preserve">.</w:t>
+      </w:r>
+    </w:p>
+    <w:p>
       <w:r>
         <w:pict>
           <v:rect style="width:0;height:1.5pt" o:hralign="center" o:hrstd="t" o:hr="t"/>
@@ -4748,7 +4948,38 @@
         <w:t xml:space="preserve"> </w:t>
       </w:r>
       <w:r>
-        <w:t xml:space="preserve">— line ≥ T1 AND branch ≥ T2. Script:</w:t>
+        <w:t xml:space="preserve">— line ≥ T1 AND branch ≥ T2.</w:t>
+      </w:r>
+      <w:r>
+        <w:t xml:space="preserve"> </w:t>
+      </w:r>
+      <w:r>
+        <w:rPr>
+          <w:b/>
+          <w:bCs/>
+        </w:rPr>
+        <w:t xml:space="preserve">v9.0 (LAW-COV-EXEC):</w:t>
+      </w:r>
+      <w:r>
+        <w:t xml:space="preserve"> </w:t>
+      </w:r>
+      <w:r>
+        <w:t xml:space="preserve">0 instrumented statements / no report produced ⇒</w:t>
+      </w:r>
+      <w:r>
+        <w:t xml:space="preserve"> </w:t>
+      </w:r>
+      <w:r>
+        <w:rPr>
+          <w:rStyle w:val="VerbatimChar"/>
+        </w:rPr>
+        <w:t xml:space="preserve">N/A_PENDING_REVIEWER</w:t>
+      </w:r>
+      <w:r>
+        <w:t xml:space="preserve"> </w:t>
+      </w:r>
+      <w:r>
+        <w:t xml:space="preserve">on every stack (node/python/go/rust) — 100%-of-zero-tests is never a PASS. Script:</w:t>
       </w:r>
       <w:r>
         <w:t xml:space="preserve"> </w:t>
@@ -8593,7 +8824,59 @@
         <w:t xml:space="preserve"> </w:t>
       </w:r>
       <w:r>
-        <w:t xml:space="preserve">collapse to single-persona; the gate still enforces files-changed ⊆ allowlist. Script:</w:t>
+        <w:t xml:space="preserve">collapse to single-persona; the gate still enforces files-changed ⊆ allowlist.</w:t>
+      </w:r>
+      <w:r>
+        <w:t xml:space="preserve"> </w:t>
+      </w:r>
+      <w:r>
+        <w:rPr>
+          <w:b/>
+          <w:bCs/>
+        </w:rPr>
+        <w:t xml:space="preserve">v9.0 (LAW-COV-EXEC):</w:t>
+      </w:r>
+      <w:r>
+        <w:t xml:space="preserve"> </w:t>
+      </w:r>
+      <w:r>
+        <w:t xml:space="preserve">when tests were dispatched against declared</w:t>
+      </w:r>
+      <w:r>
+        <w:t xml:space="preserve"> </w:t>
+      </w:r>
+      <w:r>
+        <w:rPr>
+          <w:rStyle w:val="VerbatimChar"/>
+        </w:rPr>
+        <w:t xml:space="preserve">core_flows[]</w:t>
+      </w:r>
+      <w:r>
+        <w:t xml:space="preserve">, a clean persona self-report is NOT sufficient for PASS — it MUST be corroborated by a real GATE-10 machine coverage PASS (&gt;0 instrumented lines). Uncorroborated (GATE-10 absent / N/A / 0-instrumented) ⇒</w:t>
+      </w:r>
+      <w:r>
+        <w:t xml:space="preserve"> </w:t>
+      </w:r>
+      <w:r>
+        <w:rPr>
+          <w:rStyle w:val="VerbatimChar"/>
+        </w:rPr>
+        <w:t xml:space="preserve">N/A_PENDING_REVIEWER</w:t>
+      </w:r>
+      <w:r>
+        <w:t xml:space="preserve">, never a PASS on self-reported</w:t>
+      </w:r>
+      <w:r>
+        <w:t xml:space="preserve"> </w:t>
+      </w:r>
+      <w:r>
+        <w:rPr>
+          <w:rStyle w:val="VerbatimChar"/>
+        </w:rPr>
+        <w:t xml:space="preserve">core_flows_covered[]</w:t>
+      </w:r>
+      <w:r>
+        <w:t xml:space="preserve">. This closes the FB-clone "100% FE+BE on a dead backend" hole. Script:</w:t>
       </w:r>
       <w:r>
         <w:t xml:space="preserve"> </w:t>

--- a/docs/ubs.docx
+++ b/docs/ubs.docx
@@ -1116,13 +1116,13 @@
           <w:b/>
           <w:bCs/>
         </w:rPr>
-        <w:t xml:space="preserve">1 v9.0 coverage-trust law</w:t>
-      </w:r>
-      <w:r>
-        <w:t xml:space="preserve"> </w:t>
-      </w:r>
-      <w:r>
-        <w:t xml:space="preserve">(LAW-COV-EXEC) — inviolable. Violation = atom HALT + automation-ladder demotion.</w:t>
+        <w:t xml:space="preserve">2 v9.0 laws</w:t>
+      </w:r>
+      <w:r>
+        <w:t xml:space="preserve"> </w:t>
+      </w:r>
+      <w:r>
+        <w:t xml:space="preserve">(LAW-COV-EXEC coverage-trust, LAW-RT-DERIVE realtime-from-features) — inviolable. Violation = atom HALT + automation-ladder demotion.</w:t>
       </w:r>
     </w:p>
     <w:p>
@@ -3820,211 +3820,32 @@
         <w:t xml:space="preserve"> </w:t>
       </w:r>
       <w:r>
-        <w:t xml:space="preserve">is FAIL (declared-but-skipped); enabled with zero journeys is FAIL (no vacuous pass); login/users/selectors undeclared ⇒ N/A_PENDING_REVIEWER (undrivable — reviewer verifies). A single-client optimistic-UI echo is NOT proof. Enforced by GATE-RT-PROPAGATE (</w:t>
-      </w:r>
-      <w:r>
-        <w:rPr>
-          <w:rStyle w:val="VerbatimChar"/>
-        </w:rPr>
-        <w:t xml:space="preserve">scripts/mechanical/e2e-multiclient.sh</w:t>
-      </w:r>
-      <w:r>
-        <w:t xml:space="preserve">).</w:t>
-      </w:r>
-    </w:p>
-    <w:p>
-      <w:pPr>
-        <w:pStyle w:val="BodyText"/>
-      </w:pPr>
+        <w:t xml:space="preserve">is FAIL (declared-but-skipped); enabled with zero journeys is FAIL (no vacuous pass); login/users/selectors undeclared ⇒ N/A_PENDING_REVIEWER (undrivable — reviewer verifies). A single-client optimistic-UI echo is NOT proof.</w:t>
+      </w:r>
+      <w:r>
+        <w:t xml:space="preserve"> </w:t>
+      </w:r>
       <w:r>
         <w:rPr>
           <w:b/>
           <w:bCs/>
         </w:rPr>
-        <w:t xml:space="preserve">LAW-CALL CALL ⇒ CONNECTS</w:t>
-      </w:r>
-      <w:r>
-        <w:t xml:space="preserve"> </w:t>
-      </w:r>
-      <w:r>
-        <w:t xml:space="preserve">— where a call surface exists, a working call MUST be proven, not merely present. GATE-CALL is mandatory when ANY holds: (a) a call feature is declared in</w:t>
-      </w:r>
-      <w:r>
-        <w:t xml:space="preserve"> </w:t>
-      </w:r>
-      <w:r>
-        <w:rPr>
-          <w:rStyle w:val="VerbatimChar"/>
-        </w:rPr>
-        <w:t xml:space="preserve">feature_surface</w:t>
-      </w:r>
-      <w:r>
-        <w:t xml:space="preserve">; (b) archetype</w:t>
-      </w:r>
-      <w:r>
-        <w:t xml:space="preserve"> </w:t>
-      </w:r>
-      <w:r>
-        <w:rPr>
-          <w:rStyle w:val="VerbatimChar"/>
-        </w:rPr>
-        <w:t xml:space="preserve">chat-app</w:t>
-      </w:r>
-      <w:r>
-        <w:t xml:space="preserve"> </w:t>
-      </w:r>
-      <w:r>
-        <w:t xml:space="preserve">at</w:t>
-      </w:r>
-      <w:r>
-        <w:t xml:space="preserve"> </w:t>
-      </w:r>
-      <w:r>
-        <w:rPr>
-          <w:rStyle w:val="VerbatimChar"/>
-        </w:rPr>
-        <w:t xml:space="preserve">scale_tier ∈ {scale, hyperscale}</w:t>
-      </w:r>
-      <w:r>
-        <w:t xml:space="preserve">; (c) the built UI exposes a call surface (≥2 corroborating signals: route + symbol/label, word-boundary anchored). A skill-authored fake-media probe opens two clients, A starts → B answers, and BOTH</w:t>
-      </w:r>
-      <w:r>
-        <w:t xml:space="preserve"> </w:t>
-      </w:r>
-      <w:r>
-        <w:rPr>
-          <w:rStyle w:val="VerbatimChar"/>
-        </w:rPr>
-        <w:t xml:space="preserve">RTCPeerConnection.connectionState</w:t>
-      </w:r>
-      <w:r>
-        <w:t xml:space="preserve"> </w:t>
-      </w:r>
-      <w:r>
-        <w:t xml:space="preserve">MUST reach</w:t>
-      </w:r>
-      <w:r>
-        <w:t xml:space="preserve"> </w:t>
-      </w:r>
-      <w:r>
-        <w:rPr>
-          <w:rStyle w:val="VerbatimChar"/>
-        </w:rPr>
-        <w:t xml:space="preserve">connected</w:t>
-      </w:r>
-      <w:r>
-        <w:t xml:space="preserve"> </w:t>
-      </w:r>
-      <w:r>
-        <w:t xml:space="preserve">within budget with ≥1 live remote track. A present-but-dead call button = FAIL. The app MUST expose its active</w:t>
-      </w:r>
-      <w:r>
-        <w:t xml:space="preserve"> </w:t>
-      </w:r>
-      <w:r>
-        <w:rPr>
-          <w:rStyle w:val="VerbatimChar"/>
-        </w:rPr>
-        <w:t xml:space="preserve">RTCPeerConnection</w:t>
-      </w:r>
-      <w:r>
-        <w:t xml:space="preserve"> </w:t>
-      </w:r>
-      <w:r>
-        <w:t xml:space="preserve">at</w:t>
-      </w:r>
-      <w:r>
-        <w:t xml:space="preserve"> </w:t>
-      </w:r>
-      <w:r>
-        <w:rPr>
-          <w:rStyle w:val="VerbatimChar"/>
-        </w:rPr>
-        <w:t xml:space="preserve">call.peer_accessor</w:t>
-      </w:r>
-      <w:r>
-        <w:t xml:space="preserve"> </w:t>
-      </w:r>
-      <w:r>
-        <w:t xml:space="preserve">(default</w:t>
-      </w:r>
-      <w:r>
-        <w:t xml:space="preserve"> </w:t>
-      </w:r>
-      <w:r>
-        <w:rPr>
-          <w:rStyle w:val="VerbatimChar"/>
-        </w:rPr>
-        <w:t xml:space="preserve">window.__rtcPeer</w:t>
-      </w:r>
-      <w:r>
-        <w:t xml:space="preserve">) under the E2E flag; absent ⇒ N/A_PENDING_REVIEWER (never silent PASS).</w:t>
-      </w:r>
-      <w:r>
-        <w:t xml:space="preserve"> </w:t>
-      </w:r>
-      <w:r>
-        <w:rPr>
-          <w:rStyle w:val="VerbatimChar"/>
-        </w:rPr>
-        <w:t xml:space="preserve">realtime_media</w:t>
-      </w:r>
-      <w:r>
-        <w:t xml:space="preserve"> </w:t>
-      </w:r>
-      <w:r>
-        <w:t xml:space="preserve">becomes a required capability whenever GATE-CALL is mandatory. Escape hatch:</w:t>
-      </w:r>
-      <w:r>
-        <w:t xml:space="preserve"> </w:t>
-      </w:r>
-      <w:r>
-        <w:rPr>
-          <w:rStyle w:val="VerbatimChar"/>
-        </w:rPr>
-        <w:t xml:space="preserve">call.ui_autodetect:false</w:t>
-      </w:r>
-      <w:r>
-        <w:t xml:space="preserve"> </w:t>
-      </w:r>
-      <w:r>
-        <w:t xml:space="preserve">REQUIRES a</w:t>
-      </w:r>
-      <w:r>
-        <w:t xml:space="preserve"> </w:t>
-      </w:r>
-      <w:r>
-        <w:rPr>
-          <w:rStyle w:val="VerbatimChar"/>
-        </w:rPr>
-        <w:t xml:space="preserve">call.ui_autodetect_reason</w:t>
-      </w:r>
-      <w:r>
-        <w:t xml:space="preserve"> </w:t>
-      </w:r>
-      <w:r>
-        <w:t xml:space="preserve">(LAW-F6). Enforced by GATE-CALL (</w:t>
-      </w:r>
-      <w:r>
-        <w:rPr>
-          <w:rStyle w:val="VerbatimChar"/>
-        </w:rPr>
-        <w:t xml:space="preserve">scripts/mechanical/e2e-call.sh</w:t>
-      </w:r>
-      <w:r>
-        <w:t xml:space="preserve">), GATE-WIRE-STACK, and</w:t>
-      </w:r>
-      <w:r>
-        <w:t xml:space="preserve"> </w:t>
-      </w:r>
-      <w:r>
-        <w:rPr>
-          <w:rStyle w:val="VerbatimChar"/>
-        </w:rPr>
-        <w:t xml:space="preserve">scripts/spec/call-surface-detect.sh</w:t>
-      </w:r>
-      <w:r>
-        <w:t xml:space="preserve">.</w:t>
+        <w:t xml:space="preserve">v9.0:</w:t>
+      </w:r>
+      <w:r>
+        <w:t xml:space="preserve"> </w:t>
+      </w:r>
+      <w:r>
+        <w:t xml:space="preserve">realtime-class eligibility also derives from declared features, not just the product name — see LAW-RT-DERIVE. Enforced by GATE-RT-PROPAGATE (</w:t>
+      </w:r>
+      <w:r>
+        <w:rPr>
+          <w:rStyle w:val="VerbatimChar"/>
+        </w:rPr>
+        <w:t xml:space="preserve">scripts/mechanical/e2e-multiclient.sh</w:t>
+      </w:r>
+      <w:r>
+        <w:t xml:space="preserve">).</w:t>
       </w:r>
     </w:p>
     <w:p>
@@ -4036,37 +3857,190 @@
           <w:b/>
           <w:bCs/>
         </w:rPr>
-        <w:t xml:space="preserve">LAW-BEHAVIORAL-MUSTHAVE INTERACTIVE ⇒ BEHAVIORAL PASS</w:t>
-      </w:r>
-      <w:r>
-        <w:t xml:space="preserve"> </w:t>
-      </w:r>
-      <w:r>
-        <w:t xml:space="preserve">— a must-have feature catalog-tagged</w:t>
-      </w:r>
-      <w:r>
-        <w:t xml:space="preserve"> </w:t>
-      </w:r>
-      <w:r>
-        <w:rPr>
-          <w:rStyle w:val="VerbatimChar"/>
-        </w:rPr>
-        <w:t xml:space="preserve">behavioral:&lt;gate&gt;</w:t>
-      </w:r>
-      <w:r>
-        <w:t xml:space="preserve"> </w:t>
-      </w:r>
-      <w:r>
-        <w:t xml:space="preserve">(realtime messaging, presence, live collaborative editing, calls) MUST have its mapped behavioral gate verdict = PASS. Static route + handler + test-file existence (GATE-PFC-WIRE) is necessary but NOT sufficient for these. Behavioral FAIL ⇒ FAIL; behavioral N/A or not-run ⇒ N/A (never upgraded to PASS). Enforced by GATE-BEHAVIORAL-MUSTHAVE (</w:t>
-      </w:r>
-      <w:r>
-        <w:rPr>
-          <w:rStyle w:val="VerbatimChar"/>
-        </w:rPr>
-        <w:t xml:space="preserve">scripts/spec/behavioral-binding-check.sh</w:t>
-      </w:r>
-      <w:r>
-        <w:t xml:space="preserve">).</w:t>
+        <w:t xml:space="preserve">LAW-CALL CALL ⇒ CONNECTS</w:t>
+      </w:r>
+      <w:r>
+        <w:t xml:space="preserve"> </w:t>
+      </w:r>
+      <w:r>
+        <w:t xml:space="preserve">— where a call surface exists, a working call MUST be proven, not merely present. GATE-CALL is mandatory when ANY holds: (a) a call feature is declared in</w:t>
+      </w:r>
+      <w:r>
+        <w:t xml:space="preserve"> </w:t>
+      </w:r>
+      <w:r>
+        <w:rPr>
+          <w:rStyle w:val="VerbatimChar"/>
+        </w:rPr>
+        <w:t xml:space="preserve">feature_surface</w:t>
+      </w:r>
+      <w:r>
+        <w:t xml:space="preserve">; (b) archetype</w:t>
+      </w:r>
+      <w:r>
+        <w:t xml:space="preserve"> </w:t>
+      </w:r>
+      <w:r>
+        <w:rPr>
+          <w:rStyle w:val="VerbatimChar"/>
+        </w:rPr>
+        <w:t xml:space="preserve">chat-app</w:t>
+      </w:r>
+      <w:r>
+        <w:t xml:space="preserve"> </w:t>
+      </w:r>
+      <w:r>
+        <w:t xml:space="preserve">at</w:t>
+      </w:r>
+      <w:r>
+        <w:t xml:space="preserve"> </w:t>
+      </w:r>
+      <w:r>
+        <w:rPr>
+          <w:rStyle w:val="VerbatimChar"/>
+        </w:rPr>
+        <w:t xml:space="preserve">scale_tier ∈ {scale, hyperscale}</w:t>
+      </w:r>
+      <w:r>
+        <w:t xml:space="preserve">; (c) the built UI exposes a call surface (≥2 corroborating signals: route + symbol/label, word-boundary anchored). A skill-authored fake-media probe opens two clients, A starts → B answers, and BOTH</w:t>
+      </w:r>
+      <w:r>
+        <w:t xml:space="preserve"> </w:t>
+      </w:r>
+      <w:r>
+        <w:rPr>
+          <w:rStyle w:val="VerbatimChar"/>
+        </w:rPr>
+        <w:t xml:space="preserve">RTCPeerConnection.connectionState</w:t>
+      </w:r>
+      <w:r>
+        <w:t xml:space="preserve"> </w:t>
+      </w:r>
+      <w:r>
+        <w:t xml:space="preserve">MUST reach</w:t>
+      </w:r>
+      <w:r>
+        <w:t xml:space="preserve"> </w:t>
+      </w:r>
+      <w:r>
+        <w:rPr>
+          <w:rStyle w:val="VerbatimChar"/>
+        </w:rPr>
+        <w:t xml:space="preserve">connected</w:t>
+      </w:r>
+      <w:r>
+        <w:t xml:space="preserve"> </w:t>
+      </w:r>
+      <w:r>
+        <w:t xml:space="preserve">within budget with ≥1 live remote track. A present-but-dead call button = FAIL. The app MUST expose its active</w:t>
+      </w:r>
+      <w:r>
+        <w:t xml:space="preserve"> </w:t>
+      </w:r>
+      <w:r>
+        <w:rPr>
+          <w:rStyle w:val="VerbatimChar"/>
+        </w:rPr>
+        <w:t xml:space="preserve">RTCPeerConnection</w:t>
+      </w:r>
+      <w:r>
+        <w:t xml:space="preserve"> </w:t>
+      </w:r>
+      <w:r>
+        <w:t xml:space="preserve">at</w:t>
+      </w:r>
+      <w:r>
+        <w:t xml:space="preserve"> </w:t>
+      </w:r>
+      <w:r>
+        <w:rPr>
+          <w:rStyle w:val="VerbatimChar"/>
+        </w:rPr>
+        <w:t xml:space="preserve">call.peer_accessor</w:t>
+      </w:r>
+      <w:r>
+        <w:t xml:space="preserve"> </w:t>
+      </w:r>
+      <w:r>
+        <w:t xml:space="preserve">(default</w:t>
+      </w:r>
+      <w:r>
+        <w:t xml:space="preserve"> </w:t>
+      </w:r>
+      <w:r>
+        <w:rPr>
+          <w:rStyle w:val="VerbatimChar"/>
+        </w:rPr>
+        <w:t xml:space="preserve">window.__rtcPeer</w:t>
+      </w:r>
+      <w:r>
+        <w:t xml:space="preserve">) under the E2E flag; absent ⇒ N/A_PENDING_REVIEWER (never silent PASS).</w:t>
+      </w:r>
+      <w:r>
+        <w:t xml:space="preserve"> </w:t>
+      </w:r>
+      <w:r>
+        <w:rPr>
+          <w:rStyle w:val="VerbatimChar"/>
+        </w:rPr>
+        <w:t xml:space="preserve">realtime_media</w:t>
+      </w:r>
+      <w:r>
+        <w:t xml:space="preserve"> </w:t>
+      </w:r>
+      <w:r>
+        <w:t xml:space="preserve">becomes a required capability whenever GATE-CALL is mandatory. Escape hatch:</w:t>
+      </w:r>
+      <w:r>
+        <w:t xml:space="preserve"> </w:t>
+      </w:r>
+      <w:r>
+        <w:rPr>
+          <w:rStyle w:val="VerbatimChar"/>
+        </w:rPr>
+        <w:t xml:space="preserve">call.ui_autodetect:false</w:t>
+      </w:r>
+      <w:r>
+        <w:t xml:space="preserve"> </w:t>
+      </w:r>
+      <w:r>
+        <w:t xml:space="preserve">REQUIRES a</w:t>
+      </w:r>
+      <w:r>
+        <w:t xml:space="preserve"> </w:t>
+      </w:r>
+      <w:r>
+        <w:rPr>
+          <w:rStyle w:val="VerbatimChar"/>
+        </w:rPr>
+        <w:t xml:space="preserve">call.ui_autodetect_reason</w:t>
+      </w:r>
+      <w:r>
+        <w:t xml:space="preserve"> </w:t>
+      </w:r>
+      <w:r>
+        <w:t xml:space="preserve">(LAW-F6). Enforced by GATE-CALL (</w:t>
+      </w:r>
+      <w:r>
+        <w:rPr>
+          <w:rStyle w:val="VerbatimChar"/>
+        </w:rPr>
+        <w:t xml:space="preserve">scripts/mechanical/e2e-call.sh</w:t>
+      </w:r>
+      <w:r>
+        <w:t xml:space="preserve">), GATE-WIRE-STACK, and</w:t>
+      </w:r>
+      <w:r>
+        <w:t xml:space="preserve"> </w:t>
+      </w:r>
+      <w:r>
+        <w:rPr>
+          <w:rStyle w:val="VerbatimChar"/>
+        </w:rPr>
+        <w:t xml:space="preserve">scripts/spec/call-surface-detect.sh</w:t>
+      </w:r>
+      <w:r>
+        <w:t xml:space="preserve">.</w:t>
       </w:r>
     </w:p>
     <w:p>
@@ -4078,6 +4052,48 @@
           <w:b/>
           <w:bCs/>
         </w:rPr>
+        <w:t xml:space="preserve">LAW-BEHAVIORAL-MUSTHAVE INTERACTIVE ⇒ BEHAVIORAL PASS</w:t>
+      </w:r>
+      <w:r>
+        <w:t xml:space="preserve"> </w:t>
+      </w:r>
+      <w:r>
+        <w:t xml:space="preserve">— a must-have feature catalog-tagged</w:t>
+      </w:r>
+      <w:r>
+        <w:t xml:space="preserve"> </w:t>
+      </w:r>
+      <w:r>
+        <w:rPr>
+          <w:rStyle w:val="VerbatimChar"/>
+        </w:rPr>
+        <w:t xml:space="preserve">behavioral:&lt;gate&gt;</w:t>
+      </w:r>
+      <w:r>
+        <w:t xml:space="preserve"> </w:t>
+      </w:r>
+      <w:r>
+        <w:t xml:space="preserve">(realtime messaging, presence, live collaborative editing, calls) MUST have its mapped behavioral gate verdict = PASS. Static route + handler + test-file existence (GATE-PFC-WIRE) is necessary but NOT sufficient for these. Behavioral FAIL ⇒ FAIL; behavioral N/A or not-run ⇒ N/A (never upgraded to PASS). Enforced by GATE-BEHAVIORAL-MUSTHAVE (</w:t>
+      </w:r>
+      <w:r>
+        <w:rPr>
+          <w:rStyle w:val="VerbatimChar"/>
+        </w:rPr>
+        <w:t xml:space="preserve">scripts/spec/behavioral-binding-check.sh</w:t>
+      </w:r>
+      <w:r>
+        <w:t xml:space="preserve">).</w:t>
+      </w:r>
+    </w:p>
+    <w:p>
+      <w:pPr>
+        <w:pStyle w:val="BodyText"/>
+      </w:pPr>
+      <w:r>
+        <w:rPr>
+          <w:b/>
+          <w:bCs/>
+        </w:rPr>
         <w:t xml:space="preserve">v9.0 trustworthy-coverage law.</w:t>
       </w:r>
       <w:r>
@@ -4251,6 +4267,226 @@
       </w:r>
       <w:r>
         <w:t xml:space="preserve">.</w:t>
+      </w:r>
+    </w:p>
+    <w:p>
+      <w:pPr>
+        <w:pStyle w:val="BodyText"/>
+      </w:pPr>
+      <w:r>
+        <w:rPr>
+          <w:b/>
+          <w:bCs/>
+        </w:rPr>
+        <w:t xml:space="preserve">v9.0 realtime-reach.</w:t>
+      </w:r>
+      <w:r>
+        <w:t xml:space="preserve"> </w:t>
+      </w:r>
+      <w:r>
+        <w:t xml:space="preserve">Same field report: the multi-client proof (GATE-RT-PROPAGATE, v8.9) was correct but never</w:t>
+      </w:r>
+      <w:r>
+        <w:t xml:space="preserve"> </w:t>
+      </w:r>
+      <w:r>
+        <w:rPr>
+          <w:i/>
+          <w:iCs/>
+        </w:rPr>
+        <w:t xml:space="preserve">fired</w:t>
+      </w:r>
+      <w:r>
+        <w:t xml:space="preserve"> </w:t>
+      </w:r>
+      <w:r>
+        <w:t xml:space="preserve">for the Facebook clone — eligibility keyed on the product NAME (</w:t>
+      </w:r>
+      <w:r>
+        <w:rPr>
+          <w:rStyle w:val="VerbatimChar"/>
+        </w:rPr>
+        <w:t xml:space="preserve">*chat*|*messag*|…</w:t>
+      </w:r>
+      <w:r>
+        <w:t xml:space="preserve">), and "facebook" / "social-network" matched nothing, so its Messenger feature went N/A and shipped unproven. Separately, implementer personas received no realtime how-to and coded sockets from memory (the repeated WebSocket bugs).</w:t>
+      </w:r>
+    </w:p>
+    <w:p>
+      <w:pPr>
+        <w:pStyle w:val="BodyText"/>
+      </w:pPr>
+      <w:r>
+        <w:rPr>
+          <w:b/>
+          <w:bCs/>
+        </w:rPr>
+        <w:t xml:space="preserve">LAW-RT-DERIVE REALTIME ELIGIBILITY FROM FEATURES, NOT NAME</w:t>
+      </w:r>
+      <w:r>
+        <w:t xml:space="preserve"> </w:t>
+      </w:r>
+      <w:r>
+        <w:t xml:space="preserve">— GATE-RT-PROPAGATE eligibility is derived from declared</w:t>
+      </w:r>
+      <w:r>
+        <w:t xml:space="preserve"> </w:t>
+      </w:r>
+      <w:r>
+        <w:rPr>
+          <w:rStyle w:val="VerbatimChar"/>
+        </w:rPr>
+        <w:t xml:space="preserve">feature_surface[].name</w:t>
+      </w:r>
+      <w:r>
+        <w:t xml:space="preserve"> </w:t>
+      </w:r>
+      <w:r>
+        <w:t xml:space="preserve">+</w:t>
+      </w:r>
+      <w:r>
+        <w:t xml:space="preserve"> </w:t>
+      </w:r>
+      <w:r>
+        <w:rPr>
+          <w:rStyle w:val="VerbatimChar"/>
+        </w:rPr>
+        <w:t xml:space="preserve">core_flows[]</w:t>
+      </w:r>
+      <w:r>
+        <w:t xml:space="preserve"> </w:t>
+      </w:r>
+      <w:r>
+        <w:t xml:space="preserve">(keywords: chat, messaging, presence, typing, live feed/update/notification, collaborative/co-edit, websocket), in addition to the product-name regex and explicit</w:t>
+      </w:r>
+      <w:r>
+        <w:t xml:space="preserve"> </w:t>
+      </w:r>
+      <w:r>
+        <w:rPr>
+          <w:rStyle w:val="VerbatimChar"/>
+        </w:rPr>
+        <w:t xml:space="preserve">realtime.enabled</w:t>
+      </w:r>
+      <w:r>
+        <w:t xml:space="preserve">. A build whose features include a realtime-class capability but leaves</w:t>
+      </w:r>
+      <w:r>
+        <w:t xml:space="preserve"> </w:t>
+      </w:r>
+      <w:r>
+        <w:rPr>
+          <w:rStyle w:val="VerbatimChar"/>
+        </w:rPr>
+        <w:t xml:space="preserve">realtime.enabled != true</w:t>
+      </w:r>
+      <w:r>
+        <w:t xml:space="preserve"> </w:t>
+      </w:r>
+      <w:r>
+        <w:t xml:space="preserve">is FAIL (the proof may not be silently skipped because the product happens to be</w:t>
+      </w:r>
+      <w:r>
+        <w:t xml:space="preserve"> </w:t>
+      </w:r>
+      <w:r>
+        <w:rPr>
+          <w:i/>
+          <w:iCs/>
+        </w:rPr>
+        <w:t xml:space="preserve">named</w:t>
+      </w:r>
+      <w:r>
+        <w:t xml:space="preserve"> </w:t>
+      </w:r>
+      <w:r>
+        <w:t xml:space="preserve">something the regex missed). Pairs with the implementer</w:t>
+      </w:r>
+      <w:r>
+        <w:t xml:space="preserve"> </w:t>
+      </w:r>
+      <w:r>
+        <w:rPr>
+          <w:b/>
+          <w:bCs/>
+        </w:rPr>
+        <w:t xml:space="preserve">tech-pack</w:t>
+      </w:r>
+      <w:r>
+        <w:t xml:space="preserve"> </w:t>
+      </w:r>
+      <w:r>
+        <w:t xml:space="preserve">mechanism: when the stack/features declare realtime, the dispatcher MUST hand</w:t>
+      </w:r>
+      <w:r>
+        <w:t xml:space="preserve"> </w:t>
+      </w:r>
+      <w:r>
+        <w:rPr>
+          <w:rStyle w:val="VerbatimChar"/>
+        </w:rPr>
+        <w:t xml:space="preserve">references/tech-packs/websocket-realtime.md</w:t>
+      </w:r>
+      <w:r>
+        <w:t xml:space="preserve"> </w:t>
+      </w:r>
+      <w:r>
+        <w:t xml:space="preserve">(auth-on-upgrade, reconnect+resync, heartbeat, room scoping, idempotent + persisted delivery, optimistic-send reconcile, E2E drivability) to the Dev-Backend + Dev-Frontend personas. Enforced by GATE-RT-PROPAGATE (</w:t>
+      </w:r>
+      <w:r>
+        <w:rPr>
+          <w:rStyle w:val="VerbatimChar"/>
+        </w:rPr>
+        <w:t xml:space="preserve">scripts/mechanical/e2e-multiclient.sh</w:t>
+      </w:r>
+      <w:r>
+        <w:t xml:space="preserve">); inversion-tested by</w:t>
+      </w:r>
+      <w:r>
+        <w:t xml:space="preserve"> </w:t>
+      </w:r>
+      <w:r>
+        <w:rPr>
+          <w:rStyle w:val="VerbatimChar"/>
+        </w:rPr>
+        <w:t xml:space="preserve">meta/realtime-propagation-test.sh</w:t>
+      </w:r>
+      <w:r>
+        <w:t xml:space="preserve"> </w:t>
+      </w:r>
+      <w:r>
+        <w:t xml:space="preserve">(cases 6–7: feature-derived FAIL + no-false-positive N/A).</w:t>
+      </w:r>
+      <w:r>
+        <w:t xml:space="preserve"> </w:t>
+      </w:r>
+      <w:r>
+        <w:rPr>
+          <w:i/>
+          <w:iCs/>
+        </w:rPr>
+        <w:t xml:space="preserve">Deferred to v9.0.1:</w:t>
+      </w:r>
+      <w:r>
+        <w:t xml:space="preserve"> </w:t>
+      </w:r>
+      <w:r>
+        <w:t xml:space="preserve">auto-deriving</w:t>
+      </w:r>
+      <w:r>
+        <w:t xml:space="preserve"> </w:t>
+      </w:r>
+      <w:r>
+        <w:rPr>
+          <w:rStyle w:val="VerbatimChar"/>
+        </w:rPr>
+        <w:t xml:space="preserve">realtime.{enabled,journeys}</w:t>
+      </w:r>
+      <w:r>
+        <w:t xml:space="preserve"> </w:t>
+      </w:r>
+      <w:r>
+        <w:t xml:space="preserve">from features (selector inference) — until then the feature-derived FAIL forces the builder to declare the probe config.</w:t>
       </w:r>
     </w:p>
     <w:p>

--- a/docs/ubs.docx
+++ b/docs/ubs.docx
@@ -1116,13 +1116,13 @@
           <w:b/>
           <w:bCs/>
         </w:rPr>
-        <w:t xml:space="preserve">2 v9.0 laws</w:t>
-      </w:r>
-      <w:r>
-        <w:t xml:space="preserve"> </w:t>
-      </w:r>
-      <w:r>
-        <w:t xml:space="preserve">(LAW-COV-EXEC coverage-trust, LAW-RT-DERIVE realtime-from-features) — inviolable. Violation = atom HALT + automation-ladder demotion.</w:t>
+        <w:t xml:space="preserve">3 v9.0 laws</w:t>
+      </w:r>
+      <w:r>
+        <w:t xml:space="preserve"> </w:t>
+      </w:r>
+      <w:r>
+        <w:t xml:space="preserve">(LAW-COV-EXEC coverage-trust, LAW-RT-DERIVE realtime-from-features, LAW-INTENT-DEFAULT archetype default-and-proceed) — inviolable. Violation = atom HALT + automation-ladder demotion.</w:t>
       </w:r>
     </w:p>
     <w:p>
@@ -4487,6 +4487,209 @@
       </w:r>
       <w:r>
         <w:t xml:space="preserve">from features (selector inference) — until then the feature-derived FAIL forces the builder to declare the probe config.</w:t>
+      </w:r>
+    </w:p>
+    <w:p>
+      <w:pPr>
+        <w:pStyle w:val="BodyText"/>
+      </w:pPr>
+      <w:r>
+        <w:rPr>
+          <w:b/>
+          <w:bCs/>
+        </w:rPr>
+        <w:t xml:space="preserve">v9.0 intent ergonomics.</w:t>
+      </w:r>
+      <w:r>
+        <w:t xml:space="preserve"> </w:t>
+      </w:r>
+      <w:r>
+        <w:t xml:space="preserve">Same field report: a bare</w:t>
+      </w:r>
+      <w:r>
+        <w:t xml:space="preserve"> </w:t>
+      </w:r>
+      <w:r>
+        <w:rPr>
+          <w:rStyle w:val="VerbatimChar"/>
+        </w:rPr>
+        <w:t xml:space="preserve">build facebook</w:t>
+      </w:r>
+      <w:r>
+        <w:t xml:space="preserve"> </w:t>
+      </w:r>
+      <w:r>
+        <w:t xml:space="preserve">triggered a fixed 7-field probe plus a mandatory 10–20-item feature-enumeration interview that the vacuous-PASS guard refused to skip ("took all day to answer"). This also exposed a standing conflict — the operating rule "never stop mid-flow to confirm" vs LAW-CL-95 / LAW-INTENT-FS, which</w:t>
+      </w:r>
+      <w:r>
+        <w:t xml:space="preserve"> </w:t>
+      </w:r>
+      <w:r>
+        <w:rPr>
+          <w:i/>
+          <w:iCs/>
+        </w:rPr>
+        <w:t xml:space="preserve">mandate</w:t>
+      </w:r>
+      <w:r>
+        <w:t xml:space="preserve"> </w:t>
+      </w:r>
+      <w:r>
+        <w:t xml:space="preserve">the interactive feature-confirmation stop.</w:t>
+      </w:r>
+    </w:p>
+    <w:p>
+      <w:pPr>
+        <w:pStyle w:val="BodyText"/>
+      </w:pPr>
+      <w:r>
+        <w:rPr>
+          <w:b/>
+          <w:bCs/>
+        </w:rPr>
+        <w:t xml:space="preserve">LAW-INTENT-DEFAULT KNOWN ARCHETYPE ⇒ DEFAULT-AND-PROCEED</w:t>
+      </w:r>
+      <w:r>
+        <w:t xml:space="preserve"> </w:t>
+      </w:r>
+      <w:r>
+        <w:t xml:space="preserve">— when the raw prompt matches a curated archetype (</w:t>
+      </w:r>
+      <w:r>
+        <w:rPr>
+          <w:rStyle w:val="VerbatimChar"/>
+        </w:rPr>
+        <w:t xml:space="preserve">scripts/intent/archetype-defaults.json</w:t>
+      </w:r>
+      <w:r>
+        <w:t xml:space="preserve">) and intent runs WITHOUT</w:t>
+      </w:r>
+      <w:r>
+        <w:t xml:space="preserve"> </w:t>
+      </w:r>
+      <w:r>
+        <w:rPr>
+          <w:rStyle w:val="VerbatimChar"/>
+        </w:rPr>
+        <w:t xml:space="preserve">--interactive</w:t>
+      </w:r>
+      <w:r>
+        <w:t xml:space="preserve">, Stage 0.1 pre-fills</w:t>
+      </w:r>
+      <w:r>
+        <w:t xml:space="preserve"> </w:t>
+      </w:r>
+      <w:r>
+        <w:rPr>
+          <w:rStyle w:val="VerbatimChar"/>
+        </w:rPr>
+        <w:t xml:space="preserve">declared.*</w:t>
+      </w:r>
+      <w:r>
+        <w:t xml:space="preserve"> </w:t>
+      </w:r>
+      <w:r>
+        <w:t xml:space="preserve">(product_type, primary_user, core_flows, success_criteria, scale_tier, cost, feature_surface) from the catalog and records an</w:t>
+      </w:r>
+      <w:r>
+        <w:t xml:space="preserve"> </w:t>
+      </w:r>
+      <w:r>
+        <w:rPr>
+          <w:rStyle w:val="VerbatimChar"/>
+        </w:rPr>
+        <w:t xml:space="preserve">agent-default-archetype</w:t>
+      </w:r>
+      <w:r>
+        <w:t xml:space="preserve"> </w:t>
+      </w:r>
+      <w:r>
+        <w:t xml:space="preserve">history entry. That entry satisfies the feature-surface confirmation guard (LAW-INTENT-FS) WITHOUT an interactive round —</w:t>
+      </w:r>
+      <w:r>
+        <w:t xml:space="preserve"> </w:t>
+      </w:r>
+      <w:r>
+        <w:rPr>
+          <w:rStyle w:val="VerbatimChar"/>
+        </w:rPr>
+        <w:t xml:space="preserve">build facebook</w:t>
+      </w:r>
+      <w:r>
+        <w:t xml:space="preserve"> </w:t>
+      </w:r>
+      <w:r>
+        <w:t xml:space="preserve">reaches READY in one pass, zero questions. This is NOT a vacuous PASS: the defaults are an explicit, recorded, user-overridable known-product spec (edit</w:t>
+      </w:r>
+      <w:r>
+        <w:t xml:space="preserve"> </w:t>
+      </w:r>
+      <w:r>
+        <w:rPr>
+          <w:rStyle w:val="VerbatimChar"/>
+        </w:rPr>
+        <w:t xml:space="preserve">declared.*</w:t>
+      </w:r>
+      <w:r>
+        <w:t xml:space="preserve"> </w:t>
+      </w:r>
+      <w:r>
+        <w:t xml:space="preserve">or re-run</w:t>
+      </w:r>
+      <w:r>
+        <w:t xml:space="preserve"> </w:t>
+      </w:r>
+      <w:r>
+        <w:rPr>
+          <w:rStyle w:val="VerbatimChar"/>
+        </w:rPr>
+        <w:t xml:space="preserve">--interactive</w:t>
+      </w:r>
+      <w:r>
+        <w:t xml:space="preserve"> </w:t>
+      </w:r>
+      <w:r>
+        <w:t xml:space="preserve">for the full interview), not a silent empty inference — so LAW-F6 holds in spirit. The catalog is small + high-confidence; an unmatched prompt falls through to the full probe + interview unchanged. This is the sanctioned reconciliation of "never stop mid-flow" with LAW-CL-95: the stop is replaced by recorded, overridable provenance, not skipped silently. Enforced by</w:t>
+      </w:r>
+      <w:r>
+        <w:t xml:space="preserve"> </w:t>
+      </w:r>
+      <w:r>
+        <w:rPr>
+          <w:rStyle w:val="VerbatimChar"/>
+        </w:rPr>
+        <w:t xml:space="preserve">scripts/intent/declare-intent.sh</w:t>
+      </w:r>
+      <w:r>
+        <w:t xml:space="preserve">; inversion-tested by</w:t>
+      </w:r>
+      <w:r>
+        <w:t xml:space="preserve"> </w:t>
+      </w:r>
+      <w:r>
+        <w:rPr>
+          <w:rStyle w:val="VerbatimChar"/>
+        </w:rPr>
+        <w:t xml:space="preserve">meta/intent-default-proceed-test.sh</w:t>
+      </w:r>
+      <w:r>
+        <w:t xml:space="preserve">.</w:t>
+      </w:r>
+      <w:r>
+        <w:t xml:space="preserve"> </w:t>
+      </w:r>
+      <w:r>
+        <w:rPr>
+          <w:i/>
+          <w:iCs/>
+        </w:rPr>
+        <w:t xml:space="preserve">Deferred to v9.0.1:</w:t>
+      </w:r>
+      <w:r>
+        <w:t xml:space="preserve"> </w:t>
+      </w:r>
+      <w:r>
+        <w:t xml:space="preserve">broadening the archetype catalog beyond the seed set.</w:t>
       </w:r>
     </w:p>
     <w:p>
